--- a/tvt3_v2/public/templates/HOP_DONG_MOI_CSHT.docx
+++ b/tvt3_v2/public/templates/HOP_DONG_MOI_CSHT.docx
@@ -1,6 +1,6 @@
 
 <file path=word/document.xml><?xml version="1.0" encoding="utf-8"?>
-<w:document xmlns:a="http://schemas.openxmlformats.org/drawingml/2006/main" xmlns:a14="http://schemas.microsoft.com/office/drawing/2010/main" xmlns:wpc="http://schemas.microsoft.com/office/word/2010/wordprocessingCanvas" xmlns:cx="http://schemas.microsoft.com/office/drawing/2014/chartex" xmlns:cx1="http://schemas.microsoft.com/office/drawing/2015/9/8/chartex" xmlns:cx2="http://schemas.microsoft.com/office/drawing/2015/10/21/chartex" xmlns:cx3="http://schemas.microsoft.com/office/drawing/2016/5/9/chartex" xmlns:cx4="http://schemas.microsoft.com/office/drawing/2016/5/10/chartex" xmlns:cx5="http://schemas.microsoft.com/office/drawing/2016/5/11/chartex" xmlns:cx6="http://schemas.microsoft.com/office/drawing/2016/5/12/chartex" xmlns:cx7="http://schemas.microsoft.com/office/drawing/2016/5/13/chartex" xmlns:cx8="http://schemas.microsoft.com/office/drawing/2016/5/14/chartex" xmlns:mc="http://schemas.openxmlformats.org/markup-compatibility/2006" xmlns:aink="http://schemas.microsoft.com/office/drawing/2016/ink" xmlns:am3d="http://schemas.microsoft.com/office/drawing/2017/model3d" xmlns:o="urn:schemas-microsoft-com:office:office" xmlns:oel="http://schemas.microsoft.com/office/2019/extlst" xmlns:r="http://schemas.openxmlformats.org/officeDocument/2006/relationships" xmlns:m="http://schemas.openxmlformats.org/officeDocument/2006/math" xmlns:v="urn:schemas-microsoft-com:vml" xmlns:wp14="http://schemas.microsoft.com/office/word/2010/wordprocessingDrawing" xmlns:wp="http://schemas.openxmlformats.org/drawingml/2006/wordprocessingDrawing" xmlns:w10="urn:schemas-microsoft-com:office:word" xmlns:w="http://schemas.openxmlformats.org/wordprocessingml/2006/main" xmlns:w14="http://schemas.microsoft.com/office/word/2010/wordml" xmlns:w15="http://schemas.microsoft.com/office/word/2012/wordml" xmlns:w16cex="http://schemas.microsoft.com/office/word/2018/wordml/cex" xmlns:w16cid="http://schemas.microsoft.com/office/word/2016/wordml/cid" xmlns:w16="http://schemas.microsoft.com/office/word/2018/wordml" xmlns:w16du="http://schemas.microsoft.com/office/word/2023/wordml/word16du" xmlns:w16sdtdh="http://schemas.microsoft.com/office/word/2020/wordml/sdtdatahash" xmlns:w16sdtfl="http://schemas.microsoft.com/office/word/2024/wordml/sdtformatlock" xmlns:w16se="http://schemas.microsoft.com/office/word/2015/wordml/symex" xmlns:wpg="http://schemas.microsoft.com/office/word/2010/wordprocessingGroup" xmlns:wpi="http://schemas.microsoft.com/office/word/2010/wordprocessingInk" xmlns:wne="http://schemas.microsoft.com/office/word/2006/wordml" xmlns:wps="http://schemas.microsoft.com/office/word/2010/wordprocessingShape" mc:Ignorable="w14 w15 w16se w16cid w16 w16cex w16sdtdh w16sdtfl w16du wp14">
+<w:document xmlns:a="http://schemas.openxmlformats.org/drawingml/2006/main" xmlns:pic="http://schemas.openxmlformats.org/drawingml/2006/picture" xmlns:a14="http://schemas.microsoft.com/office/drawing/2010/main" xmlns:wpc="http://schemas.microsoft.com/office/word/2010/wordprocessingCanvas" xmlns:cx="http://schemas.microsoft.com/office/drawing/2014/chartex" xmlns:cx1="http://schemas.microsoft.com/office/drawing/2015/9/8/chartex" xmlns:cx2="http://schemas.microsoft.com/office/drawing/2015/10/21/chartex" xmlns:cx3="http://schemas.microsoft.com/office/drawing/2016/5/9/chartex" xmlns:cx4="http://schemas.microsoft.com/office/drawing/2016/5/10/chartex" xmlns:cx5="http://schemas.microsoft.com/office/drawing/2016/5/11/chartex" xmlns:cx6="http://schemas.microsoft.com/office/drawing/2016/5/12/chartex" xmlns:cx7="http://schemas.microsoft.com/office/drawing/2016/5/13/chartex" xmlns:cx8="http://schemas.microsoft.com/office/drawing/2016/5/14/chartex" xmlns:mc="http://schemas.openxmlformats.org/markup-compatibility/2006" xmlns:aink="http://schemas.microsoft.com/office/drawing/2016/ink" xmlns:am3d="http://schemas.microsoft.com/office/drawing/2017/model3d" xmlns:o="urn:schemas-microsoft-com:office:office" xmlns:oel="http://schemas.microsoft.com/office/2019/extlst" xmlns:r="http://schemas.openxmlformats.org/officeDocument/2006/relationships" xmlns:m="http://schemas.openxmlformats.org/officeDocument/2006/math" xmlns:v="urn:schemas-microsoft-com:vml" xmlns:wp14="http://schemas.microsoft.com/office/word/2010/wordprocessingDrawing" xmlns:wp="http://schemas.openxmlformats.org/drawingml/2006/wordprocessingDrawing" xmlns:w10="urn:schemas-microsoft-com:office:word" xmlns:w="http://schemas.openxmlformats.org/wordprocessingml/2006/main" xmlns:w14="http://schemas.microsoft.com/office/word/2010/wordml" xmlns:w15="http://schemas.microsoft.com/office/word/2012/wordml" xmlns:w16cex="http://schemas.microsoft.com/office/word/2018/wordml/cex" xmlns:w16cid="http://schemas.microsoft.com/office/word/2016/wordml/cid" xmlns:w16="http://schemas.microsoft.com/office/word/2018/wordml" xmlns:w16du="http://schemas.microsoft.com/office/word/2023/wordml/word16du" xmlns:w16sdtdh="http://schemas.microsoft.com/office/word/2020/wordml/sdtdatahash" xmlns:w16sdtfl="http://schemas.microsoft.com/office/word/2024/wordml/sdtformatlock" xmlns:w16se="http://schemas.microsoft.com/office/word/2015/wordml/symex" xmlns:wpg="http://schemas.microsoft.com/office/word/2010/wordprocessingGroup" xmlns:wpi="http://schemas.microsoft.com/office/word/2010/wordprocessingInk" xmlns:wne="http://schemas.microsoft.com/office/word/2006/wordml" xmlns:wps="http://schemas.microsoft.com/office/word/2010/wordprocessingShape" mc:Ignorable="w14 w15 w16se w16cid w16 w16cex w16sdtdh w16sdtfl w16du wp14">
   <w:body>
     <w:tbl>
       <w:tblPr>
@@ -305,7 +305,7 @@
                 <w:rFonts w:ascii="Times New Roman" w:hAnsi="Times New Roman"/>
                 <w:szCs w:val="26"/>
               </w:rPr>
-              <w:t>Số:       /TTr-VT</w:t>
+              <w:t xml:space="preserve">Số: /TTr-VT</w:t>
             </w:r>
           </w:p>
         </w:tc>
@@ -329,41 +329,15 @@
                 <w:i/>
                 <w:szCs w:val="28"/>
               </w:rPr>
-              <w:t xml:space="preserve">Đồng Nai, ngày </w:t>
+              <w:t xml:space="preserve">Đồng Nai, ngày      tháng      năm </w:t>
             </w:r>
             <w:r>
               <w:rPr>
                 <w:rFonts w:ascii="Times New Roman" w:hAnsi="Times New Roman"/>
                 <w:i/>
                 <w:szCs w:val="28"/>
-                <w:lang w:val="vi-VN"/>
-              </w:rPr>
-              <w:t xml:space="preserve"> </w:t>
-            </w:r>
-            <w:r>
-              <w:rPr>
-                <w:rFonts w:ascii="Times New Roman" w:hAnsi="Times New Roman"/>
-                <w:i/>
-                <w:szCs w:val="28"/>
-              </w:rPr>
-              <w:t xml:space="preserve"> tháng</w:t>
-            </w:r>
-            <w:r>
-              <w:rPr>
-                <w:rFonts w:ascii="Times New Roman" w:hAnsi="Times New Roman"/>
-                <w:i/>
-                <w:szCs w:val="28"/>
-                <w:lang w:val="vi-VN"/>
-              </w:rPr>
-              <w:t xml:space="preserve"> </w:t>
-            </w:r>
-            <w:r>
-              <w:rPr>
-                <w:rFonts w:ascii="Times New Roman" w:hAnsi="Times New Roman"/>
-                <w:i/>
-                <w:szCs w:val="28"/>
-              </w:rPr>
-              <w:t xml:space="preserve">  năm 2026</w:t>
+              </w:rPr>
+              <w:t xml:space="preserve"> 2026</w:t>
             </w:r>
           </w:p>
         </w:tc>
@@ -473,6 +447,88 @@
       </w:pPr>
       <w:r>
         <w:rPr>
+          <w:rFonts w:ascii="Times New Roman" w:hAnsi="Times New Roman"/>
+          <w:b/>
+          <w:bCs/>
+          <w:noProof/>
+          <w:szCs w:val="25"/>
+        </w:rPr>
+        <w:drawing>
+          <wp:anchor distT="0" distB="0" distL="114300" distR="114300" simplePos="0" relativeHeight="251659264" behindDoc="1" locked="0" layoutInCell="1" allowOverlap="1" wp14:editId="75DE6EE0" wp14:anchorId="0A443629">
+            <wp:simplePos x="0" y="0"/>
+            <wp:positionH relativeFrom="margin">
+              <wp:align>center</wp:align>
+            </wp:positionH>
+            <wp:positionV relativeFrom="paragraph">
+              <wp:posOffset>97790</wp:posOffset>
+            </wp:positionV>
+            <wp:extent cx="2108200" cy="19050"/>
+            <wp:effectExtent l="0" t="0" r="6350" b="0"/>
+            <wp:wrapTight wrapText="bothSides">
+              <wp:wrapPolygon edited="0">
+                <wp:start x="0" y="0"/>
+                <wp:lineTo x="0" y="0"/>
+                <wp:lineTo x="21470" y="0"/>
+                <wp:lineTo x="21470" y="0"/>
+                <wp:lineTo x="0" y="0"/>
+              </wp:wrapPolygon>
+            </wp:wrapTight>
+            <wp:docPr id="384057371" name="Picture 1"/>
+            <wp:cNvGraphicFramePr>
+              <a:graphicFrameLocks xmlns:a="http://schemas.openxmlformats.org/drawingml/2006/main" noChangeAspect="1"/>
+            </wp:cNvGraphicFramePr>
+            <a:graphic xmlns:a="http://schemas.openxmlformats.org/drawingml/2006/main">
+              <a:graphicData uri="http://schemas.openxmlformats.org/drawingml/2006/picture">
+                <pic:pic xmlns:pic="http://schemas.openxmlformats.org/drawingml/2006/picture">
+                  <pic:nvPicPr>
+                    <pic:cNvPr id="0" name="Picture 2"/>
+                    <pic:cNvPicPr>
+                      <a:picLocks noChangeAspect="1" noChangeArrowheads="1"/>
+                    </pic:cNvPicPr>
+                  </pic:nvPicPr>
+                  <pic:blipFill>
+                    <a:blip r:embed="rId5">
+                      <a:extLst>
+                        <a:ext uri="{28A0092B-C50C-407E-A947-70E740481C1C}">
+                          <a14:useLocalDpi xmlns:a14="http://schemas.microsoft.com/office/drawing/2010/main" val="0"/>
+                        </a:ext>
+                      </a:extLst>
+                    </a:blip>
+                    <a:srcRect/>
+                    <a:stretch>
+                      <a:fillRect/>
+                    </a:stretch>
+                  </pic:blipFill>
+                  <pic:spPr bwMode="auto">
+                    <a:xfrm>
+                      <a:off x="0" y="0"/>
+                      <a:ext cx="2108200" cy="19050"/>
+                    </a:xfrm>
+                    <a:prstGeom prst="rect">
+                      <a:avLst/>
+                    </a:prstGeom>
+                    <a:noFill/>
+                    <a:ln>
+                      <a:noFill/>
+                    </a:ln>
+                  </pic:spPr>
+                </pic:pic>
+              </a:graphicData>
+            </a:graphic>
+          </wp:anchor>
+        </w:drawing>
+      </w:r>
+    </w:p>
+    <w:p>
+      <w:pPr>
+        <w:spacing w:before="120" w:line="360" w:lineRule="exact"/>
+        <w:jc w:val="center"/>
+        <w:rPr>
+          <w:rFonts w:ascii="Times New Roman" w:hAnsi="Times New Roman"/>
+        </w:rPr>
+      </w:pPr>
+      <w:r>
+        <w:rPr>
           <w:rStyle w:val="Emphasis"/>
           <w:rFonts w:ascii="Times New Roman" w:hAnsi="Times New Roman"/>
           <w:i w:val="0"/>
@@ -520,6 +576,71 @@
           <w:szCs w:val="26"/>
         </w:rPr>
         <w:t>Ý kiến chỉ đạo của Lãnh đạo MobiFone Đồng Nai</w:t>
+      </w:r>
+    </w:p>
+    <w:p>
+      <w:pPr>
+        <w:pBdr>
+          <w:top w:val="single" w:color="auto" w:sz="4" w:space="1"/>
+          <w:left w:val="single" w:color="auto" w:sz="4" w:space="4"/>
+          <w:bottom w:val="single" w:color="auto" w:sz="4" w:space="0"/>
+          <w:right w:val="single" w:color="auto" w:sz="4" w:space="0"/>
+        </w:pBdr>
+        <w:spacing w:before="120" w:line="360" w:lineRule="exact"/>
+        <w:jc w:val="center"/>
+        <w:rPr>
+          <w:rFonts w:ascii="Times New Roman" w:hAnsi="Times New Roman"/>
+        </w:rPr>
+      </w:pPr>
+      <w:r>
+        <w:rPr>
+          <w:rFonts w:ascii="Times New Roman" w:hAnsi="Times New Roman"/>
+        </w:rPr>
+        <w:t> </w:t>
+      </w:r>
+    </w:p>
+    <w:p>
+      <w:pPr>
+        <w:pBdr>
+          <w:top w:val="single" w:color="auto" w:sz="4" w:space="1"/>
+          <w:left w:val="single" w:color="auto" w:sz="4" w:space="4"/>
+          <w:bottom w:val="single" w:color="auto" w:sz="4" w:space="0"/>
+          <w:right w:val="single" w:color="auto" w:sz="4" w:space="0"/>
+        </w:pBdr>
+        <w:spacing w:before="120" w:line="360" w:lineRule="exact"/>
+        <w:jc w:val="center"/>
+        <w:rPr>
+          <w:rFonts w:ascii="Times New Roman" w:hAnsi="Times New Roman"/>
+        </w:rPr>
+      </w:pPr>
+      <w:r>
+        <w:rPr>
+          <w:rFonts w:ascii="Times New Roman" w:hAnsi="Times New Roman"/>
+          <w:szCs w:val="28"/>
+          <w:lang w:val="sv-SE"/>
+        </w:rPr>
+        <w:t> </w:t>
+      </w:r>
+    </w:p>
+    <w:p>
+      <w:pPr>
+        <w:pBdr>
+          <w:top w:val="single" w:color="auto" w:sz="4" w:space="1"/>
+          <w:left w:val="single" w:color="auto" w:sz="4" w:space="4"/>
+          <w:bottom w:val="single" w:color="auto" w:sz="4" w:space="0"/>
+          <w:right w:val="single" w:color="auto" w:sz="4" w:space="0"/>
+        </w:pBdr>
+        <w:spacing w:before="120" w:line="360" w:lineRule="exact"/>
+        <w:jc w:val="center"/>
+        <w:rPr>
+          <w:rFonts w:ascii="Times New Roman" w:hAnsi="Times New Roman"/>
+        </w:rPr>
+      </w:pPr>
+      <w:r>
+        <w:rPr>
+          <w:rFonts w:ascii="Times New Roman" w:hAnsi="Times New Roman"/>
+        </w:rPr>
+        <w:t> </w:t>
       </w:r>
     </w:p>
     <w:p>
@@ -864,14 +985,14 @@
           <w:szCs w:val="26"/>
           <w:lang w:val="vi-VN"/>
         </w:rPr>
-        <w:t xml:space="preserve"> {{NEW_PRICE}} đồng/tháng (bằng chữ: {{NEW_PRICE_TEXT}}) với</w:t>
-      </w:r>
-      <w:r>
-        <w:rPr>
-          <w:rFonts w:ascii="Times New Roman" w:hAnsi="Times New Roman"/>
-          <w:szCs w:val="26"/>
-        </w:rPr>
-        <w:t xml:space="preserve"> đơn giá chi tiết theo các hạng mục như sau: </w:t>
+        <w:t xml:space="preserve"> {{NEW_PRICE}} đồng/tháng (bằng chữ: {{NEW_PRICE_TEXT}})</w:t>
+      </w:r>
+      <w:r>
+        <w:rPr>
+          <w:rFonts w:ascii="Times New Roman" w:hAnsi="Times New Roman"/>
+          <w:szCs w:val="26"/>
+        </w:rPr>
+        <w:t xml:space="preserve">với đơn giá chi tiết theo các hạng mục như sau: </w:t>
       </w:r>
     </w:p>
     <w:tbl>
@@ -1003,7 +1124,7 @@
                 <w:bCs/>
                 <w:szCs w:val="26"/>
               </w:rPr>
-              <w:t>Giảm trừ dùng chung</w:t>
+              <w:t xml:space="preserve">Giảm trừ dùng chung</w:t>
             </w:r>
           </w:p>
         </w:tc>
@@ -1751,6 +1872,29 @@
           <w:lang w:val="vi-VN"/>
         </w:rPr>
         <w:t>Viễn thông có cơ sở thực hiện./.</w:t>
+      </w:r>
+    </w:p>
+    <w:p>
+      <w:pPr>
+        <w:tabs>
+          <w:tab w:val="left" w:pos="426"/>
+          <w:tab w:val="left" w:pos="810"/>
+          <w:tab w:val="left" w:pos="3240"/>
+        </w:tabs>
+        <w:spacing w:before="120" w:line="360" w:lineRule="exact"/>
+        <w:ind w:left="540" w:firstLine="720"/>
+        <w:jc w:val="both"/>
+        <w:rPr>
+          <w:rFonts w:ascii="Times New Roman" w:hAnsi="Times New Roman"/>
+          <w:szCs w:val="26"/>
+        </w:rPr>
+      </w:pPr>
+      <w:r>
+        <w:rPr>
+          <w:rFonts w:ascii="Times New Roman" w:hAnsi="Times New Roman"/>
+          <w:szCs w:val="26"/>
+        </w:rPr>
+        <w:t> </w:t>
       </w:r>
     </w:p>
     <w:tbl>
@@ -2467,7 +2611,7 @@
           <w:sz w:val="26"/>
           <w:szCs w:val="26"/>
         </w:rPr>
-        <w:t xml:space="preserve"> Hôm nay, ngày        tháng          năm 202</w:t>
+        <w:t xml:space="preserve"> Hôm nay, ngày      tháng      năm  202</w:t>
       </w:r>
       <w:r>
         <w:rPr>
@@ -2482,14 +2626,14 @@
           <w:sz w:val="26"/>
           <w:szCs w:val="26"/>
         </w:rPr>
-        <w:t xml:space="preserve"> tại</w:t>
+        <w:t xml:space="preserve"> tại </w:t>
       </w:r>
       <w:r>
         <w:rPr>
           <w:sz w:val="26"/>
           <w:szCs w:val="26"/>
         </w:rPr>
-        <w:t xml:space="preserve"> </w:t>
+        <w:t xml:space="preserve">tại </w:t>
       </w:r>
       <w:r>
         <w:rPr>
@@ -2552,6 +2696,7 @@
           <w:tab w:val="left" w:pos="2880"/>
         </w:tabs>
         <w:spacing w:before="120" w:line="320" w:lineRule="exact"/>
+        <w:ind w:firstLine="709"/>
         <w:jc w:val="both"/>
         <w:rPr>
           <w:rFonts w:ascii="Times New Roman" w:hAnsi="Times New Roman"/>
@@ -2716,6 +2861,7 @@
       <w:pPr>
         <w:pStyle w:val="NormalWeb"/>
         <w:spacing w:before="0" w:beforeAutospacing="0" w:after="0" w:afterAutospacing="0"/>
+        <w:ind w:firstLine="709"/>
         <w:jc w:val="both"/>
         <w:rPr>
           <w:sz w:val="26"/>
@@ -3111,6 +3257,7 @@
       <w:pPr>
         <w:widowControl w:val="0"/>
         <w:spacing w:before="80" w:after="80" w:line="360" w:lineRule="atLeast"/>
+        <w:ind w:firstLine="709"/>
         <w:jc w:val="both"/>
         <w:rPr>
           <w:rFonts w:ascii="Times New Roman" w:hAnsi="Times New Roman"/>
@@ -3126,7 +3273,7 @@
           <w:szCs w:val="26"/>
           <w:lang w:val="fr-FR"/>
         </w:rPr>
-        <w:t>(Giấy UQ số 08/UQ-MBF.ĐNa ngày 22/01/2026 do Giám đốc MobiFone Đồng Nai – Chi nhánh Tổng Công ty Viễn Thông MobiFone, Ông Bùi Chí Tuệ ký)</w:t>
+        <w:t>(Giấy UQ số 21/UQ-MBF.ĐNa ngày 19/06/2026 do Giám đốc MobiFone Đồng Nai – Chi nhánh Tổng Công ty Viễn Thông MobiFone, Ông Bùi Chí Tuệ ký)</w:t>
       </w:r>
     </w:p>
     <w:p>
@@ -3260,7 +3407,7 @@
                 <w:rFonts w:ascii="Times New Roman" w:hAnsi="Times New Roman"/>
                 <w:szCs w:val="28"/>
               </w:rPr>
-              <w:t xml:space="preserve">             </w:t>
+              <w:t xml:space="preserve"> </w:t>
             </w:r>
           </w:p>
           <w:p>
@@ -3444,6 +3591,11 @@
         </w:tc>
       </w:tr>
     </w:tbl>
+    <w:p>
+      <w:r>
+        <w:br w:type="page"/>
+      </w:r>
+    </w:p>
     <w:tbl>
       <w:tblPr>
         <w:tblpPr w:leftFromText="180" w:rightFromText="180" w:vertAnchor="text" w:horzAnchor="margin" w:tblpXSpec="center" w:tblpY="-832"/>
@@ -3905,7 +4057,7 @@
           <w:szCs w:val="26"/>
           <w:lang w:val="vi-VN"/>
         </w:rPr>
-        <w:t>Số:       -26/</w:t>
+        <w:t xml:space="preserve">Số: -26/</w:t>
       </w:r>
       <w:bookmarkEnd w:id="2"/>
       <w:r>
@@ -4052,7 +4204,7 @@
           <w:szCs w:val="26"/>
           <w:lang w:val="vi-VN"/>
         </w:rPr>
-        <w:t>Hôm nay, ngày        tháng         năm</w:t>
+        <w:t xml:space="preserve">Hôm nay, ngày      tháng      năm </w:t>
       </w:r>
       <w:r>
         <w:rPr>
@@ -4109,7 +4261,7 @@
       <w:pPr>
         <w:widowControl w:val="0"/>
         <w:spacing w:before="60" w:after="60"/>
-        <w:ind w:left="-18"/>
+        <w:ind w:left="-18" w:firstLine="709"/>
         <w:jc w:val="both"/>
         <w:rPr>
           <w:rFonts w:ascii="Times New Roman" w:hAnsi="Times New Roman"/>
@@ -4136,6 +4288,7 @@
       <w:pPr>
         <w:widowControl w:val="0"/>
         <w:shd w:val="clear" w:color="auto" w:fill="FFFFFF"/>
+        <w:ind w:firstLine="709"/>
         <w:rPr>
           <w:rFonts w:ascii="Times New Roman" w:hAnsi="Times New Roman"/>
           <w:szCs w:val="26"/>
@@ -4324,7 +4477,7 @@
           <w:rFonts w:ascii="Times New Roman" w:hAnsi="Times New Roman"/>
           <w:szCs w:val="26"/>
         </w:rPr>
-        <w:t xml:space="preserve">Điện thoại </w:t>
+        <w:t xml:space="preserve">Điện thọai </w:t>
       </w:r>
       <w:r>
         <w:rPr>
@@ -4806,6 +4959,7 @@
       <w:pPr>
         <w:widowControl w:val="0"/>
         <w:spacing w:before="80" w:after="80" w:line="360" w:lineRule="atLeast"/>
+        <w:ind w:firstLine="709"/>
         <w:jc w:val="both"/>
         <w:rPr>
           <w:rFonts w:ascii="Times New Roman" w:hAnsi="Times New Roman"/>
@@ -4821,7 +4975,7 @@
           <w:szCs w:val="26"/>
           <w:lang w:val="fr-FR"/>
         </w:rPr>
-        <w:t>(Giấy UQ số 08/UQ-MBF.ĐNa ngày 22/01/2026 do Giám đốc MobiFone Đồng Nai – Chi nhánh Tổng Công ty Viễn Thông MobiFone, Ông Bùi Chí Tuệ ký)</w:t>
+        <w:t>(Giấy UQ số 21/UQ-MBF.ĐNa ngày 19/06/2026 do Giám đốc MobiFone Đồng Nai – Chi nhánh Tổng Công ty Viễn Thông MobiFone, Ông Bùi Chí Tuệ ký)</w:t>
       </w:r>
     </w:p>
     <w:p>
@@ -4988,6 +5142,7 @@
       <w:pPr>
         <w:widowControl w:val="0"/>
         <w:spacing w:before="120" w:after="120"/>
+        <w:ind w:firstLine="709"/>
         <w:jc w:val="both"/>
         <w:rPr>
           <w:rFonts w:ascii="Times New Roman" w:hAnsi="Times New Roman"/>
@@ -5099,6 +5254,7 @@
       <w:pPr>
         <w:widowControl w:val="0"/>
         <w:spacing w:before="120" w:line="360" w:lineRule="atLeast"/>
+        <w:ind w:firstLine="709"/>
         <w:jc w:val="both"/>
         <w:rPr>
           <w:rFonts w:ascii="Times New Roman" w:hAnsi="Times New Roman"/>
@@ -5178,7 +5334,7 @@
         <w:autoSpaceDE w:val="0"/>
         <w:autoSpaceDN w:val="0"/>
         <w:spacing w:before="60" w:after="60"/>
-        <w:ind w:left="720"/>
+        <w:ind w:left="720" w:firstLine="709"/>
         <w:jc w:val="both"/>
         <w:rPr>
           <w:rFonts w:ascii="Times New Roman" w:hAnsi="Times New Roman"/>
@@ -5285,7 +5441,7 @@
           <w:szCs w:val="26"/>
           <w:lang w:val="da-DK"/>
         </w:rPr>
-        <w:t xml:space="preserve">Bên A đồng ý cho Bên B sử dụng mặt bằng, cơ sở hạ tầng trạm BTS như trên để triển khai lắp đặt các thiết bị trạm thông tin di động và khai thác hạ tầng các mạng thông tin, truyền thông theo đúng quy định của pháp luật. </w:t>
+        <w:t xml:space="preserve">Bên A đồng ý cho Bên B sử dụng mặt bằng, cở sở hạ tầng trạm BTS như trên để triển khai lắp đặt các thiết bị trạm thông tin di động và khai thác hạ tầng các mạng thông tin, truyền thông theo đúng quy định của pháp luật. </w:t>
       </w:r>
     </w:p>
     <w:p>
@@ -5610,7 +5766,7 @@
       <w:pPr>
         <w:pStyle w:val="NormalWeb"/>
         <w:spacing w:before="60" w:beforeAutospacing="0" w:after="60" w:afterAutospacing="0"/>
-        <w:ind w:left="567"/>
+        <w:ind w:left="567" w:firstLine="709"/>
         <w:jc w:val="both"/>
         <w:rPr>
           <w:b/>
@@ -5828,6 +5984,7 @@
     </w:p>
     <w:p>
       <w:pPr>
+        <w:ind w:firstLine="709"/>
         <w:rPr>
           <w:rFonts w:ascii="Times New Roman" w:hAnsi="Times New Roman"/>
           <w:szCs w:val="26"/>
@@ -5981,10 +6138,9 @@
       <w:r>
         <w:rPr>
           <w:rFonts w:ascii="Times New Roman" w:hAnsi="Times New Roman"/>
-          <w:szCs w:val="26"/>
-          <w:lang w:val="vi-VN"/>
-        </w:rPr>
-        <w:t>Bên B cam kết tài khoản nhận thanh toán là ổn định và không thay đổi trong suốt thời gian thuê, đồng thời chịu trách nhiệm nếu có bất kỳ khiếu nại nào liên quan đến việc nhận tiền thanh toán của hợp đồng này vào tài khoản nêu trên</w:t>
+          <w:sz w:val="26"/>
+        </w:rPr>
+        <w:t>Bên A cam kết tài khoản nhận thanh toán là ổn định và không thay đổi trong suốt thời gian thuê, đồng thời chịu trách nhiệm nếu có bất kỳ khiếu nại nào liên quan đến việc nhận tiền thanh toán của hợp đồng này vào tài khoản nêu trên</w:t>
       </w:r>
     </w:p>
     <w:p>
@@ -6005,10 +6161,9 @@
       <w:r>
         <w:rPr>
           <w:rFonts w:ascii="Times New Roman" w:hAnsi="Times New Roman"/>
-          <w:szCs w:val="26"/>
-          <w:lang w:val="vi-VN"/>
-        </w:rPr>
-        <w:t>Trường hợp thay đổi thông tin tài khoản nhận thanh toán, Bên B phải báo trước bằng văn bản cho bên A chậm nhất là 30 ngày trước khi đến hạn của chu kỳ thanh toán kế tiếp và hai bên sẽ tiến hành ký phụ lục điều chỉnh thông tin tài khoản nhận tiền thanh toán.</w:t>
+          <w:sz w:val="26"/>
+        </w:rPr>
+        <w:t>Trường hợp thay đổi thông tin tài khoản nhận thanh toán, Bên A phải báo trước bằng văn bản cho bên B chậm nhất là 30 ngày trước khi đến hạn của chu kỳ thanh toán kế tiếp và hai bên sẽ tiến hành ký phụ lục điều chỉnh thông tin tài khoản nhận tiền thanh toán.</w:t>
       </w:r>
     </w:p>
     <w:p>
@@ -6375,7 +6530,7 @@
           <w:tab w:val="left" w:pos="709"/>
         </w:tabs>
         <w:spacing w:before="60" w:after="60" w:line="276" w:lineRule="auto"/>
-        <w:ind w:left="284"/>
+        <w:ind w:left="284" w:firstLine="709"/>
         <w:jc w:val="both"/>
         <w:rPr>
           <w:rFonts w:ascii="Times New Roman" w:hAnsi="Times New Roman"/>
@@ -7005,7 +7160,7 @@
           <w:szCs w:val="26"/>
           <w:lang w:val="da-DK"/>
         </w:rPr>
-        <w:t xml:space="preserve"> -    Cho bên B đặt đồng hồ điện kế trong nhà và có trách nhiệm trông coi điện kế, hỗ trợ điện lực ghi chỉ số điện hàng tháng. Bên A không được sử dụng nguồn điện cấp cho trạm BTS cho mục đích sử dụng riêng. Tuyệt đối không được phép tự ý ngắt, cúp cầu dao, CB… làm mất điện lưới của trạm. Nếu vi phạm sẽ bị xử phạt theo quy định về đảm bảo an toàn thông tin liên lạc và tần số vô tuyến điện, </w:t>
+        <w:t xml:space="preserve"> - Cho bên B đặt đồng hồ điện kế trong nhà và có trách nhiệm trông coi điện kế, hỗ trợ điện lực ghi chỉ số điện hàng tháng. Bên A không được sử dụng nguồn điện cấp cho trạm BTS cho mục đích sử dụng riêng. Tuyệt đối không được phép tự ý ngắt, cúp cầu dao, CB… làm mất điện lưới của trạm. Nếu vi phạm sẽ bị xử phạt theo quy định về đảm bảo an toàn thông tin liên lac và tần số vô tuyến điện, </w:t>
       </w:r>
       <w:r>
         <w:rPr>
@@ -7132,7 +7287,7 @@
           <w:szCs w:val="26"/>
           <w:lang w:val="vi-VN"/>
         </w:rPr>
-        <w:t xml:space="preserve"> quản lý, sửa chữa, bảo dưỡng định kỳ các hạng mục cơ sở hạ tầng cho thuê </w:t>
+        <w:t xml:space="preserve"> quản lý, sữa chữa, bảo dưỡng định kỳ các hạng mục cơ sở hạ tầng cho thuê </w:t>
       </w:r>
       <w:r>
         <w:rPr>
@@ -8164,7 +8319,7 @@
           <w:szCs w:val="26"/>
           <w:lang w:val="da-DK"/>
         </w:rPr>
-        <w:t xml:space="preserve">Bên B không chịu bất cứ trách nhiệm gì về những phát sinh ngoài hợp đồng đã ký với Bên A. Điều 5</w:t>
+        <w:t>Bên B không chịu bất cứ trách nhiệm gì về những phát sinh ngoài hợp đồng đã ký với bên A.</w:t>
       </w:r>
       <w:r>
         <w:rPr>
@@ -8176,7 +8331,7 @@
           <w:szCs w:val="26"/>
           <w:lang w:val="vi-VN"/>
         </w:rPr>
-        <w:t xml:space="preserve">. Giải quyết các sự kiện bất khả kháng và các sự kiện khách quan khác;</w:t>
+        <w:t xml:space="preserve">Điều 5. Giải quyết các sự kiện bất khả kháng và các sự kiện khách quan khác;</w:t>
       </w:r>
       <w:r>
         <w:rPr>
@@ -8209,6 +8364,7 @@
           <w:tab w:val="left" w:pos="851"/>
         </w:tabs>
         <w:spacing w:before="60" w:after="60" w:line="276" w:lineRule="auto"/>
+        <w:ind w:firstLine="709"/>
         <w:jc w:val="both"/>
         <w:rPr>
           <w:rFonts w:ascii="Times New Roman" w:hAnsi="Times New Roman"/>
@@ -8226,7 +8382,7 @@
           <w:szCs w:val="26"/>
           <w:lang w:val="da-DK"/>
         </w:rPr>
-        <w:t>5.1.     Bất khả kháng:</w:t>
+        <w:t xml:space="preserve">5.1. Bất khả kháng:</w:t>
       </w:r>
     </w:p>
     <w:p>
@@ -8915,6 +9071,7 @@
       <w:pPr>
         <w:keepNext/>
         <w:spacing w:before="60" w:after="60" w:line="276" w:lineRule="auto"/>
+        <w:ind w:firstLine="709"/>
         <w:jc w:val="both"/>
         <w:rPr>
           <w:rFonts w:ascii="Times New Roman" w:hAnsi="Times New Roman"/>
@@ -8942,7 +9099,7 @@
           <w:szCs w:val="26"/>
           <w:lang w:val="vi-VN"/>
         </w:rPr>
-        <w:t xml:space="preserve"> Các trường hợp chấm dứt và hủy bỏ hợp đồng</w:t>
+        <w:t xml:space="preserve">Các trường hợp chấm dứt và hủy bỏ hợp đồng</w:t>
       </w:r>
     </w:p>
     <w:p>
@@ -9177,6 +9334,7 @@
           <w:tab w:val="left" w:pos="360"/>
         </w:tabs>
         <w:spacing w:before="60" w:after="60" w:line="276" w:lineRule="auto"/>
+        <w:ind w:firstLine="709"/>
         <w:jc w:val="both"/>
         <w:rPr>
           <w:rFonts w:ascii="Times New Roman" w:hAnsi="Times New Roman"/>
@@ -9213,7 +9371,7 @@
           <w:szCs w:val="26"/>
           <w:lang w:val="vi-VN"/>
         </w:rPr>
-        <w:t>. Điều khoản chung</w:t>
+        <w:t xml:space="preserve">. Điều khoản chung</w:t>
       </w:r>
     </w:p>
     <w:p>

--- a/tvt3_v2/public/templates/HOP_DONG_MOI_CSHT.docx
+++ b/tvt3_v2/public/templates/HOP_DONG_MOI_CSHT.docx
@@ -1,6 +1,6 @@
 
 <file path=word/document.xml><?xml version="1.0" encoding="utf-8"?>
-<w:document xmlns:a="http://schemas.openxmlformats.org/drawingml/2006/main" xmlns:pic="http://schemas.openxmlformats.org/drawingml/2006/picture" xmlns:a14="http://schemas.microsoft.com/office/drawing/2010/main" xmlns:wpc="http://schemas.microsoft.com/office/word/2010/wordprocessingCanvas" xmlns:cx="http://schemas.microsoft.com/office/drawing/2014/chartex" xmlns:cx1="http://schemas.microsoft.com/office/drawing/2015/9/8/chartex" xmlns:cx2="http://schemas.microsoft.com/office/drawing/2015/10/21/chartex" xmlns:cx3="http://schemas.microsoft.com/office/drawing/2016/5/9/chartex" xmlns:cx4="http://schemas.microsoft.com/office/drawing/2016/5/10/chartex" xmlns:cx5="http://schemas.microsoft.com/office/drawing/2016/5/11/chartex" xmlns:cx6="http://schemas.microsoft.com/office/drawing/2016/5/12/chartex" xmlns:cx7="http://schemas.microsoft.com/office/drawing/2016/5/13/chartex" xmlns:cx8="http://schemas.microsoft.com/office/drawing/2016/5/14/chartex" xmlns:mc="http://schemas.openxmlformats.org/markup-compatibility/2006" xmlns:aink="http://schemas.microsoft.com/office/drawing/2016/ink" xmlns:am3d="http://schemas.microsoft.com/office/drawing/2017/model3d" xmlns:o="urn:schemas-microsoft-com:office:office" xmlns:oel="http://schemas.microsoft.com/office/2019/extlst" xmlns:r="http://schemas.openxmlformats.org/officeDocument/2006/relationships" xmlns:m="http://schemas.openxmlformats.org/officeDocument/2006/math" xmlns:v="urn:schemas-microsoft-com:vml" xmlns:wp14="http://schemas.microsoft.com/office/word/2010/wordprocessingDrawing" xmlns:wp="http://schemas.openxmlformats.org/drawingml/2006/wordprocessingDrawing" xmlns:w10="urn:schemas-microsoft-com:office:word" xmlns:w="http://schemas.openxmlformats.org/wordprocessingml/2006/main" xmlns:w14="http://schemas.microsoft.com/office/word/2010/wordml" xmlns:w15="http://schemas.microsoft.com/office/word/2012/wordml" xmlns:w16cex="http://schemas.microsoft.com/office/word/2018/wordml/cex" xmlns:w16cid="http://schemas.microsoft.com/office/word/2016/wordml/cid" xmlns:w16="http://schemas.microsoft.com/office/word/2018/wordml" xmlns:w16du="http://schemas.microsoft.com/office/word/2023/wordml/word16du" xmlns:w16sdtdh="http://schemas.microsoft.com/office/word/2020/wordml/sdtdatahash" xmlns:w16sdtfl="http://schemas.microsoft.com/office/word/2024/wordml/sdtformatlock" xmlns:w16se="http://schemas.microsoft.com/office/word/2015/wordml/symex" xmlns:wpg="http://schemas.microsoft.com/office/word/2010/wordprocessingGroup" xmlns:wpi="http://schemas.microsoft.com/office/word/2010/wordprocessingInk" xmlns:wne="http://schemas.microsoft.com/office/word/2006/wordml" xmlns:wps="http://schemas.microsoft.com/office/word/2010/wordprocessingShape" mc:Ignorable="w14 w15 w16se w16cid w16 w16cex w16sdtdh w16sdtfl w16du wp14">
+<w:document xmlns:ns1="http://schemas.openxmlformats.org/markup-compatibility/2006" xmlns:ns10="http://schemas.openxmlformats.org/officeDocument/2006/relationships" xmlns:ns11="http://schemas.microsoft.com/office/drawing/2010/main" xmlns:ns2="http://schemas.microsoft.com/office/word/2010/wordml" xmlns:ns3="http://schemas.openxmlformats.org/drawingml/2006/wordprocessingDrawing" xmlns:ns4="http://schemas.microsoft.com/office/word/2010/wordprocessingDrawing" xmlns:ns5="http://schemas.openxmlformats.org/drawingml/2006/main" xmlns:ns6="http://schemas.microsoft.com/office/word/2010/wordprocessingShape" xmlns:ns7="urn:schemas-microsoft-com:vml" xmlns:ns8="urn:schemas-microsoft-com:office:office" xmlns:ns9="http://schemas.openxmlformats.org/drawingml/2006/picture" xmlns:w="http://schemas.openxmlformats.org/wordprocessingml/2006/main" ns1:Ignorable="w14 w15 w16se w16cid w16 w16cex w16sdtdh w16sdtfl w16du wp14">
   <w:body>
     <w:tbl>
       <w:tblPr>
@@ -13,7 +13,7 @@
         <w:gridCol w:w="4390"/>
         <w:gridCol w:w="6237"/>
       </w:tblGrid>
-      <w:tr>
+      <w:tr ns2:paraId="05B76556" ns2:textId="77777777">
         <w:trPr>
           <w:trHeight w:val="260"/>
           <w:jc w:val="center"/>
@@ -22,7 +22,7 @@
           <w:tcPr>
             <w:tcW w:w="4390" w:type="dxa"/>
           </w:tcPr>
-          <w:p>
+          <w:p ns2:paraId="0155B00C" ns2:textId="77777777">
             <w:pPr>
               <w:jc w:val="center"/>
               <w:rPr>
@@ -32,13 +32,13 @@
             </w:pPr>
             <w:r>
               <w:rPr>
-                <w:rFonts w:ascii="Times New Roman" w:hAnsi="Times New Roman"/>
+                <w:rFonts w:ascii="Times New Roman" w:hAnsi="Times New Roman" w:cs="Times New Roman" w:eastAsia="Times New Roman"/>
                 <w:szCs w:val="26"/>
               </w:rPr>
               <w:t>MOBIFONE ĐỒNG NAI</w:t>
             </w:r>
           </w:p>
-          <w:p>
+          <w:p ns2:paraId="4F4F6365" ns2:textId="77777777">
             <w:pPr>
               <w:jc w:val="center"/>
               <w:rPr>
@@ -48,7 +48,7 @@
             </w:pPr>
             <w:r>
               <w:rPr>
-                <w:rFonts w:ascii="Times New Roman" w:hAnsi="Times New Roman"/>
+                <w:rFonts w:ascii="Times New Roman" w:hAnsi="Times New Roman" w:cs="Times New Roman" w:eastAsia="Times New Roman"/>
                 <w:b/>
                 <w:szCs w:val="26"/>
               </w:rPr>
@@ -60,7 +60,7 @@
           <w:tcPr>
             <w:tcW w:w="6237" w:type="dxa"/>
           </w:tcPr>
-          <w:p>
+          <w:p ns2:paraId="33A50BE2" ns2:textId="77777777">
             <w:pPr>
               <w:jc w:val="center"/>
               <w:rPr>
@@ -72,14 +72,14 @@
             </w:pPr>
             <w:r>
               <w:rPr>
-                <w:rFonts w:ascii="Times New Roman" w:hAnsi="Times New Roman"/>
+                <w:rFonts w:ascii="Times New Roman" w:hAnsi="Times New Roman" w:cs="Times New Roman" w:eastAsia="Times New Roman"/>
                 <w:b/>
                 <w:szCs w:val="28"/>
               </w:rPr>
               <w:t>CỘNG HOÀ XÃ HỘI CHỦ NGHĨA VIỆT NAM</w:t>
             </w:r>
           </w:p>
-          <w:p>
+          <w:p ns2:paraId="5DC5BB82" ns2:textId="77777777">
             <w:pPr>
               <w:jc w:val="center"/>
               <w:rPr>
@@ -90,7 +90,7 @@
             </w:pPr>
             <w:r>
               <w:rPr>
-                <w:rFonts w:ascii="Times New Roman" w:hAnsi="Times New Roman"/>
+                <w:rFonts w:ascii="Times New Roman" w:hAnsi="Times New Roman" w:cs="Times New Roman" w:eastAsia="Times New Roman"/>
                 <w:b/>
                 <w:szCs w:val="28"/>
               </w:rPr>
@@ -99,7 +99,7 @@
           </w:p>
         </w:tc>
       </w:tr>
-      <w:tr>
+      <w:tr ns2:paraId="3E4CF1F6" ns2:textId="77777777">
         <w:trPr>
           <w:trHeight w:val="395"/>
           <w:jc w:val="center"/>
@@ -108,7 +108,7 @@
           <w:tcPr>
             <w:tcW w:w="4390" w:type="dxa"/>
           </w:tcPr>
-          <w:p>
+          <w:p ns2:paraId="67B7586D" ns2:textId="77777777">
             <w:pPr>
               <w:jc w:val="center"/>
               <w:rPr>
@@ -119,74 +119,74 @@
             </w:pPr>
             <w:r>
               <w:rPr>
-                <w:rFonts w:ascii="Times New Roman" w:hAnsi="Times New Roman"/>
+                <w:rFonts w:ascii="Times New Roman" w:hAnsi="Times New Roman" w:cs="Times New Roman" w:eastAsia="Times New Roman"/>
                 <w:b/>
                 <w:noProof/>
                 <w:szCs w:val="26"/>
               </w:rPr>
-              <mc:AlternateContent>
-                <mc:Choice Requires="wps">
+              <ns1:AlternateContent>
+                <ns1:Choice Requires="wps">
                   <w:drawing>
-                    <wp:anchor distT="0" distB="0" distL="114300" distR="114300" simplePos="0" relativeHeight="251661312" behindDoc="0" locked="0" layoutInCell="1" allowOverlap="1" wp14:editId="3E24A989" wp14:anchorId="61315F5F">
-                      <wp:simplePos x="0" y="0"/>
-                      <wp:positionH relativeFrom="column">
-                        <wp:posOffset>652780</wp:posOffset>
-                      </wp:positionH>
-                      <wp:positionV relativeFrom="paragraph">
-                        <wp:posOffset>48260</wp:posOffset>
-                      </wp:positionV>
-                      <wp:extent cx="1560830" cy="0"/>
-                      <wp:effectExtent l="0" t="0" r="20320" b="19050"/>
-                      <wp:wrapNone/>
-                      <wp:docPr id="2000649774" name="Straight Connector 2000649774"/>
-                      <wp:cNvGraphicFramePr/>
-                      <a:graphic xmlns:a="http://schemas.openxmlformats.org/drawingml/2006/main">
-                        <a:graphicData uri="http://schemas.microsoft.com/office/word/2010/wordprocessingShape">
-                          <wps:wsp>
-                            <wps:cNvCnPr/>
-                            <wps:spPr>
-                              <a:xfrm flipH="1">
-                                <a:off x="0" y="0"/>
-                                <a:ext cx="1560830" cy="0"/>
-                              </a:xfrm>
-                              <a:prstGeom prst="line">
-                                <a:avLst/>
-                              </a:prstGeom>
-                              <a:ln>
-                                <a:solidFill>
-                                  <a:schemeClr val="tx1"/>
-                                </a:solidFill>
-                              </a:ln>
-                            </wps:spPr>
-                            <wps:style>
-                              <a:lnRef idx="1">
-                                <a:schemeClr val="accent1"/>
-                              </a:lnRef>
-                              <a:fillRef idx="0">
-                                <a:schemeClr val="accent1"/>
-                              </a:fillRef>
-                              <a:effectRef idx="0">
-                                <a:schemeClr val="accent1"/>
-                              </a:effectRef>
-                              <a:fontRef idx="minor">
-                                <a:schemeClr val="tx1"/>
-                              </a:fontRef>
-                            </wps:style>
-                            <wps:bodyPr/>
-                          </wps:wsp>
-                        </a:graphicData>
-                      </a:graphic>
-                    </wp:anchor>
+                    <ns3:anchor distT="0" distB="0" distL="114300" distR="114300" simplePos="0" relativeHeight="251661312" behindDoc="0" locked="0" layoutInCell="1" allowOverlap="1" ns4:editId="3E24A989" ns4:anchorId="61315F5F">
+                      <ns3:simplePos x="0" y="0"/>
+                      <ns3:positionH relativeFrom="column">
+                        <ns3:posOffset>652780</ns3:posOffset>
+                      </ns3:positionH>
+                      <ns3:positionV relativeFrom="paragraph">
+                        <ns3:posOffset>48260</ns3:posOffset>
+                      </ns3:positionV>
+                      <ns3:extent cx="1560830" cy="0"/>
+                      <ns3:effectExtent l="0" t="0" r="20320" b="19050"/>
+                      <ns3:wrapNone/>
+                      <ns3:docPr id="2000649774" name="Straight Connector 2000649774"/>
+                      <ns3:cNvGraphicFramePr/>
+                      <ns5:graphic>
+                        <ns5:graphicData uri="http://schemas.microsoft.com/office/word/2010/wordprocessingShape">
+                          <ns6:wsp>
+                            <ns6:cNvCnPr/>
+                            <ns6:spPr>
+                              <ns5:xfrm flipH="1">
+                                <ns5:off x="0" y="0"/>
+                                <ns5:ext cx="1560830" cy="0"/>
+                              </ns5:xfrm>
+                              <ns5:prstGeom prst="line">
+                                <ns5:avLst/>
+                              </ns5:prstGeom>
+                              <ns5:ln>
+                                <ns5:solidFill>
+                                  <ns5:schemeClr val="tx1"/>
+                                </ns5:solidFill>
+                              </ns5:ln>
+                            </ns6:spPr>
+                            <ns6:style>
+                              <ns5:lnRef idx="1">
+                                <ns5:schemeClr val="accent1"/>
+                              </ns5:lnRef>
+                              <ns5:fillRef idx="0">
+                                <ns5:schemeClr val="accent1"/>
+                              </ns5:fillRef>
+                              <ns5:effectRef idx="0">
+                                <ns5:schemeClr val="accent1"/>
+                              </ns5:effectRef>
+                              <ns5:fontRef idx="minor">
+                                <ns5:schemeClr val="tx1"/>
+                              </ns5:fontRef>
+                            </ns6:style>
+                            <ns6:bodyPr/>
+                          </ns6:wsp>
+                        </ns5:graphicData>
+                      </ns5:graphic>
+                    </ns3:anchor>
                   </w:drawing>
-                </mc:Choice>
-                <mc:Fallback>
+                </ns1:Choice>
+                <ns1:Fallback>
                   <w:pict>
-                    <v:line id="Straight Connector 2000649774" style="position:absolute;flip:x;z-index:251661312;visibility:visible;mso-wrap-style:square;mso-wrap-distance-left:9pt;mso-wrap-distance-top:0;mso-wrap-distance-right:9pt;mso-wrap-distance-bottom:0;mso-position-horizontal:absolute;mso-position-horizontal-relative:text;mso-position-vertical:absolute;mso-position-vertical-relative:text" o:spid="_x0000_s1026" strokecolor="black [3213]" strokeweight=".5pt" o:gfxdata="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" from="51.4pt,3.8pt" to="174.3pt,3.8pt" w14:anchorId="3A8FE28D">
-                      <v:stroke joinstyle="miter"/>
-                    </v:line>
+                    <ns7:line id="Straight Connector 2000649774" style="position:absolute;flip:x;z-index:251661312;visibility:visible;mso-wrap-style:square;mso-wrap-distance-left:9pt;mso-wrap-distance-top:0;mso-wrap-distance-right:9pt;mso-wrap-distance-bottom:0;mso-position-horizontal:absolute;mso-position-horizontal-relative:text;mso-position-vertical:absolute;mso-position-vertical-relative:text" ns8:spid="_x0000_s1026" strokecolor="black [3213]" strokeweight=".5pt" ns8:gfxdata="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" from="51.4pt,3.8pt" to="174.3pt,3.8pt" ns2:anchorId="3A8FE28D">
+                      <ns7:stroke joinstyle="miter"/>
+                    </ns7:line>
                   </w:pict>
-                </mc:Fallback>
-              </mc:AlternateContent>
+                </ns1:Fallback>
+              </ns1:AlternateContent>
             </w:r>
           </w:p>
         </w:tc>
@@ -194,7 +194,7 @@
           <w:tcPr>
             <w:tcW w:w="6237" w:type="dxa"/>
           </w:tcPr>
-          <w:p>
+          <w:p ns2:paraId="7FC832AC" ns2:textId="77777777">
             <w:pPr>
               <w:jc w:val="center"/>
               <w:rPr>
@@ -205,85 +205,85 @@
             </w:pPr>
             <w:r>
               <w:rPr>
-                <w:rFonts w:ascii="Times New Roman" w:hAnsi="Times New Roman"/>
+                <w:rFonts w:ascii="Times New Roman" w:hAnsi="Times New Roman" w:cs="Times New Roman" w:eastAsia="Times New Roman"/>
                 <w:b/>
                 <w:noProof/>
                 <w:szCs w:val="26"/>
               </w:rPr>
-              <mc:AlternateContent>
-                <mc:Choice Requires="wps">
+              <ns1:AlternateContent>
+                <ns1:Choice Requires="wps">
                   <w:drawing>
-                    <wp:anchor distT="0" distB="0" distL="114300" distR="114300" simplePos="0" relativeHeight="251660288" behindDoc="0" locked="0" layoutInCell="1" allowOverlap="1" wp14:editId="5D57BEEB" wp14:anchorId="1F88C76F">
-                      <wp:simplePos x="0" y="0"/>
-                      <wp:positionH relativeFrom="column">
-                        <wp:posOffset>848360</wp:posOffset>
-                      </wp:positionH>
-                      <wp:positionV relativeFrom="paragraph">
-                        <wp:posOffset>66675</wp:posOffset>
-                      </wp:positionV>
-                      <wp:extent cx="1992510" cy="0"/>
-                      <wp:effectExtent l="0" t="0" r="27305" b="19050"/>
-                      <wp:wrapNone/>
-                      <wp:docPr id="1463436238" name="Straight Connector 1463436238"/>
-                      <wp:cNvGraphicFramePr/>
-                      <a:graphic xmlns:a="http://schemas.openxmlformats.org/drawingml/2006/main">
-                        <a:graphicData uri="http://schemas.microsoft.com/office/word/2010/wordprocessingShape">
-                          <wps:wsp>
-                            <wps:cNvCnPr/>
-                            <wps:spPr>
-                              <a:xfrm flipV="1">
-                                <a:off x="0" y="0"/>
-                                <a:ext cx="1992510" cy="0"/>
-                              </a:xfrm>
-                              <a:prstGeom prst="line">
-                                <a:avLst/>
-                              </a:prstGeom>
-                              <a:ln>
-                                <a:solidFill>
-                                  <a:schemeClr val="tx1"/>
-                                </a:solidFill>
-                              </a:ln>
-                            </wps:spPr>
-                            <wps:style>
-                              <a:lnRef idx="1">
-                                <a:schemeClr val="accent1"/>
-                              </a:lnRef>
-                              <a:fillRef idx="0">
-                                <a:schemeClr val="accent1"/>
-                              </a:fillRef>
-                              <a:effectRef idx="0">
-                                <a:schemeClr val="accent1"/>
-                              </a:effectRef>
-                              <a:fontRef idx="minor">
-                                <a:schemeClr val="tx1"/>
-                              </a:fontRef>
-                            </wps:style>
-                            <wps:bodyPr/>
-                          </wps:wsp>
-                        </a:graphicData>
-                      </a:graphic>
-                      <wp14:sizeRelH relativeFrom="margin">
-                        <wp14:pctWidth>0</wp14:pctWidth>
-                      </wp14:sizeRelH>
-                      <wp14:sizeRelV relativeFrom="margin">
-                        <wp14:pctHeight>0</wp14:pctHeight>
-                      </wp14:sizeRelV>
-                    </wp:anchor>
+                    <ns3:anchor distT="0" distB="0" distL="114300" distR="114300" simplePos="0" relativeHeight="251660288" behindDoc="0" locked="0" layoutInCell="1" allowOverlap="1" ns4:editId="5D57BEEB" ns4:anchorId="1F88C76F">
+                      <ns3:simplePos x="0" y="0"/>
+                      <ns3:positionH relativeFrom="column">
+                        <ns3:posOffset>848360</ns3:posOffset>
+                      </ns3:positionH>
+                      <ns3:positionV relativeFrom="paragraph">
+                        <ns3:posOffset>66675</ns3:posOffset>
+                      </ns3:positionV>
+                      <ns3:extent cx="1992510" cy="0"/>
+                      <ns3:effectExtent l="0" t="0" r="27305" b="19050"/>
+                      <ns3:wrapNone/>
+                      <ns3:docPr id="1463436238" name="Straight Connector 1463436238"/>
+                      <ns3:cNvGraphicFramePr/>
+                      <ns5:graphic>
+                        <ns5:graphicData uri="http://schemas.microsoft.com/office/word/2010/wordprocessingShape">
+                          <ns6:wsp>
+                            <ns6:cNvCnPr/>
+                            <ns6:spPr>
+                              <ns5:xfrm flipV="1">
+                                <ns5:off x="0" y="0"/>
+                                <ns5:ext cx="1992510" cy="0"/>
+                              </ns5:xfrm>
+                              <ns5:prstGeom prst="line">
+                                <ns5:avLst/>
+                              </ns5:prstGeom>
+                              <ns5:ln>
+                                <ns5:solidFill>
+                                  <ns5:schemeClr val="tx1"/>
+                                </ns5:solidFill>
+                              </ns5:ln>
+                            </ns6:spPr>
+                            <ns6:style>
+                              <ns5:lnRef idx="1">
+                                <ns5:schemeClr val="accent1"/>
+                              </ns5:lnRef>
+                              <ns5:fillRef idx="0">
+                                <ns5:schemeClr val="accent1"/>
+                              </ns5:fillRef>
+                              <ns5:effectRef idx="0">
+                                <ns5:schemeClr val="accent1"/>
+                              </ns5:effectRef>
+                              <ns5:fontRef idx="minor">
+                                <ns5:schemeClr val="tx1"/>
+                              </ns5:fontRef>
+                            </ns6:style>
+                            <ns6:bodyPr/>
+                          </ns6:wsp>
+                        </ns5:graphicData>
+                      </ns5:graphic>
+                      <ns4:sizeRelH relativeFrom="margin">
+                        <ns4:pctWidth>0</ns4:pctWidth>
+                      </ns4:sizeRelH>
+                      <ns4:sizeRelV relativeFrom="margin">
+                        <ns4:pctHeight>0</ns4:pctHeight>
+                      </ns4:sizeRelV>
+                    </ns3:anchor>
                   </w:drawing>
-                </mc:Choice>
-                <mc:Fallback>
+                </ns1:Choice>
+                <ns1:Fallback>
                   <w:pict>
-                    <v:line id="Straight Connector 1463436238" style="position:absolute;flip:y;z-index:251660288;visibility:visible;mso-wrap-style:square;mso-width-percent:0;mso-height-percent:0;mso-wrap-distance-left:9pt;mso-wrap-distance-top:0;mso-wrap-distance-right:9pt;mso-wrap-distance-bottom:0;mso-position-horizontal:absolute;mso-position-horizontal-relative:text;mso-position-vertical:absolute;mso-position-vertical-relative:text;mso-width-percent:0;mso-height-percent:0;mso-width-relative:margin;mso-height-relative:margin" o:spid="_x0000_s1026" strokecolor="black [3213]" strokeweight=".5pt" o:gfxdata="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" from="66.8pt,5.25pt" to="223.7pt,5.25pt" w14:anchorId="7B0B0E0A">
-                      <v:stroke joinstyle="miter"/>
-                    </v:line>
+                    <ns7:line id="Straight Connector 1463436238" style="position:absolute;flip:y;z-index:251660288;visibility:visible;mso-wrap-style:square;mso-width-percent:0;mso-height-percent:0;mso-wrap-distance-left:9pt;mso-wrap-distance-top:0;mso-wrap-distance-right:9pt;mso-wrap-distance-bottom:0;mso-position-horizontal:absolute;mso-position-horizontal-relative:text;mso-position-vertical:absolute;mso-position-vertical-relative:text;mso-width-percent:0;mso-height-percent:0;mso-width-relative:margin;mso-height-relative:margin" ns8:spid="_x0000_s1026" strokecolor="black [3213]" strokeweight=".5pt" ns8:gfxdata="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" from="66.8pt,5.25pt" to="223.7pt,5.25pt" ns2:anchorId="7B0B0E0A">
+                      <ns7:stroke joinstyle="miter"/>
+                    </ns7:line>
                   </w:pict>
-                </mc:Fallback>
-              </mc:AlternateContent>
+                </ns1:Fallback>
+              </ns1:AlternateContent>
             </w:r>
           </w:p>
         </w:tc>
       </w:tr>
-      <w:tr>
+      <w:tr ns2:paraId="02D8C27D" ns2:textId="77777777">
         <w:trPr>
           <w:trHeight w:val="305"/>
           <w:jc w:val="center"/>
@@ -292,7 +292,7 @@
           <w:tcPr>
             <w:tcW w:w="4390" w:type="dxa"/>
           </w:tcPr>
-          <w:p>
+          <w:p ns2:paraId="28EB3F6A" ns2:textId="7FD79D33">
             <w:pPr>
               <w:jc w:val="center"/>
               <w:rPr>
@@ -302,7 +302,7 @@
             </w:pPr>
             <w:r>
               <w:rPr>
-                <w:rFonts w:ascii="Times New Roman" w:hAnsi="Times New Roman"/>
+                <w:rFonts w:ascii="Times New Roman" w:hAnsi="Times New Roman" w:cs="Times New Roman" w:eastAsia="Times New Roman"/>
                 <w:szCs w:val="26"/>
               </w:rPr>
               <w:t xml:space="preserve">Số: /TTr-VT</w:t>
@@ -313,7 +313,7 @@
           <w:tcPr>
             <w:tcW w:w="6237" w:type="dxa"/>
           </w:tcPr>
-          <w:p>
+          <w:p ns2:paraId="63EC7F33" ns2:textId="7FD79D53">
             <w:pPr>
               <w:jc w:val="center"/>
               <w:rPr>
@@ -325,7 +325,7 @@
             </w:pPr>
             <w:r>
               <w:rPr>
-                <w:rFonts w:ascii="Times New Roman" w:hAnsi="Times New Roman"/>
+                <w:rFonts w:ascii="Times New Roman" w:hAnsi="Times New Roman" w:cs="Times New Roman" w:eastAsia="Times New Roman"/>
                 <w:i/>
                 <w:szCs w:val="28"/>
               </w:rPr>
@@ -333,7 +333,7 @@
             </w:r>
             <w:r>
               <w:rPr>
-                <w:rFonts w:ascii="Times New Roman" w:hAnsi="Times New Roman"/>
+                <w:rFonts w:ascii="Times New Roman" w:hAnsi="Times New Roman" w:cs="Times New Roman" w:eastAsia="Times New Roman"/>
                 <w:i/>
                 <w:szCs w:val="28"/>
               </w:rPr>
@@ -342,7 +342,7 @@
           </w:p>
         </w:tc>
       </w:tr>
-      <w:tr>
+      <w:tr ns2:paraId="3CB66310" ns2:textId="77777777">
         <w:trPr>
           <w:trHeight w:val="443"/>
           <w:jc w:val="center"/>
@@ -351,7 +351,7 @@
           <w:tcPr>
             <w:tcW w:w="4390" w:type="dxa"/>
           </w:tcPr>
-          <w:p>
+          <w:p ns2:paraId="50A9EBA8" ns2:textId="77777777">
             <w:pPr>
               <w:jc w:val="center"/>
               <w:rPr>
@@ -366,7 +366,7 @@
           <w:tcPr>
             <w:tcW w:w="6237" w:type="dxa"/>
           </w:tcPr>
-          <w:p>
+          <w:p ns2:paraId="21C2795B" ns2:textId="77777777">
             <w:pPr>
               <w:jc w:val="right"/>
               <w:rPr>
@@ -380,7 +380,7 @@
         </w:tc>
       </w:tr>
     </w:tbl>
-    <w:p>
+    <w:p ns2:paraId="3C032FD5" ns2:textId="77777777">
       <w:pPr>
         <w:tabs>
           <w:tab w:val="left" w:pos="4800"/>
@@ -393,7 +393,7 @@
       </w:pPr>
       <w:r>
         <w:rPr>
-          <w:rFonts w:ascii="Times New Roman" w:hAnsi="Times New Roman"/>
+          <w:rFonts w:ascii="Times New Roman" w:hAnsi="Times New Roman" w:cs="Times New Roman" w:eastAsia="Times New Roman"/>
           <w:b/>
           <w:szCs w:val="28"/>
           <w:lang w:val="sv-SE"/>
@@ -401,7 +401,7 @@
         <w:t>TỜ TRÌNH</w:t>
       </w:r>
     </w:p>
-    <w:p>
+    <w:p ns2:paraId="614EE21B" ns2:textId="23E46CDC">
       <w:pPr>
         <w:spacing w:before="120" w:line="360" w:lineRule="exact"/>
         <w:jc w:val="center"/>
@@ -414,30 +414,30 @@
       </w:pPr>
       <w:r>
         <w:rPr>
-          <w:rFonts w:ascii="Times New Roman" w:hAnsi="Times New Roman"/>
+          <w:rFonts w:ascii="Times New Roman" w:hAnsi="Times New Roman" w:cs="Times New Roman" w:eastAsia="Times New Roman"/>
         </w:rPr>
         <w:t>Về việc</w:t>
       </w:r>
       <w:r>
         <w:rPr>
-          <w:rFonts w:ascii="Times New Roman" w:hAnsi="Times New Roman"/>
+          <w:rFonts w:ascii="Times New Roman" w:hAnsi="Times New Roman" w:cs="Times New Roman" w:eastAsia="Times New Roman"/>
         </w:rPr>
         <w:t xml:space="preserve"> thanh lý và ký lại hợp đồng</w:t>
       </w:r>
       <w:r>
         <w:rPr>
-          <w:rFonts w:ascii="Times New Roman" w:hAnsi="Times New Roman"/>
+          <w:rFonts w:ascii="Times New Roman" w:hAnsi="Times New Roman" w:cs="Times New Roman" w:eastAsia="Times New Roman"/>
         </w:rPr>
         <w:t xml:space="preserve"> trạm</w:t>
       </w:r>
       <w:r>
         <w:rPr>
-          <w:rFonts w:ascii="Times New Roman" w:hAnsi="Times New Roman"/>
+          <w:rFonts w:ascii="Times New Roman" w:hAnsi="Times New Roman" w:cs="Times New Roman" w:eastAsia="Times New Roman"/>
         </w:rPr>
         <w:t xml:space="preserve"> {{SITE_ID}}</w:t>
       </w:r>
     </w:p>
-    <w:p>
+    <w:p ns2:paraId="2A451CF2" ns2:textId="77777777">
       <w:pPr>
         <w:spacing w:before="120" w:line="360" w:lineRule="exact"/>
         <w:jc w:val="center"/>
@@ -447,79 +447,79 @@
       </w:pPr>
       <w:r>
         <w:rPr>
-          <w:rFonts w:ascii="Times New Roman" w:hAnsi="Times New Roman"/>
+          <w:rFonts w:ascii="Times New Roman" w:hAnsi="Times New Roman" w:cs="Times New Roman" w:eastAsia="Times New Roman"/>
           <w:b/>
           <w:bCs/>
           <w:noProof/>
           <w:szCs w:val="25"/>
         </w:rPr>
         <w:drawing>
-          <wp:anchor distT="0" distB="0" distL="114300" distR="114300" simplePos="0" relativeHeight="251659264" behindDoc="1" locked="0" layoutInCell="1" allowOverlap="1" wp14:editId="75DE6EE0" wp14:anchorId="0A443629">
-            <wp:simplePos x="0" y="0"/>
-            <wp:positionH relativeFrom="margin">
-              <wp:align>center</wp:align>
-            </wp:positionH>
-            <wp:positionV relativeFrom="paragraph">
-              <wp:posOffset>97790</wp:posOffset>
-            </wp:positionV>
-            <wp:extent cx="2108200" cy="19050"/>
-            <wp:effectExtent l="0" t="0" r="6350" b="0"/>
-            <wp:wrapTight wrapText="bothSides">
-              <wp:wrapPolygon edited="0">
-                <wp:start x="0" y="0"/>
-                <wp:lineTo x="0" y="0"/>
-                <wp:lineTo x="21470" y="0"/>
-                <wp:lineTo x="21470" y="0"/>
-                <wp:lineTo x="0" y="0"/>
-              </wp:wrapPolygon>
-            </wp:wrapTight>
-            <wp:docPr id="384057371" name="Picture 1"/>
-            <wp:cNvGraphicFramePr>
-              <a:graphicFrameLocks xmlns:a="http://schemas.openxmlformats.org/drawingml/2006/main" noChangeAspect="1"/>
-            </wp:cNvGraphicFramePr>
-            <a:graphic xmlns:a="http://schemas.openxmlformats.org/drawingml/2006/main">
-              <a:graphicData uri="http://schemas.openxmlformats.org/drawingml/2006/picture">
-                <pic:pic xmlns:pic="http://schemas.openxmlformats.org/drawingml/2006/picture">
-                  <pic:nvPicPr>
-                    <pic:cNvPr id="0" name="Picture 2"/>
-                    <pic:cNvPicPr>
-                      <a:picLocks noChangeAspect="1" noChangeArrowheads="1"/>
-                    </pic:cNvPicPr>
-                  </pic:nvPicPr>
-                  <pic:blipFill>
-                    <a:blip r:embed="rId5">
-                      <a:extLst>
-                        <a:ext uri="{28A0092B-C50C-407E-A947-70E740481C1C}">
-                          <a14:useLocalDpi xmlns:a14="http://schemas.microsoft.com/office/drawing/2010/main" val="0"/>
-                        </a:ext>
-                      </a:extLst>
-                    </a:blip>
-                    <a:srcRect/>
-                    <a:stretch>
-                      <a:fillRect/>
-                    </a:stretch>
-                  </pic:blipFill>
-                  <pic:spPr bwMode="auto">
-                    <a:xfrm>
-                      <a:off x="0" y="0"/>
-                      <a:ext cx="2108200" cy="19050"/>
-                    </a:xfrm>
-                    <a:prstGeom prst="rect">
-                      <a:avLst/>
-                    </a:prstGeom>
-                    <a:noFill/>
-                    <a:ln>
-                      <a:noFill/>
-                    </a:ln>
-                  </pic:spPr>
-                </pic:pic>
-              </a:graphicData>
-            </a:graphic>
-          </wp:anchor>
+          <ns3:anchor distT="0" distB="0" distL="114300" distR="114300" simplePos="0" relativeHeight="251659264" behindDoc="1" locked="0" layoutInCell="1" allowOverlap="1" ns4:editId="75DE6EE0" ns4:anchorId="0A443629">
+            <ns3:simplePos x="0" y="0"/>
+            <ns3:positionH relativeFrom="margin">
+              <ns3:align>center</ns3:align>
+            </ns3:positionH>
+            <ns3:positionV relativeFrom="paragraph">
+              <ns3:posOffset>97790</ns3:posOffset>
+            </ns3:positionV>
+            <ns3:extent cx="2108200" cy="19050"/>
+            <ns3:effectExtent l="0" t="0" r="6350" b="0"/>
+            <ns3:wrapTight wrapText="bothSides">
+              <ns3:wrapPolygon edited="0">
+                <ns3:start x="0" y="0"/>
+                <ns3:lineTo x="0" y="0"/>
+                <ns3:lineTo x="21470" y="0"/>
+                <ns3:lineTo x="21470" y="0"/>
+                <ns3:lineTo x="0" y="0"/>
+              </ns3:wrapPolygon>
+            </ns3:wrapTight>
+            <ns3:docPr id="384057371" name="Picture 1"/>
+            <ns3:cNvGraphicFramePr>
+              <ns5:graphicFrameLocks noChangeAspect="1"/>
+            </ns3:cNvGraphicFramePr>
+            <ns5:graphic>
+              <ns5:graphicData uri="http://schemas.openxmlformats.org/drawingml/2006/picture">
+                <ns9:pic>
+                  <ns9:nvPicPr>
+                    <ns9:cNvPr id="0" name="Picture 2"/>
+                    <ns9:cNvPicPr>
+                      <ns5:picLocks noChangeAspect="1" noChangeArrowheads="1"/>
+                    </ns9:cNvPicPr>
+                  </ns9:nvPicPr>
+                  <ns9:blipFill>
+                    <ns5:blip ns10:embed="rId5">
+                      <ns5:extLst>
+                        <ns5:ext uri="{28A0092B-C50C-407E-A947-70E740481C1C}">
+                          <ns11:useLocalDpi val="0"/>
+                        </ns5:ext>
+                      </ns5:extLst>
+                    </ns5:blip>
+                    <ns5:srcRect/>
+                    <ns5:stretch>
+                      <ns5:fillRect/>
+                    </ns5:stretch>
+                  </ns9:blipFill>
+                  <ns9:spPr bwMode="auto">
+                    <ns5:xfrm>
+                      <ns5:off x="0" y="0"/>
+                      <ns5:ext cx="2108200" cy="19050"/>
+                    </ns5:xfrm>
+                    <ns5:prstGeom prst="rect">
+                      <ns5:avLst/>
+                    </ns5:prstGeom>
+                    <ns5:noFill/>
+                    <ns5:ln>
+                      <ns5:noFill/>
+                    </ns5:ln>
+                  </ns9:spPr>
+                </ns9:pic>
+              </ns5:graphicData>
+            </ns5:graphic>
+          </ns3:anchor>
         </w:drawing>
       </w:r>
     </w:p>
-    <w:p>
+    <w:p ns2:paraId="38744269" ns2:textId="77777777">
       <w:pPr>
         <w:spacing w:before="120" w:line="360" w:lineRule="exact"/>
         <w:jc w:val="center"/>
@@ -530,7 +530,7 @@
       <w:r>
         <w:rPr>
           <w:rStyle w:val="Emphasis"/>
-          <w:rFonts w:ascii="Times New Roman" w:hAnsi="Times New Roman"/>
+          <w:rFonts w:ascii="Times New Roman" w:hAnsi="Times New Roman" w:cs="Times New Roman" w:eastAsia="Times New Roman"/>
           <w:i w:val="0"/>
           <w:iCs w:val="0"/>
           <w:szCs w:val="28"/>
@@ -540,7 +540,7 @@
       <w:r>
         <w:rPr>
           <w:rStyle w:val="Emphasis"/>
-          <w:rFonts w:ascii="Times New Roman" w:hAnsi="Times New Roman"/>
+          <w:rFonts w:ascii="Times New Roman" w:hAnsi="Times New Roman" w:cs="Times New Roman" w:eastAsia="Times New Roman"/>
           <w:i w:val="0"/>
           <w:iCs w:val="0"/>
           <w:szCs w:val="26"/>
@@ -549,13 +549,13 @@
       </w:r>
       <w:r>
         <w:rPr>
-          <w:rFonts w:ascii="Times New Roman" w:hAnsi="Times New Roman"/>
+          <w:rFonts w:ascii="Times New Roman" w:hAnsi="Times New Roman" w:cs="Times New Roman" w:eastAsia="Times New Roman"/>
           <w:szCs w:val="28"/>
         </w:rPr>
         <w:t>Ông Nguyễn Thanh Lâm – Phó Giám đốc MobiFone Đồng Nai</w:t>
       </w:r>
     </w:p>
-    <w:p>
+    <w:p ns2:paraId="5F248F75" ns2:textId="77777777">
       <w:pPr>
         <w:pBdr>
           <w:top w:val="single" w:color="auto" w:sz="4" w:space="1"/>
@@ -571,14 +571,14 @@
       </w:pPr>
       <w:r>
         <w:rPr>
-          <w:rFonts w:ascii="Times New Roman" w:hAnsi="Times New Roman"/>
+          <w:rFonts w:ascii="Times New Roman" w:hAnsi="Times New Roman" w:cs="Times New Roman" w:eastAsia="Times New Roman"/>
           <w:b/>
           <w:szCs w:val="26"/>
         </w:rPr>
         <w:t>Ý kiến chỉ đạo của Lãnh đạo MobiFone Đồng Nai</w:t>
       </w:r>
     </w:p>
-    <w:p>
+    <w:p ns2:paraId="18A06920" ns2:textId="77777777">
       <w:pPr>
         <w:pBdr>
           <w:top w:val="single" w:color="auto" w:sz="4" w:space="1"/>
@@ -594,12 +594,12 @@
       </w:pPr>
       <w:r>
         <w:rPr>
-          <w:rFonts w:ascii="Times New Roman" w:hAnsi="Times New Roman"/>
+          <w:rFonts w:ascii="Times New Roman" w:hAnsi="Times New Roman" w:cs="Times New Roman" w:eastAsia="Times New Roman"/>
         </w:rPr>
         <w:t> </w:t>
       </w:r>
     </w:p>
-    <w:p>
+    <w:p ns2:paraId="5CEDC07F" ns2:textId="77777777">
       <w:pPr>
         <w:pBdr>
           <w:top w:val="single" w:color="auto" w:sz="4" w:space="1"/>
@@ -615,14 +615,14 @@
       </w:pPr>
       <w:r>
         <w:rPr>
-          <w:rFonts w:ascii="Times New Roman" w:hAnsi="Times New Roman"/>
+          <w:rFonts w:ascii="Times New Roman" w:hAnsi="Times New Roman" w:cs="Times New Roman" w:eastAsia="Times New Roman"/>
           <w:szCs w:val="28"/>
           <w:lang w:val="sv-SE"/>
         </w:rPr>
         <w:t> </w:t>
       </w:r>
     </w:p>
-    <w:p>
+    <w:p ns2:paraId="2A6E7CF5" ns2:textId="77777777">
       <w:pPr>
         <w:pBdr>
           <w:top w:val="single" w:color="auto" w:sz="4" w:space="1"/>
@@ -638,12 +638,12 @@
       </w:pPr>
       <w:r>
         <w:rPr>
-          <w:rFonts w:ascii="Times New Roman" w:hAnsi="Times New Roman"/>
+          <w:rFonts w:ascii="Times New Roman" w:hAnsi="Times New Roman" w:cs="Times New Roman" w:eastAsia="Times New Roman"/>
         </w:rPr>
         <w:t> </w:t>
       </w:r>
     </w:p>
-    <w:p>
+    <w:p ns2:paraId="6BBC96D9" ns2:textId="77777777">
       <w:pPr>
         <w:spacing w:before="120" w:line="360" w:lineRule="exact"/>
         <w:ind w:firstLine="720"/>
@@ -659,14 +659,14 @@
       </w:pPr>
       <w:r>
         <w:rPr>
-          <w:rFonts w:ascii="Times New Roman" w:hAnsi="Times New Roman"/>
+          <w:rFonts w:ascii="Times New Roman" w:hAnsi="Times New Roman" w:cs="Times New Roman" w:eastAsia="Times New Roman"/>
           <w:bCs/>
           <w:szCs w:val="26"/>
         </w:rPr>
         <w:t>Căn cứ hợp đồng số {{CONTRACT_NO}} ký ngày {{CONTRACT_DATE}} giữa Trung tâm Mạng lưới MobiFone miền Nam và Ông/Bà {{OWNER_NAME}} về việc thuê đặt trạm BTS địa chỉ: {{ADDRESS_OLD}} ({{ADDRESS_NEW}}).</w:t>
       </w:r>
     </w:p>
-    <w:p>
+    <w:p ns2:paraId="3CF3E67D" ns2:textId="77777777">
       <w:pPr>
         <w:spacing w:before="120" w:line="360" w:lineRule="exact"/>
         <w:ind w:firstLine="720"/>
@@ -679,13 +679,13 @@
       </w:pPr>
       <w:r>
         <w:rPr>
-          <w:rFonts w:ascii="Times New Roman" w:hAnsi="Times New Roman"/>
+          <w:rFonts w:ascii="Times New Roman" w:hAnsi="Times New Roman" w:cs="Times New Roman" w:eastAsia="Times New Roman"/>
           <w:szCs w:val="26"/>
         </w:rPr>
         <w:t>Căn cứ phụ lục hợp đồng kí ngày 01/12/2025 về việc chuyển chủ thể kí hợp đồng từ Trung tâm Mạng lưới MobiFone miền Nam qua MobiFone Đồng Nai của hợp đồng số {{CONTRACT_NO}};</w:t>
       </w:r>
     </w:p>
-    <w:p>
+    <w:p ns2:paraId="73DE135D" ns2:textId="77777777">
       <w:pPr>
         <w:spacing w:before="120" w:line="360" w:lineRule="exact"/>
         <w:ind w:firstLine="720"/>
@@ -700,14 +700,14 @@
       <w:r>
         <w:rPr>
           <w:rStyle w:val="Emphasis"/>
-          <w:rFonts w:ascii="Times New Roman" w:hAnsi="Times New Roman"/>
+          <w:rFonts w:ascii="Times New Roman" w:hAnsi="Times New Roman" w:cs="Times New Roman" w:eastAsia="Times New Roman"/>
           <w:i w:val="0"/>
           <w:szCs w:val="26"/>
         </w:rPr>
         <w:t>Căn cứ Quyết định số 02/QĐ-HĐTV ký ngày 17/01/2025 về việc ban hành quy định về đơn giá thuê mặt bằng phát triển mạng lưới thông tin di động;</w:t>
       </w:r>
     </w:p>
-    <w:p>
+    <w:p ns2:paraId="38A31F4E" ns2:textId="77777777">
       <w:pPr>
         <w:spacing w:before="120" w:line="360" w:lineRule="exact"/>
         <w:ind w:firstLine="720"/>
@@ -723,7 +723,7 @@
       <w:r>
         <w:rPr>
           <w:rStyle w:val="Emphasis"/>
-          <w:rFonts w:ascii="Times New Roman" w:hAnsi="Times New Roman"/>
+          <w:rFonts w:ascii="Times New Roman" w:hAnsi="Times New Roman" w:cs="Times New Roman" w:eastAsia="Times New Roman"/>
           <w:i w:val="0"/>
           <w:szCs w:val="28"/>
         </w:rPr>
@@ -731,14 +731,14 @@
       </w:r>
       <w:r>
         <w:rPr>
-          <w:rFonts w:ascii="Times New Roman" w:hAnsi="Times New Roman"/>
+          <w:rFonts w:ascii="Times New Roman" w:hAnsi="Times New Roman" w:cs="Times New Roman" w:eastAsia="Times New Roman"/>
           <w:iCs/>
           <w:szCs w:val="28"/>
         </w:rPr>
         <w:t>triển khai các giải pháp tăng cường trong đàm phán tiết giảm chi phí thuê hạ tầng;</w:t>
       </w:r>
     </w:p>
-    <w:p>
+    <w:p ns2:paraId="09B4C975" ns2:textId="77777777">
       <w:pPr>
         <w:spacing w:before="120" w:line="360" w:lineRule="exact"/>
         <w:ind w:firstLine="720"/>
@@ -750,13 +750,13 @@
       </w:pPr>
       <w:r>
         <w:rPr>
-          <w:rFonts w:ascii="Times New Roman" w:hAnsi="Times New Roman"/>
+          <w:rFonts w:ascii="Times New Roman" w:hAnsi="Times New Roman" w:cs="Times New Roman" w:eastAsia="Times New Roman"/>
           <w:szCs w:val="26"/>
         </w:rPr>
         <w:t>Căn cứ biên bản làm việc về việc thanh lý ký lại hợp đồng thuê trạm {{SITE_ID}}</w:t>
       </w:r>
     </w:p>
-    <w:p>
+    <w:p ns2:paraId="77A1409A" ns2:textId="77777777">
       <w:pPr>
         <w:spacing w:before="120" w:line="360" w:lineRule="exact"/>
         <w:ind w:firstLine="720"/>
@@ -769,7 +769,7 @@
       </w:pPr>
       <w:r>
         <w:rPr>
-          <w:rFonts w:ascii="Times New Roman" w:hAnsi="Times New Roman"/>
+          <w:rFonts w:ascii="Times New Roman" w:hAnsi="Times New Roman" w:cs="Times New Roman" w:eastAsia="Times New Roman"/>
           <w:szCs w:val="26"/>
           <w:lang w:val="vi-VN"/>
         </w:rPr>
@@ -777,14 +777,14 @@
       </w:r>
       <w:r>
         <w:rPr>
-          <w:rFonts w:ascii="Times New Roman" w:hAnsi="Times New Roman"/>
+          <w:rFonts w:ascii="Times New Roman" w:hAnsi="Times New Roman" w:cs="Times New Roman" w:eastAsia="Times New Roman"/>
           <w:szCs w:val="26"/>
         </w:rPr>
         <w:t>t</w:t>
       </w:r>
       <w:r>
         <w:rPr>
-          <w:rFonts w:ascii="Times New Roman" w:hAnsi="Times New Roman"/>
+          <w:rFonts w:ascii="Times New Roman" w:hAnsi="Times New Roman" w:cs="Times New Roman" w:eastAsia="Times New Roman"/>
           <w:szCs w:val="26"/>
           <w:lang w:val="vi-VN"/>
         </w:rPr>
@@ -792,14 +792,14 @@
       </w:r>
       <w:r>
         <w:rPr>
-          <w:rFonts w:ascii="Times New Roman" w:hAnsi="Times New Roman"/>
+          <w:rFonts w:ascii="Times New Roman" w:hAnsi="Times New Roman" w:cs="Times New Roman" w:eastAsia="Times New Roman"/>
           <w:szCs w:val="26"/>
         </w:rPr>
         <w:t xml:space="preserve"> </w:t>
       </w:r>
       <w:r>
         <w:rPr>
-          <w:rFonts w:ascii="Times New Roman" w:hAnsi="Times New Roman"/>
+          <w:rFonts w:ascii="Times New Roman" w:hAnsi="Times New Roman" w:cs="Times New Roman" w:eastAsia="Times New Roman"/>
           <w:szCs w:val="26"/>
           <w:lang w:val="vi-VN"/>
         </w:rPr>
@@ -807,14 +807,14 @@
       </w:r>
       <w:r>
         <w:rPr>
-          <w:rFonts w:ascii="Times New Roman" w:hAnsi="Times New Roman"/>
+          <w:rFonts w:ascii="Times New Roman" w:hAnsi="Times New Roman" w:cs="Times New Roman" w:eastAsia="Times New Roman"/>
           <w:szCs w:val="26"/>
         </w:rPr>
         <w:t>xem</w:t>
       </w:r>
       <w:r>
         <w:rPr>
-          <w:rFonts w:ascii="Times New Roman" w:hAnsi="Times New Roman"/>
+          <w:rFonts w:ascii="Times New Roman" w:hAnsi="Times New Roman" w:cs="Times New Roman" w:eastAsia="Times New Roman"/>
           <w:szCs w:val="26"/>
           <w:lang w:val="vi-VN"/>
         </w:rPr>
@@ -823,7 +823,7 @@
       <w:r>
         <w:rPr>
           <w:rStyle w:val="Emphasis"/>
-          <w:rFonts w:ascii="Times New Roman" w:hAnsi="Times New Roman"/>
+          <w:rFonts w:ascii="Times New Roman" w:hAnsi="Times New Roman" w:cs="Times New Roman" w:eastAsia="Times New Roman"/>
           <w:i w:val="0"/>
           <w:szCs w:val="26"/>
         </w:rPr>
@@ -832,7 +832,7 @@
       <w:r>
         <w:rPr>
           <w:rStyle w:val="Emphasis"/>
-          <w:rFonts w:ascii="Times New Roman" w:hAnsi="Times New Roman"/>
+          <w:rFonts w:ascii="Times New Roman" w:hAnsi="Times New Roman" w:cs="Times New Roman" w:eastAsia="Times New Roman"/>
           <w:i w:val="0"/>
           <w:szCs w:val="26"/>
           <w:lang w:val="vi-VN"/>
@@ -841,14 +841,14 @@
       </w:r>
       <w:r>
         <w:rPr>
-          <w:rFonts w:ascii="Times New Roman" w:hAnsi="Times New Roman"/>
+          <w:rFonts w:ascii="Times New Roman" w:hAnsi="Times New Roman" w:cs="Times New Roman" w:eastAsia="Times New Roman"/>
           <w:szCs w:val="26"/>
           <w:lang w:val="vi-VN"/>
         </w:rPr>
         <w:t xml:space="preserve"> hợp đồng, cụ thể như sau:</w:t>
       </w:r>
     </w:p>
-    <w:p>
+    <w:p ns2:paraId="00384F82" ns2:textId="77777777">
       <w:pPr>
         <w:pStyle w:val="ListParagraph"/>
         <w:numPr>
@@ -864,13 +864,13 @@
       </w:pPr>
       <w:r>
         <w:rPr>
-          <w:rFonts w:ascii="Times New Roman" w:hAnsi="Times New Roman"/>
+          <w:rFonts w:ascii="Times New Roman" w:hAnsi="Times New Roman" w:cs="Times New Roman" w:eastAsia="Times New Roman"/>
           <w:szCs w:val="26"/>
         </w:rPr>
         <w:t>Các khoản mục CSHT:</w:t>
       </w:r>
     </w:p>
-    <w:p>
+    <w:p ns2:paraId="0B4ECF93" ns2:textId="77777777">
       <w:pPr>
         <w:pStyle w:val="ListParagraph"/>
         <w:numPr>
@@ -889,13 +889,13 @@
       </w:pPr>
       <w:r>
         <w:rPr>
-          <w:rFonts w:ascii="Times New Roman" w:hAnsi="Times New Roman"/>
+          <w:rFonts w:ascii="Times New Roman" w:hAnsi="Times New Roman" w:cs="Times New Roman" w:eastAsia="Times New Roman"/>
           <w:szCs w:val="26"/>
         </w:rPr>
         <w:t>{{CSHT_LIST1}}</w:t>
       </w:r>
     </w:p>
-    <w:p>
+    <w:p ns2:paraId="697DE75C" ns2:textId="7FD79D35">
       <w:pPr>
         <w:pStyle w:val="ListParagraph"/>
         <w:numPr>
@@ -914,7 +914,7 @@
       </w:pPr>
       <w:r>
         <w:rPr>
-          <w:rFonts w:ascii="Times New Roman" w:hAnsi="Times New Roman"/>
+          <w:rFonts w:ascii="Times New Roman" w:hAnsi="Times New Roman" w:cs="Times New Roman" w:eastAsia="Times New Roman"/>
           <w:szCs w:val="26"/>
           <w:lang w:val="vi-VN"/>
         </w:rPr>
@@ -922,13 +922,13 @@
       </w:r>
       <w:r>
         <w:rPr>
-          <w:rFonts w:ascii="Times New Roman" w:hAnsi="Times New Roman"/>
+          <w:rFonts w:ascii="Times New Roman" w:hAnsi="Times New Roman" w:cs="Times New Roman" w:eastAsia="Times New Roman"/>
           <w:szCs w:val="26"/>
         </w:rPr>
         <w:t>Điều khoản hợp đồng:</w:t>
       </w:r>
     </w:p>
-    <w:p>
+    <w:p ns2:paraId="1E219C0A" ns2:textId="2FCA5A5B">
       <w:pPr>
         <w:pStyle w:val="ListParagraph"/>
         <w:numPr>
@@ -944,20 +944,20 @@
       </w:pPr>
       <w:r>
         <w:rPr>
-          <w:rFonts w:ascii="Times New Roman" w:hAnsi="Times New Roman"/>
+          <w:rFonts w:ascii="Times New Roman" w:hAnsi="Times New Roman" w:cs="Times New Roman" w:eastAsia="Times New Roman"/>
           <w:szCs w:val="26"/>
         </w:rPr>
         <w:t xml:space="preserve">Thời hạn hợp đồng: Từ ngày {{START_DATE}} đến ngày </w:t>
       </w:r>
       <w:r>
         <w:rPr>
-          <w:rFonts w:ascii="Times New Roman" w:hAnsi="Times New Roman"/>
+          <w:rFonts w:ascii="Times New Roman" w:hAnsi="Times New Roman" w:cs="Times New Roman" w:eastAsia="Times New Roman"/>
           <w:szCs w:val="26"/>
         </w:rPr>
         <w:t>{{END_DATE}}</w:t>
       </w:r>
     </w:p>
-    <w:p>
+    <w:p ns2:paraId="0A6BFE35" ns2:textId="7FD79D36">
       <w:pPr>
         <w:pStyle w:val="ListParagraph"/>
         <w:numPr>
@@ -973,7 +973,7 @@
       </w:pPr>
       <w:r>
         <w:rPr>
-          <w:rFonts w:ascii="Times New Roman" w:hAnsi="Times New Roman"/>
+          <w:rFonts w:ascii="Times New Roman" w:hAnsi="Times New Roman" w:cs="Times New Roman" w:eastAsia="Times New Roman"/>
           <w:szCs w:val="26"/>
         </w:rPr>
         <w:lastRenderedPageBreak/>
@@ -981,7 +981,7 @@
       </w:r>
       <w:r>
         <w:rPr>
-          <w:rFonts w:ascii="Times New Roman" w:hAnsi="Times New Roman"/>
+          <w:rFonts w:ascii="Times New Roman" w:hAnsi="Times New Roman" w:cs="Times New Roman" w:eastAsia="Times New Roman"/>
           <w:szCs w:val="26"/>
           <w:lang w:val="vi-VN"/>
         </w:rPr>
@@ -989,7 +989,7 @@
       </w:r>
       <w:r>
         <w:rPr>
-          <w:rFonts w:ascii="Times New Roman" w:hAnsi="Times New Roman"/>
+          <w:rFonts w:ascii="Times New Roman" w:hAnsi="Times New Roman" w:cs="Times New Roman" w:eastAsia="Times New Roman"/>
           <w:szCs w:val="26"/>
         </w:rPr>
         <w:t xml:space="preserve">với đơn giá chi tiết theo các hạng mục như sau: </w:t>
@@ -1017,7 +1017,7 @@
         <w:gridCol w:w="2276"/>
         <w:gridCol w:w="1885"/>
       </w:tblGrid>
-      <w:tr>
+      <w:tr ns2:paraId="20DC6817" ns2:textId="77777777">
         <w:trPr>
           <w:trHeight w:val="910"/>
         </w:trPr>
@@ -1027,7 +1027,7 @@
             <w:vAlign w:val="center"/>
             <w:hideMark/>
           </w:tcPr>
-          <w:p>
+          <w:p ns2:paraId="0394F3B4" ns2:textId="77777777">
             <w:pPr>
               <w:jc w:val="center"/>
               <w:rPr>
@@ -1039,7 +1039,7 @@
             </w:pPr>
             <w:r>
               <w:rPr>
-                <w:rFonts w:ascii="Times New Roman" w:hAnsi="Times New Roman"/>
+                <w:rFonts w:ascii="Times New Roman" w:hAnsi="Times New Roman" w:cs="Times New Roman" w:eastAsia="Times New Roman"/>
                 <w:b/>
                 <w:bCs/>
                 <w:szCs w:val="26"/>
@@ -1054,7 +1054,7 @@
             <w:vAlign w:val="center"/>
             <w:hideMark/>
           </w:tcPr>
-          <w:p>
+          <w:p ns2:paraId="0455EBB4" ns2:textId="77777777">
             <w:pPr>
               <w:jc w:val="center"/>
               <w:rPr>
@@ -1066,7 +1066,7 @@
             </w:pPr>
             <w:r>
               <w:rPr>
-                <w:rFonts w:ascii="Times New Roman" w:hAnsi="Times New Roman"/>
+                <w:rFonts w:ascii="Times New Roman" w:hAnsi="Times New Roman" w:cs="Times New Roman" w:eastAsia="Times New Roman"/>
                 <w:b/>
                 <w:bCs/>
                 <w:szCs w:val="26"/>
@@ -1081,7 +1081,7 @@
             <w:vAlign w:val="center"/>
             <w:hideMark/>
           </w:tcPr>
-          <w:p>
+          <w:p ns2:paraId="6F400B6A" ns2:textId="77777777">
             <w:pPr>
               <w:jc w:val="center"/>
               <w:rPr>
@@ -1093,7 +1093,7 @@
             </w:pPr>
             <w:r>
               <w:rPr>
-                <w:rFonts w:ascii="Times New Roman" w:hAnsi="Times New Roman"/>
+                <w:rFonts w:ascii="Times New Roman" w:hAnsi="Times New Roman" w:cs="Times New Roman" w:eastAsia="Times New Roman"/>
                 <w:b/>
                 <w:bCs/>
                 <w:szCs w:val="26"/>
@@ -1107,7 +1107,7 @@
             <w:tcW w:w="2201" w:type="dxa"/>
             <w:vAlign w:val="center"/>
           </w:tcPr>
-          <w:p>
+          <w:p ns2:paraId="0702D61A" ns2:textId="7FD79D37">
             <w:pPr>
               <w:jc w:val="center"/>
               <w:rPr>
@@ -1119,7 +1119,7 @@
             </w:pPr>
             <w:r>
               <w:rPr>
-                <w:rFonts w:ascii="Times New Roman" w:hAnsi="Times New Roman"/>
+                <w:rFonts w:ascii="Times New Roman" w:hAnsi="Times New Roman" w:cs="Times New Roman" w:eastAsia="Times New Roman"/>
                 <w:b/>
                 <w:bCs/>
                 <w:szCs w:val="26"/>
@@ -1133,7 +1133,7 @@
             <w:tcW w:w="2276" w:type="dxa"/>
             <w:vAlign w:val="center"/>
           </w:tcPr>
-          <w:p>
+          <w:p ns2:paraId="12DC48D6" ns2:textId="77777777">
             <w:pPr>
               <w:jc w:val="center"/>
               <w:rPr>
@@ -1145,27 +1145,27 @@
             </w:pPr>
             <w:r>
               <w:rPr>
+                <w:rFonts w:ascii="Times New Roman" w:hAnsi="Times New Roman" w:cs="Times New Roman" w:eastAsia="Times New Roman"/>
+                <w:b/>
+                <w:bCs/>
+                <w:szCs w:val="26"/>
+              </w:rPr>
+              <w:t>Giá thuê</w:t>
+            </w:r>
+          </w:p>
+          <w:p ns2:paraId="27E305B9" ns2:textId="77777777">
+            <w:pPr>
+              <w:jc w:val="center"/>
+              <w:rPr>
                 <w:rFonts w:ascii="Times New Roman" w:hAnsi="Times New Roman"/>
                 <w:b/>
                 <w:bCs/>
                 <w:szCs w:val="26"/>
               </w:rPr>
-              <w:t>Giá thuê</w:t>
-            </w:r>
-          </w:p>
-          <w:p>
-            <w:pPr>
-              <w:jc w:val="center"/>
-              <w:rPr>
-                <w:rFonts w:ascii="Times New Roman" w:hAnsi="Times New Roman"/>
-                <w:b/>
-                <w:bCs/>
-                <w:szCs w:val="26"/>
-              </w:rPr>
             </w:pPr>
             <w:r>
               <w:rPr>
-                <w:rFonts w:ascii="Times New Roman" w:hAnsi="Times New Roman"/>
+                <w:rFonts w:ascii="Times New Roman" w:hAnsi="Times New Roman" w:cs="Times New Roman" w:eastAsia="Times New Roman"/>
                 <w:b/>
                 <w:bCs/>
                 <w:szCs w:val="26"/>
@@ -1180,7 +1180,7 @@
             <w:vAlign w:val="center"/>
             <w:hideMark/>
           </w:tcPr>
-          <w:p>
+          <w:p ns2:paraId="4B5F44BA" ns2:textId="77777777">
             <w:pPr>
               <w:jc w:val="center"/>
               <w:rPr>
@@ -1192,7 +1192,7 @@
             </w:pPr>
             <w:r>
               <w:rPr>
-                <w:rFonts w:ascii="Times New Roman" w:hAnsi="Times New Roman"/>
+                <w:rFonts w:ascii="Times New Roman" w:hAnsi="Times New Roman" w:cs="Times New Roman" w:eastAsia="Times New Roman"/>
                 <w:b/>
                 <w:bCs/>
                 <w:szCs w:val="26"/>
@@ -1202,7 +1202,7 @@
           </w:p>
         </w:tc>
       </w:tr>
-      <w:tr>
+      <w:tr ns2:paraId="493BE8AE" ns2:textId="77777777">
         <w:trPr>
           <w:trHeight w:val="710"/>
         </w:trPr>
@@ -1212,7 +1212,7 @@
             <w:vAlign w:val="center"/>
             <w:hideMark/>
           </w:tcPr>
-          <w:p>
+          <w:p ns2:paraId="42921000" ns2:textId="77777777">
             <w:pPr>
               <w:jc w:val="center"/>
               <w:rPr>
@@ -1222,7 +1222,7 @@
             </w:pPr>
             <w:r>
               <w:rPr>
-                <w:rFonts w:ascii="Times New Roman" w:hAnsi="Times New Roman"/>
+                <w:rFonts w:ascii="Times New Roman" w:hAnsi="Times New Roman" w:cs="Times New Roman" w:eastAsia="Times New Roman"/>
                 <w:szCs w:val="26"/>
               </w:rPr>
               <w:t>Mặt bằng</w:t>
@@ -1234,7 +1234,7 @@
             <w:tcW w:w="1886" w:type="dxa"/>
             <w:vAlign w:val="center"/>
           </w:tcPr>
-          <w:p>
+          <w:p ns2:paraId="787C9B13" ns2:textId="77777777">
             <w:pPr>
               <w:rPr>
                 <w:rFonts w:ascii="Times New Roman" w:hAnsi="Times New Roman"/>
@@ -1243,7 +1243,7 @@
             </w:pPr>
             <w:r>
               <w:rPr>
-                <w:rFonts w:ascii="Times New Roman" w:hAnsi="Times New Roman"/>
+                <w:rFonts w:ascii="Times New Roman" w:hAnsi="Times New Roman" w:cs="Times New Roman" w:eastAsia="Times New Roman"/>
                 <w:szCs w:val="26"/>
               </w:rPr>
               <w:t>{{MB_QĐ02}}</w:t>
@@ -1256,7 +1256,7 @@
             <w:vAlign w:val="center"/>
             <w:hideMark/>
           </w:tcPr>
-          <w:p>
+          <w:p ns2:paraId="5F562841" ns2:textId="77777777">
             <w:pPr>
               <w:jc w:val="center"/>
               <w:rPr>
@@ -1271,7 +1271,7 @@
             <w:tcW w:w="2201" w:type="dxa"/>
             <w:vAlign w:val="center"/>
           </w:tcPr>
-          <w:p>
+          <w:p ns2:paraId="0753254D" ns2:textId="77777777">
             <w:pPr>
               <w:jc w:val="right"/>
               <w:rPr>
@@ -1286,7 +1286,7 @@
             <w:tcW w:w="2276" w:type="dxa"/>
             <w:vAlign w:val="center"/>
           </w:tcPr>
-          <w:p>
+          <w:p ns2:paraId="1BCAACBA" ns2:textId="77777777">
             <w:pPr>
               <w:rPr>
                 <w:rFonts w:ascii="Times New Roman" w:hAnsi="Times New Roman"/>
@@ -1295,7 +1295,7 @@
             </w:pPr>
             <w:r>
               <w:rPr>
-                <w:rFonts w:ascii="Times New Roman" w:hAnsi="Times New Roman"/>
+                <w:rFonts w:ascii="Times New Roman" w:hAnsi="Times New Roman" w:cs="Times New Roman" w:eastAsia="Times New Roman"/>
                 <w:szCs w:val="26"/>
               </w:rPr>
               <w:t>{{P_MB}}</w:t>
@@ -1308,7 +1308,7 @@
             <w:vAlign w:val="center"/>
             <w:hideMark/>
           </w:tcPr>
-          <w:p>
+          <w:p ns2:paraId="4951266C" ns2:textId="77777777">
             <w:pPr>
               <w:rPr>
                 <w:rFonts w:ascii="Times New Roman" w:hAnsi="Times New Roman"/>
@@ -1317,7 +1317,7 @@
             </w:pPr>
             <w:r>
               <w:rPr>
-                <w:rFonts w:ascii="Times New Roman" w:hAnsi="Times New Roman"/>
+                <w:rFonts w:ascii="Times New Roman" w:hAnsi="Times New Roman" w:cs="Times New Roman" w:eastAsia="Times New Roman"/>
                 <w:szCs w:val="26"/>
               </w:rPr>
               <w:t>{{TL_MB}}</w:t>
@@ -1325,7 +1325,7 @@
           </w:p>
         </w:tc>
       </w:tr>
-      <w:tr>
+      <w:tr ns2:paraId="4F1B6BE5" ns2:textId="77777777">
         <w:trPr>
           <w:trHeight w:val="630"/>
         </w:trPr>
@@ -1335,7 +1335,7 @@
             <w:vAlign w:val="center"/>
             <w:hideMark/>
           </w:tcPr>
-          <w:p>
+          <w:p ns2:paraId="1A5A472F" ns2:textId="77777777">
             <w:pPr>
               <w:jc w:val="center"/>
               <w:rPr>
@@ -1345,7 +1345,7 @@
             </w:pPr>
             <w:r>
               <w:rPr>
-                <w:rFonts w:ascii="Times New Roman" w:hAnsi="Times New Roman"/>
+                <w:rFonts w:ascii="Times New Roman" w:hAnsi="Times New Roman" w:cs="Times New Roman" w:eastAsia="Times New Roman"/>
                 <w:szCs w:val="26"/>
               </w:rPr>
               <w:t>Phòng MFĐ</w:t>
@@ -1358,7 +1358,7 @@
             <w:vAlign w:val="center"/>
             <w:hideMark/>
           </w:tcPr>
-          <w:p>
+          <w:p ns2:paraId="1469A61A" ns2:textId="77777777">
             <w:pPr>
               <w:jc w:val="center"/>
               <w:rPr>
@@ -1373,7 +1373,7 @@
             <w:tcW w:w="2014" w:type="dxa"/>
             <w:vAlign w:val="center"/>
           </w:tcPr>
-          <w:p>
+          <w:p ns2:paraId="3415E69F" ns2:textId="77777777">
             <w:pPr>
               <w:rPr>
                 <w:rFonts w:ascii="Times New Roman" w:hAnsi="Times New Roman"/>
@@ -1382,7 +1382,7 @@
             </w:pPr>
             <w:r>
               <w:rPr>
-                <w:rFonts w:ascii="Times New Roman" w:hAnsi="Times New Roman"/>
+                <w:rFonts w:ascii="Times New Roman" w:hAnsi="Times New Roman" w:cs="Times New Roman" w:eastAsia="Times New Roman"/>
                 <w:szCs w:val="26"/>
               </w:rPr>
               <w:t>{{MFĐ_1245}}</w:t>
@@ -1394,7 +1394,7 @@
             <w:tcW w:w="2201" w:type="dxa"/>
             <w:vAlign w:val="center"/>
           </w:tcPr>
-          <w:p>
+          <w:p ns2:paraId="473D3DEC" ns2:textId="77777777">
             <w:pPr>
               <w:jc w:val="right"/>
               <w:rPr>
@@ -1409,7 +1409,7 @@
             <w:tcW w:w="2276" w:type="dxa"/>
             <w:vAlign w:val="center"/>
           </w:tcPr>
-          <w:p>
+          <w:p ns2:paraId="137D709C" ns2:textId="77777777">
             <w:pPr>
               <w:rPr>
                 <w:rFonts w:ascii="Times New Roman" w:hAnsi="Times New Roman"/>
@@ -1418,7 +1418,7 @@
             </w:pPr>
             <w:r>
               <w:rPr>
-                <w:rFonts w:ascii="Times New Roman" w:hAnsi="Times New Roman"/>
+                <w:rFonts w:ascii="Times New Roman" w:hAnsi="Times New Roman" w:cs="Times New Roman" w:eastAsia="Times New Roman"/>
                 <w:szCs w:val="26"/>
               </w:rPr>
               <w:t>{{P_MFD}}</w:t>
@@ -1431,7 +1431,7 @@
             <w:vAlign w:val="center"/>
             <w:hideMark/>
           </w:tcPr>
-          <w:p>
+          <w:p ns2:paraId="4E55DD66" ns2:textId="77777777">
             <w:pPr>
               <w:rPr>
                 <w:rFonts w:ascii="Times New Roman" w:hAnsi="Times New Roman"/>
@@ -1440,7 +1440,7 @@
             </w:pPr>
             <w:r>
               <w:rPr>
-                <w:rFonts w:ascii="Times New Roman" w:hAnsi="Times New Roman"/>
+                <w:rFonts w:ascii="Times New Roman" w:hAnsi="Times New Roman" w:cs="Times New Roman" w:eastAsia="Times New Roman"/>
                 <w:szCs w:val="26"/>
               </w:rPr>
               <w:t>{{TL_MFD}}</w:t>
@@ -1448,7 +1448,7 @@
           </w:p>
         </w:tc>
       </w:tr>
-      <w:tr>
+      <w:tr ns2:paraId="073A7F17" ns2:textId="77777777">
         <w:trPr>
           <w:trHeight w:val="630"/>
         </w:trPr>
@@ -1457,7 +1457,7 @@
             <w:tcW w:w="881" w:type="dxa"/>
             <w:vAlign w:val="center"/>
           </w:tcPr>
-          <w:p>
+          <w:p ns2:paraId="123C27A6" ns2:textId="77777777">
             <w:pPr>
               <w:jc w:val="center"/>
               <w:rPr>
@@ -1467,7 +1467,7 @@
             </w:pPr>
             <w:r>
               <w:rPr>
-                <w:rFonts w:ascii="Times New Roman" w:hAnsi="Times New Roman"/>
+                <w:rFonts w:ascii="Times New Roman" w:hAnsi="Times New Roman" w:cs="Times New Roman" w:eastAsia="Times New Roman"/>
                 <w:szCs w:val="26"/>
               </w:rPr>
               <w:t>Phòng máy mặt đất</w:t>
@@ -1479,7 +1479,7 @@
             <w:tcW w:w="1886" w:type="dxa"/>
             <w:vAlign w:val="center"/>
           </w:tcPr>
-          <w:p>
+          <w:p ns2:paraId="28C9D2DD" ns2:textId="77777777">
             <w:pPr>
               <w:jc w:val="center"/>
               <w:rPr>
@@ -1494,7 +1494,7 @@
             <w:tcW w:w="2014" w:type="dxa"/>
             <w:vAlign w:val="center"/>
           </w:tcPr>
-          <w:p>
+          <w:p ns2:paraId="61AB2DAB" ns2:textId="77777777">
             <w:pPr>
               <w:rPr>
                 <w:rFonts w:ascii="Times New Roman" w:hAnsi="Times New Roman"/>
@@ -1503,7 +1503,7 @@
             </w:pPr>
             <w:r>
               <w:rPr>
-                <w:rFonts w:ascii="Times New Roman" w:hAnsi="Times New Roman"/>
+                <w:rFonts w:ascii="Times New Roman" w:hAnsi="Times New Roman" w:cs="Times New Roman" w:eastAsia="Times New Roman"/>
                 <w:szCs w:val="26"/>
               </w:rPr>
               <w:t>{{PM_1245}}</w:t>
@@ -1515,7 +1515,7 @@
             <w:tcW w:w="2201" w:type="dxa"/>
             <w:vAlign w:val="center"/>
           </w:tcPr>
-          <w:p>
+          <w:p ns2:paraId="7F03DA99" ns2:textId="77777777">
             <w:pPr>
               <w:jc w:val="right"/>
               <w:rPr>
@@ -1530,7 +1530,7 @@
             <w:tcW w:w="2276" w:type="dxa"/>
             <w:vAlign w:val="center"/>
           </w:tcPr>
-          <w:p>
+          <w:p ns2:paraId="51E62BD9" ns2:textId="77777777">
             <w:pPr>
               <w:rPr>
                 <w:rFonts w:ascii="Times New Roman" w:hAnsi="Times New Roman"/>
@@ -1539,7 +1539,7 @@
             </w:pPr>
             <w:r>
               <w:rPr>
-                <w:rFonts w:ascii="Times New Roman" w:hAnsi="Times New Roman"/>
+                <w:rFonts w:ascii="Times New Roman" w:hAnsi="Times New Roman" w:cs="Times New Roman" w:eastAsia="Times New Roman"/>
                 <w:szCs w:val="26"/>
               </w:rPr>
               <w:t>{{P_PM}}</w:t>
@@ -1551,7 +1551,7 @@
             <w:tcW w:w="1885" w:type="dxa"/>
             <w:vAlign w:val="center"/>
           </w:tcPr>
-          <w:p>
+          <w:p ns2:paraId="062CFEE0" ns2:textId="77777777">
             <w:pPr>
               <w:rPr>
                 <w:rFonts w:ascii="Times New Roman" w:hAnsi="Times New Roman"/>
@@ -1560,7 +1560,7 @@
             </w:pPr>
             <w:r>
               <w:rPr>
-                <w:rFonts w:ascii="Times New Roman" w:hAnsi="Times New Roman"/>
+                <w:rFonts w:ascii="Times New Roman" w:hAnsi="Times New Roman" w:cs="Times New Roman" w:eastAsia="Times New Roman"/>
                 <w:szCs w:val="26"/>
               </w:rPr>
               <w:t>{{TL_PM}}</w:t>
@@ -1568,7 +1568,7 @@
           </w:p>
         </w:tc>
       </w:tr>
-      <w:tr>
+      <w:tr ns2:paraId="006FE7AD" ns2:textId="77777777">
         <w:trPr>
           <w:trHeight w:val="710"/>
         </w:trPr>
@@ -1578,7 +1578,7 @@
             <w:vAlign w:val="center"/>
             <w:hideMark/>
           </w:tcPr>
-          <w:p>
+          <w:p ns2:paraId="72D57B42" ns2:textId="4AC3658C">
             <w:pPr>
               <w:jc w:val="center"/>
               <w:rPr>
@@ -1588,14 +1588,14 @@
             </w:pPr>
             <w:r>
               <w:rPr>
-                <w:rFonts w:ascii="Times New Roman" w:hAnsi="Times New Roman"/>
+                <w:rFonts w:ascii="Times New Roman" w:hAnsi="Times New Roman" w:cs="Times New Roman" w:eastAsia="Times New Roman"/>
                 <w:szCs w:val="26"/>
               </w:rPr>
               <w:t xml:space="preserve">Cột </w:t>
             </w:r>
             <w:r>
               <w:rPr>
-                <w:rFonts w:ascii="Times New Roman" w:hAnsi="Times New Roman"/>
+                <w:rFonts w:ascii="Times New Roman" w:hAnsi="Times New Roman" w:cs="Times New Roman" w:eastAsia="Times New Roman"/>
                 <w:szCs w:val="26"/>
               </w:rPr>
               <w:br/>
@@ -1608,7 +1608,7 @@
             <w:tcW w:w="1886" w:type="dxa"/>
             <w:vAlign w:val="center"/>
           </w:tcPr>
-          <w:p>
+          <w:p ns2:paraId="02E67C08" ns2:textId="451B8673">
             <w:pPr>
               <w:rPr>
                 <w:rFonts w:ascii="Times New Roman" w:hAnsi="Times New Roman"/>
@@ -1623,7 +1623,7 @@
             <w:vAlign w:val="center"/>
             <w:hideMark/>
           </w:tcPr>
-          <w:p>
+          <w:p ns2:paraId="5F30E57E" ns2:textId="3342FA75">
             <w:pPr>
               <w:jc w:val="center"/>
               <w:rPr>
@@ -1633,7 +1633,7 @@
             </w:pPr>
             <w:r>
               <w:rPr>
-                <w:rFonts w:ascii="Times New Roman" w:hAnsi="Times New Roman"/>
+                <w:rFonts w:ascii="Times New Roman" w:hAnsi="Times New Roman" w:cs="Times New Roman" w:eastAsia="Times New Roman"/>
                 <w:sz w:val="28"/>
                 <w:szCs w:val="28"/>
               </w:rPr>
@@ -1646,7 +1646,7 @@
             <w:tcW w:w="2201" w:type="dxa"/>
             <w:vAlign w:val="center"/>
           </w:tcPr>
-          <w:p>
+          <w:p ns2:paraId="71E10184" ns2:textId="2B8F2330">
             <w:pPr>
               <w:jc w:val="right"/>
               <w:rPr>
@@ -1656,7 +1656,7 @@
             </w:pPr>
             <w:r>
               <w:rPr>
-                <w:rFonts w:ascii="Times New Roman" w:hAnsi="Times New Roman"/>
+                <w:rFonts w:ascii="Times New Roman" w:hAnsi="Times New Roman" w:cs="Times New Roman" w:eastAsia="Times New Roman"/>
                 <w:sz w:val="28"/>
                 <w:szCs w:val="28"/>
               </w:rPr>
@@ -1669,7 +1669,7 @@
             <w:tcW w:w="2276" w:type="dxa"/>
             <w:vAlign w:val="center"/>
           </w:tcPr>
-          <w:p>
+          <w:p ns2:paraId="600427A0" ns2:textId="2D45A342">
             <w:pPr>
               <w:rPr>
                 <w:rFonts w:ascii="Times New Roman" w:hAnsi="Times New Roman"/>
@@ -1678,7 +1678,7 @@
             </w:pPr>
             <w:r>
               <w:rPr>
-                <w:rFonts w:ascii="Times New Roman" w:hAnsi="Times New Roman"/>
+                <w:rFonts w:ascii="Times New Roman" w:hAnsi="Times New Roman" w:cs="Times New Roman" w:eastAsia="Times New Roman"/>
               </w:rPr>
               <w:t>{{COT_CHOT}}</w:t>
             </w:r>
@@ -1690,7 +1690,7 @@
             <w:vAlign w:val="center"/>
             <w:hideMark/>
           </w:tcPr>
-          <w:p>
+          <w:p ns2:paraId="1A711CF0" ns2:textId="6394E501">
             <w:pPr>
               <w:rPr>
                 <w:rFonts w:ascii="Times New Roman" w:hAnsi="Times New Roman"/>
@@ -1699,14 +1699,14 @@
             </w:pPr>
             <w:r>
               <w:rPr>
-                <w:rFonts w:ascii="Times New Roman" w:hAnsi="Times New Roman"/>
+                <w:rFonts w:ascii="Times New Roman" w:hAnsi="Times New Roman" w:cs="Times New Roman" w:eastAsia="Times New Roman"/>
               </w:rPr>
               <w:t>{{TL_COT}}</w:t>
             </w:r>
           </w:p>
         </w:tc>
       </w:tr>
-      <w:tr>
+      <w:tr ns2:paraId="5FFE7062" ns2:textId="77777777">
         <w:trPr>
           <w:trHeight w:val="340"/>
         </w:trPr>
@@ -1715,7 +1715,7 @@
             <w:tcW w:w="881" w:type="dxa"/>
             <w:vAlign w:val="center"/>
           </w:tcPr>
-          <w:p>
+          <w:p ns2:paraId="6A2A532B" ns2:textId="77777777">
             <w:pPr>
               <w:jc w:val="center"/>
               <w:rPr>
@@ -1727,7 +1727,7 @@
             </w:pPr>
             <w:r>
               <w:rPr>
-                <w:rFonts w:ascii="Times New Roman" w:hAnsi="Times New Roman"/>
+                <w:rFonts w:ascii="Times New Roman" w:hAnsi="Times New Roman" w:cs="Times New Roman" w:eastAsia="Times New Roman"/>
                 <w:b/>
                 <w:bCs/>
                 <w:szCs w:val="26"/>
@@ -1742,7 +1742,7 @@
             <w:gridSpan w:val="3"/>
             <w:vAlign w:val="center"/>
           </w:tcPr>
-          <w:p>
+          <w:p ns2:paraId="74C59333" ns2:textId="77777777">
             <w:pPr>
               <w:rPr>
                 <w:rFonts w:ascii="Times New Roman" w:hAnsi="Times New Roman"/>
@@ -1751,7 +1751,7 @@
             </w:pPr>
             <w:r>
               <w:rPr>
-                <w:rFonts w:ascii="Times New Roman" w:hAnsi="Times New Roman"/>
+                <w:rFonts w:ascii="Times New Roman" w:hAnsi="Times New Roman" w:cs="Times New Roman" w:eastAsia="Times New Roman"/>
                 <w:szCs w:val="26"/>
               </w:rPr>
               <w:t>{{TONG_QD}}</w:t>
@@ -1763,7 +1763,7 @@
             <w:tcW w:w="2276" w:type="dxa"/>
             <w:vAlign w:val="center"/>
           </w:tcPr>
-          <w:p>
+          <w:p ns2:paraId="5AAD1206" ns2:textId="77777777">
             <w:pPr>
               <w:rPr>
                 <w:rFonts w:ascii="Times New Roman" w:hAnsi="Times New Roman"/>
@@ -1772,7 +1772,7 @@
             </w:pPr>
             <w:r>
               <w:rPr>
-                <w:rFonts w:ascii="Times New Roman" w:hAnsi="Times New Roman"/>
+                <w:rFonts w:ascii="Times New Roman" w:hAnsi="Times New Roman" w:cs="Times New Roman" w:eastAsia="Times New Roman"/>
                 <w:szCs w:val="26"/>
               </w:rPr>
               <w:t>{{TONG_CHOT}}</w:t>
@@ -1784,7 +1784,7 @@
             <w:tcW w:w="1885" w:type="dxa"/>
             <w:vAlign w:val="center"/>
           </w:tcPr>
-          <w:p>
+          <w:p ns2:paraId="3C994BD1" ns2:textId="77777777">
             <w:pPr>
               <w:rPr>
                 <w:rFonts w:ascii="Times New Roman" w:hAnsi="Times New Roman"/>
@@ -1793,7 +1793,7 @@
             </w:pPr>
             <w:r>
               <w:rPr>
-                <w:rFonts w:ascii="Times New Roman" w:hAnsi="Times New Roman"/>
+                <w:rFonts w:ascii="Times New Roman" w:hAnsi="Times New Roman" w:cs="Times New Roman" w:eastAsia="Times New Roman"/>
                 <w:szCs w:val="26"/>
               </w:rPr>
               <w:t>{{TL_TONG}}</w:t>
@@ -1802,7 +1802,7 @@
         </w:tc>
       </w:tr>
     </w:tbl>
-    <w:p>
+    <w:p ns2:paraId="431C56A7" ns2:textId="77777777">
       <w:pPr>
         <w:pStyle w:val="ListParagraph"/>
         <w:numPr>
@@ -1819,13 +1819,13 @@
       </w:pPr>
       <w:r>
         <w:rPr>
-          <w:rFonts w:ascii="Times New Roman" w:hAnsi="Times New Roman"/>
+          <w:rFonts w:ascii="Times New Roman" w:hAnsi="Times New Roman" w:cs="Times New Roman" w:eastAsia="Times New Roman"/>
           <w:szCs w:val="26"/>
         </w:rPr>
         <w:t>Thời gian áp dụng giá thuê mới: Từ ngày {{START_DATE}}</w:t>
       </w:r>
     </w:p>
-    <w:p>
+    <w:p ns2:paraId="31351358" ns2:textId="59DF5081">
       <w:pPr>
         <w:spacing w:before="120" w:line="360" w:lineRule="exact"/>
         <w:ind w:firstLine="720"/>
@@ -1838,7 +1838,7 @@
       </w:pPr>
       <w:r>
         <w:rPr>
-          <w:rFonts w:ascii="Times New Roman" w:hAnsi="Times New Roman"/>
+          <w:rFonts w:ascii="Times New Roman" w:hAnsi="Times New Roman" w:cs="Times New Roman" w:eastAsia="Times New Roman"/>
           <w:szCs w:val="26"/>
           <w:lang w:val="vi-VN"/>
         </w:rPr>
@@ -1846,13 +1846,13 @@
       </w:r>
       <w:r>
         <w:rPr>
-          <w:rFonts w:ascii="Times New Roman" w:hAnsi="Times New Roman"/>
+          <w:rFonts w:ascii="Times New Roman" w:hAnsi="Times New Roman" w:cs="Times New Roman" w:eastAsia="Times New Roman"/>
         </w:rPr>
         <w:t xml:space="preserve">thanh lý và ký lại hợp đồng </w:t>
       </w:r>
       <w:r>
         <w:rPr>
-          <w:rFonts w:ascii="Times New Roman" w:hAnsi="Times New Roman"/>
+          <w:rFonts w:ascii="Times New Roman" w:hAnsi="Times New Roman" w:cs="Times New Roman" w:eastAsia="Times New Roman"/>
           <w:szCs w:val="26"/>
           <w:lang w:val="vi-VN"/>
         </w:rPr>
@@ -1860,21 +1860,21 @@
       </w:r>
       <w:r>
         <w:rPr>
-          <w:rFonts w:ascii="Times New Roman" w:hAnsi="Times New Roman"/>
+          <w:rFonts w:ascii="Times New Roman" w:hAnsi="Times New Roman" w:cs="Times New Roman" w:eastAsia="Times New Roman"/>
           <w:szCs w:val="26"/>
         </w:rPr>
         <w:t xml:space="preserve"> </w:t>
       </w:r>
       <w:r>
         <w:rPr>
-          <w:rFonts w:ascii="Times New Roman" w:hAnsi="Times New Roman"/>
+          <w:rFonts w:ascii="Times New Roman" w:hAnsi="Times New Roman" w:cs="Times New Roman" w:eastAsia="Times New Roman"/>
           <w:szCs w:val="26"/>
           <w:lang w:val="vi-VN"/>
         </w:rPr>
         <w:t>Viễn thông có cơ sở thực hiện./.</w:t>
       </w:r>
     </w:p>
-    <w:p>
+    <w:p ns2:paraId="5C33E62B" ns2:textId="77777777">
       <w:pPr>
         <w:tabs>
           <w:tab w:val="left" w:pos="426"/>
@@ -1891,7 +1891,7 @@
       </w:pPr>
       <w:r>
         <w:rPr>
-          <w:rFonts w:ascii="Times New Roman" w:hAnsi="Times New Roman"/>
+          <w:rFonts w:ascii="Times New Roman" w:hAnsi="Times New Roman" w:cs="Times New Roman" w:eastAsia="Times New Roman"/>
           <w:szCs w:val="26"/>
         </w:rPr>
         <w:t> </w:t>
@@ -1908,12 +1908,12 @@
         <w:gridCol w:w="1701"/>
         <w:gridCol w:w="4536"/>
       </w:tblGrid>
-      <w:tr>
+      <w:tr ns2:paraId="5D50E461" ns2:textId="77777777">
         <w:tc>
           <w:tcPr>
             <w:tcW w:w="3544" w:type="dxa"/>
           </w:tcPr>
-          <w:p>
+          <w:p ns2:paraId="4E11D93C" ns2:textId="77777777">
             <w:pPr>
               <w:spacing w:before="120"/>
               <w:rPr>
@@ -1925,7 +1925,7 @@
             </w:pPr>
             <w:r>
               <w:rPr>
-                <w:rFonts w:ascii="Times New Roman" w:hAnsi="Times New Roman"/>
+                <w:rFonts w:ascii="Times New Roman" w:hAnsi="Times New Roman" w:cs="Times New Roman" w:eastAsia="Times New Roman"/>
                 <w:b/>
                 <w:i/>
                 <w:szCs w:val="26"/>
@@ -1933,7 +1933,7 @@
               <w:t>Nơi nhận:</w:t>
             </w:r>
           </w:p>
-          <w:p>
+          <w:p ns2:paraId="1DC7B5EE" ns2:textId="77777777">
             <w:pPr>
               <w:tabs>
                 <w:tab w:val="left" w:pos="318"/>
@@ -1951,13 +1951,13 @@
             </w:pPr>
             <w:r>
               <w:rPr>
-                <w:rFonts w:ascii="Times New Roman" w:hAnsi="Times New Roman"/>
+                <w:rFonts w:ascii="Times New Roman" w:hAnsi="Times New Roman" w:cs="Times New Roman" w:eastAsia="Times New Roman"/>
                 <w:szCs w:val="26"/>
               </w:rPr>
               <w:t>- Như trên;</w:t>
             </w:r>
           </w:p>
-          <w:p>
+          <w:p ns2:paraId="119B2ADA" ns2:textId="77777777">
             <w:pPr>
               <w:spacing w:before="120"/>
               <w:rPr>
@@ -1967,14 +1967,14 @@
             </w:pPr>
             <w:r>
               <w:rPr>
-                <w:rFonts w:ascii="Times New Roman" w:hAnsi="Times New Roman"/>
+                <w:rFonts w:ascii="Times New Roman" w:hAnsi="Times New Roman" w:cs="Times New Roman" w:eastAsia="Times New Roman"/>
                 <w:szCs w:val="26"/>
               </w:rPr>
               <w:t>- Lưu: VT; P.VT</w:t>
             </w:r>
             <w:r>
               <w:rPr>
-                <w:rFonts w:ascii="Times New Roman" w:hAnsi="Times New Roman"/>
+                <w:rFonts w:ascii="Times New Roman" w:hAnsi="Times New Roman" w:cs="Times New Roman" w:eastAsia="Times New Roman"/>
                 <w:szCs w:val="26"/>
                 <w:lang w:val="vi-VN"/>
               </w:rPr>
@@ -1986,7 +1986,7 @@
           <w:tcPr>
             <w:tcW w:w="1701" w:type="dxa"/>
           </w:tcPr>
-          <w:p>
+          <w:p ns2:paraId="08C7BA4D" ns2:textId="77777777">
             <w:pPr>
               <w:spacing w:before="120" w:line="360" w:lineRule="exact"/>
               <w:ind w:firstLine="720"/>
@@ -2004,7 +2004,7 @@
           <w:tcPr>
             <w:tcW w:w="4536" w:type="dxa"/>
           </w:tcPr>
-          <w:p>
+          <w:p ns2:paraId="7142CBED" ns2:textId="77777777">
             <w:pPr>
               <w:spacing w:before="120"/>
               <w:ind w:firstLine="720"/>
@@ -2018,7 +2018,7 @@
             </w:pPr>
             <w:r>
               <w:rPr>
-                <w:rFonts w:ascii="Times New Roman" w:hAnsi="Times New Roman"/>
+                <w:rFonts w:ascii="Times New Roman" w:hAnsi="Times New Roman" w:cs="Times New Roman" w:eastAsia="Times New Roman"/>
                 <w:b/>
                 <w:szCs w:val="26"/>
                 <w:lang w:eastAsia="vi-VN"/>
@@ -2026,7 +2026,7 @@
               <w:t>PHÒNG VIỄN THÔNG</w:t>
             </w:r>
           </w:p>
-          <w:p>
+          <w:p ns2:paraId="2A962687" ns2:textId="77777777">
             <w:pPr>
               <w:spacing w:before="120"/>
               <w:ind w:firstLine="720"/>
@@ -2040,7 +2040,7 @@
             </w:pPr>
             <w:r>
               <w:rPr>
-                <w:rFonts w:ascii="Times New Roman" w:hAnsi="Times New Roman"/>
+                <w:rFonts w:ascii="Times New Roman" w:hAnsi="Times New Roman" w:cs="Times New Roman" w:eastAsia="Times New Roman"/>
                 <w:b/>
                 <w:bCs/>
                 <w:szCs w:val="26"/>
@@ -2050,12 +2050,12 @@
           </w:p>
         </w:tc>
       </w:tr>
-      <w:tr>
+      <w:tr ns2:paraId="5C774A96" ns2:textId="77777777">
         <w:tc>
           <w:tcPr>
             <w:tcW w:w="3544" w:type="dxa"/>
           </w:tcPr>
-          <w:p>
+          <w:p ns2:paraId="03564731" ns2:textId="77777777">
             <w:pPr>
               <w:spacing w:before="120" w:line="360" w:lineRule="exact"/>
               <w:rPr>
@@ -2070,7 +2070,7 @@
           <w:tcPr>
             <w:tcW w:w="1701" w:type="dxa"/>
           </w:tcPr>
-          <w:p>
+          <w:p ns2:paraId="1FF5D022" ns2:textId="77777777">
             <w:pPr>
               <w:spacing w:before="120" w:line="360" w:lineRule="exact"/>
               <w:ind w:firstLine="720"/>
@@ -2087,7 +2087,7 @@
           <w:tcPr>
             <w:tcW w:w="4536" w:type="dxa"/>
           </w:tcPr>
-          <w:p>
+          <w:p ns2:paraId="343E7E12" ns2:textId="77777777">
             <w:pPr>
               <w:spacing w:before="120" w:line="360" w:lineRule="exact"/>
               <w:ind w:firstLine="720"/>
@@ -2101,12 +2101,12 @@
           </w:p>
         </w:tc>
       </w:tr>
-      <w:tr>
+      <w:tr ns2:paraId="6B8E1F40" ns2:textId="77777777">
         <w:tc>
           <w:tcPr>
             <w:tcW w:w="3544" w:type="dxa"/>
           </w:tcPr>
-          <w:p>
+          <w:p ns2:paraId="6775325C" ns2:textId="77777777">
             <w:pPr>
               <w:tabs>
                 <w:tab w:val="left" w:pos="318"/>
@@ -2128,7 +2128,7 @@
           <w:tcPr>
             <w:tcW w:w="1701" w:type="dxa"/>
           </w:tcPr>
-          <w:p>
+          <w:p ns2:paraId="1619D368" ns2:textId="77777777">
             <w:pPr>
               <w:spacing w:before="120" w:line="360" w:lineRule="exact"/>
               <w:ind w:firstLine="720"/>
@@ -2140,7 +2140,7 @@
               </w:rPr>
             </w:pPr>
           </w:p>
-          <w:p>
+          <w:p ns2:paraId="77D00A67" ns2:textId="7FD79D38">
             <w:pPr>
               <w:spacing w:before="120" w:line="360" w:lineRule="exact"/>
               <w:ind w:firstLine="720"/>
@@ -2151,7 +2151,7 @@
             </w:pPr>
             <w:r>
               <w:rPr>
-                <w:rFonts w:ascii="Times New Roman" w:hAnsi="Times New Roman"/>
+                <w:rFonts w:ascii="Times New Roman" w:hAnsi="Times New Roman" w:cs="Times New Roman" w:eastAsia="Times New Roman"/>
                 <w:szCs w:val="26"/>
               </w:rPr>
               <w:t xml:space="preserve"> </w:t>
@@ -2162,7 +2162,7 @@
           <w:tcPr>
             <w:tcW w:w="4536" w:type="dxa"/>
           </w:tcPr>
-          <w:p>
+          <w:p ns2:paraId="032C1885" ns2:textId="77777777">
             <w:pPr>
               <w:spacing w:before="120" w:line="360" w:lineRule="exact"/>
               <w:ind w:firstLine="720"/>
@@ -2174,7 +2174,7 @@
               </w:rPr>
             </w:pPr>
           </w:p>
-          <w:p>
+          <w:p ns2:paraId="4DB5469C" ns2:textId="77777777">
             <w:pPr>
               <w:spacing w:before="120" w:line="360" w:lineRule="exact"/>
               <w:ind w:firstLine="720"/>
@@ -2185,7 +2185,7 @@
               </w:rPr>
             </w:pPr>
           </w:p>
-          <w:p>
+          <w:p ns2:paraId="3E62B387" ns2:textId="77777777">
             <w:pPr>
               <w:spacing w:before="120" w:line="360" w:lineRule="exact"/>
               <w:ind w:firstLine="720"/>
@@ -2198,7 +2198,7 @@
             </w:pPr>
             <w:r>
               <w:rPr>
-                <w:rFonts w:ascii="Times New Roman" w:hAnsi="Times New Roman"/>
+                <w:rFonts w:ascii="Times New Roman" w:hAnsi="Times New Roman" w:cs="Times New Roman" w:eastAsia="Times New Roman"/>
                 <w:b/>
                 <w:szCs w:val="26"/>
               </w:rPr>
@@ -2218,12 +2218,12 @@
         <w:gridCol w:w="4860"/>
         <w:gridCol w:w="6120"/>
       </w:tblGrid>
-      <w:tr>
+      <w:tr ns2:paraId="610BFFA2" ns2:textId="77777777">
         <w:tc>
           <w:tcPr>
             <w:tcW w:w="4860" w:type="dxa"/>
           </w:tcPr>
-          <w:p>
+          <w:p ns2:paraId="4CFCE879" ns2:textId="77777777">
             <w:pPr>
               <w:widowControl w:val="0"/>
               <w:jc w:val="center"/>
@@ -2236,7 +2236,7 @@
             </w:pPr>
             <w:r>
               <w:rPr>
-                <w:rFonts w:ascii="Times New Roman" w:hAnsi="Times New Roman"/>
+                <w:rFonts w:ascii="Times New Roman" w:hAnsi="Times New Roman" w:cs="Times New Roman" w:eastAsia="Times New Roman"/>
                 <w:szCs w:val="28"/>
                 <w:lang w:val="vi-VN"/>
               </w:rPr>
@@ -2244,7 +2244,7 @@
               <w:t>TCT VIỄN THÔNG MOBIFONE</w:t>
             </w:r>
           </w:p>
-          <w:p>
+          <w:p ns2:paraId="1D6F5003" ns2:textId="77777777">
             <w:pPr>
               <w:widowControl w:val="0"/>
               <w:jc w:val="center"/>
@@ -2258,7 +2258,7 @@
             </w:pPr>
             <w:r>
               <w:rPr>
-                <w:rFonts w:ascii="Times New Roman" w:hAnsi="Times New Roman"/>
+                <w:rFonts w:ascii="Times New Roman" w:hAnsi="Times New Roman" w:cs="Times New Roman" w:eastAsia="Times New Roman"/>
                 <w:b/>
                 <w:szCs w:val="28"/>
               </w:rPr>
@@ -2270,7 +2270,7 @@
           <w:tcPr>
             <w:tcW w:w="6120" w:type="dxa"/>
           </w:tcPr>
-          <w:p>
+          <w:p ns2:paraId="525D45B3" ns2:textId="77777777">
             <w:pPr>
               <w:widowControl w:val="0"/>
               <w:tabs>
@@ -2289,7 +2289,7 @@
             </w:pPr>
             <w:r>
               <w:rPr>
-                <w:rFonts w:ascii="Times New Roman" w:hAnsi="Times New Roman"/>
+                <w:rFonts w:ascii="Times New Roman" w:hAnsi="Times New Roman" w:cs="Times New Roman" w:eastAsia="Times New Roman"/>
                 <w:b/>
                 <w:bCs/>
                 <w:szCs w:val="28"/>
@@ -2298,7 +2298,7 @@
               <w:t>CỘNG HÒA XÃ HỘI CHỦ NGHĨA VIỆT NAM</w:t>
             </w:r>
           </w:p>
-          <w:p>
+          <w:p ns2:paraId="5F47D039" ns2:textId="77777777">
             <w:pPr>
               <w:widowControl w:val="0"/>
               <w:tabs>
@@ -2314,86 +2314,86 @@
             </w:pPr>
             <w:r>
               <w:rPr>
-                <w:rFonts w:ascii="Times New Roman" w:hAnsi="Times New Roman"/>
+                <w:rFonts w:ascii="Times New Roman" w:hAnsi="Times New Roman" w:cs="Times New Roman" w:eastAsia="Times New Roman"/>
                 <w:noProof/>
                 <w:szCs w:val="28"/>
               </w:rPr>
-              <mc:AlternateContent>
-                <mc:Choice Requires="wps">
+              <ns1:AlternateContent>
+                <ns1:Choice Requires="wps">
                   <w:drawing>
-                    <wp:anchor distT="4294967294" distB="4294967294" distL="114300" distR="114300" simplePos="0" relativeHeight="251667456" behindDoc="0" locked="0" layoutInCell="1" allowOverlap="1" wp14:editId="4D85D922" wp14:anchorId="49CCB699">
-                      <wp:simplePos x="0" y="0"/>
-                      <wp:positionH relativeFrom="column">
-                        <wp:posOffset>776605</wp:posOffset>
-                      </wp:positionH>
-                      <wp:positionV relativeFrom="paragraph">
-                        <wp:posOffset>250190</wp:posOffset>
-                      </wp:positionV>
-                      <wp:extent cx="1676400" cy="0"/>
-                      <wp:effectExtent l="0" t="0" r="0" b="0"/>
-                      <wp:wrapNone/>
-                      <wp:docPr id="1977137422" name="Straight Arrow Connector 1977137422"/>
-                      <wp:cNvGraphicFramePr>
-                        <a:graphicFrameLocks xmlns:a="http://schemas.openxmlformats.org/drawingml/2006/main"/>
-                      </wp:cNvGraphicFramePr>
-                      <a:graphic xmlns:a="http://schemas.openxmlformats.org/drawingml/2006/main">
-                        <a:graphicData uri="http://schemas.microsoft.com/office/word/2010/wordprocessingShape">
-                          <wps:wsp>
-                            <wps:cNvCnPr>
-                              <a:cxnSpLocks noChangeShapeType="1"/>
-                            </wps:cNvCnPr>
-                            <wps:spPr bwMode="auto">
-                              <a:xfrm>
-                                <a:off x="0" y="0"/>
-                                <a:ext cx="1676400" cy="0"/>
-                              </a:xfrm>
-                              <a:prstGeom prst="straightConnector1">
-                                <a:avLst/>
-                              </a:prstGeom>
-                              <a:noFill/>
-                              <a:ln w="9525">
-                                <a:solidFill>
-                                  <a:srgbClr val="000000"/>
-                                </a:solidFill>
-                                <a:round/>
-                                <a:headEnd/>
-                                <a:tailEnd/>
-                              </a:ln>
-                              <a:extLst>
-                                <a:ext uri="{909E8E84-426E-40DD-AFC4-6F175D3DCCD1}">
-                                  <a14:hiddenFill xmlns:a14="http://schemas.microsoft.com/office/drawing/2010/main">
-                                    <a:noFill/>
-                                  </a14:hiddenFill>
-                                </a:ext>
-                              </a:extLst>
-                            </wps:spPr>
-                            <wps:bodyPr/>
-                          </wps:wsp>
-                        </a:graphicData>
-                      </a:graphic>
-                      <wp14:sizeRelH relativeFrom="page">
-                        <wp14:pctWidth>0</wp14:pctWidth>
-                      </wp14:sizeRelH>
-                      <wp14:sizeRelV relativeFrom="page">
-                        <wp14:pctHeight>0</wp14:pctHeight>
-                      </wp14:sizeRelV>
-                    </wp:anchor>
+                    <ns3:anchor distT="4294967294" distB="4294967294" distL="114300" distR="114300" simplePos="0" relativeHeight="251667456" behindDoc="0" locked="0" layoutInCell="1" allowOverlap="1" ns4:editId="4D85D922" ns4:anchorId="49CCB699">
+                      <ns3:simplePos x="0" y="0"/>
+                      <ns3:positionH relativeFrom="column">
+                        <ns3:posOffset>776605</ns3:posOffset>
+                      </ns3:positionH>
+                      <ns3:positionV relativeFrom="paragraph">
+                        <ns3:posOffset>250190</ns3:posOffset>
+                      </ns3:positionV>
+                      <ns3:extent cx="1676400" cy="0"/>
+                      <ns3:effectExtent l="0" t="0" r="0" b="0"/>
+                      <ns3:wrapNone/>
+                      <ns3:docPr id="1977137422" name="Straight Arrow Connector 1977137422"/>
+                      <ns3:cNvGraphicFramePr>
+                        <ns5:graphicFrameLocks/>
+                      </ns3:cNvGraphicFramePr>
+                      <ns5:graphic>
+                        <ns5:graphicData uri="http://schemas.microsoft.com/office/word/2010/wordprocessingShape">
+                          <ns6:wsp>
+                            <ns6:cNvCnPr>
+                              <ns5:cxnSpLocks noChangeShapeType="1"/>
+                            </ns6:cNvCnPr>
+                            <ns6:spPr bwMode="auto">
+                              <ns5:xfrm>
+                                <ns5:off x="0" y="0"/>
+                                <ns5:ext cx="1676400" cy="0"/>
+                              </ns5:xfrm>
+                              <ns5:prstGeom prst="straightConnector1">
+                                <ns5:avLst/>
+                              </ns5:prstGeom>
+                              <ns5:noFill/>
+                              <ns5:ln w="9525">
+                                <ns5:solidFill>
+                                  <ns5:srgbClr val="000000"/>
+                                </ns5:solidFill>
+                                <ns5:round/>
+                                <ns5:headEnd/>
+                                <ns5:tailEnd/>
+                              </ns5:ln>
+                              <ns5:extLst>
+                                <ns5:ext uri="{909E8E84-426E-40DD-AFC4-6F175D3DCCD1}">
+                                  <ns11:hiddenFill>
+                                    <ns5:noFill/>
+                                  </ns11:hiddenFill>
+                                </ns5:ext>
+                              </ns5:extLst>
+                            </ns6:spPr>
+                            <ns6:bodyPr/>
+                          </ns6:wsp>
+                        </ns5:graphicData>
+                      </ns5:graphic>
+                      <ns4:sizeRelH relativeFrom="page">
+                        <ns4:pctWidth>0</ns4:pctWidth>
+                      </ns4:sizeRelH>
+                      <ns4:sizeRelV relativeFrom="page">
+                        <ns4:pctHeight>0</ns4:pctHeight>
+                      </ns4:sizeRelV>
+                    </ns3:anchor>
                   </w:drawing>
-                </mc:Choice>
-                <mc:Fallback>
+                </ns1:Choice>
+                <ns1:Fallback>
                   <w:pict>
-                    <v:shapetype id="_x0000_t32" coordsize="21600,21600" o:oned="t" filled="f" o:spt="32" path="m,l21600,21600e" w14:anchorId="631B8ED6">
-                      <v:path fillok="f" arrowok="t" o:connecttype="none"/>
-                      <o:lock v:ext="edit" shapetype="t"/>
-                    </v:shapetype>
-                    <v:shape id="Straight Arrow Connector 1977137422" style="position:absolute;margin-left:61.15pt;margin-top:19.7pt;width:132pt;height:0;z-index:251667456;visibility:visible;mso-wrap-style:square;mso-width-percent:0;mso-height-percent:0;mso-wrap-distance-left:9pt;mso-wrap-distance-top:-6e-5mm;mso-wrap-distance-right:9pt;mso-wrap-distance-bottom:-6e-5mm;mso-position-horizontal:absolute;mso-position-horizontal-relative:text;mso-position-vertical:absolute;mso-position-vertical-relative:text;mso-width-percent:0;mso-height-percent:0;mso-width-relative:page;mso-height-relative:page" o:spid="_x0000_s1026" type="#_x0000_t32" o:gfxdata="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"/>
+                    <ns7:shapetype id="_x0000_t32" coordsize="21600,21600" ns8:oned="t" filled="f" ns8:spt="32" path="m,l21600,21600e" ns2:anchorId="631B8ED6">
+                      <ns7:path fillok="f" arrowok="t" ns8:connecttype="none"/>
+                      <ns8:lock ns7:ext="edit" shapetype="t"/>
+                    </ns7:shapetype>
+                    <ns7:shape id="Straight Arrow Connector 1977137422" style="position:absolute;margin-left:61.15pt;margin-top:19.7pt;width:132pt;height:0;z-index:251667456;visibility:visible;mso-wrap-style:square;mso-width-percent:0;mso-height-percent:0;mso-wrap-distance-left:9pt;mso-wrap-distance-top:-6e-5mm;mso-wrap-distance-right:9pt;mso-wrap-distance-bottom:-6e-5mm;mso-position-horizontal:absolute;mso-position-horizontal-relative:text;mso-position-vertical:absolute;mso-position-vertical-relative:text;mso-width-percent:0;mso-height-percent:0;mso-width-relative:page;mso-height-relative:page" ns8:spid="_x0000_s1026" type="#_x0000_t32" ns8:gfxdata="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"/>
                   </w:pict>
-                </mc:Fallback>
-              </mc:AlternateContent>
+                </ns1:Fallback>
+              </ns1:AlternateContent>
             </w:r>
             <w:r>
               <w:rPr>
-                <w:rFonts w:ascii="Times New Roman" w:hAnsi="Times New Roman"/>
+                <w:rFonts w:ascii="Times New Roman" w:hAnsi="Times New Roman" w:cs="Times New Roman" w:eastAsia="Times New Roman"/>
                 <w:b/>
                 <w:bCs/>
                 <w:szCs w:val="28"/>
@@ -2403,12 +2403,12 @@
           </w:p>
         </w:tc>
       </w:tr>
-      <w:tr>
+      <w:tr ns2:paraId="19F8C059" ns2:textId="77777777">
         <w:tc>
           <w:tcPr>
             <w:tcW w:w="4860" w:type="dxa"/>
           </w:tcPr>
-          <w:p>
+          <w:p ns2:paraId="245ADD65" ns2:textId="77777777">
             <w:pPr>
               <w:widowControl w:val="0"/>
               <w:tabs>
@@ -2423,78 +2423,78 @@
             </w:pPr>
             <w:r>
               <w:rPr>
-                <w:rFonts w:ascii="Times New Roman" w:hAnsi="Times New Roman"/>
+                <w:rFonts w:ascii="Times New Roman" w:hAnsi="Times New Roman" w:cs="Times New Roman" w:eastAsia="Times New Roman"/>
                 <w:noProof/>
                 <w:szCs w:val="28"/>
               </w:rPr>
-              <mc:AlternateContent>
-                <mc:Choice Requires="wps">
+              <ns1:AlternateContent>
+                <ns1:Choice Requires="wps">
                   <w:drawing>
-                    <wp:anchor distT="4294967294" distB="4294967294" distL="114300" distR="114300" simplePos="0" relativeHeight="251666432" behindDoc="0" locked="0" layoutInCell="1" allowOverlap="1" wp14:editId="30CE949A" wp14:anchorId="22E7C71E">
-                      <wp:simplePos x="0" y="0"/>
-                      <wp:positionH relativeFrom="column">
-                        <wp:posOffset>764540</wp:posOffset>
-                      </wp:positionH>
-                      <wp:positionV relativeFrom="paragraph">
-                        <wp:posOffset>51435</wp:posOffset>
-                      </wp:positionV>
-                      <wp:extent cx="1584960" cy="0"/>
-                      <wp:effectExtent l="0" t="0" r="15240" b="12700"/>
-                      <wp:wrapNone/>
-                      <wp:docPr id="2093591429" name="Straight Arrow Connector 2093591429"/>
-                      <wp:cNvGraphicFramePr>
-                        <a:graphicFrameLocks xmlns:a="http://schemas.openxmlformats.org/drawingml/2006/main"/>
-                      </wp:cNvGraphicFramePr>
-                      <a:graphic xmlns:a="http://schemas.openxmlformats.org/drawingml/2006/main">
-                        <a:graphicData uri="http://schemas.microsoft.com/office/word/2010/wordprocessingShape">
-                          <wps:wsp>
-                            <wps:cNvCnPr>
-                              <a:cxnSpLocks noChangeShapeType="1"/>
-                            </wps:cNvCnPr>
-                            <wps:spPr bwMode="auto">
-                              <a:xfrm>
-                                <a:off x="0" y="0"/>
-                                <a:ext cx="1584960" cy="0"/>
-                              </a:xfrm>
-                              <a:prstGeom prst="straightConnector1">
-                                <a:avLst/>
-                              </a:prstGeom>
-                              <a:noFill/>
-                              <a:ln w="9525">
-                                <a:solidFill>
-                                  <a:srgbClr val="000000"/>
-                                </a:solidFill>
-                                <a:round/>
-                                <a:headEnd/>
-                                <a:tailEnd/>
-                              </a:ln>
-                              <a:extLst>
-                                <a:ext uri="{909E8E84-426E-40DD-AFC4-6F175D3DCCD1}">
-                                  <a14:hiddenFill xmlns:a14="http://schemas.microsoft.com/office/drawing/2010/main">
-                                    <a:noFill/>
-                                  </a14:hiddenFill>
-                                </a:ext>
-                              </a:extLst>
-                            </wps:spPr>
-                            <wps:bodyPr/>
-                          </wps:wsp>
-                        </a:graphicData>
-                      </a:graphic>
-                      <wp14:sizeRelH relativeFrom="page">
-                        <wp14:pctWidth>0</wp14:pctWidth>
-                      </wp14:sizeRelH>
-                      <wp14:sizeRelV relativeFrom="page">
-                        <wp14:pctHeight>0</wp14:pctHeight>
-                      </wp14:sizeRelV>
-                    </wp:anchor>
+                    <ns3:anchor distT="4294967294" distB="4294967294" distL="114300" distR="114300" simplePos="0" relativeHeight="251666432" behindDoc="0" locked="0" layoutInCell="1" allowOverlap="1" ns4:editId="30CE949A" ns4:anchorId="22E7C71E">
+                      <ns3:simplePos x="0" y="0"/>
+                      <ns3:positionH relativeFrom="column">
+                        <ns3:posOffset>764540</ns3:posOffset>
+                      </ns3:positionH>
+                      <ns3:positionV relativeFrom="paragraph">
+                        <ns3:posOffset>51435</ns3:posOffset>
+                      </ns3:positionV>
+                      <ns3:extent cx="1584960" cy="0"/>
+                      <ns3:effectExtent l="0" t="0" r="15240" b="12700"/>
+                      <ns3:wrapNone/>
+                      <ns3:docPr id="2093591429" name="Straight Arrow Connector 2093591429"/>
+                      <ns3:cNvGraphicFramePr>
+                        <ns5:graphicFrameLocks/>
+                      </ns3:cNvGraphicFramePr>
+                      <ns5:graphic>
+                        <ns5:graphicData uri="http://schemas.microsoft.com/office/word/2010/wordprocessingShape">
+                          <ns6:wsp>
+                            <ns6:cNvCnPr>
+                              <ns5:cxnSpLocks noChangeShapeType="1"/>
+                            </ns6:cNvCnPr>
+                            <ns6:spPr bwMode="auto">
+                              <ns5:xfrm>
+                                <ns5:off x="0" y="0"/>
+                                <ns5:ext cx="1584960" cy="0"/>
+                              </ns5:xfrm>
+                              <ns5:prstGeom prst="straightConnector1">
+                                <ns5:avLst/>
+                              </ns5:prstGeom>
+                              <ns5:noFill/>
+                              <ns5:ln w="9525">
+                                <ns5:solidFill>
+                                  <ns5:srgbClr val="000000"/>
+                                </ns5:solidFill>
+                                <ns5:round/>
+                                <ns5:headEnd/>
+                                <ns5:tailEnd/>
+                              </ns5:ln>
+                              <ns5:extLst>
+                                <ns5:ext uri="{909E8E84-426E-40DD-AFC4-6F175D3DCCD1}">
+                                  <ns11:hiddenFill>
+                                    <ns5:noFill/>
+                                  </ns11:hiddenFill>
+                                </ns5:ext>
+                              </ns5:extLst>
+                            </ns6:spPr>
+                            <ns6:bodyPr/>
+                          </ns6:wsp>
+                        </ns5:graphicData>
+                      </ns5:graphic>
+                      <ns4:sizeRelH relativeFrom="page">
+                        <ns4:pctWidth>0</ns4:pctWidth>
+                      </ns4:sizeRelH>
+                      <ns4:sizeRelV relativeFrom="page">
+                        <ns4:pctHeight>0</ns4:pctHeight>
+                      </ns4:sizeRelV>
+                    </ns3:anchor>
                   </w:drawing>
-                </mc:Choice>
-                <mc:Fallback>
+                </ns1:Choice>
+                <ns1:Fallback>
                   <w:pict>
-                    <v:shape id="Straight Arrow Connector 2093591429" style="position:absolute;margin-left:60.2pt;margin-top:4.05pt;width:124.8pt;height:0;z-index:251666432;visibility:visible;mso-wrap-style:square;mso-width-percent:0;mso-height-percent:0;mso-wrap-distance-left:9pt;mso-wrap-distance-top:-6e-5mm;mso-wrap-distance-right:9pt;mso-wrap-distance-bottom:-6e-5mm;mso-position-horizontal:absolute;mso-position-horizontal-relative:text;mso-position-vertical:absolute;mso-position-vertical-relative:text;mso-width-percent:0;mso-height-percent:0;mso-width-relative:page;mso-height-relative:page" o:spid="_x0000_s1026" type="#_x0000_t32" o:gfxdata="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" w14:anchorId="3582894D"/>
+                    <ns7:shape id="Straight Arrow Connector 2093591429" style="position:absolute;margin-left:60.2pt;margin-top:4.05pt;width:124.8pt;height:0;z-index:251666432;visibility:visible;mso-wrap-style:square;mso-width-percent:0;mso-height-percent:0;mso-wrap-distance-left:9pt;mso-wrap-distance-top:-6e-5mm;mso-wrap-distance-right:9pt;mso-wrap-distance-bottom:-6e-5mm;mso-position-horizontal:absolute;mso-position-horizontal-relative:text;mso-position-vertical:absolute;mso-position-vertical-relative:text;mso-width-percent:0;mso-height-percent:0;mso-width-relative:page;mso-height-relative:page" ns8:spid="_x0000_s1026" type="#_x0000_t32" ns8:gfxdata="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" ns2:anchorId="3582894D"/>
                   </w:pict>
-                </mc:Fallback>
-              </mc:AlternateContent>
+                </ns1:Fallback>
+              </ns1:AlternateContent>
             </w:r>
           </w:p>
         </w:tc>
@@ -2502,7 +2502,7 @@
           <w:tcPr>
             <w:tcW w:w="6120" w:type="dxa"/>
           </w:tcPr>
-          <w:p>
+          <w:p ns2:paraId="4CEC229D" ns2:textId="77777777">
             <w:pPr>
               <w:widowControl w:val="0"/>
               <w:tabs>
@@ -2518,7 +2518,7 @@
         </w:tc>
       </w:tr>
     </w:tbl>
-    <w:p>
+    <w:p ns2:paraId="76F7CB9A" ns2:textId="77777777">
       <w:pPr>
         <w:pStyle w:val="NormalWeb"/>
         <w:spacing w:before="0" w:beforeAutospacing="0" w:after="0" w:afterAutospacing="0"/>
@@ -2530,6 +2530,7 @@
       </w:pPr>
       <w:r>
         <w:rPr>
+          <w:rFonts w:ascii="Times New Roman" w:hAnsi="Times New Roman" w:cs="Times New Roman" w:eastAsia="Times New Roman"/>
           <w:rStyle w:val="Strong"/>
           <w:sz w:val="26"/>
           <w:szCs w:val="26"/>
@@ -2538,13 +2539,14 @@
       </w:r>
       <w:r>
         <w:rPr>
+          <w:rFonts w:ascii="Times New Roman" w:hAnsi="Times New Roman" w:cs="Times New Roman" w:eastAsia="Times New Roman"/>
           <w:sz w:val="26"/>
           <w:szCs w:val="26"/>
         </w:rPr>
         <w:t xml:space="preserve"> </w:t>
       </w:r>
     </w:p>
-    <w:p>
+    <w:p ns2:paraId="1B4AD8C5" ns2:textId="77777777">
       <w:pPr>
         <w:pStyle w:val="NormalWeb"/>
         <w:spacing w:before="0" w:beforeAutospacing="0" w:after="0" w:afterAutospacing="0"/>
@@ -2559,13 +2561,13 @@
       </w:pPr>
       <w:r>
         <w:rPr>
-          <w:rFonts w:eastAsia="Times New Roman"/>
+          <w:rFonts w:eastAsia="Times New Roman" w:ascii="Times New Roman" w:hAnsi="Times New Roman" w:cs="Times New Roman"/>
           <w:sz w:val="26"/>
         </w:rPr>
         <w:t xml:space="preserve">Về việc thanh lý hợp đồng trạm {{SITE_ID}} </w:t>
       </w:r>
     </w:p>
-    <w:p>
+    <w:p ns2:paraId="17782941" ns2:textId="77777777">
       <w:pPr>
         <w:pStyle w:val="NormalWeb"/>
         <w:spacing w:before="0" w:beforeAutospacing="0" w:after="0" w:afterAutospacing="0"/>
@@ -2579,7 +2581,7 @@
       </w:pPr>
       <w:r>
         <w:rPr>
-          <w:rFonts w:eastAsia="Times New Roman"/>
+          <w:rFonts w:eastAsia="Times New Roman" w:ascii="Times New Roman" w:hAnsi="Times New Roman" w:cs="Times New Roman"/>
           <w:bCs/>
           <w:sz w:val="26"/>
           <w:szCs w:val="26"/>
@@ -2587,7 +2589,7 @@
         <w:t>Căn cứ vào hợp đồng số {{CONTRACT_NO}} ký ngày {{CONTRACT_DATE}} giữa Trung tâm mạng lưới MobiFone miền Nam và Ông/Bà {{OWNER_NAME}} về việc thuê vị trí đặt trạm điện thoại di động tại: {{ADDRESS_OLD}} (ID trạm: {{SITE_ID}}).</w:t>
       </w:r>
     </w:p>
-    <w:p>
+    <w:p ns2:paraId="77D35E54" ns2:textId="7FD79D54">
       <w:pPr>
         <w:pStyle w:val="NormalWeb"/>
         <w:spacing w:before="0" w:beforeAutospacing="0" w:after="0" w:afterAutospacing="0"/>
@@ -2600,6 +2602,7 @@
       </w:pPr>
       <w:r>
         <w:rPr>
+          <w:rFonts w:ascii="Times New Roman" w:hAnsi="Times New Roman" w:cs="Times New Roman" w:eastAsia="Times New Roman"/>
           <w:rStyle w:val="Strong"/>
           <w:sz w:val="26"/>
           <w:szCs w:val="26"/>
@@ -2608,6 +2611,7 @@
       </w:r>
       <w:r>
         <w:rPr>
+          <w:rFonts w:ascii="Times New Roman" w:hAnsi="Times New Roman" w:cs="Times New Roman" w:eastAsia="Times New Roman"/>
           <w:sz w:val="26"/>
           <w:szCs w:val="26"/>
         </w:rPr>
@@ -2615,6 +2619,7 @@
       </w:r>
       <w:r>
         <w:rPr>
+          <w:rFonts w:ascii="Times New Roman" w:hAnsi="Times New Roman" w:cs="Times New Roman" w:eastAsia="Times New Roman"/>
           <w:sz w:val="26"/>
           <w:szCs w:val="26"/>
           <w:lang w:val="en-US"/>
@@ -2623,6 +2628,7 @@
       </w:r>
       <w:r>
         <w:rPr>
+          <w:rFonts w:ascii="Times New Roman" w:hAnsi="Times New Roman" w:cs="Times New Roman" w:eastAsia="Times New Roman"/>
           <w:sz w:val="26"/>
           <w:szCs w:val="26"/>
         </w:rPr>
@@ -2630,6 +2636,7 @@
       </w:r>
       <w:r>
         <w:rPr>
+          <w:rFonts w:ascii="Times New Roman" w:hAnsi="Times New Roman" w:cs="Times New Roman" w:eastAsia="Times New Roman"/>
           <w:sz w:val="26"/>
           <w:szCs w:val="26"/>
         </w:rPr>
@@ -2637,6 +2644,7 @@
       </w:r>
       <w:r>
         <w:rPr>
+          <w:rFonts w:ascii="Times New Roman" w:hAnsi="Times New Roman" w:cs="Times New Roman" w:eastAsia="Times New Roman"/>
           <w:rStyle w:val="Strong"/>
           <w:b w:val="0"/>
           <w:bCs w:val="0"/>
@@ -2647,6 +2655,7 @@
       </w:r>
       <w:r>
         <w:rPr>
+          <w:rFonts w:ascii="Times New Roman" w:hAnsi="Times New Roman" w:cs="Times New Roman" w:eastAsia="Times New Roman"/>
           <w:sz w:val="26"/>
           <w:szCs w:val="26"/>
         </w:rPr>
@@ -2654,13 +2663,14 @@
       </w:r>
       <w:r>
         <w:rPr>
+          <w:rFonts w:ascii="Times New Roman" w:hAnsi="Times New Roman" w:cs="Times New Roman" w:eastAsia="Times New Roman"/>
           <w:sz w:val="26"/>
           <w:szCs w:val="26"/>
         </w:rPr>
         <w:t xml:space="preserve">. </w:t>
       </w:r>
     </w:p>
-    <w:p>
+    <w:p ns2:paraId="02D6B3CE" ns2:textId="77777777">
       <w:pPr>
         <w:pStyle w:val="NormalWeb"/>
         <w:spacing w:before="0" w:beforeAutospacing="0" w:after="0" w:afterAutospacing="0"/>
@@ -2673,6 +2683,7 @@
       </w:pPr>
       <w:r>
         <w:rPr>
+          <w:rFonts w:ascii="Times New Roman" w:hAnsi="Times New Roman" w:cs="Times New Roman" w:eastAsia="Times New Roman"/>
           <w:rStyle w:val="Emphasis"/>
           <w:b/>
           <w:bCs/>
@@ -2683,13 +2694,14 @@
       </w:r>
       <w:r>
         <w:rPr>
+          <w:rFonts w:ascii="Times New Roman" w:hAnsi="Times New Roman" w:cs="Times New Roman" w:eastAsia="Times New Roman"/>
           <w:sz w:val="26"/>
           <w:szCs w:val="26"/>
         </w:rPr>
         <w:t xml:space="preserve"> </w:t>
       </w:r>
     </w:p>
-    <w:p>
+    <w:p ns2:paraId="01BC9FE9" ns2:textId="7FD79D44">
       <w:pPr>
         <w:tabs>
           <w:tab w:val="left" w:pos="342"/>
@@ -2708,7 +2720,7 @@
       </w:pPr>
       <w:r>
         <w:rPr>
-          <w:rFonts w:ascii="Times New Roman" w:hAnsi="Times New Roman"/>
+          <w:rFonts w:ascii="Times New Roman" w:hAnsi="Times New Roman" w:cs="Times New Roman" w:eastAsia="Times New Roman"/>
           <w:b/>
           <w:bCs/>
           <w:szCs w:val="26"/>
@@ -2728,7 +2740,7 @@
         <w:gridCol w:w="2263"/>
         <w:gridCol w:w="6763"/>
       </w:tblGrid>
-      <w:tr>
+      <w:tr ns2:paraId="7940964B" ns2:textId="77777777">
         <w:trPr>
           <w:tblCellSpacing w:w="15" w:type="dxa"/>
         </w:trPr>
@@ -2744,7 +2756,7 @@
             </w:tcMar>
             <w:hideMark/>
           </w:tcPr>
-          <w:p>
+          <w:p ns2:paraId="3C4F585B" ns2:textId="77777777">
             <w:pPr>
               <w:ind w:left="342"/>
               <w:rPr>
@@ -2754,7 +2766,7 @@
             </w:pPr>
             <w:r>
               <w:rPr>
-                <w:rFonts w:ascii="Times New Roman" w:hAnsi="Times New Roman"/>
+                <w:rFonts w:ascii="Times New Roman" w:hAnsi="Times New Roman" w:cs="Times New Roman" w:eastAsia="Times New Roman"/>
                 <w:noProof/>
                 <w:szCs w:val="26"/>
               </w:rPr>
@@ -2773,7 +2785,7 @@
             </w:tcMar>
             <w:hideMark/>
           </w:tcPr>
-          <w:p>
+          <w:p ns2:paraId="4AFD7A10" ns2:textId="77777777">
             <w:pPr>
               <w:rPr>
                 <w:rFonts w:ascii="Times New Roman" w:hAnsi="Times New Roman"/>
@@ -2782,7 +2794,7 @@
             </w:pPr>
             <w:r>
               <w:rPr>
-                <w:rFonts w:ascii="Times New Roman" w:hAnsi="Times New Roman"/>
+                <w:rFonts w:ascii="Times New Roman" w:hAnsi="Times New Roman" w:cs="Times New Roman" w:eastAsia="Times New Roman"/>
                 <w:noProof/>
                 <w:szCs w:val="26"/>
               </w:rPr>
@@ -2791,7 +2803,7 @@
           </w:p>
         </w:tc>
       </w:tr>
-      <w:tr>
+      <w:tr ns2:paraId="535AF86F" ns2:textId="77777777">
         <w:trPr>
           <w:tblCellSpacing w:w="15" w:type="dxa"/>
         </w:trPr>
@@ -2807,7 +2819,7 @@
             </w:tcMar>
             <w:hideMark/>
           </w:tcPr>
-          <w:p>
+          <w:p ns2:paraId="3DD2BD52" ns2:textId="77777777">
             <w:pPr>
               <w:ind w:left="342"/>
               <w:rPr>
@@ -2819,7 +2831,7 @@
             <w:bookmarkStart w:name="_Hlk76457538" w:id="1"/>
             <w:r>
               <w:rPr>
-                <w:rFonts w:ascii="Times New Roman" w:hAnsi="Times New Roman"/>
+                <w:rFonts w:ascii="Times New Roman" w:hAnsi="Times New Roman" w:cs="Times New Roman" w:eastAsia="Times New Roman"/>
                 <w:szCs w:val="26"/>
               </w:rPr>
               <w:t xml:space="preserve">Địa chỉ trạm </w:t>
@@ -2837,7 +2849,7 @@
             </w:tcMar>
             <w:hideMark/>
           </w:tcPr>
-          <w:p>
+          <w:p ns2:paraId="58B5D937" ns2:textId="77777777">
             <w:pPr>
               <w:rPr>
                 <w:rFonts w:ascii="Times New Roman" w:hAnsi="Times New Roman"/>
@@ -2846,7 +2858,7 @@
             </w:pPr>
             <w:r>
               <w:rPr>
-                <w:rFonts w:ascii="Times New Roman" w:hAnsi="Times New Roman"/>
+                <w:rFonts w:ascii="Times New Roman" w:hAnsi="Times New Roman" w:cs="Times New Roman" w:eastAsia="Times New Roman"/>
                 <w:szCs w:val="26"/>
               </w:rPr>
               <w:t>:{{ADDRESS_OLD}} ({{ADDRESS_NEW}})</w:t>
@@ -2857,7 +2869,7 @@
       </w:tr>
     </w:tbl>
     <w:bookmarkEnd w:id="1"/>
-    <w:p>
+    <w:p ns2:paraId="63F991EA" ns2:textId="7FD79D45">
       <w:pPr>
         <w:pStyle w:val="NormalWeb"/>
         <w:spacing w:before="0" w:beforeAutospacing="0" w:after="0" w:afterAutospacing="0"/>
@@ -2870,6 +2882,7 @@
       </w:pPr>
       <w:r>
         <w:rPr>
+          <w:rFonts w:ascii="Times New Roman" w:hAnsi="Times New Roman" w:cs="Times New Roman" w:eastAsia="Times New Roman"/>
           <w:rStyle w:val="Strong"/>
           <w:sz w:val="26"/>
           <w:szCs w:val="26"/>
@@ -2878,6 +2891,7 @@
       </w:r>
       <w:r>
         <w:rPr>
+          <w:rFonts w:ascii="Times New Roman" w:hAnsi="Times New Roman" w:cs="Times New Roman" w:eastAsia="Times New Roman"/>
           <w:sz w:val="26"/>
           <w:szCs w:val="26"/>
         </w:rPr>
@@ -2896,7 +2910,7 @@
         <w:gridCol w:w="2218"/>
         <w:gridCol w:w="6808"/>
       </w:tblGrid>
-      <w:tr>
+      <w:tr ns2:paraId="797A8A69" ns2:textId="77777777">
         <w:trPr>
           <w:tblCellSpacing w:w="15" w:type="dxa"/>
         </w:trPr>
@@ -2912,7 +2926,7 @@
             </w:tcMar>
             <w:hideMark/>
           </w:tcPr>
-          <w:p>
+          <w:p ns2:paraId="785FA4CE" ns2:textId="77777777">
             <w:pPr>
               <w:ind w:left="342"/>
               <w:rPr>
@@ -2922,7 +2936,7 @@
             </w:pPr>
             <w:r>
               <w:rPr>
-                <w:rFonts w:ascii="Times New Roman" w:hAnsi="Times New Roman"/>
+                <w:rFonts w:ascii="Times New Roman" w:hAnsi="Times New Roman" w:cs="Times New Roman" w:eastAsia="Times New Roman"/>
                 <w:noProof/>
                 <w:szCs w:val="26"/>
               </w:rPr>
@@ -2941,7 +2955,7 @@
             </w:tcMar>
             <w:hideMark/>
           </w:tcPr>
-          <w:p>
+          <w:p ns2:paraId="08427B22" ns2:textId="77777777">
             <w:pPr>
               <w:rPr>
                 <w:rFonts w:ascii="Times New Roman" w:hAnsi="Times New Roman"/>
@@ -2950,7 +2964,7 @@
             </w:pPr>
             <w:r>
               <w:rPr>
-                <w:rFonts w:ascii="Times New Roman" w:hAnsi="Times New Roman"/>
+                <w:rFonts w:ascii="Times New Roman" w:hAnsi="Times New Roman" w:cs="Times New Roman" w:eastAsia="Times New Roman"/>
                 <w:noProof/>
                 <w:szCs w:val="26"/>
               </w:rPr>
@@ -2958,7 +2972,7 @@
             </w:r>
             <w:r>
               <w:rPr>
-                <w:rFonts w:ascii="Times New Roman" w:hAnsi="Times New Roman"/>
+                <w:rFonts w:ascii="Times New Roman" w:hAnsi="Times New Roman" w:cs="Times New Roman" w:eastAsia="Times New Roman"/>
                 <w:b/>
                 <w:bCs/>
                 <w:szCs w:val="26"/>
@@ -2968,7 +2982,7 @@
             <w:r>
               <w:rPr>
                 <w:rStyle w:val="Emphasis"/>
-                <w:rFonts w:ascii="Times New Roman" w:hAnsi="Times New Roman" w:eastAsiaTheme="majorEastAsia"/>
+                <w:rFonts w:ascii="Times New Roman" w:hAnsi="Times New Roman" w:eastAsiaTheme="majorEastAsia" w:cs="Times New Roman" w:eastAsia="Times New Roman"/>
                 <w:b/>
                 <w:bCs/>
                 <w:i w:val="0"/>
@@ -2980,7 +2994,7 @@
           </w:p>
         </w:tc>
       </w:tr>
-      <w:tr>
+      <w:tr ns2:paraId="404A2BBC" ns2:textId="77777777">
         <w:trPr>
           <w:tblCellSpacing w:w="15" w:type="dxa"/>
         </w:trPr>
@@ -2996,7 +3010,7 @@
             </w:tcMar>
             <w:hideMark/>
           </w:tcPr>
-          <w:p>
+          <w:p ns2:paraId="6D1CCDC9" ns2:textId="77777777">
             <w:pPr>
               <w:pStyle w:val="ListParagraph"/>
               <w:numPr>
@@ -3011,7 +3025,7 @@
             </w:pPr>
             <w:r>
               <w:rPr>
-                <w:rFonts w:ascii="Times New Roman" w:hAnsi="Times New Roman"/>
+                <w:rFonts w:ascii="Times New Roman" w:hAnsi="Times New Roman" w:cs="Times New Roman" w:eastAsia="Times New Roman"/>
                 <w:noProof/>
                 <w:szCs w:val="26"/>
               </w:rPr>
@@ -3030,7 +3044,7 @@
             </w:tcMar>
             <w:hideMark/>
           </w:tcPr>
-          <w:p>
+          <w:p ns2:paraId="050F8ABD" ns2:textId="77777777">
             <w:pPr>
               <w:rPr>
                 <w:rFonts w:ascii="Times New Roman" w:hAnsi="Times New Roman"/>
@@ -3039,7 +3053,7 @@
             </w:pPr>
             <w:r>
               <w:rPr>
-                <w:rFonts w:ascii="Times New Roman" w:hAnsi="Times New Roman"/>
+                <w:rFonts w:ascii="Times New Roman" w:hAnsi="Times New Roman" w:cs="Times New Roman" w:eastAsia="Times New Roman"/>
                 <w:noProof/>
                 <w:szCs w:val="26"/>
               </w:rPr>
@@ -3048,7 +3062,7 @@
           </w:p>
         </w:tc>
       </w:tr>
-      <w:tr>
+      <w:tr ns2:paraId="5E236617" ns2:textId="77777777">
         <w:trPr>
           <w:tblCellSpacing w:w="15" w:type="dxa"/>
         </w:trPr>
@@ -3064,7 +3078,7 @@
             </w:tcMar>
             <w:hideMark/>
           </w:tcPr>
-          <w:p>
+          <w:p ns2:paraId="787C922D" ns2:textId="77777777">
             <w:pPr>
               <w:pStyle w:val="ListParagraph"/>
               <w:numPr>
@@ -3079,7 +3093,7 @@
             </w:pPr>
             <w:r>
               <w:rPr>
-                <w:rFonts w:ascii="Times New Roman" w:hAnsi="Times New Roman"/>
+                <w:rFonts w:ascii="Times New Roman" w:hAnsi="Times New Roman" w:cs="Times New Roman" w:eastAsia="Times New Roman"/>
                 <w:noProof/>
                 <w:szCs w:val="26"/>
                 <w:lang w:val="fr-FR"/>
@@ -3099,7 +3113,7 @@
             </w:tcMar>
             <w:hideMark/>
           </w:tcPr>
-          <w:p>
+          <w:p ns2:paraId="5E00C21B" ns2:textId="77777777">
             <w:pPr>
               <w:rPr>
                 <w:rFonts w:ascii="Times New Roman" w:hAnsi="Times New Roman"/>
@@ -3108,7 +3122,7 @@
             </w:pPr>
             <w:r>
               <w:rPr>
-                <w:rFonts w:ascii="Times New Roman" w:hAnsi="Times New Roman"/>
+                <w:rFonts w:ascii="Times New Roman" w:hAnsi="Times New Roman" w:cs="Times New Roman" w:eastAsia="Times New Roman"/>
                 <w:noProof/>
                 <w:szCs w:val="26"/>
                 <w:lang w:val="fr-FR"/>
@@ -3117,7 +3131,7 @@
             </w:r>
             <w:r>
               <w:rPr>
-                <w:rFonts w:ascii="Times New Roman" w:hAnsi="Times New Roman"/>
+                <w:rFonts w:ascii="Times New Roman" w:hAnsi="Times New Roman" w:cs="Times New Roman" w:eastAsia="Times New Roman"/>
                 <w:noProof/>
                 <w:szCs w:val="26"/>
                 <w:lang w:val="vi-VN"/>
@@ -3126,7 +3140,7 @@
             </w:r>
             <w:r>
               <w:rPr>
-                <w:rFonts w:ascii="Times New Roman" w:hAnsi="Times New Roman"/>
+                <w:rFonts w:ascii="Times New Roman" w:hAnsi="Times New Roman" w:cs="Times New Roman" w:eastAsia="Times New Roman"/>
                 <w:szCs w:val="26"/>
                 <w:lang w:val="vi-VN"/>
               </w:rPr>
@@ -3135,7 +3149,7 @@
           </w:p>
         </w:tc>
       </w:tr>
-      <w:tr>
+      <w:tr ns2:paraId="090CBB49" ns2:textId="77777777">
         <w:trPr>
           <w:trHeight w:val="57"/>
           <w:tblCellSpacing w:w="15" w:type="dxa"/>
@@ -3151,7 +3165,7 @@
               <w:right w:w="15" w:type="dxa"/>
             </w:tcMar>
           </w:tcPr>
-          <w:p>
+          <w:p ns2:paraId="0F1069DC" ns2:textId="77777777">
             <w:pPr>
               <w:pStyle w:val="ListParagraph"/>
               <w:numPr>
@@ -3166,7 +3180,7 @@
             </w:pPr>
             <w:r>
               <w:rPr>
-                <w:rFonts w:ascii="Times New Roman" w:hAnsi="Times New Roman" w:cs="Cambria"/>
+                <w:rFonts w:ascii="Times New Roman" w:hAnsi="Times New Roman" w:cs="Times New Roman" w:eastAsia="Times New Roman"/>
                 <w:noProof/>
                 <w:szCs w:val="26"/>
               </w:rPr>
@@ -3174,7 +3188,7 @@
             </w:r>
             <w:r>
               <w:rPr>
-                <w:rFonts w:ascii="Times New Roman" w:hAnsi="Times New Roman"/>
+                <w:rFonts w:ascii="Times New Roman" w:hAnsi="Times New Roman" w:cs="Times New Roman" w:eastAsia="Times New Roman"/>
                 <w:noProof/>
                 <w:szCs w:val="26"/>
               </w:rPr>
@@ -3182,7 +3196,7 @@
             </w:r>
             <w:r>
               <w:rPr>
-                <w:rFonts w:ascii="Times New Roman" w:hAnsi="Times New Roman" w:cs="Cambria"/>
+                <w:rFonts w:ascii="Times New Roman" w:hAnsi="Times New Roman" w:cs="Times New Roman" w:eastAsia="Times New Roman"/>
                 <w:noProof/>
                 <w:szCs w:val="26"/>
               </w:rPr>
@@ -3190,7 +3204,7 @@
             </w:r>
             <w:r>
               <w:rPr>
-                <w:rFonts w:ascii="Times New Roman" w:hAnsi="Times New Roman"/>
+                <w:rFonts w:ascii="Times New Roman" w:hAnsi="Times New Roman" w:cs="Times New Roman" w:eastAsia="Times New Roman"/>
                 <w:noProof/>
                 <w:szCs w:val="26"/>
               </w:rPr>
@@ -3198,7 +3212,7 @@
             </w:r>
             <w:r>
               <w:rPr>
-                <w:rFonts w:ascii="Times New Roman" w:hAnsi="Times New Roman" w:cs="Cambria"/>
+                <w:rFonts w:ascii="Times New Roman" w:hAnsi="Times New Roman" w:cs="Times New Roman" w:eastAsia="Times New Roman"/>
                 <w:noProof/>
                 <w:szCs w:val="26"/>
               </w:rPr>
@@ -3206,7 +3220,7 @@
             </w:r>
             <w:r>
               <w:rPr>
-                <w:rFonts w:ascii="Times New Roman" w:hAnsi="Times New Roman"/>
+                <w:rFonts w:ascii="Times New Roman" w:hAnsi="Times New Roman" w:cs="Times New Roman" w:eastAsia="Times New Roman"/>
                 <w:noProof/>
                 <w:szCs w:val="26"/>
               </w:rPr>
@@ -3224,7 +3238,7 @@
               <w:right w:w="15" w:type="dxa"/>
             </w:tcMar>
           </w:tcPr>
-          <w:p>
+          <w:p ns2:paraId="03B9C6D0" ns2:textId="77777777">
             <w:pPr>
               <w:rPr>
                 <w:rFonts w:ascii="Times New Roman" w:hAnsi="Times New Roman"/>
@@ -3234,7 +3248,7 @@
             </w:pPr>
             <w:r>
               <w:rPr>
-                <w:rFonts w:ascii="Times New Roman" w:hAnsi="Times New Roman"/>
+                <w:rFonts w:ascii="Times New Roman" w:hAnsi="Times New Roman" w:cs="Times New Roman" w:eastAsia="Times New Roman"/>
                 <w:noProof/>
                 <w:szCs w:val="26"/>
               </w:rPr>
@@ -3242,7 +3256,7 @@
             </w:r>
             <w:r>
               <w:rPr>
-                <w:rFonts w:ascii="Times New Roman" w:hAnsi="Times New Roman"/>
+                <w:rFonts w:ascii="Times New Roman" w:hAnsi="Times New Roman" w:cs="Times New Roman" w:eastAsia="Times New Roman"/>
                 <w:noProof/>
                 <w:szCs w:val="26"/>
                 <w:lang w:val="vi-VN"/>
@@ -3253,7 +3267,7 @@
         </w:tc>
       </w:tr>
     </w:tbl>
-    <w:p>
+    <w:p ns2:paraId="487988F4" ns2:textId="7FD79D46">
       <w:pPr>
         <w:widowControl w:val="0"/>
         <w:spacing w:before="80" w:after="80" w:line="360" w:lineRule="atLeast"/>
@@ -3268,7 +3282,7 @@
       </w:pPr>
       <w:r>
         <w:rPr>
-          <w:rFonts w:ascii="Times New Roman" w:hAnsi="Times New Roman"/>
+          <w:rFonts w:ascii="Times New Roman" w:hAnsi="Times New Roman" w:cs="Times New Roman" w:eastAsia="Times New Roman"/>
           <w:i/>
           <w:szCs w:val="26"/>
           <w:lang w:val="fr-FR"/>
@@ -3276,7 +3290,7 @@
         <w:t>(Giấy UQ số 21/UQ-MBF.ĐNa ngày 19/06/2026 do Giám đốc MobiFone Đồng Nai – Chi nhánh Tổng Công ty Viễn Thông MobiFone, Ông Bùi Chí Tuệ ký)</w:t>
       </w:r>
     </w:p>
-    <w:p>
+    <w:p ns2:paraId="7987E3A3" ns2:textId="77777777">
       <w:pPr>
         <w:pStyle w:val="NormalWeb"/>
         <w:spacing w:before="0" w:beforeAutospacing="0" w:after="0" w:afterAutospacing="0"/>
@@ -3289,13 +3303,14 @@
       </w:pPr>
       <w:r>
         <w:rPr>
+          <w:rFonts w:ascii="Times New Roman" w:hAnsi="Times New Roman" w:cs="Times New Roman" w:eastAsia="Times New Roman"/>
           <w:sz w:val="26"/>
           <w:szCs w:val="26"/>
         </w:rPr>
         <w:t xml:space="preserve"> Sau khi xem xét việc thực hiện hợp đồng số {{CONTRACT_NO}} ký ngày {{CONTRACT_DATE}} hai bên cùng thống nhất như sau: </w:t>
       </w:r>
     </w:p>
-    <w:p>
+    <w:p ns2:paraId="6D34CCBD" ns2:textId="77777777">
       <w:pPr>
         <w:pStyle w:val="NormalWeb"/>
         <w:spacing w:before="0" w:beforeAutospacing="0" w:after="0" w:afterAutospacing="0"/>
@@ -3308,13 +3323,14 @@
       </w:pPr>
       <w:r>
         <w:rPr>
+          <w:rFonts w:ascii="Times New Roman" w:hAnsi="Times New Roman" w:cs="Times New Roman" w:eastAsia="Times New Roman"/>
           <w:sz w:val="26"/>
           <w:szCs w:val="26"/>
         </w:rPr>
         <w:t>1/ Hai bên đã thực hiện nghiêm túc hợp đồng đã ký, bên B đã thanh toán cho bên A các khoản tiền theo hợp đồng đến hết ngày {{OLD_END_DATE}};</w:t>
       </w:r>
     </w:p>
-    <w:p>
+    <w:p ns2:paraId="1D9F577D" ns2:textId="77777777">
       <w:pPr>
         <w:pStyle w:val="NormalWeb"/>
         <w:spacing w:before="0" w:beforeAutospacing="0" w:after="0" w:afterAutospacing="0"/>
@@ -3327,13 +3343,14 @@
       </w:pPr>
       <w:r>
         <w:rPr>
+          <w:rFonts w:ascii="Times New Roman" w:hAnsi="Times New Roman" w:cs="Times New Roman" w:eastAsia="Times New Roman"/>
           <w:sz w:val="26"/>
           <w:szCs w:val="26"/>
         </w:rPr>
         <w:t>2/ Việc thuê đặt trạm tại địa chỉ trên sau ngày {{OLD_END_DATE}} sẽ được thực hiện theo một hợp đồng mới với sự thỏa thuận của hai bên;</w:t>
       </w:r>
     </w:p>
-    <w:p>
+    <w:p ns2:paraId="04EC0E63" ns2:textId="77777777">
       <w:pPr>
         <w:pStyle w:val="NormalWeb"/>
         <w:spacing w:before="0" w:beforeAutospacing="0" w:after="0" w:afterAutospacing="0"/>
@@ -3346,6 +3363,7 @@
       </w:pPr>
       <w:r>
         <w:rPr>
+          <w:rFonts w:ascii="Times New Roman" w:hAnsi="Times New Roman" w:cs="Times New Roman" w:eastAsia="Times New Roman"/>
           <w:sz w:val="26"/>
           <w:szCs w:val="26"/>
         </w:rPr>
@@ -3362,7 +3380,7 @@
         <w:gridCol w:w="5760"/>
         <w:gridCol w:w="4680"/>
       </w:tblGrid>
-      <w:tr>
+      <w:tr ns2:paraId="19EBA2F7" ns2:textId="77777777">
         <w:trPr>
           <w:trHeight w:val="70"/>
         </w:trPr>
@@ -3370,7 +3388,7 @@
           <w:tcPr>
             <w:tcW w:w="5760" w:type="dxa"/>
           </w:tcPr>
-          <w:p>
+          <w:p ns2:paraId="1E52B88C" ns2:textId="77777777">
             <w:pPr>
               <w:pStyle w:val="ListParagraph"/>
               <w:spacing w:before="120" w:line="320" w:lineRule="exact"/>
@@ -3385,14 +3403,14 @@
             </w:pPr>
             <w:r>
               <w:rPr>
-                <w:rFonts w:ascii="Times New Roman" w:hAnsi="Times New Roman"/>
+                <w:rFonts w:ascii="Times New Roman" w:hAnsi="Times New Roman" w:cs="Times New Roman" w:eastAsia="Times New Roman"/>
                 <w:b/>
                 <w:szCs w:val="28"/>
               </w:rPr>
               <w:t>ĐẠI DIỆN BÊN A</w:t>
             </w:r>
           </w:p>
-          <w:p>
+          <w:p ns2:paraId="667E9146" ns2:textId="7FD79D3A">
             <w:pPr>
               <w:pStyle w:val="ListParagraph"/>
               <w:spacing w:before="120" w:line="320" w:lineRule="exact"/>
@@ -3404,13 +3422,13 @@
             </w:pPr>
             <w:r>
               <w:rPr>
-                <w:rFonts w:ascii="Times New Roman" w:hAnsi="Times New Roman"/>
+                <w:rFonts w:ascii="Times New Roman" w:hAnsi="Times New Roman" w:cs="Times New Roman" w:eastAsia="Times New Roman"/>
                 <w:szCs w:val="28"/>
               </w:rPr>
               <w:t xml:space="preserve"> </w:t>
             </w:r>
           </w:p>
-          <w:p>
+          <w:p ns2:paraId="20981009" ns2:textId="77777777">
             <w:pPr>
               <w:spacing w:before="120" w:line="320" w:lineRule="exact"/>
               <w:rPr>
@@ -3425,7 +3443,7 @@
           <w:tcPr>
             <w:tcW w:w="4680" w:type="dxa"/>
           </w:tcPr>
-          <w:p>
+          <w:p ns2:paraId="04ABE870" ns2:textId="77777777">
             <w:pPr>
               <w:spacing w:before="120" w:line="320" w:lineRule="exact"/>
               <w:jc w:val="center"/>
@@ -3438,14 +3456,14 @@
             </w:pPr>
             <w:r>
               <w:rPr>
-                <w:rFonts w:ascii="Times New Roman" w:hAnsi="Times New Roman"/>
+                <w:rFonts w:ascii="Times New Roman" w:hAnsi="Times New Roman" w:cs="Times New Roman" w:eastAsia="Times New Roman"/>
                 <w:b/>
                 <w:szCs w:val="28"/>
               </w:rPr>
               <w:t>ĐẠI DIỆN BÊN B</w:t>
             </w:r>
           </w:p>
-          <w:p>
+          <w:p ns2:paraId="5200C8E2" ns2:textId="77777777">
             <w:pPr>
               <w:spacing w:before="120" w:line="320" w:lineRule="exact"/>
               <w:jc w:val="center"/>
@@ -3457,14 +3475,14 @@
             </w:pPr>
             <w:r>
               <w:rPr>
-                <w:rFonts w:ascii="Times New Roman" w:hAnsi="Times New Roman"/>
+                <w:rFonts w:ascii="Times New Roman" w:hAnsi="Times New Roman" w:cs="Times New Roman" w:eastAsia="Times New Roman"/>
                 <w:b/>
                 <w:szCs w:val="28"/>
               </w:rPr>
               <w:t>PHÓ GIÁM ĐỐC</w:t>
             </w:r>
           </w:p>
-          <w:p>
+          <w:p ns2:paraId="032768C9" ns2:textId="77777777">
             <w:pPr>
               <w:tabs>
                 <w:tab w:val="left" w:pos="1470"/>
@@ -3479,7 +3497,7 @@
           </w:p>
         </w:tc>
       </w:tr>
-      <w:tr>
+      <w:tr ns2:paraId="37A97662" ns2:textId="77777777">
         <w:trPr>
           <w:trHeight w:val="70"/>
         </w:trPr>
@@ -3487,7 +3505,7 @@
           <w:tcPr>
             <w:tcW w:w="5760" w:type="dxa"/>
           </w:tcPr>
-          <w:p>
+          <w:p ns2:paraId="7FD79D32" ns2:textId="77777777">
             <w:pPr>
               <w:spacing w:before="120" w:line="320" w:lineRule="exact"/>
               <w:jc w:val="center"/>
@@ -3504,7 +3522,7 @@
           <w:tcPr>
             <w:tcW w:w="4680" w:type="dxa"/>
           </w:tcPr>
-          <w:p>
+          <w:p ns2:paraId="0DB6723D" ns2:textId="77777777">
             <w:pPr>
               <w:spacing w:before="120" w:line="320" w:lineRule="exact"/>
               <w:jc w:val="center"/>
@@ -3516,7 +3534,7 @@
               </w:rPr>
             </w:pPr>
           </w:p>
-          <w:p>
+          <w:p ns2:paraId="2B49575E" ns2:textId="77777777">
             <w:pPr>
               <w:spacing w:before="120" w:line="320" w:lineRule="exact"/>
               <w:jc w:val="center"/>
@@ -3530,7 +3548,7 @@
           </w:p>
         </w:tc>
       </w:tr>
-      <w:tr>
+      <w:tr ns2:paraId="409F72EE" ns2:textId="77777777">
         <w:trPr>
           <w:trHeight w:val="601"/>
         </w:trPr>
@@ -3538,7 +3556,7 @@
           <w:tcPr>
             <w:tcW w:w="5760" w:type="dxa"/>
           </w:tcPr>
-          <w:p>
+          <w:p ns2:paraId="7B2F6125" ns2:textId="77777777">
             <w:pPr>
               <w:spacing w:before="120" w:line="320" w:lineRule="exact"/>
               <w:jc w:val="center"/>
@@ -3554,7 +3572,7 @@
             </w:pPr>
             <w:r>
               <w:rPr>
-                <w:rFonts w:ascii="Times New Roman" w:hAnsi="Times New Roman"/>
+                <w:rFonts w:ascii="Times New Roman" w:hAnsi="Times New Roman" w:cs="Times New Roman" w:eastAsia="Times New Roman"/>
                 <w:b/>
               </w:rPr>
               <w:t>{{OWNER_NAME}}</w:t>
@@ -3565,7 +3583,7 @@
           <w:tcPr>
             <w:tcW w:w="4680" w:type="dxa"/>
           </w:tcPr>
-          <w:p>
+          <w:p ns2:paraId="63AEB696" ns2:textId="77777777">
             <w:pPr>
               <w:spacing w:before="120" w:line="320" w:lineRule="exact"/>
               <w:jc w:val="center"/>
@@ -3579,7 +3597,7 @@
             </w:pPr>
             <w:r>
               <w:rPr>
-                <w:rFonts w:ascii="Times New Roman" w:hAnsi="Times New Roman"/>
+                <w:rFonts w:ascii="Times New Roman" w:hAnsi="Times New Roman" w:cs="Times New Roman" w:eastAsia="Times New Roman"/>
                 <w:b/>
                 <w:bCs/>
                 <w:iCs/>
@@ -3591,8 +3609,11 @@
         </w:tc>
       </w:tr>
     </w:tbl>
-    <w:p>
-      <w:r>
+    <w:p ns2:paraId="4008F784" ns2:textId="77777777">
+      <w:r>
+        <w:rPr>
+          <w:rFonts w:ascii="Times New Roman" w:hAnsi="Times New Roman" w:cs="Times New Roman" w:eastAsia="Times New Roman"/>
+        </w:rPr>
         <w:br w:type="page"/>
       </w:r>
     </w:p>
@@ -3606,12 +3627,12 @@
         <w:gridCol w:w="4860"/>
         <w:gridCol w:w="6120"/>
       </w:tblGrid>
-      <w:tr>
+      <w:tr ns2:paraId="031C23A8" ns2:textId="77777777">
         <w:tc>
           <w:tcPr>
             <w:tcW w:w="4860" w:type="dxa"/>
           </w:tcPr>
-          <w:p>
+          <w:p ns2:paraId="330C61BD" ns2:textId="77777777">
             <w:pPr>
               <w:widowControl w:val="0"/>
               <w:jc w:val="center"/>
@@ -3624,7 +3645,7 @@
             </w:pPr>
             <w:r>
               <w:rPr>
-                <w:rFonts w:ascii="Times New Roman" w:hAnsi="Times New Roman"/>
+                <w:rFonts w:ascii="Times New Roman" w:hAnsi="Times New Roman" w:cs="Times New Roman" w:eastAsia="Times New Roman"/>
                 <w:szCs w:val="28"/>
                 <w:lang w:val="vi-VN"/>
               </w:rPr>
@@ -3632,7 +3653,7 @@
               <w:t>TCT VIỄN THÔNG MOBIFONE</w:t>
             </w:r>
           </w:p>
-          <w:p>
+          <w:p ns2:paraId="7D0E60E1" ns2:textId="77777777">
             <w:pPr>
               <w:widowControl w:val="0"/>
               <w:jc w:val="center"/>
@@ -3646,7 +3667,7 @@
             </w:pPr>
             <w:r>
               <w:rPr>
-                <w:rFonts w:ascii="Times New Roman" w:hAnsi="Times New Roman"/>
+                <w:rFonts w:ascii="Times New Roman" w:hAnsi="Times New Roman" w:cs="Times New Roman" w:eastAsia="Times New Roman"/>
                 <w:b/>
                 <w:szCs w:val="28"/>
               </w:rPr>
@@ -3658,7 +3679,7 @@
           <w:tcPr>
             <w:tcW w:w="6120" w:type="dxa"/>
           </w:tcPr>
-          <w:p>
+          <w:p ns2:paraId="2BA7940C" ns2:textId="77777777">
             <w:pPr>
               <w:widowControl w:val="0"/>
               <w:tabs>
@@ -3677,7 +3698,7 @@
             </w:pPr>
             <w:r>
               <w:rPr>
-                <w:rFonts w:ascii="Times New Roman" w:hAnsi="Times New Roman"/>
+                <w:rFonts w:ascii="Times New Roman" w:hAnsi="Times New Roman" w:cs="Times New Roman" w:eastAsia="Times New Roman"/>
                 <w:b/>
                 <w:bCs/>
                 <w:szCs w:val="28"/>
@@ -3686,7 +3707,7 @@
               <w:t>CỘNG HÒA XÃ HỘI CHỦ NGHĨA VIỆT NAM</w:t>
             </w:r>
           </w:p>
-          <w:p>
+          <w:p ns2:paraId="56E75105" ns2:textId="77777777">
             <w:pPr>
               <w:widowControl w:val="0"/>
               <w:tabs>
@@ -3702,82 +3723,82 @@
             </w:pPr>
             <w:r>
               <w:rPr>
-                <w:rFonts w:ascii="Times New Roman" w:hAnsi="Times New Roman"/>
+                <w:rFonts w:ascii="Times New Roman" w:hAnsi="Times New Roman" w:cs="Times New Roman" w:eastAsia="Times New Roman"/>
                 <w:noProof/>
                 <w:szCs w:val="28"/>
               </w:rPr>
-              <mc:AlternateContent>
-                <mc:Choice Requires="wps">
+              <ns1:AlternateContent>
+                <ns1:Choice Requires="wps">
                   <w:drawing>
-                    <wp:anchor distT="4294967294" distB="4294967294" distL="114300" distR="114300" simplePos="0" relativeHeight="251664384" behindDoc="0" locked="0" layoutInCell="1" allowOverlap="1" wp14:editId="721454E2" wp14:anchorId="69335A19">
-                      <wp:simplePos x="0" y="0"/>
-                      <wp:positionH relativeFrom="column">
-                        <wp:posOffset>776605</wp:posOffset>
-                      </wp:positionH>
-                      <wp:positionV relativeFrom="paragraph">
-                        <wp:posOffset>250190</wp:posOffset>
-                      </wp:positionV>
-                      <wp:extent cx="1676400" cy="0"/>
-                      <wp:effectExtent l="0" t="0" r="0" b="0"/>
-                      <wp:wrapNone/>
-                      <wp:docPr id="4" name="Straight Arrow Connector 4"/>
-                      <wp:cNvGraphicFramePr>
-                        <a:graphicFrameLocks xmlns:a="http://schemas.openxmlformats.org/drawingml/2006/main"/>
-                      </wp:cNvGraphicFramePr>
-                      <a:graphic xmlns:a="http://schemas.openxmlformats.org/drawingml/2006/main">
-                        <a:graphicData uri="http://schemas.microsoft.com/office/word/2010/wordprocessingShape">
-                          <wps:wsp>
-                            <wps:cNvCnPr>
-                              <a:cxnSpLocks noChangeShapeType="1"/>
-                            </wps:cNvCnPr>
-                            <wps:spPr bwMode="auto">
-                              <a:xfrm>
-                                <a:off x="0" y="0"/>
-                                <a:ext cx="1676400" cy="0"/>
-                              </a:xfrm>
-                              <a:prstGeom prst="straightConnector1">
-                                <a:avLst/>
-                              </a:prstGeom>
-                              <a:noFill/>
-                              <a:ln w="9525">
-                                <a:solidFill>
-                                  <a:srgbClr val="000000"/>
-                                </a:solidFill>
-                                <a:round/>
-                                <a:headEnd/>
-                                <a:tailEnd/>
-                              </a:ln>
-                              <a:extLst>
-                                <a:ext uri="{909E8E84-426E-40DD-AFC4-6F175D3DCCD1}">
-                                  <a14:hiddenFill xmlns:a14="http://schemas.microsoft.com/office/drawing/2010/main">
-                                    <a:noFill/>
-                                  </a14:hiddenFill>
-                                </a:ext>
-                              </a:extLst>
-                            </wps:spPr>
-                            <wps:bodyPr/>
-                          </wps:wsp>
-                        </a:graphicData>
-                      </a:graphic>
-                      <wp14:sizeRelH relativeFrom="page">
-                        <wp14:pctWidth>0</wp14:pctWidth>
-                      </wp14:sizeRelH>
-                      <wp14:sizeRelV relativeFrom="page">
-                        <wp14:pctHeight>0</wp14:pctHeight>
-                      </wp14:sizeRelV>
-                    </wp:anchor>
+                    <ns3:anchor distT="4294967294" distB="4294967294" distL="114300" distR="114300" simplePos="0" relativeHeight="251664384" behindDoc="0" locked="0" layoutInCell="1" allowOverlap="1" ns4:editId="721454E2" ns4:anchorId="69335A19">
+                      <ns3:simplePos x="0" y="0"/>
+                      <ns3:positionH relativeFrom="column">
+                        <ns3:posOffset>776605</ns3:posOffset>
+                      </ns3:positionH>
+                      <ns3:positionV relativeFrom="paragraph">
+                        <ns3:posOffset>250190</ns3:posOffset>
+                      </ns3:positionV>
+                      <ns3:extent cx="1676400" cy="0"/>
+                      <ns3:effectExtent l="0" t="0" r="0" b="0"/>
+                      <ns3:wrapNone/>
+                      <ns3:docPr id="4" name="Straight Arrow Connector 4"/>
+                      <ns3:cNvGraphicFramePr>
+                        <ns5:graphicFrameLocks/>
+                      </ns3:cNvGraphicFramePr>
+                      <ns5:graphic>
+                        <ns5:graphicData uri="http://schemas.microsoft.com/office/word/2010/wordprocessingShape">
+                          <ns6:wsp>
+                            <ns6:cNvCnPr>
+                              <ns5:cxnSpLocks noChangeShapeType="1"/>
+                            </ns6:cNvCnPr>
+                            <ns6:spPr bwMode="auto">
+                              <ns5:xfrm>
+                                <ns5:off x="0" y="0"/>
+                                <ns5:ext cx="1676400" cy="0"/>
+                              </ns5:xfrm>
+                              <ns5:prstGeom prst="straightConnector1">
+                                <ns5:avLst/>
+                              </ns5:prstGeom>
+                              <ns5:noFill/>
+                              <ns5:ln w="9525">
+                                <ns5:solidFill>
+                                  <ns5:srgbClr val="000000"/>
+                                </ns5:solidFill>
+                                <ns5:round/>
+                                <ns5:headEnd/>
+                                <ns5:tailEnd/>
+                              </ns5:ln>
+                              <ns5:extLst>
+                                <ns5:ext uri="{909E8E84-426E-40DD-AFC4-6F175D3DCCD1}">
+                                  <ns11:hiddenFill>
+                                    <ns5:noFill/>
+                                  </ns11:hiddenFill>
+                                </ns5:ext>
+                              </ns5:extLst>
+                            </ns6:spPr>
+                            <ns6:bodyPr/>
+                          </ns6:wsp>
+                        </ns5:graphicData>
+                      </ns5:graphic>
+                      <ns4:sizeRelH relativeFrom="page">
+                        <ns4:pctWidth>0</ns4:pctWidth>
+                      </ns4:sizeRelH>
+                      <ns4:sizeRelV relativeFrom="page">
+                        <ns4:pctHeight>0</ns4:pctHeight>
+                      </ns4:sizeRelV>
+                    </ns3:anchor>
                   </w:drawing>
-                </mc:Choice>
-                <mc:Fallback>
+                </ns1:Choice>
+                <ns1:Fallback>
                   <w:pict>
-                    <v:shape id="Straight Arrow Connector 4" style="position:absolute;margin-left:61.15pt;margin-top:19.7pt;width:132pt;height:0;z-index:251664384;visibility:visible;mso-wrap-style:square;mso-width-percent:0;mso-height-percent:0;mso-wrap-distance-left:9pt;mso-wrap-distance-top:-6e-5mm;mso-wrap-distance-right:9pt;mso-wrap-distance-bottom:-6e-5mm;mso-position-horizontal:absolute;mso-position-horizontal-relative:text;mso-position-vertical:absolute;mso-position-vertical-relative:text;mso-width-percent:0;mso-height-percent:0;mso-width-relative:page;mso-height-relative:page" o:spid="_x0000_s1026" type="#_x0000_t32" o:gfxdata="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" w14:anchorId="18EC2693"/>
+                    <ns7:shape id="Straight Arrow Connector 4" style="position:absolute;margin-left:61.15pt;margin-top:19.7pt;width:132pt;height:0;z-index:251664384;visibility:visible;mso-wrap-style:square;mso-width-percent:0;mso-height-percent:0;mso-wrap-distance-left:9pt;mso-wrap-distance-top:-6e-5mm;mso-wrap-distance-right:9pt;mso-wrap-distance-bottom:-6e-5mm;mso-position-horizontal:absolute;mso-position-horizontal-relative:text;mso-position-vertical:absolute;mso-position-vertical-relative:text;mso-width-percent:0;mso-height-percent:0;mso-width-relative:page;mso-height-relative:page" ns8:spid="_x0000_s1026" type="#_x0000_t32" ns8:gfxdata="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" ns2:anchorId="18EC2693"/>
                   </w:pict>
-                </mc:Fallback>
-              </mc:AlternateContent>
+                </ns1:Fallback>
+              </ns1:AlternateContent>
             </w:r>
             <w:r>
               <w:rPr>
-                <w:rFonts w:ascii="Times New Roman" w:hAnsi="Times New Roman"/>
+                <w:rFonts w:ascii="Times New Roman" w:hAnsi="Times New Roman" w:cs="Times New Roman" w:eastAsia="Times New Roman"/>
                 <w:b/>
                 <w:bCs/>
                 <w:szCs w:val="28"/>
@@ -3787,12 +3808,12 @@
           </w:p>
         </w:tc>
       </w:tr>
-      <w:tr>
+      <w:tr ns2:paraId="23C1F25B" ns2:textId="77777777">
         <w:tc>
           <w:tcPr>
             <w:tcW w:w="4860" w:type="dxa"/>
           </w:tcPr>
-          <w:p>
+          <w:p ns2:paraId="69909AA7" ns2:textId="77777777">
             <w:pPr>
               <w:widowControl w:val="0"/>
               <w:tabs>
@@ -3807,78 +3828,78 @@
             </w:pPr>
             <w:r>
               <w:rPr>
-                <w:rFonts w:ascii="Times New Roman" w:hAnsi="Times New Roman"/>
+                <w:rFonts w:ascii="Times New Roman" w:hAnsi="Times New Roman" w:cs="Times New Roman" w:eastAsia="Times New Roman"/>
                 <w:noProof/>
                 <w:szCs w:val="28"/>
               </w:rPr>
-              <mc:AlternateContent>
-                <mc:Choice Requires="wps">
+              <ns1:AlternateContent>
+                <ns1:Choice Requires="wps">
                   <w:drawing>
-                    <wp:anchor distT="4294967294" distB="4294967294" distL="114300" distR="114300" simplePos="0" relativeHeight="251663360" behindDoc="0" locked="0" layoutInCell="1" allowOverlap="1" wp14:editId="2FBC9FB5" wp14:anchorId="11096036">
-                      <wp:simplePos x="0" y="0"/>
-                      <wp:positionH relativeFrom="column">
-                        <wp:posOffset>764540</wp:posOffset>
-                      </wp:positionH>
-                      <wp:positionV relativeFrom="paragraph">
-                        <wp:posOffset>51435</wp:posOffset>
-                      </wp:positionV>
-                      <wp:extent cx="1584960" cy="0"/>
-                      <wp:effectExtent l="0" t="0" r="15240" b="12700"/>
-                      <wp:wrapNone/>
-                      <wp:docPr id="5" name="Straight Arrow Connector 5"/>
-                      <wp:cNvGraphicFramePr>
-                        <a:graphicFrameLocks xmlns:a="http://schemas.openxmlformats.org/drawingml/2006/main"/>
-                      </wp:cNvGraphicFramePr>
-                      <a:graphic xmlns:a="http://schemas.openxmlformats.org/drawingml/2006/main">
-                        <a:graphicData uri="http://schemas.microsoft.com/office/word/2010/wordprocessingShape">
-                          <wps:wsp>
-                            <wps:cNvCnPr>
-                              <a:cxnSpLocks noChangeShapeType="1"/>
-                            </wps:cNvCnPr>
-                            <wps:spPr bwMode="auto">
-                              <a:xfrm>
-                                <a:off x="0" y="0"/>
-                                <a:ext cx="1584960" cy="0"/>
-                              </a:xfrm>
-                              <a:prstGeom prst="straightConnector1">
-                                <a:avLst/>
-                              </a:prstGeom>
-                              <a:noFill/>
-                              <a:ln w="9525">
-                                <a:solidFill>
-                                  <a:srgbClr val="000000"/>
-                                </a:solidFill>
-                                <a:round/>
-                                <a:headEnd/>
-                                <a:tailEnd/>
-                              </a:ln>
-                              <a:extLst>
-                                <a:ext uri="{909E8E84-426E-40DD-AFC4-6F175D3DCCD1}">
-                                  <a14:hiddenFill xmlns:a14="http://schemas.microsoft.com/office/drawing/2010/main">
-                                    <a:noFill/>
-                                  </a14:hiddenFill>
-                                </a:ext>
-                              </a:extLst>
-                            </wps:spPr>
-                            <wps:bodyPr/>
-                          </wps:wsp>
-                        </a:graphicData>
-                      </a:graphic>
-                      <wp14:sizeRelH relativeFrom="page">
-                        <wp14:pctWidth>0</wp14:pctWidth>
-                      </wp14:sizeRelH>
-                      <wp14:sizeRelV relativeFrom="page">
-                        <wp14:pctHeight>0</wp14:pctHeight>
-                      </wp14:sizeRelV>
-                    </wp:anchor>
+                    <ns3:anchor distT="4294967294" distB="4294967294" distL="114300" distR="114300" simplePos="0" relativeHeight="251663360" behindDoc="0" locked="0" layoutInCell="1" allowOverlap="1" ns4:editId="2FBC9FB5" ns4:anchorId="11096036">
+                      <ns3:simplePos x="0" y="0"/>
+                      <ns3:positionH relativeFrom="column">
+                        <ns3:posOffset>764540</ns3:posOffset>
+                      </ns3:positionH>
+                      <ns3:positionV relativeFrom="paragraph">
+                        <ns3:posOffset>51435</ns3:posOffset>
+                      </ns3:positionV>
+                      <ns3:extent cx="1584960" cy="0"/>
+                      <ns3:effectExtent l="0" t="0" r="15240" b="12700"/>
+                      <ns3:wrapNone/>
+                      <ns3:docPr id="5" name="Straight Arrow Connector 5"/>
+                      <ns3:cNvGraphicFramePr>
+                        <ns5:graphicFrameLocks/>
+                      </ns3:cNvGraphicFramePr>
+                      <ns5:graphic>
+                        <ns5:graphicData uri="http://schemas.microsoft.com/office/word/2010/wordprocessingShape">
+                          <ns6:wsp>
+                            <ns6:cNvCnPr>
+                              <ns5:cxnSpLocks noChangeShapeType="1"/>
+                            </ns6:cNvCnPr>
+                            <ns6:spPr bwMode="auto">
+                              <ns5:xfrm>
+                                <ns5:off x="0" y="0"/>
+                                <ns5:ext cx="1584960" cy="0"/>
+                              </ns5:xfrm>
+                              <ns5:prstGeom prst="straightConnector1">
+                                <ns5:avLst/>
+                              </ns5:prstGeom>
+                              <ns5:noFill/>
+                              <ns5:ln w="9525">
+                                <ns5:solidFill>
+                                  <ns5:srgbClr val="000000"/>
+                                </ns5:solidFill>
+                                <ns5:round/>
+                                <ns5:headEnd/>
+                                <ns5:tailEnd/>
+                              </ns5:ln>
+                              <ns5:extLst>
+                                <ns5:ext uri="{909E8E84-426E-40DD-AFC4-6F175D3DCCD1}">
+                                  <ns11:hiddenFill>
+                                    <ns5:noFill/>
+                                  </ns11:hiddenFill>
+                                </ns5:ext>
+                              </ns5:extLst>
+                            </ns6:spPr>
+                            <ns6:bodyPr/>
+                          </ns6:wsp>
+                        </ns5:graphicData>
+                      </ns5:graphic>
+                      <ns4:sizeRelH relativeFrom="page">
+                        <ns4:pctWidth>0</ns4:pctWidth>
+                      </ns4:sizeRelH>
+                      <ns4:sizeRelV relativeFrom="page">
+                        <ns4:pctHeight>0</ns4:pctHeight>
+                      </ns4:sizeRelV>
+                    </ns3:anchor>
                   </w:drawing>
-                </mc:Choice>
-                <mc:Fallback>
+                </ns1:Choice>
+                <ns1:Fallback>
                   <w:pict>
-                    <v:shape id="Straight Arrow Connector 5" style="position:absolute;margin-left:60.2pt;margin-top:4.05pt;width:124.8pt;height:0;z-index:251663360;visibility:visible;mso-wrap-style:square;mso-width-percent:0;mso-height-percent:0;mso-wrap-distance-left:9pt;mso-wrap-distance-top:-6e-5mm;mso-wrap-distance-right:9pt;mso-wrap-distance-bottom:-6e-5mm;mso-position-horizontal:absolute;mso-position-horizontal-relative:text;mso-position-vertical:absolute;mso-position-vertical-relative:text;mso-width-percent:0;mso-height-percent:0;mso-width-relative:page;mso-height-relative:page" o:spid="_x0000_s1026" type="#_x0000_t32" o:gfxdata="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" w14:anchorId="0680D1E1"/>
+                    <ns7:shape id="Straight Arrow Connector 5" style="position:absolute;margin-left:60.2pt;margin-top:4.05pt;width:124.8pt;height:0;z-index:251663360;visibility:visible;mso-wrap-style:square;mso-width-percent:0;mso-height-percent:0;mso-wrap-distance-left:9pt;mso-wrap-distance-top:-6e-5mm;mso-wrap-distance-right:9pt;mso-wrap-distance-bottom:-6e-5mm;mso-position-horizontal:absolute;mso-position-horizontal-relative:text;mso-position-vertical:absolute;mso-position-vertical-relative:text;mso-width-percent:0;mso-height-percent:0;mso-width-relative:page;mso-height-relative:page" ns8:spid="_x0000_s1026" type="#_x0000_t32" ns8:gfxdata="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" ns2:anchorId="0680D1E1"/>
                   </w:pict>
-                </mc:Fallback>
-              </mc:AlternateContent>
+                </ns1:Fallback>
+              </ns1:AlternateContent>
             </w:r>
           </w:p>
         </w:tc>
@@ -3886,7 +3907,7 @@
           <w:tcPr>
             <w:tcW w:w="6120" w:type="dxa"/>
           </w:tcPr>
-          <w:p>
+          <w:p ns2:paraId="6B89E277" ns2:textId="77777777">
             <w:pPr>
               <w:widowControl w:val="0"/>
               <w:tabs>
@@ -3902,7 +3923,7 @@
         </w:tc>
       </w:tr>
     </w:tbl>
-    <w:p>
+    <w:p ns2:paraId="627B621A" ns2:textId="77777777">
       <w:pPr>
         <w:pStyle w:val="Heading3"/>
         <w:keepNext w:val="0"/>
@@ -3919,7 +3940,7 @@
       </w:pPr>
       <w:r>
         <w:rPr>
-          <w:rFonts w:ascii="Times New Roman" w:hAnsi="Times New Roman" w:cs="Times New Roman"/>
+          <w:rFonts w:ascii="Times New Roman" w:hAnsi="Times New Roman" w:cs="Times New Roman" w:eastAsia="Times New Roman"/>
           <w:b/>
           <w:bCs/>
           <w:color w:val="auto"/>
@@ -3929,7 +3950,7 @@
         <w:t>HỢP ĐỒNG THUÊ MẶT BẰNG VÀ HẠ TẦNG CÓ SẴN TRẠM THU PHÁT SÓNG VIỄN THÔNG (BTS)</w:t>
       </w:r>
     </w:p>
-    <w:p>
+    <w:p ns2:paraId="326F5F81" ns2:textId="77777777">
       <w:pPr>
         <w:widowControl w:val="0"/>
         <w:tabs>
@@ -3950,7 +3971,7 @@
       </w:pPr>
       <w:r>
         <w:rPr>
-          <w:rFonts w:ascii="Times New Roman" w:hAnsi="Times New Roman"/>
+          <w:rFonts w:ascii="Times New Roman" w:hAnsi="Times New Roman" w:cs="Times New Roman" w:eastAsia="Times New Roman"/>
           <w:b/>
           <w:bCs/>
           <w:szCs w:val="26"/>
@@ -3959,7 +3980,7 @@
       </w:r>
       <w:r>
         <w:rPr>
-          <w:rFonts w:ascii="Times New Roman" w:hAnsi="Times New Roman" w:eastAsiaTheme="majorEastAsia"/>
+          <w:rFonts w:ascii="Times New Roman" w:hAnsi="Times New Roman" w:eastAsiaTheme="majorEastAsia" w:cs="Times New Roman" w:eastAsia="Times New Roman"/>
           <w:szCs w:val="26"/>
         </w:rPr>
         <w:t xml:space="preserve"> </w:t>
@@ -3967,13 +3988,13 @@
       <w:r>
         <w:rPr>
           <w:rStyle w:val="Strong"/>
-          <w:rFonts w:ascii="Times New Roman" w:hAnsi="Times New Roman"/>
+          <w:rFonts w:ascii="Times New Roman" w:hAnsi="Times New Roman" w:cs="Times New Roman" w:eastAsia="Times New Roman"/>
           <w:szCs w:val="26"/>
         </w:rPr>
         <w:t>{{SITE_ID}}</w:t>
       </w:r>
     </w:p>
-    <w:p>
+    <w:p ns2:paraId="75AFAC74" ns2:textId="77777777">
       <w:pPr>
         <w:widowControl w:val="0"/>
         <w:tabs>
@@ -3991,7 +4012,7 @@
       </w:pPr>
       <w:r>
         <w:rPr>
-          <w:rFonts w:ascii="Times New Roman" w:hAnsi="Times New Roman"/>
+          <w:rFonts w:ascii="Times New Roman" w:hAnsi="Times New Roman" w:cs="Times New Roman" w:eastAsia="Times New Roman"/>
           <w:b/>
           <w:bCs/>
           <w:szCs w:val="26"/>
@@ -4000,7 +4021,7 @@
       </w:r>
       <w:r>
         <w:rPr>
-          <w:rFonts w:ascii="Times New Roman" w:hAnsi="Times New Roman"/>
+          <w:rFonts w:ascii="Times New Roman" w:hAnsi="Times New Roman" w:cs="Times New Roman" w:eastAsia="Times New Roman"/>
           <w:b/>
           <w:bCs/>
           <w:szCs w:val="26"/>
@@ -4008,7 +4029,7 @@
         <w:t>({{ADDRESS_NEW}})</w:t>
       </w:r>
     </w:p>
-    <w:p>
+    <w:p ns2:paraId="6F77E11D" ns2:textId="77777777">
       <w:pPr>
         <w:widowControl w:val="0"/>
         <w:tabs>
@@ -4027,7 +4048,7 @@
       </w:pPr>
       <w:r>
         <w:rPr>
-          <w:rFonts w:ascii="Times New Roman" w:hAnsi="Times New Roman"/>
+          <w:rFonts w:ascii="Times New Roman" w:hAnsi="Times New Roman" w:cs="Times New Roman" w:eastAsia="Times New Roman"/>
           <w:b/>
           <w:bCs/>
           <w:szCs w:val="26"/>
@@ -4035,7 +4056,7 @@
         <w:t>(Kinh độ {{LONGITUDE}} – Vĩ độ {{LATITUDE}})</w:t>
       </w:r>
     </w:p>
-    <w:p>
+    <w:p ns2:paraId="650402DB" ns2:textId="7FD79D3B">
       <w:pPr>
         <w:widowControl w:val="0"/>
         <w:spacing w:before="120" w:after="120"/>
@@ -4051,7 +4072,7 @@
       <w:bookmarkStart w:name="_Hlk76390970" w:id="2"/>
       <w:r>
         <w:rPr>
-          <w:rFonts w:ascii="Times New Roman" w:hAnsi="Times New Roman"/>
+          <w:rFonts w:ascii="Times New Roman" w:hAnsi="Times New Roman" w:cs="Times New Roman" w:eastAsia="Times New Roman"/>
           <w:b/>
           <w:bCs/>
           <w:szCs w:val="26"/>
@@ -4062,7 +4083,7 @@
       <w:bookmarkEnd w:id="2"/>
       <w:r>
         <w:rPr>
-          <w:rFonts w:ascii="Times New Roman" w:hAnsi="Times New Roman" w:eastAsiaTheme="minorEastAsia"/>
+          <w:rFonts w:ascii="Times New Roman" w:hAnsi="Times New Roman" w:eastAsiaTheme="minorEastAsia" w:cs="Times New Roman" w:eastAsia="Times New Roman"/>
           <w:bCs/>
           <w:i/>
           <w:szCs w:val="26"/>
@@ -4072,7 +4093,7 @@
       </w:r>
       <w:r>
         <w:rPr>
-          <w:rFonts w:ascii="Times New Roman" w:hAnsi="Times New Roman" w:eastAsiaTheme="minorEastAsia"/>
+          <w:rFonts w:ascii="Times New Roman" w:hAnsi="Times New Roman" w:eastAsiaTheme="minorEastAsia" w:cs="Times New Roman" w:eastAsia="Times New Roman"/>
           <w:b/>
           <w:i/>
           <w:szCs w:val="26"/>
@@ -4081,7 +4102,7 @@
         <w:t>HĐ-MBF.ĐNa-VT</w:t>
       </w:r>
     </w:p>
-    <w:p>
+    <w:p ns2:paraId="05CBCAB2" ns2:textId="77777777">
       <w:pPr>
         <w:widowControl w:val="0"/>
         <w:spacing w:before="60" w:after="60" w:line="276" w:lineRule="auto"/>
@@ -4095,14 +4116,14 @@
       </w:pPr>
       <w:r>
         <w:rPr>
-          <w:rFonts w:ascii="Times New Roman" w:hAnsi="Times New Roman"/>
+          <w:rFonts w:ascii="Times New Roman" w:hAnsi="Times New Roman" w:cs="Times New Roman" w:eastAsia="Times New Roman"/>
           <w:szCs w:val="26"/>
           <w:lang w:val="vi-VN"/>
         </w:rPr>
         <w:t>Căn cứ Bộ luật dân sự số 91/2015/QH13 được Quốc hội nước Cộng hoà xã hội chủ nghĩa Việt Nam thông qua ngày 24/11/2015;</w:t>
       </w:r>
     </w:p>
-    <w:p>
+    <w:p ns2:paraId="762BC715" ns2:textId="77777777">
       <w:pPr>
         <w:widowControl w:val="0"/>
         <w:spacing w:before="60" w:after="60" w:line="276" w:lineRule="auto"/>
@@ -4116,14 +4137,14 @@
       </w:pPr>
       <w:r>
         <w:rPr>
-          <w:rFonts w:ascii="Times New Roman" w:hAnsi="Times New Roman"/>
+          <w:rFonts w:ascii="Times New Roman" w:hAnsi="Times New Roman" w:cs="Times New Roman" w:eastAsia="Times New Roman"/>
           <w:szCs w:val="26"/>
           <w:lang w:val="vi-VN"/>
         </w:rPr>
         <w:t>Căn cứ Luật thương mại số 36/2005/QH11 được Quốc hội nước Cộng hoà xã hội chủ nghĩa Việt Nam thông qua ngày 14/06/2005;</w:t>
       </w:r>
     </w:p>
-    <w:p>
+    <w:p ns2:paraId="08816838" ns2:textId="77777777">
       <w:pPr>
         <w:widowControl w:val="0"/>
         <w:shd w:val="clear" w:color="auto" w:fill="FFFFFF"/>
@@ -4138,7 +4159,7 @@
       </w:pPr>
       <w:r>
         <w:rPr>
-          <w:rFonts w:ascii="Times New Roman" w:hAnsi="Times New Roman"/>
+          <w:rFonts w:ascii="Times New Roman" w:hAnsi="Times New Roman" w:cs="Times New Roman" w:eastAsia="Times New Roman"/>
           <w:b/>
           <w:szCs w:val="26"/>
           <w:lang w:val="vi-VN"/>
@@ -4148,7 +4169,7 @@
       <w:r>
         <w:rPr>
           <w:rStyle w:val="Strong"/>
-          <w:rFonts w:ascii="Times New Roman" w:hAnsi="Times New Roman"/>
+          <w:rFonts w:ascii="Times New Roman" w:hAnsi="Times New Roman" w:cs="Times New Roman" w:eastAsia="Times New Roman"/>
           <w:bCs w:val="0"/>
           <w:szCs w:val="26"/>
           <w:lang w:val="vi-VN"/>
@@ -4157,7 +4178,7 @@
       </w:r>
       <w:r>
         <w:rPr>
-          <w:rFonts w:ascii="Times New Roman" w:hAnsi="Times New Roman"/>
+          <w:rFonts w:ascii="Times New Roman" w:hAnsi="Times New Roman" w:cs="Times New Roman" w:eastAsia="Times New Roman"/>
           <w:b/>
           <w:szCs w:val="26"/>
           <w:lang w:val="vi-VN"/>
@@ -4167,7 +4188,7 @@
       <w:r>
         <w:rPr>
           <w:rStyle w:val="Emphasis"/>
-          <w:rFonts w:ascii="Times New Roman" w:hAnsi="Times New Roman"/>
+          <w:rFonts w:ascii="Times New Roman" w:hAnsi="Times New Roman" w:cs="Times New Roman" w:eastAsia="Times New Roman"/>
           <w:b/>
           <w:i w:val="0"/>
           <w:iCs w:val="0"/>
@@ -4177,7 +4198,7 @@
       </w:r>
       <w:r>
         <w:rPr>
-          <w:rFonts w:ascii="Times New Roman" w:hAnsi="Times New Roman"/>
+          <w:rFonts w:ascii="Times New Roman" w:hAnsi="Times New Roman" w:cs="Times New Roman" w:eastAsia="Times New Roman"/>
           <w:b/>
           <w:szCs w:val="26"/>
           <w:lang w:val="vi-VN"/>
@@ -4185,7 +4206,7 @@
         <w:t>;</w:t>
       </w:r>
     </w:p>
-    <w:p>
+    <w:p ns2:paraId="6787DBEC" ns2:textId="7FD79D55">
       <w:pPr>
         <w:widowControl w:val="0"/>
         <w:shd w:val="clear" w:color="auto" w:fill="FFFFFF"/>
@@ -4200,7 +4221,7 @@
       </w:pPr>
       <w:r>
         <w:rPr>
-          <w:rFonts w:ascii="Times New Roman" w:hAnsi="Times New Roman"/>
+          <w:rFonts w:ascii="Times New Roman" w:hAnsi="Times New Roman" w:cs="Times New Roman" w:eastAsia="Times New Roman"/>
           <w:szCs w:val="26"/>
           <w:lang w:val="vi-VN"/>
         </w:rPr>
@@ -4208,14 +4229,14 @@
       </w:r>
       <w:r>
         <w:rPr>
-          <w:rFonts w:ascii="Times New Roman" w:hAnsi="Times New Roman"/>
+          <w:rFonts w:ascii="Times New Roman" w:hAnsi="Times New Roman" w:cs="Times New Roman" w:eastAsia="Times New Roman"/>
           <w:szCs w:val="26"/>
         </w:rPr>
         <w:t xml:space="preserve"> 2026</w:t>
       </w:r>
       <w:r>
         <w:rPr>
-          <w:rFonts w:ascii="Times New Roman" w:hAnsi="Times New Roman"/>
+          <w:rFonts w:ascii="Times New Roman" w:hAnsi="Times New Roman" w:cs="Times New Roman" w:eastAsia="Times New Roman"/>
           <w:szCs w:val="26"/>
           <w:lang w:val="vi-VN"/>
         </w:rPr>
@@ -4224,7 +4245,7 @@
       <w:r>
         <w:rPr>
           <w:rStyle w:val="Strong"/>
-          <w:rFonts w:ascii="Times New Roman" w:hAnsi="Times New Roman"/>
+          <w:rFonts w:ascii="Times New Roman" w:hAnsi="Times New Roman" w:cs="Times New Roman" w:eastAsia="Times New Roman"/>
           <w:b w:val="0"/>
           <w:bCs w:val="0"/>
           <w:szCs w:val="26"/>
@@ -4234,7 +4255,7 @@
       </w:r>
       <w:r>
         <w:rPr>
-          <w:rFonts w:ascii="Times New Roman" w:hAnsi="Times New Roman"/>
+          <w:rFonts w:ascii="Times New Roman" w:hAnsi="Times New Roman" w:cs="Times New Roman" w:eastAsia="Times New Roman"/>
           <w:szCs w:val="26"/>
           <w:lang w:val="vi-VN"/>
         </w:rPr>
@@ -4242,7 +4263,7 @@
       </w:r>
       <w:r>
         <w:rPr>
-          <w:rFonts w:ascii="Times New Roman" w:hAnsi="Times New Roman"/>
+          <w:rFonts w:ascii="Times New Roman" w:hAnsi="Times New Roman" w:cs="Times New Roman" w:eastAsia="Times New Roman"/>
           <w:szCs w:val="26"/>
           <w:lang w:val="vi-VN"/>
         </w:rPr>
@@ -4250,14 +4271,14 @@
       </w:r>
       <w:r>
         <w:rPr>
-          <w:rFonts w:ascii="Times New Roman" w:hAnsi="Times New Roman"/>
+          <w:rFonts w:ascii="Times New Roman" w:hAnsi="Times New Roman" w:cs="Times New Roman" w:eastAsia="Times New Roman"/>
           <w:szCs w:val="26"/>
           <w:lang w:val="vi-VN"/>
         </w:rPr>
         <w:t>.</w:t>
       </w:r>
     </w:p>
-    <w:p>
+    <w:p ns2:paraId="620CD3AF" ns2:textId="7FD79D47">
       <w:pPr>
         <w:widowControl w:val="0"/>
         <w:spacing w:before="60" w:after="60"/>
@@ -4274,7 +4295,7 @@
       </w:pPr>
       <w:r>
         <w:rPr>
-          <w:rFonts w:ascii="Times New Roman" w:hAnsi="Times New Roman"/>
+          <w:rFonts w:ascii="Times New Roman" w:hAnsi="Times New Roman" w:cs="Times New Roman" w:eastAsia="Times New Roman"/>
           <w:b/>
           <w:bCs/>
           <w:iCs/>
@@ -4284,7 +4305,7 @@
         <w:t>CHÚNG TÔI GỒM:</w:t>
       </w:r>
     </w:p>
-    <w:p>
+    <w:p ns2:paraId="2121D072" ns2:textId="7FD79D48">
       <w:pPr>
         <w:widowControl w:val="0"/>
         <w:shd w:val="clear" w:color="auto" w:fill="FFFFFF"/>
@@ -4297,7 +4318,7 @@
       </w:pPr>
       <w:r>
         <w:rPr>
-          <w:rFonts w:ascii="Times New Roman" w:hAnsi="Times New Roman"/>
+          <w:rFonts w:ascii="Times New Roman" w:hAnsi="Times New Roman" w:cs="Times New Roman" w:eastAsia="Times New Roman"/>
           <w:b/>
           <w:szCs w:val="26"/>
           <w:lang w:val="vi-VN"/>
@@ -4306,7 +4327,7 @@
       </w:r>
       <w:r>
         <w:rPr>
-          <w:rFonts w:ascii="Times New Roman" w:hAnsi="Times New Roman"/>
+          <w:rFonts w:ascii="Times New Roman" w:hAnsi="Times New Roman" w:cs="Times New Roman" w:eastAsia="Times New Roman"/>
           <w:b/>
           <w:bCs/>
           <w:szCs w:val="26"/>
@@ -4316,7 +4337,7 @@
       </w:r>
       <w:r>
         <w:rPr>
-          <w:rFonts w:ascii="Times New Roman" w:hAnsi="Times New Roman"/>
+          <w:rFonts w:ascii="Times New Roman" w:hAnsi="Times New Roman" w:cs="Times New Roman" w:eastAsia="Times New Roman"/>
           <w:b/>
           <w:szCs w:val="26"/>
         </w:rPr>
@@ -4324,7 +4345,7 @@
       </w:r>
       <w:r>
         <w:rPr>
-          <w:rFonts w:ascii="Times New Roman" w:hAnsi="Times New Roman"/>
+          <w:rFonts w:ascii="Times New Roman" w:hAnsi="Times New Roman" w:cs="Times New Roman" w:eastAsia="Times New Roman"/>
           <w:b/>
           <w:i/>
           <w:szCs w:val="26"/>
@@ -4334,7 +4355,7 @@
       </w:r>
       <w:r>
         <w:rPr>
-          <w:rFonts w:ascii="Times New Roman" w:hAnsi="Times New Roman"/>
+          <w:rFonts w:ascii="Times New Roman" w:hAnsi="Times New Roman" w:cs="Times New Roman" w:eastAsia="Times New Roman"/>
           <w:b/>
           <w:i/>
           <w:szCs w:val="26"/>
@@ -4344,7 +4365,7 @@
       </w:r>
       <w:r>
         <w:rPr>
-          <w:rFonts w:ascii="Times New Roman" w:hAnsi="Times New Roman"/>
+          <w:rFonts w:ascii="Times New Roman" w:hAnsi="Times New Roman" w:cs="Times New Roman" w:eastAsia="Times New Roman"/>
           <w:b/>
           <w:szCs w:val="26"/>
           <w:lang w:val="vi-VN"/>
@@ -4352,7 +4373,7 @@
         <w:t>:</w:t>
       </w:r>
     </w:p>
-    <w:p>
+    <w:p ns2:paraId="29466029" ns2:textId="77777777">
       <w:pPr>
         <w:pStyle w:val="ListParagraph"/>
         <w:numPr>
@@ -4372,7 +4393,7 @@
       </w:pPr>
       <w:r>
         <w:rPr>
-          <w:rFonts w:ascii="Times New Roman" w:hAnsi="Times New Roman"/>
+          <w:rFonts w:ascii="Times New Roman" w:hAnsi="Times New Roman" w:cs="Times New Roman" w:eastAsia="Times New Roman"/>
           <w:noProof/>
           <w:szCs w:val="26"/>
         </w:rPr>
@@ -4380,7 +4401,7 @@
       </w:r>
       <w:r>
         <w:rPr>
-          <w:rFonts w:ascii="Times New Roman" w:hAnsi="Times New Roman"/>
+          <w:rFonts w:ascii="Times New Roman" w:hAnsi="Times New Roman" w:cs="Times New Roman" w:eastAsia="Times New Roman"/>
           <w:noProof/>
           <w:szCs w:val="26"/>
         </w:rPr>
@@ -4388,7 +4409,7 @@
         <w:t>: Chủ trạm</w:t>
       </w:r>
     </w:p>
-    <w:p>
+    <w:p ns2:paraId="0BE3C7F5" ns2:textId="77777777">
       <w:pPr>
         <w:pStyle w:val="ListParagraph"/>
         <w:numPr>
@@ -4408,21 +4429,21 @@
       </w:pPr>
       <w:r>
         <w:rPr>
-          <w:rFonts w:ascii="Times New Roman" w:hAnsi="Times New Roman"/>
+          <w:rFonts w:ascii="Times New Roman" w:hAnsi="Times New Roman" w:cs="Times New Roman" w:eastAsia="Times New Roman"/>
           <w:szCs w:val="26"/>
         </w:rPr>
         <w:t xml:space="preserve">Địa chỉ trạm </w:t>
       </w:r>
       <w:r>
         <w:rPr>
-          <w:rFonts w:ascii="Times New Roman" w:hAnsi="Times New Roman"/>
+          <w:rFonts w:ascii="Times New Roman" w:hAnsi="Times New Roman" w:cs="Times New Roman" w:eastAsia="Times New Roman"/>
           <w:szCs w:val="26"/>
         </w:rPr>
         <w:tab/>
         <w:t>:{{ADDRESS_OLD}} ({{ADDRESS_NEW}})</w:t>
       </w:r>
     </w:p>
-    <w:p>
+    <w:p ns2:paraId="3C7ACB49" ns2:textId="77777777">
       <w:pPr>
         <w:pStyle w:val="ListParagraph"/>
         <w:numPr>
@@ -4441,21 +4462,21 @@
       </w:pPr>
       <w:r>
         <w:rPr>
-          <w:rFonts w:ascii="Times New Roman" w:hAnsi="Times New Roman"/>
+          <w:rFonts w:ascii="Times New Roman" w:hAnsi="Times New Roman" w:cs="Times New Roman" w:eastAsia="Times New Roman"/>
           <w:szCs w:val="26"/>
         </w:rPr>
         <w:t>Địa chỉ liên hệ</w:t>
       </w:r>
       <w:r>
         <w:rPr>
-          <w:rFonts w:ascii="Times New Roman" w:hAnsi="Times New Roman"/>
+          <w:rFonts w:ascii="Times New Roman" w:hAnsi="Times New Roman" w:cs="Times New Roman" w:eastAsia="Times New Roman"/>
           <w:szCs w:val="26"/>
         </w:rPr>
         <w:tab/>
         <w:t>: {{CONTACT_ADDR}}</w:t>
       </w:r>
     </w:p>
-    <w:p>
+    <w:p ns2:paraId="4DD57BB9" ns2:textId="7FD79D3D">
       <w:pPr>
         <w:pStyle w:val="ListParagraph"/>
         <w:numPr>
@@ -4474,21 +4495,21 @@
       </w:pPr>
       <w:r>
         <w:rPr>
-          <w:rFonts w:ascii="Times New Roman" w:hAnsi="Times New Roman"/>
+          <w:rFonts w:ascii="Times New Roman" w:hAnsi="Times New Roman" w:cs="Times New Roman" w:eastAsia="Times New Roman"/>
           <w:szCs w:val="26"/>
         </w:rPr>
         <w:t xml:space="preserve">Điện thọai </w:t>
       </w:r>
       <w:r>
         <w:rPr>
-          <w:rFonts w:ascii="Times New Roman" w:hAnsi="Times New Roman"/>
+          <w:rFonts w:ascii="Times New Roman" w:hAnsi="Times New Roman" w:cs="Times New Roman" w:eastAsia="Times New Roman"/>
           <w:szCs w:val="26"/>
         </w:rPr>
         <w:tab/>
         <w:t>: {{PHONE}}</w:t>
       </w:r>
     </w:p>
-    <w:p>
+    <w:p ns2:paraId="11F837A2" ns2:textId="77777777">
       <w:pPr>
         <w:pStyle w:val="ListParagraph"/>
         <w:numPr>
@@ -4507,21 +4528,21 @@
       </w:pPr>
       <w:r>
         <w:rPr>
-          <w:rFonts w:ascii="Times New Roman" w:hAnsi="Times New Roman"/>
+          <w:rFonts w:ascii="Times New Roman" w:hAnsi="Times New Roman" w:cs="Times New Roman" w:eastAsia="Times New Roman"/>
           <w:szCs w:val="26"/>
         </w:rPr>
         <w:t>Chủ tài khoản</w:t>
       </w:r>
       <w:r>
         <w:rPr>
-          <w:rFonts w:ascii="Times New Roman" w:hAnsi="Times New Roman"/>
+          <w:rFonts w:ascii="Times New Roman" w:hAnsi="Times New Roman" w:cs="Times New Roman" w:eastAsia="Times New Roman"/>
           <w:szCs w:val="26"/>
         </w:rPr>
         <w:tab/>
         <w:t>: {{ACCOUNT_OWNER}}</w:t>
       </w:r>
     </w:p>
-    <w:p>
+    <w:p ns2:paraId="7A7B0A01" ns2:textId="77777777">
       <w:pPr>
         <w:pStyle w:val="ListParagraph"/>
         <w:numPr>
@@ -4540,21 +4561,21 @@
       </w:pPr>
       <w:r>
         <w:rPr>
-          <w:rFonts w:ascii="Times New Roman" w:hAnsi="Times New Roman"/>
+          <w:rFonts w:ascii="Times New Roman" w:hAnsi="Times New Roman" w:cs="Times New Roman" w:eastAsia="Times New Roman"/>
           <w:szCs w:val="26"/>
         </w:rPr>
         <w:t>Số tài khoản</w:t>
       </w:r>
       <w:r>
         <w:rPr>
-          <w:rFonts w:ascii="Times New Roman" w:hAnsi="Times New Roman"/>
+          <w:rFonts w:ascii="Times New Roman" w:hAnsi="Times New Roman" w:cs="Times New Roman" w:eastAsia="Times New Roman"/>
           <w:szCs w:val="26"/>
         </w:rPr>
         <w:tab/>
         <w:t>: {{ACCOUNT_NO}}</w:t>
       </w:r>
     </w:p>
-    <w:p>
+    <w:p ns2:paraId="5D3BC57E" ns2:textId="77777777">
       <w:pPr>
         <w:pStyle w:val="ListParagraph"/>
         <w:numPr>
@@ -4574,21 +4595,21 @@
       </w:pPr>
       <w:r>
         <w:rPr>
-          <w:rFonts w:ascii="Times New Roman" w:hAnsi="Times New Roman"/>
+          <w:rFonts w:ascii="Times New Roman" w:hAnsi="Times New Roman" w:cs="Times New Roman" w:eastAsia="Times New Roman"/>
           <w:szCs w:val="26"/>
         </w:rPr>
         <w:t>Ngân hàng</w:t>
       </w:r>
       <w:r>
         <w:rPr>
-          <w:rFonts w:ascii="Times New Roman" w:hAnsi="Times New Roman"/>
+          <w:rFonts w:ascii="Times New Roman" w:hAnsi="Times New Roman" w:cs="Times New Roman" w:eastAsia="Times New Roman"/>
           <w:szCs w:val="26"/>
         </w:rPr>
         <w:tab/>
         <w:t>: {{BANK_NAME}}</w:t>
       </w:r>
     </w:p>
-    <w:p>
+    <w:p ns2:paraId="591459CC" ns2:textId="77777777">
       <w:pPr>
         <w:pStyle w:val="ListParagraph"/>
         <w:widowControl w:val="0"/>
@@ -4603,7 +4624,7 @@
       </w:pPr>
       <w:r>
         <w:rPr>
-          <w:rFonts w:ascii="Times New Roman" w:hAnsi="Times New Roman"/>
+          <w:rFonts w:ascii="Times New Roman" w:hAnsi="Times New Roman" w:cs="Times New Roman" w:eastAsia="Times New Roman"/>
           <w:b/>
           <w:szCs w:val="26"/>
         </w:rPr>
@@ -4611,7 +4632,7 @@
       </w:r>
       <w:r>
         <w:rPr>
-          <w:rFonts w:ascii="Times New Roman" w:hAnsi="Times New Roman"/>
+          <w:rFonts w:ascii="Times New Roman" w:hAnsi="Times New Roman" w:cs="Times New Roman" w:eastAsia="Times New Roman"/>
           <w:b/>
           <w:bCs/>
           <w:szCs w:val="26"/>
@@ -4621,14 +4642,14 @@
       <w:r>
         <w:rPr>
           <w:rStyle w:val="Strong"/>
-          <w:rFonts w:ascii="Times New Roman" w:hAnsi="Times New Roman"/>
+          <w:rFonts w:ascii="Times New Roman" w:hAnsi="Times New Roman" w:cs="Times New Roman" w:eastAsia="Times New Roman"/>
           <w:szCs w:val="26"/>
         </w:rPr>
         <w:t>MOBIFONE ĐỒNG NAI – Chi nhánh Tổng Công ty Viễn Thông MobiFone</w:t>
       </w:r>
       <w:r>
         <w:rPr>
-          <w:rFonts w:ascii="Times New Roman" w:hAnsi="Times New Roman"/>
+          <w:rFonts w:ascii="Times New Roman" w:hAnsi="Times New Roman" w:cs="Times New Roman" w:eastAsia="Times New Roman"/>
           <w:b/>
           <w:i/>
           <w:szCs w:val="26"/>
@@ -4637,14 +4658,14 @@
       </w:r>
       <w:r>
         <w:rPr>
-          <w:rFonts w:ascii="Times New Roman" w:hAnsi="Times New Roman"/>
+          <w:rFonts w:ascii="Times New Roman" w:hAnsi="Times New Roman" w:cs="Times New Roman" w:eastAsia="Times New Roman"/>
           <w:b/>
           <w:szCs w:val="26"/>
         </w:rPr>
         <w:t xml:space="preserve">: </w:t>
       </w:r>
     </w:p>
-    <w:p>
+    <w:p ns2:paraId="7CC5DDF1" ns2:textId="77777777">
       <w:pPr>
         <w:pStyle w:val="ListParagraph"/>
         <w:widowControl w:val="0"/>
@@ -4665,7 +4686,7 @@
       </w:pPr>
       <w:r>
         <w:rPr>
-          <w:rFonts w:ascii="Times New Roman" w:hAnsi="Times New Roman"/>
+          <w:rFonts w:ascii="Times New Roman" w:hAnsi="Times New Roman" w:cs="Times New Roman" w:eastAsia="Times New Roman"/>
           <w:noProof/>
           <w:szCs w:val="26"/>
         </w:rPr>
@@ -4673,7 +4694,7 @@
       </w:r>
       <w:r>
         <w:rPr>
-          <w:rFonts w:ascii="Times New Roman" w:hAnsi="Times New Roman"/>
+          <w:rFonts w:ascii="Times New Roman" w:hAnsi="Times New Roman" w:cs="Times New Roman" w:eastAsia="Times New Roman"/>
           <w:noProof/>
           <w:szCs w:val="26"/>
         </w:rPr>
@@ -4682,7 +4703,7 @@
       </w:r>
       <w:r>
         <w:rPr>
-          <w:rFonts w:ascii="Times New Roman" w:hAnsi="Times New Roman"/>
+          <w:rFonts w:ascii="Times New Roman" w:hAnsi="Times New Roman" w:cs="Times New Roman" w:eastAsia="Times New Roman"/>
           <w:b/>
           <w:bCs/>
           <w:szCs w:val="26"/>
@@ -4692,7 +4713,7 @@
       <w:r>
         <w:rPr>
           <w:rStyle w:val="Emphasis"/>
-          <w:rFonts w:ascii="Times New Roman" w:hAnsi="Times New Roman" w:eastAsiaTheme="majorEastAsia"/>
+          <w:rFonts w:ascii="Times New Roman" w:hAnsi="Times New Roman" w:eastAsiaTheme="majorEastAsia" w:cs="Times New Roman" w:eastAsia="Times New Roman"/>
           <w:b/>
           <w:bCs/>
           <w:i w:val="0"/>
@@ -4702,7 +4723,7 @@
         <w:t>Nguyễn Thanh Lâm</w:t>
       </w:r>
     </w:p>
-    <w:p>
+    <w:p ns2:paraId="4DE069E6" ns2:textId="77777777">
       <w:pPr>
         <w:pStyle w:val="ListParagraph"/>
         <w:widowControl w:val="0"/>
@@ -4724,7 +4745,7 @@
       </w:pPr>
       <w:r>
         <w:rPr>
-          <w:rFonts w:ascii="Times New Roman" w:hAnsi="Times New Roman"/>
+          <w:rFonts w:ascii="Times New Roman" w:hAnsi="Times New Roman" w:cs="Times New Roman" w:eastAsia="Times New Roman"/>
           <w:noProof/>
           <w:szCs w:val="26"/>
         </w:rPr>
@@ -4732,7 +4753,7 @@
       </w:r>
       <w:r>
         <w:rPr>
-          <w:rFonts w:ascii="Times New Roman" w:hAnsi="Times New Roman"/>
+          <w:rFonts w:ascii="Times New Roman" w:hAnsi="Times New Roman" w:cs="Times New Roman" w:eastAsia="Times New Roman"/>
           <w:noProof/>
           <w:szCs w:val="26"/>
         </w:rPr>
@@ -4740,7 +4761,7 @@
         <w:t>: Phó Giám Đốc</w:t>
       </w:r>
     </w:p>
-    <w:p>
+    <w:p ns2:paraId="354B866E" ns2:textId="77777777">
       <w:pPr>
         <w:pStyle w:val="ListParagraph"/>
         <w:widowControl w:val="0"/>
@@ -4762,7 +4783,7 @@
       </w:pPr>
       <w:r>
         <w:rPr>
-          <w:rFonts w:ascii="Times New Roman" w:hAnsi="Times New Roman"/>
+          <w:rFonts w:ascii="Times New Roman" w:hAnsi="Times New Roman" w:cs="Times New Roman" w:eastAsia="Times New Roman"/>
           <w:noProof/>
           <w:szCs w:val="26"/>
           <w:lang w:val="fr-FR"/>
@@ -4771,7 +4792,7 @@
       </w:r>
       <w:r>
         <w:rPr>
-          <w:rFonts w:ascii="Times New Roman" w:hAnsi="Times New Roman"/>
+          <w:rFonts w:ascii="Times New Roman" w:hAnsi="Times New Roman" w:cs="Times New Roman" w:eastAsia="Times New Roman"/>
           <w:noProof/>
           <w:szCs w:val="26"/>
           <w:lang w:val="fr-FR"/>
@@ -4781,7 +4802,7 @@
       </w:r>
       <w:r>
         <w:rPr>
-          <w:rFonts w:ascii="Times New Roman" w:hAnsi="Times New Roman"/>
+          <w:rFonts w:ascii="Times New Roman" w:hAnsi="Times New Roman" w:cs="Times New Roman" w:eastAsia="Times New Roman"/>
           <w:noProof/>
           <w:szCs w:val="26"/>
           <w:lang w:val="vi-VN"/>
@@ -4790,7 +4811,7 @@
       </w:r>
       <w:r>
         <w:rPr>
-          <w:rFonts w:ascii="Times New Roman" w:hAnsi="Times New Roman"/>
+          <w:rFonts w:ascii="Times New Roman" w:hAnsi="Times New Roman" w:cs="Times New Roman" w:eastAsia="Times New Roman"/>
           <w:noProof/>
           <w:szCs w:val="26"/>
           <w:lang w:val="vi-VN"/>
@@ -4799,14 +4820,14 @@
       </w:r>
       <w:r>
         <w:rPr>
-          <w:rFonts w:ascii="Times New Roman" w:hAnsi="Times New Roman"/>
+          <w:rFonts w:ascii="Times New Roman" w:hAnsi="Times New Roman" w:cs="Times New Roman" w:eastAsia="Times New Roman"/>
           <w:szCs w:val="26"/>
           <w:lang w:val="vi-VN"/>
         </w:rPr>
         <w:t>.</w:t>
       </w:r>
     </w:p>
-    <w:p>
+    <w:p ns2:paraId="2D70F6B0" ns2:textId="77777777">
       <w:pPr>
         <w:pStyle w:val="ListParagraph"/>
         <w:widowControl w:val="0"/>
@@ -4828,7 +4849,7 @@
       </w:pPr>
       <w:r>
         <w:rPr>
-          <w:rFonts w:ascii="Times New Roman" w:hAnsi="Times New Roman"/>
+          <w:rFonts w:ascii="Times New Roman" w:hAnsi="Times New Roman" w:cs="Times New Roman" w:eastAsia="Times New Roman"/>
           <w:noProof/>
           <w:szCs w:val="26"/>
         </w:rPr>
@@ -4836,7 +4857,7 @@
       </w:r>
       <w:r>
         <w:rPr>
-          <w:rFonts w:ascii="Times New Roman" w:hAnsi="Times New Roman"/>
+          <w:rFonts w:ascii="Times New Roman" w:hAnsi="Times New Roman" w:cs="Times New Roman" w:eastAsia="Times New Roman"/>
           <w:noProof/>
           <w:szCs w:val="26"/>
         </w:rPr>
@@ -4845,7 +4866,7 @@
       </w:r>
       <w:r>
         <w:rPr>
-          <w:rFonts w:ascii="Times New Roman" w:hAnsi="Times New Roman"/>
+          <w:rFonts w:ascii="Times New Roman" w:hAnsi="Times New Roman" w:cs="Times New Roman" w:eastAsia="Times New Roman"/>
           <w:noProof/>
           <w:szCs w:val="26"/>
           <w:lang w:val="vi-VN"/>
@@ -4853,7 +4874,7 @@
         <w:t>0908.326.326.</w:t>
       </w:r>
     </w:p>
-    <w:p>
+    <w:p ns2:paraId="61B497C6" ns2:textId="77777777">
       <w:pPr>
         <w:pStyle w:val="ListParagraph"/>
         <w:widowControl w:val="0"/>
@@ -4875,7 +4896,7 @@
       </w:pPr>
       <w:r>
         <w:rPr>
-          <w:rFonts w:ascii="Times New Roman" w:hAnsi="Times New Roman"/>
+          <w:rFonts w:ascii="Times New Roman" w:hAnsi="Times New Roman" w:cs="Times New Roman" w:eastAsia="Times New Roman"/>
           <w:noProof/>
           <w:szCs w:val="26"/>
         </w:rPr>
@@ -4883,7 +4904,7 @@
       </w:r>
       <w:r>
         <w:rPr>
-          <w:rFonts w:ascii="Times New Roman" w:hAnsi="Times New Roman"/>
+          <w:rFonts w:ascii="Times New Roman" w:hAnsi="Times New Roman" w:cs="Times New Roman" w:eastAsia="Times New Roman"/>
           <w:noProof/>
           <w:szCs w:val="26"/>
           <w:lang w:val="vi-VN"/>
@@ -4892,7 +4913,7 @@
       </w:r>
       <w:r>
         <w:rPr>
-          <w:rFonts w:ascii="Times New Roman" w:hAnsi="Times New Roman"/>
+          <w:rFonts w:ascii="Times New Roman" w:hAnsi="Times New Roman" w:cs="Times New Roman" w:eastAsia="Times New Roman"/>
           <w:noProof/>
           <w:szCs w:val="26"/>
         </w:rPr>
@@ -4900,7 +4921,7 @@
       </w:r>
       <w:r>
         <w:rPr>
-          <w:rFonts w:ascii="Times New Roman" w:hAnsi="Times New Roman"/>
+          <w:rFonts w:ascii="Times New Roman" w:hAnsi="Times New Roman" w:cs="Times New Roman" w:eastAsia="Times New Roman"/>
           <w:noProof/>
           <w:szCs w:val="26"/>
           <w:lang w:val="fr-FR"/>
@@ -4908,7 +4929,7 @@
         <w:t>HCM</w:t>
       </w:r>
     </w:p>
-    <w:p>
+    <w:p ns2:paraId="682F7EF6" ns2:textId="77777777">
       <w:pPr>
         <w:pStyle w:val="ListParagraph"/>
         <w:widowControl w:val="0"/>
@@ -4930,7 +4951,7 @@
       </w:pPr>
       <w:r>
         <w:rPr>
-          <w:rFonts w:ascii="Times New Roman" w:hAnsi="Times New Roman"/>
+          <w:rFonts w:ascii="Times New Roman" w:hAnsi="Times New Roman" w:cs="Times New Roman" w:eastAsia="Times New Roman"/>
           <w:noProof/>
           <w:szCs w:val="26"/>
         </w:rPr>
@@ -4938,7 +4959,7 @@
       </w:r>
       <w:r>
         <w:rPr>
-          <w:rFonts w:ascii="Times New Roman" w:hAnsi="Times New Roman"/>
+          <w:rFonts w:ascii="Times New Roman" w:hAnsi="Times New Roman" w:cs="Times New Roman" w:eastAsia="Times New Roman"/>
           <w:noProof/>
           <w:szCs w:val="26"/>
         </w:rPr>
@@ -4947,7 +4968,7 @@
       </w:r>
       <w:r>
         <w:rPr>
-          <w:rFonts w:ascii="Times New Roman" w:hAnsi="Times New Roman"/>
+          <w:rFonts w:ascii="Times New Roman" w:hAnsi="Times New Roman" w:cs="Times New Roman" w:eastAsia="Times New Roman"/>
           <w:noProof/>
           <w:szCs w:val="26"/>
           <w:lang w:val="vi-VN"/>
@@ -4955,7 +4976,7 @@
         <w:t>29</w:t>
       </w:r>
     </w:p>
-    <w:p>
+    <w:p ns2:paraId="0126A320" ns2:textId="7FD79D49">
       <w:pPr>
         <w:widowControl w:val="0"/>
         <w:spacing w:before="80" w:after="80" w:line="360" w:lineRule="atLeast"/>
@@ -4970,7 +4991,7 @@
       </w:pPr>
       <w:r>
         <w:rPr>
-          <w:rFonts w:ascii="Times New Roman" w:hAnsi="Times New Roman"/>
+          <w:rFonts w:ascii="Times New Roman" w:hAnsi="Times New Roman" w:cs="Times New Roman" w:eastAsia="Times New Roman"/>
           <w:i/>
           <w:szCs w:val="26"/>
           <w:lang w:val="fr-FR"/>
@@ -4978,7 +4999,7 @@
         <w:t>(Giấy UQ số 21/UQ-MBF.ĐNa ngày 19/06/2026 do Giám đốc MobiFone Đồng Nai – Chi nhánh Tổng Công ty Viễn Thông MobiFone, Ông Bùi Chí Tuệ ký)</w:t>
       </w:r>
     </w:p>
-    <w:p>
+    <w:p ns2:paraId="424CAA7D" ns2:textId="77777777">
       <w:pPr>
         <w:widowControl w:val="0"/>
         <w:spacing w:before="120" w:line="360" w:lineRule="atLeast"/>
@@ -4992,7 +5013,7 @@
       </w:pPr>
       <w:r>
         <w:rPr>
-          <w:rFonts w:ascii="Times New Roman" w:hAnsi="Times New Roman"/>
+          <w:rFonts w:ascii="Times New Roman" w:hAnsi="Times New Roman" w:cs="Times New Roman" w:eastAsia="Times New Roman"/>
           <w:iCs/>
           <w:szCs w:val="26"/>
           <w:lang w:val="da-DK"/>
@@ -5001,7 +5022,7 @@
       </w:r>
       <w:r>
         <w:rPr>
-          <w:rFonts w:ascii="Times New Roman" w:hAnsi="Times New Roman"/>
+          <w:rFonts w:ascii="Times New Roman" w:hAnsi="Times New Roman" w:cs="Times New Roman" w:eastAsia="Times New Roman"/>
           <w:szCs w:val="26"/>
           <w:lang w:val="fr-FR"/>
         </w:rPr>
@@ -5009,7 +5030,7 @@
       </w:r>
       <w:r>
         <w:rPr>
-          <w:rFonts w:ascii="Times New Roman" w:hAnsi="Times New Roman"/>
+          <w:rFonts w:ascii="Times New Roman" w:hAnsi="Times New Roman" w:cs="Times New Roman" w:eastAsia="Times New Roman"/>
           <w:iCs/>
           <w:szCs w:val="26"/>
           <w:lang w:val="da-DK"/>
@@ -5018,7 +5039,7 @@
       </w:r>
       <w:r>
         <w:rPr>
-          <w:rFonts w:ascii="Times New Roman" w:hAnsi="Times New Roman"/>
+          <w:rFonts w:ascii="Times New Roman" w:hAnsi="Times New Roman" w:cs="Times New Roman" w:eastAsia="Times New Roman"/>
           <w:bCs/>
           <w:szCs w:val="26"/>
           <w:lang w:val="fr-FR"/>
@@ -5027,7 +5048,7 @@
       </w:r>
       <w:r>
         <w:rPr>
-          <w:rFonts w:ascii="Times New Roman" w:hAnsi="Times New Roman"/>
+          <w:rFonts w:ascii="Times New Roman" w:hAnsi="Times New Roman" w:cs="Times New Roman" w:eastAsia="Times New Roman"/>
           <w:iCs/>
           <w:szCs w:val="26"/>
           <w:lang w:val="da-DK"/>
@@ -5035,7 +5056,7 @@
         <w:t>với những điều khoản như sau:</w:t>
       </w:r>
     </w:p>
-    <w:p>
+    <w:p ns2:paraId="1235492B" ns2:textId="77777777">
       <w:pPr>
         <w:widowControl w:val="0"/>
         <w:spacing w:before="120" w:line="360" w:lineRule="atLeast"/>
@@ -5050,7 +5071,7 @@
       </w:pPr>
       <w:r>
         <w:rPr>
-          <w:rFonts w:ascii="Times New Roman" w:hAnsi="Times New Roman"/>
+          <w:rFonts w:ascii="Times New Roman" w:hAnsi="Times New Roman" w:cs="Times New Roman" w:eastAsia="Times New Roman"/>
           <w:b/>
           <w:bCs/>
           <w:szCs w:val="26"/>
@@ -5061,7 +5082,7 @@
       </w:r>
       <w:r>
         <w:rPr>
-          <w:rFonts w:ascii="Times New Roman" w:hAnsi="Times New Roman"/>
+          <w:rFonts w:ascii="Times New Roman" w:hAnsi="Times New Roman" w:cs="Times New Roman" w:eastAsia="Times New Roman"/>
           <w:b/>
           <w:szCs w:val="26"/>
           <w:lang w:val="fr-FR"/>
@@ -5069,7 +5090,7 @@
         <w:t>Đối tượng cho thuê, mục đích và nội dung sử dụng</w:t>
       </w:r>
     </w:p>
-    <w:p>
+    <w:p ns2:paraId="2144A7B4" ns2:textId="77777777">
       <w:pPr>
         <w:pStyle w:val="ListParagraph"/>
         <w:widowControl w:val="0"/>
@@ -5089,14 +5110,14 @@
       </w:pPr>
       <w:r>
         <w:rPr>
-          <w:rFonts w:ascii="Times New Roman" w:hAnsi="Times New Roman"/>
+          <w:rFonts w:ascii="Times New Roman" w:hAnsi="Times New Roman" w:cs="Times New Roman" w:eastAsia="Times New Roman"/>
           <w:b/>
           <w:szCs w:val="26"/>
         </w:rPr>
         <w:t>Đối tượng cho thuê</w:t>
       </w:r>
     </w:p>
-    <w:p>
+    <w:p ns2:paraId="61E256E4" ns2:textId="77777777">
       <w:pPr>
         <w:widowControl w:val="0"/>
         <w:spacing w:before="120" w:line="360" w:lineRule="atLeast"/>
@@ -5110,14 +5131,14 @@
       </w:pPr>
       <w:r>
         <w:rPr>
-          <w:rFonts w:ascii="Times New Roman" w:hAnsi="Times New Roman"/>
+          <w:rFonts w:ascii="Times New Roman" w:hAnsi="Times New Roman" w:cs="Times New Roman" w:eastAsia="Times New Roman"/>
           <w:szCs w:val="26"/>
           <w:lang w:val="da-DK"/>
         </w:rPr>
         <w:t>Bao gồm: Mặt bằng để xây dựng và các dịch vụ bảo vệ, hỗ trợ vận hành khai thác và phòng cháy chữa cháy nhà trạm BTS. Cụ thể như sau:</w:t>
       </w:r>
     </w:p>
-    <w:p>
+    <w:p ns2:paraId="432C5300" ns2:textId="77777777">
       <w:pPr>
         <w:widowControl w:val="0"/>
         <w:spacing w:before="120" w:line="360" w:lineRule="atLeast"/>
@@ -5131,14 +5152,14 @@
       </w:pPr>
       <w:r>
         <w:rPr>
-          <w:rFonts w:ascii="Times New Roman" w:hAnsi="Times New Roman"/>
+          <w:rFonts w:ascii="Times New Roman" w:hAnsi="Times New Roman" w:cs="Times New Roman" w:eastAsia="Times New Roman"/>
           <w:szCs w:val="26"/>
           <w:lang w:val="da-DK"/>
         </w:rPr>
         <w:t xml:space="preserve">Bên A đồng ý cho Bên B thuê mặt bằng/hạ tầng có sẵn thuộc quyền sử dụng/sở hữu hợp pháp của Bên A để xây dựng, cải tạo, lắp đặt trạm BTS. </w:t>
       </w:r>
     </w:p>
-    <w:p>
+    <w:p ns2:paraId="16790F9A" ns2:textId="7FD79D4A">
       <w:pPr>
         <w:widowControl w:val="0"/>
         <w:spacing w:before="120" w:after="120"/>
@@ -5152,14 +5173,14 @@
       </w:pPr>
       <w:r>
         <w:rPr>
-          <w:rFonts w:ascii="Times New Roman" w:hAnsi="Times New Roman"/>
+          <w:rFonts w:ascii="Times New Roman" w:hAnsi="Times New Roman" w:cs="Times New Roman" w:eastAsia="Times New Roman"/>
           <w:szCs w:val="26"/>
           <w:lang w:val="da-DK"/>
         </w:rPr>
         <w:t>Thông tin chi tiết thửa đất như sau:</w:t>
       </w:r>
     </w:p>
-    <w:p>
+    <w:p ns2:paraId="3D58504D" ns2:textId="77777777">
       <w:pPr>
         <w:pStyle w:val="ListParagraph"/>
         <w:widowControl w:val="0"/>
@@ -5183,14 +5204,14 @@
       </w:pPr>
       <w:r>
         <w:rPr>
-          <w:rFonts w:ascii="Times New Roman" w:hAnsi="Times New Roman"/>
+          <w:rFonts w:ascii="Times New Roman" w:hAnsi="Times New Roman" w:cs="Times New Roman" w:eastAsia="Times New Roman"/>
           <w:szCs w:val="26"/>
           <w:lang w:val="da-DK"/>
         </w:rPr>
         <w:t>{{ADDRESS_OLD}}</w:t>
       </w:r>
     </w:p>
-    <w:p>
+    <w:p ns2:paraId="000D6D26" ns2:textId="77777777">
       <w:pPr>
         <w:pStyle w:val="ListParagraph"/>
         <w:widowControl w:val="0"/>
@@ -5211,7 +5232,7 @@
       </w:pPr>
       <w:r>
         <w:rPr>
-          <w:rFonts w:ascii="Times New Roman" w:hAnsi="Times New Roman"/>
+          <w:rFonts w:ascii="Times New Roman" w:hAnsi="Times New Roman" w:cs="Times New Roman" w:eastAsia="Times New Roman"/>
           <w:szCs w:val="26"/>
           <w:lang w:val="da-DK"/>
         </w:rPr>
@@ -5220,7 +5241,7 @@
       <w:r>
         <w:rPr>
           <w:rStyle w:val="Emphasis"/>
-          <w:rFonts w:ascii="Times New Roman" w:hAnsi="Times New Roman"/>
+          <w:rFonts w:ascii="Times New Roman" w:hAnsi="Times New Roman" w:cs="Times New Roman" w:eastAsia="Times New Roman"/>
           <w:i w:val="0"/>
           <w:iCs w:val="0"/>
           <w:szCs w:val="26"/>
@@ -5229,7 +5250,7 @@
         <w:t>{{ADDRESS_NEW}}</w:t>
       </w:r>
     </w:p>
-    <w:p>
+    <w:p ns2:paraId="1E20EFBF" ns2:textId="77777777">
       <w:pPr>
         <w:widowControl w:val="0"/>
         <w:spacing w:before="120" w:line="360" w:lineRule="atLeast"/>
@@ -5244,13 +5265,13 @@
       </w:pPr>
       <w:r>
         <w:rPr>
-          <w:rFonts w:ascii="Times New Roman" w:hAnsi="Times New Roman"/>
+          <w:rFonts w:ascii="Times New Roman" w:hAnsi="Times New Roman" w:cs="Times New Roman" w:eastAsia="Times New Roman"/>
           <w:szCs w:val="26"/>
         </w:rPr>
         <w:t>Giấy tờ chứng minh quyền sử dụng đất gồm: {{CERTIFICATE}}.</w:t>
       </w:r>
     </w:p>
-    <w:p>
+    <w:p ns2:paraId="709A3AEB" ns2:textId="7FD79D4B">
       <w:pPr>
         <w:widowControl w:val="0"/>
         <w:spacing w:before="120" w:line="360" w:lineRule="atLeast"/>
@@ -5265,7 +5286,7 @@
       </w:pPr>
       <w:r>
         <w:rPr>
-          <w:rFonts w:ascii="Times New Roman" w:hAnsi="Times New Roman"/>
+          <w:rFonts w:ascii="Times New Roman" w:hAnsi="Times New Roman" w:cs="Times New Roman" w:eastAsia="Times New Roman"/>
           <w:bCs/>
           <w:szCs w:val="26"/>
           <w:lang w:val="da-DK"/>
@@ -5273,7 +5294,7 @@
         <w:t>Hạ tầng cho thuê:</w:t>
       </w:r>
     </w:p>
-    <w:p>
+    <w:p ns2:paraId="67D32A40" ns2:textId="77777777">
       <w:pPr>
         <w:pStyle w:val="ListParagraph"/>
         <w:widowControl w:val="0"/>
@@ -5298,13 +5319,13 @@
       </w:pPr>
       <w:r>
         <w:rPr>
-          <w:rFonts w:ascii="Times New Roman" w:hAnsi="Times New Roman"/>
+          <w:rFonts w:ascii="Times New Roman" w:hAnsi="Times New Roman" w:cs="Times New Roman" w:eastAsia="Times New Roman"/>
           <w:szCs w:val="26"/>
         </w:rPr>
         <w:t>{{CSHT_LIST2}}</w:t>
       </w:r>
     </w:p>
-    <w:p>
+    <w:p ns2:paraId="2B08D435" ns2:textId="77777777">
       <w:pPr>
         <w:widowControl w:val="0"/>
         <w:spacing w:before="120"/>
@@ -5318,14 +5339,14 @@
       </w:pPr>
       <w:r>
         <w:rPr>
-          <w:rFonts w:ascii="Times New Roman" w:hAnsi="Times New Roman"/>
+          <w:rFonts w:ascii="Times New Roman" w:hAnsi="Times New Roman" w:cs="Times New Roman" w:eastAsia="Times New Roman"/>
           <w:szCs w:val="26"/>
           <w:lang w:val="da-DK"/>
         </w:rPr>
         <w:t>Bên A cam kết đáp ứng đủ điều kiện cho thuê/cho thuê lại mặt bằng theo đúng các quy định của pháp luật về đất đai.</w:t>
       </w:r>
     </w:p>
-    <w:p>
+    <w:p ns2:paraId="029CF89C" ns2:textId="7FD79D4C">
       <w:pPr>
         <w:widowControl w:val="0"/>
         <w:tabs>
@@ -5344,7 +5365,7 @@
       </w:pPr>
       <w:r>
         <w:rPr>
-          <w:rFonts w:ascii="Times New Roman" w:hAnsi="Times New Roman"/>
+          <w:rFonts w:ascii="Times New Roman" w:hAnsi="Times New Roman" w:cs="Times New Roman" w:eastAsia="Times New Roman"/>
           <w:iCs/>
           <w:szCs w:val="26"/>
           <w:lang w:val="da-DK"/>
@@ -5353,13 +5374,13 @@
       </w:r>
       <w:r>
         <w:rPr>
-          <w:rFonts w:ascii="Times New Roman" w:hAnsi="Times New Roman"/>
+          <w:rFonts w:ascii="Times New Roman" w:hAnsi="Times New Roman" w:cs="Times New Roman" w:eastAsia="Times New Roman"/>
           <w:szCs w:val="26"/>
         </w:rPr>
         <w:t>{{PHONE}}</w:t>
       </w:r>
     </w:p>
-    <w:p>
+    <w:p ns2:paraId="5AFA2CAC" ns2:textId="77777777">
       <w:pPr>
         <w:widowControl w:val="0"/>
         <w:spacing w:before="120"/>
@@ -5374,7 +5395,7 @@
       </w:pPr>
       <w:r>
         <w:rPr>
-          <w:rFonts w:ascii="Times New Roman" w:hAnsi="Times New Roman"/>
+          <w:rFonts w:ascii="Times New Roman" w:hAnsi="Times New Roman" w:cs="Times New Roman" w:eastAsia="Times New Roman"/>
           <w:iCs/>
           <w:szCs w:val="26"/>
           <w:lang w:val="da-DK"/>
@@ -5383,14 +5404,14 @@
       </w:r>
       <w:r>
         <w:rPr>
-          <w:rFonts w:ascii="Times New Roman" w:hAnsi="Times New Roman"/>
+          <w:rFonts w:ascii="Times New Roman" w:hAnsi="Times New Roman" w:cs="Times New Roman" w:eastAsia="Times New Roman"/>
           <w:szCs w:val="26"/>
           <w:lang w:val="da-DK"/>
         </w:rPr>
         <w:t>0908326326 (trực ca 24/24h).</w:t>
       </w:r>
     </w:p>
-    <w:p>
+    <w:p ns2:paraId="4A909E93" ns2:textId="77777777">
       <w:pPr>
         <w:pStyle w:val="ListParagraph"/>
         <w:widowControl w:val="0"/>
@@ -5412,7 +5433,7 @@
       </w:pPr>
       <w:r>
         <w:rPr>
-          <w:rFonts w:ascii="Times New Roman" w:hAnsi="Times New Roman"/>
+          <w:rFonts w:ascii="Times New Roman" w:hAnsi="Times New Roman" w:cs="Times New Roman" w:eastAsia="Times New Roman"/>
           <w:b/>
           <w:szCs w:val="26"/>
           <w:lang w:val="da-DK"/>
@@ -5420,7 +5441,7 @@
         <w:t>Mục đích và nội dung sử dụng</w:t>
       </w:r>
     </w:p>
-    <w:p>
+    <w:p ns2:paraId="292040F3" ns2:textId="77777777">
       <w:pPr>
         <w:widowControl w:val="0"/>
         <w:numPr>
@@ -5437,14 +5458,14 @@
       </w:pPr>
       <w:r>
         <w:rPr>
-          <w:rFonts w:ascii="Times New Roman" w:hAnsi="Times New Roman"/>
+          <w:rFonts w:ascii="Times New Roman" w:hAnsi="Times New Roman" w:cs="Times New Roman" w:eastAsia="Times New Roman"/>
           <w:szCs w:val="26"/>
           <w:lang w:val="da-DK"/>
         </w:rPr>
         <w:t xml:space="preserve">Bên A đồng ý cho Bên B sử dụng mặt bằng, cở sở hạ tầng trạm BTS như trên để triển khai lắp đặt các thiết bị trạm thông tin di động và khai thác hạ tầng các mạng thông tin, truyền thông theo đúng quy định của pháp luật. </w:t>
       </w:r>
     </w:p>
-    <w:p>
+    <w:p ns2:paraId="5568720F" ns2:textId="77777777">
       <w:pPr>
         <w:widowControl w:val="0"/>
         <w:numPr>
@@ -5462,14 +5483,14 @@
       </w:pPr>
       <w:r>
         <w:rPr>
-          <w:rFonts w:ascii="Times New Roman" w:hAnsi="Times New Roman"/>
+          <w:rFonts w:ascii="Times New Roman" w:hAnsi="Times New Roman" w:cs="Times New Roman" w:eastAsia="Times New Roman"/>
           <w:szCs w:val="26"/>
           <w:lang w:val="da-DK"/>
         </w:rPr>
         <w:t xml:space="preserve">Công việc mà Bên B tiến hành tại mặt bằng thuê bao gồm tất cả các công tác sau: </w:t>
       </w:r>
     </w:p>
-    <w:p>
+    <w:p ns2:paraId="22EC83BD" ns2:textId="77777777">
       <w:pPr>
         <w:pStyle w:val="BodyText"/>
         <w:numPr>
@@ -5491,7 +5512,7 @@
       </w:pPr>
       <w:r>
         <w:rPr>
-          <w:rFonts w:ascii="Times New Roman" w:hAnsi="Times New Roman"/>
+          <w:rFonts w:ascii="Times New Roman" w:hAnsi="Times New Roman" w:cs="Times New Roman" w:eastAsia="Times New Roman"/>
           <w:iCs/>
           <w:szCs w:val="26"/>
           <w:lang w:val="da-DK"/>
@@ -5499,7 +5520,7 @@
         <w:t xml:space="preserve">Công tác khảo sát, thiết kế; </w:t>
       </w:r>
     </w:p>
-    <w:p>
+    <w:p ns2:paraId="6686BEC7" ns2:textId="77777777">
       <w:pPr>
         <w:pStyle w:val="BodyText"/>
         <w:numPr>
@@ -5520,14 +5541,14 @@
       </w:pPr>
       <w:r>
         <w:rPr>
-          <w:rFonts w:ascii="Times New Roman" w:hAnsi="Times New Roman"/>
+          <w:rFonts w:ascii="Times New Roman" w:hAnsi="Times New Roman" w:cs="Times New Roman" w:eastAsia="Times New Roman"/>
           <w:szCs w:val="26"/>
           <w:lang w:val="da-DK"/>
         </w:rPr>
         <w:t xml:space="preserve">Các công tác thi công, lắp đặt hệ thống cầu cáp, hệ thống tiếp địa cho trạm BTS; </w:t>
       </w:r>
     </w:p>
-    <w:p>
+    <w:p ns2:paraId="5A51BF51" ns2:textId="77777777">
       <w:pPr>
         <w:pStyle w:val="BodyText"/>
         <w:numPr>
@@ -5548,14 +5569,14 @@
       </w:pPr>
       <w:r>
         <w:rPr>
-          <w:rFonts w:ascii="Times New Roman" w:hAnsi="Times New Roman"/>
+          <w:rFonts w:ascii="Times New Roman" w:hAnsi="Times New Roman" w:cs="Times New Roman" w:eastAsia="Times New Roman"/>
           <w:szCs w:val="26"/>
           <w:lang w:val="da-DK"/>
         </w:rPr>
         <w:t>Các công tác thi công đường điện riêng (gồm lắp đặt các cột điện và treo cáp điện) cung cấp cho phòng máy từ mạng cấp điện của điện lực địa phương, đường cáp tín hiệu vào/ra trạm có thể nằm trên (hoặc đi qua) phần đất (hoặc mặt bằng) của Bên A;</w:t>
       </w:r>
     </w:p>
-    <w:p>
+    <w:p ns2:paraId="0D257D44" ns2:textId="77777777">
       <w:pPr>
         <w:pStyle w:val="BodyText"/>
         <w:numPr>
@@ -5576,14 +5597,14 @@
       </w:pPr>
       <w:r>
         <w:rPr>
-          <w:rFonts w:ascii="Times New Roman" w:hAnsi="Times New Roman"/>
+          <w:rFonts w:ascii="Times New Roman" w:hAnsi="Times New Roman" w:cs="Times New Roman" w:eastAsia="Times New Roman"/>
           <w:szCs w:val="26"/>
           <w:lang w:val="da-DK"/>
         </w:rPr>
         <w:t xml:space="preserve">Các công tác lắp đặt thiết bị phụ trợ như: Máy phát điện, máy điều hoà nhiệt độ, thiết bị cắt lọc sét nguồn AC, thiết bị cảnh báo; ổn áp, bình chữa cháy; </w:t>
       </w:r>
     </w:p>
-    <w:p>
+    <w:p ns2:paraId="72435053" ns2:textId="77777777">
       <w:pPr>
         <w:pStyle w:val="BodyText"/>
         <w:numPr>
@@ -5604,14 +5625,14 @@
       </w:pPr>
       <w:r>
         <w:rPr>
-          <w:rFonts w:ascii="Times New Roman" w:hAnsi="Times New Roman"/>
+          <w:rFonts w:ascii="Times New Roman" w:hAnsi="Times New Roman" w:cs="Times New Roman" w:eastAsia="Times New Roman"/>
           <w:szCs w:val="26"/>
           <w:lang w:val="da-DK"/>
         </w:rPr>
         <w:t xml:space="preserve">Các công tác lắp đặt thiết bị viễn thông tại phòng máy và trên cột treo anten (như hệ thống anten, feeder, tủ BTS, tủ nguồn, ắc qui ...); </w:t>
       </w:r>
     </w:p>
-    <w:p>
+    <w:p ns2:paraId="1B6D69F4" ns2:textId="77777777">
       <w:pPr>
         <w:pStyle w:val="BodyText"/>
         <w:numPr>
@@ -5632,7 +5653,7 @@
       </w:pPr>
       <w:r>
         <w:rPr>
-          <w:rFonts w:ascii="Times New Roman" w:hAnsi="Times New Roman"/>
+          <w:rFonts w:ascii="Times New Roman" w:hAnsi="Times New Roman" w:cs="Times New Roman" w:eastAsia="Times New Roman"/>
           <w:szCs w:val="26"/>
           <w:lang w:val="da-DK"/>
         </w:rPr>
@@ -5640,7 +5661,7 @@
       </w:r>
       <w:r>
         <w:rPr>
-          <w:rFonts w:ascii="Times New Roman" w:hAnsi="Times New Roman"/>
+          <w:rFonts w:ascii="Times New Roman" w:hAnsi="Times New Roman" w:cs="Times New Roman" w:eastAsia="Times New Roman"/>
           <w:szCs w:val="26"/>
           <w:lang w:val="da-DK"/>
         </w:rPr>
@@ -5648,7 +5669,7 @@
         <w:t xml:space="preserve">bị của trạm (thông thường Bên B sẽ tiến hành định kỳ hàng tháng hoặc có thể tiến hành ứng cứu thông tin đột xuất khi mạng lưới bị sự cố); </w:t>
       </w:r>
     </w:p>
-    <w:p>
+    <w:p ns2:paraId="4F867B66" ns2:textId="77777777">
       <w:pPr>
         <w:widowControl w:val="0"/>
         <w:numPr>
@@ -5665,7 +5686,7 @@
       </w:pPr>
       <w:r>
         <w:rPr>
-          <w:rFonts w:ascii="Times New Roman" w:hAnsi="Times New Roman"/>
+          <w:rFonts w:ascii="Times New Roman" w:hAnsi="Times New Roman" w:cs="Times New Roman" w:eastAsia="Times New Roman"/>
           <w:iCs/>
           <w:szCs w:val="26"/>
           <w:lang w:val="da-DK"/>
@@ -5673,7 +5694,7 @@
         <w:t>Các công tác nêu trên có thể do các cán bộ của Bên B trực tiếp thực hiện hoặc có thể do các nhà thầu, các đối tác của Bên B thực hiện theo thông báo về kế hoạch thực hiện của cán bộ của Bên B cho Bên A.</w:t>
       </w:r>
     </w:p>
-    <w:p>
+    <w:p ns2:paraId="7538D603" ns2:textId="77777777">
       <w:pPr>
         <w:widowControl w:val="0"/>
         <w:spacing w:before="120"/>
@@ -5690,7 +5711,7 @@
       </w:pPr>
       <w:r>
         <w:rPr>
-          <w:rFonts w:ascii="Times New Roman" w:hAnsi="Times New Roman"/>
+          <w:rFonts w:ascii="Times New Roman" w:hAnsi="Times New Roman" w:cs="Times New Roman" w:eastAsia="Times New Roman"/>
           <w:b/>
           <w:bCs/>
           <w:szCs w:val="26"/>
@@ -5700,7 +5721,7 @@
       </w:r>
       <w:r>
         <w:rPr>
-          <w:rFonts w:ascii="Times New Roman" w:hAnsi="Times New Roman"/>
+          <w:rFonts w:ascii="Times New Roman" w:hAnsi="Times New Roman" w:cs="Times New Roman" w:eastAsia="Times New Roman"/>
           <w:b/>
           <w:bCs/>
           <w:szCs w:val="26"/>
@@ -5710,7 +5731,7 @@
       </w:r>
       <w:r>
         <w:rPr>
-          <w:rFonts w:ascii="Times New Roman" w:hAnsi="Times New Roman"/>
+          <w:rFonts w:ascii="Times New Roman" w:hAnsi="Times New Roman" w:cs="Times New Roman" w:eastAsia="Times New Roman"/>
           <w:b/>
           <w:bCs/>
           <w:szCs w:val="26"/>
@@ -5720,7 +5741,7 @@
       </w:r>
       <w:r>
         <w:rPr>
-          <w:rFonts w:ascii="Times New Roman" w:hAnsi="Times New Roman"/>
+          <w:rFonts w:ascii="Times New Roman" w:hAnsi="Times New Roman" w:cs="Times New Roman" w:eastAsia="Times New Roman"/>
           <w:b/>
           <w:bCs/>
           <w:szCs w:val="26"/>
@@ -5730,7 +5751,7 @@
       </w:r>
       <w:r>
         <w:rPr>
-          <w:rFonts w:ascii="Times New Roman" w:hAnsi="Times New Roman"/>
+          <w:rFonts w:ascii="Times New Roman" w:hAnsi="Times New Roman" w:cs="Times New Roman" w:eastAsia="Times New Roman"/>
           <w:b/>
           <w:bCs/>
           <w:iCs/>
@@ -5741,7 +5762,7 @@
       </w:r>
       <w:r>
         <w:rPr>
-          <w:rFonts w:ascii="Times New Roman" w:hAnsi="Times New Roman"/>
+          <w:rFonts w:ascii="Times New Roman" w:hAnsi="Times New Roman" w:cs="Times New Roman" w:eastAsia="Times New Roman"/>
           <w:b/>
           <w:bCs/>
           <w:iCs/>
@@ -5752,7 +5773,7 @@
       </w:r>
       <w:r>
         <w:rPr>
-          <w:rFonts w:ascii="Times New Roman" w:hAnsi="Times New Roman"/>
+          <w:rFonts w:ascii="Times New Roman" w:hAnsi="Times New Roman" w:cs="Times New Roman" w:eastAsia="Times New Roman"/>
           <w:b/>
           <w:bCs/>
           <w:iCs/>
@@ -5762,7 +5783,7 @@
         <w:t>thuê</w:t>
       </w:r>
     </w:p>
-    <w:p>
+    <w:p ns2:paraId="207728C1" ns2:textId="7FD79D4D">
       <w:pPr>
         <w:pStyle w:val="NormalWeb"/>
         <w:spacing w:before="60" w:beforeAutospacing="0" w:after="60" w:afterAutospacing="0"/>
@@ -5777,6 +5798,7 @@
       </w:pPr>
       <w:r>
         <w:rPr>
+          <w:rFonts w:ascii="Times New Roman" w:hAnsi="Times New Roman" w:cs="Times New Roman" w:eastAsia="Times New Roman"/>
           <w:sz w:val="26"/>
           <w:szCs w:val="26"/>
         </w:rPr>
@@ -5784,13 +5806,14 @@
       </w:r>
       <w:r>
         <w:rPr>
+          <w:rFonts w:ascii="Times New Roman" w:hAnsi="Times New Roman" w:cs="Times New Roman" w:eastAsia="Times New Roman"/>
           <w:sz w:val="26"/>
           <w:szCs w:val="26"/>
         </w:rPr>
         <w:t>{{END_DATE}}</w:t>
       </w:r>
     </w:p>
-    <w:p>
+    <w:p ns2:paraId="16632ABD" ns2:textId="77777777">
       <w:pPr>
         <w:pStyle w:val="ListParagraph"/>
         <w:widowControl w:val="0"/>
@@ -5806,14 +5829,14 @@
       </w:pPr>
       <w:r>
         <w:rPr>
-          <w:rFonts w:ascii="Times New Roman" w:hAnsi="Times New Roman"/>
+          <w:rFonts w:ascii="Times New Roman" w:hAnsi="Times New Roman" w:cs="Times New Roman" w:eastAsia="Times New Roman"/>
           <w:szCs w:val="26"/>
           <w:lang w:val="vi-VN"/>
         </w:rPr>
         <w:t>2. Hợp đồng có hiệu lực từ ngày ký.</w:t>
       </w:r>
     </w:p>
-    <w:p>
+    <w:p ns2:paraId="756B5818" ns2:textId="77777777">
       <w:pPr>
         <w:pStyle w:val="ListParagraph"/>
         <w:widowControl w:val="0"/>
@@ -5829,14 +5852,14 @@
       </w:pPr>
       <w:r>
         <w:rPr>
-          <w:rFonts w:ascii="Times New Roman" w:hAnsi="Times New Roman"/>
+          <w:rFonts w:ascii="Times New Roman" w:hAnsi="Times New Roman" w:cs="Times New Roman" w:eastAsia="Times New Roman"/>
           <w:szCs w:val="26"/>
           <w:lang w:val="vi-VN"/>
         </w:rPr>
         <w:t>3. Trước khi hợp đồng hết hạn 06 tháng, hai bên sẽ cùng nhau bàn bạc thanh lý hợp đồng hoặc thỏa thuận tiếp việc gia hạn hợp đồng.</w:t>
       </w:r>
     </w:p>
-    <w:p>
+    <w:p ns2:paraId="321F7CD7" ns2:textId="77777777">
       <w:pPr>
         <w:widowControl w:val="0"/>
         <w:spacing w:before="120" w:line="360" w:lineRule="atLeast"/>
@@ -5854,7 +5877,7 @@
       </w:pPr>
       <w:r>
         <w:rPr>
-          <w:rFonts w:ascii="Times New Roman" w:hAnsi="Times New Roman"/>
+          <w:rFonts w:ascii="Times New Roman" w:hAnsi="Times New Roman" w:cs="Times New Roman" w:eastAsia="Times New Roman"/>
           <w:b/>
           <w:bCs/>
           <w:szCs w:val="26"/>
@@ -5864,7 +5887,7 @@
       </w:r>
       <w:r>
         <w:rPr>
-          <w:rFonts w:ascii="Times New Roman" w:hAnsi="Times New Roman"/>
+          <w:rFonts w:ascii="Times New Roman" w:hAnsi="Times New Roman" w:cs="Times New Roman" w:eastAsia="Times New Roman"/>
           <w:b/>
           <w:bCs/>
           <w:iCs/>
@@ -5874,7 +5897,7 @@
         <w:t xml:space="preserve"> thuê và phương thức thanh toán</w:t>
       </w:r>
     </w:p>
-    <w:p>
+    <w:p ns2:paraId="7D052223" ns2:textId="77777777">
       <w:pPr>
         <w:pStyle w:val="ListParagraph"/>
         <w:widowControl w:val="0"/>
@@ -5897,7 +5920,7 @@
       </w:pPr>
       <w:r>
         <w:rPr>
-          <w:rFonts w:ascii="Times New Roman" w:hAnsi="Times New Roman"/>
+          <w:rFonts w:ascii="Times New Roman" w:hAnsi="Times New Roman" w:cs="Times New Roman" w:eastAsia="Times New Roman"/>
           <w:iCs/>
           <w:spacing w:val="-2"/>
           <w:szCs w:val="26"/>
@@ -5905,7 +5928,7 @@
         <w:t>Giá thuê</w:t>
       </w:r>
     </w:p>
-    <w:p>
+    <w:p ns2:paraId="48FB9758" ns2:textId="77777777">
       <w:pPr>
         <w:widowControl w:val="0"/>
         <w:spacing w:before="120" w:line="360" w:lineRule="atLeast"/>
@@ -5922,13 +5945,13 @@
       </w:pPr>
       <w:r>
         <w:rPr>
-          <w:rFonts w:ascii="Times New Roman" w:hAnsi="Times New Roman"/>
+          <w:rFonts w:ascii="Times New Roman" w:hAnsi="Times New Roman" w:cs="Times New Roman" w:eastAsia="Times New Roman"/>
           <w:szCs w:val="26"/>
         </w:rPr>
         <w:t>- Tổng cộng giá thuê hàng tháng: Giá thuê ổn định và không thay đổi trong suốt thời gian thuê là: {{NEW_PRICE}} đồng/tháng (Số tiền thuê bằng chữ: {{NEW_PRICE_TEXT}})</w:t>
       </w:r>
     </w:p>
-    <w:p>
+    <w:p ns2:paraId="76E9E3E8" ns2:textId="77777777">
       <w:pPr>
         <w:widowControl w:val="0"/>
         <w:spacing w:before="120" w:line="360" w:lineRule="atLeast"/>
@@ -5945,7 +5968,7 @@
       </w:pPr>
       <w:r>
         <w:rPr>
-          <w:rFonts w:ascii="Times New Roman" w:hAnsi="Times New Roman"/>
+          <w:rFonts w:ascii="Times New Roman" w:hAnsi="Times New Roman" w:cs="Times New Roman" w:eastAsia="Times New Roman"/>
           <w:bCs/>
           <w:iCs/>
           <w:spacing w:val="-2"/>
@@ -5955,7 +5978,7 @@
         <w:t>- Giá thuê trên là tất cả các khoản mà Bên B phải thanh toán cho Bên A hàng tháng. Ngoài ra Bên B không phải thanh toán cho Bên A bất cứ khoản chi nào khác.</w:t>
       </w:r>
     </w:p>
-    <w:p>
+    <w:p ns2:paraId="05D92C6D" ns2:textId="77777777">
       <w:pPr>
         <w:widowControl w:val="0"/>
         <w:spacing w:before="120" w:line="360" w:lineRule="atLeast"/>
@@ -5972,7 +5995,7 @@
       </w:pPr>
       <w:r>
         <w:rPr>
-          <w:rFonts w:ascii="Times New Roman" w:hAnsi="Times New Roman"/>
+          <w:rFonts w:ascii="Times New Roman" w:hAnsi="Times New Roman" w:cs="Times New Roman" w:eastAsia="Times New Roman"/>
           <w:bCs/>
           <w:iCs/>
           <w:spacing w:val="-2"/>
@@ -5982,7 +6005,7 @@
         <w:t>- Mức giá thuê trên đã bao gồm các khoản thuế, phí và lệ phí theo quy định của Nhà nước. Bên A phải nộp các khoản thuế liên quan đến việc cho thuê tài sản theo quy định hiện hành.</w:t>
       </w:r>
     </w:p>
-    <w:p>
+    <w:p ns2:paraId="778A0FDC" ns2:textId="7FD79D4E">
       <w:pPr>
         <w:ind w:firstLine="709"/>
         <w:rPr>
@@ -5992,13 +6015,13 @@
       </w:pPr>
       <w:r>
         <w:rPr>
-          <w:rFonts w:ascii="Times New Roman" w:hAnsi="Times New Roman"/>
+          <w:rFonts w:ascii="Times New Roman" w:hAnsi="Times New Roman" w:cs="Times New Roman" w:eastAsia="Times New Roman"/>
           <w:szCs w:val="26"/>
         </w:rPr>
         <w:t>{{DEDUCTION_TEXT}}</w:t>
       </w:r>
     </w:p>
-    <w:p>
+    <w:p ns2:paraId="068F68F5" ns2:textId="77777777">
       <w:pPr>
         <w:widowControl w:val="0"/>
         <w:spacing w:before="120"/>
@@ -6015,13 +6038,13 @@
       </w:pPr>
       <w:r>
         <w:rPr>
-          <w:rFonts w:ascii="Times New Roman" w:hAnsi="Times New Roman"/>
+          <w:rFonts w:ascii="Times New Roman" w:hAnsi="Times New Roman" w:cs="Times New Roman" w:eastAsia="Times New Roman"/>
           <w:szCs w:val="26"/>
         </w:rPr>
         <w:t>- Thời điểm bắt đầu tính tiền thuê: Từ ngày {{START_DATE}}</w:t>
       </w:r>
     </w:p>
-    <w:p>
+    <w:p ns2:paraId="46BA2032" ns2:textId="77777777">
       <w:pPr>
         <w:pStyle w:val="ListParagraph"/>
         <w:numPr>
@@ -6038,7 +6061,7 @@
       </w:pPr>
       <w:r>
         <w:rPr>
-          <w:rFonts w:ascii="Times New Roman" w:hAnsi="Times New Roman"/>
+          <w:rFonts w:ascii="Times New Roman" w:hAnsi="Times New Roman" w:cs="Times New Roman" w:eastAsia="Times New Roman"/>
           <w:b/>
           <w:szCs w:val="26"/>
           <w:lang w:val="vi-VN"/>
@@ -6046,7 +6069,7 @@
         <w:t>Thông tin tài khoản nhận thanh toán là:</w:t>
       </w:r>
     </w:p>
-    <w:p>
+    <w:p ns2:paraId="6D7209E9" ns2:textId="77777777">
       <w:pPr>
         <w:pStyle w:val="ListParagraph"/>
         <w:numPr>
@@ -6063,14 +6086,14 @@
       </w:pPr>
       <w:r>
         <w:rPr>
-          <w:rFonts w:ascii="Times New Roman" w:hAnsi="Times New Roman"/>
+          <w:rFonts w:ascii="Times New Roman" w:hAnsi="Times New Roman" w:cs="Times New Roman" w:eastAsia="Times New Roman"/>
           <w:b/>
           <w:szCs w:val="26"/>
         </w:rPr>
         <w:t>Tên tài khoản: {{ACCOUNT_OWNER}}</w:t>
       </w:r>
     </w:p>
-    <w:p>
+    <w:p ns2:paraId="4AF31120" ns2:textId="77777777">
       <w:pPr>
         <w:pStyle w:val="ListParagraph"/>
         <w:numPr>
@@ -6087,14 +6110,14 @@
       </w:pPr>
       <w:r>
         <w:rPr>
-          <w:rFonts w:ascii="Times New Roman" w:hAnsi="Times New Roman"/>
+          <w:rFonts w:ascii="Times New Roman" w:hAnsi="Times New Roman" w:cs="Times New Roman" w:eastAsia="Times New Roman"/>
           <w:b/>
           <w:szCs w:val="26"/>
         </w:rPr>
         <w:t>Số tài khoản: {{ACCOUNT_NO}}</w:t>
       </w:r>
     </w:p>
-    <w:p>
+    <w:p ns2:paraId="69E4DE9A" ns2:textId="77777777">
       <w:pPr>
         <w:pStyle w:val="ListParagraph"/>
         <w:numPr>
@@ -6111,14 +6134,14 @@
       </w:pPr>
       <w:r>
         <w:rPr>
-          <w:rFonts w:ascii="Times New Roman" w:hAnsi="Times New Roman"/>
+          <w:rFonts w:ascii="Times New Roman" w:hAnsi="Times New Roman" w:cs="Times New Roman" w:eastAsia="Times New Roman"/>
           <w:b/>
           <w:szCs w:val="26"/>
         </w:rPr>
         <w:t>Tại ngân hàng: {{BANK_NAME}}</w:t>
       </w:r>
     </w:p>
-    <w:p>
+    <w:p ns2:paraId="0C3C9BF4" ns2:textId="77777777">
       <w:pPr>
         <w:pStyle w:val="ListParagraph"/>
         <w:numPr>
@@ -6137,13 +6160,13 @@
       </w:pPr>
       <w:r>
         <w:rPr>
-          <w:rFonts w:ascii="Times New Roman" w:hAnsi="Times New Roman"/>
+          <w:rFonts w:ascii="Times New Roman" w:hAnsi="Times New Roman" w:cs="Times New Roman" w:eastAsia="Times New Roman"/>
           <w:sz w:val="26"/>
         </w:rPr>
         <w:t>Bên A cam kết tài khoản nhận thanh toán là ổn định và không thay đổi trong suốt thời gian thuê, đồng thời chịu trách nhiệm nếu có bất kỳ khiếu nại nào liên quan đến việc nhận tiền thanh toán của hợp đồng này vào tài khoản nêu trên</w:t>
       </w:r>
     </w:p>
-    <w:p>
+    <w:p ns2:paraId="0C37A999" ns2:textId="77777777">
       <w:pPr>
         <w:pStyle w:val="ListParagraph"/>
         <w:numPr>
@@ -6160,13 +6183,13 @@
       </w:pPr>
       <w:r>
         <w:rPr>
-          <w:rFonts w:ascii="Times New Roman" w:hAnsi="Times New Roman"/>
+          <w:rFonts w:ascii="Times New Roman" w:hAnsi="Times New Roman" w:cs="Times New Roman" w:eastAsia="Times New Roman"/>
           <w:sz w:val="26"/>
         </w:rPr>
         <w:t>Trường hợp thay đổi thông tin tài khoản nhận thanh toán, Bên A phải báo trước bằng văn bản cho bên B chậm nhất là 30 ngày trước khi đến hạn của chu kỳ thanh toán kế tiếp và hai bên sẽ tiến hành ký phụ lục điều chỉnh thông tin tài khoản nhận tiền thanh toán.</w:t>
       </w:r>
     </w:p>
-    <w:p>
+    <w:p ns2:paraId="4E7210C6" ns2:textId="77777777">
       <w:pPr>
         <w:pStyle w:val="ListParagraph"/>
         <w:numPr>
@@ -6184,7 +6207,7 @@
       </w:pPr>
       <w:r>
         <w:rPr>
-          <w:rFonts w:ascii="Times New Roman" w:hAnsi="Times New Roman"/>
+          <w:rFonts w:ascii="Times New Roman" w:hAnsi="Times New Roman" w:cs="Times New Roman" w:eastAsia="Times New Roman"/>
           <w:i/>
           <w:szCs w:val="26"/>
           <w:lang w:val="vi-VN"/>
@@ -6193,7 +6216,7 @@
       </w:r>
       <w:r>
         <w:rPr>
-          <w:rFonts w:ascii="Times New Roman" w:hAnsi="Times New Roman"/>
+          <w:rFonts w:ascii="Times New Roman" w:hAnsi="Times New Roman" w:cs="Times New Roman" w:eastAsia="Times New Roman"/>
           <w:i/>
           <w:spacing w:val="-1"/>
           <w:szCs w:val="26"/>
@@ -6203,7 +6226,7 @@
       </w:r>
       <w:r>
         <w:rPr>
-          <w:rFonts w:ascii="Times New Roman" w:hAnsi="Times New Roman"/>
+          <w:rFonts w:ascii="Times New Roman" w:hAnsi="Times New Roman" w:cs="Times New Roman" w:eastAsia="Times New Roman"/>
           <w:i/>
           <w:szCs w:val="26"/>
           <w:lang w:val="vi-VN"/>
@@ -6212,7 +6235,7 @@
       </w:r>
       <w:r>
         <w:rPr>
-          <w:rFonts w:ascii="Times New Roman" w:hAnsi="Times New Roman"/>
+          <w:rFonts w:ascii="Times New Roman" w:hAnsi="Times New Roman" w:cs="Times New Roman" w:eastAsia="Times New Roman"/>
           <w:i/>
           <w:spacing w:val="-1"/>
           <w:szCs w:val="26"/>
@@ -6222,7 +6245,7 @@
       </w:r>
       <w:r>
         <w:rPr>
-          <w:rFonts w:ascii="Times New Roman" w:hAnsi="Times New Roman"/>
+          <w:rFonts w:ascii="Times New Roman" w:hAnsi="Times New Roman" w:cs="Times New Roman" w:eastAsia="Times New Roman"/>
           <w:i/>
           <w:szCs w:val="26"/>
           <w:lang w:val="vi-VN"/>
@@ -6231,7 +6254,7 @@
       </w:r>
       <w:r>
         <w:rPr>
-          <w:rFonts w:ascii="Times New Roman" w:hAnsi="Times New Roman"/>
+          <w:rFonts w:ascii="Times New Roman" w:hAnsi="Times New Roman" w:cs="Times New Roman" w:eastAsia="Times New Roman"/>
           <w:i/>
           <w:spacing w:val="-1"/>
           <w:szCs w:val="26"/>
@@ -6241,7 +6264,7 @@
       </w:r>
       <w:r>
         <w:rPr>
-          <w:rFonts w:ascii="Times New Roman" w:hAnsi="Times New Roman"/>
+          <w:rFonts w:ascii="Times New Roman" w:hAnsi="Times New Roman" w:cs="Times New Roman" w:eastAsia="Times New Roman"/>
           <w:i/>
           <w:szCs w:val="26"/>
           <w:lang w:val="vi-VN"/>
@@ -6250,7 +6273,7 @@
       </w:r>
       <w:r>
         <w:rPr>
-          <w:rFonts w:ascii="Times New Roman" w:hAnsi="Times New Roman"/>
+          <w:rFonts w:ascii="Times New Roman" w:hAnsi="Times New Roman" w:cs="Times New Roman" w:eastAsia="Times New Roman"/>
           <w:i/>
           <w:spacing w:val="-1"/>
           <w:szCs w:val="26"/>
@@ -6260,7 +6283,7 @@
       </w:r>
       <w:r>
         <w:rPr>
-          <w:rFonts w:ascii="Times New Roman" w:hAnsi="Times New Roman"/>
+          <w:rFonts w:ascii="Times New Roman" w:hAnsi="Times New Roman" w:cs="Times New Roman" w:eastAsia="Times New Roman"/>
           <w:szCs w:val="26"/>
           <w:lang w:val="vi-VN"/>
         </w:rPr>
@@ -6268,7 +6291,7 @@
       </w:r>
       <w:r>
         <w:rPr>
-          <w:rFonts w:ascii="Times New Roman" w:hAnsi="Times New Roman"/>
+          <w:rFonts w:ascii="Times New Roman" w:hAnsi="Times New Roman" w:cs="Times New Roman" w:eastAsia="Times New Roman"/>
           <w:i/>
           <w:szCs w:val="26"/>
           <w:lang w:val="vi-VN"/>
@@ -6277,7 +6300,7 @@
       </w:r>
       <w:r>
         <w:rPr>
-          <w:rFonts w:ascii="Times New Roman" w:hAnsi="Times New Roman"/>
+          <w:rFonts w:ascii="Times New Roman" w:hAnsi="Times New Roman" w:cs="Times New Roman" w:eastAsia="Times New Roman"/>
           <w:i/>
           <w:spacing w:val="-1"/>
           <w:szCs w:val="26"/>
@@ -6287,7 +6310,7 @@
       </w:r>
       <w:r>
         <w:rPr>
-          <w:rFonts w:ascii="Times New Roman" w:hAnsi="Times New Roman"/>
+          <w:rFonts w:ascii="Times New Roman" w:hAnsi="Times New Roman" w:cs="Times New Roman" w:eastAsia="Times New Roman"/>
           <w:i/>
           <w:szCs w:val="26"/>
           <w:lang w:val="vi-VN"/>
@@ -6296,7 +6319,7 @@
       </w:r>
       <w:r>
         <w:rPr>
-          <w:rFonts w:ascii="Times New Roman" w:hAnsi="Times New Roman"/>
+          <w:rFonts w:ascii="Times New Roman" w:hAnsi="Times New Roman" w:cs="Times New Roman" w:eastAsia="Times New Roman"/>
           <w:i/>
           <w:spacing w:val="-3"/>
           <w:szCs w:val="26"/>
@@ -6306,7 +6329,7 @@
       </w:r>
       <w:r>
         <w:rPr>
-          <w:rFonts w:ascii="Times New Roman" w:hAnsi="Times New Roman"/>
+          <w:rFonts w:ascii="Times New Roman" w:hAnsi="Times New Roman" w:cs="Times New Roman" w:eastAsia="Times New Roman"/>
           <w:i/>
           <w:szCs w:val="26"/>
           <w:lang w:val="vi-VN"/>
@@ -6323,7 +6346,7 @@
       <w:tblGrid>
         <w:gridCol w:w="8640"/>
       </w:tblGrid>
-      <w:tr>
+      <w:tr ns2:paraId="7D20DEE3" ns2:textId="77777777">
         <w:trPr>
           <w:trHeight w:val="432"/>
           <w:jc w:val="center"/>
@@ -6332,7 +6355,7 @@
           <w:tcPr>
             <w:tcW w:w="8640" w:type="dxa"/>
           </w:tcPr>
-          <w:p>
+          <w:p ns2:paraId="055A8805" ns2:textId="77777777">
             <w:pPr>
               <w:rPr>
                 <w:rFonts w:ascii="Times New Roman" w:hAnsi="Times New Roman"/>
@@ -6341,7 +6364,7 @@
             </w:pPr>
             <w:r>
               <w:rPr>
-                <w:rFonts w:ascii="Times New Roman" w:hAnsi="Times New Roman"/>
+                <w:rFonts w:ascii="Times New Roman" w:hAnsi="Times New Roman" w:cs="Times New Roman" w:eastAsia="Times New Roman"/>
                 <w:szCs w:val="26"/>
               </w:rPr>
               <w:t>{{PAY_ROW}}</w:t>
@@ -6350,7 +6373,7 @@
         </w:tc>
       </w:tr>
     </w:tbl>
-    <w:p>
+    <w:p ns2:paraId="17AFF4AA" ns2:textId="77777777">
       <w:pPr>
         <w:widowControl w:val="0"/>
         <w:spacing w:before="120"/>
@@ -6367,7 +6390,7 @@
       </w:pPr>
       <w:r>
         <w:rPr>
-          <w:rFonts w:ascii="Times New Roman" w:hAnsi="Times New Roman"/>
+          <w:rFonts w:ascii="Times New Roman" w:hAnsi="Times New Roman" w:cs="Times New Roman" w:eastAsia="Times New Roman"/>
           <w:bCs/>
           <w:iCs/>
           <w:spacing w:val="-2"/>
@@ -6377,7 +6400,7 @@
         <w:t>- Đầu mối làm thủ tục thanh toán:</w:t>
       </w:r>
     </w:p>
-    <w:p>
+    <w:p ns2:paraId="5449E59D" ns2:textId="77777777">
       <w:pPr>
         <w:widowControl w:val="0"/>
         <w:spacing w:before="120"/>
@@ -6391,14 +6414,14 @@
       </w:pPr>
       <w:r>
         <w:rPr>
-          <w:rFonts w:ascii="Times New Roman" w:hAnsi="Times New Roman"/>
+          <w:rFonts w:ascii="Times New Roman" w:hAnsi="Times New Roman" w:cs="Times New Roman" w:eastAsia="Times New Roman"/>
           <w:szCs w:val="26"/>
           <w:lang w:val="da-DK"/>
         </w:rPr>
         <w:t>MobiFone Đồng Nai– CN Tổng công ty Viễn thông MobiFone.</w:t>
       </w:r>
     </w:p>
-    <w:p>
+    <w:p ns2:paraId="31FA994B" ns2:textId="77777777">
       <w:pPr>
         <w:pStyle w:val="ListParagraph"/>
         <w:widowControl w:val="0"/>
@@ -6418,7 +6441,7 @@
       </w:pPr>
       <w:r>
         <w:rPr>
-          <w:rFonts w:ascii="Times New Roman" w:hAnsi="Times New Roman"/>
+          <w:rFonts w:ascii="Times New Roman" w:hAnsi="Times New Roman" w:cs="Times New Roman" w:eastAsia="Times New Roman"/>
           <w:szCs w:val="26"/>
           <w:lang w:val="vi-VN"/>
         </w:rPr>
@@ -6426,7 +6449,7 @@
       </w:r>
       <w:r>
         <w:rPr>
-          <w:rFonts w:ascii="Times New Roman" w:hAnsi="Times New Roman"/>
+          <w:rFonts w:ascii="Times New Roman" w:hAnsi="Times New Roman" w:cs="Times New Roman" w:eastAsia="Times New Roman"/>
           <w:szCs w:val="26"/>
           <w:lang w:val="vi-VN"/>
         </w:rPr>
@@ -6435,7 +6458,7 @@
       </w:r>
       <w:r>
         <w:rPr>
-          <w:rFonts w:ascii="Times New Roman" w:hAnsi="Times New Roman"/>
+          <w:rFonts w:ascii="Times New Roman" w:hAnsi="Times New Roman" w:cs="Times New Roman" w:eastAsia="Times New Roman"/>
           <w:noProof/>
           <w:szCs w:val="26"/>
           <w:lang w:val="fr-FR"/>
@@ -6444,7 +6467,7 @@
       </w:r>
       <w:r>
         <w:rPr>
-          <w:rFonts w:ascii="Times New Roman" w:hAnsi="Times New Roman"/>
+          <w:rFonts w:ascii="Times New Roman" w:hAnsi="Times New Roman" w:cs="Times New Roman" w:eastAsia="Times New Roman"/>
           <w:noProof/>
           <w:szCs w:val="26"/>
           <w:lang w:val="fr-FR"/>
@@ -6452,7 +6475,7 @@
         <w:t>Tp Đồng Nai</w:t>
       </w:r>
     </w:p>
-    <w:p>
+    <w:p ns2:paraId="75D7A33E" ns2:textId="77777777">
       <w:pPr>
         <w:pStyle w:val="ListParagraph"/>
         <w:widowControl w:val="0"/>
@@ -6471,7 +6494,7 @@
       </w:pPr>
       <w:r>
         <w:rPr>
-          <w:rFonts w:ascii="Times New Roman" w:hAnsi="Times New Roman"/>
+          <w:rFonts w:ascii="Times New Roman" w:hAnsi="Times New Roman" w:cs="Times New Roman" w:eastAsia="Times New Roman"/>
           <w:szCs w:val="26"/>
           <w:lang w:val="vi-VN"/>
         </w:rPr>
@@ -6479,7 +6502,7 @@
       </w:r>
       <w:r>
         <w:rPr>
-          <w:rFonts w:ascii="Times New Roman" w:hAnsi="Times New Roman"/>
+          <w:rFonts w:ascii="Times New Roman" w:hAnsi="Times New Roman" w:cs="Times New Roman" w:eastAsia="Times New Roman"/>
           <w:szCs w:val="26"/>
           <w:lang w:val="vi-VN"/>
         </w:rPr>
@@ -6489,7 +6512,7 @@
       <w:bookmarkStart w:name="_Hlk220074608" w:id="3"/>
       <w:r>
         <w:rPr>
-          <w:rFonts w:ascii="Times New Roman" w:hAnsi="Times New Roman"/>
+          <w:rFonts w:ascii="Times New Roman" w:hAnsi="Times New Roman" w:cs="Times New Roman" w:eastAsia="Times New Roman"/>
           <w:szCs w:val="26"/>
           <w:lang w:val="vi-VN"/>
         </w:rPr>
@@ -6497,7 +6520,7 @@
       </w:r>
       <w:bookmarkEnd w:id="3"/>
     </w:p>
-    <w:p>
+    <w:p ns2:paraId="6C9E68EC" ns2:textId="77777777">
       <w:pPr>
         <w:widowControl w:val="0"/>
         <w:spacing w:before="120"/>
@@ -6514,7 +6537,7 @@
       </w:pPr>
       <w:r>
         <w:rPr>
-          <w:rFonts w:ascii="Times New Roman" w:hAnsi="Times New Roman"/>
+          <w:rFonts w:ascii="Times New Roman" w:hAnsi="Times New Roman" w:cs="Times New Roman" w:eastAsia="Times New Roman"/>
           <w:bCs/>
           <w:iCs/>
           <w:spacing w:val="-2"/>
@@ -6524,7 +6547,7 @@
         <w:t>- Thời gian thực hiện việc thanh toán: Thời gian Bên B thực hiện việc thanh toán cho Bên A: Trong vòng 30 ngày làm việc (không tính các nghỉ, ngày lễ) tính từ ngày Bên B nhận được đầy đủ các giấy tờ đề nghị thanh toán hợp lệ của Bên A.</w:t>
       </w:r>
     </w:p>
-    <w:p>
+    <w:p ns2:paraId="142C190D" ns2:textId="7FD79D4F">
       <w:pPr>
         <w:tabs>
           <w:tab w:val="left" w:pos="709"/>
@@ -6542,7 +6565,7 @@
       </w:pPr>
       <w:r>
         <w:rPr>
-          <w:rFonts w:ascii="Times New Roman" w:hAnsi="Times New Roman"/>
+          <w:rFonts w:ascii="Times New Roman" w:hAnsi="Times New Roman" w:cs="Times New Roman" w:eastAsia="Times New Roman"/>
           <w:b/>
           <w:bCs/>
           <w:szCs w:val="26"/>
@@ -6551,7 +6574,7 @@
         <w:t>Điều 4. Quyền và nghĩa vụ các bên tham gia hợp đồng</w:t>
       </w:r>
     </w:p>
-    <w:p>
+    <w:p ns2:paraId="7AC9D02D" ns2:textId="77777777">
       <w:pPr>
         <w:pStyle w:val="ListParagraph"/>
         <w:numPr>
@@ -6576,7 +6599,7 @@
       </w:pPr>
       <w:r>
         <w:rPr>
-          <w:rFonts w:ascii="Times New Roman" w:hAnsi="Times New Roman"/>
+          <w:rFonts w:ascii="Times New Roman" w:hAnsi="Times New Roman" w:cs="Times New Roman" w:eastAsia="Times New Roman"/>
           <w:b/>
           <w:bCs/>
           <w:szCs w:val="26"/>
@@ -6585,7 +6608,7 @@
         <w:t>Quyền và nghĩa vụ của Bên A:</w:t>
       </w:r>
     </w:p>
-    <w:p>
+    <w:p ns2:paraId="2B4440FD" ns2:textId="77777777">
       <w:pPr>
         <w:pStyle w:val="BodyTextIndent3"/>
         <w:numPr>
@@ -6608,7 +6631,7 @@
       </w:pPr>
       <w:r>
         <w:rPr>
-          <w:rFonts w:ascii="Times New Roman" w:hAnsi="Times New Roman"/>
+          <w:rFonts w:ascii="Times New Roman" w:hAnsi="Times New Roman" w:cs="Times New Roman" w:eastAsia="Times New Roman"/>
           <w:sz w:val="26"/>
           <w:szCs w:val="26"/>
           <w:lang w:val="da-DK"/>
@@ -6616,7 +6639,7 @@
         <w:t>Quyền của Bên A:</w:t>
       </w:r>
     </w:p>
-    <w:p>
+    <w:p ns2:paraId="747E0073" ns2:textId="77777777">
       <w:pPr>
         <w:pStyle w:val="BodyTextIndent3"/>
         <w:numPr>
@@ -6640,7 +6663,7 @@
       </w:pPr>
       <w:r>
         <w:rPr>
-          <w:rFonts w:ascii="Times New Roman" w:hAnsi="Times New Roman"/>
+          <w:rFonts w:ascii="Times New Roman" w:hAnsi="Times New Roman" w:cs="Times New Roman" w:eastAsia="Times New Roman"/>
           <w:sz w:val="26"/>
           <w:szCs w:val="26"/>
           <w:lang w:val="da-DK"/>
@@ -6648,7 +6671,7 @@
         <w:t>Có quyền yêu cầu Bên B thanh toán tiền thuê theo các điều khoản trong hợp đồng.</w:t>
       </w:r>
     </w:p>
-    <w:p>
+    <w:p ns2:paraId="20E4341D" ns2:textId="77777777">
       <w:pPr>
         <w:pStyle w:val="BodyTextIndent3"/>
         <w:numPr>
@@ -6672,7 +6695,7 @@
       </w:pPr>
       <w:r>
         <w:rPr>
-          <w:rFonts w:ascii="Times New Roman" w:hAnsi="Times New Roman"/>
+          <w:rFonts w:ascii="Times New Roman" w:hAnsi="Times New Roman" w:cs="Times New Roman" w:eastAsia="Times New Roman"/>
           <w:sz w:val="26"/>
           <w:szCs w:val="26"/>
           <w:lang w:val="da-DK"/>
@@ -6680,7 +6703,7 @@
         <w:t>Được yêu cầu Bên B thực hiện các trách nhiệm đã được ghi trong nội dung của hợp đồng này và được quyền từ chối nội dung thực hiện hợp đồng nếu Bên B vi phạm các điều khoản của nội dung hợp đồng này.</w:t>
       </w:r>
     </w:p>
-    <w:p>
+    <w:p ns2:paraId="6DB00B95" ns2:textId="77777777">
       <w:pPr>
         <w:pStyle w:val="BodyTextIndent3"/>
         <w:keepNext/>
@@ -6704,14 +6727,14 @@
       </w:pPr>
       <w:r>
         <w:rPr>
-          <w:rFonts w:ascii="Times New Roman" w:hAnsi="Times New Roman"/>
+          <w:rFonts w:ascii="Times New Roman" w:hAnsi="Times New Roman" w:cs="Times New Roman" w:eastAsia="Times New Roman"/>
           <w:sz w:val="26"/>
           <w:szCs w:val="26"/>
         </w:rPr>
         <w:t>Nghĩa vụ của Bên A:</w:t>
       </w:r>
     </w:p>
-    <w:p>
+    <w:p ns2:paraId="15B9452C" ns2:textId="77777777">
       <w:pPr>
         <w:pStyle w:val="BodyTextIndent3"/>
         <w:numPr>
@@ -6732,7 +6755,7 @@
       </w:pPr>
       <w:r>
         <w:rPr>
-          <w:rFonts w:ascii="Times New Roman" w:hAnsi="Times New Roman"/>
+          <w:rFonts w:ascii="Times New Roman" w:hAnsi="Times New Roman" w:cs="Times New Roman" w:eastAsia="Times New Roman"/>
           <w:sz w:val="26"/>
           <w:szCs w:val="26"/>
           <w:lang w:val="da-DK"/>
@@ -6740,7 +6763,7 @@
         <w:t>Chịu trách nhiệm trước pháp luật về quyền sử dụng hợp pháp, duy nhất của mình và cung cấp đầy đủ giấy tờ chứng minh quyền sử dụng hợp pháp đối với diện tích mặt bằng, cơ sở hạ tầng cho Bên B thuê để lắp đặt, phát sóng trạm BTS.</w:t>
       </w:r>
     </w:p>
-    <w:p>
+    <w:p ns2:paraId="7F9F6E24" ns2:textId="77777777">
       <w:pPr>
         <w:pStyle w:val="BodyTextIndent3"/>
         <w:numPr>
@@ -6763,7 +6786,7 @@
       <w:r>
         <w:rPr>
           <w:rStyle w:val="Strong"/>
-          <w:rFonts w:ascii="Times New Roman" w:hAnsi="Times New Roman"/>
+          <w:rFonts w:ascii="Times New Roman" w:hAnsi="Times New Roman" w:cs="Times New Roman" w:eastAsia="Times New Roman"/>
           <w:sz w:val="26"/>
           <w:szCs w:val="26"/>
           <w:lang w:val="vi-VN"/>
@@ -6771,7 +6794,7 @@
         <w:t>Bên A phải thông báo bằng văn bản cho bên B về việc chuyển dịch quyền sở hữu nhà đất/ cơ sở hạ tầng (mua bán, thừa kế…) cũng như việc cho thuê, thế chấp (nếu có) trước khi tiến hành tham gia chính thức các giao dịch ít nhất trước sáu (06) tháng, và đảm bảo không ảnh hưởng đến quyền thuê của bên B. Trách nhiệm của hai bên vẫn phải được tiến hành theo nội dung của hợp đồng này và hợp đồng này vẫn phải có hiệu lực cho đến hết thời hạn hợp đồng;</w:t>
       </w:r>
     </w:p>
-    <w:p>
+    <w:p ns2:paraId="22514E05" ns2:textId="77777777">
       <w:pPr>
         <w:numPr>
           <w:ilvl w:val="0"/>
@@ -6788,14 +6811,14 @@
       </w:pPr>
       <w:r>
         <w:rPr>
-          <w:rFonts w:ascii="Times New Roman" w:hAnsi="Times New Roman"/>
+          <w:rFonts w:ascii="Times New Roman" w:hAnsi="Times New Roman" w:cs="Times New Roman" w:eastAsia="Times New Roman"/>
           <w:szCs w:val="26"/>
           <w:lang w:val="vi-VN"/>
         </w:rPr>
         <w:t xml:space="preserve">Bên A chịu trách nhiệm hoàn toàn về khả năng chịu lực của anten, nếu có sự cố liên quan thì phải có trách nhiệm giải quyết, xử lý hậu quả sự cố (ngoại trừ trường hợp bất khả kháng như điều 5). Bên A phải mua bảo hiểm cho cột anten hàng năm; phải bảo đảm các tiêu chuẩn kỹ thuật và phải được cấp phép, kiểm định bởi cơ quan chuyên môn có đủ thẩm quyền theo quy định của pháp luật đối với cột anten cho thuê; cung cấp đầy đủ các giấy tờ liên quan đến việc xây dựng và duy trì hoạt động cột anten cho thuê khi có yêu cầu. </w:t>
       </w:r>
     </w:p>
-    <w:p>
+    <w:p ns2:paraId="242AE1DF" ns2:textId="77777777">
       <w:pPr>
         <w:pStyle w:val="BodyTextIndent3"/>
         <w:numPr>
@@ -6816,7 +6839,7 @@
       </w:pPr>
       <w:r>
         <w:rPr>
-          <w:rFonts w:ascii="Times New Roman" w:hAnsi="Times New Roman"/>
+          <w:rFonts w:ascii="Times New Roman" w:hAnsi="Times New Roman" w:cs="Times New Roman" w:eastAsia="Times New Roman"/>
           <w:sz w:val="26"/>
           <w:szCs w:val="26"/>
           <w:lang w:val="vi-VN"/>
@@ -6825,7 +6848,7 @@
       </w:r>
       <w:r>
         <w:rPr>
-          <w:rFonts w:ascii="Times New Roman" w:hAnsi="Times New Roman"/>
+          <w:rFonts w:ascii="Times New Roman" w:hAnsi="Times New Roman" w:cs="Times New Roman" w:eastAsia="Times New Roman"/>
           <w:sz w:val="26"/>
           <w:szCs w:val="26"/>
           <w:lang w:val="vi-VN"/>
@@ -6834,7 +6857,7 @@
         <w:t>hợp bên B cần lắp đặt thêm các tủ thiết bị viễn thông tại trạm trong diện tích đã thuê, thì bên A tạo mọi điều kiện thuận lợi và không tính thêm chi phí phát sinh nào khác.</w:t>
       </w:r>
     </w:p>
-    <w:p>
+    <w:p ns2:paraId="1C27E980" ns2:textId="77777777">
       <w:pPr>
         <w:pStyle w:val="BodyTextIndent3"/>
         <w:numPr>
@@ -6858,7 +6881,7 @@
       </w:pPr>
       <w:r>
         <w:rPr>
-          <w:rFonts w:ascii="Times New Roman" w:hAnsi="Times New Roman"/>
+          <w:rFonts w:ascii="Times New Roman" w:hAnsi="Times New Roman" w:cs="Times New Roman" w:eastAsia="Times New Roman"/>
           <w:sz w:val="26"/>
           <w:szCs w:val="26"/>
           <w:lang w:val="vi-VN"/>
@@ -6866,7 +6889,7 @@
         <w:t>Cho phép các chuyên gia Việt Nam và nước ngoài mang máy móc, thiết bị, vật tư… ra vào trạm trong quá trình lắp đặt và vận hành thiết bị thông tin (lắp đặt xong trạm hoạt động không người vận hành).</w:t>
       </w:r>
     </w:p>
-    <w:p>
+    <w:p ns2:paraId="4235A3E6" ns2:textId="77777777">
       <w:pPr>
         <w:pStyle w:val="BodyTextIndent3"/>
         <w:numPr>
@@ -6890,7 +6913,7 @@
       </w:pPr>
       <w:r>
         <w:rPr>
-          <w:rFonts w:ascii="Times New Roman" w:hAnsi="Times New Roman"/>
+          <w:rFonts w:ascii="Times New Roman" w:hAnsi="Times New Roman" w:cs="Times New Roman" w:eastAsia="Times New Roman"/>
           <w:sz w:val="26"/>
           <w:szCs w:val="26"/>
           <w:lang w:val="vi-VN"/>
@@ -6898,7 +6921,7 @@
         <w:t xml:space="preserve">Bảo vệ an toàn khu vực trạm, giữ gìn các thiết bị của trạm máy. Giữ gìn trông coi các loại dây cáp nguồn, dây cáp đồng tiếp đất chống sét, máy phát điện, ổn áp, máy lạnh…, nếu để mất trộm bên A có trách nhiệm bồi thường. </w:t>
       </w:r>
     </w:p>
-    <w:p>
+    <w:p ns2:paraId="1EDD8493" ns2:textId="77777777">
       <w:pPr>
         <w:pStyle w:val="BodyTextIndent3"/>
         <w:numPr>
@@ -6922,7 +6945,7 @@
       </w:pPr>
       <w:r>
         <w:rPr>
-          <w:rFonts w:ascii="Times New Roman" w:hAnsi="Times New Roman"/>
+          <w:rFonts w:ascii="Times New Roman" w:hAnsi="Times New Roman" w:cs="Times New Roman" w:eastAsia="Times New Roman"/>
           <w:sz w:val="26"/>
           <w:szCs w:val="26"/>
           <w:lang w:val="vi-VN"/>
@@ -6930,7 +6953,7 @@
         <w:t>Không cho người lạ vào phòng máy hoặc can thiệp vào thiết bị của trạm (tủ máy BTS, Accu, điện kế, cầu dao, phi đơ, máy phát điện,…). Khi nhân viên bên B ra vào trạm, bên A phải yêu cầu nhân viên xuất trình giấy giới thiệu còn hiệu lực và chứng minh nhân dân đồng thời ghi chép đầy đủ vào sổ bảo vệ, sổ nhật ký trạm,... do bên B cung cấp.</w:t>
       </w:r>
     </w:p>
-    <w:p>
+    <w:p ns2:paraId="3333C2F6" ns2:textId="77777777">
       <w:pPr>
         <w:pStyle w:val="BodyTextIndent3"/>
         <w:numPr>
@@ -6954,7 +6977,7 @@
       </w:pPr>
       <w:r>
         <w:rPr>
-          <w:rFonts w:ascii="Times New Roman" w:hAnsi="Times New Roman"/>
+          <w:rFonts w:ascii="Times New Roman" w:hAnsi="Times New Roman" w:cs="Times New Roman" w:eastAsia="Times New Roman"/>
           <w:sz w:val="26"/>
           <w:szCs w:val="26"/>
           <w:lang w:val="vi-VN"/>
@@ -6962,7 +6985,7 @@
         <w:t>Không cho phép bất kỳ người nào mang vật tư, thiết bị ra khỏi trạm BTS trừ khi có công văn (có đóng dấu) của bên B.</w:t>
       </w:r>
     </w:p>
-    <w:p>
+    <w:p ns2:paraId="63CB1CC0" ns2:textId="77777777">
       <w:pPr>
         <w:pStyle w:val="BodyTextIndent3"/>
         <w:numPr>
@@ -6986,7 +7009,7 @@
       </w:pPr>
       <w:r>
         <w:rPr>
-          <w:rFonts w:ascii="Times New Roman" w:hAnsi="Times New Roman"/>
+          <w:rFonts w:ascii="Times New Roman" w:hAnsi="Times New Roman" w:cs="Times New Roman" w:eastAsia="Times New Roman"/>
           <w:sz w:val="26"/>
           <w:szCs w:val="26"/>
           <w:lang w:val="vi-VN"/>
@@ -6994,7 +7017,7 @@
         <w:t>Mọi việc sửa chữa của bên A có ảnh hưởng đến hoạt động của trạm BTS phải thông báo trước cho bên B để phối hợp giải quyết.</w:t>
       </w:r>
     </w:p>
-    <w:p>
+    <w:p ns2:paraId="021AD33C" ns2:textId="77777777">
       <w:pPr>
         <w:pStyle w:val="BodyTextIndent3"/>
         <w:numPr>
@@ -7018,7 +7041,7 @@
       </w:pPr>
       <w:r>
         <w:rPr>
-          <w:rFonts w:ascii="Times New Roman" w:hAnsi="Times New Roman"/>
+          <w:rFonts w:ascii="Times New Roman" w:hAnsi="Times New Roman" w:cs="Times New Roman" w:eastAsia="Times New Roman"/>
           <w:sz w:val="26"/>
           <w:szCs w:val="26"/>
           <w:lang w:val="vi-VN"/>
@@ -7026,7 +7049,7 @@
         <w:t>Cung cấp cho bên B giấy phép xây dựng trạm BTS. Trường hợp bên A không cung cấp cho bên B giấy phép xây dựng trạm dẫn đến bị các cơ quan chức năng phạt thì bên A phải chịu trách nhiệm đóng các chi phí tiền phạt đó.</w:t>
       </w:r>
     </w:p>
-    <w:p>
+    <w:p ns2:paraId="5A266456" ns2:textId="77777777">
       <w:pPr>
         <w:pStyle w:val="BodyTextIndent3"/>
         <w:numPr>
@@ -7050,7 +7073,7 @@
       </w:pPr>
       <w:r>
         <w:rPr>
-          <w:rFonts w:ascii="Times New Roman" w:hAnsi="Times New Roman"/>
+          <w:rFonts w:ascii="Times New Roman" w:hAnsi="Times New Roman" w:cs="Times New Roman" w:eastAsia="Times New Roman"/>
           <w:sz w:val="26"/>
           <w:szCs w:val="26"/>
           <w:lang w:val="vi-VN"/>
@@ -7059,7 +7082,7 @@
       </w:r>
       <w:r>
         <w:rPr>
-          <w:rFonts w:ascii="Times New Roman" w:hAnsi="Times New Roman"/>
+          <w:rFonts w:ascii="Times New Roman" w:hAnsi="Times New Roman" w:cs="Times New Roman" w:eastAsia="Times New Roman"/>
           <w:b/>
           <w:sz w:val="26"/>
           <w:szCs w:val="26"/>
@@ -7069,7 +7092,7 @@
       </w:r>
       <w:r>
         <w:rPr>
-          <w:rFonts w:ascii="Times New Roman" w:hAnsi="Times New Roman"/>
+          <w:rFonts w:ascii="Times New Roman" w:hAnsi="Times New Roman" w:cs="Times New Roman" w:eastAsia="Times New Roman"/>
           <w:sz w:val="26"/>
           <w:szCs w:val="26"/>
           <w:lang w:val="vi-VN"/>
@@ -7077,7 +7100,7 @@
         <w:t>) và Bên B (số ĐT: 078 416 6868) để phối hợp xử lý.</w:t>
       </w:r>
     </w:p>
-    <w:p>
+    <w:p ns2:paraId="0DE41249" ns2:textId="77777777">
       <w:pPr>
         <w:pStyle w:val="BodyTextIndent3"/>
         <w:numPr>
@@ -7101,7 +7124,7 @@
       </w:pPr>
       <w:r>
         <w:rPr>
-          <w:rFonts w:ascii="Times New Roman" w:hAnsi="Times New Roman"/>
+          <w:rFonts w:ascii="Times New Roman" w:hAnsi="Times New Roman" w:cs="Times New Roman" w:eastAsia="Times New Roman"/>
           <w:sz w:val="26"/>
           <w:szCs w:val="26"/>
           <w:lang w:val="vi-VN"/>
@@ -7109,7 +7132,7 @@
         <w:t>Có trách nhiệm nộp các khoản thuế liên quan đến việc cho thuê đặt và bảo vệ trạm phát sóng di động BTS theo đúng các qui định của Nhà nước và cấp Hoá đơn của Bộ Tài chính kèm theo khi nhận tiền thanh toán của bên B.</w:t>
       </w:r>
     </w:p>
-    <w:p>
+    <w:p ns2:paraId="019E393D" ns2:textId="77777777">
       <w:pPr>
         <w:pStyle w:val="BodyTextIndent3"/>
         <w:numPr>
@@ -7133,7 +7156,7 @@
       </w:pPr>
       <w:r>
         <w:rPr>
-          <w:rFonts w:ascii="Times New Roman" w:hAnsi="Times New Roman"/>
+          <w:rFonts w:ascii="Times New Roman" w:hAnsi="Times New Roman" w:cs="Times New Roman" w:eastAsia="Times New Roman"/>
           <w:sz w:val="26"/>
           <w:szCs w:val="26"/>
           <w:lang w:val="vi-VN"/>
@@ -7141,7 +7164,7 @@
         <w:t>Hỗ trợ Bên B làm các thủ tục lắp điện kế cho trạm, điện kế phải lắp ngay tại trạm BTS hoặc cột điện gần trạm nhất. Nếu thiết bị viễn thông Bên B lắp đặt xong và cần phát sóng mà chưa có điện kế, Bên A phải tạo điều kiện cho Bên B sử dụng chung nguồn điện sinh hoạt của Bên A để phát sóng trước trạm BTS, chi phí điện phát sinh do Bên B chịu. Trong trường hợp vượt định mức quy định thì hai Bên cùng phối hợp xử lý.</w:t>
       </w:r>
     </w:p>
-    <w:p>
+    <w:p ns2:paraId="2E068DE9" ns2:textId="7FD79D3F">
       <w:pPr>
         <w:pStyle w:val="BodyTextIndent3"/>
         <w:spacing w:before="60" w:after="60" w:line="276" w:lineRule="auto"/>
@@ -7155,7 +7178,7 @@
       </w:pPr>
       <w:r>
         <w:rPr>
-          <w:rFonts w:ascii="Times New Roman" w:hAnsi="Times New Roman"/>
+          <w:rFonts w:ascii="Times New Roman" w:hAnsi="Times New Roman" w:cs="Times New Roman" w:eastAsia="Times New Roman"/>
           <w:sz w:val="26"/>
           <w:szCs w:val="26"/>
           <w:lang w:val="da-DK"/>
@@ -7164,7 +7187,7 @@
       </w:r>
       <w:r>
         <w:rPr>
-          <w:rFonts w:ascii="Times New Roman" w:hAnsi="Times New Roman"/>
+          <w:rFonts w:ascii="Times New Roman" w:hAnsi="Times New Roman" w:cs="Times New Roman" w:eastAsia="Times New Roman"/>
           <w:sz w:val="26"/>
           <w:szCs w:val="26"/>
           <w:lang w:val="da-DK"/>
@@ -7173,7 +7196,7 @@
         <w:t>đồng thời bồi thường các khoản thất thoát doanh thu do mất liên lạc trạm khi tự ý cắt điện lưới hoặc thất thoát do sử dụng nguồn điện của trạm;</w:t>
       </w:r>
     </w:p>
-    <w:p>
+    <w:p ns2:paraId="4C7EF8B0" ns2:textId="77777777">
       <w:pPr>
         <w:pStyle w:val="BodyTextIndent3"/>
         <w:numPr>
@@ -7197,7 +7220,7 @@
       </w:pPr>
       <w:r>
         <w:rPr>
-          <w:rFonts w:ascii="Times New Roman" w:hAnsi="Times New Roman"/>
+          <w:rFonts w:ascii="Times New Roman" w:hAnsi="Times New Roman" w:cs="Times New Roman" w:eastAsia="Times New Roman"/>
           <w:sz w:val="26"/>
           <w:szCs w:val="26"/>
           <w:lang w:val="vi-VN"/>
@@ -7205,7 +7228,7 @@
         <w:t>Không để bất cứ vật dụng gì trong khu vực đặt thiết bị mà bên B đã thuê.</w:t>
       </w:r>
     </w:p>
-    <w:p>
+    <w:p ns2:paraId="3E17637F" ns2:textId="77777777">
       <w:pPr>
         <w:pStyle w:val="BodyTextIndent3"/>
         <w:numPr>
@@ -7229,7 +7252,7 @@
       </w:pPr>
       <w:r>
         <w:rPr>
-          <w:rFonts w:ascii="Times New Roman" w:hAnsi="Times New Roman"/>
+          <w:rFonts w:ascii="Times New Roman" w:hAnsi="Times New Roman" w:cs="Times New Roman" w:eastAsia="Times New Roman"/>
           <w:sz w:val="26"/>
           <w:szCs w:val="26"/>
           <w:lang w:val="vi-VN"/>
@@ -7237,7 +7260,7 @@
         <w:t>Phải sửa chữa tài sản đang cho thuê trong trường hợp tài sản bị hư hỏng làm ảnh hưởng đến quyền lợi của bên B.</w:t>
       </w:r>
     </w:p>
-    <w:p>
+    <w:p ns2:paraId="2250E258" ns2:textId="77777777">
       <w:pPr>
         <w:pStyle w:val="BodyTextIndent3"/>
         <w:numPr>
@@ -7262,7 +7285,7 @@
       </w:pPr>
       <w:r>
         <w:rPr>
-          <w:rFonts w:ascii="Times New Roman" w:hAnsi="Times New Roman"/>
+          <w:rFonts w:ascii="Times New Roman" w:hAnsi="Times New Roman" w:cs="Times New Roman" w:eastAsia="Times New Roman"/>
           <w:spacing w:val="-2"/>
           <w:sz w:val="26"/>
           <w:szCs w:val="26"/>
@@ -7272,7 +7295,7 @@
       </w:r>
       <w:r>
         <w:rPr>
-          <w:rFonts w:ascii="Times New Roman" w:hAnsi="Times New Roman"/>
+          <w:rFonts w:ascii="Times New Roman" w:hAnsi="Times New Roman" w:cs="Times New Roman" w:eastAsia="Times New Roman"/>
           <w:sz w:val="26"/>
           <w:szCs w:val="26"/>
           <w:lang w:val="vi-VN"/>
@@ -7281,7 +7304,7 @@
       </w:r>
       <w:r>
         <w:rPr>
-          <w:rFonts w:ascii="Times New Roman" w:hAnsi="Times New Roman"/>
+          <w:rFonts w:ascii="Times New Roman" w:hAnsi="Times New Roman" w:cs="Times New Roman" w:eastAsia="Times New Roman"/>
           <w:spacing w:val="-2"/>
           <w:sz w:val="26"/>
           <w:szCs w:val="26"/>
@@ -7291,7 +7314,7 @@
       </w:r>
       <w:r>
         <w:rPr>
-          <w:rFonts w:ascii="Times New Roman" w:hAnsi="Times New Roman"/>
+          <w:rFonts w:ascii="Times New Roman" w:hAnsi="Times New Roman" w:cs="Times New Roman" w:eastAsia="Times New Roman"/>
           <w:i/>
           <w:spacing w:val="-2"/>
           <w:sz w:val="26"/>
@@ -7302,7 +7325,7 @@
       </w:r>
       <w:r>
         <w:rPr>
-          <w:rFonts w:ascii="Times New Roman" w:hAnsi="Times New Roman"/>
+          <w:rFonts w:ascii="Times New Roman" w:hAnsi="Times New Roman" w:cs="Times New Roman" w:eastAsia="Times New Roman"/>
           <w:spacing w:val="-2"/>
           <w:sz w:val="26"/>
           <w:szCs w:val="26"/>
@@ -7323,7 +7346,7 @@
         <w:gridCol w:w="2410"/>
         <w:gridCol w:w="2546"/>
       </w:tblGrid>
-      <w:tr>
+      <w:tr ns2:paraId="5595F1D4" ns2:textId="77777777">
         <w:trPr>
           <w:trHeight w:val="524"/>
           <w:tblHeader/>
@@ -7342,7 +7365,7 @@
             <w:noWrap/>
             <w:vAlign w:val="center"/>
           </w:tcPr>
-          <w:p>
+          <w:p ns2:paraId="14672F80" ns2:textId="77777777">
             <w:pPr>
               <w:spacing w:before="60" w:after="60" w:line="276" w:lineRule="auto"/>
               <w:jc w:val="center"/>
@@ -7355,7 +7378,7 @@
             </w:pPr>
             <w:r>
               <w:rPr>
-                <w:rFonts w:ascii="Times New Roman" w:hAnsi="Times New Roman"/>
+                <w:rFonts w:ascii="Times New Roman" w:hAnsi="Times New Roman" w:cs="Times New Roman" w:eastAsia="Times New Roman"/>
                 <w:b/>
                 <w:szCs w:val="26"/>
                 <w:lang w:val="vi-VN"/>
@@ -7365,7 +7388,7 @@
           </w:p>
         </w:tc>
       </w:tr>
-      <w:tr>
+      <w:tr ns2:paraId="4282C845" ns2:textId="77777777">
         <w:trPr>
           <w:trHeight w:val="386"/>
           <w:jc w:val="center"/>
@@ -7382,7 +7405,7 @@
             <w:noWrap/>
             <w:vAlign w:val="center"/>
           </w:tcPr>
-          <w:p>
+          <w:p ns2:paraId="746B31EC" ns2:textId="77777777">
             <w:pPr>
               <w:spacing w:before="60" w:after="60" w:line="276" w:lineRule="auto"/>
               <w:jc w:val="center"/>
@@ -7394,7 +7417,7 @@
             </w:pPr>
             <w:r>
               <w:rPr>
-                <w:rFonts w:ascii="Times New Roman" w:hAnsi="Times New Roman"/>
+                <w:rFonts w:ascii="Times New Roman" w:hAnsi="Times New Roman" w:cs="Times New Roman" w:eastAsia="Times New Roman"/>
                 <w:bCs/>
                 <w:szCs w:val="26"/>
               </w:rPr>
@@ -7414,7 +7437,7 @@
             <w:noWrap/>
             <w:vAlign w:val="center"/>
           </w:tcPr>
-          <w:p>
+          <w:p ns2:paraId="4F6717C1" ns2:textId="77777777">
             <w:pPr>
               <w:spacing w:before="60" w:after="60" w:line="276" w:lineRule="auto"/>
               <w:jc w:val="center"/>
@@ -7426,7 +7449,7 @@
             </w:pPr>
             <w:r>
               <w:rPr>
-                <w:rFonts w:ascii="Times New Roman" w:hAnsi="Times New Roman"/>
+                <w:rFonts w:ascii="Times New Roman" w:hAnsi="Times New Roman" w:cs="Times New Roman" w:eastAsia="Times New Roman"/>
                 <w:bCs/>
                 <w:szCs w:val="26"/>
               </w:rPr>
@@ -7446,7 +7469,7 @@
             <w:noWrap/>
             <w:vAlign w:val="center"/>
           </w:tcPr>
-          <w:p>
+          <w:p ns2:paraId="41072C0B" ns2:textId="77777777">
             <w:pPr>
               <w:spacing w:before="60" w:after="60" w:line="276" w:lineRule="auto"/>
               <w:jc w:val="center"/>
@@ -7458,7 +7481,7 @@
             </w:pPr>
             <w:r>
               <w:rPr>
-                <w:rFonts w:ascii="Times New Roman" w:hAnsi="Times New Roman"/>
+                <w:rFonts w:ascii="Times New Roman" w:hAnsi="Times New Roman" w:cs="Times New Roman" w:eastAsia="Times New Roman"/>
                 <w:bCs/>
                 <w:szCs w:val="26"/>
               </w:rPr>
@@ -7478,7 +7501,7 @@
             <w:noWrap/>
             <w:vAlign w:val="center"/>
           </w:tcPr>
-          <w:p>
+          <w:p ns2:paraId="4B316F2C" ns2:textId="77777777">
             <w:pPr>
               <w:spacing w:before="60" w:after="60" w:line="276" w:lineRule="auto"/>
               <w:jc w:val="center"/>
@@ -7489,7 +7512,7 @@
             </w:pPr>
             <w:r>
               <w:rPr>
-                <w:rFonts w:ascii="Times New Roman" w:hAnsi="Times New Roman"/>
+                <w:rFonts w:ascii="Times New Roman" w:hAnsi="Times New Roman" w:cs="Times New Roman" w:eastAsia="Times New Roman"/>
                 <w:szCs w:val="26"/>
               </w:rPr>
               <w:t>Ghi chú</w:t>
@@ -7497,7 +7520,7 @@
           </w:p>
         </w:tc>
       </w:tr>
-      <w:tr>
+      <w:tr ns2:paraId="55C1260B" ns2:textId="77777777">
         <w:trPr>
           <w:trHeight w:val="386"/>
           <w:jc w:val="center"/>
@@ -7514,7 +7537,7 @@
             <w:noWrap/>
             <w:vAlign w:val="center"/>
           </w:tcPr>
-          <w:p>
+          <w:p ns2:paraId="2E49DE60" ns2:textId="77777777">
             <w:pPr>
               <w:numPr>
                 <w:ilvl w:val="3"/>
@@ -7546,7 +7569,7 @@
             <w:noWrap/>
             <w:vAlign w:val="center"/>
           </w:tcPr>
-          <w:p>
+          <w:p ns2:paraId="62E4E483" ns2:textId="77777777">
             <w:pPr>
               <w:spacing w:before="60" w:after="60" w:line="276" w:lineRule="auto"/>
               <w:rPr>
@@ -7557,7 +7580,7 @@
             </w:pPr>
             <w:r>
               <w:rPr>
-                <w:rFonts w:ascii="Times New Roman" w:hAnsi="Times New Roman"/>
+                <w:rFonts w:ascii="Times New Roman" w:hAnsi="Times New Roman" w:cs="Times New Roman" w:eastAsia="Times New Roman"/>
                 <w:bCs/>
                 <w:szCs w:val="26"/>
               </w:rPr>
@@ -7577,7 +7600,7 @@
             <w:noWrap/>
             <w:vAlign w:val="center"/>
           </w:tcPr>
-          <w:p>
+          <w:p ns2:paraId="021F550D" ns2:textId="77777777">
             <w:pPr>
               <w:spacing w:before="60" w:after="60" w:line="276" w:lineRule="auto"/>
               <w:jc w:val="center"/>
@@ -7588,7 +7611,7 @@
             </w:pPr>
             <w:r>
               <w:rPr>
-                <w:rFonts w:ascii="Times New Roman" w:hAnsi="Times New Roman"/>
+                <w:rFonts w:ascii="Times New Roman" w:hAnsi="Times New Roman" w:cs="Times New Roman" w:eastAsia="Times New Roman"/>
                 <w:szCs w:val="26"/>
               </w:rPr>
               <w:t>12 tháng</w:t>
@@ -7608,7 +7631,7 @@
             <w:noWrap/>
             <w:vAlign w:val="center"/>
           </w:tcPr>
-          <w:p>
+          <w:p ns2:paraId="070E96F0" ns2:textId="77777777">
             <w:pPr>
               <w:spacing w:before="60" w:after="60" w:line="276" w:lineRule="auto"/>
               <w:jc w:val="center"/>
@@ -7619,7 +7642,7 @@
             </w:pPr>
             <w:r>
               <w:rPr>
-                <w:rFonts w:ascii="Times New Roman" w:hAnsi="Times New Roman"/>
+                <w:rFonts w:ascii="Times New Roman" w:hAnsi="Times New Roman" w:cs="Times New Roman" w:eastAsia="Times New Roman"/>
                 <w:szCs w:val="26"/>
               </w:rPr>
               <w:t>Ưu tiên bảo dưỡng trước mùa mưa bão</w:t>
@@ -7627,7 +7650,7 @@
           </w:p>
         </w:tc>
       </w:tr>
-      <w:tr>
+      <w:tr ns2:paraId="11B443D7" ns2:textId="77777777">
         <w:trPr>
           <w:trHeight w:val="386"/>
           <w:jc w:val="center"/>
@@ -7644,7 +7667,7 @@
             <w:noWrap/>
             <w:vAlign w:val="center"/>
           </w:tcPr>
-          <w:p>
+          <w:p ns2:paraId="6DDD4EF2" ns2:textId="77777777">
             <w:pPr>
               <w:numPr>
                 <w:ilvl w:val="3"/>
@@ -7676,7 +7699,7 @@
             <w:noWrap/>
             <w:vAlign w:val="center"/>
           </w:tcPr>
-          <w:p>
+          <w:p ns2:paraId="5E2A9E76" ns2:textId="77777777">
             <w:pPr>
               <w:spacing w:before="60" w:after="60" w:line="276" w:lineRule="auto"/>
               <w:rPr>
@@ -7687,7 +7710,7 @@
             </w:pPr>
             <w:r>
               <w:rPr>
-                <w:rFonts w:ascii="Times New Roman" w:hAnsi="Times New Roman"/>
+                <w:rFonts w:ascii="Times New Roman" w:hAnsi="Times New Roman" w:cs="Times New Roman" w:eastAsia="Times New Roman"/>
                 <w:szCs w:val="26"/>
               </w:rPr>
               <w:t>Cột anten</w:t>
@@ -7706,7 +7729,7 @@
             <w:noWrap/>
             <w:vAlign w:val="center"/>
           </w:tcPr>
-          <w:p>
+          <w:p ns2:paraId="240DFB25" ns2:textId="77777777">
             <w:pPr>
               <w:spacing w:before="60" w:after="60" w:line="276" w:lineRule="auto"/>
               <w:jc w:val="center"/>
@@ -7717,7 +7740,7 @@
             </w:pPr>
             <w:r>
               <w:rPr>
-                <w:rFonts w:ascii="Times New Roman" w:hAnsi="Times New Roman"/>
+                <w:rFonts w:ascii="Times New Roman" w:hAnsi="Times New Roman" w:cs="Times New Roman" w:eastAsia="Times New Roman"/>
                 <w:szCs w:val="26"/>
               </w:rPr>
               <w:t>≤ 24 tháng</w:t>
@@ -7736,7 +7759,7 @@
             <w:noWrap/>
             <w:vAlign w:val="center"/>
           </w:tcPr>
-          <w:p>
+          <w:p ns2:paraId="476891F5" ns2:textId="77777777">
             <w:pPr>
               <w:spacing w:before="60" w:after="60" w:line="276" w:lineRule="auto"/>
               <w:rPr>
@@ -7748,7 +7771,7 @@
         </w:tc>
       </w:tr>
     </w:tbl>
-    <w:p>
+    <w:p ns2:paraId="202AAAB9" ns2:textId="77777777">
       <w:pPr>
         <w:pStyle w:val="ListParagraph"/>
         <w:keepNext/>
@@ -7774,7 +7797,7 @@
       </w:pPr>
       <w:r>
         <w:rPr>
-          <w:rFonts w:ascii="Times New Roman" w:hAnsi="Times New Roman"/>
+          <w:rFonts w:ascii="Times New Roman" w:hAnsi="Times New Roman" w:cs="Times New Roman" w:eastAsia="Times New Roman"/>
           <w:b/>
           <w:bCs/>
           <w:szCs w:val="26"/>
@@ -7783,7 +7806,7 @@
         <w:t>Quyền và nghĩa vụ của Bên B:</w:t>
       </w:r>
     </w:p>
-    <w:p>
+    <w:p ns2:paraId="1FE4410B" ns2:textId="77777777">
       <w:pPr>
         <w:pStyle w:val="BodyTextIndent3"/>
         <w:keepNext/>
@@ -7807,7 +7830,7 @@
       </w:pPr>
       <w:r>
         <w:rPr>
-          <w:rFonts w:ascii="Times New Roman" w:hAnsi="Times New Roman"/>
+          <w:rFonts w:ascii="Times New Roman" w:hAnsi="Times New Roman" w:cs="Times New Roman" w:eastAsia="Times New Roman"/>
           <w:sz w:val="26"/>
           <w:szCs w:val="26"/>
           <w:lang w:val="da-DK"/>
@@ -7815,7 +7838,7 @@
         <w:t>Quyền của Bên B:</w:t>
       </w:r>
     </w:p>
-    <w:p>
+    <w:p ns2:paraId="12A00190" ns2:textId="77777777">
       <w:pPr>
         <w:pStyle w:val="BodyTextIndent3"/>
         <w:numPr>
@@ -7839,7 +7862,7 @@
       </w:pPr>
       <w:r>
         <w:rPr>
-          <w:rFonts w:ascii="Times New Roman" w:hAnsi="Times New Roman"/>
+          <w:rFonts w:ascii="Times New Roman" w:hAnsi="Times New Roman" w:cs="Times New Roman" w:eastAsia="Times New Roman"/>
           <w:sz w:val="26"/>
           <w:szCs w:val="26"/>
           <w:lang w:val="vi-VN"/>
@@ -7848,7 +7871,7 @@
       </w:r>
       <w:r>
         <w:rPr>
-          <w:rFonts w:ascii="Times New Roman" w:hAnsi="Times New Roman"/>
+          <w:rFonts w:ascii="Times New Roman" w:hAnsi="Times New Roman" w:cs="Times New Roman" w:eastAsia="Times New Roman"/>
           <w:sz w:val="26"/>
           <w:szCs w:val="26"/>
           <w:lang w:val="da-DK"/>
@@ -7857,7 +7880,7 @@
       </w:r>
       <w:r>
         <w:rPr>
-          <w:rFonts w:ascii="Times New Roman" w:hAnsi="Times New Roman"/>
+          <w:rFonts w:ascii="Times New Roman" w:hAnsi="Times New Roman" w:cs="Times New Roman" w:eastAsia="Times New Roman"/>
           <w:sz w:val="26"/>
           <w:szCs w:val="26"/>
           <w:lang w:val="vi-VN"/>
@@ -7866,7 +7889,7 @@
       </w:r>
       <w:r>
         <w:rPr>
-          <w:rFonts w:ascii="Times New Roman" w:hAnsi="Times New Roman"/>
+          <w:rFonts w:ascii="Times New Roman" w:hAnsi="Times New Roman" w:cs="Times New Roman" w:eastAsia="Times New Roman"/>
           <w:sz w:val="26"/>
           <w:szCs w:val="26"/>
           <w:lang w:val="da-DK"/>
@@ -7875,7 +7898,7 @@
       </w:r>
       <w:r>
         <w:rPr>
-          <w:rFonts w:ascii="Times New Roman" w:hAnsi="Times New Roman"/>
+          <w:rFonts w:ascii="Times New Roman" w:hAnsi="Times New Roman" w:cs="Times New Roman" w:eastAsia="Times New Roman"/>
           <w:sz w:val="26"/>
           <w:szCs w:val="26"/>
           <w:lang w:val="vi-VN"/>
@@ -7883,7 +7906,7 @@
         <w:t xml:space="preserve"> cho Bên B; được quyền yêu cầu Bên A phối hợp trong các công việc nêu trên cũng như phối hợp trong các công tác vận hành trạm sau này.</w:t>
       </w:r>
     </w:p>
-    <w:p>
+    <w:p ns2:paraId="1F68BE7E" ns2:textId="77777777">
       <w:pPr>
         <w:pStyle w:val="BodyTextIndent3"/>
         <w:numPr>
@@ -7907,7 +7930,7 @@
       </w:pPr>
       <w:r>
         <w:rPr>
-          <w:rFonts w:ascii="Times New Roman" w:hAnsi="Times New Roman"/>
+          <w:rFonts w:ascii="Times New Roman" w:hAnsi="Times New Roman" w:cs="Times New Roman" w:eastAsia="Times New Roman"/>
           <w:sz w:val="26"/>
           <w:szCs w:val="26"/>
           <w:lang w:val="vi-VN"/>
@@ -7915,7 +7938,7 @@
         <w:t>Được quyền khai thác cơ sở hạ tầng đã thuê theo đúng các quy định của Nhà nước. Tự chịu trách nhiệm 100% đối với hoạt động khai thác của mình.</w:t>
       </w:r>
     </w:p>
-    <w:p>
+    <w:p ns2:paraId="10609EB3" ns2:textId="77777777">
       <w:pPr>
         <w:pStyle w:val="BodyTextIndent3"/>
         <w:numPr>
@@ -7939,7 +7962,7 @@
       </w:pPr>
       <w:r>
         <w:rPr>
-          <w:rFonts w:ascii="Times New Roman" w:hAnsi="Times New Roman"/>
+          <w:rFonts w:ascii="Times New Roman" w:hAnsi="Times New Roman" w:cs="Times New Roman" w:eastAsia="Times New Roman"/>
           <w:sz w:val="26"/>
           <w:szCs w:val="26"/>
           <w:lang w:val="vi-VN"/>
@@ -7947,7 +7970,7 @@
         <w:t>Được yêu cầu Bên A thực hiện các trách nhiệm nghĩa vụ đã được ghi trong nội dung của hợp đồng này và được quyền từ chối thực hiện hợp đồng nếu Bên A vi phạm các điều khoản của hợp đồng này.</w:t>
       </w:r>
     </w:p>
-    <w:p>
+    <w:p ns2:paraId="65B4F1F9" ns2:textId="77777777">
       <w:pPr>
         <w:pStyle w:val="BodyTextIndent3"/>
         <w:numPr>
@@ -7971,7 +7994,7 @@
       </w:pPr>
       <w:r>
         <w:rPr>
-          <w:rFonts w:ascii="Times New Roman" w:hAnsi="Times New Roman"/>
+          <w:rFonts w:ascii="Times New Roman" w:hAnsi="Times New Roman" w:cs="Times New Roman" w:eastAsia="Times New Roman"/>
           <w:sz w:val="26"/>
           <w:szCs w:val="26"/>
           <w:lang w:val="vi-VN"/>
@@ -7979,7 +8002,7 @@
         <w:t>Được quyền nâng cấp, thay thế, bổ sung thiết bị trong thời gian thuê và tháo dỡ, thu hồi thiết bị, tài sản của Bên B trong suốt thời gian thực có hiệu lực của Hợp đồng.</w:t>
       </w:r>
     </w:p>
-    <w:p>
+    <w:p ns2:paraId="69B3B918" ns2:textId="77777777">
       <w:pPr>
         <w:pStyle w:val="BodyTextIndent3"/>
         <w:numPr>
@@ -8003,7 +8026,7 @@
       </w:pPr>
       <w:r>
         <w:rPr>
-          <w:rFonts w:ascii="Times New Roman" w:hAnsi="Times New Roman"/>
+          <w:rFonts w:ascii="Times New Roman" w:hAnsi="Times New Roman" w:cs="Times New Roman" w:eastAsia="Times New Roman"/>
           <w:sz w:val="26"/>
           <w:szCs w:val="26"/>
           <w:lang w:val="vi-VN"/>
@@ -8012,7 +8035,7 @@
       </w:r>
       <w:r>
         <w:rPr>
-          <w:rFonts w:ascii="Times New Roman" w:hAnsi="Times New Roman"/>
+          <w:rFonts w:ascii="Times New Roman" w:hAnsi="Times New Roman" w:cs="Times New Roman" w:eastAsia="Times New Roman"/>
           <w:sz w:val="26"/>
           <w:szCs w:val="26"/>
           <w:lang w:val="da-DK"/>
@@ -8020,7 +8043,7 @@
         <w:t xml:space="preserve"> </w:t>
       </w:r>
     </w:p>
-    <w:p>
+    <w:p ns2:paraId="2ED0AD2E" ns2:textId="77777777">
       <w:pPr>
         <w:pStyle w:val="BodyTextIndent3"/>
         <w:numPr>
@@ -8044,7 +8067,7 @@
       </w:pPr>
       <w:r>
         <w:rPr>
-          <w:rFonts w:ascii="Times New Roman" w:hAnsi="Times New Roman"/>
+          <w:rFonts w:ascii="Times New Roman" w:hAnsi="Times New Roman" w:cs="Times New Roman" w:eastAsia="Times New Roman"/>
           <w:sz w:val="26"/>
           <w:szCs w:val="26"/>
           <w:lang w:val="vi-VN"/>
@@ -8052,7 +8075,7 @@
         <w:t>Được tiếp tục thuê theo các điều kiện đã thỏa thuận với bên A trong trường hợp thay đổi chủ sở hữu mặt bằng/hạ tầng đã cho thuê. Trường hợp chuyển quyền sở hữu mặt bằng/hạ tầng đang cho thuê mà thời hạn hợp đồng vẫn còn thì chủ sở hữu mới có trách nhiệm tiếp tục thực hiện hợp đồng thuê mặt bằng/hạ tầng đã ký kết trước đó và ưu tiên cho bên B thuê lại khi hết thời hạn hợp đồng</w:t>
       </w:r>
     </w:p>
-    <w:p>
+    <w:p ns2:paraId="169080ED" ns2:textId="77777777">
       <w:pPr>
         <w:pStyle w:val="BodyTextIndent3"/>
         <w:numPr>
@@ -8075,7 +8098,7 @@
       </w:pPr>
       <w:r>
         <w:rPr>
-          <w:rFonts w:ascii="Times New Roman" w:hAnsi="Times New Roman"/>
+          <w:rFonts w:ascii="Times New Roman" w:hAnsi="Times New Roman" w:cs="Times New Roman" w:eastAsia="Times New Roman"/>
           <w:sz w:val="26"/>
           <w:szCs w:val="26"/>
           <w:lang w:val="da-DK"/>
@@ -8083,7 +8106,7 @@
         <w:t>Nghĩa vụ của Bên B:</w:t>
       </w:r>
     </w:p>
-    <w:p>
+    <w:p ns2:paraId="40AEB4F4" ns2:textId="77777777">
       <w:pPr>
         <w:pStyle w:val="BodyTextIndent3"/>
         <w:numPr>
@@ -8107,7 +8130,7 @@
       </w:pPr>
       <w:r>
         <w:rPr>
-          <w:rFonts w:ascii="Times New Roman" w:hAnsi="Times New Roman"/>
+          <w:rFonts w:ascii="Times New Roman" w:hAnsi="Times New Roman" w:cs="Times New Roman" w:eastAsia="Times New Roman"/>
           <w:sz w:val="26"/>
           <w:szCs w:val="26"/>
           <w:lang w:val="vi-VN"/>
@@ -8116,7 +8139,7 @@
         <w:t>Chịu trách nhiệm thanh toán tiền theo hợp đồng, chi phí gắn điện kế theo hóa đơn gắn điện kế của ngành điện lực, tiền điện hàng tháng.</w:t>
       </w:r>
     </w:p>
-    <w:p>
+    <w:p ns2:paraId="0960B89B" ns2:textId="77777777">
       <w:pPr>
         <w:pStyle w:val="BodyTextIndent3"/>
         <w:numPr>
@@ -8140,7 +8163,7 @@
       </w:pPr>
       <w:r>
         <w:rPr>
-          <w:rFonts w:ascii="Times New Roman" w:hAnsi="Times New Roman"/>
+          <w:rFonts w:ascii="Times New Roman" w:hAnsi="Times New Roman" w:cs="Times New Roman" w:eastAsia="Times New Roman"/>
           <w:sz w:val="26"/>
           <w:szCs w:val="26"/>
           <w:lang w:val="vi-VN"/>
@@ -8148,7 +8171,7 @@
         <w:t>Sử dụng cơ sở hạ tầng thuê, mặt bằng thuê của Bên A đúng mục đích và chịu trách nhiệm trước pháp luật về các hoạt động của mình. Có nghĩa vụ tuân thủ các quy định của chính quyền địa phương, làm đầy đủ các thủ tục theo quy định của pháp luật về việc xây dựng, lắp đặt, vận hành trạm BTS.</w:t>
       </w:r>
     </w:p>
-    <w:p>
+    <w:p ns2:paraId="5E96BC1E" ns2:textId="77777777">
       <w:pPr>
         <w:pStyle w:val="BodyTextIndent3"/>
         <w:numPr>
@@ -8172,7 +8195,7 @@
       </w:pPr>
       <w:r>
         <w:rPr>
-          <w:rFonts w:ascii="Times New Roman" w:hAnsi="Times New Roman"/>
+          <w:rFonts w:ascii="Times New Roman" w:hAnsi="Times New Roman" w:cs="Times New Roman" w:eastAsia="Times New Roman"/>
           <w:sz w:val="26"/>
           <w:szCs w:val="26"/>
           <w:lang w:val="vi-VN"/>
@@ -8181,7 +8204,7 @@
       </w:r>
       <w:r>
         <w:rPr>
-          <w:rFonts w:ascii="Times New Roman" w:hAnsi="Times New Roman"/>
+          <w:rFonts w:ascii="Times New Roman" w:hAnsi="Times New Roman" w:cs="Times New Roman" w:eastAsia="Times New Roman"/>
           <w:sz w:val="26"/>
           <w:szCs w:val="26"/>
           <w:lang w:val="da-DK"/>
@@ -8189,7 +8212,7 @@
         <w:t xml:space="preserve"> </w:t>
       </w:r>
     </w:p>
-    <w:p>
+    <w:p ns2:paraId="57BBB260" ns2:textId="77777777">
       <w:pPr>
         <w:pStyle w:val="BodyTextIndent3"/>
         <w:numPr>
@@ -8213,7 +8236,7 @@
       </w:pPr>
       <w:r>
         <w:rPr>
-          <w:rFonts w:ascii="Times New Roman" w:hAnsi="Times New Roman"/>
+          <w:rFonts w:ascii="Times New Roman" w:hAnsi="Times New Roman" w:cs="Times New Roman" w:eastAsia="Times New Roman"/>
           <w:sz w:val="26"/>
           <w:szCs w:val="26"/>
           <w:lang w:val="da-DK"/>
@@ -8221,7 +8244,7 @@
         <w:t>Thanh toán tiền thuê mặt bằng đúng thời hạn và đầy đủ.</w:t>
       </w:r>
     </w:p>
-    <w:p>
+    <w:p ns2:paraId="56B6E0CB" ns2:textId="77777777">
       <w:pPr>
         <w:pStyle w:val="BodyTextIndent3"/>
         <w:numPr>
@@ -8245,7 +8268,7 @@
       </w:pPr>
       <w:r>
         <w:rPr>
-          <w:rFonts w:ascii="Times New Roman" w:hAnsi="Times New Roman"/>
+          <w:rFonts w:ascii="Times New Roman" w:hAnsi="Times New Roman" w:cs="Times New Roman" w:eastAsia="Times New Roman"/>
           <w:sz w:val="26"/>
           <w:szCs w:val="26"/>
           <w:lang w:val="da-DK"/>
@@ -8254,7 +8277,7 @@
       </w:r>
       <w:r>
         <w:rPr>
-          <w:rFonts w:ascii="Times New Roman" w:hAnsi="Times New Roman"/>
+          <w:rFonts w:ascii="Times New Roman" w:hAnsi="Times New Roman" w:cs="Times New Roman" w:eastAsia="Times New Roman"/>
           <w:sz w:val="26"/>
           <w:szCs w:val="26"/>
           <w:lang w:val="vi-VN"/>
@@ -8262,7 +8285,7 @@
         <w:t>Hướng dẫn bên A sử dụng thiết bị phòng chống cháy nổ.</w:t>
       </w:r>
     </w:p>
-    <w:p>
+    <w:p ns2:paraId="40DAB65F" ns2:textId="77777777">
       <w:pPr>
         <w:pStyle w:val="BodyTextIndent3"/>
         <w:numPr>
@@ -8286,7 +8309,7 @@
       </w:pPr>
       <w:r>
         <w:rPr>
-          <w:rFonts w:ascii="Times New Roman" w:hAnsi="Times New Roman"/>
+          <w:rFonts w:ascii="Times New Roman" w:hAnsi="Times New Roman" w:cs="Times New Roman" w:eastAsia="Times New Roman"/>
           <w:sz w:val="26"/>
           <w:szCs w:val="26"/>
           <w:lang w:val="vi-VN"/>
@@ -8294,7 +8317,7 @@
         <w:t xml:space="preserve">Kịp thời ứng cứu các sự cố xảy ra tại trạm BTS khi có thông báo của bên A. </w:t>
       </w:r>
     </w:p>
-    <w:p>
+    <w:p ns2:paraId="21932032" ns2:textId="7FD79D40">
       <w:pPr>
         <w:pStyle w:val="BodyTextIndent3"/>
         <w:tabs>
@@ -8314,7 +8337,7 @@
       </w:pPr>
       <w:r>
         <w:rPr>
-          <w:rFonts w:ascii="Times New Roman" w:hAnsi="Times New Roman"/>
+          <w:rFonts w:ascii="Times New Roman" w:hAnsi="Times New Roman" w:cs="Times New Roman" w:eastAsia="Times New Roman"/>
           <w:sz w:val="26"/>
           <w:szCs w:val="26"/>
           <w:lang w:val="da-DK"/>
@@ -8323,7 +8346,7 @@
       </w:r>
       <w:r>
         <w:rPr>
-          <w:rFonts w:ascii="Times New Roman" w:hAnsi="Times New Roman"/>
+          <w:rFonts w:ascii="Times New Roman" w:hAnsi="Times New Roman" w:cs="Times New Roman" w:eastAsia="Times New Roman"/>
           <w:b/>
           <w:bCs/>
           <w:iCs/>
@@ -8335,7 +8358,7 @@
       </w:r>
       <w:r>
         <w:rPr>
-          <w:rFonts w:ascii="Times New Roman" w:hAnsi="Times New Roman"/>
+          <w:rFonts w:ascii="Times New Roman" w:hAnsi="Times New Roman" w:cs="Times New Roman" w:eastAsia="Times New Roman"/>
           <w:b/>
           <w:noProof/>
           <w:sz w:val="26"/>
@@ -8347,7 +8370,7 @@
       <w:bookmarkStart w:name="_Hlk17185995" w:id="4"/>
       <w:r>
         <w:rPr>
-          <w:rFonts w:ascii="Times New Roman" w:hAnsi="Times New Roman"/>
+          <w:rFonts w:ascii="Times New Roman" w:hAnsi="Times New Roman" w:cs="Times New Roman" w:eastAsia="Times New Roman"/>
           <w:b/>
           <w:noProof/>
           <w:sz w:val="26"/>
@@ -8358,7 +8381,7 @@
       </w:r>
     </w:p>
     <w:bookmarkEnd w:id="4"/>
-    <w:p>
+    <w:p ns2:paraId="2446F528" ns2:textId="7FD79D50">
       <w:pPr>
         <w:tabs>
           <w:tab w:val="left" w:pos="851"/>
@@ -8376,7 +8399,7 @@
       </w:pPr>
       <w:r>
         <w:rPr>
-          <w:rFonts w:ascii="Times New Roman" w:hAnsi="Times New Roman"/>
+          <w:rFonts w:ascii="Times New Roman" w:hAnsi="Times New Roman" w:cs="Times New Roman" w:eastAsia="Times New Roman"/>
           <w:b/>
           <w:bCs/>
           <w:szCs w:val="26"/>
@@ -8385,7 +8408,7 @@
         <w:t xml:space="preserve">5.1. Bất khả kháng:</w:t>
       </w:r>
     </w:p>
-    <w:p>
+    <w:p ns2:paraId="5137D4F3" ns2:textId="77777777">
       <w:pPr>
         <w:numPr>
           <w:ilvl w:val="0"/>
@@ -8406,7 +8429,7 @@
       </w:pPr>
       <w:r>
         <w:rPr>
-          <w:rFonts w:ascii="Times New Roman" w:hAnsi="Times New Roman"/>
+          <w:rFonts w:ascii="Times New Roman" w:hAnsi="Times New Roman" w:cs="Times New Roman" w:eastAsia="Times New Roman"/>
           <w:bCs/>
           <w:iCs/>
           <w:szCs w:val="26"/>
@@ -8416,14 +8439,14 @@
       </w:r>
       <w:r>
         <w:rPr>
-          <w:rFonts w:ascii="Times New Roman" w:hAnsi="Times New Roman"/>
+          <w:rFonts w:ascii="Times New Roman" w:hAnsi="Times New Roman" w:cs="Times New Roman" w:eastAsia="Times New Roman"/>
           <w:szCs w:val="26"/>
           <w:lang w:val="da-DK"/>
         </w:rPr>
         <w:t xml:space="preserve"> Là các sự kiện xảy ra nằm ngoài sự kiểm soát của các bên.</w:t>
       </w:r>
     </w:p>
-    <w:p>
+    <w:p ns2:paraId="65F14AD0" ns2:textId="77777777">
       <w:pPr>
         <w:numPr>
           <w:ilvl w:val="0"/>
@@ -8444,7 +8467,7 @@
       </w:pPr>
       <w:r>
         <w:rPr>
-          <w:rFonts w:ascii="Times New Roman" w:hAnsi="Times New Roman"/>
+          <w:rFonts w:ascii="Times New Roman" w:hAnsi="Times New Roman" w:cs="Times New Roman" w:eastAsia="Times New Roman"/>
           <w:bCs/>
           <w:iCs/>
           <w:szCs w:val="26"/>
@@ -8454,14 +8477,14 @@
       </w:r>
       <w:r>
         <w:rPr>
-          <w:rFonts w:ascii="Times New Roman" w:hAnsi="Times New Roman"/>
+          <w:rFonts w:ascii="Times New Roman" w:hAnsi="Times New Roman" w:cs="Times New Roman" w:eastAsia="Times New Roman"/>
           <w:szCs w:val="26"/>
           <w:lang w:val="da-DK"/>
         </w:rPr>
         <w:t xml:space="preserve"> trong hợp đồng này bao gồm một trong các trường hợp sau: Thiên tai (động đất; bão; lũ lụt); Chiến tranh.</w:t>
       </w:r>
     </w:p>
-    <w:p>
+    <w:p ns2:paraId="74CFF3E9" ns2:textId="77777777">
       <w:pPr>
         <w:numPr>
           <w:ilvl w:val="0"/>
@@ -8482,14 +8505,14 @@
       </w:pPr>
       <w:r>
         <w:rPr>
-          <w:rFonts w:ascii="Times New Roman" w:hAnsi="Times New Roman"/>
+          <w:rFonts w:ascii="Times New Roman" w:hAnsi="Times New Roman" w:cs="Times New Roman" w:eastAsia="Times New Roman"/>
           <w:szCs w:val="26"/>
           <w:lang w:val="da-DK"/>
         </w:rPr>
         <w:t>Ngay khi có bất khả kháng xảy ra, Hai Bên thông báo cho nhau để cùng phối hợp giải quyết.</w:t>
       </w:r>
     </w:p>
-    <w:p>
+    <w:p ns2:paraId="68CD367D" ns2:textId="77777777">
       <w:pPr>
         <w:pStyle w:val="ListParagraph"/>
         <w:numPr>
@@ -8511,7 +8534,7 @@
       </w:pPr>
       <w:r>
         <w:rPr>
-          <w:rFonts w:ascii="Times New Roman" w:hAnsi="Times New Roman"/>
+          <w:rFonts w:ascii="Times New Roman" w:hAnsi="Times New Roman" w:cs="Times New Roman" w:eastAsia="Times New Roman"/>
           <w:b/>
           <w:bCs/>
           <w:szCs w:val="26"/>
@@ -8520,7 +8543,7 @@
         <w:t>Các sự kiện khách quan khác:</w:t>
       </w:r>
     </w:p>
-    <w:p>
+    <w:p ns2:paraId="23B05B90" ns2:textId="77777777">
       <w:pPr>
         <w:numPr>
           <w:ilvl w:val="0"/>
@@ -8541,14 +8564,14 @@
       </w:pPr>
       <w:r>
         <w:rPr>
-          <w:rFonts w:ascii="Times New Roman" w:hAnsi="Times New Roman"/>
+          <w:rFonts w:ascii="Times New Roman" w:hAnsi="Times New Roman" w:cs="Times New Roman" w:eastAsia="Times New Roman"/>
           <w:szCs w:val="26"/>
           <w:lang w:val="da-DK"/>
         </w:rPr>
         <w:t>Sự kiện khách quan trong hợp đồng này bao gồm một trong các sự kiện sau:</w:t>
       </w:r>
     </w:p>
-    <w:p>
+    <w:p ns2:paraId="3FB56A58" ns2:textId="77777777">
       <w:pPr>
         <w:pStyle w:val="BodyTextIndent3"/>
         <w:numPr>
@@ -8569,7 +8592,7 @@
       </w:pPr>
       <w:r>
         <w:rPr>
-          <w:rFonts w:ascii="Times New Roman" w:hAnsi="Times New Roman"/>
+          <w:rFonts w:ascii="Times New Roman" w:hAnsi="Times New Roman" w:cs="Times New Roman" w:eastAsia="Times New Roman"/>
           <w:sz w:val="26"/>
           <w:szCs w:val="26"/>
           <w:lang w:val="da-DK"/>
@@ -8578,7 +8601,7 @@
       </w:r>
       <w:r>
         <w:rPr>
-          <w:rFonts w:ascii="Times New Roman" w:hAnsi="Times New Roman"/>
+          <w:rFonts w:ascii="Times New Roman" w:hAnsi="Times New Roman" w:cs="Times New Roman" w:eastAsia="Times New Roman"/>
           <w:sz w:val="26"/>
           <w:szCs w:val="26"/>
           <w:lang w:val="vi-VN"/>
@@ -8586,7 +8609,7 @@
         <w:t>Các Quyết định của các cơ quan quản lý Nhà nước, của chính quyền các cấp đến quá trình triển khai xây dựng, lắp đặt, vận hành khai thác trạm.</w:t>
       </w:r>
     </w:p>
-    <w:p>
+    <w:p ns2:paraId="2DBD934D" ns2:textId="77777777">
       <w:pPr>
         <w:pStyle w:val="BodyTextIndent3"/>
         <w:numPr>
@@ -8607,7 +8630,7 @@
       </w:pPr>
       <w:r>
         <w:rPr>
-          <w:rFonts w:ascii="Times New Roman" w:hAnsi="Times New Roman"/>
+          <w:rFonts w:ascii="Times New Roman" w:hAnsi="Times New Roman" w:cs="Times New Roman" w:eastAsia="Times New Roman"/>
           <w:sz w:val="26"/>
           <w:szCs w:val="26"/>
           <w:lang w:val="vi-VN"/>
@@ -8615,7 +8638,7 @@
         <w:t>Sự khiếu kiện hoặc phản đối của nhân dân địa phương đến quá trình triển khai xây dựng, lắp đặt, vận hành khai thác trạm.</w:t>
       </w:r>
     </w:p>
-    <w:p>
+    <w:p ns2:paraId="5CC8C8F0" ns2:textId="77777777">
       <w:pPr>
         <w:pStyle w:val="BodyTextIndent3"/>
         <w:numPr>
@@ -8636,7 +8659,7 @@
       </w:pPr>
       <w:r>
         <w:rPr>
-          <w:rFonts w:ascii="Times New Roman" w:hAnsi="Times New Roman"/>
+          <w:rFonts w:ascii="Times New Roman" w:hAnsi="Times New Roman" w:cs="Times New Roman" w:eastAsia="Times New Roman"/>
           <w:sz w:val="26"/>
           <w:szCs w:val="26"/>
           <w:lang w:val="vi-VN"/>
@@ -8644,7 +8667,7 @@
         <w:t>Vị trí đặt trạm không còn phù hợp với quy hoạch của Bên B do sự quy hoạch, xây dựng của các công trình lân cận.</w:t>
       </w:r>
     </w:p>
-    <w:p>
+    <w:p ns2:paraId="1DD18278" ns2:textId="77777777">
       <w:pPr>
         <w:numPr>
           <w:ilvl w:val="0"/>
@@ -8664,14 +8687,14 @@
       </w:pPr>
       <w:r>
         <w:rPr>
-          <w:rFonts w:ascii="Times New Roman" w:hAnsi="Times New Roman"/>
+          <w:rFonts w:ascii="Times New Roman" w:hAnsi="Times New Roman" w:cs="Times New Roman" w:eastAsia="Times New Roman"/>
           <w:szCs w:val="26"/>
           <w:lang w:val="da-DK"/>
         </w:rPr>
         <w:t>Khi xảy ra các sự kiện khách quan, hai Bên cũng chủ động thông báo cho nhau để cùng phối hợp giải quyết.</w:t>
       </w:r>
     </w:p>
-    <w:p>
+    <w:p ns2:paraId="098702EC" ns2:textId="77777777">
       <w:pPr>
         <w:pStyle w:val="ListParagraph"/>
         <w:numPr>
@@ -8693,7 +8716,7 @@
       </w:pPr>
       <w:r>
         <w:rPr>
-          <w:rFonts w:ascii="Times New Roman" w:hAnsi="Times New Roman"/>
+          <w:rFonts w:ascii="Times New Roman" w:hAnsi="Times New Roman" w:cs="Times New Roman" w:eastAsia="Times New Roman"/>
           <w:b/>
           <w:bCs/>
           <w:szCs w:val="26"/>
@@ -8702,7 +8725,7 @@
         <w:t>Giải quyết tranh chấp phát sinh:</w:t>
       </w:r>
     </w:p>
-    <w:p>
+    <w:p ns2:paraId="1B87DC99" ns2:textId="77777777">
       <w:pPr>
         <w:numPr>
           <w:ilvl w:val="0"/>
@@ -8723,7 +8746,7 @@
       </w:pPr>
       <w:r>
         <w:rPr>
-          <w:rFonts w:ascii="Times New Roman" w:hAnsi="Times New Roman"/>
+          <w:rFonts w:ascii="Times New Roman" w:hAnsi="Times New Roman" w:cs="Times New Roman" w:eastAsia="Times New Roman"/>
           <w:szCs w:val="26"/>
           <w:lang w:val="da-DK"/>
         </w:rPr>
@@ -8731,7 +8754,7 @@
       </w:r>
       <w:r>
         <w:rPr>
-          <w:rFonts w:ascii="Times New Roman" w:hAnsi="Times New Roman"/>
+          <w:rFonts w:ascii="Times New Roman" w:hAnsi="Times New Roman" w:cs="Times New Roman" w:eastAsia="Times New Roman"/>
           <w:i/>
           <w:noProof/>
           <w:szCs w:val="26"/>
@@ -8741,7 +8764,7 @@
       </w:r>
       <w:r>
         <w:rPr>
-          <w:rFonts w:ascii="Times New Roman" w:hAnsi="Times New Roman"/>
+          <w:rFonts w:ascii="Times New Roman" w:hAnsi="Times New Roman" w:cs="Times New Roman" w:eastAsia="Times New Roman"/>
           <w:noProof/>
           <w:szCs w:val="26"/>
           <w:lang w:val="da-DK"/>
@@ -8750,7 +8773,7 @@
       </w:r>
       <w:r>
         <w:rPr>
-          <w:rFonts w:ascii="Times New Roman" w:hAnsi="Times New Roman"/>
+          <w:rFonts w:ascii="Times New Roman" w:hAnsi="Times New Roman" w:cs="Times New Roman" w:eastAsia="Times New Roman"/>
           <w:szCs w:val="26"/>
           <w:lang w:val="da-DK"/>
         </w:rPr>
@@ -8758,7 +8781,7 @@
       </w:r>
       <w:r>
         <w:rPr>
-          <w:rFonts w:ascii="Times New Roman" w:hAnsi="Times New Roman"/>
+          <w:rFonts w:ascii="Times New Roman" w:hAnsi="Times New Roman" w:cs="Times New Roman" w:eastAsia="Times New Roman"/>
           <w:noProof/>
           <w:szCs w:val="26"/>
           <w:lang w:val="da-DK"/>
@@ -8767,7 +8790,7 @@
       </w:r>
       <w:r>
         <w:rPr>
-          <w:rFonts w:ascii="Times New Roman" w:hAnsi="Times New Roman"/>
+          <w:rFonts w:ascii="Times New Roman" w:hAnsi="Times New Roman" w:cs="Times New Roman" w:eastAsia="Times New Roman"/>
           <w:i/>
           <w:szCs w:val="26"/>
           <w:lang w:val="da-DK"/>
@@ -8776,7 +8799,7 @@
       </w:r>
       <w:r>
         <w:rPr>
-          <w:rFonts w:ascii="Times New Roman" w:hAnsi="Times New Roman"/>
+          <w:rFonts w:ascii="Times New Roman" w:hAnsi="Times New Roman" w:cs="Times New Roman" w:eastAsia="Times New Roman"/>
           <w:noProof/>
           <w:szCs w:val="26"/>
           <w:lang w:val="da-DK"/>
@@ -8785,7 +8808,7 @@
       </w:r>
       <w:r>
         <w:rPr>
-          <w:rFonts w:ascii="Times New Roman" w:hAnsi="Times New Roman"/>
+          <w:rFonts w:ascii="Times New Roman" w:hAnsi="Times New Roman" w:cs="Times New Roman" w:eastAsia="Times New Roman"/>
           <w:noProof/>
           <w:szCs w:val="26"/>
           <w:lang w:val="da-DK"/>
@@ -8794,7 +8817,7 @@
         <w:t>được, mỗi bên có quyền đưa tranh chấp ra giải quyết tại Tòa án nhân dân có thẩm quyền theo quy định của pháp luật.</w:t>
       </w:r>
     </w:p>
-    <w:p>
+    <w:p ns2:paraId="46268A49" ns2:textId="77777777">
       <w:pPr>
         <w:numPr>
           <w:ilvl w:val="0"/>
@@ -8815,14 +8838,14 @@
       </w:pPr>
       <w:r>
         <w:rPr>
-          <w:rFonts w:ascii="Times New Roman" w:hAnsi="Times New Roman"/>
+          <w:rFonts w:ascii="Times New Roman" w:hAnsi="Times New Roman" w:cs="Times New Roman" w:eastAsia="Times New Roman"/>
           <w:szCs w:val="26"/>
           <w:lang w:val="da-DK"/>
         </w:rPr>
         <w:t>Nếu trong quá trình triển khai hợp đồng, nếu có các sự kiện "bất khả kháng" hoặc các sự kiện "khách quan" thì hai Bên phải chủ động và cùng phối hợp giải quyết.</w:t>
       </w:r>
     </w:p>
-    <w:p>
+    <w:p ns2:paraId="4F93EEE8" ns2:textId="77777777">
       <w:pPr>
         <w:numPr>
           <w:ilvl w:val="0"/>
@@ -8843,14 +8866,14 @@
       </w:pPr>
       <w:r>
         <w:rPr>
-          <w:rFonts w:ascii="Times New Roman" w:hAnsi="Times New Roman"/>
+          <w:rFonts w:ascii="Times New Roman" w:hAnsi="Times New Roman" w:cs="Times New Roman" w:eastAsia="Times New Roman"/>
           <w:szCs w:val="26"/>
           <w:lang w:val="da-DK"/>
         </w:rPr>
         <w:t>Trong trường hợp Bên B không thể tiến hành thi công xây dựng hoặc không thể lắp đặt được các thiết bị cho trạm BTS hoặc phải tháo dỡ di chuyển trạm BTS thì hai Bên cùng tiến hành lập biên bản xác nhận và tiến hành thanh lý hợp đồng, không tiếp tục thực hiện hợp đồng thuê.</w:t>
       </w:r>
     </w:p>
-    <w:p>
+    <w:p ns2:paraId="794112B2" ns2:textId="77777777">
       <w:pPr>
         <w:numPr>
           <w:ilvl w:val="0"/>
@@ -8871,7 +8894,7 @@
       </w:pPr>
       <w:r>
         <w:rPr>
-          <w:rFonts w:ascii="Times New Roman" w:hAnsi="Times New Roman"/>
+          <w:rFonts w:ascii="Times New Roman" w:hAnsi="Times New Roman" w:cs="Times New Roman" w:eastAsia="Times New Roman"/>
           <w:iCs/>
           <w:szCs w:val="26"/>
           <w:lang w:val="da-DK"/>
@@ -8879,7 +8902,7 @@
         <w:t>Số điện thoại, liên lạc của các bên:</w:t>
       </w:r>
     </w:p>
-    <w:p>
+    <w:p ns2:paraId="50771D64" ns2:textId="77777777">
       <w:pPr>
         <w:numPr>
           <w:ilvl w:val="0"/>
@@ -8897,7 +8920,7 @@
       </w:pPr>
       <w:r>
         <w:rPr>
-          <w:rFonts w:ascii="Times New Roman" w:hAnsi="Times New Roman"/>
+          <w:rFonts w:ascii="Times New Roman" w:hAnsi="Times New Roman" w:cs="Times New Roman" w:eastAsia="Times New Roman"/>
           <w:szCs w:val="26"/>
           <w:lang w:val="da-DK"/>
         </w:rPr>
@@ -8905,13 +8928,13 @@
       </w:r>
       <w:r>
         <w:rPr>
-          <w:rFonts w:ascii="Times New Roman" w:hAnsi="Times New Roman"/>
+          <w:rFonts w:ascii="Times New Roman" w:hAnsi="Times New Roman" w:cs="Times New Roman" w:eastAsia="Times New Roman"/>
           <w:szCs w:val="26"/>
         </w:rPr>
         <w:t>{{PHONE}}</w:t>
       </w:r>
     </w:p>
-    <w:p>
+    <w:p ns2:paraId="04AF605F" ns2:textId="77777777">
       <w:pPr>
         <w:numPr>
           <w:ilvl w:val="0"/>
@@ -8931,7 +8954,7 @@
       </w:pPr>
       <w:r>
         <w:rPr>
-          <w:rFonts w:ascii="Times New Roman" w:hAnsi="Times New Roman"/>
+          <w:rFonts w:ascii="Times New Roman" w:hAnsi="Times New Roman" w:cs="Times New Roman" w:eastAsia="Times New Roman"/>
           <w:szCs w:val="26"/>
           <w:lang w:val="da-DK"/>
         </w:rPr>
@@ -8939,14 +8962,14 @@
       </w:r>
       <w:r>
         <w:rPr>
-          <w:rFonts w:ascii="Times New Roman" w:hAnsi="Times New Roman"/>
+          <w:rFonts w:ascii="Times New Roman" w:hAnsi="Times New Roman" w:cs="Times New Roman" w:eastAsia="Times New Roman"/>
           <w:szCs w:val="26"/>
         </w:rPr>
         <w:t>078 416 6868</w:t>
       </w:r>
       <w:r>
         <w:rPr>
-          <w:rFonts w:ascii="Times New Roman" w:hAnsi="Times New Roman"/>
+          <w:rFonts w:ascii="Times New Roman" w:hAnsi="Times New Roman" w:cs="Times New Roman" w:eastAsia="Times New Roman"/>
           <w:szCs w:val="26"/>
           <w:lang w:val="vi-VN"/>
         </w:rPr>
@@ -8954,14 +8977,14 @@
       </w:r>
       <w:r>
         <w:rPr>
-          <w:rFonts w:ascii="Times New Roman" w:hAnsi="Times New Roman"/>
+          <w:rFonts w:ascii="Times New Roman" w:hAnsi="Times New Roman" w:cs="Times New Roman" w:eastAsia="Times New Roman"/>
           <w:szCs w:val="26"/>
           <w:lang w:val="da-DK"/>
         </w:rPr>
         <w:t>(trực ca 24/24h).</w:t>
       </w:r>
     </w:p>
-    <w:p>
+    <w:p ns2:paraId="5710C439" ns2:textId="77777777">
       <w:pPr>
         <w:spacing w:before="60" w:after="60" w:line="276" w:lineRule="auto"/>
         <w:ind w:left="567" w:firstLine="567"/>
@@ -8974,14 +8997,14 @@
       </w:pPr>
       <w:r>
         <w:rPr>
-          <w:rFonts w:ascii="Times New Roman" w:hAnsi="Times New Roman"/>
+          <w:rFonts w:ascii="Times New Roman" w:hAnsi="Times New Roman" w:cs="Times New Roman" w:eastAsia="Times New Roman"/>
           <w:szCs w:val="26"/>
           <w:lang w:val="da-DK"/>
         </w:rPr>
         <w:t>(Khi thay đổi thông tin liên lạc, hai Bên sẽ chủ động thông báo cho nhau).</w:t>
       </w:r>
     </w:p>
-    <w:p>
+    <w:p ns2:paraId="3944A2E3" ns2:textId="77777777">
       <w:pPr>
         <w:pStyle w:val="ListParagraph"/>
         <w:numPr>
@@ -9003,7 +9026,7 @@
       </w:pPr>
       <w:r>
         <w:rPr>
-          <w:rFonts w:ascii="Times New Roman" w:hAnsi="Times New Roman"/>
+          <w:rFonts w:ascii="Times New Roman" w:hAnsi="Times New Roman" w:cs="Times New Roman" w:eastAsia="Times New Roman"/>
           <w:b/>
           <w:szCs w:val="26"/>
           <w:lang w:val="da-DK"/>
@@ -9011,7 +9034,7 @@
         <w:t>Phạt và bồi thường thiệt hại</w:t>
       </w:r>
     </w:p>
-    <w:p>
+    <w:p ns2:paraId="1929B2B0" ns2:textId="77777777">
       <w:pPr>
         <w:pStyle w:val="ListParagraph"/>
         <w:numPr>
@@ -9032,14 +9055,14 @@
       </w:pPr>
       <w:r>
         <w:rPr>
-          <w:rFonts w:ascii="Times New Roman" w:hAnsi="Times New Roman"/>
+          <w:rFonts w:ascii="Times New Roman" w:hAnsi="Times New Roman" w:cs="Times New Roman" w:eastAsia="Times New Roman"/>
           <w:szCs w:val="26"/>
           <w:lang w:val="vi-VN"/>
         </w:rPr>
         <w:t>Trừ trường hợp bất khả kháng hoặc khách quan đã được hai bên thống nhất, nếu một bên vi phạm các nghĩa vụ quy định trong Hợp đồng này thì phải chịu một khoản tiền phạt tương ứng với 8% giá trị Hợp đồng bị vi phạm.</w:t>
       </w:r>
     </w:p>
-    <w:p>
+    <w:p ns2:paraId="6FB8C3B4" ns2:textId="77777777">
       <w:pPr>
         <w:pStyle w:val="ListParagraph"/>
         <w:numPr>
@@ -9060,14 +9083,14 @@
       </w:pPr>
       <w:r>
         <w:rPr>
-          <w:rFonts w:ascii="Times New Roman" w:hAnsi="Times New Roman"/>
+          <w:rFonts w:ascii="Times New Roman" w:hAnsi="Times New Roman" w:cs="Times New Roman" w:eastAsia="Times New Roman"/>
           <w:szCs w:val="26"/>
           <w:lang w:val="vi-VN"/>
         </w:rPr>
         <w:t>Trường hợp một bên vi phạm các mốc thời hạn thực hiện các nghĩa vụ được quy định trong Hợp đồng hoặc trong khoảng thời gian đã được bên kia gia hạn thì bên vi phạm phải chịu một khoản phạt tương đương 1% giá trị phần Hợp đồng bị vi phạm tương ứng cho mỗi tuần quá hạn (nếu số ngày chậm thực hiện nghĩa vụ sau khi tính thành tuần mà lẻ từ 01 đến 06 ngày thì được tính tròn lên thêm thành 01 tuần), tổng số tiền phạt không vượt quá 8% tổng giá trị hợp đồng bị vi phạm. Khi đạt đến mức tối đa, Bên A có thể xem xét chấm dứt Hợp đồng”.</w:t>
       </w:r>
     </w:p>
-    <w:p>
+    <w:p ns2:paraId="1E38D252" ns2:textId="7FD79D51">
       <w:pPr>
         <w:keepNext/>
         <w:spacing w:before="60" w:after="60" w:line="276" w:lineRule="auto"/>
@@ -9083,7 +9106,7 @@
       </w:pPr>
       <w:r>
         <w:rPr>
-          <w:rFonts w:ascii="Times New Roman" w:hAnsi="Times New Roman"/>
+          <w:rFonts w:ascii="Times New Roman" w:hAnsi="Times New Roman" w:cs="Times New Roman" w:eastAsia="Times New Roman"/>
           <w:b/>
           <w:bCs/>
           <w:szCs w:val="26"/>
@@ -9093,7 +9116,7 @@
       </w:r>
       <w:r>
         <w:rPr>
-          <w:rFonts w:ascii="Times New Roman" w:hAnsi="Times New Roman"/>
+          <w:rFonts w:ascii="Times New Roman" w:hAnsi="Times New Roman" w:cs="Times New Roman" w:eastAsia="Times New Roman"/>
           <w:b/>
           <w:noProof/>
           <w:szCs w:val="26"/>
@@ -9102,7 +9125,7 @@
         <w:t xml:space="preserve">Các trường hợp chấm dứt và hủy bỏ hợp đồng</w:t>
       </w:r>
     </w:p>
-    <w:p>
+    <w:p ns2:paraId="04E94612" ns2:textId="77777777">
       <w:pPr>
         <w:pStyle w:val="ListParagraph"/>
         <w:numPr>
@@ -9123,14 +9146,14 @@
       </w:pPr>
       <w:r>
         <w:rPr>
-          <w:rFonts w:ascii="Times New Roman" w:hAnsi="Times New Roman"/>
+          <w:rFonts w:ascii="Times New Roman" w:hAnsi="Times New Roman" w:cs="Times New Roman" w:eastAsia="Times New Roman"/>
           <w:szCs w:val="26"/>
           <w:lang w:val="vi-VN"/>
         </w:rPr>
         <w:t>Hết thời hạn thuê đặt trạm và hai Bên không ký phụ lục gia hạn thời gian thực hiện hợp đồng thuê.</w:t>
       </w:r>
     </w:p>
-    <w:p>
+    <w:p ns2:paraId="0431CF73" ns2:textId="77777777">
       <w:pPr>
         <w:pStyle w:val="ListParagraph"/>
         <w:numPr>
@@ -9151,14 +9174,14 @@
       </w:pPr>
       <w:r>
         <w:rPr>
-          <w:rFonts w:ascii="Times New Roman" w:hAnsi="Times New Roman"/>
+          <w:rFonts w:ascii="Times New Roman" w:hAnsi="Times New Roman" w:cs="Times New Roman" w:eastAsia="Times New Roman"/>
           <w:szCs w:val="26"/>
           <w:lang w:val="vi-VN"/>
         </w:rPr>
         <w:t>Do nguyên nhân bất khả kháng hoặc các sự kiện khách quan phát sinh như quy định tại điều 5 mà hai Bên không thể xử lý, khắc phục được.</w:t>
       </w:r>
     </w:p>
-    <w:p>
+    <w:p ns2:paraId="05F01705" ns2:textId="77777777">
       <w:pPr>
         <w:pStyle w:val="ListParagraph"/>
         <w:numPr>
@@ -9179,14 +9202,14 @@
       </w:pPr>
       <w:r>
         <w:rPr>
-          <w:rFonts w:ascii="Times New Roman" w:hAnsi="Times New Roman"/>
+          <w:rFonts w:ascii="Times New Roman" w:hAnsi="Times New Roman" w:cs="Times New Roman" w:eastAsia="Times New Roman"/>
           <w:szCs w:val="26"/>
           <w:lang w:val="vi-VN"/>
         </w:rPr>
         <w:t>Bên A không bàn giao cơ sở hạ tầng đúng như cam kết cho bên B.</w:t>
       </w:r>
     </w:p>
-    <w:p>
+    <w:p ns2:paraId="66AFBCAF" ns2:textId="77777777">
       <w:pPr>
         <w:pStyle w:val="ListParagraph"/>
         <w:numPr>
@@ -9207,14 +9230,14 @@
       </w:pPr>
       <w:r>
         <w:rPr>
-          <w:rFonts w:ascii="Times New Roman" w:hAnsi="Times New Roman"/>
+          <w:rFonts w:ascii="Times New Roman" w:hAnsi="Times New Roman" w:cs="Times New Roman" w:eastAsia="Times New Roman"/>
           <w:szCs w:val="26"/>
           <w:lang w:val="vi-VN"/>
         </w:rPr>
         <w:t>Một trong các Bên có quyền đơn phương chấm dứt hợp đồng trước thời hạn mà không phải chịu trách nhiệm bồi thường thiệt hại cho Bên còn lại nếu Bên còn lại vi phạm nghiêm trọng nghĩa vụ của mình trong Hợp đồng. Bên vi phạm có trách nhiệm bồi thường cho Bên bị vi phạm toàn bộ những thiệt hại về vật chất do việc chấm dứt Hợp đồng gây ra.</w:t>
       </w:r>
     </w:p>
-    <w:p>
+    <w:p ns2:paraId="7EE6634E" ns2:textId="77777777">
       <w:pPr>
         <w:pStyle w:val="ListParagraph"/>
         <w:numPr>
@@ -9235,14 +9258,14 @@
       </w:pPr>
       <w:r>
         <w:rPr>
-          <w:rFonts w:ascii="Times New Roman" w:hAnsi="Times New Roman"/>
+          <w:rFonts w:ascii="Times New Roman" w:hAnsi="Times New Roman" w:cs="Times New Roman" w:eastAsia="Times New Roman"/>
           <w:szCs w:val="26"/>
           <w:lang w:val="vi-VN"/>
         </w:rPr>
         <w:t>Vị trí thuê bị tiêu hủy hoặc quy hoạch giải tỏa, phá dỡ, thu hồi mở rộng đường theo quyết định của cơ quan Nhà Nước có thẩm quyền.</w:t>
       </w:r>
     </w:p>
-    <w:p>
+    <w:p ns2:paraId="677CB074" ns2:textId="77777777">
       <w:pPr>
         <w:pStyle w:val="ListParagraph"/>
         <w:numPr>
@@ -9263,7 +9286,7 @@
       </w:pPr>
       <w:r>
         <w:rPr>
-          <w:rFonts w:ascii="Times New Roman" w:hAnsi="Times New Roman"/>
+          <w:rFonts w:ascii="Times New Roman" w:hAnsi="Times New Roman" w:cs="Times New Roman" w:eastAsia="Times New Roman"/>
           <w:szCs w:val="26"/>
           <w:lang w:val="vi-VN"/>
         </w:rPr>
@@ -9271,7 +9294,7 @@
         <w:t>Vị trí thuê không còn phù hợp để đảm bảo chất lượng, vùng phủ sóng phục vụ khách hàng tại khu vực đặt trạm.</w:t>
       </w:r>
     </w:p>
-    <w:p>
+    <w:p ns2:paraId="358A3B91" ns2:textId="77777777">
       <w:pPr>
         <w:pStyle w:val="ListParagraph"/>
         <w:numPr>
@@ -9292,14 +9315,14 @@
       </w:pPr>
       <w:r>
         <w:rPr>
-          <w:rFonts w:ascii="Times New Roman" w:hAnsi="Times New Roman"/>
+          <w:rFonts w:ascii="Times New Roman" w:hAnsi="Times New Roman" w:cs="Times New Roman" w:eastAsia="Times New Roman"/>
           <w:szCs w:val="26"/>
           <w:lang w:val="vi-VN"/>
         </w:rPr>
         <w:t>Do thỏa thuận đồng ý của hai bên.</w:t>
       </w:r>
     </w:p>
-    <w:p>
+    <w:p ns2:paraId="131BF2F5" ns2:textId="77777777">
       <w:pPr>
         <w:pStyle w:val="ListParagraph"/>
         <w:numPr>
@@ -9320,14 +9343,14 @@
       </w:pPr>
       <w:r>
         <w:rPr>
-          <w:rFonts w:ascii="Times New Roman" w:hAnsi="Times New Roman"/>
+          <w:rFonts w:ascii="Times New Roman" w:hAnsi="Times New Roman" w:cs="Times New Roman" w:eastAsia="Times New Roman"/>
           <w:szCs w:val="26"/>
           <w:lang w:val="vi-VN"/>
         </w:rPr>
         <w:t>Các trường hợp khác theo quy định của Pháp luật.</w:t>
       </w:r>
     </w:p>
-    <w:p>
+    <w:p ns2:paraId="32446D35" ns2:textId="7FD79D52">
       <w:pPr>
         <w:keepNext/>
         <w:tabs>
@@ -9346,7 +9369,7 @@
       </w:pPr>
       <w:r>
         <w:rPr>
-          <w:rFonts w:ascii="Times New Roman" w:hAnsi="Times New Roman"/>
+          <w:rFonts w:ascii="Times New Roman" w:hAnsi="Times New Roman" w:cs="Times New Roman" w:eastAsia="Times New Roman"/>
           <w:b/>
           <w:bCs/>
           <w:szCs w:val="26"/>
@@ -9356,7 +9379,7 @@
       </w:r>
       <w:r>
         <w:rPr>
-          <w:rFonts w:ascii="Times New Roman" w:hAnsi="Times New Roman"/>
+          <w:rFonts w:ascii="Times New Roman" w:hAnsi="Times New Roman" w:cs="Times New Roman" w:eastAsia="Times New Roman"/>
           <w:b/>
           <w:bCs/>
           <w:szCs w:val="26"/>
@@ -9365,7 +9388,7 @@
       </w:r>
       <w:r>
         <w:rPr>
-          <w:rFonts w:ascii="Times New Roman" w:hAnsi="Times New Roman"/>
+          <w:rFonts w:ascii="Times New Roman" w:hAnsi="Times New Roman" w:cs="Times New Roman" w:eastAsia="Times New Roman"/>
           <w:b/>
           <w:bCs/>
           <w:szCs w:val="26"/>
@@ -9374,7 +9397,7 @@
         <w:t xml:space="preserve">. Điều khoản chung</w:t>
       </w:r>
     </w:p>
-    <w:p>
+    <w:p ns2:paraId="061E59AF" ns2:textId="77777777">
       <w:pPr>
         <w:pStyle w:val="BodyTextIndent3"/>
         <w:numPr>
@@ -9399,7 +9422,7 @@
       </w:pPr>
       <w:r>
         <w:rPr>
-          <w:rFonts w:ascii="Times New Roman" w:hAnsi="Times New Roman"/>
+          <w:rFonts w:ascii="Times New Roman" w:hAnsi="Times New Roman" w:cs="Times New Roman" w:eastAsia="Times New Roman"/>
           <w:sz w:val="26"/>
           <w:szCs w:val="26"/>
           <w:lang w:val="vi-VN"/>
@@ -9407,7 +9430,7 @@
         <w:t>Hai bên cam kết thực hiện nghiêm chỉnh các điều khoản đã ghi trong hợp đồng này. Trong quá trình thực hiện, nếu có vấn đề gì phát sinh, hai bên sẽ thông báo cho nhau và cùng nhau bàn bạc giải quyết trên cơ sở hợp tình, hợp lý.</w:t>
       </w:r>
     </w:p>
-    <w:p>
+    <w:p ns2:paraId="5563305E" ns2:textId="77777777">
       <w:pPr>
         <w:pStyle w:val="BodyTextIndent3"/>
         <w:numPr>
@@ -9432,7 +9455,7 @@
       </w:pPr>
       <w:r>
         <w:rPr>
-          <w:rFonts w:ascii="Times New Roman" w:hAnsi="Times New Roman"/>
+          <w:rFonts w:ascii="Times New Roman" w:hAnsi="Times New Roman" w:cs="Times New Roman" w:eastAsia="Times New Roman"/>
           <w:sz w:val="26"/>
           <w:szCs w:val="26"/>
           <w:lang w:val="vi-VN"/>
@@ -9440,7 +9463,7 @@
         <w:t>Khi xảy ra bất đồng trong tranh chấp, hai bên cố gắng giải quyết bằng thương lượng. Trong trường hợp không thể giải quyết được thì đưa đến toà án có thẩm quyền theo qui định của pháp luật.</w:t>
       </w:r>
     </w:p>
-    <w:p>
+    <w:p ns2:paraId="59435CEA" ns2:textId="77777777">
       <w:pPr>
         <w:pStyle w:val="BodyTextIndent3"/>
         <w:numPr>
@@ -9465,7 +9488,7 @@
       </w:pPr>
       <w:r>
         <w:rPr>
-          <w:rFonts w:ascii="Times New Roman" w:hAnsi="Times New Roman"/>
+          <w:rFonts w:ascii="Times New Roman" w:hAnsi="Times New Roman" w:cs="Times New Roman" w:eastAsia="Times New Roman"/>
           <w:sz w:val="26"/>
           <w:szCs w:val="26"/>
           <w:lang w:val="vi-VN"/>
@@ -9473,7 +9496,7 @@
         <w:t>Mỗi Bên không được tiết lộ cho bất cứ Bên thứ ba nào bất kỳ thông tin liên quan đến Hợp đồng trừ trường hợp được chấp thuận bằng văn bản của Bên kia hoặc theo yêu cầu của Cơ quan quản lý Nhà nước có thẩm quyền.</w:t>
       </w:r>
     </w:p>
-    <w:p>
+    <w:p ns2:paraId="085063E3" ns2:textId="77777777">
       <w:pPr>
         <w:pStyle w:val="BodyTextIndent3"/>
         <w:numPr>
@@ -9498,7 +9521,7 @@
       </w:pPr>
       <w:r>
         <w:rPr>
-          <w:rFonts w:ascii="Times New Roman" w:hAnsi="Times New Roman"/>
+          <w:rFonts w:ascii="Times New Roman" w:hAnsi="Times New Roman" w:cs="Times New Roman" w:eastAsia="Times New Roman"/>
           <w:sz w:val="26"/>
           <w:szCs w:val="26"/>
           <w:lang w:val="da-DK"/>
@@ -9506,7 +9529,7 @@
         <w:t>Việc sửa đổi, bổ sung Hợp đồng này phải được lập thành văn bản và có chữ ký của đại diện hợp pháp của các Bên.</w:t>
       </w:r>
     </w:p>
-    <w:p>
+    <w:p ns2:paraId="0F14BE01" ns2:textId="77777777">
       <w:pPr>
         <w:pStyle w:val="BodyTextIndent3"/>
         <w:numPr>
@@ -9531,7 +9554,7 @@
       </w:pPr>
       <w:r>
         <w:rPr>
-          <w:rFonts w:ascii="Times New Roman" w:hAnsi="Times New Roman"/>
+          <w:rFonts w:ascii="Times New Roman" w:hAnsi="Times New Roman" w:cs="Times New Roman" w:eastAsia="Times New Roman"/>
           <w:sz w:val="26"/>
           <w:szCs w:val="26"/>
           <w:lang w:val="vi-VN"/>
@@ -9539,7 +9562,7 @@
         <w:t>Trong thời gian thuê, nếu bên A yêu cầu bên B phải di dời trạm thì bên A phải báo trước cho bên B bằng văn bản ít nhất sáu tháng (06 tháng) và:</w:t>
       </w:r>
     </w:p>
-    <w:p>
+    <w:p ns2:paraId="29C9EB3B" ns2:textId="77777777">
       <w:pPr>
         <w:numPr>
           <w:ilvl w:val="0"/>
@@ -9560,14 +9583,14 @@
       </w:pPr>
       <w:r>
         <w:rPr>
-          <w:rFonts w:ascii="Times New Roman" w:hAnsi="Times New Roman"/>
+          <w:rFonts w:ascii="Times New Roman" w:hAnsi="Times New Roman" w:cs="Times New Roman" w:eastAsia="Times New Roman"/>
           <w:szCs w:val="26"/>
           <w:lang w:val="vi-VN"/>
         </w:rPr>
         <w:t>Phải thanh toán lại cho bên B khoản tiền thuê đã nhận.</w:t>
       </w:r>
     </w:p>
-    <w:p>
+    <w:p ns2:paraId="4251F91F" ns2:textId="77777777">
       <w:pPr>
         <w:numPr>
           <w:ilvl w:val="0"/>
@@ -9588,14 +9611,14 @@
       </w:pPr>
       <w:r>
         <w:rPr>
-          <w:rFonts w:ascii="Times New Roman" w:hAnsi="Times New Roman"/>
+          <w:rFonts w:ascii="Times New Roman" w:hAnsi="Times New Roman" w:cs="Times New Roman" w:eastAsia="Times New Roman"/>
           <w:szCs w:val="26"/>
           <w:lang w:val="vi-VN"/>
         </w:rPr>
         <w:t>Chịu mọi chi phí tháo dỡ, vận chuyển, xây dựng và lắp đặt lại thiết bị cho bên B, trừ trường hợp bất khả kháng.</w:t>
       </w:r>
     </w:p>
-    <w:p>
+    <w:p ns2:paraId="5DCEE710" ns2:textId="77777777">
       <w:pPr>
         <w:pStyle w:val="BodyTextIndent3"/>
         <w:numPr>
@@ -9620,7 +9643,7 @@
       </w:pPr>
       <w:r>
         <w:rPr>
-          <w:rFonts w:ascii="Times New Roman" w:hAnsi="Times New Roman"/>
+          <w:rFonts w:ascii="Times New Roman" w:hAnsi="Times New Roman" w:cs="Times New Roman" w:eastAsia="Times New Roman"/>
           <w:sz w:val="26"/>
           <w:szCs w:val="26"/>
           <w:lang w:val="vi-VN"/>
@@ -9628,7 +9651,7 @@
         <w:t>Việc giải quyết các tồn tại và phát sinh không được phép làm gián đoạn hoạt động của trạm, gây ảnh hưởng đến thông tin liên lạc trong mạng thông tin di động quốc gia.</w:t>
       </w:r>
     </w:p>
-    <w:p>
+    <w:p ns2:paraId="6583319E" ns2:textId="77777777">
       <w:pPr>
         <w:pStyle w:val="BodyTextIndent3"/>
         <w:numPr>
@@ -9653,7 +9676,7 @@
       </w:pPr>
       <w:r>
         <w:rPr>
-          <w:rFonts w:ascii="Times New Roman" w:hAnsi="Times New Roman"/>
+          <w:rFonts w:ascii="Times New Roman" w:hAnsi="Times New Roman" w:cs="Times New Roman" w:eastAsia="Times New Roman"/>
           <w:sz w:val="26"/>
           <w:szCs w:val="26"/>
           <w:lang w:val="vi-VN"/>
@@ -9662,7 +9685,7 @@
       </w:r>
       <w:r>
         <w:rPr>
-          <w:rFonts w:ascii="Times New Roman" w:hAnsi="Times New Roman"/>
+          <w:rFonts w:ascii="Times New Roman" w:hAnsi="Times New Roman" w:cs="Times New Roman" w:eastAsia="Times New Roman"/>
           <w:sz w:val="26"/>
           <w:szCs w:val="26"/>
           <w:lang w:val="da-DK"/>
@@ -9686,7 +9709,7 @@
         <w:gridCol w:w="5244"/>
         <w:gridCol w:w="3782"/>
       </w:tblGrid>
-      <w:tr>
+      <w:tr ns2:paraId="796DABDE" ns2:textId="77777777">
         <w:trPr>
           <w:trHeight w:val="368"/>
         </w:trPr>
@@ -9701,7 +9724,7 @@
             </w:tcMar>
             <w:hideMark/>
           </w:tcPr>
-          <w:p>
+          <w:p ns2:paraId="75136E4F" ns2:textId="77777777">
             <w:pPr>
               <w:pStyle w:val="NormalWeb"/>
               <w:widowControl w:val="0"/>
@@ -9714,6 +9737,7 @@
             </w:pPr>
             <w:r>
               <w:rPr>
+                <w:rFonts w:ascii="Times New Roman" w:hAnsi="Times New Roman" w:cs="Times New Roman" w:eastAsia="Times New Roman"/>
                 <w:rStyle w:val="Strong"/>
                 <w:sz w:val="26"/>
                 <w:szCs w:val="26"/>
@@ -9733,7 +9757,7 @@
             </w:tcMar>
             <w:hideMark/>
           </w:tcPr>
-          <w:p>
+          <w:p ns2:paraId="057BCCD5" ns2:textId="77777777">
             <w:pPr>
               <w:pStyle w:val="NormalWeb"/>
               <w:widowControl w:val="0"/>
@@ -9746,6 +9770,7 @@
             </w:pPr>
             <w:r>
               <w:rPr>
+                <w:rFonts w:ascii="Times New Roman" w:hAnsi="Times New Roman" w:cs="Times New Roman" w:eastAsia="Times New Roman"/>
                 <w:rStyle w:val="Strong"/>
                 <w:sz w:val="26"/>
                 <w:szCs w:val="26"/>
@@ -9755,7 +9780,7 @@
           </w:p>
         </w:tc>
       </w:tr>
-      <w:tr>
+      <w:tr ns2:paraId="68DF6A57" ns2:textId="77777777">
         <w:trPr>
           <w:trHeight w:val="340"/>
         </w:trPr>
@@ -9770,7 +9795,7 @@
             </w:tcMar>
             <w:hideMark/>
           </w:tcPr>
-          <w:p>
+          <w:p ns2:paraId="7F674F18" ns2:textId="77777777">
             <w:pPr>
               <w:widowControl w:val="0"/>
               <w:jc w:val="center"/>
@@ -9792,7 +9817,7 @@
             </w:tcMar>
             <w:hideMark/>
           </w:tcPr>
-          <w:p>
+          <w:p ns2:paraId="395237D7" ns2:textId="77777777">
             <w:pPr>
               <w:pStyle w:val="NormalWeb"/>
               <w:widowControl w:val="0"/>
@@ -9806,6 +9831,7 @@
             </w:pPr>
             <w:r>
               <w:rPr>
+                <w:rFonts w:ascii="Times New Roman" w:hAnsi="Times New Roman" w:cs="Times New Roman" w:eastAsia="Times New Roman"/>
                 <w:rStyle w:val="Strong"/>
                 <w:sz w:val="26"/>
                 <w:szCs w:val="26"/>
@@ -9813,7 +9839,7 @@
               <w:t>PHÓ GIÁM ĐỐC</w:t>
             </w:r>
           </w:p>
-          <w:p>
+          <w:p ns2:paraId="22351125" ns2:textId="77777777">
             <w:pPr>
               <w:pStyle w:val="NormalWeb"/>
               <w:widowControl w:val="0"/>
@@ -9827,7 +9853,7 @@
           </w:p>
         </w:tc>
       </w:tr>
-      <w:tr>
+      <w:tr ns2:paraId="61A898ED" ns2:textId="77777777">
         <w:trPr>
           <w:trHeight w:val="959"/>
         </w:trPr>
@@ -9842,7 +9868,7 @@
             </w:tcMar>
             <w:hideMark/>
           </w:tcPr>
-          <w:p>
+          <w:p ns2:paraId="5DFF8AC2" ns2:textId="77777777">
             <w:pPr>
               <w:pStyle w:val="NormalWeb"/>
               <w:widowControl w:val="0"/>
@@ -9856,7 +9882,7 @@
               </w:rPr>
             </w:pPr>
           </w:p>
-          <w:p>
+          <w:p ns2:paraId="2F7B17AF" ns2:textId="77777777">
             <w:pPr>
               <w:pStyle w:val="NormalWeb"/>
               <w:widowControl w:val="0"/>
@@ -9871,7 +9897,7 @@
               </w:rPr>
             </w:pPr>
           </w:p>
-          <w:p>
+          <w:p ns2:paraId="20485AEF" ns2:textId="77777777">
             <w:pPr>
               <w:pStyle w:val="NormalWeb"/>
               <w:widowControl w:val="0"/>
@@ -9886,7 +9912,7 @@
               </w:rPr>
             </w:pPr>
           </w:p>
-          <w:p>
+          <w:p ns2:paraId="12D54BCF" ns2:textId="77777777">
             <w:pPr>
               <w:pStyle w:val="NormalWeb"/>
               <w:widowControl w:val="0"/>
@@ -9901,7 +9927,7 @@
               </w:rPr>
             </w:pPr>
           </w:p>
-          <w:p>
+          <w:p ns2:paraId="1BC9F488" ns2:textId="77777777">
             <w:pPr>
               <w:pStyle w:val="NormalWeb"/>
               <w:widowControl w:val="0"/>
@@ -9920,7 +9946,7 @@
               </w:rPr>
             </w:pPr>
           </w:p>
-          <w:p>
+          <w:p ns2:paraId="2DB6BEF4" ns2:textId="77777777">
             <w:pPr>
               <w:pStyle w:val="NormalWeb"/>
               <w:widowControl w:val="0"/>
@@ -9939,6 +9965,7 @@
             </w:pPr>
             <w:r>
               <w:rPr>
+                <w:rFonts w:ascii="Times New Roman" w:hAnsi="Times New Roman" w:cs="Times New Roman" w:eastAsia="Times New Roman"/>
                 <w:b/>
                 <w:sz w:val="26"/>
                 <w:szCs w:val="26"/>
@@ -9958,7 +9985,7 @@
             </w:tcMar>
             <w:hideMark/>
           </w:tcPr>
-          <w:p>
+          <w:p ns2:paraId="56C85D4C" ns2:textId="77777777">
             <w:pPr>
               <w:pStyle w:val="NormalWeb"/>
               <w:widowControl w:val="0"/>
@@ -9972,7 +9999,7 @@
               </w:rPr>
             </w:pPr>
           </w:p>
-          <w:p>
+          <w:p ns2:paraId="5FB01176" ns2:textId="77777777">
             <w:pPr>
               <w:pStyle w:val="NormalWeb"/>
               <w:widowControl w:val="0"/>
@@ -9988,7 +10015,7 @@
               </w:rPr>
             </w:pPr>
           </w:p>
-          <w:p>
+          <w:p ns2:paraId="009AC871" ns2:textId="77777777">
             <w:pPr>
               <w:pStyle w:val="NormalWeb"/>
               <w:widowControl w:val="0"/>
@@ -10004,7 +10031,7 @@
               </w:rPr>
             </w:pPr>
           </w:p>
-          <w:p>
+          <w:p ns2:paraId="4D085218" ns2:textId="77777777">
             <w:pPr>
               <w:pStyle w:val="NormalWeb"/>
               <w:widowControl w:val="0"/>
@@ -10018,6 +10045,7 @@
             </w:pPr>
             <w:r>
               <w:rPr>
+                <w:rFonts w:ascii="Times New Roman" w:hAnsi="Times New Roman" w:cs="Times New Roman" w:eastAsia="Times New Roman"/>
                 <w:rStyle w:val="Strong"/>
                 <w:sz w:val="26"/>
                 <w:szCs w:val="26"/>
@@ -10025,7 +10053,7 @@
               <w:t> </w:t>
             </w:r>
           </w:p>
-          <w:p>
+          <w:p ns2:paraId="534241A7" ns2:textId="77777777">
             <w:pPr>
               <w:pStyle w:val="NormalWeb"/>
               <w:widowControl w:val="0"/>
@@ -10039,13 +10067,14 @@
             </w:pPr>
             <w:r>
               <w:rPr>
+                <w:rFonts w:ascii="Times New Roman" w:hAnsi="Times New Roman" w:cs="Times New Roman" w:eastAsia="Times New Roman"/>
                 <w:sz w:val="26"/>
                 <w:szCs w:val="26"/>
               </w:rPr>
               <w:t xml:space="preserve"> </w:t>
             </w:r>
           </w:p>
-          <w:p>
+          <w:p ns2:paraId="2FDD8E4B" ns2:textId="77777777">
             <w:pPr>
               <w:pStyle w:val="NormalWeb"/>
               <w:widowControl w:val="0"/>
@@ -10063,6 +10092,7 @@
             </w:pPr>
             <w:r>
               <w:rPr>
+                <w:rFonts w:ascii="Times New Roman" w:hAnsi="Times New Roman" w:cs="Times New Roman" w:eastAsia="Times New Roman"/>
                 <w:sz w:val="26"/>
                 <w:szCs w:val="26"/>
               </w:rPr>
@@ -10071,7 +10101,7 @@
             <w:r>
               <w:rPr>
                 <w:rStyle w:val="Emphasis"/>
-                <w:rFonts w:eastAsiaTheme="majorEastAsia"/>
+                <w:rFonts w:eastAsiaTheme="majorEastAsia" w:ascii="Times New Roman" w:hAnsi="Times New Roman" w:cs="Times New Roman" w:eastAsia="Times New Roman"/>
                 <w:b/>
                 <w:bCs/>
                 <w:i w:val="0"/>
@@ -10095,8 +10125,8 @@
 </file>
 
 <file path=word/numbering.xml><?xml version="1.0" encoding="utf-8"?>
-<w:numbering xmlns:wpc="http://schemas.microsoft.com/office/word/2010/wordprocessingCanvas" xmlns:cx="http://schemas.microsoft.com/office/drawing/2014/chartex" xmlns:cx1="http://schemas.microsoft.com/office/drawing/2015/9/8/chartex" xmlns:cx2="http://schemas.microsoft.com/office/drawing/2015/10/21/chartex" xmlns:cx3="http://schemas.microsoft.com/office/drawing/2016/5/9/chartex" xmlns:cx4="http://schemas.microsoft.com/office/drawing/2016/5/10/chartex" xmlns:cx5="http://schemas.microsoft.com/office/drawing/2016/5/11/chartex" xmlns:cx6="http://schemas.microsoft.com/office/drawing/2016/5/12/chartex" xmlns:cx7="http://schemas.microsoft.com/office/drawing/2016/5/13/chartex" xmlns:cx8="http://schemas.microsoft.com/office/drawing/2016/5/14/chartex" xmlns:mc="http://schemas.openxmlformats.org/markup-compatibility/2006" xmlns:aink="http://schemas.microsoft.com/office/drawing/2016/ink" xmlns:am3d="http://schemas.microsoft.com/office/drawing/2017/model3d" xmlns:o="urn:schemas-microsoft-com:office:office" xmlns:oel="http://schemas.microsoft.com/office/2019/extlst" xmlns:r="http://schemas.openxmlformats.org/officeDocument/2006/relationships" xmlns:m="http://schemas.openxmlformats.org/officeDocument/2006/math" xmlns:v="urn:schemas-microsoft-com:vml" xmlns:wp14="http://schemas.microsoft.com/office/word/2010/wordprocessingDrawing" xmlns:wp="http://schemas.openxmlformats.org/drawingml/2006/wordprocessingDrawing" xmlns:w10="urn:schemas-microsoft-com:office:word" xmlns:w="http://schemas.openxmlformats.org/wordprocessingml/2006/main" xmlns:w14="http://schemas.microsoft.com/office/word/2010/wordml" xmlns:w15="http://schemas.microsoft.com/office/word/2012/wordml" xmlns:w16cex="http://schemas.microsoft.com/office/word/2018/wordml/cex" xmlns:w16cid="http://schemas.microsoft.com/office/word/2016/wordml/cid" xmlns:w16="http://schemas.microsoft.com/office/word/2018/wordml" xmlns:w16du="http://schemas.microsoft.com/office/word/2023/wordml/word16du" xmlns:w16sdtdh="http://schemas.microsoft.com/office/word/2020/wordml/sdtdatahash" xmlns:w16sdtfl="http://schemas.microsoft.com/office/word/2024/wordml/sdtformatlock" xmlns:w16se="http://schemas.microsoft.com/office/word/2015/wordml/symex" xmlns:wpg="http://schemas.microsoft.com/office/word/2010/wordprocessingGroup" xmlns:wpi="http://schemas.microsoft.com/office/word/2010/wordprocessingInk" xmlns:wne="http://schemas.microsoft.com/office/word/2006/wordml" xmlns:wps="http://schemas.microsoft.com/office/word/2010/wordprocessingShape" mc:Ignorable="w14 w15 w16se w16cid w16 w16cex w16sdtdh w16sdtfl w16du wp14">
-  <w:abstractNum w:abstractNumId="0" w15:restartNumberingAfterBreak="0">
+<w:numbering xmlns:ns1="http://schemas.openxmlformats.org/markup-compatibility/2006" xmlns:ns2="http://schemas.microsoft.com/office/word/2012/wordml" xmlns:ns3="http://schemas.microsoft.com/office/word/2016/wordml/cid" xmlns:w="http://schemas.openxmlformats.org/wordprocessingml/2006/main" ns1:Ignorable="w14 w15 w16se w16cid w16 w16cex w16sdtdh w16sdtfl w16du wp14">
+  <w:abstractNum w:abstractNumId="0" ns2:restartNumberingAfterBreak="0">
     <w:nsid w:val="07073C6C"/>
     <w:multiLevelType w:val="hybridMultilevel"/>
     <w:tmpl w:val="EDBE2840"/>
@@ -10125,7 +10155,7 @@
         <w:ind w:left="1440" w:hanging="360"/>
       </w:pPr>
       <w:rPr>
-        <w:rFonts w:hint="default" w:ascii="Courier New" w:hAnsi="Courier New"/>
+        <w:rFonts w:hint="default" w:ascii="Times New Roman" w:hAnsi="Times New Roman"/>
       </w:rPr>
     </w:lvl>
     <w:lvl w:ilvl="2" w:tplc="04090005">
@@ -10170,7 +10200,7 @@
         <w:ind w:left="3600" w:hanging="360"/>
       </w:pPr>
       <w:rPr>
-        <w:rFonts w:hint="default" w:ascii="Courier New" w:hAnsi="Courier New"/>
+        <w:rFonts w:hint="default" w:ascii="Times New Roman" w:hAnsi="Times New Roman"/>
       </w:rPr>
     </w:lvl>
     <w:lvl w:ilvl="5" w:tplc="04090005">
@@ -10215,7 +10245,7 @@
         <w:ind w:left="5760" w:hanging="360"/>
       </w:pPr>
       <w:rPr>
-        <w:rFonts w:hint="default" w:ascii="Courier New" w:hAnsi="Courier New"/>
+        <w:rFonts w:hint="default" w:ascii="Times New Roman" w:hAnsi="Times New Roman"/>
       </w:rPr>
     </w:lvl>
     <w:lvl w:ilvl="8" w:tplc="04090005">
@@ -10234,7 +10264,7 @@
       </w:rPr>
     </w:lvl>
   </w:abstractNum>
-  <w:abstractNum w:abstractNumId="1" w15:restartNumberingAfterBreak="1">
+  <w:abstractNum w:abstractNumId="1" ns2:restartNumberingAfterBreak="1">
     <w:nsid w:val="084E5937"/>
     <w:multiLevelType w:val="hybridMultilevel"/>
     <w:tmpl w:val="421EFCBA"/>
@@ -10246,7 +10276,7 @@
         <w:ind w:left="720" w:hanging="360"/>
       </w:pPr>
       <w:rPr>
-        <w:rFonts w:hint="default" w:ascii="Times New Roman" w:hAnsi="Times New Roman" w:eastAsia="Calibri" w:cs="Times New Roman"/>
+        <w:rFonts w:hint="default" w:ascii="Times New Roman" w:hAnsi="Times New Roman" w:eastAsia="Times New Roman" w:cs="Times New Roman"/>
       </w:rPr>
     </w:lvl>
     <w:lvl w:ilvl="1" w:tplc="04090003" w:tentative="1">
@@ -10258,7 +10288,7 @@
         <w:ind w:left="1440" w:hanging="360"/>
       </w:pPr>
       <w:rPr>
-        <w:rFonts w:hint="default" w:ascii="Courier New" w:hAnsi="Courier New" w:cs="Courier New"/>
+        <w:rFonts w:hint="default" w:ascii="Times New Roman" w:hAnsi="Times New Roman" w:cs="Times New Roman"/>
       </w:rPr>
     </w:lvl>
     <w:lvl w:ilvl="2" w:tplc="04090005" w:tentative="1">
@@ -10294,7 +10324,7 @@
         <w:ind w:left="3600" w:hanging="360"/>
       </w:pPr>
       <w:rPr>
-        <w:rFonts w:hint="default" w:ascii="Courier New" w:hAnsi="Courier New" w:cs="Courier New"/>
+        <w:rFonts w:hint="default" w:ascii="Times New Roman" w:hAnsi="Times New Roman" w:cs="Times New Roman"/>
       </w:rPr>
     </w:lvl>
     <w:lvl w:ilvl="5" w:tplc="04090005" w:tentative="1">
@@ -10330,7 +10360,7 @@
         <w:ind w:left="5760" w:hanging="360"/>
       </w:pPr>
       <w:rPr>
-        <w:rFonts w:hint="default" w:ascii="Courier New" w:hAnsi="Courier New" w:cs="Courier New"/>
+        <w:rFonts w:hint="default" w:ascii="Times New Roman" w:hAnsi="Times New Roman" w:cs="Times New Roman"/>
       </w:rPr>
     </w:lvl>
     <w:lvl w:ilvl="8" w:tplc="04090005" w:tentative="1">
@@ -10346,7 +10376,7 @@
       </w:rPr>
     </w:lvl>
   </w:abstractNum>
-  <w:abstractNum w:abstractNumId="2" w15:restartNumberingAfterBreak="0">
+  <w:abstractNum w:abstractNumId="2" ns2:restartNumberingAfterBreak="0">
     <w:nsid w:val="0B2E0A56"/>
     <w:multiLevelType w:val="hybridMultilevel"/>
     <w:tmpl w:val="5B3C6A58"/>
@@ -10432,7 +10462,7 @@
       </w:pPr>
     </w:lvl>
   </w:abstractNum>
-  <w:abstractNum w:abstractNumId="3" w15:restartNumberingAfterBreak="0">
+  <w:abstractNum w:abstractNumId="3" ns2:restartNumberingAfterBreak="0">
     <w:nsid w:val="0CA0071F"/>
     <w:multiLevelType w:val="hybridMultilevel"/>
     <w:tmpl w:val="E4B21D8E"/>
@@ -10460,7 +10490,7 @@
         <w:ind w:left="2160" w:hanging="360"/>
       </w:pPr>
       <w:rPr>
-        <w:rFonts w:hint="default" w:ascii="Courier New" w:hAnsi="Courier New" w:cs="Courier New"/>
+        <w:rFonts w:hint="default" w:ascii="Times New Roman" w:hAnsi="Times New Roman" w:cs="Times New Roman"/>
       </w:rPr>
     </w:lvl>
     <w:lvl w:ilvl="2" w:tplc="04090005" w:tentative="1">
@@ -10496,7 +10526,7 @@
         <w:ind w:left="4320" w:hanging="360"/>
       </w:pPr>
       <w:rPr>
-        <w:rFonts w:hint="default" w:ascii="Courier New" w:hAnsi="Courier New" w:cs="Courier New"/>
+        <w:rFonts w:hint="default" w:ascii="Times New Roman" w:hAnsi="Times New Roman" w:cs="Times New Roman"/>
       </w:rPr>
     </w:lvl>
     <w:lvl w:ilvl="5" w:tplc="04090005" w:tentative="1">
@@ -10532,7 +10562,7 @@
         <w:ind w:left="6480" w:hanging="360"/>
       </w:pPr>
       <w:rPr>
-        <w:rFonts w:hint="default" w:ascii="Courier New" w:hAnsi="Courier New" w:cs="Courier New"/>
+        <w:rFonts w:hint="default" w:ascii="Times New Roman" w:hAnsi="Times New Roman" w:cs="Times New Roman"/>
       </w:rPr>
     </w:lvl>
     <w:lvl w:ilvl="8" w:tplc="04090005" w:tentative="1">
@@ -10548,7 +10578,7 @@
       </w:rPr>
     </w:lvl>
   </w:abstractNum>
-  <w:abstractNum w:abstractNumId="4" w15:restartNumberingAfterBreak="0">
+  <w:abstractNum w:abstractNumId="4" ns2:restartNumberingAfterBreak="0">
     <w:nsid w:val="13013F3E"/>
     <w:multiLevelType w:val="hybridMultilevel"/>
     <w:tmpl w:val="D70EB2F4"/>
@@ -10634,7 +10664,7 @@
       </w:pPr>
     </w:lvl>
   </w:abstractNum>
-  <w:abstractNum w:abstractNumId="5" w15:restartNumberingAfterBreak="0">
+  <w:abstractNum w:abstractNumId="5" ns2:restartNumberingAfterBreak="0">
     <w:nsid w:val="14122E72"/>
     <w:multiLevelType w:val="singleLevel"/>
     <w:tmpl w:val="B4FE1974"/>
@@ -10650,7 +10680,7 @@
       </w:rPr>
     </w:lvl>
   </w:abstractNum>
-  <w:abstractNum w:abstractNumId="6" w15:restartNumberingAfterBreak="0">
+  <w:abstractNum w:abstractNumId="6" ns2:restartNumberingAfterBreak="0">
     <w:nsid w:val="1848382E"/>
     <w:multiLevelType w:val="hybridMultilevel"/>
     <w:tmpl w:val="7CFAE6B8"/>
@@ -10739,7 +10769,7 @@
       </w:pPr>
     </w:lvl>
   </w:abstractNum>
-  <w:abstractNum w:abstractNumId="7" w15:restartNumberingAfterBreak="0">
+  <w:abstractNum w:abstractNumId="7" ns2:restartNumberingAfterBreak="0">
     <w:nsid w:val="1BBD5482"/>
     <w:multiLevelType w:val="singleLevel"/>
     <w:tmpl w:val="04090017"/>
@@ -10756,7 +10786,7 @@
       </w:rPr>
     </w:lvl>
   </w:abstractNum>
-  <w:abstractNum w:abstractNumId="8" w15:restartNumberingAfterBreak="0">
+  <w:abstractNum w:abstractNumId="8" ns2:restartNumberingAfterBreak="0">
     <w:nsid w:val="1DD07D28"/>
     <w:multiLevelType w:val="hybridMultilevel"/>
     <w:tmpl w:val="59F2FF36"/>
@@ -10842,7 +10872,7 @@
       </w:pPr>
     </w:lvl>
   </w:abstractNum>
-  <w:abstractNum w:abstractNumId="9" w15:restartNumberingAfterBreak="1">
+  <w:abstractNum w:abstractNumId="9" ns2:restartNumberingAfterBreak="1">
     <w:nsid w:val="23047AAD"/>
     <w:multiLevelType w:val="hybridMultilevel"/>
     <w:tmpl w:val="FE2C9350"/>
@@ -10854,7 +10884,7 @@
         <w:ind w:left="720" w:hanging="360"/>
       </w:pPr>
       <w:rPr>
-        <w:rFonts w:hint="default" w:ascii="Times New Roman" w:hAnsi="Times New Roman" w:eastAsia="Calibri" w:cs="Times New Roman"/>
+        <w:rFonts w:hint="default" w:ascii="Times New Roman" w:hAnsi="Times New Roman" w:eastAsia="Times New Roman" w:cs="Times New Roman"/>
       </w:rPr>
     </w:lvl>
     <w:lvl w:ilvl="1" w:tplc="04090003" w:tentative="1">
@@ -10866,7 +10896,7 @@
         <w:ind w:left="1440" w:hanging="360"/>
       </w:pPr>
       <w:rPr>
-        <w:rFonts w:hint="default" w:ascii="Courier New" w:hAnsi="Courier New" w:cs="Courier New"/>
+        <w:rFonts w:hint="default" w:ascii="Times New Roman" w:hAnsi="Times New Roman" w:cs="Times New Roman"/>
       </w:rPr>
     </w:lvl>
     <w:lvl w:ilvl="2" w:tplc="04090005" w:tentative="1">
@@ -10902,7 +10932,7 @@
         <w:ind w:left="3600" w:hanging="360"/>
       </w:pPr>
       <w:rPr>
-        <w:rFonts w:hint="default" w:ascii="Courier New" w:hAnsi="Courier New" w:cs="Courier New"/>
+        <w:rFonts w:hint="default" w:ascii="Times New Roman" w:hAnsi="Times New Roman" w:cs="Times New Roman"/>
       </w:rPr>
     </w:lvl>
     <w:lvl w:ilvl="5" w:tplc="04090005" w:tentative="1">
@@ -10938,7 +10968,7 @@
         <w:ind w:left="5760" w:hanging="360"/>
       </w:pPr>
       <w:rPr>
-        <w:rFonts w:hint="default" w:ascii="Courier New" w:hAnsi="Courier New" w:cs="Courier New"/>
+        <w:rFonts w:hint="default" w:ascii="Times New Roman" w:hAnsi="Times New Roman" w:cs="Times New Roman"/>
       </w:rPr>
     </w:lvl>
     <w:lvl w:ilvl="8" w:tplc="04090005" w:tentative="1">
@@ -10954,7 +10984,7 @@
       </w:rPr>
     </w:lvl>
   </w:abstractNum>
-  <w:abstractNum w:abstractNumId="10" w15:restartNumberingAfterBreak="0">
+  <w:abstractNum w:abstractNumId="10" ns2:restartNumberingAfterBreak="0">
     <w:nsid w:val="279C4759"/>
     <w:multiLevelType w:val="hybridMultilevel"/>
     <w:tmpl w:val="3DE27F6E"/>
@@ -10980,7 +11010,7 @@
         <w:ind w:left="1650" w:hanging="360"/>
       </w:pPr>
       <w:rPr>
-        <w:rFonts w:hint="default" w:ascii="Courier New" w:hAnsi="Courier New" w:cs="Courier New"/>
+        <w:rFonts w:hint="default" w:ascii="Times New Roman" w:hAnsi="Times New Roman" w:cs="Times New Roman"/>
       </w:rPr>
     </w:lvl>
     <w:lvl w:ilvl="2" w:tplc="042A0005" w:tentative="1">
@@ -11016,7 +11046,7 @@
         <w:ind w:left="3810" w:hanging="360"/>
       </w:pPr>
       <w:rPr>
-        <w:rFonts w:hint="default" w:ascii="Courier New" w:hAnsi="Courier New" w:cs="Courier New"/>
+        <w:rFonts w:hint="default" w:ascii="Times New Roman" w:hAnsi="Times New Roman" w:cs="Times New Roman"/>
       </w:rPr>
     </w:lvl>
     <w:lvl w:ilvl="5" w:tplc="042A0005" w:tentative="1">
@@ -11052,7 +11082,7 @@
         <w:ind w:left="5970" w:hanging="360"/>
       </w:pPr>
       <w:rPr>
-        <w:rFonts w:hint="default" w:ascii="Courier New" w:hAnsi="Courier New" w:cs="Courier New"/>
+        <w:rFonts w:hint="default" w:ascii="Times New Roman" w:hAnsi="Times New Roman" w:cs="Times New Roman"/>
       </w:rPr>
     </w:lvl>
     <w:lvl w:ilvl="8" w:tplc="042A0005" w:tentative="1">
@@ -11068,7 +11098,7 @@
       </w:rPr>
     </w:lvl>
   </w:abstractNum>
-  <w:abstractNum w:abstractNumId="11" w15:restartNumberingAfterBreak="1">
+  <w:abstractNum w:abstractNumId="11" ns2:restartNumberingAfterBreak="1">
     <w:nsid w:val="2A831F02"/>
     <w:multiLevelType w:val="hybridMultilevel"/>
     <w:tmpl w:val="A07A0446"/>
@@ -11080,7 +11110,7 @@
         <w:ind w:left="720" w:hanging="360"/>
       </w:pPr>
       <w:rPr>
-        <w:rFonts w:hint="default" w:ascii="Times New Roman" w:hAnsi="Times New Roman" w:eastAsia="Calibri" w:cs="Times New Roman"/>
+        <w:rFonts w:hint="default" w:ascii="Times New Roman" w:hAnsi="Times New Roman" w:eastAsia="Times New Roman" w:cs="Times New Roman"/>
       </w:rPr>
     </w:lvl>
     <w:lvl w:ilvl="1" w:tplc="04090003" w:tentative="1">
@@ -11092,7 +11122,7 @@
         <w:ind w:left="1440" w:hanging="360"/>
       </w:pPr>
       <w:rPr>
-        <w:rFonts w:hint="default" w:ascii="Courier New" w:hAnsi="Courier New" w:cs="Courier New"/>
+        <w:rFonts w:hint="default" w:ascii="Times New Roman" w:hAnsi="Times New Roman" w:cs="Times New Roman"/>
       </w:rPr>
     </w:lvl>
     <w:lvl w:ilvl="2" w:tplc="04090005" w:tentative="1">
@@ -11128,7 +11158,7 @@
         <w:ind w:left="3600" w:hanging="360"/>
       </w:pPr>
       <w:rPr>
-        <w:rFonts w:hint="default" w:ascii="Courier New" w:hAnsi="Courier New" w:cs="Courier New"/>
+        <w:rFonts w:hint="default" w:ascii="Times New Roman" w:hAnsi="Times New Roman" w:cs="Times New Roman"/>
       </w:rPr>
     </w:lvl>
     <w:lvl w:ilvl="5" w:tplc="04090005" w:tentative="1">
@@ -11164,7 +11194,7 @@
         <w:ind w:left="5760" w:hanging="360"/>
       </w:pPr>
       <w:rPr>
-        <w:rFonts w:hint="default" w:ascii="Courier New" w:hAnsi="Courier New" w:cs="Courier New"/>
+        <w:rFonts w:hint="default" w:ascii="Times New Roman" w:hAnsi="Times New Roman" w:cs="Times New Roman"/>
       </w:rPr>
     </w:lvl>
     <w:lvl w:ilvl="8" w:tplc="04090005" w:tentative="1">
@@ -11180,7 +11210,7 @@
       </w:rPr>
     </w:lvl>
   </w:abstractNum>
-  <w:abstractNum w:abstractNumId="12" w15:restartNumberingAfterBreak="0">
+  <w:abstractNum w:abstractNumId="12" ns2:restartNumberingAfterBreak="0">
     <w:nsid w:val="2AB51769"/>
     <w:multiLevelType w:val="hybridMultilevel"/>
     <w:tmpl w:val="953EEF16"/>
@@ -11208,7 +11238,7 @@
         <w:ind w:left="2160" w:hanging="360"/>
       </w:pPr>
       <w:rPr>
-        <w:rFonts w:hint="default" w:ascii="Courier New" w:hAnsi="Courier New" w:cs="Courier New"/>
+        <w:rFonts w:hint="default" w:ascii="Times New Roman" w:hAnsi="Times New Roman" w:cs="Times New Roman"/>
       </w:rPr>
     </w:lvl>
     <w:lvl w:ilvl="2" w:tplc="04090005" w:tentative="1">
@@ -11244,7 +11274,7 @@
         <w:ind w:left="4320" w:hanging="360"/>
       </w:pPr>
       <w:rPr>
-        <w:rFonts w:hint="default" w:ascii="Courier New" w:hAnsi="Courier New" w:cs="Courier New"/>
+        <w:rFonts w:hint="default" w:ascii="Times New Roman" w:hAnsi="Times New Roman" w:cs="Times New Roman"/>
       </w:rPr>
     </w:lvl>
     <w:lvl w:ilvl="5" w:tplc="04090005" w:tentative="1">
@@ -11280,7 +11310,7 @@
         <w:ind w:left="6480" w:hanging="360"/>
       </w:pPr>
       <w:rPr>
-        <w:rFonts w:hint="default" w:ascii="Courier New" w:hAnsi="Courier New" w:cs="Courier New"/>
+        <w:rFonts w:hint="default" w:ascii="Times New Roman" w:hAnsi="Times New Roman" w:cs="Times New Roman"/>
       </w:rPr>
     </w:lvl>
     <w:lvl w:ilvl="8" w:tplc="04090005" w:tentative="1">
@@ -11296,7 +11326,7 @@
       </w:rPr>
     </w:lvl>
   </w:abstractNum>
-  <w:abstractNum w:abstractNumId="13" w15:restartNumberingAfterBreak="0">
+  <w:abstractNum w:abstractNumId="13" ns2:restartNumberingAfterBreak="0">
     <w:nsid w:val="32BC1EAD"/>
     <w:multiLevelType w:val="hybridMultilevel"/>
     <w:tmpl w:val="995871E4"/>
@@ -11320,7 +11350,7 @@
         <w:ind w:left="1647" w:hanging="360"/>
       </w:pPr>
       <w:rPr>
-        <w:rFonts w:hint="default" w:ascii="Courier New" w:hAnsi="Courier New" w:cs="Courier New"/>
+        <w:rFonts w:hint="default" w:ascii="Times New Roman" w:hAnsi="Times New Roman" w:cs="Times New Roman"/>
       </w:rPr>
     </w:lvl>
     <w:lvl w:ilvl="2" w:tplc="04090005">
@@ -11356,7 +11386,7 @@
         <w:ind w:left="3807" w:hanging="360"/>
       </w:pPr>
       <w:rPr>
-        <w:rFonts w:hint="default" w:ascii="Courier New" w:hAnsi="Courier New" w:cs="Courier New"/>
+        <w:rFonts w:hint="default" w:ascii="Times New Roman" w:hAnsi="Times New Roman" w:cs="Times New Roman"/>
       </w:rPr>
     </w:lvl>
     <w:lvl w:ilvl="5" w:tplc="04090005" w:tentative="1">
@@ -11392,7 +11422,7 @@
         <w:ind w:left="5967" w:hanging="360"/>
       </w:pPr>
       <w:rPr>
-        <w:rFonts w:hint="default" w:ascii="Courier New" w:hAnsi="Courier New" w:cs="Courier New"/>
+        <w:rFonts w:hint="default" w:ascii="Times New Roman" w:hAnsi="Times New Roman" w:cs="Times New Roman"/>
       </w:rPr>
     </w:lvl>
     <w:lvl w:ilvl="8" w:tplc="04090005" w:tentative="1">
@@ -11408,7 +11438,7 @@
       </w:rPr>
     </w:lvl>
   </w:abstractNum>
-  <w:abstractNum w:abstractNumId="14" w15:restartNumberingAfterBreak="0">
+  <w:abstractNum w:abstractNumId="14" ns2:restartNumberingAfterBreak="0">
     <w:nsid w:val="33BA3609"/>
     <w:multiLevelType w:val="hybridMultilevel"/>
     <w:tmpl w:val="367ED3A0"/>
@@ -11497,7 +11527,7 @@
       </w:pPr>
     </w:lvl>
   </w:abstractNum>
-  <w:abstractNum w:abstractNumId="15" w15:restartNumberingAfterBreak="0">
+  <w:abstractNum w:abstractNumId="15" ns2:restartNumberingAfterBreak="0">
     <w:nsid w:val="34D45936"/>
     <w:multiLevelType w:val="hybridMultilevel"/>
     <w:tmpl w:val="E84AF87A"/>
@@ -11521,7 +11551,7 @@
         <w:ind w:left="2007" w:hanging="360"/>
       </w:pPr>
       <w:rPr>
-        <w:rFonts w:hint="default" w:ascii="Courier New" w:hAnsi="Courier New" w:cs="Courier New"/>
+        <w:rFonts w:hint="default" w:ascii="Times New Roman" w:hAnsi="Times New Roman" w:cs="Times New Roman"/>
       </w:rPr>
     </w:lvl>
     <w:lvl w:ilvl="2" w:tplc="04090005" w:tentative="1">
@@ -11557,7 +11587,7 @@
         <w:ind w:left="4167" w:hanging="360"/>
       </w:pPr>
       <w:rPr>
-        <w:rFonts w:hint="default" w:ascii="Courier New" w:hAnsi="Courier New" w:cs="Courier New"/>
+        <w:rFonts w:hint="default" w:ascii="Times New Roman" w:hAnsi="Times New Roman" w:cs="Times New Roman"/>
       </w:rPr>
     </w:lvl>
     <w:lvl w:ilvl="5" w:tplc="04090005" w:tentative="1">
@@ -11593,7 +11623,7 @@
         <w:ind w:left="6327" w:hanging="360"/>
       </w:pPr>
       <w:rPr>
-        <w:rFonts w:hint="default" w:ascii="Courier New" w:hAnsi="Courier New" w:cs="Courier New"/>
+        <w:rFonts w:hint="default" w:ascii="Times New Roman" w:hAnsi="Times New Roman" w:cs="Times New Roman"/>
       </w:rPr>
     </w:lvl>
     <w:lvl w:ilvl="8" w:tplc="04090005" w:tentative="1">
@@ -11609,7 +11639,7 @@
       </w:rPr>
     </w:lvl>
   </w:abstractNum>
-  <w:abstractNum w:abstractNumId="16" w15:restartNumberingAfterBreak="1">
+  <w:abstractNum w:abstractNumId="16" ns2:restartNumberingAfterBreak="1">
     <w:nsid w:val="3ABC7C3F"/>
     <w:multiLevelType w:val="hybridMultilevel"/>
     <w:tmpl w:val="3E6C4138"/>
@@ -11634,7 +11664,7 @@
         <w:ind w:left="1440" w:hanging="360"/>
       </w:pPr>
       <w:rPr>
-        <w:rFonts w:hint="default" w:ascii="Courier New" w:hAnsi="Courier New" w:cs="Courier New"/>
+        <w:rFonts w:hint="default" w:ascii="Times New Roman" w:hAnsi="Times New Roman" w:cs="Times New Roman"/>
       </w:rPr>
     </w:lvl>
     <w:lvl w:ilvl="2" w:tplc="042A0005" w:tentative="1">
@@ -11670,7 +11700,7 @@
         <w:ind w:left="3600" w:hanging="360"/>
       </w:pPr>
       <w:rPr>
-        <w:rFonts w:hint="default" w:ascii="Courier New" w:hAnsi="Courier New" w:cs="Courier New"/>
+        <w:rFonts w:hint="default" w:ascii="Times New Roman" w:hAnsi="Times New Roman" w:cs="Times New Roman"/>
       </w:rPr>
     </w:lvl>
     <w:lvl w:ilvl="5" w:tplc="042A0005" w:tentative="1">
@@ -11706,7 +11736,7 @@
         <w:ind w:left="5760" w:hanging="360"/>
       </w:pPr>
       <w:rPr>
-        <w:rFonts w:hint="default" w:ascii="Courier New" w:hAnsi="Courier New" w:cs="Courier New"/>
+        <w:rFonts w:hint="default" w:ascii="Times New Roman" w:hAnsi="Times New Roman" w:cs="Times New Roman"/>
       </w:rPr>
     </w:lvl>
     <w:lvl w:ilvl="8" w:tplc="042A0005" w:tentative="1">
@@ -11722,7 +11752,7 @@
       </w:rPr>
     </w:lvl>
   </w:abstractNum>
-  <w:abstractNum w:abstractNumId="17" w15:restartNumberingAfterBreak="0">
+  <w:abstractNum w:abstractNumId="17" ns2:restartNumberingAfterBreak="0">
     <w:nsid w:val="3E516004"/>
     <w:multiLevelType w:val="hybridMultilevel"/>
     <w:tmpl w:val="DAE894E8"/>
@@ -11749,7 +11779,7 @@
         <w:ind w:left="1440" w:hanging="360"/>
       </w:pPr>
       <w:rPr>
-        <w:rFonts w:hint="default" w:ascii="Courier New" w:hAnsi="Courier New"/>
+        <w:rFonts w:hint="default" w:ascii="Times New Roman" w:hAnsi="Times New Roman"/>
       </w:rPr>
     </w:lvl>
     <w:lvl w:ilvl="2" w:tplc="04090005">
@@ -11794,7 +11824,7 @@
         <w:ind w:left="3600" w:hanging="360"/>
       </w:pPr>
       <w:rPr>
-        <w:rFonts w:hint="default" w:ascii="Courier New" w:hAnsi="Courier New"/>
+        <w:rFonts w:hint="default" w:ascii="Times New Roman" w:hAnsi="Times New Roman"/>
       </w:rPr>
     </w:lvl>
     <w:lvl w:ilvl="5" w:tplc="04090005">
@@ -11839,7 +11869,7 @@
         <w:ind w:left="5760" w:hanging="360"/>
       </w:pPr>
       <w:rPr>
-        <w:rFonts w:hint="default" w:ascii="Courier New" w:hAnsi="Courier New"/>
+        <w:rFonts w:hint="default" w:ascii="Times New Roman" w:hAnsi="Times New Roman"/>
       </w:rPr>
     </w:lvl>
     <w:lvl w:ilvl="8" w:tplc="04090005">
@@ -11858,7 +11888,7 @@
       </w:rPr>
     </w:lvl>
   </w:abstractNum>
-  <w:abstractNum w:abstractNumId="18" w15:restartNumberingAfterBreak="0">
+  <w:abstractNum w:abstractNumId="18" ns2:restartNumberingAfterBreak="0">
     <w:nsid w:val="44372208"/>
     <w:multiLevelType w:val="hybridMultilevel"/>
     <w:tmpl w:val="AF607D3E"/>
@@ -11947,7 +11977,7 @@
       </w:pPr>
     </w:lvl>
   </w:abstractNum>
-  <w:abstractNum w:abstractNumId="19" w15:restartNumberingAfterBreak="1">
+  <w:abstractNum w:abstractNumId="19" ns2:restartNumberingAfterBreak="1">
     <w:nsid w:val="4497278A"/>
     <w:multiLevelType w:val="hybridMultilevel"/>
     <w:tmpl w:val="4894CB04"/>
@@ -11972,7 +12002,7 @@
         <w:ind w:left="2160" w:hanging="360"/>
       </w:pPr>
       <w:rPr>
-        <w:rFonts w:hint="default" w:ascii="Courier New" w:hAnsi="Courier New" w:cs="Courier New"/>
+        <w:rFonts w:hint="default" w:ascii="Times New Roman" w:hAnsi="Times New Roman" w:cs="Times New Roman"/>
       </w:rPr>
     </w:lvl>
     <w:lvl w:ilvl="2" w:tplc="04090005" w:tentative="1">
@@ -12008,7 +12038,7 @@
         <w:ind w:left="4320" w:hanging="360"/>
       </w:pPr>
       <w:rPr>
-        <w:rFonts w:hint="default" w:ascii="Courier New" w:hAnsi="Courier New" w:cs="Courier New"/>
+        <w:rFonts w:hint="default" w:ascii="Times New Roman" w:hAnsi="Times New Roman" w:cs="Times New Roman"/>
       </w:rPr>
     </w:lvl>
     <w:lvl w:ilvl="5" w:tplc="04090005" w:tentative="1">
@@ -12044,7 +12074,7 @@
         <w:ind w:left="6480" w:hanging="360"/>
       </w:pPr>
       <w:rPr>
-        <w:rFonts w:hint="default" w:ascii="Courier New" w:hAnsi="Courier New" w:cs="Courier New"/>
+        <w:rFonts w:hint="default" w:ascii="Times New Roman" w:hAnsi="Times New Roman" w:cs="Times New Roman"/>
       </w:rPr>
     </w:lvl>
     <w:lvl w:ilvl="8" w:tplc="04090005" w:tentative="1">
@@ -12060,7 +12090,7 @@
       </w:rPr>
     </w:lvl>
   </w:abstractNum>
-  <w:abstractNum w:abstractNumId="20" w15:restartNumberingAfterBreak="1">
+  <w:abstractNum w:abstractNumId="20" ns2:restartNumberingAfterBreak="1">
     <w:nsid w:val="46EB5FCF"/>
     <w:multiLevelType w:val="hybridMultilevel"/>
     <w:tmpl w:val="8EF49AB0"/>
@@ -12072,7 +12102,7 @@
         <w:ind w:left="720" w:hanging="360"/>
       </w:pPr>
       <w:rPr>
-        <w:rFonts w:hint="default" w:ascii="Times New Roman" w:hAnsi="Times New Roman" w:eastAsia="Calibri" w:cs="Times New Roman"/>
+        <w:rFonts w:hint="default" w:ascii="Times New Roman" w:hAnsi="Times New Roman" w:eastAsia="Times New Roman" w:cs="Times New Roman"/>
       </w:rPr>
     </w:lvl>
     <w:lvl w:ilvl="1" w:tplc="04090003" w:tentative="1">
@@ -12084,7 +12114,7 @@
         <w:ind w:left="1440" w:hanging="360"/>
       </w:pPr>
       <w:rPr>
-        <w:rFonts w:hint="default" w:ascii="Courier New" w:hAnsi="Courier New" w:cs="Courier New"/>
+        <w:rFonts w:hint="default" w:ascii="Times New Roman" w:hAnsi="Times New Roman" w:cs="Times New Roman"/>
       </w:rPr>
     </w:lvl>
     <w:lvl w:ilvl="2" w:tplc="04090005" w:tentative="1">
@@ -12120,7 +12150,7 @@
         <w:ind w:left="3600" w:hanging="360"/>
       </w:pPr>
       <w:rPr>
-        <w:rFonts w:hint="default" w:ascii="Courier New" w:hAnsi="Courier New" w:cs="Courier New"/>
+        <w:rFonts w:hint="default" w:ascii="Times New Roman" w:hAnsi="Times New Roman" w:cs="Times New Roman"/>
       </w:rPr>
     </w:lvl>
     <w:lvl w:ilvl="5" w:tplc="04090005" w:tentative="1">
@@ -12156,7 +12186,7 @@
         <w:ind w:left="5760" w:hanging="360"/>
       </w:pPr>
       <w:rPr>
-        <w:rFonts w:hint="default" w:ascii="Courier New" w:hAnsi="Courier New" w:cs="Courier New"/>
+        <w:rFonts w:hint="default" w:ascii="Times New Roman" w:hAnsi="Times New Roman" w:cs="Times New Roman"/>
       </w:rPr>
     </w:lvl>
     <w:lvl w:ilvl="8" w:tplc="04090005" w:tentative="1">
@@ -12172,7 +12202,7 @@
       </w:rPr>
     </w:lvl>
   </w:abstractNum>
-  <w:abstractNum w:abstractNumId="21" w15:restartNumberingAfterBreak="0">
+  <w:abstractNum w:abstractNumId="21" ns2:restartNumberingAfterBreak="0">
     <w:nsid w:val="48744155"/>
     <w:multiLevelType w:val="hybridMultilevel"/>
     <w:tmpl w:val="CCDA47EE"/>
@@ -12261,7 +12291,7 @@
       </w:pPr>
     </w:lvl>
   </w:abstractNum>
-  <w:abstractNum w:abstractNumId="22" w15:restartNumberingAfterBreak="0">
+  <w:abstractNum w:abstractNumId="22" ns2:restartNumberingAfterBreak="0">
     <w:nsid w:val="54655F72"/>
     <w:multiLevelType w:val="hybridMultilevel"/>
     <w:tmpl w:val="E8940FB2"/>
@@ -12274,7 +12304,7 @@
         <w:ind w:left="1080" w:hanging="360"/>
       </w:pPr>
       <w:rPr>
-        <w:rFonts w:hint="default" w:cs="Cambria"/>
+        <w:rFonts w:hint="default" w:cs="Times New Roman"/>
       </w:rPr>
     </w:lvl>
     <w:lvl w:ilvl="1" w:tplc="08090019" w:tentative="1">
@@ -12350,7 +12380,7 @@
       </w:pPr>
     </w:lvl>
   </w:abstractNum>
-  <w:abstractNum w:abstractNumId="23" w15:restartNumberingAfterBreak="1">
+  <w:abstractNum w:abstractNumId="23" ns2:restartNumberingAfterBreak="1">
     <w:nsid w:val="552E0C18"/>
     <w:multiLevelType w:val="hybridMultilevel"/>
     <w:tmpl w:val="41387210"/>
@@ -12374,7 +12404,7 @@
         <w:ind w:left="1440" w:hanging="360"/>
       </w:pPr>
       <w:rPr>
-        <w:rFonts w:hint="default" w:ascii="Courier New" w:hAnsi="Courier New" w:cs="Courier New"/>
+        <w:rFonts w:hint="default" w:ascii="Times New Roman" w:hAnsi="Times New Roman" w:cs="Times New Roman"/>
       </w:rPr>
     </w:lvl>
     <w:lvl w:ilvl="2" w:tplc="042A0005" w:tentative="1">
@@ -12410,7 +12440,7 @@
         <w:ind w:left="3600" w:hanging="360"/>
       </w:pPr>
       <w:rPr>
-        <w:rFonts w:hint="default" w:ascii="Courier New" w:hAnsi="Courier New" w:cs="Courier New"/>
+        <w:rFonts w:hint="default" w:ascii="Times New Roman" w:hAnsi="Times New Roman" w:cs="Times New Roman"/>
       </w:rPr>
     </w:lvl>
     <w:lvl w:ilvl="5" w:tplc="042A0005" w:tentative="1">
@@ -12446,7 +12476,7 @@
         <w:ind w:left="5760" w:hanging="360"/>
       </w:pPr>
       <w:rPr>
-        <w:rFonts w:hint="default" w:ascii="Courier New" w:hAnsi="Courier New" w:cs="Courier New"/>
+        <w:rFonts w:hint="default" w:ascii="Times New Roman" w:hAnsi="Times New Roman" w:cs="Times New Roman"/>
       </w:rPr>
     </w:lvl>
     <w:lvl w:ilvl="8" w:tplc="042A0005" w:tentative="1">
@@ -12462,7 +12492,7 @@
       </w:rPr>
     </w:lvl>
   </w:abstractNum>
-  <w:abstractNum w:abstractNumId="24" w15:restartNumberingAfterBreak="0">
+  <w:abstractNum w:abstractNumId="24" ns2:restartNumberingAfterBreak="0">
     <w:nsid w:val="5A5A0438"/>
     <w:multiLevelType w:val="hybridMultilevel"/>
     <w:tmpl w:val="1374BBDE"/>
@@ -12551,7 +12581,7 @@
       </w:pPr>
     </w:lvl>
   </w:abstractNum>
-  <w:abstractNum w:abstractNumId="25" w15:restartNumberingAfterBreak="1">
+  <w:abstractNum w:abstractNumId="25" ns2:restartNumberingAfterBreak="1">
     <w:nsid w:val="5EEF4AC5"/>
     <w:multiLevelType w:val="hybridMultilevel"/>
     <w:tmpl w:val="C3EE2296"/>
@@ -12573,7 +12603,7 @@
         <w:ind w:left="1440" w:hanging="360"/>
       </w:pPr>
       <w:rPr>
-        <w:rFonts w:hint="default" w:ascii="Courier New" w:hAnsi="Courier New" w:cs="Courier New"/>
+        <w:rFonts w:hint="default" w:ascii="Times New Roman" w:hAnsi="Times New Roman" w:cs="Times New Roman"/>
       </w:rPr>
     </w:lvl>
     <w:lvl w:ilvl="2" w:tplc="04090005" w:tentative="1">
@@ -12609,7 +12639,7 @@
         <w:ind w:left="3600" w:hanging="360"/>
       </w:pPr>
       <w:rPr>
-        <w:rFonts w:hint="default" w:ascii="Courier New" w:hAnsi="Courier New" w:cs="Courier New"/>
+        <w:rFonts w:hint="default" w:ascii="Times New Roman" w:hAnsi="Times New Roman" w:cs="Times New Roman"/>
       </w:rPr>
     </w:lvl>
     <w:lvl w:ilvl="5" w:tplc="04090005" w:tentative="1">
@@ -12645,7 +12675,7 @@
         <w:ind w:left="5760" w:hanging="360"/>
       </w:pPr>
       <w:rPr>
-        <w:rFonts w:hint="default" w:ascii="Courier New" w:hAnsi="Courier New" w:cs="Courier New"/>
+        <w:rFonts w:hint="default" w:ascii="Times New Roman" w:hAnsi="Times New Roman" w:cs="Times New Roman"/>
       </w:rPr>
     </w:lvl>
     <w:lvl w:ilvl="8" w:tplc="04090005" w:tentative="1">
@@ -12661,7 +12691,7 @@
       </w:rPr>
     </w:lvl>
   </w:abstractNum>
-  <w:abstractNum w:abstractNumId="26" w15:restartNumberingAfterBreak="0">
+  <w:abstractNum w:abstractNumId="26" ns2:restartNumberingAfterBreak="0">
     <w:nsid w:val="5F2B3DE3"/>
     <w:multiLevelType w:val="hybridMultilevel"/>
     <w:tmpl w:val="9238102A"/>
@@ -12750,7 +12780,7 @@
       </w:pPr>
     </w:lvl>
   </w:abstractNum>
-  <w:abstractNum w:abstractNumId="27" w15:restartNumberingAfterBreak="0">
+  <w:abstractNum w:abstractNumId="27" ns2:restartNumberingAfterBreak="0">
     <w:nsid w:val="62A476FB"/>
     <w:multiLevelType w:val="multilevel"/>
     <w:tmpl w:val="7FD8F6FE"/>
@@ -12863,7 +12893,7 @@
       </w:rPr>
     </w:lvl>
   </w:abstractNum>
-  <w:abstractNum w:abstractNumId="28" w15:restartNumberingAfterBreak="0">
+  <w:abstractNum w:abstractNumId="28" ns2:restartNumberingAfterBreak="0">
     <w:nsid w:val="62DD7673"/>
     <w:multiLevelType w:val="hybridMultilevel"/>
     <w:tmpl w:val="6A54B67E"/>
@@ -12952,7 +12982,7 @@
       </w:pPr>
     </w:lvl>
   </w:abstractNum>
-  <w:abstractNum w:abstractNumId="29" w15:restartNumberingAfterBreak="0">
+  <w:abstractNum w:abstractNumId="29" ns2:restartNumberingAfterBreak="0">
     <w:nsid w:val="695477B5"/>
     <w:multiLevelType w:val="hybridMultilevel"/>
     <w:tmpl w:val="E384D5E6"/>
@@ -13074,7 +13104,7 @@
       </w:pPr>
     </w:lvl>
   </w:abstractNum>
-  <w:abstractNum w:abstractNumId="30" w15:restartNumberingAfterBreak="0">
+  <w:abstractNum w:abstractNumId="30" ns2:restartNumberingAfterBreak="0">
     <w:nsid w:val="6C986267"/>
     <w:multiLevelType w:val="hybridMultilevel"/>
     <w:tmpl w:val="EB1083BC"/>
@@ -13163,7 +13193,7 @@
       </w:pPr>
     </w:lvl>
   </w:abstractNum>
-  <w:abstractNum w:abstractNumId="31" w15:restartNumberingAfterBreak="0">
+  <w:abstractNum w:abstractNumId="31" ns2:restartNumberingAfterBreak="0">
     <w:nsid w:val="757D0774"/>
     <w:multiLevelType w:val="hybridMultilevel"/>
     <w:tmpl w:val="8DAA23D6"/>
@@ -13254,7 +13284,7 @@
       </w:pPr>
     </w:lvl>
   </w:abstractNum>
-  <w:abstractNum w:abstractNumId="32" w15:restartNumberingAfterBreak="1">
+  <w:abstractNum w:abstractNumId="32" ns2:restartNumberingAfterBreak="1">
     <w:nsid w:val="75A9250A"/>
     <w:multiLevelType w:val="hybridMultilevel"/>
     <w:tmpl w:val="4BEE64A0"/>
@@ -13266,7 +13296,7 @@
         <w:ind w:left="720" w:hanging="360"/>
       </w:pPr>
       <w:rPr>
-        <w:rFonts w:hint="default" w:ascii="Times New Roman" w:hAnsi="Times New Roman" w:eastAsia="Calibri" w:cs="Times New Roman"/>
+        <w:rFonts w:hint="default" w:ascii="Times New Roman" w:hAnsi="Times New Roman" w:eastAsia="Times New Roman" w:cs="Times New Roman"/>
       </w:rPr>
     </w:lvl>
     <w:lvl w:ilvl="1" w:tplc="04090003" w:tentative="1">
@@ -13278,7 +13308,7 @@
         <w:ind w:left="1440" w:hanging="360"/>
       </w:pPr>
       <w:rPr>
-        <w:rFonts w:hint="default" w:ascii="Courier New" w:hAnsi="Courier New" w:cs="Courier New"/>
+        <w:rFonts w:hint="default" w:ascii="Times New Roman" w:hAnsi="Times New Roman" w:cs="Times New Roman"/>
       </w:rPr>
     </w:lvl>
     <w:lvl w:ilvl="2" w:tplc="04090005" w:tentative="1">
@@ -13314,7 +13344,7 @@
         <w:ind w:left="3600" w:hanging="360"/>
       </w:pPr>
       <w:rPr>
-        <w:rFonts w:hint="default" w:ascii="Courier New" w:hAnsi="Courier New" w:cs="Courier New"/>
+        <w:rFonts w:hint="default" w:ascii="Times New Roman" w:hAnsi="Times New Roman" w:cs="Times New Roman"/>
       </w:rPr>
     </w:lvl>
     <w:lvl w:ilvl="5" w:tplc="04090005" w:tentative="1">
@@ -13350,7 +13380,7 @@
         <w:ind w:left="5760" w:hanging="360"/>
       </w:pPr>
       <w:rPr>
-        <w:rFonts w:hint="default" w:ascii="Courier New" w:hAnsi="Courier New" w:cs="Courier New"/>
+        <w:rFonts w:hint="default" w:ascii="Times New Roman" w:hAnsi="Times New Roman" w:cs="Times New Roman"/>
       </w:rPr>
     </w:lvl>
     <w:lvl w:ilvl="8" w:tplc="04090005" w:tentative="1">
@@ -13366,7 +13396,7 @@
       </w:rPr>
     </w:lvl>
   </w:abstractNum>
-  <w:abstractNum w:abstractNumId="33" w15:restartNumberingAfterBreak="0">
+  <w:abstractNum w:abstractNumId="33" ns2:restartNumberingAfterBreak="0">
     <w:nsid w:val="7CEE7CC2"/>
     <w:multiLevelType w:val="hybridMultilevel"/>
     <w:tmpl w:val="DBA2637E"/>
@@ -13452,7 +13482,7 @@
       </w:pPr>
     </w:lvl>
   </w:abstractNum>
-  <w:abstractNum w:abstractNumId="34" w15:restartNumberingAfterBreak="0">
+  <w:abstractNum w:abstractNumId="34" ns2:restartNumberingAfterBreak="0">
     <w:nsid w:val="7DDB1E69"/>
     <w:multiLevelType w:val="multilevel"/>
     <w:tmpl w:val="6262E7BE"/>
@@ -13480,7 +13510,7 @@
         <w:ind w:left="1440" w:hanging="360"/>
       </w:pPr>
       <w:rPr>
-        <w:rFonts w:hint="default" w:ascii="Courier New" w:hAnsi="Courier New"/>
+        <w:rFonts w:hint="default" w:ascii="Times New Roman" w:hAnsi="Times New Roman"/>
       </w:rPr>
     </w:lvl>
     <w:lvl w:ilvl="2">
@@ -13525,7 +13555,7 @@
         <w:ind w:left="3600" w:hanging="360"/>
       </w:pPr>
       <w:rPr>
-        <w:rFonts w:hint="default" w:ascii="Courier New" w:hAnsi="Courier New"/>
+        <w:rFonts w:hint="default" w:ascii="Times New Roman" w:hAnsi="Times New Roman"/>
       </w:rPr>
     </w:lvl>
     <w:lvl w:ilvl="5">
@@ -13570,7 +13600,7 @@
         <w:ind w:left="5760" w:hanging="360"/>
       </w:pPr>
       <w:rPr>
-        <w:rFonts w:hint="default" w:ascii="Courier New" w:hAnsi="Courier New"/>
+        <w:rFonts w:hint="default" w:ascii="Times New Roman" w:hAnsi="Times New Roman"/>
       </w:rPr>
     </w:lvl>
     <w:lvl w:ilvl="8">
@@ -13589,125 +13619,125 @@
       </w:rPr>
     </w:lvl>
   </w:abstractNum>
-  <w:num w:numId="1" w16cid:durableId="516580457">
+  <w:num w:numId="1" ns3:durableId="516580457">
     <w:abstractNumId w:val="20"/>
   </w:num>
-  <w:num w:numId="2" w16cid:durableId="1583295607">
+  <w:num w:numId="2" ns3:durableId="1583295607">
     <w:abstractNumId w:val="16"/>
   </w:num>
-  <w:num w:numId="3" w16cid:durableId="999385350">
+  <w:num w:numId="3" ns3:durableId="999385350">
     <w:abstractNumId w:val="23"/>
   </w:num>
-  <w:num w:numId="4" w16cid:durableId="261382754">
+  <w:num w:numId="4" ns3:durableId="261382754">
     <w:abstractNumId w:val="25"/>
   </w:num>
-  <w:num w:numId="5" w16cid:durableId="174656202">
+  <w:num w:numId="5" ns3:durableId="174656202">
     <w:abstractNumId w:val="19"/>
   </w:num>
-  <w:num w:numId="6" w16cid:durableId="474835671">
+  <w:num w:numId="6" ns3:durableId="474835671">
     <w:abstractNumId w:val="32"/>
   </w:num>
-  <w:num w:numId="7" w16cid:durableId="1732076110">
+  <w:num w:numId="7" ns3:durableId="1732076110">
     <w:abstractNumId w:val="1"/>
   </w:num>
-  <w:num w:numId="8" w16cid:durableId="697698515">
+  <w:num w:numId="8" ns3:durableId="697698515">
     <w:abstractNumId w:val="11"/>
   </w:num>
-  <w:num w:numId="9" w16cid:durableId="1003900214">
+  <w:num w:numId="9" ns3:durableId="1003900214">
     <w:abstractNumId w:val="9"/>
   </w:num>
-  <w:num w:numId="10" w16cid:durableId="688944153">
+  <w:num w:numId="10" ns3:durableId="688944153">
     <w:abstractNumId w:val="33"/>
   </w:num>
-  <w:num w:numId="11" w16cid:durableId="192620974">
+  <w:num w:numId="11" ns3:durableId="192620974">
     <w:abstractNumId w:val="28"/>
   </w:num>
-  <w:num w:numId="12" w16cid:durableId="2019769905">
+  <w:num w:numId="12" ns3:durableId="2019769905">
     <w:abstractNumId w:val="2"/>
   </w:num>
-  <w:num w:numId="13" w16cid:durableId="144781499">
+  <w:num w:numId="13" ns3:durableId="144781499">
     <w:abstractNumId w:val="3"/>
   </w:num>
-  <w:num w:numId="14" w16cid:durableId="112478074">
+  <w:num w:numId="14" ns3:durableId="112478074">
     <w:abstractNumId w:val="12"/>
   </w:num>
-  <w:num w:numId="15" w16cid:durableId="527454278">
+  <w:num w:numId="15" ns3:durableId="527454278">
     <w:abstractNumId w:val="13"/>
   </w:num>
-  <w:num w:numId="16" w16cid:durableId="531920216">
+  <w:num w:numId="16" ns3:durableId="531920216">
     <w:abstractNumId w:val="15"/>
   </w:num>
-  <w:num w:numId="17" w16cid:durableId="1974678975">
+  <w:num w:numId="17" ns3:durableId="1974678975">
     <w:abstractNumId w:val="10"/>
   </w:num>
-  <w:num w:numId="18" w16cid:durableId="351076437">
+  <w:num w:numId="18" ns3:durableId="351076437">
     <w:abstractNumId w:val="22"/>
   </w:num>
-  <w:num w:numId="19" w16cid:durableId="551817322">
+  <w:num w:numId="19" ns3:durableId="551817322">
     <w:abstractNumId w:val="24"/>
   </w:num>
-  <w:num w:numId="20" w16cid:durableId="1961956902">
+  <w:num w:numId="20" ns3:durableId="1961956902">
     <w:abstractNumId w:val="31"/>
   </w:num>
-  <w:num w:numId="21" w16cid:durableId="1875078512">
+  <w:num w:numId="21" ns3:durableId="1875078512">
     <w:abstractNumId w:val="21"/>
   </w:num>
-  <w:num w:numId="22" w16cid:durableId="1431242381">
+  <w:num w:numId="22" ns3:durableId="1431242381">
     <w:abstractNumId w:val="30"/>
   </w:num>
-  <w:num w:numId="23" w16cid:durableId="191263435">
+  <w:num w:numId="23" ns3:durableId="191263435">
     <w:abstractNumId w:val="26"/>
   </w:num>
-  <w:num w:numId="24" w16cid:durableId="1204824063">
+  <w:num w:numId="24" ns3:durableId="1204824063">
     <w:abstractNumId w:val="14"/>
   </w:num>
-  <w:num w:numId="25" w16cid:durableId="1202979813">
+  <w:num w:numId="25" ns3:durableId="1202979813">
     <w:abstractNumId w:val="5"/>
   </w:num>
-  <w:num w:numId="26" w16cid:durableId="1045369669">
+  <w:num w:numId="26" ns3:durableId="1045369669">
     <w:abstractNumId w:val="0"/>
   </w:num>
-  <w:num w:numId="27" w16cid:durableId="846557400">
+  <w:num w:numId="27" ns3:durableId="846557400">
     <w:abstractNumId w:val="4"/>
   </w:num>
-  <w:num w:numId="28" w16cid:durableId="847905950">
+  <w:num w:numId="28" ns3:durableId="847905950">
     <w:abstractNumId w:val="18"/>
   </w:num>
-  <w:num w:numId="29" w16cid:durableId="191920650">
+  <w:num w:numId="29" ns3:durableId="191920650">
     <w:abstractNumId w:val="34"/>
   </w:num>
-  <w:num w:numId="30" w16cid:durableId="174537488">
+  <w:num w:numId="30" ns3:durableId="174537488">
     <w:abstractNumId w:val="17"/>
   </w:num>
-  <w:num w:numId="31" w16cid:durableId="217743261">
+  <w:num w:numId="31" ns3:durableId="217743261">
     <w:abstractNumId w:val="6"/>
   </w:num>
-  <w:num w:numId="32" w16cid:durableId="210121386">
+  <w:num w:numId="32" ns3:durableId="210121386">
     <w:abstractNumId w:val="7"/>
   </w:num>
-  <w:num w:numId="33" w16cid:durableId="1316453239">
+  <w:num w:numId="33" ns3:durableId="1316453239">
     <w:abstractNumId w:val="29"/>
   </w:num>
-  <w:num w:numId="34" w16cid:durableId="1416587752">
+  <w:num w:numId="34" ns3:durableId="1416587752">
     <w:abstractNumId w:val="27"/>
   </w:num>
-  <w:num w:numId="35" w16cid:durableId="1975135181">
+  <w:num w:numId="35" ns3:durableId="1975135181">
     <w:abstractNumId w:val="8"/>
   </w:num>
 </w:numbering>
 </file>
 
 <file path=word/styles.xml><?xml version="1.0" encoding="utf-8"?>
-<w:styles xmlns:mc="http://schemas.openxmlformats.org/markup-compatibility/2006" xmlns:r="http://schemas.openxmlformats.org/officeDocument/2006/relationships" xmlns:w="http://schemas.openxmlformats.org/wordprocessingml/2006/main" xmlns:w14="http://schemas.microsoft.com/office/word/2010/wordml" xmlns:w15="http://schemas.microsoft.com/office/word/2012/wordml" xmlns:w16cex="http://schemas.microsoft.com/office/word/2018/wordml/cex" xmlns:w16cid="http://schemas.microsoft.com/office/word/2016/wordml/cid" xmlns:w16="http://schemas.microsoft.com/office/word/2018/wordml" xmlns:w16du="http://schemas.microsoft.com/office/word/2023/wordml/word16du" xmlns:w16sdtdh="http://schemas.microsoft.com/office/word/2020/wordml/sdtdatahash" xmlns:w16sdtfl="http://schemas.microsoft.com/office/word/2024/wordml/sdtformatlock" xmlns:w16se="http://schemas.microsoft.com/office/word/2015/wordml/symex" mc:Ignorable="w14 w15 w16se w16cid w16 w16cex w16sdtdh w16sdtfl w16du">
+<w:styles xmlns:ns1="http://schemas.openxmlformats.org/markup-compatibility/2006" xmlns:ns2="http://schemas.microsoft.com/office/word/2010/wordml" xmlns:w="http://schemas.openxmlformats.org/wordprocessingml/2006/main" ns1:Ignorable="w14 w15 w16se w16cid w16 w16cex w16sdtdh w16sdtfl w16du">
   <w:docDefaults>
     <w:rPrDefault>
       <w:rPr>
-        <w:rFonts w:asciiTheme="minorHAnsi" w:hAnsiTheme="minorHAnsi" w:eastAsiaTheme="minorHAnsi" w:cstheme="minorBidi"/>
+        <w:rFonts w:asciiTheme="minorHAnsi" w:hAnsiTheme="minorHAnsi" w:eastAsiaTheme="minorHAnsi" w:cstheme="minorBidi" w:ascii="Times New Roman" w:hAnsi="Times New Roman" w:cs="Times New Roman" w:eastAsia="Times New Roman"/>
         <w:kern w:val="2"/>
         <w:sz w:val="22"/>
         <w:szCs w:val="22"/>
         <w:lang w:val="en-SG" w:eastAsia="en-US" w:bidi="ar-SA"/>
-        <w14:ligatures w14:val="standardContextual"/>
+        <ns2:ligatures ns2:val="standardContextual"/>
       </w:rPr>
     </w:rPrDefault>
     <w:pPrDefault>
@@ -14102,12 +14132,12 @@
       <w:spacing w:after="0" w:line="240" w:lineRule="auto"/>
     </w:pPr>
     <w:rPr>
-      <w:rFonts w:ascii="VNI-Times" w:hAnsi="VNI-Times" w:eastAsia="Times New Roman" w:cs="Times New Roman"/>
+      <w:rFonts w:ascii="Times New Roman" w:hAnsi="Times New Roman" w:eastAsia="Times New Roman" w:cs="Times New Roman"/>
       <w:kern w:val="0"/>
       <w:sz w:val="26"/>
       <w:szCs w:val="20"/>
       <w:lang w:val="en-US"/>
-      <w14:ligatures w14:val="none"/>
+      <ns2:ligatures ns2:val="none"/>
     </w:rPr>
   </w:style>
   <w:style w:type="paragraph" w:styleId="Heading1">
@@ -14125,7 +14155,7 @@
       <w:outlineLvl w:val="0"/>
     </w:pPr>
     <w:rPr>
-      <w:rFonts w:asciiTheme="majorHAnsi" w:hAnsiTheme="majorHAnsi" w:eastAsiaTheme="majorEastAsia" w:cstheme="majorBidi"/>
+      <w:rFonts w:asciiTheme="majorHAnsi" w:hAnsiTheme="majorHAnsi" w:eastAsiaTheme="majorEastAsia" w:cstheme="majorBidi" w:ascii="Times New Roman" w:hAnsi="Times New Roman" w:cs="Times New Roman" w:eastAsia="Times New Roman"/>
       <w:color w:val="0F4761" w:themeColor="accent1" w:themeShade="BF"/>
       <w:sz w:val="40"/>
       <w:szCs w:val="40"/>
@@ -14148,7 +14178,7 @@
       <w:outlineLvl w:val="1"/>
     </w:pPr>
     <w:rPr>
-      <w:rFonts w:asciiTheme="majorHAnsi" w:hAnsiTheme="majorHAnsi" w:eastAsiaTheme="majorEastAsia" w:cstheme="majorBidi"/>
+      <w:rFonts w:asciiTheme="majorHAnsi" w:hAnsiTheme="majorHAnsi" w:eastAsiaTheme="majorEastAsia" w:cstheme="majorBidi" w:ascii="Times New Roman" w:hAnsi="Times New Roman" w:cs="Times New Roman" w:eastAsia="Times New Roman"/>
       <w:color w:val="0F4761" w:themeColor="accent1" w:themeShade="BF"/>
       <w:sz w:val="32"/>
       <w:szCs w:val="32"/>
@@ -14171,7 +14201,7 @@
       <w:outlineLvl w:val="2"/>
     </w:pPr>
     <w:rPr>
-      <w:rFonts w:eastAsiaTheme="majorEastAsia" w:cstheme="majorBidi"/>
+      <w:rFonts w:eastAsiaTheme="majorEastAsia" w:cstheme="majorBidi" w:ascii="Times New Roman" w:hAnsi="Times New Roman" w:cs="Times New Roman" w:eastAsia="Times New Roman"/>
       <w:color w:val="0F4761" w:themeColor="accent1" w:themeShade="BF"/>
       <w:sz w:val="28"/>
       <w:szCs w:val="28"/>
@@ -14194,7 +14224,7 @@
       <w:outlineLvl w:val="3"/>
     </w:pPr>
     <w:rPr>
-      <w:rFonts w:eastAsiaTheme="majorEastAsia" w:cstheme="majorBidi"/>
+      <w:rFonts w:eastAsiaTheme="majorEastAsia" w:cstheme="majorBidi" w:ascii="Times New Roman" w:hAnsi="Times New Roman" w:cs="Times New Roman" w:eastAsia="Times New Roman"/>
       <w:i/>
       <w:iCs/>
       <w:color w:val="0F4761" w:themeColor="accent1" w:themeShade="BF"/>
@@ -14217,7 +14247,7 @@
       <w:outlineLvl w:val="4"/>
     </w:pPr>
     <w:rPr>
-      <w:rFonts w:eastAsiaTheme="majorEastAsia" w:cstheme="majorBidi"/>
+      <w:rFonts w:eastAsiaTheme="majorEastAsia" w:cstheme="majorBidi" w:ascii="Times New Roman" w:hAnsi="Times New Roman" w:cs="Times New Roman" w:eastAsia="Times New Roman"/>
       <w:color w:val="0F4761" w:themeColor="accent1" w:themeShade="BF"/>
     </w:rPr>
   </w:style>
@@ -14238,7 +14268,7 @@
       <w:outlineLvl w:val="5"/>
     </w:pPr>
     <w:rPr>
-      <w:rFonts w:eastAsiaTheme="majorEastAsia" w:cstheme="majorBidi"/>
+      <w:rFonts w:eastAsiaTheme="majorEastAsia" w:cstheme="majorBidi" w:ascii="Times New Roman" w:hAnsi="Times New Roman" w:cs="Times New Roman" w:eastAsia="Times New Roman"/>
       <w:i/>
       <w:iCs/>
       <w:color w:val="595959" w:themeColor="text1" w:themeTint="A6"/>
@@ -14261,7 +14291,7 @@
       <w:outlineLvl w:val="6"/>
     </w:pPr>
     <w:rPr>
-      <w:rFonts w:eastAsiaTheme="majorEastAsia" w:cstheme="majorBidi"/>
+      <w:rFonts w:eastAsiaTheme="majorEastAsia" w:cstheme="majorBidi" w:ascii="Times New Roman" w:hAnsi="Times New Roman" w:cs="Times New Roman" w:eastAsia="Times New Roman"/>
       <w:color w:val="595959" w:themeColor="text1" w:themeTint="A6"/>
     </w:rPr>
   </w:style>
@@ -14281,7 +14311,7 @@
       <w:outlineLvl w:val="7"/>
     </w:pPr>
     <w:rPr>
-      <w:rFonts w:eastAsiaTheme="majorEastAsia" w:cstheme="majorBidi"/>
+      <w:rFonts w:eastAsiaTheme="majorEastAsia" w:cstheme="majorBidi" w:ascii="Times New Roman" w:hAnsi="Times New Roman" w:cs="Times New Roman" w:eastAsia="Times New Roman"/>
       <w:i/>
       <w:iCs/>
       <w:color w:val="272727" w:themeColor="text1" w:themeTint="D8"/>
@@ -14303,7 +14333,7 @@
       <w:outlineLvl w:val="8"/>
     </w:pPr>
     <w:rPr>
-      <w:rFonts w:eastAsiaTheme="majorEastAsia" w:cstheme="majorBidi"/>
+      <w:rFonts w:eastAsiaTheme="majorEastAsia" w:cstheme="majorBidi" w:ascii="Times New Roman" w:hAnsi="Times New Roman" w:cs="Times New Roman" w:eastAsia="Times New Roman"/>
       <w:color w:val="272727" w:themeColor="text1" w:themeTint="D8"/>
     </w:rPr>
   </w:style>
@@ -14341,7 +14371,7 @@
     <w:uiPriority w:val="9"/>
     <w:rsid w:val="000C456D"/>
     <w:rPr>
-      <w:rFonts w:asciiTheme="majorHAnsi" w:hAnsiTheme="majorHAnsi" w:eastAsiaTheme="majorEastAsia" w:cstheme="majorBidi"/>
+      <w:rFonts w:asciiTheme="majorHAnsi" w:hAnsiTheme="majorHAnsi" w:eastAsiaTheme="majorEastAsia" w:cstheme="majorBidi" w:ascii="Times New Roman" w:hAnsi="Times New Roman" w:cs="Times New Roman" w:eastAsia="Times New Roman"/>
       <w:color w:val="0F4761" w:themeColor="accent1" w:themeShade="BF"/>
       <w:sz w:val="40"/>
       <w:szCs w:val="40"/>
@@ -14355,7 +14385,7 @@
     <w:semiHidden/>
     <w:rsid w:val="000C456D"/>
     <w:rPr>
-      <w:rFonts w:asciiTheme="majorHAnsi" w:hAnsiTheme="majorHAnsi" w:eastAsiaTheme="majorEastAsia" w:cstheme="majorBidi"/>
+      <w:rFonts w:asciiTheme="majorHAnsi" w:hAnsiTheme="majorHAnsi" w:eastAsiaTheme="majorEastAsia" w:cstheme="majorBidi" w:ascii="Times New Roman" w:hAnsi="Times New Roman" w:cs="Times New Roman" w:eastAsia="Times New Roman"/>
       <w:color w:val="0F4761" w:themeColor="accent1" w:themeShade="BF"/>
       <w:sz w:val="32"/>
       <w:szCs w:val="32"/>
@@ -14369,7 +14399,7 @@
     <w:semiHidden/>
     <w:rsid w:val="000C456D"/>
     <w:rPr>
-      <w:rFonts w:eastAsiaTheme="majorEastAsia" w:cstheme="majorBidi"/>
+      <w:rFonts w:eastAsiaTheme="majorEastAsia" w:cstheme="majorBidi" w:ascii="Times New Roman" w:hAnsi="Times New Roman" w:cs="Times New Roman" w:eastAsia="Times New Roman"/>
       <w:color w:val="0F4761" w:themeColor="accent1" w:themeShade="BF"/>
       <w:sz w:val="28"/>
       <w:szCs w:val="28"/>
@@ -14383,7 +14413,7 @@
     <w:semiHidden/>
     <w:rsid w:val="000C456D"/>
     <w:rPr>
-      <w:rFonts w:eastAsiaTheme="majorEastAsia" w:cstheme="majorBidi"/>
+      <w:rFonts w:eastAsiaTheme="majorEastAsia" w:cstheme="majorBidi" w:ascii="Times New Roman" w:hAnsi="Times New Roman" w:cs="Times New Roman" w:eastAsia="Times New Roman"/>
       <w:i/>
       <w:iCs/>
       <w:color w:val="0F4761" w:themeColor="accent1" w:themeShade="BF"/>
@@ -14397,7 +14427,7 @@
     <w:semiHidden/>
     <w:rsid w:val="000C456D"/>
     <w:rPr>
-      <w:rFonts w:eastAsiaTheme="majorEastAsia" w:cstheme="majorBidi"/>
+      <w:rFonts w:eastAsiaTheme="majorEastAsia" w:cstheme="majorBidi" w:ascii="Times New Roman" w:hAnsi="Times New Roman" w:cs="Times New Roman" w:eastAsia="Times New Roman"/>
       <w:color w:val="0F4761" w:themeColor="accent1" w:themeShade="BF"/>
     </w:rPr>
   </w:style>
@@ -14409,7 +14439,7 @@
     <w:semiHidden/>
     <w:rsid w:val="000C456D"/>
     <w:rPr>
-      <w:rFonts w:eastAsiaTheme="majorEastAsia" w:cstheme="majorBidi"/>
+      <w:rFonts w:eastAsiaTheme="majorEastAsia" w:cstheme="majorBidi" w:ascii="Times New Roman" w:hAnsi="Times New Roman" w:cs="Times New Roman" w:eastAsia="Times New Roman"/>
       <w:i/>
       <w:iCs/>
       <w:color w:val="595959" w:themeColor="text1" w:themeTint="A6"/>
@@ -14423,7 +14453,7 @@
     <w:semiHidden/>
     <w:rsid w:val="000C456D"/>
     <w:rPr>
-      <w:rFonts w:eastAsiaTheme="majorEastAsia" w:cstheme="majorBidi"/>
+      <w:rFonts w:eastAsiaTheme="majorEastAsia" w:cstheme="majorBidi" w:ascii="Times New Roman" w:hAnsi="Times New Roman" w:cs="Times New Roman" w:eastAsia="Times New Roman"/>
       <w:color w:val="595959" w:themeColor="text1" w:themeTint="A6"/>
     </w:rPr>
   </w:style>
@@ -14435,7 +14465,7 @@
     <w:semiHidden/>
     <w:rsid w:val="000C456D"/>
     <w:rPr>
-      <w:rFonts w:eastAsiaTheme="majorEastAsia" w:cstheme="majorBidi"/>
+      <w:rFonts w:eastAsiaTheme="majorEastAsia" w:cstheme="majorBidi" w:ascii="Times New Roman" w:hAnsi="Times New Roman" w:cs="Times New Roman" w:eastAsia="Times New Roman"/>
       <w:i/>
       <w:iCs/>
       <w:color w:val="272727" w:themeColor="text1" w:themeTint="D8"/>
@@ -14449,7 +14479,7 @@
     <w:semiHidden/>
     <w:rsid w:val="000C456D"/>
     <w:rPr>
-      <w:rFonts w:eastAsiaTheme="majorEastAsia" w:cstheme="majorBidi"/>
+      <w:rFonts w:eastAsiaTheme="majorEastAsia" w:cstheme="majorBidi" w:ascii="Times New Roman" w:hAnsi="Times New Roman" w:cs="Times New Roman" w:eastAsia="Times New Roman"/>
       <w:color w:val="272727" w:themeColor="text1" w:themeTint="D8"/>
     </w:rPr>
   </w:style>
@@ -14466,7 +14496,7 @@
       <w:contextualSpacing/>
     </w:pPr>
     <w:rPr>
-      <w:rFonts w:asciiTheme="majorHAnsi" w:hAnsiTheme="majorHAnsi" w:eastAsiaTheme="majorEastAsia" w:cstheme="majorBidi"/>
+      <w:rFonts w:asciiTheme="majorHAnsi" w:hAnsiTheme="majorHAnsi" w:eastAsiaTheme="majorEastAsia" w:cstheme="majorBidi" w:ascii="Times New Roman" w:hAnsi="Times New Roman" w:cs="Times New Roman" w:eastAsia="Times New Roman"/>
       <w:spacing w:val="-10"/>
       <w:kern w:val="28"/>
       <w:sz w:val="56"/>
@@ -14480,7 +14510,7 @@
     <w:uiPriority w:val="10"/>
     <w:rsid w:val="000C456D"/>
     <w:rPr>
-      <w:rFonts w:asciiTheme="majorHAnsi" w:hAnsiTheme="majorHAnsi" w:eastAsiaTheme="majorEastAsia" w:cstheme="majorBidi"/>
+      <w:rFonts w:asciiTheme="majorHAnsi" w:hAnsiTheme="majorHAnsi" w:eastAsiaTheme="majorEastAsia" w:cstheme="majorBidi" w:ascii="Times New Roman" w:hAnsi="Times New Roman" w:cs="Times New Roman" w:eastAsia="Times New Roman"/>
       <w:spacing w:val="-10"/>
       <w:kern w:val="28"/>
       <w:sz w:val="56"/>
@@ -14501,7 +14531,7 @@
       </w:numPr>
     </w:pPr>
     <w:rPr>
-      <w:rFonts w:eastAsiaTheme="majorEastAsia" w:cstheme="majorBidi"/>
+      <w:rFonts w:eastAsiaTheme="majorEastAsia" w:cstheme="majorBidi" w:ascii="Times New Roman" w:hAnsi="Times New Roman" w:cs="Times New Roman" w:eastAsia="Times New Roman"/>
       <w:color w:val="595959" w:themeColor="text1" w:themeTint="A6"/>
       <w:spacing w:val="15"/>
       <w:sz w:val="28"/>
@@ -14515,7 +14545,7 @@
     <w:uiPriority w:val="11"/>
     <w:rsid w:val="000C456D"/>
     <w:rPr>
-      <w:rFonts w:eastAsiaTheme="majorEastAsia" w:cstheme="majorBidi"/>
+      <w:rFonts w:eastAsiaTheme="majorEastAsia" w:cstheme="majorBidi" w:ascii="Times New Roman" w:hAnsi="Times New Roman" w:cs="Times New Roman" w:eastAsia="Times New Roman"/>
       <w:color w:val="595959" w:themeColor="text1" w:themeTint="A6"/>
       <w:spacing w:val="15"/>
       <w:sz w:val="28"/>
@@ -14648,7 +14678,7 @@
       <w:spacing w:line="256" w:lineRule="exact"/>
     </w:pPr>
     <w:rPr>
-      <w:rFonts w:ascii="Times New Roman" w:hAnsi="Times New Roman"/>
+      <w:rFonts w:ascii="Times New Roman" w:hAnsi="Times New Roman" w:cs="Times New Roman" w:eastAsia="Times New Roman"/>
       <w:sz w:val="22"/>
       <w:szCs w:val="22"/>
       <w:lang w:val="vi"/>
@@ -14664,7 +14694,7 @@
       <w:spacing w:before="100" w:beforeAutospacing="1" w:after="100" w:afterAutospacing="1"/>
     </w:pPr>
     <w:rPr>
-      <w:rFonts w:ascii="Times New Roman" w:hAnsi="Times New Roman" w:eastAsiaTheme="minorEastAsia"/>
+      <w:rFonts w:ascii="Times New Roman" w:hAnsi="Times New Roman" w:eastAsiaTheme="minorEastAsia" w:cs="Times New Roman" w:eastAsia="Times New Roman"/>
       <w:sz w:val="24"/>
       <w:szCs w:val="24"/>
       <w:lang w:val="vi-VN" w:eastAsia="vi-VN"/>
@@ -14684,7 +14714,7 @@
       <w:sz w:val="20"/>
       <w:szCs w:val="20"/>
       <w:lang w:val="vi-VN" w:eastAsia="vi-VN"/>
-      <w14:ligatures w14:val="none"/>
+      <ns2:ligatures ns2:val="none"/>
     </w:rPr>
     <w:tblPr>
       <w:tblCellMar>
@@ -14726,12 +14756,12 @@
     <w:semiHidden/>
     <w:rsid w:val="00B275DE"/>
     <w:rPr>
-      <w:rFonts w:ascii="VNI-Times" w:hAnsi="VNI-Times" w:eastAsia="Times New Roman" w:cs="Times New Roman"/>
+      <w:rFonts w:ascii="Times New Roman" w:hAnsi="Times New Roman" w:eastAsia="Times New Roman" w:cs="Times New Roman"/>
       <w:kern w:val="0"/>
       <w:sz w:val="26"/>
       <w:szCs w:val="20"/>
       <w:lang w:val="en-US"/>
-      <w14:ligatures w14:val="none"/>
+      <ns2:ligatures ns2:val="none"/>
     </w:rPr>
   </w:style>
   <w:style w:type="paragraph" w:styleId="BodyTextIndent3">
@@ -14759,310 +14789,310 @@
     <w:semiHidden/>
     <w:rsid w:val="00B275DE"/>
     <w:rPr>
-      <w:rFonts w:ascii="VNI-Times" w:hAnsi="VNI-Times" w:eastAsia="Times New Roman" w:cs="Times New Roman"/>
+      <w:rFonts w:ascii="Times New Roman" w:hAnsi="Times New Roman" w:eastAsia="Times New Roman" w:cs="Times New Roman"/>
       <w:kern w:val="0"/>
       <w:sz w:val="16"/>
       <w:szCs w:val="16"/>
       <w:lang w:val="en-US"/>
-      <w14:ligatures w14:val="none"/>
+      <ns2:ligatures ns2:val="none"/>
     </w:rPr>
   </w:style>
 </w:styles>
 </file>
 
 <file path=word/theme/theme1.xml><?xml version="1.0" encoding="utf-8"?>
-<a:theme xmlns:thm15="http://schemas.microsoft.com/office/thememl/2012/main" xmlns:a="http://schemas.openxmlformats.org/drawingml/2006/main" name="Office Theme">
-  <a:themeElements>
-    <a:clrScheme name="Office">
-      <a:dk1>
-        <a:sysClr val="windowText" lastClr="000000"/>
-      </a:dk1>
-      <a:lt1>
-        <a:sysClr val="window" lastClr="FFFFFF"/>
-      </a:lt1>
-      <a:dk2>
-        <a:srgbClr val="0E2841"/>
-      </a:dk2>
-      <a:lt2>
-        <a:srgbClr val="E8E8E8"/>
-      </a:lt2>
-      <a:accent1>
-        <a:srgbClr val="156082"/>
-      </a:accent1>
-      <a:accent2>
-        <a:srgbClr val="E97132"/>
-      </a:accent2>
-      <a:accent3>
-        <a:srgbClr val="196B24"/>
-      </a:accent3>
-      <a:accent4>
-        <a:srgbClr val="0F9ED5"/>
-      </a:accent4>
-      <a:accent5>
-        <a:srgbClr val="A02B93"/>
-      </a:accent5>
-      <a:accent6>
-        <a:srgbClr val="4EA72E"/>
-      </a:accent6>
-      <a:hlink>
-        <a:srgbClr val="467886"/>
-      </a:hlink>
-      <a:folHlink>
-        <a:srgbClr val="96607D"/>
-      </a:folHlink>
-    </a:clrScheme>
-    <a:fontScheme name="Office">
-      <a:majorFont>
-        <a:latin typeface="Aptos Display" panose="02110004020202020204"/>
-        <a:ea typeface=""/>
-        <a:cs typeface=""/>
-        <a:font script="Jpan" typeface="游ゴシック Light"/>
-        <a:font script="Hang" typeface="맑은 고딕"/>
-        <a:font script="Hans" typeface="等线 Light"/>
-        <a:font script="Hant" typeface="新細明體"/>
-        <a:font script="Arab" typeface="Times New Roman"/>
-        <a:font script="Hebr" typeface="Times New Roman"/>
-        <a:font script="Thai" typeface="Angsana New"/>
-        <a:font script="Ethi" typeface="Nyala"/>
-        <a:font script="Beng" typeface="Vrinda"/>
-        <a:font script="Gujr" typeface="Shruti"/>
-        <a:font script="Khmr" typeface="MoolBoran"/>
-        <a:font script="Knda" typeface="Tunga"/>
-        <a:font script="Guru" typeface="Raavi"/>
-        <a:font script="Cans" typeface="Euphemia"/>
-        <a:font script="Cher" typeface="Plantagenet Cherokee"/>
-        <a:font script="Yiii" typeface="Microsoft Yi Baiti"/>
-        <a:font script="Tibt" typeface="Microsoft Himalaya"/>
-        <a:font script="Thaa" typeface="MV Boli"/>
-        <a:font script="Deva" typeface="Mangal"/>
-        <a:font script="Telu" typeface="Gautami"/>
-        <a:font script="Taml" typeface="Latha"/>
-        <a:font script="Syrc" typeface="Estrangelo Edessa"/>
-        <a:font script="Orya" typeface="Kalinga"/>
-        <a:font script="Mlym" typeface="Kartika"/>
-        <a:font script="Laoo" typeface="DokChampa"/>
-        <a:font script="Sinh" typeface="Iskoola Pota"/>
-        <a:font script="Mong" typeface="Mongolian Baiti"/>
-        <a:font script="Viet" typeface="Times New Roman"/>
-        <a:font script="Uigh" typeface="Microsoft Uighur"/>
-        <a:font script="Geor" typeface="Sylfaen"/>
-        <a:font script="Armn" typeface="Arial"/>
-        <a:font script="Bugi" typeface="Leelawadee UI"/>
-        <a:font script="Bopo" typeface="Microsoft JhengHei"/>
-        <a:font script="Java" typeface="Javanese Text"/>
-        <a:font script="Lisu" typeface="Segoe UI"/>
-        <a:font script="Mymr" typeface="Myanmar Text"/>
-        <a:font script="Nkoo" typeface="Ebrima"/>
-        <a:font script="Olck" typeface="Nirmala UI"/>
-        <a:font script="Osma" typeface="Ebrima"/>
-        <a:font script="Phag" typeface="Phagspa"/>
-        <a:font script="Syrn" typeface="Estrangelo Edessa"/>
-        <a:font script="Syrj" typeface="Estrangelo Edessa"/>
-        <a:font script="Syre" typeface="Estrangelo Edessa"/>
-        <a:font script="Sora" typeface="Nirmala UI"/>
-        <a:font script="Tale" typeface="Microsoft Tai Le"/>
-        <a:font script="Talu" typeface="Microsoft New Tai Lue"/>
-        <a:font script="Tfng" typeface="Ebrima"/>
-      </a:majorFont>
-      <a:minorFont>
-        <a:latin typeface="Aptos" panose="02110004020202020204"/>
-        <a:ea typeface=""/>
-        <a:cs typeface=""/>
-        <a:font script="Jpan" typeface="游ゴシック"/>
-        <a:font script="Hang" typeface="맑은 고딕"/>
-        <a:font script="Hans" typeface="等线"/>
-        <a:font script="Hant" typeface="新細明體"/>
-        <a:font script="Arab" typeface="Arial"/>
-        <a:font script="Hebr" typeface="Arial"/>
-        <a:font script="Thai" typeface="Cordia New"/>
-        <a:font script="Ethi" typeface="Nyala"/>
-        <a:font script="Beng" typeface="Vrinda"/>
-        <a:font script="Gujr" typeface="Shruti"/>
-        <a:font script="Khmr" typeface="DaunPenh"/>
-        <a:font script="Knda" typeface="Tunga"/>
-        <a:font script="Guru" typeface="Raavi"/>
-        <a:font script="Cans" typeface="Euphemia"/>
-        <a:font script="Cher" typeface="Plantagenet Cherokee"/>
-        <a:font script="Yiii" typeface="Microsoft Yi Baiti"/>
-        <a:font script="Tibt" typeface="Microsoft Himalaya"/>
-        <a:font script="Thaa" typeface="MV Boli"/>
-        <a:font script="Deva" typeface="Mangal"/>
-        <a:font script="Telu" typeface="Gautami"/>
-        <a:font script="Taml" typeface="Latha"/>
-        <a:font script="Syrc" typeface="Estrangelo Edessa"/>
-        <a:font script="Orya" typeface="Kalinga"/>
-        <a:font script="Mlym" typeface="Kartika"/>
-        <a:font script="Laoo" typeface="DokChampa"/>
-        <a:font script="Sinh" typeface="Iskoola Pota"/>
-        <a:font script="Mong" typeface="Mongolian Baiti"/>
-        <a:font script="Viet" typeface="Arial"/>
-        <a:font script="Uigh" typeface="Microsoft Uighur"/>
-        <a:font script="Geor" typeface="Sylfaen"/>
-        <a:font script="Armn" typeface="Arial"/>
-        <a:font script="Bugi" typeface="Leelawadee UI"/>
-        <a:font script="Bopo" typeface="Microsoft JhengHei"/>
-        <a:font script="Java" typeface="Javanese Text"/>
-        <a:font script="Lisu" typeface="Segoe UI"/>
-        <a:font script="Mymr" typeface="Myanmar Text"/>
-        <a:font script="Nkoo" typeface="Ebrima"/>
-        <a:font script="Olck" typeface="Nirmala UI"/>
-        <a:font script="Osma" typeface="Ebrima"/>
-        <a:font script="Phag" typeface="Phagspa"/>
-        <a:font script="Syrn" typeface="Estrangelo Edessa"/>
-        <a:font script="Syrj" typeface="Estrangelo Edessa"/>
-        <a:font script="Syre" typeface="Estrangelo Edessa"/>
-        <a:font script="Sora" typeface="Nirmala UI"/>
-        <a:font script="Tale" typeface="Microsoft Tai Le"/>
-        <a:font script="Talu" typeface="Microsoft New Tai Lue"/>
-        <a:font script="Tfng" typeface="Ebrima"/>
-      </a:minorFont>
-    </a:fontScheme>
-    <a:fmtScheme name="Office">
-      <a:fillStyleLst>
-        <a:solidFill>
-          <a:schemeClr val="phClr"/>
-        </a:solidFill>
-        <a:gradFill rotWithShape="1">
-          <a:gsLst>
-            <a:gs pos="0">
-              <a:schemeClr val="phClr">
-                <a:lumMod val="110000"/>
-                <a:satMod val="105000"/>
-                <a:tint val="67000"/>
-              </a:schemeClr>
-            </a:gs>
-            <a:gs pos="50000">
-              <a:schemeClr val="phClr">
-                <a:lumMod val="105000"/>
-                <a:satMod val="103000"/>
-                <a:tint val="73000"/>
-              </a:schemeClr>
-            </a:gs>
-            <a:gs pos="100000">
-              <a:schemeClr val="phClr">
-                <a:lumMod val="105000"/>
-                <a:satMod val="109000"/>
-                <a:tint val="81000"/>
-              </a:schemeClr>
-            </a:gs>
-          </a:gsLst>
-          <a:lin ang="5400000" scaled="0"/>
-        </a:gradFill>
-        <a:gradFill rotWithShape="1">
-          <a:gsLst>
-            <a:gs pos="0">
-              <a:schemeClr val="phClr">
-                <a:satMod val="103000"/>
-                <a:lumMod val="102000"/>
-                <a:tint val="94000"/>
-              </a:schemeClr>
-            </a:gs>
-            <a:gs pos="50000">
-              <a:schemeClr val="phClr">
-                <a:satMod val="110000"/>
-                <a:lumMod val="100000"/>
-                <a:shade val="100000"/>
-              </a:schemeClr>
-            </a:gs>
-            <a:gs pos="100000">
-              <a:schemeClr val="phClr">
-                <a:lumMod val="99000"/>
-                <a:satMod val="120000"/>
-                <a:shade val="78000"/>
-              </a:schemeClr>
-            </a:gs>
-          </a:gsLst>
-          <a:lin ang="5400000" scaled="0"/>
-        </a:gradFill>
-      </a:fillStyleLst>
-      <a:lnStyleLst>
-        <a:ln w="6350" cap="flat" cmpd="sng" algn="ctr">
-          <a:solidFill>
-            <a:schemeClr val="phClr"/>
-          </a:solidFill>
-          <a:prstDash val="solid"/>
-          <a:miter lim="800000"/>
-        </a:ln>
-        <a:ln w="12700" cap="flat" cmpd="sng" algn="ctr">
-          <a:solidFill>
-            <a:schemeClr val="phClr"/>
-          </a:solidFill>
-          <a:prstDash val="solid"/>
-          <a:miter lim="800000"/>
-        </a:ln>
-        <a:ln w="19050" cap="flat" cmpd="sng" algn="ctr">
-          <a:solidFill>
-            <a:schemeClr val="phClr"/>
-          </a:solidFill>
-          <a:prstDash val="solid"/>
-          <a:miter lim="800000"/>
-        </a:ln>
-      </a:lnStyleLst>
-      <a:effectStyleLst>
-        <a:effectStyle>
-          <a:effectLst/>
-        </a:effectStyle>
-        <a:effectStyle>
-          <a:effectLst/>
-        </a:effectStyle>
-        <a:effectStyle>
-          <a:effectLst>
-            <a:outerShdw blurRad="57150" dist="19050" dir="5400000" algn="ctr" rotWithShape="0">
-              <a:srgbClr val="000000">
-                <a:alpha val="63000"/>
-              </a:srgbClr>
-            </a:outerShdw>
-          </a:effectLst>
-        </a:effectStyle>
-      </a:effectStyleLst>
-      <a:bgFillStyleLst>
-        <a:solidFill>
-          <a:schemeClr val="phClr"/>
-        </a:solidFill>
-        <a:solidFill>
-          <a:schemeClr val="phClr">
-            <a:tint val="95000"/>
-            <a:satMod val="170000"/>
-          </a:schemeClr>
-        </a:solidFill>
-        <a:gradFill rotWithShape="1">
-          <a:gsLst>
-            <a:gs pos="0">
-              <a:schemeClr val="phClr">
-                <a:tint val="93000"/>
-                <a:satMod val="150000"/>
-                <a:shade val="98000"/>
-                <a:lumMod val="102000"/>
-              </a:schemeClr>
-            </a:gs>
-            <a:gs pos="50000">
-              <a:schemeClr val="phClr">
-                <a:tint val="98000"/>
-                <a:satMod val="130000"/>
-                <a:shade val="90000"/>
-                <a:lumMod val="103000"/>
-              </a:schemeClr>
-            </a:gs>
-            <a:gs pos="100000">
-              <a:schemeClr val="phClr">
-                <a:shade val="63000"/>
-                <a:satMod val="120000"/>
-              </a:schemeClr>
-            </a:gs>
-          </a:gsLst>
-          <a:lin ang="5400000" scaled="0"/>
-        </a:gradFill>
-      </a:bgFillStyleLst>
-    </a:fmtScheme>
-  </a:themeElements>
-  <a:objectDefaults/>
-  <a:extraClrSchemeLst/>
-  <a:extLst>
-    <a:ext uri="{05A4C25C-085E-4340-85A3-A5531E510DB2}">
-      <thm15:themeFamily xmlns:thm15="http://schemas.microsoft.com/office/thememl/2012/main" name="Office Theme" id="{62F939B6-93AF-4DB8-9C6B-D6C7DFDC589F}" vid="{4A3C46E8-61CC-4603-A589-7422A47A8E4A}"/>
-    </a:ext>
-  </a:extLst>
-</a:theme>
+<ns0:theme xmlns:ns0="http://schemas.openxmlformats.org/drawingml/2006/main" xmlns:ns1="http://schemas.microsoft.com/office/thememl/2012/main" name="Office Theme">
+  <ns0:themeElements>
+    <ns0:clrScheme name="Office">
+      <ns0:dk1>
+        <ns0:sysClr val="windowText" lastClr="000000"/>
+      </ns0:dk1>
+      <ns0:lt1>
+        <ns0:sysClr val="window" lastClr="FFFFFF"/>
+      </ns0:lt1>
+      <ns0:dk2>
+        <ns0:srgbClr val="0E2841"/>
+      </ns0:dk2>
+      <ns0:lt2>
+        <ns0:srgbClr val="E8E8E8"/>
+      </ns0:lt2>
+      <ns0:accent1>
+        <ns0:srgbClr val="156082"/>
+      </ns0:accent1>
+      <ns0:accent2>
+        <ns0:srgbClr val="E97132"/>
+      </ns0:accent2>
+      <ns0:accent3>
+        <ns0:srgbClr val="196B24"/>
+      </ns0:accent3>
+      <ns0:accent4>
+        <ns0:srgbClr val="0F9ED5"/>
+      </ns0:accent4>
+      <ns0:accent5>
+        <ns0:srgbClr val="A02B93"/>
+      </ns0:accent5>
+      <ns0:accent6>
+        <ns0:srgbClr val="4EA72E"/>
+      </ns0:accent6>
+      <ns0:hlink>
+        <ns0:srgbClr val="467886"/>
+      </ns0:hlink>
+      <ns0:folHlink>
+        <ns0:srgbClr val="96607D"/>
+      </ns0:folHlink>
+    </ns0:clrScheme>
+    <ns0:fontScheme name="Office">
+      <ns0:majorFont>
+        <ns0:latin typeface="Aptos Display" panose="02110004020202020204"/>
+        <ns0:ea typeface=""/>
+        <ns0:cs typeface=""/>
+        <ns0:font script="Jpan" typeface="游ゴシック Light"/>
+        <ns0:font script="Hang" typeface="맑은 고딕"/>
+        <ns0:font script="Hans" typeface="等线 Light"/>
+        <ns0:font script="Hant" typeface="新細明體"/>
+        <ns0:font script="Arab" typeface="Times New Roman"/>
+        <ns0:font script="Hebr" typeface="Times New Roman"/>
+        <ns0:font script="Thai" typeface="Angsana New"/>
+        <ns0:font script="Ethi" typeface="Nyala"/>
+        <ns0:font script="Beng" typeface="Vrinda"/>
+        <ns0:font script="Gujr" typeface="Shruti"/>
+        <ns0:font script="Khmr" typeface="MoolBoran"/>
+        <ns0:font script="Knda" typeface="Tunga"/>
+        <ns0:font script="Guru" typeface="Raavi"/>
+        <ns0:font script="Cans" typeface="Euphemia"/>
+        <ns0:font script="Cher" typeface="Plantagenet Cherokee"/>
+        <ns0:font script="Yiii" typeface="Microsoft Yi Baiti"/>
+        <ns0:font script="Tibt" typeface="Microsoft Himalaya"/>
+        <ns0:font script="Thaa" typeface="MV Boli"/>
+        <ns0:font script="Deva" typeface="Mangal"/>
+        <ns0:font script="Telu" typeface="Gautami"/>
+        <ns0:font script="Taml" typeface="Latha"/>
+        <ns0:font script="Syrc" typeface="Estrangelo Edessa"/>
+        <ns0:font script="Orya" typeface="Kalinga"/>
+        <ns0:font script="Mlym" typeface="Kartika"/>
+        <ns0:font script="Laoo" typeface="DokChampa"/>
+        <ns0:font script="Sinh" typeface="Iskoola Pota"/>
+        <ns0:font script="Mong" typeface="Mongolian Baiti"/>
+        <ns0:font script="Viet" typeface="Times New Roman"/>
+        <ns0:font script="Uigh" typeface="Microsoft Uighur"/>
+        <ns0:font script="Geor" typeface="Sylfaen"/>
+        <ns0:font script="Armn" typeface="Arial"/>
+        <ns0:font script="Bugi" typeface="Leelawadee UI"/>
+        <ns0:font script="Bopo" typeface="Microsoft JhengHei"/>
+        <ns0:font script="Java" typeface="Javanese Text"/>
+        <ns0:font script="Lisu" typeface="Segoe UI"/>
+        <ns0:font script="Mymr" typeface="Myanmar Text"/>
+        <ns0:font script="Nkoo" typeface="Ebrima"/>
+        <ns0:font script="Olck" typeface="Nirmala UI"/>
+        <ns0:font script="Osma" typeface="Ebrima"/>
+        <ns0:font script="Phag" typeface="Phagspa"/>
+        <ns0:font script="Syrn" typeface="Estrangelo Edessa"/>
+        <ns0:font script="Syrj" typeface="Estrangelo Edessa"/>
+        <ns0:font script="Syre" typeface="Estrangelo Edessa"/>
+        <ns0:font script="Sora" typeface="Nirmala UI"/>
+        <ns0:font script="Tale" typeface="Microsoft Tai Le"/>
+        <ns0:font script="Talu" typeface="Microsoft New Tai Lue"/>
+        <ns0:font script="Tfng" typeface="Ebrima"/>
+      </ns0:majorFont>
+      <ns0:minorFont>
+        <ns0:latin typeface="Aptos" panose="02110004020202020204"/>
+        <ns0:ea typeface=""/>
+        <ns0:cs typeface=""/>
+        <ns0:font script="Jpan" typeface="游ゴシック"/>
+        <ns0:font script="Hang" typeface="맑은 고딕"/>
+        <ns0:font script="Hans" typeface="等线"/>
+        <ns0:font script="Hant" typeface="新細明體"/>
+        <ns0:font script="Arab" typeface="Arial"/>
+        <ns0:font script="Hebr" typeface="Arial"/>
+        <ns0:font script="Thai" typeface="Cordia New"/>
+        <ns0:font script="Ethi" typeface="Nyala"/>
+        <ns0:font script="Beng" typeface="Vrinda"/>
+        <ns0:font script="Gujr" typeface="Shruti"/>
+        <ns0:font script="Khmr" typeface="DaunPenh"/>
+        <ns0:font script="Knda" typeface="Tunga"/>
+        <ns0:font script="Guru" typeface="Raavi"/>
+        <ns0:font script="Cans" typeface="Euphemia"/>
+        <ns0:font script="Cher" typeface="Plantagenet Cherokee"/>
+        <ns0:font script="Yiii" typeface="Microsoft Yi Baiti"/>
+        <ns0:font script="Tibt" typeface="Microsoft Himalaya"/>
+        <ns0:font script="Thaa" typeface="MV Boli"/>
+        <ns0:font script="Deva" typeface="Mangal"/>
+        <ns0:font script="Telu" typeface="Gautami"/>
+        <ns0:font script="Taml" typeface="Latha"/>
+        <ns0:font script="Syrc" typeface="Estrangelo Edessa"/>
+        <ns0:font script="Orya" typeface="Kalinga"/>
+        <ns0:font script="Mlym" typeface="Kartika"/>
+        <ns0:font script="Laoo" typeface="DokChampa"/>
+        <ns0:font script="Sinh" typeface="Iskoola Pota"/>
+        <ns0:font script="Mong" typeface="Mongolian Baiti"/>
+        <ns0:font script="Viet" typeface="Arial"/>
+        <ns0:font script="Uigh" typeface="Microsoft Uighur"/>
+        <ns0:font script="Geor" typeface="Sylfaen"/>
+        <ns0:font script="Armn" typeface="Arial"/>
+        <ns0:font script="Bugi" typeface="Leelawadee UI"/>
+        <ns0:font script="Bopo" typeface="Microsoft JhengHei"/>
+        <ns0:font script="Java" typeface="Javanese Text"/>
+        <ns0:font script="Lisu" typeface="Segoe UI"/>
+        <ns0:font script="Mymr" typeface="Myanmar Text"/>
+        <ns0:font script="Nkoo" typeface="Ebrima"/>
+        <ns0:font script="Olck" typeface="Nirmala UI"/>
+        <ns0:font script="Osma" typeface="Ebrima"/>
+        <ns0:font script="Phag" typeface="Phagspa"/>
+        <ns0:font script="Syrn" typeface="Estrangelo Edessa"/>
+        <ns0:font script="Syrj" typeface="Estrangelo Edessa"/>
+        <ns0:font script="Syre" typeface="Estrangelo Edessa"/>
+        <ns0:font script="Sora" typeface="Nirmala UI"/>
+        <ns0:font script="Tale" typeface="Microsoft Tai Le"/>
+        <ns0:font script="Talu" typeface="Microsoft New Tai Lue"/>
+        <ns0:font script="Tfng" typeface="Ebrima"/>
+      </ns0:minorFont>
+    </ns0:fontScheme>
+    <ns0:fmtScheme name="Office">
+      <ns0:fillStyleLst>
+        <ns0:solidFill>
+          <ns0:schemeClr val="phClr"/>
+        </ns0:solidFill>
+        <ns0:gradFill rotWithShape="1">
+          <ns0:gsLst>
+            <ns0:gs pos="0">
+              <ns0:schemeClr val="phClr">
+                <ns0:lumMod val="110000"/>
+                <ns0:satMod val="105000"/>
+                <ns0:tint val="67000"/>
+              </ns0:schemeClr>
+            </ns0:gs>
+            <ns0:gs pos="50000">
+              <ns0:schemeClr val="phClr">
+                <ns0:lumMod val="105000"/>
+                <ns0:satMod val="103000"/>
+                <ns0:tint val="73000"/>
+              </ns0:schemeClr>
+            </ns0:gs>
+            <ns0:gs pos="100000">
+              <ns0:schemeClr val="phClr">
+                <ns0:lumMod val="105000"/>
+                <ns0:satMod val="109000"/>
+                <ns0:tint val="81000"/>
+              </ns0:schemeClr>
+            </ns0:gs>
+          </ns0:gsLst>
+          <ns0:lin ang="5400000" scaled="0"/>
+        </ns0:gradFill>
+        <ns0:gradFill rotWithShape="1">
+          <ns0:gsLst>
+            <ns0:gs pos="0">
+              <ns0:schemeClr val="phClr">
+                <ns0:satMod val="103000"/>
+                <ns0:lumMod val="102000"/>
+                <ns0:tint val="94000"/>
+              </ns0:schemeClr>
+            </ns0:gs>
+            <ns0:gs pos="50000">
+              <ns0:schemeClr val="phClr">
+                <ns0:satMod val="110000"/>
+                <ns0:lumMod val="100000"/>
+                <ns0:shade val="100000"/>
+              </ns0:schemeClr>
+            </ns0:gs>
+            <ns0:gs pos="100000">
+              <ns0:schemeClr val="phClr">
+                <ns0:lumMod val="99000"/>
+                <ns0:satMod val="120000"/>
+                <ns0:shade val="78000"/>
+              </ns0:schemeClr>
+            </ns0:gs>
+          </ns0:gsLst>
+          <ns0:lin ang="5400000" scaled="0"/>
+        </ns0:gradFill>
+      </ns0:fillStyleLst>
+      <ns0:lnStyleLst>
+        <ns0:ln w="6350" cap="flat" cmpd="sng" algn="ctr">
+          <ns0:solidFill>
+            <ns0:schemeClr val="phClr"/>
+          </ns0:solidFill>
+          <ns0:prstDash val="solid"/>
+          <ns0:miter lim="800000"/>
+        </ns0:ln>
+        <ns0:ln w="12700" cap="flat" cmpd="sng" algn="ctr">
+          <ns0:solidFill>
+            <ns0:schemeClr val="phClr"/>
+          </ns0:solidFill>
+          <ns0:prstDash val="solid"/>
+          <ns0:miter lim="800000"/>
+        </ns0:ln>
+        <ns0:ln w="19050" cap="flat" cmpd="sng" algn="ctr">
+          <ns0:solidFill>
+            <ns0:schemeClr val="phClr"/>
+          </ns0:solidFill>
+          <ns0:prstDash val="solid"/>
+          <ns0:miter lim="800000"/>
+        </ns0:ln>
+      </ns0:lnStyleLst>
+      <ns0:effectStyleLst>
+        <ns0:effectStyle>
+          <ns0:effectLst/>
+        </ns0:effectStyle>
+        <ns0:effectStyle>
+          <ns0:effectLst/>
+        </ns0:effectStyle>
+        <ns0:effectStyle>
+          <ns0:effectLst>
+            <ns0:outerShdw blurRad="57150" dist="19050" dir="5400000" algn="ctr" rotWithShape="0">
+              <ns0:srgbClr val="000000">
+                <ns0:alpha val="63000"/>
+              </ns0:srgbClr>
+            </ns0:outerShdw>
+          </ns0:effectLst>
+        </ns0:effectStyle>
+      </ns0:effectStyleLst>
+      <ns0:bgFillStyleLst>
+        <ns0:solidFill>
+          <ns0:schemeClr val="phClr"/>
+        </ns0:solidFill>
+        <ns0:solidFill>
+          <ns0:schemeClr val="phClr">
+            <ns0:tint val="95000"/>
+            <ns0:satMod val="170000"/>
+          </ns0:schemeClr>
+        </ns0:solidFill>
+        <ns0:gradFill rotWithShape="1">
+          <ns0:gsLst>
+            <ns0:gs pos="0">
+              <ns0:schemeClr val="phClr">
+                <ns0:tint val="93000"/>
+                <ns0:satMod val="150000"/>
+                <ns0:shade val="98000"/>
+                <ns0:lumMod val="102000"/>
+              </ns0:schemeClr>
+            </ns0:gs>
+            <ns0:gs pos="50000">
+              <ns0:schemeClr val="phClr">
+                <ns0:tint val="98000"/>
+                <ns0:satMod val="130000"/>
+                <ns0:shade val="90000"/>
+                <ns0:lumMod val="103000"/>
+              </ns0:schemeClr>
+            </ns0:gs>
+            <ns0:gs pos="100000">
+              <ns0:schemeClr val="phClr">
+                <ns0:shade val="63000"/>
+                <ns0:satMod val="120000"/>
+              </ns0:schemeClr>
+            </ns0:gs>
+          </ns0:gsLst>
+          <ns0:lin ang="5400000" scaled="0"/>
+        </ns0:gradFill>
+      </ns0:bgFillStyleLst>
+    </ns0:fmtScheme>
+  </ns0:themeElements>
+  <ns0:objectDefaults/>
+  <ns0:extraClrSchemeLst/>
+  <ns0:extLst>
+    <ns0:ext uri="{05A4C25C-085E-4340-85A3-A5531E510DB2}">
+      <ns1:themeFamily name="Office Theme" id="{62F939B6-93AF-4DB8-9C6B-D6C7DFDC589F}" vid="{4A3C46E8-61CC-4603-A589-7422A47A8E4A}"/>
+    </ns0:ext>
+  </ns0:extLst>
+</ns0:theme>
 </file>
 
 <file path=docMetadata/LabelInfo.xml><?xml version="1.0" encoding="utf-8"?>

--- a/tvt3_v2/public/templates/HOP_DONG_MOI_CSHT.docx
+++ b/tvt3_v2/public/templates/HOP_DONG_MOI_CSHT.docx
@@ -24,6 +24,7 @@
           </w:tcPr>
           <w:p ns2:paraId="0155B00C" ns2:textId="77777777">
             <w:pPr>
+              <w:spacing w:before="0" w:after="40" w:line="276" w:lineRule="auto"/>
               <w:jc w:val="center"/>
               <w:rPr>
                 <w:rFonts w:ascii="Times New Roman" w:hAnsi="Times New Roman"/>
@@ -33,6 +34,8 @@
             <w:r>
               <w:rPr>
                 <w:rFonts w:ascii="Times New Roman" w:hAnsi="Times New Roman" w:cs="Times New Roman" w:eastAsia="Times New Roman"/>
+                <w:b/>
+                <w:sz w:val="24"/>
                 <w:szCs w:val="26"/>
               </w:rPr>
               <w:t>MOBIFONE ĐỒNG NAI</w:t>
@@ -40,6 +43,7 @@
           </w:p>
           <w:p ns2:paraId="4F4F6365" ns2:textId="77777777">
             <w:pPr>
+              <w:spacing w:before="0" w:after="40" w:line="276" w:lineRule="auto"/>
               <w:jc w:val="center"/>
               <w:rPr>
                 <w:rFonts w:ascii="Times New Roman" w:hAnsi="Times New Roman"/>
@@ -50,6 +54,7 @@
               <w:rPr>
                 <w:rFonts w:ascii="Times New Roman" w:hAnsi="Times New Roman" w:cs="Times New Roman" w:eastAsia="Times New Roman"/>
                 <w:b/>
+                <w:sz w:val="24"/>
                 <w:szCs w:val="26"/>
               </w:rPr>
               <w:t>PHÒNG VIỄN THÔNG</w:t>
@@ -62,6 +67,7 @@
           </w:tcPr>
           <w:p ns2:paraId="33A50BE2" ns2:textId="77777777">
             <w:pPr>
+              <w:spacing w:before="0" w:after="40" w:line="276" w:lineRule="auto"/>
               <w:jc w:val="center"/>
               <w:rPr>
                 <w:rFonts w:ascii="Times New Roman" w:hAnsi="Times New Roman"/>
@@ -74,6 +80,7 @@
               <w:rPr>
                 <w:rFonts w:ascii="Times New Roman" w:hAnsi="Times New Roman" w:cs="Times New Roman" w:eastAsia="Times New Roman"/>
                 <w:b/>
+                <w:sz w:val="24"/>
                 <w:szCs w:val="28"/>
               </w:rPr>
               <w:t>CỘNG HOÀ XÃ HỘI CHỦ NGHĨA VIỆT NAM</w:t>
@@ -81,6 +88,7 @@
           </w:p>
           <w:p ns2:paraId="5DC5BB82" ns2:textId="77777777">
             <w:pPr>
+              <w:spacing w:before="0" w:after="40" w:line="276" w:lineRule="auto"/>
               <w:jc w:val="center"/>
               <w:rPr>
                 <w:rFonts w:ascii="Times New Roman" w:hAnsi="Times New Roman"/>
@@ -92,6 +100,7 @@
               <w:rPr>
                 <w:rFonts w:ascii="Times New Roman" w:hAnsi="Times New Roman" w:cs="Times New Roman" w:eastAsia="Times New Roman"/>
                 <w:b/>
+                <w:sz w:val="26"/>
                 <w:szCs w:val="28"/>
               </w:rPr>
               <w:t>Độc lập - Tự do - Hạnh phúc</w:t>
@@ -110,6 +119,7 @@
           </w:tcPr>
           <w:p ns2:paraId="67B7586D" ns2:textId="77777777">
             <w:pPr>
+              <w:spacing w:before="0" w:after="40" w:line="276" w:lineRule="auto"/>
               <w:jc w:val="center"/>
               <w:rPr>
                 <w:rFonts w:ascii="Times New Roman" w:hAnsi="Times New Roman"/>
@@ -196,6 +206,7 @@
           </w:tcPr>
           <w:p ns2:paraId="7FC832AC" ns2:textId="77777777">
             <w:pPr>
+              <w:spacing w:before="0" w:after="40" w:line="276" w:lineRule="auto"/>
               <w:jc w:val="center"/>
               <w:rPr>
                 <w:rFonts w:ascii="Times New Roman" w:hAnsi="Times New Roman"/>
@@ -294,6 +305,7 @@
           </w:tcPr>
           <w:p ns2:paraId="28EB3F6A" ns2:textId="7FD79D33">
             <w:pPr>
+              <w:spacing w:before="0" w:after="40" w:line="276" w:lineRule="auto"/>
               <w:jc w:val="center"/>
               <w:rPr>
                 <w:rFonts w:ascii="Times New Roman" w:hAnsi="Times New Roman"/>
@@ -303,6 +315,7 @@
             <w:r>
               <w:rPr>
                 <w:rFonts w:ascii="Times New Roman" w:hAnsi="Times New Roman" w:cs="Times New Roman" w:eastAsia="Times New Roman"/>
+                <w:sz w:val="24"/>
                 <w:szCs w:val="26"/>
               </w:rPr>
               <w:t xml:space="preserve">Số: /TTr-VT</w:t>
@@ -315,6 +328,7 @@
           </w:tcPr>
           <w:p ns2:paraId="63EC7F33" ns2:textId="7FD79D53">
             <w:pPr>
+              <w:spacing w:before="0" w:after="40" w:line="276" w:lineRule="auto"/>
               <w:jc w:val="center"/>
               <w:rPr>
                 <w:rFonts w:ascii="Times New Roman" w:hAnsi="Times New Roman"/>
@@ -327,6 +341,7 @@
               <w:rPr>
                 <w:rFonts w:ascii="Times New Roman" w:hAnsi="Times New Roman" w:cs="Times New Roman" w:eastAsia="Times New Roman"/>
                 <w:i/>
+                <w:sz w:val="26"/>
                 <w:szCs w:val="28"/>
               </w:rPr>
               <w:t xml:space="preserve">Đồng Nai, ngày      tháng      năm </w:t>
@@ -335,6 +350,7 @@
               <w:rPr>
                 <w:rFonts w:ascii="Times New Roman" w:hAnsi="Times New Roman" w:cs="Times New Roman" w:eastAsia="Times New Roman"/>
                 <w:i/>
+                <w:sz w:val="26"/>
                 <w:szCs w:val="28"/>
               </w:rPr>
               <w:t xml:space="preserve"> 2026</w:t>
@@ -353,6 +369,7 @@
           </w:tcPr>
           <w:p ns2:paraId="50A9EBA8" ns2:textId="77777777">
             <w:pPr>
+              <w:spacing w:before="0" w:after="40" w:line="276" w:lineRule="auto"/>
               <w:jc w:val="center"/>
               <w:rPr>
                 <w:rFonts w:ascii="Times New Roman" w:hAnsi="Times New Roman"/>
@@ -368,7 +385,8 @@
           </w:tcPr>
           <w:p ns2:paraId="21C2795B" ns2:textId="77777777">
             <w:pPr>
-              <w:jc w:val="right"/>
+              <w:spacing w:before="0" w:after="40" w:line="276" w:lineRule="auto"/>
+              <w:jc w:val="center"/>
               <w:rPr>
                 <w:rFonts w:ascii="Times New Roman" w:hAnsi="Times New Roman"/>
                 <w:i/>
@@ -385,7 +403,7 @@
         <w:tabs>
           <w:tab w:val="left" w:pos="4800"/>
         </w:tabs>
-        <w:spacing w:before="120" w:line="360" w:lineRule="exact"/>
+        <w:spacing w:before="0" w:line="288" w:lineRule="auto" w:after="80"/>
         <w:jc w:val="center"/>
         <w:rPr>
           <w:rFonts w:ascii="Times New Roman" w:hAnsi="Times New Roman"/>
@@ -395,6 +413,7 @@
         <w:rPr>
           <w:rFonts w:ascii="Times New Roman" w:hAnsi="Times New Roman" w:cs="Times New Roman" w:eastAsia="Times New Roman"/>
           <w:b/>
+          <w:sz w:val="28"/>
           <w:szCs w:val="28"/>
           <w:lang w:val="sv-SE"/>
         </w:rPr>
@@ -403,7 +422,7 @@
     </w:p>
     <w:p ns2:paraId="614EE21B" ns2:textId="23E46CDC">
       <w:pPr>
-        <w:spacing w:before="120" w:line="360" w:lineRule="exact"/>
+        <w:spacing w:before="0" w:line="288" w:lineRule="auto" w:after="80"/>
         <w:jc w:val="center"/>
         <w:rPr>
           <w:rFonts w:ascii="Times New Roman" w:hAnsi="Times New Roman"/>
@@ -415,24 +434,32 @@
       <w:r>
         <w:rPr>
           <w:rFonts w:ascii="Times New Roman" w:hAnsi="Times New Roman" w:cs="Times New Roman" w:eastAsia="Times New Roman"/>
+          <w:b/>
+          <w:sz w:val="26"/>
         </w:rPr>
         <w:t>Về việc</w:t>
       </w:r>
       <w:r>
         <w:rPr>
           <w:rFonts w:ascii="Times New Roman" w:hAnsi="Times New Roman" w:cs="Times New Roman" w:eastAsia="Times New Roman"/>
+          <w:b/>
+          <w:sz w:val="26"/>
         </w:rPr>
         <w:t xml:space="preserve"> thanh lý và ký lại hợp đồng</w:t>
       </w:r>
       <w:r>
         <w:rPr>
           <w:rFonts w:ascii="Times New Roman" w:hAnsi="Times New Roman" w:cs="Times New Roman" w:eastAsia="Times New Roman"/>
+          <w:b/>
+          <w:sz w:val="26"/>
         </w:rPr>
         <w:t xml:space="preserve"> trạm</w:t>
       </w:r>
       <w:r>
         <w:rPr>
           <w:rFonts w:ascii="Times New Roman" w:hAnsi="Times New Roman" w:cs="Times New Roman" w:eastAsia="Times New Roman"/>
+          <w:b/>
+          <w:sz w:val="26"/>
         </w:rPr>
         <w:t xml:space="preserve"> {{SITE_ID}}</w:t>
       </w:r>
@@ -521,8 +548,9 @@
     </w:p>
     <w:p ns2:paraId="38744269" ns2:textId="77777777">
       <w:pPr>
-        <w:spacing w:before="120" w:line="360" w:lineRule="exact"/>
-        <w:jc w:val="center"/>
+        <w:spacing w:before="0" w:line="288" w:lineRule="auto" w:after="80"/>
+        <w:ind w:firstLine="0"/>
+        <w:jc w:val="both"/>
         <w:rPr>
           <w:rFonts w:ascii="Times New Roman" w:hAnsi="Times New Roman"/>
         </w:rPr>
@@ -533,6 +561,7 @@
           <w:rFonts w:ascii="Times New Roman" w:hAnsi="Times New Roman" w:cs="Times New Roman" w:eastAsia="Times New Roman"/>
           <w:i w:val="0"/>
           <w:iCs w:val="0"/>
+          <w:sz w:val="26"/>
           <w:szCs w:val="28"/>
         </w:rPr>
         <w:t>Kính trình</w:t>
@@ -543,6 +572,7 @@
           <w:rFonts w:ascii="Times New Roman" w:hAnsi="Times New Roman" w:cs="Times New Roman" w:eastAsia="Times New Roman"/>
           <w:i w:val="0"/>
           <w:iCs w:val="0"/>
+          <w:sz w:val="26"/>
           <w:szCs w:val="26"/>
         </w:rPr>
         <w:t xml:space="preserve">: </w:t>
@@ -550,12 +580,37 @@
       <w:r>
         <w:rPr>
           <w:rFonts w:ascii="Times New Roman" w:hAnsi="Times New Roman" w:cs="Times New Roman" w:eastAsia="Times New Roman"/>
+          <w:sz w:val="26"/>
           <w:szCs w:val="28"/>
         </w:rPr>
         <w:t>Ông Nguyễn Thanh Lâm – Phó Giám đốc MobiFone Đồng Nai</w:t>
       </w:r>
     </w:p>
     <w:p ns2:paraId="5F248F75" ns2:textId="77777777">
+      <w:pPr>
+        <w:pBdr>
+          <w:top w:val="single" w:color="auto" w:sz="4" w:space="1"/>
+          <w:left w:val="single" w:color="auto" w:sz="4" w:space="4"/>
+          <w:bottom w:val="single" w:color="auto" w:sz="4" w:space="0"/>
+          <w:right w:val="single" w:color="auto" w:sz="4" w:space="0"/>
+        </w:pBdr>
+        <w:spacing w:before="0" w:line="288" w:lineRule="auto" w:after="80"/>
+        <w:jc w:val="center"/>
+        <w:rPr>
+          <w:rFonts w:ascii="Times New Roman" w:hAnsi="Times New Roman"/>
+        </w:rPr>
+      </w:pPr>
+      <w:r>
+        <w:rPr>
+          <w:rFonts w:ascii="Times New Roman" w:hAnsi="Times New Roman" w:cs="Times New Roman" w:eastAsia="Times New Roman"/>
+          <w:b/>
+          <w:sz w:val="26"/>
+          <w:szCs w:val="26"/>
+        </w:rPr>
+        <w:t>Ý kiến chỉ đạo của Lãnh đạo MobiFone Đồng Nai</w:t>
+      </w:r>
+    </w:p>
+    <w:p ns2:paraId="18A06920" ns2:textId="77777777">
       <w:pPr>
         <w:pBdr>
           <w:top w:val="single" w:color="auto" w:sz="4" w:space="1"/>
@@ -572,13 +627,11 @@
       <w:r>
         <w:rPr>
           <w:rFonts w:ascii="Times New Roman" w:hAnsi="Times New Roman" w:cs="Times New Roman" w:eastAsia="Times New Roman"/>
-          <w:b/>
-          <w:szCs w:val="26"/>
-        </w:rPr>
-        <w:t>Ý kiến chỉ đạo của Lãnh đạo MobiFone Đồng Nai</w:t>
-      </w:r>
-    </w:p>
-    <w:p ns2:paraId="18A06920" ns2:textId="77777777">
+        </w:rPr>
+        <w:t> </w:t>
+      </w:r>
+    </w:p>
+    <w:p ns2:paraId="5CEDC07F" ns2:textId="77777777">
       <w:pPr>
         <w:pBdr>
           <w:top w:val="single" w:color="auto" w:sz="4" w:space="1"/>
@@ -595,11 +648,13 @@
       <w:r>
         <w:rPr>
           <w:rFonts w:ascii="Times New Roman" w:hAnsi="Times New Roman" w:cs="Times New Roman" w:eastAsia="Times New Roman"/>
+          <w:szCs w:val="28"/>
+          <w:lang w:val="sv-SE"/>
         </w:rPr>
         <w:t> </w:t>
       </w:r>
     </w:p>
-    <w:p ns2:paraId="5CEDC07F" ns2:textId="77777777">
+    <w:p ns2:paraId="2A6E7CF5" ns2:textId="77777777">
       <w:pPr>
         <w:pBdr>
           <w:top w:val="single" w:color="auto" w:sz="4" w:space="1"/>
@@ -616,37 +671,14 @@
       <w:r>
         <w:rPr>
           <w:rFonts w:ascii="Times New Roman" w:hAnsi="Times New Roman" w:cs="Times New Roman" w:eastAsia="Times New Roman"/>
-          <w:szCs w:val="28"/>
-          <w:lang w:val="sv-SE"/>
         </w:rPr>
         <w:t> </w:t>
       </w:r>
     </w:p>
-    <w:p ns2:paraId="2A6E7CF5" ns2:textId="77777777">
-      <w:pPr>
-        <w:pBdr>
-          <w:top w:val="single" w:color="auto" w:sz="4" w:space="1"/>
-          <w:left w:val="single" w:color="auto" w:sz="4" w:space="4"/>
-          <w:bottom w:val="single" w:color="auto" w:sz="4" w:space="0"/>
-          <w:right w:val="single" w:color="auto" w:sz="4" w:space="0"/>
-        </w:pBdr>
-        <w:spacing w:before="120" w:line="360" w:lineRule="exact"/>
-        <w:jc w:val="center"/>
-        <w:rPr>
-          <w:rFonts w:ascii="Times New Roman" w:hAnsi="Times New Roman"/>
-        </w:rPr>
-      </w:pPr>
-      <w:r>
-        <w:rPr>
-          <w:rFonts w:ascii="Times New Roman" w:hAnsi="Times New Roman" w:cs="Times New Roman" w:eastAsia="Times New Roman"/>
-        </w:rPr>
-        <w:t> </w:t>
-      </w:r>
-    </w:p>
     <w:p ns2:paraId="6BBC96D9" ns2:textId="77777777">
       <w:pPr>
-        <w:spacing w:before="120" w:line="360" w:lineRule="exact"/>
-        <w:ind w:firstLine="720"/>
+        <w:spacing w:before="0" w:line="288" w:lineRule="auto" w:after="80"/>
+        <w:ind w:firstLine="567"/>
         <w:jc w:val="both"/>
         <w:rPr>
           <w:rStyle w:val="Emphasis"/>
@@ -661,6 +693,7 @@
         <w:rPr>
           <w:rFonts w:ascii="Times New Roman" w:hAnsi="Times New Roman" w:cs="Times New Roman" w:eastAsia="Times New Roman"/>
           <w:bCs/>
+          <w:sz w:val="26"/>
           <w:szCs w:val="26"/>
         </w:rPr>
         <w:t>Căn cứ hợp đồng số {{CONTRACT_NO}} ký ngày {{CONTRACT_DATE}} giữa Trung tâm Mạng lưới MobiFone miền Nam và Ông/Bà {{OWNER_NAME}} về việc thuê đặt trạm BTS địa chỉ: {{ADDRESS_OLD}} ({{ADDRESS_NEW}}).</w:t>
@@ -668,8 +701,8 @@
     </w:p>
     <w:p ns2:paraId="3CF3E67D" ns2:textId="77777777">
       <w:pPr>
-        <w:spacing w:before="120" w:line="360" w:lineRule="exact"/>
-        <w:ind w:firstLine="720"/>
+        <w:spacing w:before="0" w:line="288" w:lineRule="auto" w:after="80"/>
+        <w:ind w:firstLine="567"/>
         <w:jc w:val="both"/>
         <w:rPr>
           <w:rFonts w:ascii="Times New Roman" w:hAnsi="Times New Roman"/>
@@ -680,6 +713,7 @@
       <w:r>
         <w:rPr>
           <w:rFonts w:ascii="Times New Roman" w:hAnsi="Times New Roman" w:cs="Times New Roman" w:eastAsia="Times New Roman"/>
+          <w:sz w:val="26"/>
           <w:szCs w:val="26"/>
         </w:rPr>
         <w:t>Căn cứ phụ lục hợp đồng kí ngày 01/12/2025 về việc chuyển chủ thể kí hợp đồng từ Trung tâm Mạng lưới MobiFone miền Nam qua MobiFone Đồng Nai của hợp đồng số {{CONTRACT_NO}};</w:t>
@@ -687,8 +721,8 @@
     </w:p>
     <w:p ns2:paraId="73DE135D" ns2:textId="77777777">
       <w:pPr>
-        <w:spacing w:before="120" w:line="360" w:lineRule="exact"/>
-        <w:ind w:firstLine="720"/>
+        <w:spacing w:before="0" w:line="288" w:lineRule="auto" w:after="80"/>
+        <w:ind w:firstLine="567"/>
         <w:jc w:val="both"/>
         <w:rPr>
           <w:rStyle w:val="Emphasis"/>
@@ -702,6 +736,7 @@
           <w:rStyle w:val="Emphasis"/>
           <w:rFonts w:ascii="Times New Roman" w:hAnsi="Times New Roman" w:cs="Times New Roman" w:eastAsia="Times New Roman"/>
           <w:i w:val="0"/>
+          <w:sz w:val="26"/>
           <w:szCs w:val="26"/>
         </w:rPr>
         <w:t>Căn cứ Quyết định số 02/QĐ-HĐTV ký ngày 17/01/2025 về việc ban hành quy định về đơn giá thuê mặt bằng phát triển mạng lưới thông tin di động;</w:t>
@@ -709,8 +744,8 @@
     </w:p>
     <w:p ns2:paraId="38A31F4E" ns2:textId="77777777">
       <w:pPr>
-        <w:spacing w:before="120" w:line="360" w:lineRule="exact"/>
-        <w:ind w:firstLine="720"/>
+        <w:spacing w:before="0" w:line="288" w:lineRule="auto" w:after="80"/>
+        <w:ind w:firstLine="567"/>
         <w:jc w:val="both"/>
         <w:rPr>
           <w:rStyle w:val="Emphasis"/>
@@ -725,6 +760,7 @@
           <w:rStyle w:val="Emphasis"/>
           <w:rFonts w:ascii="Times New Roman" w:hAnsi="Times New Roman" w:cs="Times New Roman" w:eastAsia="Times New Roman"/>
           <w:i w:val="0"/>
+          <w:sz w:val="26"/>
           <w:szCs w:val="28"/>
         </w:rPr>
         <w:t xml:space="preserve">Căn cứ văn bản 1245/D01-B1-B4 ký ngày 26/02/2026 về việc </w:t>
@@ -733,6 +769,7 @@
         <w:rPr>
           <w:rFonts w:ascii="Times New Roman" w:hAnsi="Times New Roman" w:cs="Times New Roman" w:eastAsia="Times New Roman"/>
           <w:iCs/>
+          <w:sz w:val="26"/>
           <w:szCs w:val="28"/>
         </w:rPr>
         <w:t>triển khai các giải pháp tăng cường trong đàm phán tiết giảm chi phí thuê hạ tầng;</w:t>
@@ -740,17 +777,18 @@
     </w:p>
     <w:p ns2:paraId="09B4C975" ns2:textId="77777777">
       <w:pPr>
-        <w:spacing w:before="120" w:line="360" w:lineRule="exact"/>
-        <w:ind w:firstLine="720"/>
-        <w:jc w:val="both"/>
-        <w:rPr>
-          <w:rFonts w:ascii="Times New Roman" w:hAnsi="Times New Roman"/>
-          <w:szCs w:val="26"/>
-        </w:rPr>
-      </w:pPr>
-      <w:r>
-        <w:rPr>
-          <w:rFonts w:ascii="Times New Roman" w:hAnsi="Times New Roman" w:cs="Times New Roman" w:eastAsia="Times New Roman"/>
+        <w:spacing w:before="0" w:line="288" w:lineRule="auto" w:after="80"/>
+        <w:ind w:firstLine="567"/>
+        <w:jc w:val="both"/>
+        <w:rPr>
+          <w:rFonts w:ascii="Times New Roman" w:hAnsi="Times New Roman"/>
+          <w:szCs w:val="26"/>
+        </w:rPr>
+      </w:pPr>
+      <w:r>
+        <w:rPr>
+          <w:rFonts w:ascii="Times New Roman" w:hAnsi="Times New Roman" w:cs="Times New Roman" w:eastAsia="Times New Roman"/>
+          <w:sz w:val="26"/>
           <w:szCs w:val="26"/>
         </w:rPr>
         <w:t>Căn cứ biên bản làm việc về việc thanh lý ký lại hợp đồng thuê trạm {{SITE_ID}}</w:t>
@@ -758,18 +796,19 @@
     </w:p>
     <w:p ns2:paraId="77A1409A" ns2:textId="77777777">
       <w:pPr>
-        <w:spacing w:before="120" w:line="360" w:lineRule="exact"/>
-        <w:ind w:firstLine="720"/>
-        <w:jc w:val="both"/>
-        <w:rPr>
-          <w:rFonts w:ascii="Times New Roman" w:hAnsi="Times New Roman"/>
-          <w:szCs w:val="26"/>
-          <w:lang w:val="vi-VN"/>
-        </w:rPr>
-      </w:pPr>
-      <w:r>
-        <w:rPr>
-          <w:rFonts w:ascii="Times New Roman" w:hAnsi="Times New Roman" w:cs="Times New Roman" w:eastAsia="Times New Roman"/>
+        <w:spacing w:before="0" w:line="288" w:lineRule="auto" w:after="80"/>
+        <w:ind w:firstLine="567"/>
+        <w:jc w:val="both"/>
+        <w:rPr>
+          <w:rFonts w:ascii="Times New Roman" w:hAnsi="Times New Roman"/>
+          <w:szCs w:val="26"/>
+          <w:lang w:val="vi-VN"/>
+        </w:rPr>
+      </w:pPr>
+      <w:r>
+        <w:rPr>
+          <w:rFonts w:ascii="Times New Roman" w:hAnsi="Times New Roman" w:cs="Times New Roman" w:eastAsia="Times New Roman"/>
+          <w:sz w:val="26"/>
           <w:szCs w:val="26"/>
           <w:lang w:val="vi-VN"/>
         </w:rPr>
@@ -778,6 +817,7 @@
       <w:r>
         <w:rPr>
           <w:rFonts w:ascii="Times New Roman" w:hAnsi="Times New Roman" w:cs="Times New Roman" w:eastAsia="Times New Roman"/>
+          <w:sz w:val="26"/>
           <w:szCs w:val="26"/>
         </w:rPr>
         <w:t>t</w:t>
@@ -785,6 +825,7 @@
       <w:r>
         <w:rPr>
           <w:rFonts w:ascii="Times New Roman" w:hAnsi="Times New Roman" w:cs="Times New Roman" w:eastAsia="Times New Roman"/>
+          <w:sz w:val="26"/>
           <w:szCs w:val="26"/>
           <w:lang w:val="vi-VN"/>
         </w:rPr>
@@ -793,6 +834,7 @@
       <w:r>
         <w:rPr>
           <w:rFonts w:ascii="Times New Roman" w:hAnsi="Times New Roman" w:cs="Times New Roman" w:eastAsia="Times New Roman"/>
+          <w:sz w:val="26"/>
           <w:szCs w:val="26"/>
         </w:rPr>
         <w:t xml:space="preserve"> </w:t>
@@ -800,6 +842,7 @@
       <w:r>
         <w:rPr>
           <w:rFonts w:ascii="Times New Roman" w:hAnsi="Times New Roman" w:cs="Times New Roman" w:eastAsia="Times New Roman"/>
+          <w:sz w:val="26"/>
           <w:szCs w:val="26"/>
           <w:lang w:val="vi-VN"/>
         </w:rPr>
@@ -808,6 +851,7 @@
       <w:r>
         <w:rPr>
           <w:rFonts w:ascii="Times New Roman" w:hAnsi="Times New Roman" w:cs="Times New Roman" w:eastAsia="Times New Roman"/>
+          <w:sz w:val="26"/>
           <w:szCs w:val="26"/>
         </w:rPr>
         <w:t>xem</w:t>
@@ -815,6 +859,7 @@
       <w:r>
         <w:rPr>
           <w:rFonts w:ascii="Times New Roman" w:hAnsi="Times New Roman" w:cs="Times New Roman" w:eastAsia="Times New Roman"/>
+          <w:sz w:val="26"/>
           <w:szCs w:val="26"/>
           <w:lang w:val="vi-VN"/>
         </w:rPr>
@@ -825,6 +870,7 @@
           <w:rStyle w:val="Emphasis"/>
           <w:rFonts w:ascii="Times New Roman" w:hAnsi="Times New Roman" w:cs="Times New Roman" w:eastAsia="Times New Roman"/>
           <w:i w:val="0"/>
+          <w:sz w:val="26"/>
           <w:szCs w:val="26"/>
         </w:rPr>
         <w:t xml:space="preserve">điều chỉnh </w:t>
@@ -834,6 +880,7 @@
           <w:rStyle w:val="Emphasis"/>
           <w:rFonts w:ascii="Times New Roman" w:hAnsi="Times New Roman" w:cs="Times New Roman" w:eastAsia="Times New Roman"/>
           <w:i w:val="0"/>
+          <w:sz w:val="26"/>
           <w:szCs w:val="26"/>
           <w:lang w:val="vi-VN"/>
         </w:rPr>
@@ -842,6 +889,7 @@
       <w:r>
         <w:rPr>
           <w:rFonts w:ascii="Times New Roman" w:hAnsi="Times New Roman" w:cs="Times New Roman" w:eastAsia="Times New Roman"/>
+          <w:sz w:val="26"/>
           <w:szCs w:val="26"/>
           <w:lang w:val="vi-VN"/>
         </w:rPr>
@@ -855,16 +903,17 @@
           <w:ilvl w:val="0"/>
           <w:numId w:val="12"/>
         </w:numPr>
-        <w:spacing w:before="120" w:after="120" w:line="276" w:lineRule="auto"/>
-        <w:jc w:val="both"/>
-        <w:rPr>
-          <w:rFonts w:ascii="Times New Roman" w:hAnsi="Times New Roman"/>
-          <w:szCs w:val="26"/>
-        </w:rPr>
-      </w:pPr>
-      <w:r>
-        <w:rPr>
-          <w:rFonts w:ascii="Times New Roman" w:hAnsi="Times New Roman" w:cs="Times New Roman" w:eastAsia="Times New Roman"/>
+        <w:spacing w:before="0" w:after="120" w:line="288" w:lineRule="auto"/>
+        <w:jc w:val="both"/>
+        <w:rPr>
+          <w:rFonts w:ascii="Times New Roman" w:hAnsi="Times New Roman"/>
+          <w:szCs w:val="26"/>
+        </w:rPr>
+      </w:pPr>
+      <w:r>
+        <w:rPr>
+          <w:rFonts w:ascii="Times New Roman" w:hAnsi="Times New Roman" w:cs="Times New Roman" w:eastAsia="Times New Roman"/>
+          <w:sz w:val="26"/>
           <w:szCs w:val="26"/>
         </w:rPr>
         <w:t>Các khoản mục CSHT:</w:t>
@@ -880,16 +929,17 @@
         <w:tabs>
           <w:tab w:val="right" w:pos="567"/>
         </w:tabs>
-        <w:spacing w:before="120" w:after="120" w:line="276" w:lineRule="auto"/>
-        <w:jc w:val="both"/>
-        <w:rPr>
-          <w:rFonts w:ascii="Times New Roman" w:hAnsi="Times New Roman"/>
-          <w:szCs w:val="26"/>
-        </w:rPr>
-      </w:pPr>
-      <w:r>
-        <w:rPr>
-          <w:rFonts w:ascii="Times New Roman" w:hAnsi="Times New Roman" w:cs="Times New Roman" w:eastAsia="Times New Roman"/>
+        <w:spacing w:before="0" w:after="120" w:line="288" w:lineRule="auto"/>
+        <w:jc w:val="both"/>
+        <w:rPr>
+          <w:rFonts w:ascii="Times New Roman" w:hAnsi="Times New Roman"/>
+          <w:szCs w:val="26"/>
+        </w:rPr>
+      </w:pPr>
+      <w:r>
+        <w:rPr>
+          <w:rFonts w:ascii="Times New Roman" w:hAnsi="Times New Roman" w:cs="Times New Roman" w:eastAsia="Times New Roman"/>
+          <w:sz w:val="26"/>
           <w:szCs w:val="26"/>
         </w:rPr>
         <w:t>{{CSHT_LIST1}}</w:t>
@@ -905,16 +955,17 @@
         <w:tabs>
           <w:tab w:val="right" w:pos="567"/>
         </w:tabs>
-        <w:spacing w:before="120" w:after="120" w:line="276" w:lineRule="auto"/>
-        <w:jc w:val="both"/>
-        <w:rPr>
-          <w:rFonts w:ascii="Times New Roman" w:hAnsi="Times New Roman"/>
-          <w:szCs w:val="26"/>
-        </w:rPr>
-      </w:pPr>
-      <w:r>
-        <w:rPr>
-          <w:rFonts w:ascii="Times New Roman" w:hAnsi="Times New Roman" w:cs="Times New Roman" w:eastAsia="Times New Roman"/>
+        <w:spacing w:before="0" w:after="120" w:line="288" w:lineRule="auto"/>
+        <w:jc w:val="both"/>
+        <w:rPr>
+          <w:rFonts w:ascii="Times New Roman" w:hAnsi="Times New Roman"/>
+          <w:szCs w:val="26"/>
+        </w:rPr>
+      </w:pPr>
+      <w:r>
+        <w:rPr>
+          <w:rFonts w:ascii="Times New Roman" w:hAnsi="Times New Roman" w:cs="Times New Roman" w:eastAsia="Times New Roman"/>
+          <w:sz w:val="26"/>
           <w:szCs w:val="26"/>
           <w:lang w:val="vi-VN"/>
         </w:rPr>
@@ -923,6 +974,7 @@
       <w:r>
         <w:rPr>
           <w:rFonts w:ascii="Times New Roman" w:hAnsi="Times New Roman" w:cs="Times New Roman" w:eastAsia="Times New Roman"/>
+          <w:sz w:val="26"/>
           <w:szCs w:val="26"/>
         </w:rPr>
         <w:t>Điều khoản hợp đồng:</w:t>
@@ -935,16 +987,17 @@
           <w:ilvl w:val="0"/>
           <w:numId w:val="14"/>
         </w:numPr>
-        <w:spacing w:before="120" w:after="120" w:line="276" w:lineRule="auto"/>
-        <w:jc w:val="both"/>
-        <w:rPr>
-          <w:rFonts w:ascii="Times New Roman" w:hAnsi="Times New Roman"/>
-          <w:szCs w:val="26"/>
-        </w:rPr>
-      </w:pPr>
-      <w:r>
-        <w:rPr>
-          <w:rFonts w:ascii="Times New Roman" w:hAnsi="Times New Roman" w:cs="Times New Roman" w:eastAsia="Times New Roman"/>
+        <w:spacing w:before="0" w:after="120" w:line="288" w:lineRule="auto"/>
+        <w:jc w:val="both"/>
+        <w:rPr>
+          <w:rFonts w:ascii="Times New Roman" w:hAnsi="Times New Roman"/>
+          <w:szCs w:val="26"/>
+        </w:rPr>
+      </w:pPr>
+      <w:r>
+        <w:rPr>
+          <w:rFonts w:ascii="Times New Roman" w:hAnsi="Times New Roman" w:cs="Times New Roman" w:eastAsia="Times New Roman"/>
+          <w:sz w:val="26"/>
           <w:szCs w:val="26"/>
         </w:rPr>
         <w:t xml:space="preserve">Thời hạn hợp đồng: Từ ngày {{START_DATE}} đến ngày </w:t>
@@ -952,6 +1005,7 @@
       <w:r>
         <w:rPr>
           <w:rFonts w:ascii="Times New Roman" w:hAnsi="Times New Roman" w:cs="Times New Roman" w:eastAsia="Times New Roman"/>
+          <w:sz w:val="26"/>
           <w:szCs w:val="26"/>
         </w:rPr>
         <w:t>{{END_DATE}}</w:t>
@@ -964,16 +1018,17 @@
           <w:ilvl w:val="0"/>
           <w:numId w:val="14"/>
         </w:numPr>
-        <w:spacing w:before="120" w:after="120" w:line="276" w:lineRule="auto"/>
-        <w:jc w:val="both"/>
-        <w:rPr>
-          <w:rFonts w:ascii="Times New Roman" w:hAnsi="Times New Roman"/>
-          <w:szCs w:val="26"/>
-        </w:rPr>
-      </w:pPr>
-      <w:r>
-        <w:rPr>
-          <w:rFonts w:ascii="Times New Roman" w:hAnsi="Times New Roman" w:cs="Times New Roman" w:eastAsia="Times New Roman"/>
+        <w:spacing w:before="0" w:after="120" w:line="288" w:lineRule="auto"/>
+        <w:jc w:val="both"/>
+        <w:rPr>
+          <w:rFonts w:ascii="Times New Roman" w:hAnsi="Times New Roman"/>
+          <w:szCs w:val="26"/>
+        </w:rPr>
+      </w:pPr>
+      <w:r>
+        <w:rPr>
+          <w:rFonts w:ascii="Times New Roman" w:hAnsi="Times New Roman" w:cs="Times New Roman" w:eastAsia="Times New Roman"/>
+          <w:sz w:val="26"/>
           <w:szCs w:val="26"/>
         </w:rPr>
         <w:lastRenderedPageBreak/>
@@ -982,6 +1037,7 @@
       <w:r>
         <w:rPr>
           <w:rFonts w:ascii="Times New Roman" w:hAnsi="Times New Roman" w:cs="Times New Roman" w:eastAsia="Times New Roman"/>
+          <w:sz w:val="26"/>
           <w:szCs w:val="26"/>
           <w:lang w:val="vi-VN"/>
         </w:rPr>
@@ -990,6 +1046,7 @@
       <w:r>
         <w:rPr>
           <w:rFonts w:ascii="Times New Roman" w:hAnsi="Times New Roman" w:cs="Times New Roman" w:eastAsia="Times New Roman"/>
+          <w:sz w:val="26"/>
           <w:szCs w:val="26"/>
         </w:rPr>
         <w:t xml:space="preserve">với đơn giá chi tiết theo các hạng mục như sau: </w:t>
@@ -1029,6 +1086,7 @@
           </w:tcPr>
           <w:p ns2:paraId="0394F3B4" ns2:textId="77777777">
             <w:pPr>
+              <w:spacing w:before="40" w:after="40" w:line="276" w:lineRule="auto"/>
               <w:jc w:val="center"/>
               <w:rPr>
                 <w:rFonts w:ascii="Times New Roman" w:hAnsi="Times New Roman"/>
@@ -1042,6 +1100,7 @@
                 <w:rFonts w:ascii="Times New Roman" w:hAnsi="Times New Roman" w:cs="Times New Roman" w:eastAsia="Times New Roman"/>
                 <w:b/>
                 <w:bCs/>
+                <w:sz w:val="24"/>
                 <w:szCs w:val="26"/>
               </w:rPr>
               <w:t xml:space="preserve">Hạng mục </w:t>
@@ -1056,6 +1115,7 @@
           </w:tcPr>
           <w:p ns2:paraId="0455EBB4" ns2:textId="77777777">
             <w:pPr>
+              <w:spacing w:before="40" w:after="40" w:line="276" w:lineRule="auto"/>
               <w:jc w:val="center"/>
               <w:rPr>
                 <w:rFonts w:ascii="Times New Roman" w:hAnsi="Times New Roman"/>
@@ -1069,6 +1129,7 @@
                 <w:rFonts w:ascii="Times New Roman" w:hAnsi="Times New Roman" w:cs="Times New Roman" w:eastAsia="Times New Roman"/>
                 <w:b/>
                 <w:bCs/>
+                <w:sz w:val="24"/>
                 <w:szCs w:val="26"/>
               </w:rPr>
               <w:t xml:space="preserve">Giá quy định theo QĐ 02/QĐ-HĐTV </w:t>
@@ -1083,6 +1144,7 @@
           </w:tcPr>
           <w:p ns2:paraId="6F400B6A" ns2:textId="77777777">
             <w:pPr>
+              <w:spacing w:before="40" w:after="40" w:line="276" w:lineRule="auto"/>
               <w:jc w:val="center"/>
               <w:rPr>
                 <w:rFonts w:ascii="Times New Roman" w:hAnsi="Times New Roman"/>
@@ -1096,6 +1158,7 @@
                 <w:rFonts w:ascii="Times New Roman" w:hAnsi="Times New Roman" w:cs="Times New Roman" w:eastAsia="Times New Roman"/>
                 <w:b/>
                 <w:bCs/>
+                <w:sz w:val="24"/>
                 <w:szCs w:val="26"/>
               </w:rPr>
               <w:t>Giá quy định theo văn bản 1245/D01-B1-B4</w:t>
@@ -1109,6 +1172,7 @@
           </w:tcPr>
           <w:p ns2:paraId="0702D61A" ns2:textId="7FD79D37">
             <w:pPr>
+              <w:spacing w:before="40" w:after="40" w:line="276" w:lineRule="auto"/>
               <w:jc w:val="center"/>
               <w:rPr>
                 <w:rFonts w:ascii="Times New Roman" w:hAnsi="Times New Roman"/>
@@ -1122,6 +1186,7 @@
                 <w:rFonts w:ascii="Times New Roman" w:hAnsi="Times New Roman" w:cs="Times New Roman" w:eastAsia="Times New Roman"/>
                 <w:b/>
                 <w:bCs/>
+                <w:sz w:val="24"/>
                 <w:szCs w:val="26"/>
               </w:rPr>
               <w:t xml:space="preserve">Giảm trừ dùng chung</w:t>
@@ -1135,6 +1200,7 @@
           </w:tcPr>
           <w:p ns2:paraId="12DC48D6" ns2:textId="77777777">
             <w:pPr>
+              <w:spacing w:before="40" w:after="40" w:line="276" w:lineRule="auto"/>
               <w:jc w:val="center"/>
               <w:rPr>
                 <w:rFonts w:ascii="Times New Roman" w:hAnsi="Times New Roman"/>
@@ -1148,6 +1214,7 @@
                 <w:rFonts w:ascii="Times New Roman" w:hAnsi="Times New Roman" w:cs="Times New Roman" w:eastAsia="Times New Roman"/>
                 <w:b/>
                 <w:bCs/>
+                <w:sz w:val="24"/>
                 <w:szCs w:val="26"/>
               </w:rPr>
               <w:t>Giá thuê</w:t>
@@ -1155,6 +1222,7 @@
           </w:p>
           <w:p ns2:paraId="27E305B9" ns2:textId="77777777">
             <w:pPr>
+              <w:spacing w:before="40" w:after="40" w:line="276" w:lineRule="auto"/>
               <w:jc w:val="center"/>
               <w:rPr>
                 <w:rFonts w:ascii="Times New Roman" w:hAnsi="Times New Roman"/>
@@ -1168,6 +1236,7 @@
                 <w:rFonts w:ascii="Times New Roman" w:hAnsi="Times New Roman" w:cs="Times New Roman" w:eastAsia="Times New Roman"/>
                 <w:b/>
                 <w:bCs/>
+                <w:sz w:val="24"/>
                 <w:szCs w:val="26"/>
               </w:rPr>
               <w:t>(đồng/tháng)</w:t>
@@ -1182,6 +1251,7 @@
           </w:tcPr>
           <w:p ns2:paraId="4B5F44BA" ns2:textId="77777777">
             <w:pPr>
+              <w:spacing w:before="40" w:after="40" w:line="276" w:lineRule="auto"/>
               <w:jc w:val="center"/>
               <w:rPr>
                 <w:rFonts w:ascii="Times New Roman" w:hAnsi="Times New Roman"/>
@@ -1195,6 +1265,7 @@
                 <w:rFonts w:ascii="Times New Roman" w:hAnsi="Times New Roman" w:cs="Times New Roman" w:eastAsia="Times New Roman"/>
                 <w:b/>
                 <w:bCs/>
+                <w:sz w:val="24"/>
                 <w:szCs w:val="26"/>
               </w:rPr>
               <w:t>Tỷ lệ vượt giá so với quy định</w:t>
@@ -1214,6 +1285,7 @@
           </w:tcPr>
           <w:p ns2:paraId="42921000" ns2:textId="77777777">
             <w:pPr>
+              <w:spacing w:before="40" w:after="40" w:line="276" w:lineRule="auto"/>
               <w:jc w:val="center"/>
               <w:rPr>
                 <w:rFonts w:ascii="Times New Roman" w:hAnsi="Times New Roman"/>
@@ -1223,6 +1295,7 @@
             <w:r>
               <w:rPr>
                 <w:rFonts w:ascii="Times New Roman" w:hAnsi="Times New Roman" w:cs="Times New Roman" w:eastAsia="Times New Roman"/>
+                <w:sz w:val="24"/>
                 <w:szCs w:val="26"/>
               </w:rPr>
               <w:t>Mặt bằng</w:t>
@@ -1236,6 +1309,7 @@
           </w:tcPr>
           <w:p ns2:paraId="787C9B13" ns2:textId="77777777">
             <w:pPr>
+              <w:spacing w:before="40" w:after="40" w:line="276" w:lineRule="auto"/>
               <w:rPr>
                 <w:rFonts w:ascii="Times New Roman" w:hAnsi="Times New Roman"/>
                 <w:szCs w:val="26"/>
@@ -1244,6 +1318,7 @@
             <w:r>
               <w:rPr>
                 <w:rFonts w:ascii="Times New Roman" w:hAnsi="Times New Roman" w:cs="Times New Roman" w:eastAsia="Times New Roman"/>
+                <w:sz w:val="24"/>
                 <w:szCs w:val="26"/>
               </w:rPr>
               <w:t>{{MB_QĐ02}}</w:t>
@@ -1258,6 +1333,7 @@
           </w:tcPr>
           <w:p ns2:paraId="5F562841" ns2:textId="77777777">
             <w:pPr>
+              <w:spacing w:before="40" w:after="40" w:line="276" w:lineRule="auto"/>
               <w:jc w:val="center"/>
               <w:rPr>
                 <w:rFonts w:ascii="Times New Roman" w:hAnsi="Times New Roman"/>
@@ -1273,6 +1349,7 @@
           </w:tcPr>
           <w:p ns2:paraId="0753254D" ns2:textId="77777777">
             <w:pPr>
+              <w:spacing w:before="40" w:after="40" w:line="276" w:lineRule="auto"/>
               <w:jc w:val="right"/>
               <w:rPr>
                 <w:rFonts w:ascii="Times New Roman" w:hAnsi="Times New Roman"/>
@@ -1288,6 +1365,7 @@
           </w:tcPr>
           <w:p ns2:paraId="1BCAACBA" ns2:textId="77777777">
             <w:pPr>
+              <w:spacing w:before="40" w:after="40" w:line="276" w:lineRule="auto"/>
               <w:rPr>
                 <w:rFonts w:ascii="Times New Roman" w:hAnsi="Times New Roman"/>
                 <w:szCs w:val="26"/>
@@ -1296,6 +1374,7 @@
             <w:r>
               <w:rPr>
                 <w:rFonts w:ascii="Times New Roman" w:hAnsi="Times New Roman" w:cs="Times New Roman" w:eastAsia="Times New Roman"/>
+                <w:sz w:val="24"/>
                 <w:szCs w:val="26"/>
               </w:rPr>
               <w:t>{{P_MB}}</w:t>
@@ -1310,6 +1389,7 @@
           </w:tcPr>
           <w:p ns2:paraId="4951266C" ns2:textId="77777777">
             <w:pPr>
+              <w:spacing w:before="40" w:after="40" w:line="276" w:lineRule="auto"/>
               <w:rPr>
                 <w:rFonts w:ascii="Times New Roman" w:hAnsi="Times New Roman"/>
                 <w:szCs w:val="26"/>
@@ -1318,6 +1398,7 @@
             <w:r>
               <w:rPr>
                 <w:rFonts w:ascii="Times New Roman" w:hAnsi="Times New Roman" w:cs="Times New Roman" w:eastAsia="Times New Roman"/>
+                <w:sz w:val="24"/>
                 <w:szCs w:val="26"/>
               </w:rPr>
               <w:t>{{TL_MB}}</w:t>
@@ -1337,6 +1418,7 @@
           </w:tcPr>
           <w:p ns2:paraId="1A5A472F" ns2:textId="77777777">
             <w:pPr>
+              <w:spacing w:before="40" w:after="40" w:line="276" w:lineRule="auto"/>
               <w:jc w:val="center"/>
               <w:rPr>
                 <w:rFonts w:ascii="Times New Roman" w:hAnsi="Times New Roman"/>
@@ -1346,6 +1428,7 @@
             <w:r>
               <w:rPr>
                 <w:rFonts w:ascii="Times New Roman" w:hAnsi="Times New Roman" w:cs="Times New Roman" w:eastAsia="Times New Roman"/>
+                <w:sz w:val="24"/>
                 <w:szCs w:val="26"/>
               </w:rPr>
               <w:t>Phòng MFĐ</w:t>
@@ -1360,6 +1443,7 @@
           </w:tcPr>
           <w:p ns2:paraId="1469A61A" ns2:textId="77777777">
             <w:pPr>
+              <w:spacing w:before="40" w:after="40" w:line="276" w:lineRule="auto"/>
               <w:jc w:val="center"/>
               <w:rPr>
                 <w:rFonts w:ascii="Times New Roman" w:hAnsi="Times New Roman"/>
@@ -1375,6 +1459,7 @@
           </w:tcPr>
           <w:p ns2:paraId="3415E69F" ns2:textId="77777777">
             <w:pPr>
+              <w:spacing w:before="40" w:after="40" w:line="276" w:lineRule="auto"/>
               <w:rPr>
                 <w:rFonts w:ascii="Times New Roman" w:hAnsi="Times New Roman"/>
                 <w:szCs w:val="26"/>
@@ -1383,6 +1468,7 @@
             <w:r>
               <w:rPr>
                 <w:rFonts w:ascii="Times New Roman" w:hAnsi="Times New Roman" w:cs="Times New Roman" w:eastAsia="Times New Roman"/>
+                <w:sz w:val="24"/>
                 <w:szCs w:val="26"/>
               </w:rPr>
               <w:t>{{MFĐ_1245}}</w:t>
@@ -1396,6 +1482,7 @@
           </w:tcPr>
           <w:p ns2:paraId="473D3DEC" ns2:textId="77777777">
             <w:pPr>
+              <w:spacing w:before="40" w:after="40" w:line="276" w:lineRule="auto"/>
               <w:jc w:val="right"/>
               <w:rPr>
                 <w:rFonts w:ascii="Times New Roman" w:hAnsi="Times New Roman"/>
@@ -1411,6 +1498,7 @@
           </w:tcPr>
           <w:p ns2:paraId="137D709C" ns2:textId="77777777">
             <w:pPr>
+              <w:spacing w:before="40" w:after="40" w:line="276" w:lineRule="auto"/>
               <w:rPr>
                 <w:rFonts w:ascii="Times New Roman" w:hAnsi="Times New Roman"/>
                 <w:szCs w:val="26"/>
@@ -1419,6 +1507,7 @@
             <w:r>
               <w:rPr>
                 <w:rFonts w:ascii="Times New Roman" w:hAnsi="Times New Roman" w:cs="Times New Roman" w:eastAsia="Times New Roman"/>
+                <w:sz w:val="24"/>
                 <w:szCs w:val="26"/>
               </w:rPr>
               <w:t>{{P_MFD}}</w:t>
@@ -1433,6 +1522,7 @@
           </w:tcPr>
           <w:p ns2:paraId="4E55DD66" ns2:textId="77777777">
             <w:pPr>
+              <w:spacing w:before="40" w:after="40" w:line="276" w:lineRule="auto"/>
               <w:rPr>
                 <w:rFonts w:ascii="Times New Roman" w:hAnsi="Times New Roman"/>
                 <w:szCs w:val="26"/>
@@ -1441,6 +1531,7 @@
             <w:r>
               <w:rPr>
                 <w:rFonts w:ascii="Times New Roman" w:hAnsi="Times New Roman" w:cs="Times New Roman" w:eastAsia="Times New Roman"/>
+                <w:sz w:val="24"/>
                 <w:szCs w:val="26"/>
               </w:rPr>
               <w:t>{{TL_MFD}}</w:t>
@@ -1459,6 +1550,7 @@
           </w:tcPr>
           <w:p ns2:paraId="123C27A6" ns2:textId="77777777">
             <w:pPr>
+              <w:spacing w:before="40" w:after="40" w:line="276" w:lineRule="auto"/>
               <w:jc w:val="center"/>
               <w:rPr>
                 <w:rFonts w:ascii="Times New Roman" w:hAnsi="Times New Roman"/>
@@ -1468,6 +1560,7 @@
             <w:r>
               <w:rPr>
                 <w:rFonts w:ascii="Times New Roman" w:hAnsi="Times New Roman" w:cs="Times New Roman" w:eastAsia="Times New Roman"/>
+                <w:sz w:val="24"/>
                 <w:szCs w:val="26"/>
               </w:rPr>
               <w:t>Phòng máy mặt đất</w:t>
@@ -1481,6 +1574,7 @@
           </w:tcPr>
           <w:p ns2:paraId="28C9D2DD" ns2:textId="77777777">
             <w:pPr>
+              <w:spacing w:before="40" w:after="40" w:line="276" w:lineRule="auto"/>
               <w:jc w:val="center"/>
               <w:rPr>
                 <w:rFonts w:ascii="Times New Roman" w:hAnsi="Times New Roman"/>
@@ -1496,6 +1590,7 @@
           </w:tcPr>
           <w:p ns2:paraId="61AB2DAB" ns2:textId="77777777">
             <w:pPr>
+              <w:spacing w:before="40" w:after="40" w:line="276" w:lineRule="auto"/>
               <w:rPr>
                 <w:rFonts w:ascii="Times New Roman" w:hAnsi="Times New Roman"/>
                 <w:szCs w:val="26"/>
@@ -1504,6 +1599,7 @@
             <w:r>
               <w:rPr>
                 <w:rFonts w:ascii="Times New Roman" w:hAnsi="Times New Roman" w:cs="Times New Roman" w:eastAsia="Times New Roman"/>
+                <w:sz w:val="24"/>
                 <w:szCs w:val="26"/>
               </w:rPr>
               <w:t>{{PM_1245}}</w:t>
@@ -1517,6 +1613,7 @@
           </w:tcPr>
           <w:p ns2:paraId="7F03DA99" ns2:textId="77777777">
             <w:pPr>
+              <w:spacing w:before="40" w:after="40" w:line="276" w:lineRule="auto"/>
               <w:jc w:val="right"/>
               <w:rPr>
                 <w:rFonts w:ascii="Times New Roman" w:hAnsi="Times New Roman"/>
@@ -1532,6 +1629,7 @@
           </w:tcPr>
           <w:p ns2:paraId="51E62BD9" ns2:textId="77777777">
             <w:pPr>
+              <w:spacing w:before="40" w:after="40" w:line="276" w:lineRule="auto"/>
               <w:rPr>
                 <w:rFonts w:ascii="Times New Roman" w:hAnsi="Times New Roman"/>
                 <w:szCs w:val="26"/>
@@ -1540,6 +1638,7 @@
             <w:r>
               <w:rPr>
                 <w:rFonts w:ascii="Times New Roman" w:hAnsi="Times New Roman" w:cs="Times New Roman" w:eastAsia="Times New Roman"/>
+                <w:sz w:val="24"/>
                 <w:szCs w:val="26"/>
               </w:rPr>
               <w:t>{{P_PM}}</w:t>
@@ -1553,6 +1652,7 @@
           </w:tcPr>
           <w:p ns2:paraId="062CFEE0" ns2:textId="77777777">
             <w:pPr>
+              <w:spacing w:before="40" w:after="40" w:line="276" w:lineRule="auto"/>
               <w:rPr>
                 <w:rFonts w:ascii="Times New Roman" w:hAnsi="Times New Roman"/>
                 <w:szCs w:val="26"/>
@@ -1561,6 +1661,7 @@
             <w:r>
               <w:rPr>
                 <w:rFonts w:ascii="Times New Roman" w:hAnsi="Times New Roman" w:cs="Times New Roman" w:eastAsia="Times New Roman"/>
+                <w:sz w:val="24"/>
                 <w:szCs w:val="26"/>
               </w:rPr>
               <w:t>{{TL_PM}}</w:t>
@@ -1580,6 +1681,7 @@
           </w:tcPr>
           <w:p ns2:paraId="72D57B42" ns2:textId="4AC3658C">
             <w:pPr>
+              <w:spacing w:before="40" w:after="40" w:line="276" w:lineRule="auto"/>
               <w:jc w:val="center"/>
               <w:rPr>
                 <w:rFonts w:ascii="Times New Roman" w:hAnsi="Times New Roman"/>
@@ -1589,6 +1691,7 @@
             <w:r>
               <w:rPr>
                 <w:rFonts w:ascii="Times New Roman" w:hAnsi="Times New Roman" w:cs="Times New Roman" w:eastAsia="Times New Roman"/>
+                <w:sz w:val="24"/>
                 <w:szCs w:val="26"/>
               </w:rPr>
               <w:t xml:space="preserve">Cột </w:t>
@@ -1596,6 +1699,7 @@
             <w:r>
               <w:rPr>
                 <w:rFonts w:ascii="Times New Roman" w:hAnsi="Times New Roman" w:cs="Times New Roman" w:eastAsia="Times New Roman"/>
+                <w:sz w:val="24"/>
                 <w:szCs w:val="26"/>
               </w:rPr>
               <w:br/>
@@ -1610,6 +1714,7 @@
           </w:tcPr>
           <w:p ns2:paraId="02E67C08" ns2:textId="451B8673">
             <w:pPr>
+              <w:spacing w:before="40" w:after="40" w:line="276" w:lineRule="auto"/>
               <w:rPr>
                 <w:rFonts w:ascii="Times New Roman" w:hAnsi="Times New Roman"/>
                 <w:szCs w:val="26"/>
@@ -1625,6 +1730,7 @@
           </w:tcPr>
           <w:p ns2:paraId="5F30E57E" ns2:textId="3342FA75">
             <w:pPr>
+              <w:spacing w:before="40" w:after="40" w:line="276" w:lineRule="auto"/>
               <w:jc w:val="center"/>
               <w:rPr>
                 <w:rFonts w:ascii="Times New Roman" w:hAnsi="Times New Roman"/>
@@ -1634,7 +1740,7 @@
             <w:r>
               <w:rPr>
                 <w:rFonts w:ascii="Times New Roman" w:hAnsi="Times New Roman" w:cs="Times New Roman" w:eastAsia="Times New Roman"/>
-                <w:sz w:val="28"/>
+                <w:sz w:val="24"/>
                 <w:szCs w:val="28"/>
               </w:rPr>
               <w:t>{{COT_1245}}</w:t>
@@ -1648,6 +1754,7 @@
           </w:tcPr>
           <w:p ns2:paraId="71E10184" ns2:textId="2B8F2330">
             <w:pPr>
+              <w:spacing w:before="40" w:after="40" w:line="276" w:lineRule="auto"/>
               <w:jc w:val="right"/>
               <w:rPr>
                 <w:rFonts w:ascii="Times New Roman" w:hAnsi="Times New Roman"/>
@@ -1657,7 +1764,7 @@
             <w:r>
               <w:rPr>
                 <w:rFonts w:ascii="Times New Roman" w:hAnsi="Times New Roman" w:cs="Times New Roman" w:eastAsia="Times New Roman"/>
-                <w:sz w:val="28"/>
+                <w:sz w:val="24"/>
                 <w:szCs w:val="28"/>
               </w:rPr>
               <w:t>{{GIAM_TRU}}</w:t>
@@ -1671,6 +1778,7 @@
           </w:tcPr>
           <w:p ns2:paraId="600427A0" ns2:textId="2D45A342">
             <w:pPr>
+              <w:spacing w:before="40" w:after="40" w:line="276" w:lineRule="auto"/>
               <w:rPr>
                 <w:rFonts w:ascii="Times New Roman" w:hAnsi="Times New Roman"/>
                 <w:szCs w:val="26"/>
@@ -1679,6 +1787,7 @@
             <w:r>
               <w:rPr>
                 <w:rFonts w:ascii="Times New Roman" w:hAnsi="Times New Roman" w:cs="Times New Roman" w:eastAsia="Times New Roman"/>
+                <w:sz w:val="24"/>
               </w:rPr>
               <w:t>{{COT_CHOT}}</w:t>
             </w:r>
@@ -1692,6 +1801,7 @@
           </w:tcPr>
           <w:p ns2:paraId="1A711CF0" ns2:textId="6394E501">
             <w:pPr>
+              <w:spacing w:before="40" w:after="40" w:line="276" w:lineRule="auto"/>
               <w:rPr>
                 <w:rFonts w:ascii="Times New Roman" w:hAnsi="Times New Roman"/>
                 <w:szCs w:val="26"/>
@@ -1700,6 +1810,7 @@
             <w:r>
               <w:rPr>
                 <w:rFonts w:ascii="Times New Roman" w:hAnsi="Times New Roman" w:cs="Times New Roman" w:eastAsia="Times New Roman"/>
+                <w:sz w:val="24"/>
               </w:rPr>
               <w:t>{{TL_COT}}</w:t>
             </w:r>
@@ -1717,6 +1828,7 @@
           </w:tcPr>
           <w:p ns2:paraId="6A2A532B" ns2:textId="77777777">
             <w:pPr>
+              <w:spacing w:before="40" w:after="40" w:line="276" w:lineRule="auto"/>
               <w:jc w:val="center"/>
               <w:rPr>
                 <w:rFonts w:ascii="Times New Roman" w:hAnsi="Times New Roman"/>
@@ -1730,6 +1842,7 @@
                 <w:rFonts w:ascii="Times New Roman" w:hAnsi="Times New Roman" w:cs="Times New Roman" w:eastAsia="Times New Roman"/>
                 <w:b/>
                 <w:bCs/>
+                <w:sz w:val="24"/>
                 <w:szCs w:val="26"/>
               </w:rPr>
               <w:t>Tổng cộng</w:t>
@@ -1744,6 +1857,7 @@
           </w:tcPr>
           <w:p ns2:paraId="74C59333" ns2:textId="77777777">
             <w:pPr>
+              <w:spacing w:before="40" w:after="40" w:line="276" w:lineRule="auto"/>
               <w:rPr>
                 <w:rFonts w:ascii="Times New Roman" w:hAnsi="Times New Roman"/>
                 <w:szCs w:val="26"/>
@@ -1752,6 +1866,7 @@
             <w:r>
               <w:rPr>
                 <w:rFonts w:ascii="Times New Roman" w:hAnsi="Times New Roman" w:cs="Times New Roman" w:eastAsia="Times New Roman"/>
+                <w:sz w:val="24"/>
                 <w:szCs w:val="26"/>
               </w:rPr>
               <w:t>{{TONG_QD}}</w:t>
@@ -1765,6 +1880,7 @@
           </w:tcPr>
           <w:p ns2:paraId="5AAD1206" ns2:textId="77777777">
             <w:pPr>
+              <w:spacing w:before="40" w:after="40" w:line="276" w:lineRule="auto"/>
               <w:rPr>
                 <w:rFonts w:ascii="Times New Roman" w:hAnsi="Times New Roman"/>
                 <w:szCs w:val="26"/>
@@ -1773,6 +1889,7 @@
             <w:r>
               <w:rPr>
                 <w:rFonts w:ascii="Times New Roman" w:hAnsi="Times New Roman" w:cs="Times New Roman" w:eastAsia="Times New Roman"/>
+                <w:sz w:val="24"/>
                 <w:szCs w:val="26"/>
               </w:rPr>
               <w:t>{{TONG_CHOT}}</w:t>
@@ -1786,6 +1903,7 @@
           </w:tcPr>
           <w:p ns2:paraId="3C994BD1" ns2:textId="77777777">
             <w:pPr>
+              <w:spacing w:before="40" w:after="40" w:line="276" w:lineRule="auto"/>
               <w:rPr>
                 <w:rFonts w:ascii="Times New Roman" w:hAnsi="Times New Roman"/>
                 <w:szCs w:val="26"/>
@@ -1794,6 +1912,7 @@
             <w:r>
               <w:rPr>
                 <w:rFonts w:ascii="Times New Roman" w:hAnsi="Times New Roman" w:cs="Times New Roman" w:eastAsia="Times New Roman"/>
+                <w:sz w:val="24"/>
                 <w:szCs w:val="26"/>
               </w:rPr>
               <w:t>{{TL_TONG}}</w:t>
@@ -1809,17 +1928,18 @@
           <w:ilvl w:val="0"/>
           <w:numId w:val="7"/>
         </w:numPr>
-        <w:spacing w:before="120" w:line="360" w:lineRule="exact"/>
-        <w:jc w:val="both"/>
-        <w:rPr>
-          <w:rFonts w:ascii="Times New Roman" w:hAnsi="Times New Roman"/>
-          <w:szCs w:val="26"/>
-          <w:lang w:val="vi-VN"/>
-        </w:rPr>
-      </w:pPr>
-      <w:r>
-        <w:rPr>
-          <w:rFonts w:ascii="Times New Roman" w:hAnsi="Times New Roman" w:cs="Times New Roman" w:eastAsia="Times New Roman"/>
+        <w:spacing w:before="0" w:line="288" w:lineRule="auto" w:after="80"/>
+        <w:jc w:val="both"/>
+        <w:rPr>
+          <w:rFonts w:ascii="Times New Roman" w:hAnsi="Times New Roman"/>
+          <w:szCs w:val="26"/>
+          <w:lang w:val="vi-VN"/>
+        </w:rPr>
+      </w:pPr>
+      <w:r>
+        <w:rPr>
+          <w:rFonts w:ascii="Times New Roman" w:hAnsi="Times New Roman" w:cs="Times New Roman" w:eastAsia="Times New Roman"/>
+          <w:sz w:val="26"/>
           <w:szCs w:val="26"/>
         </w:rPr>
         <w:t>Thời gian áp dụng giá thuê mới: Từ ngày {{START_DATE}}</w:t>
@@ -1827,18 +1947,19 @@
     </w:p>
     <w:p ns2:paraId="31351358" ns2:textId="59DF5081">
       <w:pPr>
-        <w:spacing w:before="120" w:line="360" w:lineRule="exact"/>
-        <w:ind w:firstLine="720"/>
-        <w:jc w:val="both"/>
-        <w:rPr>
-          <w:rFonts w:ascii="Times New Roman" w:hAnsi="Times New Roman"/>
-          <w:szCs w:val="26"/>
-          <w:lang w:val="vi-VN"/>
-        </w:rPr>
-      </w:pPr>
-      <w:r>
-        <w:rPr>
-          <w:rFonts w:ascii="Times New Roman" w:hAnsi="Times New Roman" w:cs="Times New Roman" w:eastAsia="Times New Roman"/>
+        <w:spacing w:before="0" w:line="288" w:lineRule="auto" w:after="80"/>
+        <w:ind w:firstLine="0"/>
+        <w:jc w:val="both"/>
+        <w:rPr>
+          <w:rFonts w:ascii="Times New Roman" w:hAnsi="Times New Roman"/>
+          <w:szCs w:val="26"/>
+          <w:lang w:val="vi-VN"/>
+        </w:rPr>
+      </w:pPr>
+      <w:r>
+        <w:rPr>
+          <w:rFonts w:ascii="Times New Roman" w:hAnsi="Times New Roman" w:cs="Times New Roman" w:eastAsia="Times New Roman"/>
+          <w:sz w:val="26"/>
           <w:szCs w:val="26"/>
           <w:lang w:val="vi-VN"/>
         </w:rPr>
@@ -1847,12 +1968,14 @@
       <w:r>
         <w:rPr>
           <w:rFonts w:ascii="Times New Roman" w:hAnsi="Times New Roman" w:cs="Times New Roman" w:eastAsia="Times New Roman"/>
+          <w:sz w:val="26"/>
         </w:rPr>
         <w:t xml:space="preserve">thanh lý và ký lại hợp đồng </w:t>
       </w:r>
       <w:r>
         <w:rPr>
           <w:rFonts w:ascii="Times New Roman" w:hAnsi="Times New Roman" w:cs="Times New Roman" w:eastAsia="Times New Roman"/>
+          <w:sz w:val="26"/>
           <w:szCs w:val="26"/>
           <w:lang w:val="vi-VN"/>
         </w:rPr>
@@ -1861,6 +1984,7 @@
       <w:r>
         <w:rPr>
           <w:rFonts w:ascii="Times New Roman" w:hAnsi="Times New Roman" w:cs="Times New Roman" w:eastAsia="Times New Roman"/>
+          <w:sz w:val="26"/>
           <w:szCs w:val="26"/>
         </w:rPr>
         <w:t xml:space="preserve"> </w:t>
@@ -1868,6 +1992,7 @@
       <w:r>
         <w:rPr>
           <w:rFonts w:ascii="Times New Roman" w:hAnsi="Times New Roman" w:cs="Times New Roman" w:eastAsia="Times New Roman"/>
+          <w:sz w:val="26"/>
           <w:szCs w:val="26"/>
           <w:lang w:val="vi-VN"/>
         </w:rPr>
@@ -1915,7 +2040,8 @@
           </w:tcPr>
           <w:p ns2:paraId="4E11D93C" ns2:textId="77777777">
             <w:pPr>
-              <w:spacing w:before="120"/>
+              <w:spacing w:before="0" w:after="40" w:line="276" w:lineRule="auto"/>
+              <w:jc w:val="left"/>
               <w:rPr>
                 <w:rFonts w:ascii="Times New Roman" w:hAnsi="Times New Roman"/>
                 <w:b/>
@@ -1928,6 +2054,7 @@
                 <w:rFonts w:ascii="Times New Roman" w:hAnsi="Times New Roman" w:cs="Times New Roman" w:eastAsia="Times New Roman"/>
                 <w:b/>
                 <w:i/>
+                <w:sz w:val="24"/>
                 <w:szCs w:val="26"/>
               </w:rPr>
               <w:t>Nơi nhận:</w:t>
@@ -1942,8 +2069,8 @@
                 <w:tab w:val="left" w:pos="3923"/>
                 <w:tab w:val="left" w:pos="7288"/>
               </w:tabs>
-              <w:spacing w:before="120"/>
-              <w:jc w:val="both"/>
+              <w:spacing w:before="0" w:after="40" w:line="276" w:lineRule="auto"/>
+              <w:jc w:val="left"/>
               <w:rPr>
                 <w:rFonts w:ascii="Times New Roman" w:hAnsi="Times New Roman"/>
                 <w:szCs w:val="26"/>
@@ -1952,6 +2079,9 @@
             <w:r>
               <w:rPr>
                 <w:rFonts w:ascii="Times New Roman" w:hAnsi="Times New Roman" w:cs="Times New Roman" w:eastAsia="Times New Roman"/>
+                <w:b w:val="0"/>
+                <w:i w:val="0"/>
+                <w:sz w:val="22"/>
                 <w:szCs w:val="26"/>
               </w:rPr>
               <w:t>- Như trên;</w:t>
@@ -1959,7 +2089,8 @@
           </w:p>
           <w:p ns2:paraId="119B2ADA" ns2:textId="77777777">
             <w:pPr>
-              <w:spacing w:before="120"/>
+              <w:spacing w:before="0" w:after="40" w:line="276" w:lineRule="auto"/>
+              <w:jc w:val="left"/>
               <w:rPr>
                 <w:rFonts w:ascii="Times New Roman" w:hAnsi="Times New Roman"/>
                 <w:szCs w:val="26"/>
@@ -1968,6 +2099,9 @@
             <w:r>
               <w:rPr>
                 <w:rFonts w:ascii="Times New Roman" w:hAnsi="Times New Roman" w:cs="Times New Roman" w:eastAsia="Times New Roman"/>
+                <w:b w:val="0"/>
+                <w:i w:val="0"/>
+                <w:sz w:val="22"/>
                 <w:szCs w:val="26"/>
               </w:rPr>
               <w:t>- Lưu: VT; P.VT</w:t>
@@ -1975,6 +2109,9 @@
             <w:r>
               <w:rPr>
                 <w:rFonts w:ascii="Times New Roman" w:hAnsi="Times New Roman" w:cs="Times New Roman" w:eastAsia="Times New Roman"/>
+                <w:b w:val="0"/>
+                <w:i w:val="0"/>
+                <w:sz w:val="22"/>
                 <w:szCs w:val="26"/>
                 <w:lang w:val="vi-VN"/>
               </w:rPr>
@@ -2006,7 +2143,7 @@
           </w:tcPr>
           <w:p ns2:paraId="7142CBED" ns2:textId="77777777">
             <w:pPr>
-              <w:spacing w:before="120"/>
+              <w:spacing w:before="0" w:after="40" w:line="276" w:lineRule="auto"/>
               <w:ind w:firstLine="720"/>
               <w:jc w:val="center"/>
               <w:rPr>
@@ -2020,6 +2157,7 @@
               <w:rPr>
                 <w:rFonts w:ascii="Times New Roman" w:hAnsi="Times New Roman" w:cs="Times New Roman" w:eastAsia="Times New Roman"/>
                 <w:b/>
+                <w:sz w:val="26"/>
                 <w:szCs w:val="26"/>
                 <w:lang w:eastAsia="vi-VN"/>
               </w:rPr>
@@ -2028,7 +2166,7 @@
           </w:p>
           <w:p ns2:paraId="2A962687" ns2:textId="77777777">
             <w:pPr>
-              <w:spacing w:before="120"/>
+              <w:spacing w:before="0" w:after="40" w:line="276" w:lineRule="auto"/>
               <w:ind w:firstLine="720"/>
               <w:jc w:val="center"/>
               <w:rPr>
@@ -2043,6 +2181,7 @@
                 <w:rFonts w:ascii="Times New Roman" w:hAnsi="Times New Roman" w:cs="Times New Roman" w:eastAsia="Times New Roman"/>
                 <w:b/>
                 <w:bCs/>
+                <w:sz w:val="26"/>
                 <w:szCs w:val="26"/>
               </w:rPr>
               <w:t>TRƯỞNG PHÒNG</w:t>
@@ -2164,7 +2303,7 @@
           </w:tcPr>
           <w:p ns2:paraId="032C1885" ns2:textId="77777777">
             <w:pPr>
-              <w:spacing w:before="120" w:line="360" w:lineRule="exact"/>
+              <w:spacing w:before="0" w:line="276" w:lineRule="auto" w:after="40"/>
               <w:ind w:firstLine="720"/>
               <w:jc w:val="center"/>
               <w:rPr>
@@ -2176,8 +2315,9 @@
           </w:p>
           <w:p ns2:paraId="4DB5469C" ns2:textId="77777777">
             <w:pPr>
-              <w:spacing w:before="120" w:line="360" w:lineRule="exact"/>
+              <w:spacing w:before="0" w:line="276" w:lineRule="auto" w:after="40"/>
               <w:ind w:firstLine="720"/>
+              <w:jc w:val="center"/>
               <w:rPr>
                 <w:rFonts w:ascii="Times New Roman" w:hAnsi="Times New Roman"/>
                 <w:b/>
@@ -2187,7 +2327,7 @@
           </w:p>
           <w:p ns2:paraId="3E62B387" ns2:textId="77777777">
             <w:pPr>
-              <w:spacing w:before="120" w:line="360" w:lineRule="exact"/>
+              <w:spacing w:before="0" w:line="276" w:lineRule="auto" w:after="40"/>
               <w:ind w:firstLine="720"/>
               <w:jc w:val="center"/>
               <w:rPr>
@@ -2200,6 +2340,7 @@
               <w:rPr>
                 <w:rFonts w:ascii="Times New Roman" w:hAnsi="Times New Roman" w:cs="Times New Roman" w:eastAsia="Times New Roman"/>
                 <w:b/>
+                <w:sz w:val="26"/>
                 <w:szCs w:val="26"/>
               </w:rPr>
               <w:t>Nguyễn Đức Long</w:t>
@@ -2226,6 +2367,7 @@
           <w:p ns2:paraId="4CFCE879" ns2:textId="77777777">
             <w:pPr>
               <w:widowControl w:val="0"/>
+              <w:spacing w:before="0" w:after="40" w:line="276" w:lineRule="auto"/>
               <w:jc w:val="center"/>
               <w:rPr>
                 <w:rFonts w:ascii="Times New Roman" w:hAnsi="Times New Roman"/>
@@ -2237,6 +2379,7 @@
             <w:r>
               <w:rPr>
                 <w:rFonts w:ascii="Times New Roman" w:hAnsi="Times New Roman" w:cs="Times New Roman" w:eastAsia="Times New Roman"/>
+                <w:sz w:val="24"/>
                 <w:szCs w:val="28"/>
                 <w:lang w:val="vi-VN"/>
               </w:rPr>
@@ -2247,6 +2390,7 @@
           <w:p ns2:paraId="1D6F5003" ns2:textId="77777777">
             <w:pPr>
               <w:widowControl w:val="0"/>
+              <w:spacing w:before="0" w:after="40" w:line="276" w:lineRule="auto"/>
               <w:jc w:val="center"/>
               <w:rPr>
                 <w:rFonts w:ascii="Times New Roman" w:hAnsi="Times New Roman"/>
@@ -2260,6 +2404,7 @@
               <w:rPr>
                 <w:rFonts w:ascii="Times New Roman" w:hAnsi="Times New Roman" w:cs="Times New Roman" w:eastAsia="Times New Roman"/>
                 <w:b/>
+                <w:sz w:val="24"/>
                 <w:szCs w:val="28"/>
               </w:rPr>
               <w:t>MOBIFONE ĐỒNG NAI</w:t>
@@ -2276,6 +2421,7 @@
               <w:tabs>
                 <w:tab w:val="left" w:pos="1843"/>
               </w:tabs>
+              <w:spacing w:before="0" w:after="40" w:line="276" w:lineRule="auto"/>
               <w:ind w:left="-107"/>
               <w:jc w:val="center"/>
               <w:rPr>
@@ -2292,6 +2438,7 @@
                 <w:rFonts w:ascii="Times New Roman" w:hAnsi="Times New Roman" w:cs="Times New Roman" w:eastAsia="Times New Roman"/>
                 <w:b/>
                 <w:bCs/>
+                <w:sz w:val="24"/>
                 <w:szCs w:val="28"/>
                 <w:lang w:val="vi-VN"/>
               </w:rPr>
@@ -2304,6 +2451,7 @@
               <w:tabs>
                 <w:tab w:val="left" w:pos="1843"/>
               </w:tabs>
+              <w:spacing w:before="0" w:after="40" w:line="276" w:lineRule="auto"/>
               <w:ind w:left="-107"/>
               <w:jc w:val="center"/>
               <w:rPr>
@@ -2315,7 +2463,9 @@
             <w:r>
               <w:rPr>
                 <w:rFonts w:ascii="Times New Roman" w:hAnsi="Times New Roman" w:cs="Times New Roman" w:eastAsia="Times New Roman"/>
+                <w:b/>
                 <w:noProof/>
+                <w:sz w:val="26"/>
                 <w:szCs w:val="28"/>
               </w:rPr>
               <ns1:AlternateContent>
@@ -2396,6 +2546,7 @@
                 <w:rFonts w:ascii="Times New Roman" w:hAnsi="Times New Roman" w:cs="Times New Roman" w:eastAsia="Times New Roman"/>
                 <w:b/>
                 <w:bCs/>
+                <w:sz w:val="26"/>
                 <w:szCs w:val="28"/>
               </w:rPr>
               <w:t>Độc lập – Tự Do – Hạnh Phúc</w:t>
@@ -2414,6 +2565,7 @@
               <w:tabs>
                 <w:tab w:val="left" w:pos="1843"/>
               </w:tabs>
+              <w:spacing w:before="0" w:after="40" w:line="276" w:lineRule="auto"/>
               <w:jc w:val="center"/>
               <w:rPr>
                 <w:rFonts w:ascii="Times New Roman" w:hAnsi="Times New Roman"/>
@@ -2508,6 +2660,8 @@
               <w:tabs>
                 <w:tab w:val="left" w:pos="1843"/>
               </w:tabs>
+              <w:spacing w:before="0" w:after="40" w:line="276" w:lineRule="auto"/>
+              <w:jc w:val="center"/>
               <w:rPr>
                 <w:rFonts w:ascii="Times New Roman" w:hAnsi="Times New Roman"/>
                 <w:sz w:val="28"/>
@@ -2521,7 +2675,7 @@
     <w:p ns2:paraId="76F7CB9A" ns2:textId="77777777">
       <w:pPr>
         <w:pStyle w:val="NormalWeb"/>
-        <w:spacing w:before="0" w:beforeAutospacing="0" w:after="0" w:afterAutospacing="0"/>
+        <w:spacing w:before="0" w:beforeAutospacing="0" w:after="80" w:afterAutospacing="0" w:line="288" w:lineRule="auto"/>
         <w:jc w:val="center"/>
         <w:rPr>
           <w:sz w:val="26"/>
@@ -2532,7 +2686,8 @@
         <w:rPr>
           <w:rFonts w:ascii="Times New Roman" w:hAnsi="Times New Roman" w:cs="Times New Roman" w:eastAsia="Times New Roman"/>
           <w:rStyle w:val="Strong"/>
-          <w:sz w:val="26"/>
+          <w:b/>
+          <w:sz w:val="28"/>
           <w:szCs w:val="26"/>
         </w:rPr>
         <w:t>BIÊN BẢN THANH LÝ</w:t>
@@ -2540,7 +2695,8 @@
       <w:r>
         <w:rPr>
           <w:rFonts w:ascii="Times New Roman" w:hAnsi="Times New Roman" w:cs="Times New Roman" w:eastAsia="Times New Roman"/>
-          <w:sz w:val="26"/>
+          <w:b/>
+          <w:sz w:val="28"/>
           <w:szCs w:val="26"/>
         </w:rPr>
         <w:t xml:space="preserve"> </w:t>
@@ -2549,7 +2705,7 @@
     <w:p ns2:paraId="1B4AD8C5" ns2:textId="77777777">
       <w:pPr>
         <w:pStyle w:val="NormalWeb"/>
-        <w:spacing w:before="0" w:beforeAutospacing="0" w:after="0" w:afterAutospacing="0"/>
+        <w:spacing w:before="0" w:beforeAutospacing="0" w:after="80" w:afterAutospacing="0" w:line="288" w:lineRule="auto"/>
         <w:jc w:val="center"/>
         <w:rPr>
           <w:rStyle w:val="Emphasis"/>
@@ -2562,6 +2718,7 @@
       <w:r>
         <w:rPr>
           <w:rFonts w:eastAsia="Times New Roman" w:ascii="Times New Roman" w:hAnsi="Times New Roman" w:cs="Times New Roman"/>
+          <w:b/>
           <w:sz w:val="26"/>
         </w:rPr>
         <w:t xml:space="preserve">Về việc thanh lý hợp đồng trạm {{SITE_ID}} </w:t>
@@ -2570,8 +2727,8 @@
     <w:p ns2:paraId="17782941" ns2:textId="77777777">
       <w:pPr>
         <w:pStyle w:val="NormalWeb"/>
-        <w:spacing w:before="0" w:beforeAutospacing="0" w:after="0" w:afterAutospacing="0"/>
-        <w:ind w:firstLine="709"/>
+        <w:spacing w:before="0" w:beforeAutospacing="0" w:after="80" w:afterAutospacing="0" w:line="288" w:lineRule="auto"/>
+        <w:ind w:firstLine="567"/>
         <w:jc w:val="both"/>
         <w:rPr>
           <w:bCs/>
@@ -2592,7 +2749,7 @@
     <w:p ns2:paraId="77D35E54" ns2:textId="7FD79D54">
       <w:pPr>
         <w:pStyle w:val="NormalWeb"/>
-        <w:spacing w:before="0" w:beforeAutospacing="0" w:after="0" w:afterAutospacing="0"/>
+        <w:spacing w:before="0" w:beforeAutospacing="0" w:after="80" w:afterAutospacing="0" w:line="288" w:lineRule="auto"/>
         <w:ind w:firstLine="709"/>
         <w:jc w:val="both"/>
         <w:rPr>
@@ -2673,7 +2830,7 @@
     <w:p ns2:paraId="02D6B3CE" ns2:textId="77777777">
       <w:pPr>
         <w:pStyle w:val="NormalWeb"/>
-        <w:spacing w:before="0" w:beforeAutospacing="0" w:after="0" w:afterAutospacing="0"/>
+        <w:spacing w:before="0" w:beforeAutospacing="0" w:after="80" w:afterAutospacing="0" w:line="288" w:lineRule="auto"/>
         <w:ind w:firstLine="567"/>
         <w:jc w:val="both"/>
         <w:rPr>
@@ -2707,7 +2864,7 @@
           <w:tab w:val="left" w:pos="342"/>
           <w:tab w:val="left" w:pos="2880"/>
         </w:tabs>
-        <w:spacing w:before="120" w:line="320" w:lineRule="exact"/>
+        <w:spacing w:before="0" w:line="288" w:lineRule="auto" w:after="80"/>
         <w:ind w:firstLine="709"/>
         <w:jc w:val="both"/>
         <w:rPr>
@@ -2723,6 +2880,7 @@
           <w:rFonts w:ascii="Times New Roman" w:hAnsi="Times New Roman" w:cs="Times New Roman" w:eastAsia="Times New Roman"/>
           <w:b/>
           <w:bCs/>
+          <w:sz w:val="26"/>
           <w:szCs w:val="26"/>
         </w:rPr>
         <w:t xml:space="preserve">Một bên là: Ông/Bà {{OWNER_NAME}} (Gọi tắt là bên A) </w:t>
@@ -2758,7 +2916,9 @@
           </w:tcPr>
           <w:p ns2:paraId="3C4F585B" ns2:textId="77777777">
             <w:pPr>
+              <w:spacing w:before="40" w:after="40" w:line="276" w:lineRule="auto"/>
               <w:ind w:left="342"/>
+              <w:jc w:val="center"/>
               <w:rPr>
                 <w:rFonts w:ascii="Times New Roman" w:hAnsi="Times New Roman"/>
                 <w:szCs w:val="26"/>
@@ -2767,7 +2927,9 @@
             <w:r>
               <w:rPr>
                 <w:rFonts w:ascii="Times New Roman" w:hAnsi="Times New Roman" w:cs="Times New Roman" w:eastAsia="Times New Roman"/>
+                <w:b/>
                 <w:noProof/>
+                <w:sz w:val="24"/>
                 <w:szCs w:val="26"/>
               </w:rPr>
               <w:t>Chức vụ</w:t>
@@ -2787,6 +2949,8 @@
           </w:tcPr>
           <w:p ns2:paraId="4AFD7A10" ns2:textId="77777777">
             <w:pPr>
+              <w:spacing w:before="40" w:after="40" w:line="276" w:lineRule="auto"/>
+              <w:jc w:val="center"/>
               <w:rPr>
                 <w:rFonts w:ascii="Times New Roman" w:hAnsi="Times New Roman"/>
                 <w:szCs w:val="26"/>
@@ -2795,7 +2959,9 @@
             <w:r>
               <w:rPr>
                 <w:rFonts w:ascii="Times New Roman" w:hAnsi="Times New Roman" w:cs="Times New Roman" w:eastAsia="Times New Roman"/>
+                <w:b/>
                 <w:noProof/>
+                <w:sz w:val="24"/>
                 <w:szCs w:val="26"/>
               </w:rPr>
               <w:t>: Chủ trạm</w:t>
@@ -2821,6 +2987,7 @@
           </w:tcPr>
           <w:p ns2:paraId="3DD2BD52" ns2:textId="77777777">
             <w:pPr>
+              <w:spacing w:before="40" w:after="40" w:line="276" w:lineRule="auto"/>
               <w:ind w:left="342"/>
               <w:rPr>
                 <w:rFonts w:ascii="Times New Roman" w:hAnsi="Times New Roman"/>
@@ -2832,6 +2999,7 @@
             <w:r>
               <w:rPr>
                 <w:rFonts w:ascii="Times New Roman" w:hAnsi="Times New Roman" w:cs="Times New Roman" w:eastAsia="Times New Roman"/>
+                <w:sz w:val="24"/>
                 <w:szCs w:val="26"/>
               </w:rPr>
               <w:t xml:space="preserve">Địa chỉ trạm </w:t>
@@ -2851,6 +3019,7 @@
           </w:tcPr>
           <w:p ns2:paraId="58B5D937" ns2:textId="77777777">
             <w:pPr>
+              <w:spacing w:before="40" w:after="40" w:line="276" w:lineRule="auto"/>
               <w:rPr>
                 <w:rFonts w:ascii="Times New Roman" w:hAnsi="Times New Roman"/>
                 <w:szCs w:val="26"/>
@@ -2859,6 +3028,7 @@
             <w:r>
               <w:rPr>
                 <w:rFonts w:ascii="Times New Roman" w:hAnsi="Times New Roman" w:cs="Times New Roman" w:eastAsia="Times New Roman"/>
+                <w:sz w:val="24"/>
                 <w:szCs w:val="26"/>
               </w:rPr>
               <w:t>:{{ADDRESS_OLD}} ({{ADDRESS_NEW}})</w:t>
@@ -2872,7 +3042,7 @@
     <w:p ns2:paraId="63F991EA" ns2:textId="7FD79D45">
       <w:pPr>
         <w:pStyle w:val="NormalWeb"/>
-        <w:spacing w:before="0" w:beforeAutospacing="0" w:after="0" w:afterAutospacing="0"/>
+        <w:spacing w:before="0" w:beforeAutospacing="0" w:after="80" w:afterAutospacing="0" w:line="288" w:lineRule="auto"/>
         <w:ind w:firstLine="709"/>
         <w:jc w:val="both"/>
         <w:rPr>
@@ -2928,7 +3098,9 @@
           </w:tcPr>
           <w:p ns2:paraId="785FA4CE" ns2:textId="77777777">
             <w:pPr>
+              <w:spacing w:before="40" w:after="40" w:line="276" w:lineRule="auto"/>
               <w:ind w:left="342"/>
+              <w:jc w:val="center"/>
               <w:rPr>
                 <w:rFonts w:ascii="Times New Roman" w:hAnsi="Times New Roman"/>
                 <w:szCs w:val="26"/>
@@ -2937,7 +3109,9 @@
             <w:r>
               <w:rPr>
                 <w:rFonts w:ascii="Times New Roman" w:hAnsi="Times New Roman" w:cs="Times New Roman" w:eastAsia="Times New Roman"/>
+                <w:b/>
                 <w:noProof/>
+                <w:sz w:val="24"/>
                 <w:szCs w:val="26"/>
               </w:rPr>
               <w:t>Đại diện là</w:t>
@@ -2957,6 +3131,8 @@
           </w:tcPr>
           <w:p ns2:paraId="08427B22" ns2:textId="77777777">
             <w:pPr>
+              <w:spacing w:before="40" w:after="40" w:line="276" w:lineRule="auto"/>
+              <w:jc w:val="center"/>
               <w:rPr>
                 <w:rFonts w:ascii="Times New Roman" w:hAnsi="Times New Roman"/>
                 <w:szCs w:val="26"/>
@@ -2965,7 +3141,9 @@
             <w:r>
               <w:rPr>
                 <w:rFonts w:ascii="Times New Roman" w:hAnsi="Times New Roman" w:cs="Times New Roman" w:eastAsia="Times New Roman"/>
+                <w:b/>
                 <w:noProof/>
+                <w:sz w:val="24"/>
                 <w:szCs w:val="26"/>
               </w:rPr>
               <w:t xml:space="preserve">: </w:t>
@@ -2975,6 +3153,7 @@
                 <w:rFonts w:ascii="Times New Roman" w:hAnsi="Times New Roman" w:cs="Times New Roman" w:eastAsia="Times New Roman"/>
                 <w:b/>
                 <w:bCs/>
+                <w:sz w:val="24"/>
                 <w:szCs w:val="26"/>
               </w:rPr>
               <w:t xml:space="preserve">Ông </w:t>
@@ -2987,6 +3166,7 @@
                 <w:bCs/>
                 <w:i w:val="0"/>
                 <w:iCs w:val="0"/>
+                <w:sz w:val="24"/>
                 <w:szCs w:val="26"/>
               </w:rPr>
               <w:t>Nguyễn Thanh Lâm</w:t>
@@ -3017,6 +3197,7 @@
                 <w:ilvl w:val="0"/>
                 <w:numId w:val="7"/>
               </w:numPr>
+              <w:spacing w:before="40" w:after="40" w:line="276" w:lineRule="auto"/>
               <w:ind w:left="490" w:hanging="180"/>
               <w:rPr>
                 <w:rFonts w:ascii="Times New Roman" w:hAnsi="Times New Roman"/>
@@ -3027,6 +3208,7 @@
               <w:rPr>
                 <w:rFonts w:ascii="Times New Roman" w:hAnsi="Times New Roman" w:cs="Times New Roman" w:eastAsia="Times New Roman"/>
                 <w:noProof/>
+                <w:sz w:val="24"/>
                 <w:szCs w:val="26"/>
               </w:rPr>
               <w:t>Chức vụ</w:t>
@@ -3046,6 +3228,7 @@
           </w:tcPr>
           <w:p ns2:paraId="050F8ABD" ns2:textId="77777777">
             <w:pPr>
+              <w:spacing w:before="40" w:after="40" w:line="276" w:lineRule="auto"/>
               <w:rPr>
                 <w:rFonts w:ascii="Times New Roman" w:hAnsi="Times New Roman"/>
                 <w:szCs w:val="26"/>
@@ -3055,6 +3238,7 @@
               <w:rPr>
                 <w:rFonts w:ascii="Times New Roman" w:hAnsi="Times New Roman" w:cs="Times New Roman" w:eastAsia="Times New Roman"/>
                 <w:noProof/>
+                <w:sz w:val="24"/>
                 <w:szCs w:val="26"/>
               </w:rPr>
               <w:t>: Phó Giám Đốc</w:t>
@@ -3085,6 +3269,7 @@
                 <w:ilvl w:val="0"/>
                 <w:numId w:val="7"/>
               </w:numPr>
+              <w:spacing w:before="40" w:after="40" w:line="276" w:lineRule="auto"/>
               <w:ind w:left="490" w:hanging="180"/>
               <w:rPr>
                 <w:rFonts w:ascii="Times New Roman" w:hAnsi="Times New Roman"/>
@@ -3095,6 +3280,7 @@
               <w:rPr>
                 <w:rFonts w:ascii="Times New Roman" w:hAnsi="Times New Roman" w:cs="Times New Roman" w:eastAsia="Times New Roman"/>
                 <w:noProof/>
+                <w:sz w:val="24"/>
                 <w:szCs w:val="26"/>
                 <w:lang w:val="fr-FR"/>
               </w:rPr>
@@ -3115,6 +3301,7 @@
           </w:tcPr>
           <w:p ns2:paraId="5E00C21B" ns2:textId="77777777">
             <w:pPr>
+              <w:spacing w:before="40" w:after="40" w:line="276" w:lineRule="auto"/>
               <w:rPr>
                 <w:rFonts w:ascii="Times New Roman" w:hAnsi="Times New Roman"/>
                 <w:szCs w:val="26"/>
@@ -3124,6 +3311,7 @@
               <w:rPr>
                 <w:rFonts w:ascii="Times New Roman" w:hAnsi="Times New Roman" w:cs="Times New Roman" w:eastAsia="Times New Roman"/>
                 <w:noProof/>
+                <w:sz w:val="24"/>
                 <w:szCs w:val="26"/>
                 <w:lang w:val="fr-FR"/>
               </w:rPr>
@@ -3133,6 +3321,7 @@
               <w:rPr>
                 <w:rFonts w:ascii="Times New Roman" w:hAnsi="Times New Roman" w:cs="Times New Roman" w:eastAsia="Times New Roman"/>
                 <w:noProof/>
+                <w:sz w:val="24"/>
                 <w:szCs w:val="26"/>
                 <w:lang w:val="vi-VN"/>
               </w:rPr>
@@ -3141,6 +3330,7 @@
             <w:r>
               <w:rPr>
                 <w:rFonts w:ascii="Times New Roman" w:hAnsi="Times New Roman" w:cs="Times New Roman" w:eastAsia="Times New Roman"/>
+                <w:sz w:val="24"/>
                 <w:szCs w:val="26"/>
                 <w:lang w:val="vi-VN"/>
               </w:rPr>
@@ -3172,6 +3362,7 @@
                 <w:ilvl w:val="0"/>
                 <w:numId w:val="7"/>
               </w:numPr>
+              <w:spacing w:before="40" w:after="40" w:line="276" w:lineRule="auto"/>
               <w:ind w:left="490" w:hanging="180"/>
               <w:rPr>
                 <w:rFonts w:ascii="Times New Roman" w:hAnsi="Times New Roman"/>
@@ -3182,6 +3373,7 @@
               <w:rPr>
                 <w:rFonts w:ascii="Times New Roman" w:hAnsi="Times New Roman" w:cs="Times New Roman" w:eastAsia="Times New Roman"/>
                 <w:noProof/>
+                <w:sz w:val="24"/>
                 <w:szCs w:val="26"/>
               </w:rPr>
               <w:t>Đ</w:t>
@@ -3190,6 +3382,7 @@
               <w:rPr>
                 <w:rFonts w:ascii="Times New Roman" w:hAnsi="Times New Roman" w:cs="Times New Roman" w:eastAsia="Times New Roman"/>
                 <w:noProof/>
+                <w:sz w:val="24"/>
                 <w:szCs w:val="26"/>
               </w:rPr>
               <w:t>i</w:t>
@@ -3198,6 +3391,7 @@
               <w:rPr>
                 <w:rFonts w:ascii="Times New Roman" w:hAnsi="Times New Roman" w:cs="Times New Roman" w:eastAsia="Times New Roman"/>
                 <w:noProof/>
+                <w:sz w:val="24"/>
                 <w:szCs w:val="26"/>
               </w:rPr>
               <w:t>ệ</w:t>
@@ -3206,6 +3400,7 @@
               <w:rPr>
                 <w:rFonts w:ascii="Times New Roman" w:hAnsi="Times New Roman" w:cs="Times New Roman" w:eastAsia="Times New Roman"/>
                 <w:noProof/>
+                <w:sz w:val="24"/>
                 <w:szCs w:val="26"/>
               </w:rPr>
               <w:t>n tho</w:t>
@@ -3214,6 +3409,7 @@
               <w:rPr>
                 <w:rFonts w:ascii="Times New Roman" w:hAnsi="Times New Roman" w:cs="Times New Roman" w:eastAsia="Times New Roman"/>
                 <w:noProof/>
+                <w:sz w:val="24"/>
                 <w:szCs w:val="26"/>
               </w:rPr>
               <w:t>ạ</w:t>
@@ -3222,6 +3418,7 @@
               <w:rPr>
                 <w:rFonts w:ascii="Times New Roman" w:hAnsi="Times New Roman" w:cs="Times New Roman" w:eastAsia="Times New Roman"/>
                 <w:noProof/>
+                <w:sz w:val="24"/>
                 <w:szCs w:val="26"/>
               </w:rPr>
               <w:t>i</w:t>
@@ -3240,6 +3437,7 @@
           </w:tcPr>
           <w:p ns2:paraId="03B9C6D0" ns2:textId="77777777">
             <w:pPr>
+              <w:spacing w:before="40" w:after="40" w:line="276" w:lineRule="auto"/>
               <w:rPr>
                 <w:rFonts w:ascii="Times New Roman" w:hAnsi="Times New Roman"/>
                 <w:noProof/>
@@ -3250,6 +3448,7 @@
               <w:rPr>
                 <w:rFonts w:ascii="Times New Roman" w:hAnsi="Times New Roman" w:cs="Times New Roman" w:eastAsia="Times New Roman"/>
                 <w:noProof/>
+                <w:sz w:val="24"/>
                 <w:szCs w:val="26"/>
               </w:rPr>
               <w:t xml:space="preserve">: </w:t>
@@ -3258,6 +3457,7 @@
               <w:rPr>
                 <w:rFonts w:ascii="Times New Roman" w:hAnsi="Times New Roman" w:cs="Times New Roman" w:eastAsia="Times New Roman"/>
                 <w:noProof/>
+                <w:sz w:val="24"/>
                 <w:szCs w:val="26"/>
                 <w:lang w:val="vi-VN"/>
               </w:rPr>
@@ -3270,7 +3470,7 @@
     <w:p ns2:paraId="487988F4" ns2:textId="7FD79D46">
       <w:pPr>
         <w:widowControl w:val="0"/>
-        <w:spacing w:before="80" w:after="80" w:line="360" w:lineRule="atLeast"/>
+        <w:spacing w:before="0" w:after="80" w:line="288" w:lineRule="auto"/>
         <w:ind w:firstLine="709"/>
         <w:jc w:val="both"/>
         <w:rPr>
@@ -3284,6 +3484,7 @@
         <w:rPr>
           <w:rFonts w:ascii="Times New Roman" w:hAnsi="Times New Roman" w:cs="Times New Roman" w:eastAsia="Times New Roman"/>
           <w:i/>
+          <w:sz w:val="26"/>
           <w:szCs w:val="26"/>
           <w:lang w:val="fr-FR"/>
         </w:rPr>
@@ -3293,7 +3494,7 @@
     <w:p ns2:paraId="7987E3A3" ns2:textId="77777777">
       <w:pPr>
         <w:pStyle w:val="NormalWeb"/>
-        <w:spacing w:before="0" w:beforeAutospacing="0" w:after="0" w:afterAutospacing="0"/>
+        <w:spacing w:before="0" w:beforeAutospacing="0" w:after="80" w:afterAutospacing="0" w:line="288" w:lineRule="auto"/>
         <w:ind w:firstLine="426"/>
         <w:jc w:val="both"/>
         <w:rPr>
@@ -3313,7 +3514,7 @@
     <w:p ns2:paraId="6D34CCBD" ns2:textId="77777777">
       <w:pPr>
         <w:pStyle w:val="NormalWeb"/>
-        <w:spacing w:before="0" w:beforeAutospacing="0" w:after="0" w:afterAutospacing="0"/>
+        <w:spacing w:before="0" w:beforeAutospacing="0" w:after="80" w:afterAutospacing="0" w:line="288" w:lineRule="auto"/>
         <w:ind w:right="29" w:firstLine="426"/>
         <w:jc w:val="both"/>
         <w:rPr>
@@ -3333,7 +3534,7 @@
     <w:p ns2:paraId="1D9F577D" ns2:textId="77777777">
       <w:pPr>
         <w:pStyle w:val="NormalWeb"/>
-        <w:spacing w:before="0" w:beforeAutospacing="0" w:after="0" w:afterAutospacing="0"/>
+        <w:spacing w:before="0" w:beforeAutospacing="0" w:after="80" w:afterAutospacing="0" w:line="288" w:lineRule="auto"/>
         <w:ind w:right="29" w:firstLine="426"/>
         <w:jc w:val="both"/>
         <w:rPr>
@@ -3353,7 +3554,7 @@
     <w:p ns2:paraId="04EC0E63" ns2:textId="77777777">
       <w:pPr>
         <w:pStyle w:val="NormalWeb"/>
-        <w:spacing w:before="0" w:beforeAutospacing="0" w:after="0" w:afterAutospacing="0"/>
+        <w:spacing w:before="0" w:beforeAutospacing="0" w:after="80" w:afterAutospacing="0" w:line="288" w:lineRule="auto"/>
         <w:ind w:right="29" w:firstLine="426"/>
         <w:jc w:val="both"/>
         <w:rPr>
@@ -3391,7 +3592,7 @@
           <w:p ns2:paraId="1E52B88C" ns2:textId="77777777">
             <w:pPr>
               <w:pStyle w:val="ListParagraph"/>
-              <w:spacing w:before="120" w:line="320" w:lineRule="exact"/>
+              <w:spacing w:before="0" w:line="276" w:lineRule="auto" w:after="40"/>
               <w:ind w:left="0"/>
               <w:jc w:val="center"/>
               <w:rPr>
@@ -3405,6 +3606,7 @@
               <w:rPr>
                 <w:rFonts w:ascii="Times New Roman" w:hAnsi="Times New Roman" w:cs="Times New Roman" w:eastAsia="Times New Roman"/>
                 <w:b/>
+                <w:sz w:val="26"/>
                 <w:szCs w:val="28"/>
               </w:rPr>
               <w:t>ĐẠI DIỆN BÊN A</w:t>
@@ -3413,7 +3615,8 @@
           <w:p ns2:paraId="667E9146" ns2:textId="7FD79D3A">
             <w:pPr>
               <w:pStyle w:val="ListParagraph"/>
-              <w:spacing w:before="120" w:line="320" w:lineRule="exact"/>
+              <w:spacing w:before="0" w:line="276" w:lineRule="auto" w:after="40"/>
+              <w:jc w:val="center"/>
               <w:rPr>
                 <w:rFonts w:ascii="Times New Roman" w:hAnsi="Times New Roman"/>
                 <w:sz w:val="28"/>
@@ -3423,6 +3626,7 @@
             <w:r>
               <w:rPr>
                 <w:rFonts w:ascii="Times New Roman" w:hAnsi="Times New Roman" w:cs="Times New Roman" w:eastAsia="Times New Roman"/>
+                <w:sz w:val="26"/>
                 <w:szCs w:val="28"/>
               </w:rPr>
               <w:t xml:space="preserve"> </w:t>
@@ -3430,7 +3634,8 @@
           </w:p>
           <w:p ns2:paraId="20981009" ns2:textId="77777777">
             <w:pPr>
-              <w:spacing w:before="120" w:line="320" w:lineRule="exact"/>
+              <w:spacing w:before="0" w:line="276" w:lineRule="auto" w:after="40"/>
+              <w:jc w:val="center"/>
               <w:rPr>
                 <w:rFonts w:ascii="Times New Roman" w:hAnsi="Times New Roman"/>
                 <w:sz w:val="28"/>
@@ -3445,7 +3650,7 @@
           </w:tcPr>
           <w:p ns2:paraId="04ABE870" ns2:textId="77777777">
             <w:pPr>
-              <w:spacing w:before="120" w:line="320" w:lineRule="exact"/>
+              <w:spacing w:before="0" w:line="276" w:lineRule="auto" w:after="40"/>
               <w:jc w:val="center"/>
               <w:rPr>
                 <w:rFonts w:ascii="Times New Roman" w:hAnsi="Times New Roman"/>
@@ -3458,6 +3663,7 @@
               <w:rPr>
                 <w:rFonts w:ascii="Times New Roman" w:hAnsi="Times New Roman" w:cs="Times New Roman" w:eastAsia="Times New Roman"/>
                 <w:b/>
+                <w:sz w:val="26"/>
                 <w:szCs w:val="28"/>
               </w:rPr>
               <w:t>ĐẠI DIỆN BÊN B</w:t>
@@ -3465,7 +3671,7 @@
           </w:p>
           <w:p ns2:paraId="5200C8E2" ns2:textId="77777777">
             <w:pPr>
-              <w:spacing w:before="120" w:line="320" w:lineRule="exact"/>
+              <w:spacing w:before="0" w:line="276" w:lineRule="auto" w:after="40"/>
               <w:jc w:val="center"/>
               <w:rPr>
                 <w:rFonts w:ascii="Times New Roman" w:hAnsi="Times New Roman"/>
@@ -3477,6 +3683,7 @@
               <w:rPr>
                 <w:rFonts w:ascii="Times New Roman" w:hAnsi="Times New Roman" w:cs="Times New Roman" w:eastAsia="Times New Roman"/>
                 <w:b/>
+                <w:sz w:val="26"/>
                 <w:szCs w:val="28"/>
               </w:rPr>
               <w:t>PHÓ GIÁM ĐỐC</w:t>
@@ -3487,7 +3694,8 @@
               <w:tabs>
                 <w:tab w:val="left" w:pos="1470"/>
               </w:tabs>
-              <w:spacing w:before="120" w:line="320" w:lineRule="exact"/>
+              <w:spacing w:before="0" w:line="276" w:lineRule="auto" w:after="40"/>
+              <w:jc w:val="center"/>
               <w:rPr>
                 <w:rFonts w:ascii="Times New Roman" w:hAnsi="Times New Roman"/>
                 <w:sz w:val="28"/>
@@ -3507,7 +3715,7 @@
           </w:tcPr>
           <w:p ns2:paraId="7FD79D32" ns2:textId="77777777">
             <w:pPr>
-              <w:spacing w:before="120" w:line="320" w:lineRule="exact"/>
+              <w:spacing w:before="0" w:line="276" w:lineRule="auto" w:after="40"/>
               <w:jc w:val="center"/>
               <w:rPr>
                 <w:rFonts w:ascii="Times New Roman" w:hAnsi="Times New Roman"/>
@@ -3524,7 +3732,7 @@
           </w:tcPr>
           <w:p ns2:paraId="0DB6723D" ns2:textId="77777777">
             <w:pPr>
-              <w:spacing w:before="120" w:line="320" w:lineRule="exact"/>
+              <w:spacing w:before="0" w:line="276" w:lineRule="auto" w:after="40"/>
               <w:jc w:val="center"/>
               <w:rPr>
                 <w:rFonts w:ascii="Times New Roman" w:hAnsi="Times New Roman"/>
@@ -3536,7 +3744,7 @@
           </w:p>
           <w:p ns2:paraId="2B49575E" ns2:textId="77777777">
             <w:pPr>
-              <w:spacing w:before="120" w:line="320" w:lineRule="exact"/>
+              <w:spacing w:before="0" w:line="276" w:lineRule="auto" w:after="40"/>
               <w:jc w:val="center"/>
               <w:rPr>
                 <w:rFonts w:ascii="Times New Roman" w:hAnsi="Times New Roman"/>
@@ -3558,7 +3766,7 @@
           </w:tcPr>
           <w:p ns2:paraId="7B2F6125" ns2:textId="77777777">
             <w:pPr>
-              <w:spacing w:before="120" w:line="320" w:lineRule="exact"/>
+              <w:spacing w:before="0" w:line="276" w:lineRule="auto" w:after="40"/>
               <w:jc w:val="center"/>
               <w:rPr>
                 <w:rFonts w:ascii="Times New Roman" w:hAnsi="Times New Roman"/>
@@ -3574,6 +3782,7 @@
               <w:rPr>
                 <w:rFonts w:ascii="Times New Roman" w:hAnsi="Times New Roman" w:cs="Times New Roman" w:eastAsia="Times New Roman"/>
                 <w:b/>
+                <w:sz w:val="26"/>
               </w:rPr>
               <w:t>{{OWNER_NAME}}</w:t>
             </w:r>
@@ -3585,7 +3794,7 @@
           </w:tcPr>
           <w:p ns2:paraId="63AEB696" ns2:textId="77777777">
             <w:pPr>
-              <w:spacing w:before="120" w:line="320" w:lineRule="exact"/>
+              <w:spacing w:before="0" w:line="276" w:lineRule="auto" w:after="40"/>
               <w:jc w:val="center"/>
               <w:rPr>
                 <w:rFonts w:ascii="Times New Roman" w:hAnsi="Times New Roman"/>
@@ -3601,6 +3810,7 @@
                 <w:b/>
                 <w:bCs/>
                 <w:iCs/>
+                <w:sz w:val="26"/>
                 <w:szCs w:val="28"/>
               </w:rPr>
               <w:t>Nguyễn Thanh Lâm</w:t>
@@ -3635,6 +3845,7 @@
           <w:p ns2:paraId="330C61BD" ns2:textId="77777777">
             <w:pPr>
               <w:widowControl w:val="0"/>
+              <w:spacing w:before="0" w:after="40" w:line="276" w:lineRule="auto"/>
               <w:jc w:val="center"/>
               <w:rPr>
                 <w:rFonts w:ascii="Times New Roman" w:hAnsi="Times New Roman"/>
@@ -3646,6 +3857,7 @@
             <w:r>
               <w:rPr>
                 <w:rFonts w:ascii="Times New Roman" w:hAnsi="Times New Roman" w:cs="Times New Roman" w:eastAsia="Times New Roman"/>
+                <w:sz w:val="24"/>
                 <w:szCs w:val="28"/>
                 <w:lang w:val="vi-VN"/>
               </w:rPr>
@@ -3656,6 +3868,7 @@
           <w:p ns2:paraId="7D0E60E1" ns2:textId="77777777">
             <w:pPr>
               <w:widowControl w:val="0"/>
+              <w:spacing w:before="0" w:after="40" w:line="276" w:lineRule="auto"/>
               <w:jc w:val="center"/>
               <w:rPr>
                 <w:rFonts w:ascii="Times New Roman" w:hAnsi="Times New Roman"/>
@@ -3669,6 +3882,7 @@
               <w:rPr>
                 <w:rFonts w:ascii="Times New Roman" w:hAnsi="Times New Roman" w:cs="Times New Roman" w:eastAsia="Times New Roman"/>
                 <w:b/>
+                <w:sz w:val="24"/>
                 <w:szCs w:val="28"/>
               </w:rPr>
               <w:t>MOBIFONE ĐỒNG NAI</w:t>
@@ -3685,6 +3899,7 @@
               <w:tabs>
                 <w:tab w:val="left" w:pos="1843"/>
               </w:tabs>
+              <w:spacing w:before="0" w:after="40" w:line="276" w:lineRule="auto"/>
               <w:ind w:left="-107"/>
               <w:jc w:val="center"/>
               <w:rPr>
@@ -3701,6 +3916,7 @@
                 <w:rFonts w:ascii="Times New Roman" w:hAnsi="Times New Roman" w:cs="Times New Roman" w:eastAsia="Times New Roman"/>
                 <w:b/>
                 <w:bCs/>
+                <w:sz w:val="24"/>
                 <w:szCs w:val="28"/>
                 <w:lang w:val="vi-VN"/>
               </w:rPr>
@@ -3713,6 +3929,7 @@
               <w:tabs>
                 <w:tab w:val="left" w:pos="1843"/>
               </w:tabs>
+              <w:spacing w:before="0" w:after="40" w:line="276" w:lineRule="auto"/>
               <w:ind w:left="-107"/>
               <w:jc w:val="center"/>
               <w:rPr>
@@ -3724,7 +3941,9 @@
             <w:r>
               <w:rPr>
                 <w:rFonts w:ascii="Times New Roman" w:hAnsi="Times New Roman" w:cs="Times New Roman" w:eastAsia="Times New Roman"/>
+                <w:b/>
                 <w:noProof/>
+                <w:sz w:val="26"/>
                 <w:szCs w:val="28"/>
               </w:rPr>
               <ns1:AlternateContent>
@@ -3801,6 +4020,7 @@
                 <w:rFonts w:ascii="Times New Roman" w:hAnsi="Times New Roman" w:cs="Times New Roman" w:eastAsia="Times New Roman"/>
                 <w:b/>
                 <w:bCs/>
+                <w:sz w:val="26"/>
                 <w:szCs w:val="28"/>
               </w:rPr>
               <w:t>Độc lập – Tự Do – Hạnh Phúc</w:t>
@@ -3819,6 +4039,7 @@
               <w:tabs>
                 <w:tab w:val="left" w:pos="1843"/>
               </w:tabs>
+              <w:spacing w:before="0" w:after="40" w:line="276" w:lineRule="auto"/>
               <w:jc w:val="center"/>
               <w:rPr>
                 <w:rFonts w:ascii="Times New Roman" w:hAnsi="Times New Roman"/>
@@ -3913,6 +4134,8 @@
               <w:tabs>
                 <w:tab w:val="left" w:pos="1843"/>
               </w:tabs>
+              <w:spacing w:before="0" w:after="40" w:line="276" w:lineRule="auto"/>
+              <w:jc w:val="center"/>
               <w:rPr>
                 <w:rFonts w:ascii="Times New Roman" w:hAnsi="Times New Roman"/>
                 <w:sz w:val="28"/>
@@ -3928,6 +4151,7 @@
         <w:pStyle w:val="Heading3"/>
         <w:keepNext w:val="0"/>
         <w:widowControl w:val="0"/>
+        <w:spacing w:line="288" w:lineRule="auto" w:after="80" w:before="0"/>
         <w:jc w:val="center"/>
         <w:rPr>
           <w:rFonts w:ascii="Times New Roman" w:hAnsi="Times New Roman" w:cs="Times New Roman"/>
@@ -3944,7 +4168,7 @@
           <w:b/>
           <w:bCs/>
           <w:color w:val="auto"/>
-          <w:sz w:val="26"/>
+          <w:sz w:val="28"/>
           <w:szCs w:val="26"/>
         </w:rPr>
         <w:t>HỢP ĐỒNG THUÊ MẶT BẰNG VÀ HẠ TẦNG CÓ SẴN TRẠM THU PHÁT SÓNG VIỄN THÔNG (BTS)</w:t>
@@ -3956,7 +4180,7 @@
         <w:tabs>
           <w:tab w:val="left" w:pos="1440"/>
         </w:tabs>
-        <w:spacing w:before="120" w:after="120"/>
+        <w:spacing w:before="0" w:after="120" w:line="288" w:lineRule="auto"/>
         <w:jc w:val="center"/>
         <w:rPr>
           <w:rStyle w:val="Emphasis"/>
@@ -3974,6 +4198,7 @@
           <w:rFonts w:ascii="Times New Roman" w:hAnsi="Times New Roman" w:cs="Times New Roman" w:eastAsia="Times New Roman"/>
           <w:b/>
           <w:bCs/>
+          <w:sz w:val="26"/>
           <w:szCs w:val="26"/>
         </w:rPr>
         <w:t>Tên trạm:</w:t>
@@ -3981,6 +4206,7 @@
       <w:r>
         <w:rPr>
           <w:rFonts w:ascii="Times New Roman" w:hAnsi="Times New Roman" w:eastAsiaTheme="majorEastAsia" w:cs="Times New Roman" w:eastAsia="Times New Roman"/>
+          <w:sz w:val="26"/>
           <w:szCs w:val="26"/>
         </w:rPr>
         <w:t xml:space="preserve"> </w:t>
@@ -3989,6 +4215,7 @@
         <w:rPr>
           <w:rStyle w:val="Strong"/>
           <w:rFonts w:ascii="Times New Roman" w:hAnsi="Times New Roman" w:cs="Times New Roman" w:eastAsia="Times New Roman"/>
+          <w:sz w:val="26"/>
           <w:szCs w:val="26"/>
         </w:rPr>
         <w:t>{{SITE_ID}}</w:t>
@@ -4000,7 +4227,7 @@
         <w:tabs>
           <w:tab w:val="left" w:pos="1440"/>
         </w:tabs>
-        <w:spacing w:before="120" w:after="120"/>
+        <w:spacing w:before="0" w:after="120" w:line="288" w:lineRule="auto"/>
         <w:ind w:left="1440"/>
         <w:jc w:val="center"/>
         <w:rPr>
@@ -4015,6 +4242,7 @@
           <w:rFonts w:ascii="Times New Roman" w:hAnsi="Times New Roman" w:cs="Times New Roman" w:eastAsia="Times New Roman"/>
           <w:b/>
           <w:bCs/>
+          <w:sz w:val="26"/>
           <w:szCs w:val="26"/>
         </w:rPr>
         <w:t xml:space="preserve">Địa chỉ trạm: {{ADDRESS_OLD}} </w:t>
@@ -4024,6 +4252,7 @@
           <w:rFonts w:ascii="Times New Roman" w:hAnsi="Times New Roman" w:cs="Times New Roman" w:eastAsia="Times New Roman"/>
           <w:b/>
           <w:bCs/>
+          <w:sz w:val="26"/>
           <w:szCs w:val="26"/>
         </w:rPr>
         <w:t>({{ADDRESS_NEW}})</w:t>
@@ -4035,7 +4264,7 @@
         <w:tabs>
           <w:tab w:val="left" w:pos="1440"/>
         </w:tabs>
-        <w:spacing w:before="120" w:after="120"/>
+        <w:spacing w:before="0" w:after="120" w:line="288" w:lineRule="auto"/>
         <w:jc w:val="center"/>
         <w:rPr>
           <w:rFonts w:ascii="Times New Roman" w:hAnsi="Times New Roman"/>
@@ -4051,6 +4280,7 @@
           <w:rFonts w:ascii="Times New Roman" w:hAnsi="Times New Roman" w:cs="Times New Roman" w:eastAsia="Times New Roman"/>
           <w:b/>
           <w:bCs/>
+          <w:sz w:val="26"/>
           <w:szCs w:val="26"/>
         </w:rPr>
         <w:t>(Kinh độ {{LONGITUDE}} – Vĩ độ {{LATITUDE}})</w:t>
@@ -4059,7 +4289,7 @@
     <w:p ns2:paraId="650402DB" ns2:textId="7FD79D3B">
       <w:pPr>
         <w:widowControl w:val="0"/>
-        <w:spacing w:before="120" w:after="120"/>
+        <w:spacing w:before="0" w:after="120" w:line="288" w:lineRule="auto"/>
         <w:jc w:val="center"/>
         <w:rPr>
           <w:rFonts w:ascii="Times New Roman" w:hAnsi="Times New Roman"/>
@@ -4075,6 +4305,7 @@
           <w:rFonts w:ascii="Times New Roman" w:hAnsi="Times New Roman" w:cs="Times New Roman" w:eastAsia="Times New Roman"/>
           <w:b/>
           <w:bCs/>
+          <w:sz w:val="26"/>
           <w:szCs w:val="26"/>
           <w:lang w:val="vi-VN"/>
         </w:rPr>
@@ -4086,6 +4317,7 @@
           <w:rFonts w:ascii="Times New Roman" w:hAnsi="Times New Roman" w:eastAsiaTheme="minorEastAsia" w:cs="Times New Roman" w:eastAsia="Times New Roman"/>
           <w:bCs/>
           <w:i/>
+          <w:sz w:val="26"/>
           <w:szCs w:val="26"/>
           <w:lang w:val="vi-VN" w:eastAsia="vi-VN"/>
         </w:rPr>
@@ -4096,6 +4328,7 @@
           <w:rFonts w:ascii="Times New Roman" w:hAnsi="Times New Roman" w:eastAsiaTheme="minorEastAsia" w:cs="Times New Roman" w:eastAsia="Times New Roman"/>
           <w:b/>
           <w:i/>
+          <w:sz w:val="26"/>
           <w:szCs w:val="26"/>
           <w:lang w:val="vi-VN" w:eastAsia="vi-VN"/>
         </w:rPr>
@@ -4105,7 +4338,7 @@
     <w:p ns2:paraId="05CBCAB2" ns2:textId="77777777">
       <w:pPr>
         <w:widowControl w:val="0"/>
-        <w:spacing w:before="60" w:after="60" w:line="276" w:lineRule="auto"/>
+        <w:spacing w:before="0" w:after="60" w:line="288" w:lineRule="auto"/>
         <w:ind w:firstLine="567"/>
         <w:jc w:val="both"/>
         <w:rPr>
@@ -4117,6 +4350,7 @@
       <w:r>
         <w:rPr>
           <w:rFonts w:ascii="Times New Roman" w:hAnsi="Times New Roman" w:cs="Times New Roman" w:eastAsia="Times New Roman"/>
+          <w:sz w:val="26"/>
           <w:szCs w:val="26"/>
           <w:lang w:val="vi-VN"/>
         </w:rPr>
@@ -4126,7 +4360,7 @@
     <w:p ns2:paraId="762BC715" ns2:textId="77777777">
       <w:pPr>
         <w:widowControl w:val="0"/>
-        <w:spacing w:before="60" w:after="60" w:line="276" w:lineRule="auto"/>
+        <w:spacing w:before="0" w:after="60" w:line="288" w:lineRule="auto"/>
         <w:ind w:firstLine="567"/>
         <w:jc w:val="both"/>
         <w:rPr>
@@ -4138,6 +4372,7 @@
       <w:r>
         <w:rPr>
           <w:rFonts w:ascii="Times New Roman" w:hAnsi="Times New Roman" w:cs="Times New Roman" w:eastAsia="Times New Roman"/>
+          <w:sz w:val="26"/>
           <w:szCs w:val="26"/>
           <w:lang w:val="vi-VN"/>
         </w:rPr>
@@ -4148,7 +4383,7 @@
       <w:pPr>
         <w:widowControl w:val="0"/>
         <w:shd w:val="clear" w:color="auto" w:fill="FFFFFF"/>
-        <w:spacing w:line="276" w:lineRule="auto"/>
+        <w:spacing w:line="288" w:lineRule="auto" w:after="80" w:before="0"/>
         <w:ind w:firstLine="567"/>
         <w:jc w:val="both"/>
         <w:rPr>
@@ -4161,6 +4396,7 @@
         <w:rPr>
           <w:rFonts w:ascii="Times New Roman" w:hAnsi="Times New Roman" w:cs="Times New Roman" w:eastAsia="Times New Roman"/>
           <w:b/>
+          <w:sz w:val="26"/>
           <w:szCs w:val="26"/>
           <w:lang w:val="vi-VN"/>
         </w:rPr>
@@ -4171,6 +4407,7 @@
           <w:rStyle w:val="Strong"/>
           <w:rFonts w:ascii="Times New Roman" w:hAnsi="Times New Roman" w:cs="Times New Roman" w:eastAsia="Times New Roman"/>
           <w:bCs w:val="0"/>
+          <w:sz w:val="26"/>
           <w:szCs w:val="26"/>
           <w:lang w:val="vi-VN"/>
         </w:rPr>
@@ -4180,6 +4417,7 @@
         <w:rPr>
           <w:rFonts w:ascii="Times New Roman" w:hAnsi="Times New Roman" w:cs="Times New Roman" w:eastAsia="Times New Roman"/>
           <w:b/>
+          <w:sz w:val="26"/>
           <w:szCs w:val="26"/>
           <w:lang w:val="vi-VN"/>
         </w:rPr>
@@ -4192,6 +4430,7 @@
           <w:b/>
           <w:i w:val="0"/>
           <w:iCs w:val="0"/>
+          <w:sz w:val="26"/>
           <w:szCs w:val="26"/>
         </w:rPr>
         <w:t>{{OWNER_NAME}}</w:t>
@@ -4200,6 +4439,7 @@
         <w:rPr>
           <w:rFonts w:ascii="Times New Roman" w:hAnsi="Times New Roman" w:cs="Times New Roman" w:eastAsia="Times New Roman"/>
           <w:b/>
+          <w:sz w:val="26"/>
           <w:szCs w:val="26"/>
           <w:lang w:val="vi-VN"/>
         </w:rPr>
@@ -4210,7 +4450,7 @@
       <w:pPr>
         <w:widowControl w:val="0"/>
         <w:shd w:val="clear" w:color="auto" w:fill="FFFFFF"/>
-        <w:spacing w:line="276" w:lineRule="auto"/>
+        <w:spacing w:line="288" w:lineRule="auto" w:after="80" w:before="0"/>
         <w:ind w:firstLine="720"/>
         <w:jc w:val="both"/>
         <w:rPr>
@@ -4222,6 +4462,7 @@
       <w:r>
         <w:rPr>
           <w:rFonts w:ascii="Times New Roman" w:hAnsi="Times New Roman" w:cs="Times New Roman" w:eastAsia="Times New Roman"/>
+          <w:sz w:val="26"/>
           <w:szCs w:val="26"/>
           <w:lang w:val="vi-VN"/>
         </w:rPr>
@@ -4230,6 +4471,7 @@
       <w:r>
         <w:rPr>
           <w:rFonts w:ascii="Times New Roman" w:hAnsi="Times New Roman" w:cs="Times New Roman" w:eastAsia="Times New Roman"/>
+          <w:sz w:val="26"/>
           <w:szCs w:val="26"/>
         </w:rPr>
         <w:t xml:space="preserve"> 2026</w:t>
@@ -4237,6 +4479,7 @@
       <w:r>
         <w:rPr>
           <w:rFonts w:ascii="Times New Roman" w:hAnsi="Times New Roman" w:cs="Times New Roman" w:eastAsia="Times New Roman"/>
+          <w:sz w:val="26"/>
           <w:szCs w:val="26"/>
           <w:lang w:val="vi-VN"/>
         </w:rPr>
@@ -4248,6 +4491,7 @@
           <w:rFonts w:ascii="Times New Roman" w:hAnsi="Times New Roman" w:cs="Times New Roman" w:eastAsia="Times New Roman"/>
           <w:b w:val="0"/>
           <w:bCs w:val="0"/>
+          <w:sz w:val="26"/>
           <w:szCs w:val="26"/>
           <w:lang w:val="vi-VN"/>
         </w:rPr>
@@ -4256,6 +4500,7 @@
       <w:r>
         <w:rPr>
           <w:rFonts w:ascii="Times New Roman" w:hAnsi="Times New Roman" w:cs="Times New Roman" w:eastAsia="Times New Roman"/>
+          <w:sz w:val="26"/>
           <w:szCs w:val="26"/>
           <w:lang w:val="vi-VN"/>
         </w:rPr>
@@ -4264,6 +4509,7 @@
       <w:r>
         <w:rPr>
           <w:rFonts w:ascii="Times New Roman" w:hAnsi="Times New Roman" w:cs="Times New Roman" w:eastAsia="Times New Roman"/>
+          <w:sz w:val="26"/>
           <w:szCs w:val="26"/>
           <w:lang w:val="vi-VN"/>
         </w:rPr>
@@ -4272,6 +4518,7 @@
       <w:r>
         <w:rPr>
           <w:rFonts w:ascii="Times New Roman" w:hAnsi="Times New Roman" w:cs="Times New Roman" w:eastAsia="Times New Roman"/>
+          <w:sz w:val="26"/>
           <w:szCs w:val="26"/>
           <w:lang w:val="vi-VN"/>
         </w:rPr>
@@ -4281,8 +4528,8 @@
     <w:p ns2:paraId="620CD3AF" ns2:textId="7FD79D47">
       <w:pPr>
         <w:widowControl w:val="0"/>
-        <w:spacing w:before="60" w:after="60"/>
-        <w:ind w:left="-18" w:firstLine="709"/>
+        <w:spacing w:before="0" w:after="60" w:line="288" w:lineRule="auto"/>
+        <w:ind w:left="-18" w:firstLine="0"/>
         <w:jc w:val="both"/>
         <w:rPr>
           <w:rFonts w:ascii="Times New Roman" w:hAnsi="Times New Roman"/>
@@ -4299,6 +4546,7 @@
           <w:b/>
           <w:bCs/>
           <w:iCs/>
+          <w:sz w:val="26"/>
           <w:szCs w:val="26"/>
           <w:lang w:val="vi-VN"/>
         </w:rPr>
@@ -4309,7 +4557,9 @@
       <w:pPr>
         <w:widowControl w:val="0"/>
         <w:shd w:val="clear" w:color="auto" w:fill="FFFFFF"/>
-        <w:ind w:firstLine="709"/>
+        <w:spacing w:line="288" w:lineRule="auto" w:after="80" w:before="0"/>
+        <w:ind w:firstLine="0"/>
+        <w:jc w:val="both"/>
         <w:rPr>
           <w:rFonts w:ascii="Times New Roman" w:hAnsi="Times New Roman"/>
           <w:szCs w:val="26"/>
@@ -4320,6 +4570,7 @@
         <w:rPr>
           <w:rFonts w:ascii="Times New Roman" w:hAnsi="Times New Roman" w:cs="Times New Roman" w:eastAsia="Times New Roman"/>
           <w:b/>
+          <w:sz w:val="26"/>
           <w:szCs w:val="26"/>
           <w:lang w:val="vi-VN"/>
         </w:rPr>
@@ -4330,6 +4581,7 @@
           <w:rFonts w:ascii="Times New Roman" w:hAnsi="Times New Roman" w:cs="Times New Roman" w:eastAsia="Times New Roman"/>
           <w:b/>
           <w:bCs/>
+          <w:sz w:val="26"/>
           <w:szCs w:val="26"/>
           <w:lang w:val="vi-VN"/>
         </w:rPr>
@@ -4339,6 +4591,7 @@
         <w:rPr>
           <w:rFonts w:ascii="Times New Roman" w:hAnsi="Times New Roman" w:cs="Times New Roman" w:eastAsia="Times New Roman"/>
           <w:b/>
+          <w:sz w:val="26"/>
           <w:szCs w:val="26"/>
         </w:rPr>
         <w:t>{{OWNER_NAME}}</w:t>
@@ -4348,6 +4601,7 @@
           <w:rFonts w:ascii="Times New Roman" w:hAnsi="Times New Roman" w:cs="Times New Roman" w:eastAsia="Times New Roman"/>
           <w:b/>
           <w:i/>
+          <w:sz w:val="26"/>
           <w:szCs w:val="26"/>
           <w:lang w:val="vi-VN"/>
         </w:rPr>
@@ -4358,6 +4612,7 @@
           <w:rFonts w:ascii="Times New Roman" w:hAnsi="Times New Roman" w:cs="Times New Roman" w:eastAsia="Times New Roman"/>
           <w:b/>
           <w:i/>
+          <w:sz w:val="26"/>
           <w:szCs w:val="26"/>
           <w:lang w:val="vi-VN"/>
         </w:rPr>
@@ -4367,6 +4622,7 @@
         <w:rPr>
           <w:rFonts w:ascii="Times New Roman" w:hAnsi="Times New Roman" w:cs="Times New Roman" w:eastAsia="Times New Roman"/>
           <w:b/>
+          <w:sz w:val="26"/>
           <w:szCs w:val="26"/>
           <w:lang w:val="vi-VN"/>
         </w:rPr>
@@ -4383,7 +4639,7 @@
         <w:tabs>
           <w:tab w:val="left" w:pos="2880"/>
         </w:tabs>
-        <w:spacing w:before="120" w:line="320" w:lineRule="exact"/>
+        <w:spacing w:before="0" w:line="288" w:lineRule="auto" w:after="80"/>
         <w:jc w:val="both"/>
         <w:rPr>
           <w:rFonts w:ascii="Times New Roman" w:hAnsi="Times New Roman"/>
@@ -4395,6 +4651,7 @@
         <w:rPr>
           <w:rFonts w:ascii="Times New Roman" w:hAnsi="Times New Roman" w:cs="Times New Roman" w:eastAsia="Times New Roman"/>
           <w:noProof/>
+          <w:sz w:val="26"/>
           <w:szCs w:val="26"/>
         </w:rPr>
         <w:t>Chức vụ</w:t>
@@ -4403,6 +4660,7 @@
         <w:rPr>
           <w:rFonts w:ascii="Times New Roman" w:hAnsi="Times New Roman" w:cs="Times New Roman" w:eastAsia="Times New Roman"/>
           <w:noProof/>
+          <w:sz w:val="26"/>
           <w:szCs w:val="26"/>
         </w:rPr>
         <w:tab/>
@@ -4419,7 +4677,7 @@
         <w:tabs>
           <w:tab w:val="left" w:pos="2880"/>
         </w:tabs>
-        <w:spacing w:before="120" w:line="320" w:lineRule="exact"/>
+        <w:spacing w:before="0" w:line="288" w:lineRule="auto" w:after="80"/>
         <w:jc w:val="both"/>
         <w:rPr>
           <w:rFonts w:ascii="Times New Roman" w:hAnsi="Times New Roman"/>
@@ -4430,6 +4688,7 @@
       <w:r>
         <w:rPr>
           <w:rFonts w:ascii="Times New Roman" w:hAnsi="Times New Roman" w:cs="Times New Roman" w:eastAsia="Times New Roman"/>
+          <w:sz w:val="26"/>
           <w:szCs w:val="26"/>
         </w:rPr>
         <w:t xml:space="preserve">Địa chỉ trạm </w:t>
@@ -4437,6 +4696,7 @@
       <w:r>
         <w:rPr>
           <w:rFonts w:ascii="Times New Roman" w:hAnsi="Times New Roman" w:cs="Times New Roman" w:eastAsia="Times New Roman"/>
+          <w:sz w:val="26"/>
           <w:szCs w:val="26"/>
         </w:rPr>
         <w:tab/>
@@ -4453,16 +4713,17 @@
         <w:tabs>
           <w:tab w:val="left" w:pos="2880"/>
         </w:tabs>
-        <w:spacing w:before="120" w:line="320" w:lineRule="exact"/>
-        <w:jc w:val="both"/>
-        <w:rPr>
-          <w:rFonts w:ascii="Times New Roman" w:hAnsi="Times New Roman"/>
-          <w:szCs w:val="26"/>
-        </w:rPr>
-      </w:pPr>
-      <w:r>
-        <w:rPr>
-          <w:rFonts w:ascii="Times New Roman" w:hAnsi="Times New Roman" w:cs="Times New Roman" w:eastAsia="Times New Roman"/>
+        <w:spacing w:before="0" w:line="288" w:lineRule="auto" w:after="80"/>
+        <w:jc w:val="both"/>
+        <w:rPr>
+          <w:rFonts w:ascii="Times New Roman" w:hAnsi="Times New Roman"/>
+          <w:szCs w:val="26"/>
+        </w:rPr>
+      </w:pPr>
+      <w:r>
+        <w:rPr>
+          <w:rFonts w:ascii="Times New Roman" w:hAnsi="Times New Roman" w:cs="Times New Roman" w:eastAsia="Times New Roman"/>
+          <w:sz w:val="26"/>
           <w:szCs w:val="26"/>
         </w:rPr>
         <w:t>Địa chỉ liên hệ</w:t>
@@ -4470,6 +4731,7 @@
       <w:r>
         <w:rPr>
           <w:rFonts w:ascii="Times New Roman" w:hAnsi="Times New Roman" w:cs="Times New Roman" w:eastAsia="Times New Roman"/>
+          <w:sz w:val="26"/>
           <w:szCs w:val="26"/>
         </w:rPr>
         <w:tab/>
@@ -4486,16 +4748,17 @@
         <w:tabs>
           <w:tab w:val="left" w:pos="2880"/>
         </w:tabs>
-        <w:spacing w:before="120" w:line="320" w:lineRule="exact"/>
-        <w:jc w:val="both"/>
-        <w:rPr>
-          <w:rFonts w:ascii="Times New Roman" w:hAnsi="Times New Roman"/>
-          <w:szCs w:val="26"/>
-        </w:rPr>
-      </w:pPr>
-      <w:r>
-        <w:rPr>
-          <w:rFonts w:ascii="Times New Roman" w:hAnsi="Times New Roman" w:cs="Times New Roman" w:eastAsia="Times New Roman"/>
+        <w:spacing w:before="0" w:line="288" w:lineRule="auto" w:after="80"/>
+        <w:jc w:val="both"/>
+        <w:rPr>
+          <w:rFonts w:ascii="Times New Roman" w:hAnsi="Times New Roman"/>
+          <w:szCs w:val="26"/>
+        </w:rPr>
+      </w:pPr>
+      <w:r>
+        <w:rPr>
+          <w:rFonts w:ascii="Times New Roman" w:hAnsi="Times New Roman" w:cs="Times New Roman" w:eastAsia="Times New Roman"/>
+          <w:sz w:val="26"/>
           <w:szCs w:val="26"/>
         </w:rPr>
         <w:t xml:space="preserve">Điện thọai </w:t>
@@ -4503,6 +4766,7 @@
       <w:r>
         <w:rPr>
           <w:rFonts w:ascii="Times New Roman" w:hAnsi="Times New Roman" w:cs="Times New Roman" w:eastAsia="Times New Roman"/>
+          <w:sz w:val="26"/>
           <w:szCs w:val="26"/>
         </w:rPr>
         <w:tab/>
@@ -4519,16 +4783,17 @@
         <w:tabs>
           <w:tab w:val="left" w:pos="2880"/>
         </w:tabs>
-        <w:spacing w:before="120" w:line="320" w:lineRule="exact"/>
-        <w:jc w:val="both"/>
-        <w:rPr>
-          <w:rFonts w:ascii="Times New Roman" w:hAnsi="Times New Roman"/>
-          <w:szCs w:val="26"/>
-        </w:rPr>
-      </w:pPr>
-      <w:r>
-        <w:rPr>
-          <w:rFonts w:ascii="Times New Roman" w:hAnsi="Times New Roman" w:cs="Times New Roman" w:eastAsia="Times New Roman"/>
+        <w:spacing w:before="0" w:line="288" w:lineRule="auto" w:after="80"/>
+        <w:jc w:val="both"/>
+        <w:rPr>
+          <w:rFonts w:ascii="Times New Roman" w:hAnsi="Times New Roman"/>
+          <w:szCs w:val="26"/>
+        </w:rPr>
+      </w:pPr>
+      <w:r>
+        <w:rPr>
+          <w:rFonts w:ascii="Times New Roman" w:hAnsi="Times New Roman" w:cs="Times New Roman" w:eastAsia="Times New Roman"/>
+          <w:sz w:val="26"/>
           <w:szCs w:val="26"/>
         </w:rPr>
         <w:t>Chủ tài khoản</w:t>
@@ -4536,6 +4801,7 @@
       <w:r>
         <w:rPr>
           <w:rFonts w:ascii="Times New Roman" w:hAnsi="Times New Roman" w:cs="Times New Roman" w:eastAsia="Times New Roman"/>
+          <w:sz w:val="26"/>
           <w:szCs w:val="26"/>
         </w:rPr>
         <w:tab/>
@@ -4552,16 +4818,17 @@
         <w:tabs>
           <w:tab w:val="left" w:pos="2880"/>
         </w:tabs>
-        <w:spacing w:before="120" w:line="320" w:lineRule="exact"/>
-        <w:jc w:val="both"/>
-        <w:rPr>
-          <w:rFonts w:ascii="Times New Roman" w:hAnsi="Times New Roman"/>
-          <w:szCs w:val="26"/>
-        </w:rPr>
-      </w:pPr>
-      <w:r>
-        <w:rPr>
-          <w:rFonts w:ascii="Times New Roman" w:hAnsi="Times New Roman" w:cs="Times New Roman" w:eastAsia="Times New Roman"/>
+        <w:spacing w:before="0" w:line="288" w:lineRule="auto" w:after="80"/>
+        <w:jc w:val="both"/>
+        <w:rPr>
+          <w:rFonts w:ascii="Times New Roman" w:hAnsi="Times New Roman"/>
+          <w:szCs w:val="26"/>
+        </w:rPr>
+      </w:pPr>
+      <w:r>
+        <w:rPr>
+          <w:rFonts w:ascii="Times New Roman" w:hAnsi="Times New Roman" w:cs="Times New Roman" w:eastAsia="Times New Roman"/>
+          <w:sz w:val="26"/>
           <w:szCs w:val="26"/>
         </w:rPr>
         <w:t>Số tài khoản</w:t>
@@ -4569,6 +4836,7 @@
       <w:r>
         <w:rPr>
           <w:rFonts w:ascii="Times New Roman" w:hAnsi="Times New Roman" w:cs="Times New Roman" w:eastAsia="Times New Roman"/>
+          <w:sz w:val="26"/>
           <w:szCs w:val="26"/>
         </w:rPr>
         <w:tab/>
@@ -4585,17 +4853,18 @@
         <w:tabs>
           <w:tab w:val="left" w:pos="2880"/>
         </w:tabs>
-        <w:spacing w:before="120" w:line="320" w:lineRule="exact"/>
-        <w:jc w:val="both"/>
-        <w:rPr>
-          <w:rFonts w:ascii="Times New Roman" w:hAnsi="Times New Roman"/>
-          <w:szCs w:val="26"/>
-          <w:lang w:val="vi-VN"/>
-        </w:rPr>
-      </w:pPr>
-      <w:r>
-        <w:rPr>
-          <w:rFonts w:ascii="Times New Roman" w:hAnsi="Times New Roman" w:cs="Times New Roman" w:eastAsia="Times New Roman"/>
+        <w:spacing w:before="0" w:line="288" w:lineRule="auto" w:after="80"/>
+        <w:jc w:val="both"/>
+        <w:rPr>
+          <w:rFonts w:ascii="Times New Roman" w:hAnsi="Times New Roman"/>
+          <w:szCs w:val="26"/>
+          <w:lang w:val="vi-VN"/>
+        </w:rPr>
+      </w:pPr>
+      <w:r>
+        <w:rPr>
+          <w:rFonts w:ascii="Times New Roman" w:hAnsi="Times New Roman" w:cs="Times New Roman" w:eastAsia="Times New Roman"/>
+          <w:sz w:val="26"/>
           <w:szCs w:val="26"/>
         </w:rPr>
         <w:t>Ngân hàng</w:t>
@@ -4603,6 +4872,7 @@
       <w:r>
         <w:rPr>
           <w:rFonts w:ascii="Times New Roman" w:hAnsi="Times New Roman" w:cs="Times New Roman" w:eastAsia="Times New Roman"/>
+          <w:sz w:val="26"/>
           <w:szCs w:val="26"/>
         </w:rPr>
         <w:tab/>
@@ -4613,8 +4883,8 @@
       <w:pPr>
         <w:pStyle w:val="ListParagraph"/>
         <w:widowControl w:val="0"/>
-        <w:spacing w:before="60" w:after="60"/>
-        <w:ind w:left="0"/>
+        <w:spacing w:before="0" w:after="60" w:line="288" w:lineRule="auto"/>
+        <w:ind w:left="0" w:firstLine="0"/>
         <w:jc w:val="both"/>
         <w:rPr>
           <w:rFonts w:ascii="Times New Roman" w:hAnsi="Times New Roman"/>
@@ -4626,6 +4896,7 @@
         <w:rPr>
           <w:rFonts w:ascii="Times New Roman" w:hAnsi="Times New Roman" w:cs="Times New Roman" w:eastAsia="Times New Roman"/>
           <w:b/>
+          <w:sz w:val="26"/>
           <w:szCs w:val="26"/>
         </w:rPr>
         <w:t>BÊN THUÊ:</w:t>
@@ -4635,6 +4906,7 @@
           <w:rFonts w:ascii="Times New Roman" w:hAnsi="Times New Roman" w:cs="Times New Roman" w:eastAsia="Times New Roman"/>
           <w:b/>
           <w:bCs/>
+          <w:sz w:val="26"/>
           <w:szCs w:val="26"/>
         </w:rPr>
         <w:t xml:space="preserve"> </w:t>
@@ -4643,6 +4915,7 @@
         <w:rPr>
           <w:rStyle w:val="Strong"/>
           <w:rFonts w:ascii="Times New Roman" w:hAnsi="Times New Roman" w:cs="Times New Roman" w:eastAsia="Times New Roman"/>
+          <w:sz w:val="26"/>
           <w:szCs w:val="26"/>
         </w:rPr>
         <w:t>MOBIFONE ĐỒNG NAI – Chi nhánh Tổng Công ty Viễn Thông MobiFone</w:t>
@@ -4652,6 +4925,7 @@
           <w:rFonts w:ascii="Times New Roman" w:hAnsi="Times New Roman" w:cs="Times New Roman" w:eastAsia="Times New Roman"/>
           <w:b/>
           <w:i/>
+          <w:sz w:val="26"/>
           <w:szCs w:val="26"/>
         </w:rPr>
         <w:t xml:space="preserve"> (Gọi tắt là Bên B)</w:t>
@@ -4660,6 +4934,7 @@
         <w:rPr>
           <w:rFonts w:ascii="Times New Roman" w:hAnsi="Times New Roman" w:cs="Times New Roman" w:eastAsia="Times New Roman"/>
           <w:b/>
+          <w:sz w:val="26"/>
           <w:szCs w:val="26"/>
         </w:rPr>
         <w:t xml:space="preserve">: </w:t>
@@ -4675,7 +4950,7 @@
         </w:numPr>
         <w:autoSpaceDE w:val="0"/>
         <w:autoSpaceDN w:val="0"/>
-        <w:spacing w:before="60" w:after="60"/>
+        <w:spacing w:before="0" w:after="60" w:line="288" w:lineRule="auto"/>
         <w:ind w:left="720"/>
         <w:jc w:val="both"/>
         <w:rPr>
@@ -4688,6 +4963,7 @@
         <w:rPr>
           <w:rFonts w:ascii="Times New Roman" w:hAnsi="Times New Roman" w:cs="Times New Roman" w:eastAsia="Times New Roman"/>
           <w:noProof/>
+          <w:sz w:val="26"/>
           <w:szCs w:val="26"/>
         </w:rPr>
         <w:t>Đại diện là</w:t>
@@ -4696,6 +4972,7 @@
         <w:rPr>
           <w:rFonts w:ascii="Times New Roman" w:hAnsi="Times New Roman" w:cs="Times New Roman" w:eastAsia="Times New Roman"/>
           <w:noProof/>
+          <w:sz w:val="26"/>
           <w:szCs w:val="26"/>
         </w:rPr>
         <w:tab/>
@@ -4706,6 +4983,7 @@
           <w:rFonts w:ascii="Times New Roman" w:hAnsi="Times New Roman" w:cs="Times New Roman" w:eastAsia="Times New Roman"/>
           <w:b/>
           <w:bCs/>
+          <w:sz w:val="26"/>
           <w:szCs w:val="26"/>
         </w:rPr>
         <w:t xml:space="preserve">Ông </w:t>
@@ -4718,6 +4996,7 @@
           <w:bCs/>
           <w:i w:val="0"/>
           <w:iCs w:val="0"/>
+          <w:sz w:val="26"/>
           <w:szCs w:val="26"/>
         </w:rPr>
         <w:t>Nguyễn Thanh Lâm</w:t>
@@ -4733,7 +5012,7 @@
         </w:numPr>
         <w:autoSpaceDE w:val="0"/>
         <w:autoSpaceDN w:val="0"/>
-        <w:spacing w:before="60" w:after="60"/>
+        <w:spacing w:before="0" w:after="60" w:line="288" w:lineRule="auto"/>
         <w:ind w:left="0" w:firstLine="426"/>
         <w:jc w:val="both"/>
         <w:rPr>
@@ -4747,6 +5026,7 @@
         <w:rPr>
           <w:rFonts w:ascii="Times New Roman" w:hAnsi="Times New Roman" w:cs="Times New Roman" w:eastAsia="Times New Roman"/>
           <w:noProof/>
+          <w:sz w:val="26"/>
           <w:szCs w:val="26"/>
         </w:rPr>
         <w:t>Chức vụ</w:t>
@@ -4755,6 +5035,7 @@
         <w:rPr>
           <w:rFonts w:ascii="Times New Roman" w:hAnsi="Times New Roman" w:cs="Times New Roman" w:eastAsia="Times New Roman"/>
           <w:noProof/>
+          <w:sz w:val="26"/>
           <w:szCs w:val="26"/>
         </w:rPr>
         <w:tab/>
@@ -4771,7 +5052,7 @@
         </w:numPr>
         <w:autoSpaceDE w:val="0"/>
         <w:autoSpaceDN w:val="0"/>
-        <w:spacing w:before="60" w:after="60"/>
+        <w:spacing w:before="0" w:after="60" w:line="288" w:lineRule="auto"/>
         <w:ind w:left="0" w:firstLine="426"/>
         <w:jc w:val="both"/>
         <w:rPr>
@@ -4785,6 +5066,7 @@
         <w:rPr>
           <w:rFonts w:ascii="Times New Roman" w:hAnsi="Times New Roman" w:cs="Times New Roman" w:eastAsia="Times New Roman"/>
           <w:noProof/>
+          <w:sz w:val="26"/>
           <w:szCs w:val="26"/>
           <w:lang w:val="fr-FR"/>
         </w:rPr>
@@ -4794,6 +5076,7 @@
         <w:rPr>
           <w:rFonts w:ascii="Times New Roman" w:hAnsi="Times New Roman" w:cs="Times New Roman" w:eastAsia="Times New Roman"/>
           <w:noProof/>
+          <w:sz w:val="26"/>
           <w:szCs w:val="26"/>
           <w:lang w:val="fr-FR"/>
         </w:rPr>
@@ -4804,6 +5087,7 @@
         <w:rPr>
           <w:rFonts w:ascii="Times New Roman" w:hAnsi="Times New Roman" w:cs="Times New Roman" w:eastAsia="Times New Roman"/>
           <w:noProof/>
+          <w:sz w:val="26"/>
           <w:szCs w:val="26"/>
           <w:lang w:val="vi-VN"/>
         </w:rPr>
@@ -4813,6 +5097,7 @@
         <w:rPr>
           <w:rFonts w:ascii="Times New Roman" w:hAnsi="Times New Roman" w:cs="Times New Roman" w:eastAsia="Times New Roman"/>
           <w:noProof/>
+          <w:sz w:val="26"/>
           <w:szCs w:val="26"/>
           <w:lang w:val="vi-VN"/>
         </w:rPr>
@@ -4821,6 +5106,7 @@
       <w:r>
         <w:rPr>
           <w:rFonts w:ascii="Times New Roman" w:hAnsi="Times New Roman" w:cs="Times New Roman" w:eastAsia="Times New Roman"/>
+          <w:sz w:val="26"/>
           <w:szCs w:val="26"/>
           <w:lang w:val="vi-VN"/>
         </w:rPr>
@@ -4837,7 +5123,7 @@
         </w:numPr>
         <w:autoSpaceDE w:val="0"/>
         <w:autoSpaceDN w:val="0"/>
-        <w:spacing w:before="60" w:after="60"/>
+        <w:spacing w:before="0" w:after="60" w:line="288" w:lineRule="auto"/>
         <w:ind w:left="0" w:firstLine="426"/>
         <w:jc w:val="both"/>
         <w:rPr>
@@ -4851,6 +5137,7 @@
         <w:rPr>
           <w:rFonts w:ascii="Times New Roman" w:hAnsi="Times New Roman" w:cs="Times New Roman" w:eastAsia="Times New Roman"/>
           <w:noProof/>
+          <w:sz w:val="26"/>
           <w:szCs w:val="26"/>
         </w:rPr>
         <w:t>Điện thoại</w:t>
@@ -4859,6 +5146,7 @@
         <w:rPr>
           <w:rFonts w:ascii="Times New Roman" w:hAnsi="Times New Roman" w:cs="Times New Roman" w:eastAsia="Times New Roman"/>
           <w:noProof/>
+          <w:sz w:val="26"/>
           <w:szCs w:val="26"/>
         </w:rPr>
         <w:tab/>
@@ -4868,6 +5156,7 @@
         <w:rPr>
           <w:rFonts w:ascii="Times New Roman" w:hAnsi="Times New Roman" w:cs="Times New Roman" w:eastAsia="Times New Roman"/>
           <w:noProof/>
+          <w:sz w:val="26"/>
           <w:szCs w:val="26"/>
           <w:lang w:val="vi-VN"/>
         </w:rPr>
@@ -4884,7 +5173,7 @@
         </w:numPr>
         <w:autoSpaceDE w:val="0"/>
         <w:autoSpaceDN w:val="0"/>
-        <w:spacing w:before="60" w:after="60"/>
+        <w:spacing w:before="0" w:after="60" w:line="288" w:lineRule="auto"/>
         <w:ind w:left="0" w:firstLine="426"/>
         <w:jc w:val="both"/>
         <w:rPr>
@@ -4898,6 +5187,7 @@
         <w:rPr>
           <w:rFonts w:ascii="Times New Roman" w:hAnsi="Times New Roman" w:cs="Times New Roman" w:eastAsia="Times New Roman"/>
           <w:noProof/>
+          <w:sz w:val="26"/>
           <w:szCs w:val="26"/>
         </w:rPr>
         <w:t>Tài khoản số</w:t>
@@ -4906,6 +5196,7 @@
         <w:rPr>
           <w:rFonts w:ascii="Times New Roman" w:hAnsi="Times New Roman" w:cs="Times New Roman" w:eastAsia="Times New Roman"/>
           <w:noProof/>
+          <w:sz w:val="26"/>
           <w:szCs w:val="26"/>
           <w:lang w:val="vi-VN"/>
         </w:rPr>
@@ -4915,6 +5206,7 @@
         <w:rPr>
           <w:rFonts w:ascii="Times New Roman" w:hAnsi="Times New Roman" w:cs="Times New Roman" w:eastAsia="Times New Roman"/>
           <w:noProof/>
+          <w:sz w:val="26"/>
           <w:szCs w:val="26"/>
         </w:rPr>
         <w:t xml:space="preserve">: 007.100.168.1168 tại NH Vietcombank Tp. </w:t>
@@ -4923,6 +5215,7 @@
         <w:rPr>
           <w:rFonts w:ascii="Times New Roman" w:hAnsi="Times New Roman" w:cs="Times New Roman" w:eastAsia="Times New Roman"/>
           <w:noProof/>
+          <w:sz w:val="26"/>
           <w:szCs w:val="26"/>
           <w:lang w:val="fr-FR"/>
         </w:rPr>
@@ -4939,7 +5232,7 @@
         </w:numPr>
         <w:autoSpaceDE w:val="0"/>
         <w:autoSpaceDN w:val="0"/>
-        <w:spacing w:before="60" w:after="60"/>
+        <w:spacing w:before="0" w:after="60" w:line="288" w:lineRule="auto"/>
         <w:ind w:left="0" w:firstLine="426"/>
         <w:jc w:val="both"/>
         <w:rPr>
@@ -4953,6 +5246,7 @@
         <w:rPr>
           <w:rFonts w:ascii="Times New Roman" w:hAnsi="Times New Roman" w:cs="Times New Roman" w:eastAsia="Times New Roman"/>
           <w:noProof/>
+          <w:sz w:val="26"/>
           <w:szCs w:val="26"/>
         </w:rPr>
         <w:t>Mã số thuế</w:t>
@@ -4961,6 +5255,7 @@
         <w:rPr>
           <w:rFonts w:ascii="Times New Roman" w:hAnsi="Times New Roman" w:cs="Times New Roman" w:eastAsia="Times New Roman"/>
           <w:noProof/>
+          <w:sz w:val="26"/>
           <w:szCs w:val="26"/>
         </w:rPr>
         <w:tab/>
@@ -4970,6 +5265,7 @@
         <w:rPr>
           <w:rFonts w:ascii="Times New Roman" w:hAnsi="Times New Roman" w:cs="Times New Roman" w:eastAsia="Times New Roman"/>
           <w:noProof/>
+          <w:sz w:val="26"/>
           <w:szCs w:val="26"/>
           <w:lang w:val="vi-VN"/>
         </w:rPr>
@@ -4979,7 +5275,7 @@
     <w:p ns2:paraId="0126A320" ns2:textId="7FD79D49">
       <w:pPr>
         <w:widowControl w:val="0"/>
-        <w:spacing w:before="80" w:after="80" w:line="360" w:lineRule="atLeast"/>
+        <w:spacing w:before="0" w:after="80" w:line="288" w:lineRule="auto"/>
         <w:ind w:firstLine="709"/>
         <w:jc w:val="both"/>
         <w:rPr>
@@ -4993,6 +5289,7 @@
         <w:rPr>
           <w:rFonts w:ascii="Times New Roman" w:hAnsi="Times New Roman" w:cs="Times New Roman" w:eastAsia="Times New Roman"/>
           <w:i/>
+          <w:sz w:val="26"/>
           <w:szCs w:val="26"/>
           <w:lang w:val="fr-FR"/>
         </w:rPr>
@@ -5002,8 +5299,8 @@
     <w:p ns2:paraId="424CAA7D" ns2:textId="77777777">
       <w:pPr>
         <w:widowControl w:val="0"/>
-        <w:spacing w:before="120" w:line="360" w:lineRule="atLeast"/>
-        <w:ind w:firstLine="720"/>
+        <w:spacing w:before="0" w:line="288" w:lineRule="auto" w:after="80"/>
+        <w:ind w:firstLine="567"/>
         <w:jc w:val="both"/>
         <w:rPr>
           <w:rFonts w:ascii="Times New Roman" w:hAnsi="Times New Roman"/>
@@ -5015,6 +5312,7 @@
         <w:rPr>
           <w:rFonts w:ascii="Times New Roman" w:hAnsi="Times New Roman" w:cs="Times New Roman" w:eastAsia="Times New Roman"/>
           <w:iCs/>
+          <w:sz w:val="26"/>
           <w:szCs w:val="26"/>
           <w:lang w:val="da-DK"/>
         </w:rPr>
@@ -5023,6 +5321,7 @@
       <w:r>
         <w:rPr>
           <w:rFonts w:ascii="Times New Roman" w:hAnsi="Times New Roman" w:cs="Times New Roman" w:eastAsia="Times New Roman"/>
+          <w:sz w:val="26"/>
           <w:szCs w:val="26"/>
           <w:lang w:val="fr-FR"/>
         </w:rPr>
@@ -5032,6 +5331,7 @@
         <w:rPr>
           <w:rFonts w:ascii="Times New Roman" w:hAnsi="Times New Roman" w:cs="Times New Roman" w:eastAsia="Times New Roman"/>
           <w:iCs/>
+          <w:sz w:val="26"/>
           <w:szCs w:val="26"/>
           <w:lang w:val="da-DK"/>
         </w:rPr>
@@ -5041,6 +5341,7 @@
         <w:rPr>
           <w:rFonts w:ascii="Times New Roman" w:hAnsi="Times New Roman" w:cs="Times New Roman" w:eastAsia="Times New Roman"/>
           <w:bCs/>
+          <w:sz w:val="26"/>
           <w:szCs w:val="26"/>
           <w:lang w:val="fr-FR"/>
         </w:rPr>
@@ -5050,6 +5351,7 @@
         <w:rPr>
           <w:rFonts w:ascii="Times New Roman" w:hAnsi="Times New Roman" w:cs="Times New Roman" w:eastAsia="Times New Roman"/>
           <w:iCs/>
+          <w:sz w:val="26"/>
           <w:szCs w:val="26"/>
           <w:lang w:val="da-DK"/>
         </w:rPr>
@@ -5059,8 +5361,8 @@
     <w:p ns2:paraId="1235492B" ns2:textId="77777777">
       <w:pPr>
         <w:widowControl w:val="0"/>
-        <w:spacing w:before="120" w:line="360" w:lineRule="atLeast"/>
-        <w:ind w:firstLine="720"/>
+        <w:spacing w:before="0" w:line="288" w:lineRule="auto" w:after="80"/>
+        <w:ind w:firstLine="0"/>
         <w:jc w:val="both"/>
         <w:rPr>
           <w:rFonts w:ascii="Times New Roman" w:hAnsi="Times New Roman"/>
@@ -5074,6 +5376,7 @@
           <w:rFonts w:ascii="Times New Roman" w:hAnsi="Times New Roman" w:cs="Times New Roman" w:eastAsia="Times New Roman"/>
           <w:b/>
           <w:bCs/>
+          <w:sz w:val="26"/>
           <w:szCs w:val="26"/>
           <w:lang w:val="fr-FR"/>
         </w:rPr>
@@ -5084,6 +5387,7 @@
         <w:rPr>
           <w:rFonts w:ascii="Times New Roman" w:hAnsi="Times New Roman" w:cs="Times New Roman" w:eastAsia="Times New Roman"/>
           <w:b/>
+          <w:sz w:val="26"/>
           <w:szCs w:val="26"/>
           <w:lang w:val="fr-FR"/>
         </w:rPr>
@@ -5100,7 +5404,8 @@
         </w:numPr>
         <w:autoSpaceDE w:val="0"/>
         <w:autoSpaceDN w:val="0"/>
-        <w:spacing w:before="120" w:line="360" w:lineRule="atLeast"/>
+        <w:spacing w:before="0" w:line="288" w:lineRule="auto" w:after="80"/>
+        <w:ind w:firstLine="0"/>
         <w:jc w:val="both"/>
         <w:rPr>
           <w:rFonts w:ascii="Times New Roman" w:hAnsi="Times New Roman"/>
@@ -5112,6 +5417,7 @@
         <w:rPr>
           <w:rFonts w:ascii="Times New Roman" w:hAnsi="Times New Roman" w:cs="Times New Roman" w:eastAsia="Times New Roman"/>
           <w:b/>
+          <w:sz w:val="26"/>
           <w:szCs w:val="26"/>
         </w:rPr>
         <w:t>Đối tượng cho thuê</w:t>
@@ -5120,7 +5426,7 @@
     <w:p ns2:paraId="61E256E4" ns2:textId="77777777">
       <w:pPr>
         <w:widowControl w:val="0"/>
-        <w:spacing w:before="120" w:line="360" w:lineRule="atLeast"/>
+        <w:spacing w:before="0" w:line="288" w:lineRule="auto" w:after="80"/>
         <w:ind w:firstLine="720"/>
         <w:jc w:val="both"/>
         <w:rPr>
@@ -5132,6 +5438,7 @@
       <w:r>
         <w:rPr>
           <w:rFonts w:ascii="Times New Roman" w:hAnsi="Times New Roman" w:cs="Times New Roman" w:eastAsia="Times New Roman"/>
+          <w:sz w:val="26"/>
           <w:szCs w:val="26"/>
           <w:lang w:val="da-DK"/>
         </w:rPr>
@@ -5141,7 +5448,7 @@
     <w:p ns2:paraId="432C5300" ns2:textId="77777777">
       <w:pPr>
         <w:widowControl w:val="0"/>
-        <w:spacing w:before="120" w:line="360" w:lineRule="atLeast"/>
+        <w:spacing w:before="0" w:line="288" w:lineRule="auto" w:after="80"/>
         <w:ind w:firstLine="720"/>
         <w:jc w:val="both"/>
         <w:rPr>
@@ -5153,6 +5460,7 @@
       <w:r>
         <w:rPr>
           <w:rFonts w:ascii="Times New Roman" w:hAnsi="Times New Roman" w:cs="Times New Roman" w:eastAsia="Times New Roman"/>
+          <w:sz w:val="26"/>
           <w:szCs w:val="26"/>
           <w:lang w:val="da-DK"/>
         </w:rPr>
@@ -5162,7 +5470,7 @@
     <w:p ns2:paraId="16790F9A" ns2:textId="7FD79D4A">
       <w:pPr>
         <w:widowControl w:val="0"/>
-        <w:spacing w:before="120" w:after="120"/>
+        <w:spacing w:before="0" w:after="120" w:line="288" w:lineRule="auto"/>
         <w:ind w:firstLine="709"/>
         <w:jc w:val="both"/>
         <w:rPr>
@@ -5174,6 +5482,7 @@
       <w:r>
         <w:rPr>
           <w:rFonts w:ascii="Times New Roman" w:hAnsi="Times New Roman" w:cs="Times New Roman" w:eastAsia="Times New Roman"/>
+          <w:sz w:val="26"/>
           <w:szCs w:val="26"/>
           <w:lang w:val="da-DK"/>
         </w:rPr>
@@ -5190,7 +5499,7 @@
         </w:numPr>
         <w:autoSpaceDE w:val="0"/>
         <w:autoSpaceDN w:val="0"/>
-        <w:spacing w:before="120" w:line="360" w:lineRule="atLeast"/>
+        <w:spacing w:before="0" w:line="288" w:lineRule="auto" w:after="80"/>
         <w:ind w:left="947" w:hanging="227"/>
         <w:jc w:val="both"/>
         <w:rPr>
@@ -5205,6 +5514,7 @@
       <w:r>
         <w:rPr>
           <w:rFonts w:ascii="Times New Roman" w:hAnsi="Times New Roman" w:cs="Times New Roman" w:eastAsia="Times New Roman"/>
+          <w:sz w:val="26"/>
           <w:szCs w:val="26"/>
           <w:lang w:val="da-DK"/>
         </w:rPr>
@@ -5221,7 +5531,7 @@
         </w:numPr>
         <w:autoSpaceDE w:val="0"/>
         <w:autoSpaceDN w:val="0"/>
-        <w:spacing w:before="120" w:line="360" w:lineRule="atLeast"/>
+        <w:spacing w:before="0" w:line="288" w:lineRule="auto" w:after="80"/>
         <w:ind w:left="947" w:hanging="227"/>
         <w:jc w:val="both"/>
         <w:rPr>
@@ -5233,6 +5543,7 @@
       <w:r>
         <w:rPr>
           <w:rFonts w:ascii="Times New Roman" w:hAnsi="Times New Roman" w:cs="Times New Roman" w:eastAsia="Times New Roman"/>
+          <w:sz w:val="26"/>
           <w:szCs w:val="26"/>
           <w:lang w:val="da-DK"/>
         </w:rPr>
@@ -5244,6 +5555,7 @@
           <w:rFonts w:ascii="Times New Roman" w:hAnsi="Times New Roman" w:cs="Times New Roman" w:eastAsia="Times New Roman"/>
           <w:i w:val="0"/>
           <w:iCs w:val="0"/>
+          <w:sz w:val="26"/>
           <w:szCs w:val="26"/>
           <w:lang w:val="da-DK"/>
         </w:rPr>
@@ -5253,7 +5565,7 @@
     <w:p ns2:paraId="1E20EFBF" ns2:textId="77777777">
       <w:pPr>
         <w:widowControl w:val="0"/>
-        <w:spacing w:before="120" w:line="360" w:lineRule="atLeast"/>
+        <w:spacing w:before="0" w:line="288" w:lineRule="auto" w:after="80"/>
         <w:ind w:firstLine="720"/>
         <w:jc w:val="both"/>
         <w:rPr>
@@ -5266,6 +5578,7 @@
       <w:r>
         <w:rPr>
           <w:rFonts w:ascii="Times New Roman" w:hAnsi="Times New Roman" w:cs="Times New Roman" w:eastAsia="Times New Roman"/>
+          <w:sz w:val="26"/>
           <w:szCs w:val="26"/>
         </w:rPr>
         <w:t>Giấy tờ chứng minh quyền sử dụng đất gồm: {{CERTIFICATE}}.</w:t>
@@ -5274,7 +5587,7 @@
     <w:p ns2:paraId="709A3AEB" ns2:textId="7FD79D4B">
       <w:pPr>
         <w:widowControl w:val="0"/>
-        <w:spacing w:before="120" w:line="360" w:lineRule="atLeast"/>
+        <w:spacing w:before="0" w:line="288" w:lineRule="auto" w:after="80"/>
         <w:ind w:firstLine="709"/>
         <w:jc w:val="both"/>
         <w:rPr>
@@ -5288,6 +5601,7 @@
         <w:rPr>
           <w:rFonts w:ascii="Times New Roman" w:hAnsi="Times New Roman" w:cs="Times New Roman" w:eastAsia="Times New Roman"/>
           <w:bCs/>
+          <w:sz w:val="26"/>
           <w:szCs w:val="26"/>
           <w:lang w:val="da-DK"/>
         </w:rPr>
@@ -5308,7 +5622,7 @@
         </w:tabs>
         <w:autoSpaceDE w:val="0"/>
         <w:autoSpaceDN w:val="0"/>
-        <w:spacing w:before="60" w:after="60" w:line="276" w:lineRule="auto"/>
+        <w:spacing w:before="0" w:after="60" w:line="288" w:lineRule="auto"/>
         <w:ind w:left="540" w:firstLine="0"/>
         <w:jc w:val="both"/>
         <w:rPr>
@@ -5320,6 +5634,7 @@
       <w:r>
         <w:rPr>
           <w:rFonts w:ascii="Times New Roman" w:hAnsi="Times New Roman" w:cs="Times New Roman" w:eastAsia="Times New Roman"/>
+          <w:sz w:val="26"/>
           <w:szCs w:val="26"/>
         </w:rPr>
         <w:t>{{CSHT_LIST2}}</w:t>
@@ -5328,7 +5643,7 @@
     <w:p ns2:paraId="2B08D435" ns2:textId="77777777">
       <w:pPr>
         <w:widowControl w:val="0"/>
-        <w:spacing w:before="120"/>
+        <w:spacing w:before="0" w:line="288" w:lineRule="auto" w:after="80"/>
         <w:ind w:firstLine="720"/>
         <w:jc w:val="both"/>
         <w:rPr>
@@ -5340,6 +5655,7 @@
       <w:r>
         <w:rPr>
           <w:rFonts w:ascii="Times New Roman" w:hAnsi="Times New Roman" w:cs="Times New Roman" w:eastAsia="Times New Roman"/>
+          <w:sz w:val="26"/>
           <w:szCs w:val="26"/>
           <w:lang w:val="da-DK"/>
         </w:rPr>
@@ -5354,7 +5670,7 @@
         </w:tabs>
         <w:autoSpaceDE w:val="0"/>
         <w:autoSpaceDN w:val="0"/>
-        <w:spacing w:before="60" w:after="60"/>
+        <w:spacing w:before="0" w:after="60" w:line="288" w:lineRule="auto"/>
         <w:ind w:left="720" w:firstLine="709"/>
         <w:jc w:val="both"/>
         <w:rPr>
@@ -5367,6 +5683,7 @@
         <w:rPr>
           <w:rFonts w:ascii="Times New Roman" w:hAnsi="Times New Roman" w:cs="Times New Roman" w:eastAsia="Times New Roman"/>
           <w:iCs/>
+          <w:sz w:val="26"/>
           <w:szCs w:val="26"/>
           <w:lang w:val="da-DK"/>
         </w:rPr>
@@ -5375,6 +5692,7 @@
       <w:r>
         <w:rPr>
           <w:rFonts w:ascii="Times New Roman" w:hAnsi="Times New Roman" w:cs="Times New Roman" w:eastAsia="Times New Roman"/>
+          <w:sz w:val="26"/>
           <w:szCs w:val="26"/>
         </w:rPr>
         <w:t>{{PHONE}}</w:t>
@@ -5383,7 +5701,7 @@
     <w:p ns2:paraId="5AFA2CAC" ns2:textId="77777777">
       <w:pPr>
         <w:widowControl w:val="0"/>
-        <w:spacing w:before="120"/>
+        <w:spacing w:before="0" w:line="288" w:lineRule="auto" w:after="80"/>
         <w:ind w:firstLine="720"/>
         <w:jc w:val="both"/>
         <w:rPr>
@@ -5397,6 +5715,7 @@
         <w:rPr>
           <w:rFonts w:ascii="Times New Roman" w:hAnsi="Times New Roman" w:cs="Times New Roman" w:eastAsia="Times New Roman"/>
           <w:iCs/>
+          <w:sz w:val="26"/>
           <w:szCs w:val="26"/>
           <w:lang w:val="da-DK"/>
         </w:rPr>
@@ -5405,6 +5724,7 @@
       <w:r>
         <w:rPr>
           <w:rFonts w:ascii="Times New Roman" w:hAnsi="Times New Roman" w:cs="Times New Roman" w:eastAsia="Times New Roman"/>
+          <w:sz w:val="26"/>
           <w:szCs w:val="26"/>
           <w:lang w:val="da-DK"/>
         </w:rPr>
@@ -5421,8 +5741,8 @@
         </w:numPr>
         <w:autoSpaceDE w:val="0"/>
         <w:autoSpaceDN w:val="0"/>
-        <w:spacing w:before="120"/>
-        <w:ind w:left="1077" w:hanging="357"/>
+        <w:spacing w:before="0" w:line="288" w:lineRule="auto" w:after="80"/>
+        <w:ind w:left="1077" w:firstLine="0"/>
         <w:jc w:val="both"/>
         <w:rPr>
           <w:rFonts w:ascii="Times New Roman" w:hAnsi="Times New Roman"/>
@@ -5435,6 +5755,7 @@
         <w:rPr>
           <w:rFonts w:ascii="Times New Roman" w:hAnsi="Times New Roman" w:cs="Times New Roman" w:eastAsia="Times New Roman"/>
           <w:b/>
+          <w:sz w:val="26"/>
           <w:szCs w:val="26"/>
           <w:lang w:val="da-DK"/>
         </w:rPr>
@@ -5448,7 +5769,7 @@
           <w:ilvl w:val="0"/>
           <w:numId w:val="24"/>
         </w:numPr>
-        <w:spacing w:before="60" w:after="60" w:line="276" w:lineRule="auto"/>
+        <w:spacing w:before="0" w:after="60" w:line="288" w:lineRule="auto"/>
         <w:jc w:val="both"/>
         <w:rPr>
           <w:rFonts w:ascii="Times New Roman" w:hAnsi="Times New Roman"/>
@@ -5459,6 +5780,7 @@
       <w:r>
         <w:rPr>
           <w:rFonts w:ascii="Times New Roman" w:hAnsi="Times New Roman" w:cs="Times New Roman" w:eastAsia="Times New Roman"/>
+          <w:sz w:val="26"/>
           <w:szCs w:val="26"/>
           <w:lang w:val="da-DK"/>
         </w:rPr>
@@ -5472,7 +5794,7 @@
           <w:ilvl w:val="0"/>
           <w:numId w:val="24"/>
         </w:numPr>
-        <w:spacing w:before="60" w:after="60" w:line="276" w:lineRule="auto"/>
+        <w:spacing w:before="0" w:after="60" w:line="288" w:lineRule="auto"/>
         <w:ind w:left="748" w:hanging="357"/>
         <w:jc w:val="both"/>
         <w:rPr>
@@ -5484,6 +5806,7 @@
       <w:r>
         <w:rPr>
           <w:rFonts w:ascii="Times New Roman" w:hAnsi="Times New Roman" w:cs="Times New Roman" w:eastAsia="Times New Roman"/>
+          <w:sz w:val="26"/>
           <w:szCs w:val="26"/>
           <w:lang w:val="da-DK"/>
         </w:rPr>
@@ -5500,7 +5823,7 @@
         <w:tabs>
           <w:tab w:val="left" w:pos="1134"/>
         </w:tabs>
-        <w:spacing w:before="60" w:after="60" w:line="276" w:lineRule="auto"/>
+        <w:spacing w:before="0" w:after="60" w:line="288" w:lineRule="auto"/>
         <w:ind w:left="1134" w:hanging="283"/>
         <w:jc w:val="both"/>
         <w:rPr>
@@ -5514,6 +5837,7 @@
         <w:rPr>
           <w:rFonts w:ascii="Times New Roman" w:hAnsi="Times New Roman" w:cs="Times New Roman" w:eastAsia="Times New Roman"/>
           <w:iCs/>
+          <w:sz w:val="26"/>
           <w:szCs w:val="26"/>
           <w:lang w:val="da-DK"/>
         </w:rPr>
@@ -5530,7 +5854,7 @@
         <w:tabs>
           <w:tab w:val="left" w:pos="1134"/>
         </w:tabs>
-        <w:spacing w:before="60" w:after="60" w:line="276" w:lineRule="auto"/>
+        <w:spacing w:before="0" w:after="60" w:line="288" w:lineRule="auto"/>
         <w:ind w:left="1135" w:hanging="284"/>
         <w:jc w:val="both"/>
         <w:rPr>
@@ -5542,6 +5866,7 @@
       <w:r>
         <w:rPr>
           <w:rFonts w:ascii="Times New Roman" w:hAnsi="Times New Roman" w:cs="Times New Roman" w:eastAsia="Times New Roman"/>
+          <w:sz w:val="26"/>
           <w:szCs w:val="26"/>
           <w:lang w:val="da-DK"/>
         </w:rPr>
@@ -5558,7 +5883,7 @@
         <w:tabs>
           <w:tab w:val="left" w:pos="1134"/>
         </w:tabs>
-        <w:spacing w:before="60" w:after="60" w:line="276" w:lineRule="auto"/>
+        <w:spacing w:before="0" w:after="60" w:line="288" w:lineRule="auto"/>
         <w:ind w:left="1135" w:hanging="284"/>
         <w:jc w:val="both"/>
         <w:rPr>
@@ -5570,6 +5895,7 @@
       <w:r>
         <w:rPr>
           <w:rFonts w:ascii="Times New Roman" w:hAnsi="Times New Roman" w:cs="Times New Roman" w:eastAsia="Times New Roman"/>
+          <w:sz w:val="26"/>
           <w:szCs w:val="26"/>
           <w:lang w:val="da-DK"/>
         </w:rPr>
@@ -5586,7 +5912,7 @@
         <w:tabs>
           <w:tab w:val="left" w:pos="1134"/>
         </w:tabs>
-        <w:spacing w:before="60" w:after="60" w:line="276" w:lineRule="auto"/>
+        <w:spacing w:before="0" w:after="60" w:line="288" w:lineRule="auto"/>
         <w:ind w:left="1135" w:hanging="284"/>
         <w:jc w:val="both"/>
         <w:rPr>
@@ -5598,6 +5924,7 @@
       <w:r>
         <w:rPr>
           <w:rFonts w:ascii="Times New Roman" w:hAnsi="Times New Roman" w:cs="Times New Roman" w:eastAsia="Times New Roman"/>
+          <w:sz w:val="26"/>
           <w:szCs w:val="26"/>
           <w:lang w:val="da-DK"/>
         </w:rPr>
@@ -5614,7 +5941,7 @@
         <w:tabs>
           <w:tab w:val="left" w:pos="1134"/>
         </w:tabs>
-        <w:spacing w:before="60" w:after="60" w:line="276" w:lineRule="auto"/>
+        <w:spacing w:before="0" w:after="60" w:line="288" w:lineRule="auto"/>
         <w:ind w:left="1135" w:hanging="284"/>
         <w:jc w:val="both"/>
         <w:rPr>
@@ -5626,6 +5953,7 @@
       <w:r>
         <w:rPr>
           <w:rFonts w:ascii="Times New Roman" w:hAnsi="Times New Roman" w:cs="Times New Roman" w:eastAsia="Times New Roman"/>
+          <w:sz w:val="26"/>
           <w:szCs w:val="26"/>
           <w:lang w:val="da-DK"/>
         </w:rPr>
@@ -5642,7 +5970,7 @@
         <w:tabs>
           <w:tab w:val="left" w:pos="1134"/>
         </w:tabs>
-        <w:spacing w:before="60" w:after="60" w:line="276" w:lineRule="auto"/>
+        <w:spacing w:before="0" w:after="60" w:line="288" w:lineRule="auto"/>
         <w:ind w:left="1135" w:hanging="284"/>
         <w:jc w:val="both"/>
         <w:rPr>
@@ -5654,6 +5982,7 @@
       <w:r>
         <w:rPr>
           <w:rFonts w:ascii="Times New Roman" w:hAnsi="Times New Roman" w:cs="Times New Roman" w:eastAsia="Times New Roman"/>
+          <w:sz w:val="26"/>
           <w:szCs w:val="26"/>
           <w:lang w:val="da-DK"/>
         </w:rPr>
@@ -5662,6 +5991,7 @@
       <w:r>
         <w:rPr>
           <w:rFonts w:ascii="Times New Roman" w:hAnsi="Times New Roman" w:cs="Times New Roman" w:eastAsia="Times New Roman"/>
+          <w:sz w:val="26"/>
           <w:szCs w:val="26"/>
           <w:lang w:val="da-DK"/>
         </w:rPr>
@@ -5676,7 +6006,7 @@
           <w:ilvl w:val="0"/>
           <w:numId w:val="24"/>
         </w:numPr>
-        <w:spacing w:before="60" w:after="60" w:line="276" w:lineRule="auto"/>
+        <w:spacing w:before="0" w:after="60" w:line="288" w:lineRule="auto"/>
         <w:jc w:val="both"/>
         <w:rPr>
           <w:rFonts w:ascii="Times New Roman" w:hAnsi="Times New Roman"/>
@@ -5688,6 +6018,7 @@
         <w:rPr>
           <w:rFonts w:ascii="Times New Roman" w:hAnsi="Times New Roman" w:cs="Times New Roman" w:eastAsia="Times New Roman"/>
           <w:iCs/>
+          <w:sz w:val="26"/>
           <w:szCs w:val="26"/>
           <w:lang w:val="da-DK"/>
         </w:rPr>
@@ -5697,8 +6028,8 @@
     <w:p ns2:paraId="7538D603" ns2:textId="77777777">
       <w:pPr>
         <w:widowControl w:val="0"/>
-        <w:spacing w:before="120"/>
-        <w:ind w:firstLine="720"/>
+        <w:spacing w:before="0" w:line="288" w:lineRule="auto" w:after="80"/>
+        <w:ind w:firstLine="0"/>
         <w:jc w:val="both"/>
         <w:rPr>
           <w:rFonts w:ascii="Times New Roman" w:hAnsi="Times New Roman"/>
@@ -5714,6 +6045,7 @@
           <w:rFonts w:ascii="Times New Roman" w:hAnsi="Times New Roman" w:cs="Times New Roman" w:eastAsia="Times New Roman"/>
           <w:b/>
           <w:bCs/>
+          <w:sz w:val="26"/>
           <w:szCs w:val="26"/>
           <w:lang w:val="da-DK"/>
         </w:rPr>
@@ -5724,6 +6056,7 @@
           <w:rFonts w:ascii="Times New Roman" w:hAnsi="Times New Roman" w:cs="Times New Roman" w:eastAsia="Times New Roman"/>
           <w:b/>
           <w:bCs/>
+          <w:sz w:val="26"/>
           <w:szCs w:val="26"/>
           <w:lang w:val="vi-VN"/>
         </w:rPr>
@@ -5734,6 +6067,7 @@
           <w:rFonts w:ascii="Times New Roman" w:hAnsi="Times New Roman" w:cs="Times New Roman" w:eastAsia="Times New Roman"/>
           <w:b/>
           <w:bCs/>
+          <w:sz w:val="26"/>
           <w:szCs w:val="26"/>
           <w:lang w:val="da-DK"/>
         </w:rPr>
@@ -5744,6 +6078,7 @@
           <w:rFonts w:ascii="Times New Roman" w:hAnsi="Times New Roman" w:cs="Times New Roman" w:eastAsia="Times New Roman"/>
           <w:b/>
           <w:bCs/>
+          <w:sz w:val="26"/>
           <w:szCs w:val="26"/>
           <w:lang w:val="vi-VN"/>
         </w:rPr>
@@ -5755,6 +6090,7 @@
           <w:b/>
           <w:bCs/>
           <w:iCs/>
+          <w:sz w:val="26"/>
           <w:szCs w:val="26"/>
           <w:lang w:val="vi-VN"/>
         </w:rPr>
@@ -5766,6 +6102,7 @@
           <w:b/>
           <w:bCs/>
           <w:iCs/>
+          <w:sz w:val="26"/>
           <w:szCs w:val="26"/>
           <w:lang w:val="da-DK"/>
         </w:rPr>
@@ -5777,6 +6114,7 @@
           <w:b/>
           <w:bCs/>
           <w:iCs/>
+          <w:sz w:val="26"/>
           <w:szCs w:val="26"/>
           <w:lang w:val="vi-VN"/>
         </w:rPr>
@@ -5786,7 +6124,7 @@
     <w:p ns2:paraId="207728C1" ns2:textId="7FD79D4D">
       <w:pPr>
         <w:pStyle w:val="NormalWeb"/>
-        <w:spacing w:before="60" w:beforeAutospacing="0" w:after="60" w:afterAutospacing="0"/>
+        <w:spacing w:before="0" w:beforeAutospacing="0" w:after="60" w:afterAutospacing="0" w:line="288" w:lineRule="auto"/>
         <w:ind w:left="567" w:firstLine="709"/>
         <w:jc w:val="both"/>
         <w:rPr>
@@ -5817,7 +6155,7 @@
       <w:pPr>
         <w:pStyle w:val="ListParagraph"/>
         <w:widowControl w:val="0"/>
-        <w:spacing w:before="120"/>
+        <w:spacing w:before="0" w:line="288" w:lineRule="auto" w:after="80"/>
         <w:ind w:left="0" w:firstLine="720"/>
         <w:contextualSpacing w:val="0"/>
         <w:jc w:val="both"/>
@@ -5830,6 +6168,7 @@
       <w:r>
         <w:rPr>
           <w:rFonts w:ascii="Times New Roman" w:hAnsi="Times New Roman" w:cs="Times New Roman" w:eastAsia="Times New Roman"/>
+          <w:sz w:val="26"/>
           <w:szCs w:val="26"/>
           <w:lang w:val="vi-VN"/>
         </w:rPr>
@@ -5840,7 +6179,7 @@
       <w:pPr>
         <w:pStyle w:val="ListParagraph"/>
         <w:widowControl w:val="0"/>
-        <w:spacing w:before="120"/>
+        <w:spacing w:before="0" w:line="288" w:lineRule="auto" w:after="80"/>
         <w:ind w:left="0" w:firstLine="720"/>
         <w:contextualSpacing w:val="0"/>
         <w:jc w:val="both"/>
@@ -5853,6 +6192,7 @@
       <w:r>
         <w:rPr>
           <w:rFonts w:ascii="Times New Roman" w:hAnsi="Times New Roman" w:cs="Times New Roman" w:eastAsia="Times New Roman"/>
+          <w:sz w:val="26"/>
           <w:szCs w:val="26"/>
           <w:lang w:val="vi-VN"/>
         </w:rPr>
@@ -5862,8 +6202,8 @@
     <w:p ns2:paraId="321F7CD7" ns2:textId="77777777">
       <w:pPr>
         <w:widowControl w:val="0"/>
-        <w:spacing w:before="120" w:line="360" w:lineRule="atLeast"/>
-        <w:ind w:firstLine="720"/>
+        <w:spacing w:before="0" w:line="288" w:lineRule="auto" w:after="80"/>
+        <w:ind w:firstLine="0"/>
         <w:jc w:val="both"/>
         <w:rPr>
           <w:rFonts w:ascii="Times New Roman" w:hAnsi="Times New Roman"/>
@@ -5880,6 +6220,7 @@
           <w:rFonts w:ascii="Times New Roman" w:hAnsi="Times New Roman" w:cs="Times New Roman" w:eastAsia="Times New Roman"/>
           <w:b/>
           <w:bCs/>
+          <w:sz w:val="26"/>
           <w:szCs w:val="26"/>
           <w:lang w:val="vi-VN"/>
         </w:rPr>
@@ -5891,6 +6232,7 @@
           <w:b/>
           <w:bCs/>
           <w:iCs/>
+          <w:sz w:val="26"/>
           <w:szCs w:val="26"/>
           <w:lang w:val="vi-VN"/>
         </w:rPr>
@@ -5907,7 +6249,7 @@
         </w:numPr>
         <w:autoSpaceDE w:val="0"/>
         <w:autoSpaceDN w:val="0"/>
-        <w:spacing w:before="120" w:line="360" w:lineRule="atLeast"/>
+        <w:spacing w:before="0" w:line="288" w:lineRule="auto" w:after="80"/>
         <w:contextualSpacing w:val="0"/>
         <w:jc w:val="both"/>
         <w:rPr>
@@ -5923,6 +6265,7 @@
           <w:rFonts w:ascii="Times New Roman" w:hAnsi="Times New Roman" w:cs="Times New Roman" w:eastAsia="Times New Roman"/>
           <w:iCs/>
           <w:spacing w:val="-2"/>
+          <w:sz w:val="26"/>
           <w:szCs w:val="26"/>
         </w:rPr>
         <w:t>Giá thuê</w:t>
@@ -5931,7 +6274,7 @@
     <w:p ns2:paraId="48FB9758" ns2:textId="77777777">
       <w:pPr>
         <w:widowControl w:val="0"/>
-        <w:spacing w:before="120" w:line="360" w:lineRule="atLeast"/>
+        <w:spacing w:before="0" w:line="288" w:lineRule="auto" w:after="80"/>
         <w:ind w:firstLine="720"/>
         <w:jc w:val="both"/>
         <w:rPr>
@@ -5946,6 +6289,7 @@
       <w:r>
         <w:rPr>
           <w:rFonts w:ascii="Times New Roman" w:hAnsi="Times New Roman" w:cs="Times New Roman" w:eastAsia="Times New Roman"/>
+          <w:sz w:val="26"/>
           <w:szCs w:val="26"/>
         </w:rPr>
         <w:t>- Tổng cộng giá thuê hàng tháng: Giá thuê ổn định và không thay đổi trong suốt thời gian thuê là: {{NEW_PRICE}} đồng/tháng (Số tiền thuê bằng chữ: {{NEW_PRICE_TEXT}})</w:t>
@@ -5954,7 +6298,7 @@
     <w:p ns2:paraId="76E9E3E8" ns2:textId="77777777">
       <w:pPr>
         <w:widowControl w:val="0"/>
-        <w:spacing w:before="120" w:line="360" w:lineRule="atLeast"/>
+        <w:spacing w:before="0" w:line="288" w:lineRule="auto" w:after="80"/>
         <w:ind w:firstLine="720"/>
         <w:jc w:val="both"/>
         <w:rPr>
@@ -5972,6 +6316,7 @@
           <w:bCs/>
           <w:iCs/>
           <w:spacing w:val="-2"/>
+          <w:sz w:val="26"/>
           <w:szCs w:val="26"/>
           <w:lang w:val="vi-VN"/>
         </w:rPr>
@@ -5981,7 +6326,7 @@
     <w:p ns2:paraId="05D92C6D" ns2:textId="77777777">
       <w:pPr>
         <w:widowControl w:val="0"/>
-        <w:spacing w:before="120" w:line="360" w:lineRule="atLeast"/>
+        <w:spacing w:before="0" w:line="288" w:lineRule="auto" w:after="80"/>
         <w:ind w:firstLine="720"/>
         <w:jc w:val="both"/>
         <w:rPr>
@@ -5999,6 +6344,7 @@
           <w:bCs/>
           <w:iCs/>
           <w:spacing w:val="-2"/>
+          <w:sz w:val="26"/>
           <w:szCs w:val="26"/>
           <w:lang w:val="vi-VN"/>
         </w:rPr>
@@ -6007,6 +6353,7 @@
     </w:p>
     <w:p ns2:paraId="778A0FDC" ns2:textId="7FD79D4E">
       <w:pPr>
+        <w:spacing w:line="288" w:lineRule="auto" w:after="80" w:before="0"/>
         <w:ind w:firstLine="709"/>
         <w:rPr>
           <w:rFonts w:ascii="Times New Roman" w:hAnsi="Times New Roman"/>
@@ -6016,6 +6363,7 @@
       <w:r>
         <w:rPr>
           <w:rFonts w:ascii="Times New Roman" w:hAnsi="Times New Roman" w:cs="Times New Roman" w:eastAsia="Times New Roman"/>
+          <w:sz w:val="26"/>
           <w:szCs w:val="26"/>
         </w:rPr>
         <w:t>{{DEDUCTION_TEXT}}</w:t>
@@ -6024,7 +6372,7 @@
     <w:p ns2:paraId="068F68F5" ns2:textId="77777777">
       <w:pPr>
         <w:widowControl w:val="0"/>
-        <w:spacing w:before="120"/>
+        <w:spacing w:before="0" w:line="288" w:lineRule="auto" w:after="80"/>
         <w:ind w:firstLine="720"/>
         <w:jc w:val="both"/>
         <w:rPr>
@@ -6039,6 +6387,7 @@
       <w:r>
         <w:rPr>
           <w:rFonts w:ascii="Times New Roman" w:hAnsi="Times New Roman" w:cs="Times New Roman" w:eastAsia="Times New Roman"/>
+          <w:sz w:val="26"/>
           <w:szCs w:val="26"/>
         </w:rPr>
         <w:t>- Thời điểm bắt đầu tính tiền thuê: Từ ngày {{START_DATE}}</w:t>
@@ -6051,7 +6400,7 @@
           <w:ilvl w:val="0"/>
           <w:numId w:val="3"/>
         </w:numPr>
-        <w:spacing w:before="120" w:line="360" w:lineRule="exact"/>
+        <w:spacing w:before="0" w:line="288" w:lineRule="auto" w:after="80"/>
         <w:jc w:val="both"/>
         <w:rPr>
           <w:rFonts w:ascii="Times New Roman" w:hAnsi="Times New Roman"/>
@@ -6063,6 +6412,7 @@
         <w:rPr>
           <w:rFonts w:ascii="Times New Roman" w:hAnsi="Times New Roman" w:cs="Times New Roman" w:eastAsia="Times New Roman"/>
           <w:b/>
+          <w:sz w:val="26"/>
           <w:szCs w:val="26"/>
           <w:lang w:val="vi-VN"/>
         </w:rPr>
@@ -6076,7 +6426,7 @@
           <w:ilvl w:val="0"/>
           <w:numId w:val="5"/>
         </w:numPr>
-        <w:spacing w:before="120" w:line="360" w:lineRule="exact"/>
+        <w:spacing w:before="0" w:line="288" w:lineRule="auto" w:after="80"/>
         <w:jc w:val="both"/>
         <w:rPr>
           <w:rFonts w:ascii="Times New Roman" w:hAnsi="Times New Roman"/>
@@ -6088,6 +6438,7 @@
         <w:rPr>
           <w:rFonts w:ascii="Times New Roman" w:hAnsi="Times New Roman" w:cs="Times New Roman" w:eastAsia="Times New Roman"/>
           <w:b/>
+          <w:sz w:val="26"/>
           <w:szCs w:val="26"/>
         </w:rPr>
         <w:t>Tên tài khoản: {{ACCOUNT_OWNER}}</w:t>
@@ -6100,7 +6451,7 @@
           <w:ilvl w:val="0"/>
           <w:numId w:val="5"/>
         </w:numPr>
-        <w:spacing w:before="120" w:line="360" w:lineRule="exact"/>
+        <w:spacing w:before="0" w:line="288" w:lineRule="auto" w:after="80"/>
         <w:jc w:val="both"/>
         <w:rPr>
           <w:rFonts w:ascii="Times New Roman" w:hAnsi="Times New Roman"/>
@@ -6112,6 +6463,7 @@
         <w:rPr>
           <w:rFonts w:ascii="Times New Roman" w:hAnsi="Times New Roman" w:cs="Times New Roman" w:eastAsia="Times New Roman"/>
           <w:b/>
+          <w:sz w:val="26"/>
           <w:szCs w:val="26"/>
         </w:rPr>
         <w:t>Số tài khoản: {{ACCOUNT_NO}}</w:t>
@@ -6124,7 +6476,7 @@
           <w:ilvl w:val="0"/>
           <w:numId w:val="5"/>
         </w:numPr>
-        <w:spacing w:before="120" w:line="360" w:lineRule="exact"/>
+        <w:spacing w:before="0" w:line="288" w:lineRule="auto" w:after="80"/>
         <w:jc w:val="both"/>
         <w:rPr>
           <w:rFonts w:ascii="Times New Roman" w:hAnsi="Times New Roman"/>
@@ -6136,6 +6488,7 @@
         <w:rPr>
           <w:rFonts w:ascii="Times New Roman" w:hAnsi="Times New Roman" w:cs="Times New Roman" w:eastAsia="Times New Roman"/>
           <w:b/>
+          <w:sz w:val="26"/>
           <w:szCs w:val="26"/>
         </w:rPr>
         <w:t>Tại ngân hàng: {{BANK_NAME}}</w:t>
@@ -6148,7 +6501,7 @@
           <w:ilvl w:val="0"/>
           <w:numId w:val="7"/>
         </w:numPr>
-        <w:spacing w:before="120" w:line="360" w:lineRule="exact"/>
+        <w:spacing w:before="0" w:line="288" w:lineRule="auto" w:after="80"/>
         <w:jc w:val="both"/>
         <w:rPr>
           <w:rFonts w:ascii="Times New Roman" w:hAnsi="Times New Roman"/>
@@ -6173,7 +6526,7 @@
           <w:ilvl w:val="0"/>
           <w:numId w:val="7"/>
         </w:numPr>
-        <w:spacing w:before="120" w:line="360" w:lineRule="exact"/>
+        <w:spacing w:before="0" w:line="288" w:lineRule="auto" w:after="80"/>
         <w:jc w:val="both"/>
         <w:rPr>
           <w:rFonts w:ascii="Times New Roman" w:hAnsi="Times New Roman"/>
@@ -6196,7 +6549,7 @@
           <w:ilvl w:val="0"/>
           <w:numId w:val="7"/>
         </w:numPr>
-        <w:spacing w:before="120" w:line="320" w:lineRule="exact"/>
+        <w:spacing w:before="0" w:line="288" w:lineRule="auto" w:after="80"/>
         <w:jc w:val="both"/>
         <w:rPr>
           <w:rFonts w:ascii="Times New Roman" w:hAnsi="Times New Roman"/>
@@ -6209,6 +6562,7 @@
         <w:rPr>
           <w:rFonts w:ascii="Times New Roman" w:hAnsi="Times New Roman" w:cs="Times New Roman" w:eastAsia="Times New Roman"/>
           <w:i/>
+          <w:sz w:val="26"/>
           <w:szCs w:val="26"/>
           <w:lang w:val="vi-VN"/>
         </w:rPr>
@@ -6219,6 +6573,7 @@
           <w:rFonts w:ascii="Times New Roman" w:hAnsi="Times New Roman" w:cs="Times New Roman" w:eastAsia="Times New Roman"/>
           <w:i/>
           <w:spacing w:val="-1"/>
+          <w:sz w:val="26"/>
           <w:szCs w:val="26"/>
           <w:lang w:val="vi-VN"/>
         </w:rPr>
@@ -6228,6 +6583,7 @@
         <w:rPr>
           <w:rFonts w:ascii="Times New Roman" w:hAnsi="Times New Roman" w:cs="Times New Roman" w:eastAsia="Times New Roman"/>
           <w:i/>
+          <w:sz w:val="26"/>
           <w:szCs w:val="26"/>
           <w:lang w:val="vi-VN"/>
         </w:rPr>
@@ -6238,6 +6594,7 @@
           <w:rFonts w:ascii="Times New Roman" w:hAnsi="Times New Roman" w:cs="Times New Roman" w:eastAsia="Times New Roman"/>
           <w:i/>
           <w:spacing w:val="-1"/>
+          <w:sz w:val="26"/>
           <w:szCs w:val="26"/>
           <w:lang w:val="vi-VN"/>
         </w:rPr>
@@ -6247,6 +6604,7 @@
         <w:rPr>
           <w:rFonts w:ascii="Times New Roman" w:hAnsi="Times New Roman" w:cs="Times New Roman" w:eastAsia="Times New Roman"/>
           <w:i/>
+          <w:sz w:val="26"/>
           <w:szCs w:val="26"/>
           <w:lang w:val="vi-VN"/>
         </w:rPr>
@@ -6257,6 +6615,7 @@
           <w:rFonts w:ascii="Times New Roman" w:hAnsi="Times New Roman" w:cs="Times New Roman" w:eastAsia="Times New Roman"/>
           <w:i/>
           <w:spacing w:val="-1"/>
+          <w:sz w:val="26"/>
           <w:szCs w:val="26"/>
           <w:lang w:val="vi-VN"/>
         </w:rPr>
@@ -6266,6 +6625,7 @@
         <w:rPr>
           <w:rFonts w:ascii="Times New Roman" w:hAnsi="Times New Roman" w:cs="Times New Roman" w:eastAsia="Times New Roman"/>
           <w:i/>
+          <w:sz w:val="26"/>
           <w:szCs w:val="26"/>
           <w:lang w:val="vi-VN"/>
         </w:rPr>
@@ -6276,6 +6636,7 @@
           <w:rFonts w:ascii="Times New Roman" w:hAnsi="Times New Roman" w:cs="Times New Roman" w:eastAsia="Times New Roman"/>
           <w:i/>
           <w:spacing w:val="-1"/>
+          <w:sz w:val="26"/>
           <w:szCs w:val="26"/>
           <w:lang w:val="vi-VN"/>
         </w:rPr>
@@ -6284,6 +6645,7 @@
       <w:r>
         <w:rPr>
           <w:rFonts w:ascii="Times New Roman" w:hAnsi="Times New Roman" w:cs="Times New Roman" w:eastAsia="Times New Roman"/>
+          <w:sz w:val="26"/>
           <w:szCs w:val="26"/>
           <w:lang w:val="vi-VN"/>
         </w:rPr>
@@ -6293,6 +6655,7 @@
         <w:rPr>
           <w:rFonts w:ascii="Times New Roman" w:hAnsi="Times New Roman" w:cs="Times New Roman" w:eastAsia="Times New Roman"/>
           <w:i/>
+          <w:sz w:val="26"/>
           <w:szCs w:val="26"/>
           <w:lang w:val="vi-VN"/>
         </w:rPr>
@@ -6303,6 +6666,7 @@
           <w:rFonts w:ascii="Times New Roman" w:hAnsi="Times New Roman" w:cs="Times New Roman" w:eastAsia="Times New Roman"/>
           <w:i/>
           <w:spacing w:val="-1"/>
+          <w:sz w:val="26"/>
           <w:szCs w:val="26"/>
           <w:lang w:val="vi-VN"/>
         </w:rPr>
@@ -6312,6 +6676,7 @@
         <w:rPr>
           <w:rFonts w:ascii="Times New Roman" w:hAnsi="Times New Roman" w:cs="Times New Roman" w:eastAsia="Times New Roman"/>
           <w:i/>
+          <w:sz w:val="26"/>
           <w:szCs w:val="26"/>
           <w:lang w:val="vi-VN"/>
         </w:rPr>
@@ -6322,6 +6687,7 @@
           <w:rFonts w:ascii="Times New Roman" w:hAnsi="Times New Roman" w:cs="Times New Roman" w:eastAsia="Times New Roman"/>
           <w:i/>
           <w:spacing w:val="-3"/>
+          <w:sz w:val="26"/>
           <w:szCs w:val="26"/>
           <w:lang w:val="vi-VN"/>
         </w:rPr>
@@ -6331,6 +6697,7 @@
         <w:rPr>
           <w:rFonts w:ascii="Times New Roman" w:hAnsi="Times New Roman" w:cs="Times New Roman" w:eastAsia="Times New Roman"/>
           <w:i/>
+          <w:sz w:val="26"/>
           <w:szCs w:val="26"/>
           <w:lang w:val="vi-VN"/>
         </w:rPr>
@@ -6357,6 +6724,8 @@
           </w:tcPr>
           <w:p ns2:paraId="055A8805" ns2:textId="77777777">
             <w:pPr>
+              <w:spacing w:before="40" w:after="40" w:line="276" w:lineRule="auto"/>
+              <w:jc w:val="center"/>
               <w:rPr>
                 <w:rFonts w:ascii="Times New Roman" w:hAnsi="Times New Roman"/>
                 <w:szCs w:val="26"/>
@@ -6365,6 +6734,8 @@
             <w:r>
               <w:rPr>
                 <w:rFonts w:ascii="Times New Roman" w:hAnsi="Times New Roman" w:cs="Times New Roman" w:eastAsia="Times New Roman"/>
+                <w:b/>
+                <w:sz w:val="24"/>
                 <w:szCs w:val="26"/>
               </w:rPr>
               <w:t>{{PAY_ROW}}</w:t>
@@ -6376,7 +6747,7 @@
     <w:p ns2:paraId="17AFF4AA" ns2:textId="77777777">
       <w:pPr>
         <w:widowControl w:val="0"/>
-        <w:spacing w:before="120"/>
+        <w:spacing w:before="0" w:line="288" w:lineRule="auto" w:after="80"/>
         <w:ind w:firstLine="720"/>
         <w:jc w:val="both"/>
         <w:rPr>
@@ -6394,6 +6765,7 @@
           <w:bCs/>
           <w:iCs/>
           <w:spacing w:val="-2"/>
+          <w:sz w:val="26"/>
           <w:szCs w:val="26"/>
           <w:lang w:val="da-DK"/>
         </w:rPr>
@@ -6403,7 +6775,7 @@
     <w:p ns2:paraId="5449E59D" ns2:textId="77777777">
       <w:pPr>
         <w:widowControl w:val="0"/>
-        <w:spacing w:before="120"/>
+        <w:spacing w:before="0" w:line="288" w:lineRule="auto" w:after="80"/>
         <w:ind w:firstLine="720"/>
         <w:jc w:val="both"/>
         <w:rPr>
@@ -6415,6 +6787,7 @@
       <w:r>
         <w:rPr>
           <w:rFonts w:ascii="Times New Roman" w:hAnsi="Times New Roman" w:cs="Times New Roman" w:eastAsia="Times New Roman"/>
+          <w:sz w:val="26"/>
           <w:szCs w:val="26"/>
           <w:lang w:val="da-DK"/>
         </w:rPr>
@@ -6428,7 +6801,7 @@
         <w:tabs>
           <w:tab w:val="left" w:pos="1134"/>
         </w:tabs>
-        <w:spacing w:before="120"/>
+        <w:spacing w:before="0" w:line="288" w:lineRule="auto" w:after="80"/>
         <w:ind w:left="709"/>
         <w:contextualSpacing w:val="0"/>
         <w:jc w:val="both"/>
@@ -6442,6 +6815,7 @@
       <w:r>
         <w:rPr>
           <w:rFonts w:ascii="Times New Roman" w:hAnsi="Times New Roman" w:cs="Times New Roman" w:eastAsia="Times New Roman"/>
+          <w:sz w:val="26"/>
           <w:szCs w:val="26"/>
           <w:lang w:val="vi-VN"/>
         </w:rPr>
@@ -6450,6 +6824,7 @@
       <w:r>
         <w:rPr>
           <w:rFonts w:ascii="Times New Roman" w:hAnsi="Times New Roman" w:cs="Times New Roman" w:eastAsia="Times New Roman"/>
+          <w:sz w:val="26"/>
           <w:szCs w:val="26"/>
           <w:lang w:val="vi-VN"/>
         </w:rPr>
@@ -6460,6 +6835,7 @@
         <w:rPr>
           <w:rFonts w:ascii="Times New Roman" w:hAnsi="Times New Roman" w:cs="Times New Roman" w:eastAsia="Times New Roman"/>
           <w:noProof/>
+          <w:sz w:val="26"/>
           <w:szCs w:val="26"/>
           <w:lang w:val="fr-FR"/>
         </w:rPr>
@@ -6469,6 +6845,7 @@
         <w:rPr>
           <w:rFonts w:ascii="Times New Roman" w:hAnsi="Times New Roman" w:cs="Times New Roman" w:eastAsia="Times New Roman"/>
           <w:noProof/>
+          <w:sz w:val="26"/>
           <w:szCs w:val="26"/>
           <w:lang w:val="fr-FR"/>
         </w:rPr>
@@ -6482,7 +6859,7 @@
         <w:tabs>
           <w:tab w:val="left" w:pos="1134"/>
         </w:tabs>
-        <w:spacing w:before="120"/>
+        <w:spacing w:before="0" w:line="288" w:lineRule="auto" w:after="80"/>
         <w:ind w:left="709"/>
         <w:contextualSpacing w:val="0"/>
         <w:jc w:val="both"/>
@@ -6495,6 +6872,7 @@
       <w:r>
         <w:rPr>
           <w:rFonts w:ascii="Times New Roman" w:hAnsi="Times New Roman" w:cs="Times New Roman" w:eastAsia="Times New Roman"/>
+          <w:sz w:val="26"/>
           <w:szCs w:val="26"/>
           <w:lang w:val="vi-VN"/>
         </w:rPr>
@@ -6503,6 +6881,7 @@
       <w:r>
         <w:rPr>
           <w:rFonts w:ascii="Times New Roman" w:hAnsi="Times New Roman" w:cs="Times New Roman" w:eastAsia="Times New Roman"/>
+          <w:sz w:val="26"/>
           <w:szCs w:val="26"/>
           <w:lang w:val="vi-VN"/>
         </w:rPr>
@@ -6513,6 +6892,7 @@
       <w:r>
         <w:rPr>
           <w:rFonts w:ascii="Times New Roman" w:hAnsi="Times New Roman" w:cs="Times New Roman" w:eastAsia="Times New Roman"/>
+          <w:sz w:val="26"/>
           <w:szCs w:val="26"/>
           <w:lang w:val="vi-VN"/>
         </w:rPr>
@@ -6523,7 +6903,7 @@
     <w:p ns2:paraId="6C9E68EC" ns2:textId="77777777">
       <w:pPr>
         <w:widowControl w:val="0"/>
-        <w:spacing w:before="120"/>
+        <w:spacing w:before="0" w:line="288" w:lineRule="auto" w:after="80"/>
         <w:ind w:firstLine="720"/>
         <w:jc w:val="both"/>
         <w:rPr>
@@ -6541,6 +6921,7 @@
           <w:bCs/>
           <w:iCs/>
           <w:spacing w:val="-2"/>
+          <w:sz w:val="26"/>
           <w:szCs w:val="26"/>
           <w:lang w:val="vi-VN"/>
         </w:rPr>
@@ -6552,8 +6933,8 @@
         <w:tabs>
           <w:tab w:val="left" w:pos="709"/>
         </w:tabs>
-        <w:spacing w:before="60" w:after="60" w:line="276" w:lineRule="auto"/>
-        <w:ind w:left="284" w:firstLine="709"/>
+        <w:spacing w:before="0" w:after="60" w:line="288" w:lineRule="auto"/>
+        <w:ind w:left="284" w:firstLine="0"/>
         <w:jc w:val="both"/>
         <w:rPr>
           <w:rFonts w:ascii="Times New Roman" w:hAnsi="Times New Roman"/>
@@ -6568,6 +6949,7 @@
           <w:rFonts w:ascii="Times New Roman" w:hAnsi="Times New Roman" w:cs="Times New Roman" w:eastAsia="Times New Roman"/>
           <w:b/>
           <w:bCs/>
+          <w:sz w:val="26"/>
           <w:szCs w:val="26"/>
           <w:lang w:val="vi-VN"/>
         </w:rPr>
@@ -6586,7 +6968,7 @@
         </w:tabs>
         <w:autoSpaceDE w:val="0"/>
         <w:autoSpaceDN w:val="0"/>
-        <w:spacing w:before="60" w:after="60" w:line="276" w:lineRule="auto"/>
+        <w:spacing w:before="0" w:after="60" w:line="288" w:lineRule="auto"/>
         <w:ind w:hanging="796"/>
         <w:jc w:val="both"/>
         <w:rPr>
@@ -6602,6 +6984,7 @@
           <w:rFonts w:ascii="Times New Roman" w:hAnsi="Times New Roman" w:cs="Times New Roman" w:eastAsia="Times New Roman"/>
           <w:b/>
           <w:bCs/>
+          <w:sz w:val="26"/>
           <w:szCs w:val="26"/>
           <w:lang w:val="da-DK"/>
         </w:rPr>
@@ -6620,7 +7003,7 @@
         </w:tabs>
         <w:autoSpaceDE w:val="0"/>
         <w:autoSpaceDN w:val="0"/>
-        <w:spacing w:before="60" w:after="60" w:line="276" w:lineRule="auto"/>
+        <w:spacing w:before="0" w:after="60" w:line="288" w:lineRule="auto"/>
         <w:jc w:val="both"/>
         <w:rPr>
           <w:rFonts w:ascii="Times New Roman" w:hAnsi="Times New Roman"/>
@@ -6651,7 +7034,7 @@
         </w:tabs>
         <w:autoSpaceDE w:val="0"/>
         <w:autoSpaceDN w:val="0"/>
-        <w:spacing w:before="60" w:after="60" w:line="276" w:lineRule="auto"/>
+        <w:spacing w:before="0" w:after="60" w:line="288" w:lineRule="auto"/>
         <w:ind w:left="720"/>
         <w:jc w:val="both"/>
         <w:rPr>
@@ -6683,7 +7066,7 @@
         </w:tabs>
         <w:autoSpaceDE w:val="0"/>
         <w:autoSpaceDN w:val="0"/>
-        <w:spacing w:before="60" w:after="60" w:line="276" w:lineRule="auto"/>
+        <w:spacing w:before="0" w:after="60" w:line="288" w:lineRule="auto"/>
         <w:ind w:left="720"/>
         <w:jc w:val="both"/>
         <w:rPr>
@@ -6716,7 +7099,7 @@
         </w:tabs>
         <w:autoSpaceDE w:val="0"/>
         <w:autoSpaceDN w:val="0"/>
-        <w:spacing w:before="60" w:after="60" w:line="276" w:lineRule="auto"/>
+        <w:spacing w:before="0" w:after="60" w:line="288" w:lineRule="auto"/>
         <w:jc w:val="both"/>
         <w:rPr>
           <w:rFonts w:ascii="Times New Roman" w:hAnsi="Times New Roman"/>
@@ -6743,7 +7126,7 @@
         </w:numPr>
         <w:autoSpaceDE w:val="0"/>
         <w:autoSpaceDN w:val="0"/>
-        <w:spacing w:before="60" w:after="60" w:line="276" w:lineRule="auto"/>
+        <w:spacing w:before="0" w:after="60" w:line="288" w:lineRule="auto"/>
         <w:ind w:left="709" w:hanging="283"/>
         <w:jc w:val="both"/>
         <w:rPr>
@@ -6772,7 +7155,7 @@
         </w:numPr>
         <w:autoSpaceDE w:val="0"/>
         <w:autoSpaceDN w:val="0"/>
-        <w:spacing w:before="60" w:after="60" w:line="276" w:lineRule="auto"/>
+        <w:spacing w:before="0" w:after="60" w:line="288" w:lineRule="auto"/>
         <w:ind w:left="709" w:hanging="283"/>
         <w:jc w:val="both"/>
         <w:rPr>
@@ -6800,7 +7183,7 @@
           <w:ilvl w:val="0"/>
           <w:numId w:val="25"/>
         </w:numPr>
-        <w:spacing w:before="60" w:after="60" w:line="276" w:lineRule="auto"/>
+        <w:spacing w:before="0" w:after="60" w:line="288" w:lineRule="auto"/>
         <w:ind w:left="720"/>
         <w:jc w:val="both"/>
         <w:rPr>
@@ -6812,6 +7195,7 @@
       <w:r>
         <w:rPr>
           <w:rFonts w:ascii="Times New Roman" w:hAnsi="Times New Roman" w:cs="Times New Roman" w:eastAsia="Times New Roman"/>
+          <w:sz w:val="26"/>
           <w:szCs w:val="26"/>
           <w:lang w:val="vi-VN"/>
         </w:rPr>
@@ -6827,7 +7211,7 @@
         </w:numPr>
         <w:autoSpaceDE w:val="0"/>
         <w:autoSpaceDN w:val="0"/>
-        <w:spacing w:before="60" w:after="60" w:line="276" w:lineRule="auto"/>
+        <w:spacing w:before="0" w:after="60" w:line="288" w:lineRule="auto"/>
         <w:ind w:left="709" w:hanging="283"/>
         <w:jc w:val="both"/>
         <w:rPr>
@@ -6869,7 +7253,7 @@
         </w:tabs>
         <w:autoSpaceDE w:val="0"/>
         <w:autoSpaceDN w:val="0"/>
-        <w:spacing w:before="60" w:after="60" w:line="276" w:lineRule="auto"/>
+        <w:spacing w:before="0" w:after="60" w:line="288" w:lineRule="auto"/>
         <w:ind w:left="720"/>
         <w:jc w:val="both"/>
         <w:rPr>
@@ -6901,7 +7285,7 @@
         </w:tabs>
         <w:autoSpaceDE w:val="0"/>
         <w:autoSpaceDN w:val="0"/>
-        <w:spacing w:before="60" w:after="60" w:line="276" w:lineRule="auto"/>
+        <w:spacing w:before="0" w:after="60" w:line="288" w:lineRule="auto"/>
         <w:ind w:left="720"/>
         <w:jc w:val="both"/>
         <w:rPr>
@@ -6933,7 +7317,7 @@
         </w:tabs>
         <w:autoSpaceDE w:val="0"/>
         <w:autoSpaceDN w:val="0"/>
-        <w:spacing w:before="60" w:after="60" w:line="276" w:lineRule="auto"/>
+        <w:spacing w:before="0" w:after="60" w:line="288" w:lineRule="auto"/>
         <w:ind w:left="720"/>
         <w:jc w:val="both"/>
         <w:rPr>
@@ -6965,7 +7349,7 @@
         </w:tabs>
         <w:autoSpaceDE w:val="0"/>
         <w:autoSpaceDN w:val="0"/>
-        <w:spacing w:before="60" w:after="60" w:line="276" w:lineRule="auto"/>
+        <w:spacing w:before="0" w:after="60" w:line="288" w:lineRule="auto"/>
         <w:ind w:left="720"/>
         <w:jc w:val="both"/>
         <w:rPr>
@@ -6997,7 +7381,7 @@
         </w:tabs>
         <w:autoSpaceDE w:val="0"/>
         <w:autoSpaceDN w:val="0"/>
-        <w:spacing w:before="60" w:after="60" w:line="276" w:lineRule="auto"/>
+        <w:spacing w:before="0" w:after="60" w:line="288" w:lineRule="auto"/>
         <w:ind w:left="720"/>
         <w:jc w:val="both"/>
         <w:rPr>
@@ -7029,7 +7413,7 @@
         </w:tabs>
         <w:autoSpaceDE w:val="0"/>
         <w:autoSpaceDN w:val="0"/>
-        <w:spacing w:before="60" w:after="60" w:line="276" w:lineRule="auto"/>
+        <w:spacing w:before="0" w:after="60" w:line="288" w:lineRule="auto"/>
         <w:ind w:left="720"/>
         <w:jc w:val="both"/>
         <w:rPr>
@@ -7061,7 +7445,7 @@
         </w:tabs>
         <w:autoSpaceDE w:val="0"/>
         <w:autoSpaceDN w:val="0"/>
-        <w:spacing w:before="60" w:after="60" w:line="276" w:lineRule="auto"/>
+        <w:spacing w:before="0" w:after="60" w:line="288" w:lineRule="auto"/>
         <w:ind w:left="720"/>
         <w:jc w:val="both"/>
         <w:rPr>
@@ -7112,7 +7496,7 @@
         </w:tabs>
         <w:autoSpaceDE w:val="0"/>
         <w:autoSpaceDN w:val="0"/>
-        <w:spacing w:before="60" w:after="60" w:line="276" w:lineRule="auto"/>
+        <w:spacing w:before="0" w:after="60" w:line="288" w:lineRule="auto"/>
         <w:ind w:left="720"/>
         <w:jc w:val="both"/>
         <w:rPr>
@@ -7144,7 +7528,7 @@
         </w:tabs>
         <w:autoSpaceDE w:val="0"/>
         <w:autoSpaceDN w:val="0"/>
-        <w:spacing w:before="60" w:after="60" w:line="276" w:lineRule="auto"/>
+        <w:spacing w:before="0" w:after="60" w:line="288" w:lineRule="auto"/>
         <w:ind w:left="720"/>
         <w:jc w:val="both"/>
         <w:rPr>
@@ -7167,7 +7551,7 @@
     <w:p ns2:paraId="2E068DE9" ns2:textId="7FD79D3F">
       <w:pPr>
         <w:pStyle w:val="BodyTextIndent3"/>
-        <w:spacing w:before="60" w:after="60" w:line="276" w:lineRule="auto"/>
+        <w:spacing w:before="0" w:after="60" w:line="288" w:lineRule="auto"/>
         <w:ind w:left="630" w:hanging="360"/>
         <w:rPr>
           <w:rFonts w:ascii="Times New Roman" w:hAnsi="Times New Roman"/>
@@ -7208,7 +7592,7 @@
         </w:tabs>
         <w:autoSpaceDE w:val="0"/>
         <w:autoSpaceDN w:val="0"/>
-        <w:spacing w:before="60" w:after="60" w:line="276" w:lineRule="auto"/>
+        <w:spacing w:before="0" w:after="60" w:line="288" w:lineRule="auto"/>
         <w:ind w:left="720"/>
         <w:jc w:val="both"/>
         <w:rPr>
@@ -7240,7 +7624,7 @@
         </w:tabs>
         <w:autoSpaceDE w:val="0"/>
         <w:autoSpaceDN w:val="0"/>
-        <w:spacing w:before="60" w:after="60" w:line="276" w:lineRule="auto"/>
+        <w:spacing w:before="0" w:after="60" w:line="288" w:lineRule="auto"/>
         <w:ind w:left="720"/>
         <w:jc w:val="both"/>
         <w:rPr>
@@ -7272,7 +7656,7 @@
         </w:tabs>
         <w:autoSpaceDE w:val="0"/>
         <w:autoSpaceDN w:val="0"/>
-        <w:spacing w:before="60" w:after="60" w:line="276" w:lineRule="auto"/>
+        <w:spacing w:before="0" w:after="60" w:line="288" w:lineRule="auto"/>
         <w:ind w:left="720"/>
         <w:jc w:val="both"/>
         <w:rPr>
@@ -7367,7 +7751,7 @@
           </w:tcPr>
           <w:p ns2:paraId="14672F80" ns2:textId="77777777">
             <w:pPr>
-              <w:spacing w:before="60" w:after="60" w:line="276" w:lineRule="auto"/>
+              <w:spacing w:before="40" w:after="40" w:line="276" w:lineRule="auto"/>
               <w:jc w:val="center"/>
               <w:rPr>
                 <w:rFonts w:ascii="Times New Roman" w:hAnsi="Times New Roman"/>
@@ -7380,6 +7764,7 @@
               <w:rPr>
                 <w:rFonts w:ascii="Times New Roman" w:hAnsi="Times New Roman" w:cs="Times New Roman" w:eastAsia="Times New Roman"/>
                 <w:b/>
+                <w:sz w:val="24"/>
                 <w:szCs w:val="26"/>
                 <w:lang w:val="vi-VN"/>
               </w:rPr>
@@ -7407,7 +7792,7 @@
           </w:tcPr>
           <w:p ns2:paraId="746B31EC" ns2:textId="77777777">
             <w:pPr>
-              <w:spacing w:before="60" w:after="60" w:line="276" w:lineRule="auto"/>
+              <w:spacing w:before="40" w:after="40" w:line="276" w:lineRule="auto"/>
               <w:jc w:val="center"/>
               <w:rPr>
                 <w:rFonts w:ascii="Times New Roman" w:hAnsi="Times New Roman"/>
@@ -7419,6 +7804,7 @@
               <w:rPr>
                 <w:rFonts w:ascii="Times New Roman" w:hAnsi="Times New Roman" w:cs="Times New Roman" w:eastAsia="Times New Roman"/>
                 <w:bCs/>
+                <w:sz w:val="24"/>
                 <w:szCs w:val="26"/>
               </w:rPr>
               <w:t>STT</w:t>
@@ -7439,7 +7825,7 @@
           </w:tcPr>
           <w:p ns2:paraId="4F6717C1" ns2:textId="77777777">
             <w:pPr>
-              <w:spacing w:before="60" w:after="60" w:line="276" w:lineRule="auto"/>
+              <w:spacing w:before="40" w:after="40" w:line="276" w:lineRule="auto"/>
               <w:jc w:val="center"/>
               <w:rPr>
                 <w:rFonts w:ascii="Times New Roman" w:hAnsi="Times New Roman"/>
@@ -7451,6 +7837,7 @@
               <w:rPr>
                 <w:rFonts w:ascii="Times New Roman" w:hAnsi="Times New Roman" w:cs="Times New Roman" w:eastAsia="Times New Roman"/>
                 <w:bCs/>
+                <w:sz w:val="24"/>
                 <w:szCs w:val="26"/>
               </w:rPr>
               <w:t>Cơ sở hạ tầng trạm BTS</w:t>
@@ -7471,7 +7858,7 @@
           </w:tcPr>
           <w:p ns2:paraId="41072C0B" ns2:textId="77777777">
             <w:pPr>
-              <w:spacing w:before="60" w:after="60" w:line="276" w:lineRule="auto"/>
+              <w:spacing w:before="40" w:after="40" w:line="276" w:lineRule="auto"/>
               <w:jc w:val="center"/>
               <w:rPr>
                 <w:rFonts w:ascii="Times New Roman" w:hAnsi="Times New Roman"/>
@@ -7483,6 +7870,7 @@
               <w:rPr>
                 <w:rFonts w:ascii="Times New Roman" w:hAnsi="Times New Roman" w:cs="Times New Roman" w:eastAsia="Times New Roman"/>
                 <w:bCs/>
+                <w:sz w:val="24"/>
                 <w:szCs w:val="26"/>
               </w:rPr>
               <w:t>Chu kỳ bảo dưỡng tối thiểu</w:t>
@@ -7503,7 +7891,7 @@
           </w:tcPr>
           <w:p ns2:paraId="4B316F2C" ns2:textId="77777777">
             <w:pPr>
-              <w:spacing w:before="60" w:after="60" w:line="276" w:lineRule="auto"/>
+              <w:spacing w:before="40" w:after="40" w:line="276" w:lineRule="auto"/>
               <w:jc w:val="center"/>
               <w:rPr>
                 <w:rFonts w:ascii="Times New Roman" w:hAnsi="Times New Roman"/>
@@ -7513,6 +7901,7 @@
             <w:r>
               <w:rPr>
                 <w:rFonts w:ascii="Times New Roman" w:hAnsi="Times New Roman" w:cs="Times New Roman" w:eastAsia="Times New Roman"/>
+                <w:sz w:val="24"/>
                 <w:szCs w:val="26"/>
               </w:rPr>
               <w:t>Ghi chú</w:t>
@@ -7547,7 +7936,7 @@
                 <w:tab w:val="clear" w:pos="3420"/>
                 <w:tab w:val="num" w:pos="3704"/>
               </w:tabs>
-              <w:spacing w:before="60" w:after="60" w:line="276" w:lineRule="auto"/>
+              <w:spacing w:before="40" w:after="40" w:line="276" w:lineRule="auto"/>
               <w:ind w:left="3704"/>
               <w:rPr>
                 <w:rFonts w:ascii="Times New Roman" w:hAnsi="Times New Roman"/>
@@ -7571,7 +7960,7 @@
           </w:tcPr>
           <w:p ns2:paraId="62E4E483" ns2:textId="77777777">
             <w:pPr>
-              <w:spacing w:before="60" w:after="60" w:line="276" w:lineRule="auto"/>
+              <w:spacing w:before="40" w:after="40" w:line="276" w:lineRule="auto"/>
               <w:rPr>
                 <w:rFonts w:ascii="Times New Roman" w:hAnsi="Times New Roman"/>
                 <w:bCs/>
@@ -7582,6 +7971,7 @@
               <w:rPr>
                 <w:rFonts w:ascii="Times New Roman" w:hAnsi="Times New Roman" w:cs="Times New Roman" w:eastAsia="Times New Roman"/>
                 <w:bCs/>
+                <w:sz w:val="24"/>
                 <w:szCs w:val="26"/>
               </w:rPr>
               <w:t>Phòng đặt thiết bị, máy nổ</w:t>
@@ -7602,7 +7992,7 @@
           </w:tcPr>
           <w:p ns2:paraId="021F550D" ns2:textId="77777777">
             <w:pPr>
-              <w:spacing w:before="60" w:after="60" w:line="276" w:lineRule="auto"/>
+              <w:spacing w:before="40" w:after="40" w:line="276" w:lineRule="auto"/>
               <w:jc w:val="center"/>
               <w:rPr>
                 <w:rFonts w:ascii="Times New Roman" w:hAnsi="Times New Roman"/>
@@ -7612,6 +8002,7 @@
             <w:r>
               <w:rPr>
                 <w:rFonts w:ascii="Times New Roman" w:hAnsi="Times New Roman" w:cs="Times New Roman" w:eastAsia="Times New Roman"/>
+                <w:sz w:val="24"/>
                 <w:szCs w:val="26"/>
               </w:rPr>
               <w:t>12 tháng</w:t>
@@ -7633,7 +8024,7 @@
           </w:tcPr>
           <w:p ns2:paraId="070E96F0" ns2:textId="77777777">
             <w:pPr>
-              <w:spacing w:before="60" w:after="60" w:line="276" w:lineRule="auto"/>
+              <w:spacing w:before="40" w:after="40" w:line="276" w:lineRule="auto"/>
               <w:jc w:val="center"/>
               <w:rPr>
                 <w:rFonts w:ascii="Times New Roman" w:hAnsi="Times New Roman"/>
@@ -7643,6 +8034,7 @@
             <w:r>
               <w:rPr>
                 <w:rFonts w:ascii="Times New Roman" w:hAnsi="Times New Roman" w:cs="Times New Roman" w:eastAsia="Times New Roman"/>
+                <w:sz w:val="24"/>
                 <w:szCs w:val="26"/>
               </w:rPr>
               <w:t>Ưu tiên bảo dưỡng trước mùa mưa bão</w:t>
@@ -7677,7 +8069,7 @@
                 <w:tab w:val="clear" w:pos="3420"/>
                 <w:tab w:val="num" w:pos="3704"/>
               </w:tabs>
-              <w:spacing w:before="60" w:after="60" w:line="276" w:lineRule="auto"/>
+              <w:spacing w:before="40" w:after="40" w:line="276" w:lineRule="auto"/>
               <w:ind w:left="3704"/>
               <w:rPr>
                 <w:rFonts w:ascii="Times New Roman" w:hAnsi="Times New Roman"/>
@@ -7701,7 +8093,7 @@
           </w:tcPr>
           <w:p ns2:paraId="5E2A9E76" ns2:textId="77777777">
             <w:pPr>
-              <w:spacing w:before="60" w:after="60" w:line="276" w:lineRule="auto"/>
+              <w:spacing w:before="40" w:after="40" w:line="276" w:lineRule="auto"/>
               <w:rPr>
                 <w:rFonts w:ascii="Times New Roman" w:hAnsi="Times New Roman"/>
                 <w:bCs/>
@@ -7711,6 +8103,7 @@
             <w:r>
               <w:rPr>
                 <w:rFonts w:ascii="Times New Roman" w:hAnsi="Times New Roman" w:cs="Times New Roman" w:eastAsia="Times New Roman"/>
+                <w:sz w:val="24"/>
                 <w:szCs w:val="26"/>
               </w:rPr>
               <w:t>Cột anten</w:t>
@@ -7731,7 +8124,7 @@
           </w:tcPr>
           <w:p ns2:paraId="240DFB25" ns2:textId="77777777">
             <w:pPr>
-              <w:spacing w:before="60" w:after="60" w:line="276" w:lineRule="auto"/>
+              <w:spacing w:before="40" w:after="40" w:line="276" w:lineRule="auto"/>
               <w:jc w:val="center"/>
               <w:rPr>
                 <w:rFonts w:ascii="Times New Roman" w:hAnsi="Times New Roman"/>
@@ -7741,6 +8134,7 @@
             <w:r>
               <w:rPr>
                 <w:rFonts w:ascii="Times New Roman" w:hAnsi="Times New Roman" w:cs="Times New Roman" w:eastAsia="Times New Roman"/>
+                <w:sz w:val="24"/>
                 <w:szCs w:val="26"/>
               </w:rPr>
               <w:t>≤ 24 tháng</w:t>
@@ -7784,7 +8178,7 @@
         </w:tabs>
         <w:autoSpaceDE w:val="0"/>
         <w:autoSpaceDN w:val="0"/>
-        <w:spacing w:before="60" w:after="60" w:line="276" w:lineRule="auto"/>
+        <w:spacing w:before="0" w:after="60" w:line="288" w:lineRule="auto"/>
         <w:ind w:hanging="796"/>
         <w:jc w:val="both"/>
         <w:rPr>
@@ -7800,6 +8194,7 @@
           <w:rFonts w:ascii="Times New Roman" w:hAnsi="Times New Roman" w:cs="Times New Roman" w:eastAsia="Times New Roman"/>
           <w:b/>
           <w:bCs/>
+          <w:sz w:val="26"/>
           <w:szCs w:val="26"/>
           <w:lang w:val="da-DK"/>
         </w:rPr>
@@ -7819,7 +8214,7 @@
         </w:tabs>
         <w:autoSpaceDE w:val="0"/>
         <w:autoSpaceDN w:val="0"/>
-        <w:spacing w:before="60" w:after="60" w:line="276" w:lineRule="auto"/>
+        <w:spacing w:before="0" w:after="60" w:line="288" w:lineRule="auto"/>
         <w:jc w:val="both"/>
         <w:rPr>
           <w:rFonts w:ascii="Times New Roman" w:hAnsi="Times New Roman"/>
@@ -7850,7 +8245,7 @@
         </w:tabs>
         <w:autoSpaceDE w:val="0"/>
         <w:autoSpaceDN w:val="0"/>
-        <w:spacing w:before="60" w:after="60" w:line="276" w:lineRule="auto"/>
+        <w:spacing w:before="0" w:after="60" w:line="288" w:lineRule="auto"/>
         <w:ind w:left="284" w:firstLine="346"/>
         <w:jc w:val="both"/>
         <w:rPr>
@@ -7918,7 +8313,7 @@
         </w:tabs>
         <w:autoSpaceDE w:val="0"/>
         <w:autoSpaceDN w:val="0"/>
-        <w:spacing w:before="60" w:after="60" w:line="276" w:lineRule="auto"/>
+        <w:spacing w:before="0" w:after="60" w:line="288" w:lineRule="auto"/>
         <w:ind w:left="284" w:firstLine="346"/>
         <w:jc w:val="both"/>
         <w:rPr>
@@ -7950,7 +8345,7 @@
         </w:tabs>
         <w:autoSpaceDE w:val="0"/>
         <w:autoSpaceDN w:val="0"/>
-        <w:spacing w:before="60" w:after="60" w:line="276" w:lineRule="auto"/>
+        <w:spacing w:before="0" w:after="60" w:line="288" w:lineRule="auto"/>
         <w:ind w:left="284" w:firstLine="346"/>
         <w:jc w:val="both"/>
         <w:rPr>
@@ -7982,7 +8377,7 @@
         </w:tabs>
         <w:autoSpaceDE w:val="0"/>
         <w:autoSpaceDN w:val="0"/>
-        <w:spacing w:before="60" w:after="60" w:line="276" w:lineRule="auto"/>
+        <w:spacing w:before="0" w:after="60" w:line="288" w:lineRule="auto"/>
         <w:ind w:left="284" w:firstLine="346"/>
         <w:jc w:val="both"/>
         <w:rPr>
@@ -8014,7 +8409,7 @@
         </w:tabs>
         <w:autoSpaceDE w:val="0"/>
         <w:autoSpaceDN w:val="0"/>
-        <w:spacing w:before="120"/>
+        <w:spacing w:before="0" w:line="288" w:lineRule="auto" w:after="80"/>
         <w:ind w:left="0" w:firstLine="346"/>
         <w:jc w:val="both"/>
         <w:rPr>
@@ -8055,7 +8450,7 @@
         </w:tabs>
         <w:autoSpaceDE w:val="0"/>
         <w:autoSpaceDN w:val="0"/>
-        <w:spacing w:before="120"/>
+        <w:spacing w:before="0" w:line="288" w:lineRule="auto" w:after="80"/>
         <w:ind w:left="0" w:firstLine="346"/>
         <w:jc w:val="both"/>
         <w:rPr>
@@ -8087,7 +8482,7 @@
         </w:tabs>
         <w:autoSpaceDE w:val="0"/>
         <w:autoSpaceDN w:val="0"/>
-        <w:spacing w:before="60" w:after="60" w:line="276" w:lineRule="auto"/>
+        <w:spacing w:before="0" w:after="60" w:line="288" w:lineRule="auto"/>
         <w:jc w:val="both"/>
         <w:rPr>
           <w:rFonts w:ascii="Times New Roman" w:hAnsi="Times New Roman"/>
@@ -8118,7 +8513,7 @@
         </w:tabs>
         <w:autoSpaceDE w:val="0"/>
         <w:autoSpaceDN w:val="0"/>
-        <w:spacing w:before="60" w:after="60" w:line="276" w:lineRule="auto"/>
+        <w:spacing w:before="0" w:after="60" w:line="288" w:lineRule="auto"/>
         <w:ind w:left="284" w:firstLine="346"/>
         <w:jc w:val="both"/>
         <w:rPr>
@@ -8151,7 +8546,7 @@
         </w:tabs>
         <w:autoSpaceDE w:val="0"/>
         <w:autoSpaceDN w:val="0"/>
-        <w:spacing w:before="60" w:after="60" w:line="276" w:lineRule="auto"/>
+        <w:spacing w:before="0" w:after="60" w:line="288" w:lineRule="auto"/>
         <w:ind w:left="284" w:firstLine="346"/>
         <w:jc w:val="both"/>
         <w:rPr>
@@ -8183,7 +8578,7 @@
         </w:tabs>
         <w:autoSpaceDE w:val="0"/>
         <w:autoSpaceDN w:val="0"/>
-        <w:spacing w:before="120" w:after="0"/>
+        <w:spacing w:before="0" w:after="80" w:line="288" w:lineRule="auto"/>
         <w:ind w:left="0" w:firstLine="346"/>
         <w:jc w:val="both"/>
         <w:rPr>
@@ -8224,7 +8619,7 @@
         </w:tabs>
         <w:autoSpaceDE w:val="0"/>
         <w:autoSpaceDN w:val="0"/>
-        <w:spacing w:before="120" w:after="0"/>
+        <w:spacing w:before="0" w:after="80" w:line="288" w:lineRule="auto"/>
         <w:ind w:left="0" w:firstLine="346"/>
         <w:jc w:val="both"/>
         <w:rPr>
@@ -8256,7 +8651,7 @@
         </w:tabs>
         <w:autoSpaceDE w:val="0"/>
         <w:autoSpaceDN w:val="0"/>
-        <w:spacing w:before="120" w:after="0"/>
+        <w:spacing w:before="0" w:after="80" w:line="288" w:lineRule="auto"/>
         <w:ind w:left="0" w:firstLine="346"/>
         <w:jc w:val="both"/>
         <w:rPr>
@@ -8297,7 +8692,7 @@
         </w:tabs>
         <w:autoSpaceDE w:val="0"/>
         <w:autoSpaceDN w:val="0"/>
-        <w:spacing w:before="60" w:after="60" w:line="276" w:lineRule="auto"/>
+        <w:spacing w:before="0" w:after="60" w:line="288" w:lineRule="auto"/>
         <w:ind w:left="284" w:firstLine="346"/>
         <w:jc w:val="both"/>
         <w:rPr>
@@ -8323,7 +8718,7 @@
         <w:tabs>
           <w:tab w:val="left" w:pos="993"/>
         </w:tabs>
-        <w:spacing w:before="60" w:after="60" w:line="276" w:lineRule="auto"/>
+        <w:spacing w:before="0" w:after="60" w:line="288" w:lineRule="auto"/>
         <w:ind w:left="0"/>
         <w:rPr>
           <w:rFonts w:ascii="Times New Roman" w:hAnsi="Times New Roman"/>
@@ -8386,7 +8781,7 @@
         <w:tabs>
           <w:tab w:val="left" w:pos="851"/>
         </w:tabs>
-        <w:spacing w:before="60" w:after="60" w:line="276" w:lineRule="auto"/>
+        <w:spacing w:before="0" w:after="60" w:line="288" w:lineRule="auto"/>
         <w:ind w:firstLine="709"/>
         <w:jc w:val="both"/>
         <w:rPr>
@@ -8402,6 +8797,7 @@
           <w:rFonts w:ascii="Times New Roman" w:hAnsi="Times New Roman" w:cs="Times New Roman" w:eastAsia="Times New Roman"/>
           <w:b/>
           <w:bCs/>
+          <w:sz w:val="26"/>
           <w:szCs w:val="26"/>
           <w:lang w:val="da-DK"/>
         </w:rPr>
@@ -8418,7 +8814,7 @@
           <w:tab w:val="clear" w:pos="357"/>
           <w:tab w:val="left" w:pos="1134"/>
         </w:tabs>
-        <w:spacing w:before="60" w:after="60" w:line="276" w:lineRule="auto"/>
+        <w:spacing w:before="0" w:after="60" w:line="288" w:lineRule="auto"/>
         <w:ind w:left="1080" w:hanging="360"/>
         <w:jc w:val="both"/>
         <w:rPr>
@@ -8432,6 +8828,7 @@
           <w:rFonts w:ascii="Times New Roman" w:hAnsi="Times New Roman" w:cs="Times New Roman" w:eastAsia="Times New Roman"/>
           <w:bCs/>
           <w:iCs/>
+          <w:sz w:val="26"/>
           <w:szCs w:val="26"/>
           <w:lang w:val="da-DK"/>
         </w:rPr>
@@ -8440,6 +8837,7 @@
       <w:r>
         <w:rPr>
           <w:rFonts w:ascii="Times New Roman" w:hAnsi="Times New Roman" w:cs="Times New Roman" w:eastAsia="Times New Roman"/>
+          <w:sz w:val="26"/>
           <w:szCs w:val="26"/>
           <w:lang w:val="da-DK"/>
         </w:rPr>
@@ -8456,7 +8854,7 @@
           <w:tab w:val="left" w:pos="426"/>
           <w:tab w:val="left" w:pos="1134"/>
         </w:tabs>
-        <w:spacing w:before="60" w:after="60" w:line="276" w:lineRule="auto"/>
+        <w:spacing w:before="0" w:after="60" w:line="288" w:lineRule="auto"/>
         <w:ind w:left="1080" w:hanging="360"/>
         <w:jc w:val="both"/>
         <w:rPr>
@@ -8470,6 +8868,7 @@
           <w:rFonts w:ascii="Times New Roman" w:hAnsi="Times New Roman" w:cs="Times New Roman" w:eastAsia="Times New Roman"/>
           <w:bCs/>
           <w:iCs/>
+          <w:sz w:val="26"/>
           <w:szCs w:val="26"/>
           <w:lang w:val="da-DK"/>
         </w:rPr>
@@ -8478,6 +8877,7 @@
       <w:r>
         <w:rPr>
           <w:rFonts w:ascii="Times New Roman" w:hAnsi="Times New Roman" w:cs="Times New Roman" w:eastAsia="Times New Roman"/>
+          <w:sz w:val="26"/>
           <w:szCs w:val="26"/>
           <w:lang w:val="da-DK"/>
         </w:rPr>
@@ -8494,7 +8894,7 @@
           <w:tab w:val="left" w:pos="426"/>
           <w:tab w:val="left" w:pos="1134"/>
         </w:tabs>
-        <w:spacing w:before="60" w:after="60" w:line="276" w:lineRule="auto"/>
+        <w:spacing w:before="0" w:after="60" w:line="288" w:lineRule="auto"/>
         <w:ind w:left="1080" w:hanging="360"/>
         <w:jc w:val="both"/>
         <w:rPr>
@@ -8506,6 +8906,7 @@
       <w:r>
         <w:rPr>
           <w:rFonts w:ascii="Times New Roman" w:hAnsi="Times New Roman" w:cs="Times New Roman" w:eastAsia="Times New Roman"/>
+          <w:sz w:val="26"/>
           <w:szCs w:val="26"/>
           <w:lang w:val="da-DK"/>
         </w:rPr>
@@ -8522,7 +8923,7 @@
         <w:tabs>
           <w:tab w:val="left" w:pos="851"/>
         </w:tabs>
-        <w:spacing w:before="60" w:after="60" w:line="276" w:lineRule="auto"/>
+        <w:spacing w:before="0" w:after="60" w:line="288" w:lineRule="auto"/>
         <w:jc w:val="both"/>
         <w:rPr>
           <w:rFonts w:ascii="Times New Roman" w:hAnsi="Times New Roman"/>
@@ -8537,6 +8938,7 @@
           <w:rFonts w:ascii="Times New Roman" w:hAnsi="Times New Roman" w:cs="Times New Roman" w:eastAsia="Times New Roman"/>
           <w:b/>
           <w:bCs/>
+          <w:sz w:val="26"/>
           <w:szCs w:val="26"/>
           <w:lang w:val="da-DK"/>
         </w:rPr>
@@ -8553,7 +8955,7 @@
           <w:tab w:val="left" w:pos="426"/>
           <w:tab w:val="left" w:pos="1134"/>
         </w:tabs>
-        <w:spacing w:before="60" w:after="60" w:line="276" w:lineRule="auto"/>
+        <w:spacing w:before="0" w:after="60" w:line="288" w:lineRule="auto"/>
         <w:ind w:hanging="720"/>
         <w:jc w:val="both"/>
         <w:rPr>
@@ -8565,6 +8967,7 @@
       <w:r>
         <w:rPr>
           <w:rFonts w:ascii="Times New Roman" w:hAnsi="Times New Roman" w:cs="Times New Roman" w:eastAsia="Times New Roman"/>
+          <w:sz w:val="26"/>
           <w:szCs w:val="26"/>
           <w:lang w:val="da-DK"/>
         </w:rPr>
@@ -8580,7 +8983,7 @@
         </w:numPr>
         <w:autoSpaceDE w:val="0"/>
         <w:autoSpaceDN w:val="0"/>
-        <w:spacing w:before="60" w:after="60" w:line="276" w:lineRule="auto"/>
+        <w:spacing w:before="0" w:after="60" w:line="288" w:lineRule="auto"/>
         <w:ind w:left="993" w:hanging="426"/>
         <w:jc w:val="both"/>
         <w:rPr>
@@ -8618,7 +9021,7 @@
         </w:numPr>
         <w:autoSpaceDE w:val="0"/>
         <w:autoSpaceDN w:val="0"/>
-        <w:spacing w:before="60" w:after="60" w:line="276" w:lineRule="auto"/>
+        <w:spacing w:before="0" w:after="60" w:line="288" w:lineRule="auto"/>
         <w:ind w:left="993" w:hanging="426"/>
         <w:jc w:val="both"/>
         <w:rPr>
@@ -8647,7 +9050,7 @@
         </w:numPr>
         <w:autoSpaceDE w:val="0"/>
         <w:autoSpaceDN w:val="0"/>
-        <w:spacing w:before="60" w:after="60" w:line="276" w:lineRule="auto"/>
+        <w:spacing w:before="0" w:after="60" w:line="288" w:lineRule="auto"/>
         <w:ind w:left="993" w:hanging="426"/>
         <w:jc w:val="both"/>
         <w:rPr>
@@ -8676,7 +9079,7 @@
         <w:tabs>
           <w:tab w:val="left" w:pos="1134"/>
         </w:tabs>
-        <w:spacing w:before="60" w:after="60" w:line="276" w:lineRule="auto"/>
+        <w:spacing w:before="0" w:after="60" w:line="288" w:lineRule="auto"/>
         <w:ind w:left="1134" w:hanging="567"/>
         <w:jc w:val="both"/>
         <w:rPr>
@@ -8688,6 +9091,7 @@
       <w:r>
         <w:rPr>
           <w:rFonts w:ascii="Times New Roman" w:hAnsi="Times New Roman" w:cs="Times New Roman" w:eastAsia="Times New Roman"/>
+          <w:sz w:val="26"/>
           <w:szCs w:val="26"/>
           <w:lang w:val="da-DK"/>
         </w:rPr>
@@ -8704,7 +9108,7 @@
         <w:tabs>
           <w:tab w:val="left" w:pos="851"/>
         </w:tabs>
-        <w:spacing w:before="60" w:after="60" w:line="276" w:lineRule="auto"/>
+        <w:spacing w:before="0" w:after="60" w:line="288" w:lineRule="auto"/>
         <w:jc w:val="both"/>
         <w:rPr>
           <w:rFonts w:ascii="Times New Roman" w:hAnsi="Times New Roman"/>
@@ -8719,6 +9123,7 @@
           <w:rFonts w:ascii="Times New Roman" w:hAnsi="Times New Roman" w:cs="Times New Roman" w:eastAsia="Times New Roman"/>
           <w:b/>
           <w:bCs/>
+          <w:sz w:val="26"/>
           <w:szCs w:val="26"/>
           <w:lang w:val="da-DK"/>
         </w:rPr>
@@ -8735,7 +9140,7 @@
           <w:tab w:val="left" w:pos="360"/>
           <w:tab w:val="left" w:pos="1134"/>
         </w:tabs>
-        <w:spacing w:before="60" w:after="60" w:line="276" w:lineRule="auto"/>
+        <w:spacing w:before="0" w:after="60" w:line="288" w:lineRule="auto"/>
         <w:ind w:left="1134" w:hanging="567"/>
         <w:jc w:val="both"/>
         <w:rPr>
@@ -8747,6 +9152,7 @@
       <w:r>
         <w:rPr>
           <w:rFonts w:ascii="Times New Roman" w:hAnsi="Times New Roman" w:cs="Times New Roman" w:eastAsia="Times New Roman"/>
+          <w:sz w:val="26"/>
           <w:szCs w:val="26"/>
           <w:lang w:val="da-DK"/>
         </w:rPr>
@@ -8757,6 +9163,7 @@
           <w:rFonts w:ascii="Times New Roman" w:hAnsi="Times New Roman" w:cs="Times New Roman" w:eastAsia="Times New Roman"/>
           <w:i/>
           <w:noProof/>
+          <w:sz w:val="26"/>
           <w:szCs w:val="26"/>
           <w:lang w:val="da-DK"/>
         </w:rPr>
@@ -8766,6 +9173,7 @@
         <w:rPr>
           <w:rFonts w:ascii="Times New Roman" w:hAnsi="Times New Roman" w:cs="Times New Roman" w:eastAsia="Times New Roman"/>
           <w:noProof/>
+          <w:sz w:val="26"/>
           <w:szCs w:val="26"/>
           <w:lang w:val="da-DK"/>
         </w:rPr>
@@ -8774,6 +9182,7 @@
       <w:r>
         <w:rPr>
           <w:rFonts w:ascii="Times New Roman" w:hAnsi="Times New Roman" w:cs="Times New Roman" w:eastAsia="Times New Roman"/>
+          <w:sz w:val="26"/>
           <w:szCs w:val="26"/>
           <w:lang w:val="da-DK"/>
         </w:rPr>
@@ -8783,6 +9192,7 @@
         <w:rPr>
           <w:rFonts w:ascii="Times New Roman" w:hAnsi="Times New Roman" w:cs="Times New Roman" w:eastAsia="Times New Roman"/>
           <w:noProof/>
+          <w:sz w:val="26"/>
           <w:szCs w:val="26"/>
           <w:lang w:val="da-DK"/>
         </w:rPr>
@@ -8792,6 +9202,7 @@
         <w:rPr>
           <w:rFonts w:ascii="Times New Roman" w:hAnsi="Times New Roman" w:cs="Times New Roman" w:eastAsia="Times New Roman"/>
           <w:i/>
+          <w:sz w:val="26"/>
           <w:szCs w:val="26"/>
           <w:lang w:val="da-DK"/>
         </w:rPr>
@@ -8801,6 +9212,7 @@
         <w:rPr>
           <w:rFonts w:ascii="Times New Roman" w:hAnsi="Times New Roman" w:cs="Times New Roman" w:eastAsia="Times New Roman"/>
           <w:noProof/>
+          <w:sz w:val="26"/>
           <w:szCs w:val="26"/>
           <w:lang w:val="da-DK"/>
         </w:rPr>
@@ -8810,6 +9222,7 @@
         <w:rPr>
           <w:rFonts w:ascii="Times New Roman" w:hAnsi="Times New Roman" w:cs="Times New Roman" w:eastAsia="Times New Roman"/>
           <w:noProof/>
+          <w:sz w:val="26"/>
           <w:szCs w:val="26"/>
           <w:lang w:val="da-DK"/>
         </w:rPr>
@@ -8827,7 +9240,7 @@
           <w:tab w:val="left" w:pos="360"/>
           <w:tab w:val="left" w:pos="1134"/>
         </w:tabs>
-        <w:spacing w:before="60" w:after="60" w:line="276" w:lineRule="auto"/>
+        <w:spacing w:before="0" w:after="60" w:line="288" w:lineRule="auto"/>
         <w:ind w:left="1134" w:hanging="567"/>
         <w:jc w:val="both"/>
         <w:rPr>
@@ -8839,6 +9252,7 @@
       <w:r>
         <w:rPr>
           <w:rFonts w:ascii="Times New Roman" w:hAnsi="Times New Roman" w:cs="Times New Roman" w:eastAsia="Times New Roman"/>
+          <w:sz w:val="26"/>
           <w:szCs w:val="26"/>
           <w:lang w:val="da-DK"/>
         </w:rPr>
@@ -8855,7 +9269,7 @@
           <w:tab w:val="left" w:pos="360"/>
           <w:tab w:val="left" w:pos="1134"/>
         </w:tabs>
-        <w:spacing w:before="60" w:after="60" w:line="276" w:lineRule="auto"/>
+        <w:spacing w:before="0" w:after="60" w:line="288" w:lineRule="auto"/>
         <w:ind w:left="1134" w:hanging="567"/>
         <w:jc w:val="both"/>
         <w:rPr>
@@ -8867,6 +9281,7 @@
       <w:r>
         <w:rPr>
           <w:rFonts w:ascii="Times New Roman" w:hAnsi="Times New Roman" w:cs="Times New Roman" w:eastAsia="Times New Roman"/>
+          <w:sz w:val="26"/>
           <w:szCs w:val="26"/>
           <w:lang w:val="da-DK"/>
         </w:rPr>
@@ -8883,7 +9298,7 @@
           <w:tab w:val="left" w:pos="360"/>
           <w:tab w:val="left" w:pos="1134"/>
         </w:tabs>
-        <w:spacing w:before="60" w:after="60" w:line="276" w:lineRule="auto"/>
+        <w:spacing w:before="0" w:after="60" w:line="288" w:lineRule="auto"/>
         <w:ind w:left="1134" w:hanging="567"/>
         <w:jc w:val="both"/>
         <w:rPr>
@@ -8896,6 +9311,7 @@
         <w:rPr>
           <w:rFonts w:ascii="Times New Roman" w:hAnsi="Times New Roman" w:cs="Times New Roman" w:eastAsia="Times New Roman"/>
           <w:iCs/>
+          <w:sz w:val="26"/>
           <w:szCs w:val="26"/>
           <w:lang w:val="da-DK"/>
         </w:rPr>
@@ -8908,7 +9324,7 @@
           <w:ilvl w:val="0"/>
           <w:numId w:val="26"/>
         </w:numPr>
-        <w:spacing w:before="60" w:after="60" w:line="276" w:lineRule="auto"/>
+        <w:spacing w:before="0" w:after="60" w:line="288" w:lineRule="auto"/>
         <w:ind w:left="284" w:firstLine="851"/>
         <w:jc w:val="both"/>
         <w:rPr>
@@ -8921,6 +9337,7 @@
       <w:r>
         <w:rPr>
           <w:rFonts w:ascii="Times New Roman" w:hAnsi="Times New Roman" w:cs="Times New Roman" w:eastAsia="Times New Roman"/>
+          <w:sz w:val="26"/>
           <w:szCs w:val="26"/>
           <w:lang w:val="da-DK"/>
         </w:rPr>
@@ -8929,6 +9346,7 @@
       <w:r>
         <w:rPr>
           <w:rFonts w:ascii="Times New Roman" w:hAnsi="Times New Roman" w:cs="Times New Roman" w:eastAsia="Times New Roman"/>
+          <w:sz w:val="26"/>
           <w:szCs w:val="26"/>
         </w:rPr>
         <w:t>{{PHONE}}</w:t>
@@ -8943,7 +9361,7 @@
         <w:tabs>
           <w:tab w:val="clear" w:pos="357"/>
         </w:tabs>
-        <w:spacing w:before="60" w:after="60" w:line="276" w:lineRule="auto"/>
+        <w:spacing w:before="0" w:after="60" w:line="288" w:lineRule="auto"/>
         <w:ind w:left="284" w:firstLine="851"/>
         <w:jc w:val="both"/>
         <w:rPr>
@@ -8955,6 +9373,7 @@
       <w:r>
         <w:rPr>
           <w:rFonts w:ascii="Times New Roman" w:hAnsi="Times New Roman" w:cs="Times New Roman" w:eastAsia="Times New Roman"/>
+          <w:sz w:val="26"/>
           <w:szCs w:val="26"/>
           <w:lang w:val="da-DK"/>
         </w:rPr>
@@ -8963,6 +9382,7 @@
       <w:r>
         <w:rPr>
           <w:rFonts w:ascii="Times New Roman" w:hAnsi="Times New Roman" w:cs="Times New Roman" w:eastAsia="Times New Roman"/>
+          <w:sz w:val="26"/>
           <w:szCs w:val="26"/>
         </w:rPr>
         <w:t>078 416 6868</w:t>
@@ -8970,6 +9390,7 @@
       <w:r>
         <w:rPr>
           <w:rFonts w:ascii="Times New Roman" w:hAnsi="Times New Roman" w:cs="Times New Roman" w:eastAsia="Times New Roman"/>
+          <w:sz w:val="26"/>
           <w:szCs w:val="26"/>
           <w:lang w:val="vi-VN"/>
         </w:rPr>
@@ -8978,6 +9399,7 @@
       <w:r>
         <w:rPr>
           <w:rFonts w:ascii="Times New Roman" w:hAnsi="Times New Roman" w:cs="Times New Roman" w:eastAsia="Times New Roman"/>
+          <w:sz w:val="26"/>
           <w:szCs w:val="26"/>
           <w:lang w:val="da-DK"/>
         </w:rPr>
@@ -8986,7 +9408,7 @@
     </w:p>
     <w:p ns2:paraId="5710C439" ns2:textId="77777777">
       <w:pPr>
-        <w:spacing w:before="60" w:after="60" w:line="276" w:lineRule="auto"/>
+        <w:spacing w:before="0" w:after="60" w:line="288" w:lineRule="auto"/>
         <w:ind w:left="567" w:firstLine="567"/>
         <w:jc w:val="both"/>
         <w:rPr>
@@ -8998,6 +9420,7 @@
       <w:r>
         <w:rPr>
           <w:rFonts w:ascii="Times New Roman" w:hAnsi="Times New Roman" w:cs="Times New Roman" w:eastAsia="Times New Roman"/>
+          <w:sz w:val="26"/>
           <w:szCs w:val="26"/>
           <w:lang w:val="da-DK"/>
         </w:rPr>
@@ -9014,7 +9437,7 @@
         <w:tabs>
           <w:tab w:val="left" w:pos="851"/>
         </w:tabs>
-        <w:spacing w:before="60" w:after="60" w:line="276" w:lineRule="auto"/>
+        <w:spacing w:before="0" w:after="60" w:line="288" w:lineRule="auto"/>
         <w:contextualSpacing w:val="0"/>
         <w:jc w:val="both"/>
         <w:rPr>
@@ -9028,6 +9451,7 @@
         <w:rPr>
           <w:rFonts w:ascii="Times New Roman" w:hAnsi="Times New Roman" w:cs="Times New Roman" w:eastAsia="Times New Roman"/>
           <w:b/>
+          <w:sz w:val="26"/>
           <w:szCs w:val="26"/>
           <w:lang w:val="da-DK"/>
         </w:rPr>
@@ -9043,7 +9467,7 @@
         </w:numPr>
         <w:autoSpaceDE w:val="0"/>
         <w:autoSpaceDN w:val="0"/>
-        <w:spacing w:before="60" w:after="60" w:line="276" w:lineRule="auto"/>
+        <w:spacing w:before="0" w:after="60" w:line="288" w:lineRule="auto"/>
         <w:ind w:left="0" w:firstLine="426"/>
         <w:contextualSpacing w:val="0"/>
         <w:jc w:val="both"/>
@@ -9056,6 +9480,7 @@
       <w:r>
         <w:rPr>
           <w:rFonts w:ascii="Times New Roman" w:hAnsi="Times New Roman" w:cs="Times New Roman" w:eastAsia="Times New Roman"/>
+          <w:sz w:val="26"/>
           <w:szCs w:val="26"/>
           <w:lang w:val="vi-VN"/>
         </w:rPr>
@@ -9071,7 +9496,7 @@
         </w:numPr>
         <w:autoSpaceDE w:val="0"/>
         <w:autoSpaceDN w:val="0"/>
-        <w:spacing w:before="60" w:after="60" w:line="276" w:lineRule="auto"/>
+        <w:spacing w:before="0" w:after="60" w:line="288" w:lineRule="auto"/>
         <w:ind w:left="0" w:firstLine="426"/>
         <w:contextualSpacing w:val="0"/>
         <w:jc w:val="both"/>
@@ -9084,6 +9509,7 @@
       <w:r>
         <w:rPr>
           <w:rFonts w:ascii="Times New Roman" w:hAnsi="Times New Roman" w:cs="Times New Roman" w:eastAsia="Times New Roman"/>
+          <w:sz w:val="26"/>
           <w:szCs w:val="26"/>
           <w:lang w:val="vi-VN"/>
         </w:rPr>
@@ -9093,8 +9519,8 @@
     <w:p ns2:paraId="1E38D252" ns2:textId="7FD79D51">
       <w:pPr>
         <w:keepNext/>
-        <w:spacing w:before="60" w:after="60" w:line="276" w:lineRule="auto"/>
-        <w:ind w:firstLine="709"/>
+        <w:spacing w:before="0" w:after="60" w:line="288" w:lineRule="auto"/>
+        <w:ind w:firstLine="0"/>
         <w:jc w:val="both"/>
         <w:rPr>
           <w:rFonts w:ascii="Times New Roman" w:hAnsi="Times New Roman"/>
@@ -9109,6 +9535,7 @@
           <w:rFonts w:ascii="Times New Roman" w:hAnsi="Times New Roman" w:cs="Times New Roman" w:eastAsia="Times New Roman"/>
           <w:b/>
           <w:bCs/>
+          <w:sz w:val="26"/>
           <w:szCs w:val="26"/>
           <w:lang w:val="vi-VN"/>
         </w:rPr>
@@ -9119,6 +9546,7 @@
           <w:rFonts w:ascii="Times New Roman" w:hAnsi="Times New Roman" w:cs="Times New Roman" w:eastAsia="Times New Roman"/>
           <w:b/>
           <w:noProof/>
+          <w:sz w:val="26"/>
           <w:szCs w:val="26"/>
           <w:lang w:val="vi-VN"/>
         </w:rPr>
@@ -9134,7 +9562,7 @@
         </w:numPr>
         <w:autoSpaceDE w:val="0"/>
         <w:autoSpaceDN w:val="0"/>
-        <w:spacing w:before="60" w:after="60" w:line="276" w:lineRule="auto"/>
+        <w:spacing w:before="0" w:after="60" w:line="288" w:lineRule="auto"/>
         <w:ind w:left="0" w:firstLine="426"/>
         <w:contextualSpacing w:val="0"/>
         <w:jc w:val="both"/>
@@ -9147,6 +9575,7 @@
       <w:r>
         <w:rPr>
           <w:rFonts w:ascii="Times New Roman" w:hAnsi="Times New Roman" w:cs="Times New Roman" w:eastAsia="Times New Roman"/>
+          <w:sz w:val="26"/>
           <w:szCs w:val="26"/>
           <w:lang w:val="vi-VN"/>
         </w:rPr>
@@ -9162,7 +9591,7 @@
         </w:numPr>
         <w:autoSpaceDE w:val="0"/>
         <w:autoSpaceDN w:val="0"/>
-        <w:spacing w:before="60" w:after="60" w:line="276" w:lineRule="auto"/>
+        <w:spacing w:before="0" w:after="60" w:line="288" w:lineRule="auto"/>
         <w:ind w:left="0" w:firstLine="426"/>
         <w:contextualSpacing w:val="0"/>
         <w:jc w:val="both"/>
@@ -9175,6 +9604,7 @@
       <w:r>
         <w:rPr>
           <w:rFonts w:ascii="Times New Roman" w:hAnsi="Times New Roman" w:cs="Times New Roman" w:eastAsia="Times New Roman"/>
+          <w:sz w:val="26"/>
           <w:szCs w:val="26"/>
           <w:lang w:val="vi-VN"/>
         </w:rPr>
@@ -9190,7 +9620,7 @@
         </w:numPr>
         <w:autoSpaceDE w:val="0"/>
         <w:autoSpaceDN w:val="0"/>
-        <w:spacing w:before="60" w:after="60" w:line="276" w:lineRule="auto"/>
+        <w:spacing w:before="0" w:after="60" w:line="288" w:lineRule="auto"/>
         <w:ind w:left="0" w:firstLine="426"/>
         <w:contextualSpacing w:val="0"/>
         <w:jc w:val="both"/>
@@ -9203,6 +9633,7 @@
       <w:r>
         <w:rPr>
           <w:rFonts w:ascii="Times New Roman" w:hAnsi="Times New Roman" w:cs="Times New Roman" w:eastAsia="Times New Roman"/>
+          <w:sz w:val="26"/>
           <w:szCs w:val="26"/>
           <w:lang w:val="vi-VN"/>
         </w:rPr>
@@ -9218,7 +9649,7 @@
         </w:numPr>
         <w:autoSpaceDE w:val="0"/>
         <w:autoSpaceDN w:val="0"/>
-        <w:spacing w:before="60" w:after="60" w:line="276" w:lineRule="auto"/>
+        <w:spacing w:before="0" w:after="60" w:line="288" w:lineRule="auto"/>
         <w:ind w:left="0" w:firstLine="426"/>
         <w:contextualSpacing w:val="0"/>
         <w:jc w:val="both"/>
@@ -9231,6 +9662,7 @@
       <w:r>
         <w:rPr>
           <w:rFonts w:ascii="Times New Roman" w:hAnsi="Times New Roman" w:cs="Times New Roman" w:eastAsia="Times New Roman"/>
+          <w:sz w:val="26"/>
           <w:szCs w:val="26"/>
           <w:lang w:val="vi-VN"/>
         </w:rPr>
@@ -9246,7 +9678,7 @@
         </w:numPr>
         <w:autoSpaceDE w:val="0"/>
         <w:autoSpaceDN w:val="0"/>
-        <w:spacing w:before="60" w:after="60" w:line="276" w:lineRule="auto"/>
+        <w:spacing w:before="0" w:after="60" w:line="288" w:lineRule="auto"/>
         <w:ind w:left="0" w:firstLine="426"/>
         <w:contextualSpacing w:val="0"/>
         <w:jc w:val="both"/>
@@ -9259,6 +9691,7 @@
       <w:r>
         <w:rPr>
           <w:rFonts w:ascii="Times New Roman" w:hAnsi="Times New Roman" w:cs="Times New Roman" w:eastAsia="Times New Roman"/>
+          <w:sz w:val="26"/>
           <w:szCs w:val="26"/>
           <w:lang w:val="vi-VN"/>
         </w:rPr>
@@ -9274,7 +9707,7 @@
         </w:numPr>
         <w:autoSpaceDE w:val="0"/>
         <w:autoSpaceDN w:val="0"/>
-        <w:spacing w:before="60" w:after="60" w:line="276" w:lineRule="auto"/>
+        <w:spacing w:before="0" w:after="60" w:line="288" w:lineRule="auto"/>
         <w:ind w:left="0" w:firstLine="426"/>
         <w:contextualSpacing w:val="0"/>
         <w:jc w:val="both"/>
@@ -9287,6 +9720,7 @@
       <w:r>
         <w:rPr>
           <w:rFonts w:ascii="Times New Roman" w:hAnsi="Times New Roman" w:cs="Times New Roman" w:eastAsia="Times New Roman"/>
+          <w:sz w:val="26"/>
           <w:szCs w:val="26"/>
           <w:lang w:val="vi-VN"/>
         </w:rPr>
@@ -9303,7 +9737,7 @@
         </w:numPr>
         <w:autoSpaceDE w:val="0"/>
         <w:autoSpaceDN w:val="0"/>
-        <w:spacing w:before="60" w:after="60" w:line="276" w:lineRule="auto"/>
+        <w:spacing w:before="0" w:after="60" w:line="288" w:lineRule="auto"/>
         <w:ind w:left="0" w:firstLine="426"/>
         <w:contextualSpacing w:val="0"/>
         <w:jc w:val="both"/>
@@ -9316,6 +9750,7 @@
       <w:r>
         <w:rPr>
           <w:rFonts w:ascii="Times New Roman" w:hAnsi="Times New Roman" w:cs="Times New Roman" w:eastAsia="Times New Roman"/>
+          <w:sz w:val="26"/>
           <w:szCs w:val="26"/>
           <w:lang w:val="vi-VN"/>
         </w:rPr>
@@ -9331,7 +9766,7 @@
         </w:numPr>
         <w:autoSpaceDE w:val="0"/>
         <w:autoSpaceDN w:val="0"/>
-        <w:spacing w:before="60" w:after="60" w:line="276" w:lineRule="auto"/>
+        <w:spacing w:before="0" w:after="60" w:line="288" w:lineRule="auto"/>
         <w:ind w:left="0" w:firstLine="426"/>
         <w:contextualSpacing w:val="0"/>
         <w:jc w:val="both"/>
@@ -9344,6 +9779,7 @@
       <w:r>
         <w:rPr>
           <w:rFonts w:ascii="Times New Roman" w:hAnsi="Times New Roman" w:cs="Times New Roman" w:eastAsia="Times New Roman"/>
+          <w:sz w:val="26"/>
           <w:szCs w:val="26"/>
           <w:lang w:val="vi-VN"/>
         </w:rPr>
@@ -9356,8 +9792,8 @@
         <w:tabs>
           <w:tab w:val="left" w:pos="360"/>
         </w:tabs>
-        <w:spacing w:before="60" w:after="60" w:line="276" w:lineRule="auto"/>
-        <w:ind w:firstLine="709"/>
+        <w:spacing w:before="0" w:after="60" w:line="288" w:lineRule="auto"/>
+        <w:ind w:firstLine="0"/>
         <w:jc w:val="both"/>
         <w:rPr>
           <w:rFonts w:ascii="Times New Roman" w:hAnsi="Times New Roman"/>
@@ -9372,6 +9808,7 @@
           <w:rFonts w:ascii="Times New Roman" w:hAnsi="Times New Roman" w:cs="Times New Roman" w:eastAsia="Times New Roman"/>
           <w:b/>
           <w:bCs/>
+          <w:sz w:val="26"/>
           <w:szCs w:val="26"/>
           <w:lang w:val="vi-VN"/>
         </w:rPr>
@@ -9382,6 +9819,7 @@
           <w:rFonts w:ascii="Times New Roman" w:hAnsi="Times New Roman" w:cs="Times New Roman" w:eastAsia="Times New Roman"/>
           <w:b/>
           <w:bCs/>
+          <w:sz w:val="26"/>
           <w:szCs w:val="26"/>
         </w:rPr>
         <w:t>7</w:t>
@@ -9391,6 +9829,7 @@
           <w:rFonts w:ascii="Times New Roman" w:hAnsi="Times New Roman" w:cs="Times New Roman" w:eastAsia="Times New Roman"/>
           <w:b/>
           <w:bCs/>
+          <w:sz w:val="26"/>
           <w:szCs w:val="26"/>
           <w:lang w:val="vi-VN"/>
         </w:rPr>
@@ -9410,7 +9849,7 @@
         </w:tabs>
         <w:autoSpaceDE w:val="0"/>
         <w:autoSpaceDN w:val="0"/>
-        <w:spacing w:before="60" w:after="60" w:line="276" w:lineRule="auto"/>
+        <w:spacing w:before="0" w:after="60" w:line="288" w:lineRule="auto"/>
         <w:ind w:left="0" w:firstLine="567"/>
         <w:jc w:val="both"/>
         <w:rPr>
@@ -9443,7 +9882,7 @@
         </w:tabs>
         <w:autoSpaceDE w:val="0"/>
         <w:autoSpaceDN w:val="0"/>
-        <w:spacing w:before="60" w:after="60" w:line="276" w:lineRule="auto"/>
+        <w:spacing w:before="0" w:after="60" w:line="288" w:lineRule="auto"/>
         <w:ind w:left="0" w:firstLine="567"/>
         <w:jc w:val="both"/>
         <w:rPr>
@@ -9476,7 +9915,7 @@
         </w:tabs>
         <w:autoSpaceDE w:val="0"/>
         <w:autoSpaceDN w:val="0"/>
-        <w:spacing w:before="60" w:after="60" w:line="276" w:lineRule="auto"/>
+        <w:spacing w:before="0" w:after="60" w:line="288" w:lineRule="auto"/>
         <w:ind w:left="0" w:firstLine="567"/>
         <w:jc w:val="both"/>
         <w:rPr>
@@ -9509,7 +9948,7 @@
         </w:tabs>
         <w:autoSpaceDE w:val="0"/>
         <w:autoSpaceDN w:val="0"/>
-        <w:spacing w:before="60" w:after="60" w:line="276" w:lineRule="auto"/>
+        <w:spacing w:before="0" w:after="60" w:line="288" w:lineRule="auto"/>
         <w:ind w:left="0" w:firstLine="567"/>
         <w:jc w:val="both"/>
         <w:rPr>
@@ -9542,7 +9981,7 @@
         </w:tabs>
         <w:autoSpaceDE w:val="0"/>
         <w:autoSpaceDN w:val="0"/>
-        <w:spacing w:before="60" w:after="60" w:line="276" w:lineRule="auto"/>
+        <w:spacing w:before="0" w:after="60" w:line="288" w:lineRule="auto"/>
         <w:ind w:left="0" w:firstLine="567"/>
         <w:jc w:val="both"/>
         <w:rPr>
@@ -9572,7 +10011,7 @@
           <w:tab w:val="clear" w:pos="357"/>
           <w:tab w:val="left" w:pos="993"/>
         </w:tabs>
-        <w:spacing w:before="60" w:after="60" w:line="276" w:lineRule="auto"/>
+        <w:spacing w:before="0" w:after="60" w:line="288" w:lineRule="auto"/>
         <w:ind w:left="567"/>
         <w:jc w:val="both"/>
         <w:rPr>
@@ -9584,6 +10023,7 @@
       <w:r>
         <w:rPr>
           <w:rFonts w:ascii="Times New Roman" w:hAnsi="Times New Roman" w:cs="Times New Roman" w:eastAsia="Times New Roman"/>
+          <w:sz w:val="26"/>
           <w:szCs w:val="26"/>
           <w:lang w:val="vi-VN"/>
         </w:rPr>
@@ -9600,7 +10040,7 @@
           <w:tab w:val="clear" w:pos="357"/>
           <w:tab w:val="left" w:pos="993"/>
         </w:tabs>
-        <w:spacing w:before="60" w:after="60" w:line="276" w:lineRule="auto"/>
+        <w:spacing w:before="0" w:after="60" w:line="288" w:lineRule="auto"/>
         <w:ind w:left="567"/>
         <w:jc w:val="both"/>
         <w:rPr>
@@ -9612,6 +10052,7 @@
       <w:r>
         <w:rPr>
           <w:rFonts w:ascii="Times New Roman" w:hAnsi="Times New Roman" w:cs="Times New Roman" w:eastAsia="Times New Roman"/>
+          <w:sz w:val="26"/>
           <w:szCs w:val="26"/>
           <w:lang w:val="vi-VN"/>
         </w:rPr>
@@ -9631,7 +10072,7 @@
         </w:tabs>
         <w:autoSpaceDE w:val="0"/>
         <w:autoSpaceDN w:val="0"/>
-        <w:spacing w:before="60" w:after="60" w:line="276" w:lineRule="auto"/>
+        <w:spacing w:before="0" w:after="60" w:line="288" w:lineRule="auto"/>
         <w:ind w:left="0" w:firstLine="567"/>
         <w:jc w:val="both"/>
         <w:rPr>
@@ -9664,7 +10105,7 @@
         </w:tabs>
         <w:autoSpaceDE w:val="0"/>
         <w:autoSpaceDN w:val="0"/>
-        <w:spacing w:before="60" w:after="60" w:line="276" w:lineRule="auto"/>
+        <w:spacing w:before="0" w:after="60" w:line="288" w:lineRule="auto"/>
         <w:ind w:left="0" w:firstLine="567"/>
         <w:jc w:val="both"/>
         <w:rPr>
@@ -9728,7 +10169,7 @@
             <w:pPr>
               <w:pStyle w:val="NormalWeb"/>
               <w:widowControl w:val="0"/>
-              <w:spacing w:before="0" w:beforeAutospacing="0" w:after="0" w:afterAutospacing="0"/>
+              <w:spacing w:before="0" w:beforeAutospacing="0" w:after="40" w:afterAutospacing="0" w:line="276" w:lineRule="auto"/>
               <w:jc w:val="center"/>
               <w:rPr>
                 <w:sz w:val="26"/>
@@ -9739,6 +10180,7 @@
               <w:rPr>
                 <w:rFonts w:ascii="Times New Roman" w:hAnsi="Times New Roman" w:cs="Times New Roman" w:eastAsia="Times New Roman"/>
                 <w:rStyle w:val="Strong"/>
+                <w:b/>
                 <w:sz w:val="26"/>
                 <w:szCs w:val="26"/>
               </w:rPr>
@@ -9761,7 +10203,7 @@
             <w:pPr>
               <w:pStyle w:val="NormalWeb"/>
               <w:widowControl w:val="0"/>
-              <w:spacing w:before="0" w:beforeAutospacing="0" w:after="0" w:afterAutospacing="0"/>
+              <w:spacing w:before="0" w:beforeAutospacing="0" w:after="40" w:afterAutospacing="0" w:line="276" w:lineRule="auto"/>
               <w:jc w:val="center"/>
               <w:rPr>
                 <w:sz w:val="26"/>
@@ -9772,6 +10214,7 @@
               <w:rPr>
                 <w:rFonts w:ascii="Times New Roman" w:hAnsi="Times New Roman" w:cs="Times New Roman" w:eastAsia="Times New Roman"/>
                 <w:rStyle w:val="Strong"/>
+                <w:b/>
                 <w:sz w:val="26"/>
                 <w:szCs w:val="26"/>
               </w:rPr>
@@ -9798,6 +10241,7 @@
           <w:p ns2:paraId="7F674F18" ns2:textId="77777777">
             <w:pPr>
               <w:widowControl w:val="0"/>
+              <w:spacing w:before="0" w:after="40" w:line="276" w:lineRule="auto"/>
               <w:jc w:val="center"/>
               <w:rPr>
                 <w:rFonts w:ascii="Times New Roman" w:hAnsi="Times New Roman"/>
@@ -9821,7 +10265,7 @@
             <w:pPr>
               <w:pStyle w:val="NormalWeb"/>
               <w:widowControl w:val="0"/>
-              <w:spacing w:before="0" w:beforeAutospacing="0" w:after="0" w:afterAutospacing="0"/>
+              <w:spacing w:before="0" w:beforeAutospacing="0" w:after="40" w:afterAutospacing="0" w:line="276" w:lineRule="auto"/>
               <w:jc w:val="center"/>
               <w:rPr>
                 <w:rStyle w:val="Strong"/>
@@ -9833,6 +10277,7 @@
               <w:rPr>
                 <w:rFonts w:ascii="Times New Roman" w:hAnsi="Times New Roman" w:cs="Times New Roman" w:eastAsia="Times New Roman"/>
                 <w:rStyle w:val="Strong"/>
+                <w:b/>
                 <w:sz w:val="26"/>
                 <w:szCs w:val="26"/>
               </w:rPr>
@@ -9843,7 +10288,7 @@
             <w:pPr>
               <w:pStyle w:val="NormalWeb"/>
               <w:widowControl w:val="0"/>
-              <w:spacing w:before="0" w:beforeAutospacing="0" w:after="0" w:afterAutospacing="0"/>
+              <w:spacing w:before="0" w:beforeAutospacing="0" w:after="40" w:afterAutospacing="0" w:line="276" w:lineRule="auto"/>
               <w:jc w:val="center"/>
               <w:rPr>
                 <w:sz w:val="26"/>
@@ -9872,8 +10317,9 @@
             <w:pPr>
               <w:pStyle w:val="NormalWeb"/>
               <w:widowControl w:val="0"/>
-              <w:spacing w:before="0" w:beforeAutospacing="0" w:after="0" w:afterAutospacing="0"/>
+              <w:spacing w:before="0" w:beforeAutospacing="0" w:after="40" w:afterAutospacing="0" w:line="276" w:lineRule="auto"/>
               <w:ind w:right="-105"/>
+              <w:jc w:val="center"/>
               <w:rPr>
                 <w:b/>
                 <w:bCs/>
@@ -9886,8 +10332,9 @@
             <w:pPr>
               <w:pStyle w:val="NormalWeb"/>
               <w:widowControl w:val="0"/>
-              <w:spacing w:before="0" w:beforeAutospacing="0" w:after="0" w:afterAutospacing="0"/>
+              <w:spacing w:before="0" w:beforeAutospacing="0" w:after="40" w:afterAutospacing="0" w:line="276" w:lineRule="auto"/>
               <w:ind w:right="-105"/>
+              <w:jc w:val="center"/>
               <w:rPr>
                 <w:b/>
                 <w:bCs/>
@@ -9901,8 +10348,9 @@
             <w:pPr>
               <w:pStyle w:val="NormalWeb"/>
               <w:widowControl w:val="0"/>
-              <w:spacing w:before="0" w:beforeAutospacing="0" w:after="0" w:afterAutospacing="0"/>
+              <w:spacing w:before="0" w:beforeAutospacing="0" w:after="40" w:afterAutospacing="0" w:line="276" w:lineRule="auto"/>
               <w:ind w:right="-105"/>
+              <w:jc w:val="center"/>
               <w:rPr>
                 <w:b/>
                 <w:bCs/>
@@ -9916,8 +10364,9 @@
             <w:pPr>
               <w:pStyle w:val="NormalWeb"/>
               <w:widowControl w:val="0"/>
-              <w:spacing w:before="0" w:beforeAutospacing="0" w:after="0" w:afterAutospacing="0"/>
+              <w:spacing w:before="0" w:beforeAutospacing="0" w:after="40" w:afterAutospacing="0" w:line="276" w:lineRule="auto"/>
               <w:ind w:right="-105"/>
+              <w:jc w:val="center"/>
               <w:rPr>
                 <w:b/>
                 <w:bCs/>
@@ -9931,7 +10380,7 @@
             <w:pPr>
               <w:pStyle w:val="NormalWeb"/>
               <w:widowControl w:val="0"/>
-              <w:spacing w:before="0" w:beforeAutospacing="0" w:after="0" w:afterAutospacing="0"/>
+              <w:spacing w:before="0" w:beforeAutospacing="0" w:after="40" w:afterAutospacing="0" w:line="276" w:lineRule="auto"/>
               <w:ind w:right="-105"/>
               <w:jc w:val="center"/>
               <w:rPr>
@@ -9950,7 +10399,7 @@
             <w:pPr>
               <w:pStyle w:val="NormalWeb"/>
               <w:widowControl w:val="0"/>
-              <w:spacing w:before="0" w:beforeAutospacing="0" w:after="0" w:afterAutospacing="0"/>
+              <w:spacing w:before="0" w:beforeAutospacing="0" w:after="40" w:afterAutospacing="0" w:line="276" w:lineRule="auto"/>
               <w:ind w:right="-105"/>
               <w:jc w:val="center"/>
               <w:rPr>
@@ -9989,7 +10438,7 @@
             <w:pPr>
               <w:pStyle w:val="NormalWeb"/>
               <w:widowControl w:val="0"/>
-              <w:spacing w:before="0" w:beforeAutospacing="0" w:after="0" w:afterAutospacing="0"/>
+              <w:spacing w:before="0" w:beforeAutospacing="0" w:after="40" w:afterAutospacing="0" w:line="276" w:lineRule="auto"/>
               <w:jc w:val="center"/>
               <w:rPr>
                 <w:rStyle w:val="Strong"/>
@@ -10003,7 +10452,7 @@
             <w:pPr>
               <w:pStyle w:val="NormalWeb"/>
               <w:widowControl w:val="0"/>
-              <w:spacing w:before="0" w:beforeAutospacing="0" w:after="0" w:afterAutospacing="0"/>
+              <w:spacing w:before="0" w:beforeAutospacing="0" w:after="40" w:afterAutospacing="0" w:line="276" w:lineRule="auto"/>
               <w:jc w:val="center"/>
               <w:rPr>
                 <w:rStyle w:val="Strong"/>
@@ -10019,7 +10468,7 @@
             <w:pPr>
               <w:pStyle w:val="NormalWeb"/>
               <w:widowControl w:val="0"/>
-              <w:spacing w:before="0" w:beforeAutospacing="0" w:after="0" w:afterAutospacing="0"/>
+              <w:spacing w:before="0" w:beforeAutospacing="0" w:after="40" w:afterAutospacing="0" w:line="276" w:lineRule="auto"/>
               <w:jc w:val="center"/>
               <w:rPr>
                 <w:rStyle w:val="Strong"/>
@@ -10035,7 +10484,7 @@
             <w:pPr>
               <w:pStyle w:val="NormalWeb"/>
               <w:widowControl w:val="0"/>
-              <w:spacing w:before="0" w:beforeAutospacing="0" w:after="0" w:afterAutospacing="0"/>
+              <w:spacing w:before="0" w:beforeAutospacing="0" w:after="40" w:afterAutospacing="0" w:line="276" w:lineRule="auto"/>
               <w:jc w:val="center"/>
               <w:rPr>
                 <w:rStyle w:val="Strong"/>
@@ -10057,7 +10506,7 @@
             <w:pPr>
               <w:pStyle w:val="NormalWeb"/>
               <w:widowControl w:val="0"/>
-              <w:spacing w:before="0" w:beforeAutospacing="0" w:after="0" w:afterAutospacing="0"/>
+              <w:spacing w:before="0" w:beforeAutospacing="0" w:after="40" w:afterAutospacing="0" w:line="276" w:lineRule="auto"/>
               <w:jc w:val="center"/>
               <w:rPr>
                 <w:sz w:val="26"/>
@@ -10078,7 +10527,7 @@
             <w:pPr>
               <w:pStyle w:val="NormalWeb"/>
               <w:widowControl w:val="0"/>
-              <w:spacing w:before="0" w:beforeAutospacing="0" w:after="0" w:afterAutospacing="0"/>
+              <w:spacing w:before="0" w:beforeAutospacing="0" w:after="40" w:afterAutospacing="0" w:line="276" w:lineRule="auto"/>
               <w:jc w:val="center"/>
               <w:rPr>
                 <w:rFonts w:eastAsiaTheme="majorEastAsia"/>
@@ -10093,6 +10542,7 @@
             <w:r>
               <w:rPr>
                 <w:rFonts w:ascii="Times New Roman" w:hAnsi="Times New Roman" w:cs="Times New Roman" w:eastAsia="Times New Roman"/>
+                <w:b/>
                 <w:sz w:val="26"/>
                 <w:szCs w:val="26"/>
               </w:rPr>
@@ -10116,7 +10566,7 @@
     </w:tbl>
     <w:sectPr>
       <w:pgSz w:w="11906" w:h="16838"/>
-      <w:pgMar w:top="1260" w:right="1440" w:bottom="1440" w:left="1440" w:header="708" w:footer="708" w:gutter="0"/>
+      <w:pgMar w:top="1134" w:right="850" w:bottom="1134" w:left="1701" w:header="708" w:footer="708" w:gutter="0"/>
       <w:cols w:space="708"/>
       <w:docGrid w:linePitch="360"/>
     </w:sectPr>

--- a/tvt3_v2/public/templates/HOP_DONG_MOI_CSHT.docx
+++ b/tvt3_v2/public/templates/HOP_DONG_MOI_CSHT.docx
@@ -83,7 +83,7 @@
                 <w:sz w:val="24"/>
                 <w:szCs w:val="28"/>
               </w:rPr>
-              <w:t>CỘNG HOÀ XÃ HỘI CHỦ NGHĨA VIỆT NAM</w:t>
+              <w:t>CỘNG HÒA XÃ HỘI CHỦ NGHĨA VIỆT NAM</w:t>
             </w:r>
           </w:p>
           <w:p ns2:paraId="5DC5BB82" ns2:textId="77777777">
@@ -2038,84 +2038,65 @@
           <w:tcPr>
             <w:tcW w:w="3544" w:type="dxa"/>
           </w:tcPr>
-          <w:p ns2:paraId="4E11D93C" ns2:textId="77777777">
+          <w:p>
             <w:pPr>
               <w:spacing w:before="0" w:after="40" w:line="276" w:lineRule="auto"/>
               <w:jc w:val="left"/>
+            </w:pPr>
+            <w:r/>
+            <w:r>
               <w:rPr>
                 <w:rFonts w:ascii="Times New Roman" w:hAnsi="Times New Roman"/>
                 <w:b/>
                 <w:i/>
-                <w:szCs w:val="26"/>
-              </w:rPr>
-            </w:pPr>
-            <w:r>
-              <w:rPr>
-                <w:rFonts w:ascii="Times New Roman" w:hAnsi="Times New Roman" w:cs="Times New Roman" w:eastAsia="Times New Roman"/>
-                <w:b/>
-                <w:i/>
                 <w:sz w:val="24"/>
-                <w:szCs w:val="26"/>
               </w:rPr>
               <w:t>Nơi nhận:</w:t>
             </w:r>
           </w:p>
-          <w:p ns2:paraId="1DC7B5EE" ns2:textId="77777777">
+          <w:p>
             <w:pPr>
-              <w:tabs>
-                <w:tab w:val="left" w:pos="318"/>
-                <w:tab w:val="left" w:pos="1440"/>
-                <w:tab w:val="left" w:pos="2160"/>
-                <w:tab w:val="left" w:pos="3923"/>
-                <w:tab w:val="left" w:pos="7288"/>
-              </w:tabs>
               <w:spacing w:before="0" w:after="40" w:line="276" w:lineRule="auto"/>
               <w:jc w:val="left"/>
-              <w:rPr>
-                <w:rFonts w:ascii="Times New Roman" w:hAnsi="Times New Roman"/>
-                <w:szCs w:val="26"/>
-              </w:rPr>
             </w:pPr>
             <w:r>
               <w:rPr>
-                <w:rFonts w:ascii="Times New Roman" w:hAnsi="Times New Roman" w:cs="Times New Roman" w:eastAsia="Times New Roman"/>
+                <w:rFonts w:ascii="Times New Roman" w:hAnsi="Times New Roman"/>
                 <w:b w:val="0"/>
                 <w:i w:val="0"/>
                 <w:sz w:val="22"/>
-                <w:szCs w:val="26"/>
               </w:rPr>
               <w:t>- Như trên;</w:t>
             </w:r>
           </w:p>
-          <w:p ns2:paraId="119B2ADA" ns2:textId="77777777">
+          <w:p>
             <w:pPr>
               <w:spacing w:before="0" w:after="40" w:line="276" w:lineRule="auto"/>
               <w:jc w:val="left"/>
-              <w:rPr>
-                <w:rFonts w:ascii="Times New Roman" w:hAnsi="Times New Roman"/>
-                <w:szCs w:val="26"/>
-              </w:rPr>
             </w:pPr>
             <w:r>
               <w:rPr>
-                <w:rFonts w:ascii="Times New Roman" w:hAnsi="Times New Roman" w:cs="Times New Roman" w:eastAsia="Times New Roman"/>
+                <w:rFonts w:ascii="Times New Roman" w:hAnsi="Times New Roman"/>
                 <w:b w:val="0"/>
                 <w:i w:val="0"/>
                 <w:sz w:val="22"/>
-                <w:szCs w:val="26"/>
-              </w:rPr>
-              <w:t>- Lưu: VT; P.VT</w:t>
+              </w:rPr>
+              <w:t>- BGĐ (để b/c);</w:t>
             </w:r>
+          </w:p>
+          <w:p>
+            <w:pPr>
+              <w:spacing w:before="0" w:after="40" w:line="276" w:lineRule="auto"/>
+              <w:jc w:val="left"/>
+            </w:pPr>
             <w:r>
               <w:rPr>
-                <w:rFonts w:ascii="Times New Roman" w:hAnsi="Times New Roman" w:cs="Times New Roman" w:eastAsia="Times New Roman"/>
+                <w:rFonts w:ascii="Times New Roman" w:hAnsi="Times New Roman"/>
                 <w:b w:val="0"/>
                 <w:i w:val="0"/>
                 <w:sz w:val="22"/>
-                <w:szCs w:val="26"/>
-                <w:lang w:val="vi-VN"/>
-              </w:rPr>
-              <w:t>.</w:t>
+              </w:rPr>
+              <w:t>- Lưu VT, P.VT.</w:t>
             </w:r>
           </w:p>
         </w:tc>

--- a/tvt3_v2/public/templates/HOP_DONG_MOI_CSHT.docx
+++ b/tvt3_v2/public/templates/HOP_DONG_MOI_CSHT.docx
@@ -32,7 +32,7 @@
             </w:pPr>
             <w:r>
               <w:rPr>
-                <w:rFonts w:ascii="Times New Roman" w:eastAsia="Times New Roman" w:hAnsi="Times New Roman" w:cs="Times New Roman"/>
+                <w:rFonts w:ascii="Times New Roman" w:hAnsi="Times New Roman"/>
                 <w:szCs w:val="26"/>
               </w:rPr>
               <w:t>MOBIFONE ĐỒNG NAI</w:t>
@@ -48,7 +48,7 @@
             </w:pPr>
             <w:r>
               <w:rPr>
-                <w:rFonts w:ascii="Times New Roman" w:eastAsia="Times New Roman" w:hAnsi="Times New Roman" w:cs="Times New Roman"/>
+                <w:rFonts w:ascii="Times New Roman" w:hAnsi="Times New Roman"/>
                 <w:b/>
                 <w:szCs w:val="26"/>
               </w:rPr>
@@ -72,11 +72,11 @@
             </w:pPr>
             <w:r>
               <w:rPr>
-                <w:rFonts w:ascii="Times New Roman" w:eastAsia="Times New Roman" w:hAnsi="Times New Roman" w:cs="Times New Roman"/>
+                <w:rFonts w:ascii="Times New Roman" w:hAnsi="Times New Roman"/>
                 <w:b/>
                 <w:szCs w:val="28"/>
               </w:rPr>
-              <w:t>CỘNG HÒA XÃ HỘI CHỦ NGHĨA VIỆT NAM</w:t>
+              <w:t>CỘNG HOÀ XÃ HỘI CHỦ NGHĨA VIỆT NAM</w:t>
             </w:r>
           </w:p>
           <w:p>
@@ -90,7 +90,7 @@
             </w:pPr>
             <w:r>
               <w:rPr>
-                <w:rFonts w:ascii="Times New Roman" w:eastAsia="Times New Roman" w:hAnsi="Times New Roman" w:cs="Times New Roman"/>
+                <w:rFonts w:ascii="Times New Roman" w:hAnsi="Times New Roman"/>
                 <w:b/>
                 <w:szCs w:val="28"/>
               </w:rPr>
@@ -302,7 +302,7 @@
             </w:pPr>
             <w:r>
               <w:rPr>
-                <w:rFonts w:ascii="Times New Roman" w:eastAsia="Times New Roman" w:hAnsi="Times New Roman" w:cs="Times New Roman"/>
+                <w:rFonts w:ascii="Times New Roman" w:hAnsi="Times New Roman"/>
                 <w:szCs w:val="26"/>
               </w:rPr>
               <w:t xml:space="preserve">Số: /TTr-VT</w:t>
@@ -325,7 +325,7 @@
             </w:pPr>
             <w:r>
               <w:rPr>
-                <w:rFonts w:ascii="Times New Roman" w:eastAsia="Times New Roman" w:hAnsi="Times New Roman" w:cs="Times New Roman"/>
+                <w:rFonts w:ascii="Times New Roman" w:hAnsi="Times New Roman"/>
                 <w:i/>
                 <w:szCs w:val="28"/>
               </w:rPr>
@@ -333,7 +333,7 @@
             </w:r>
             <w:r>
               <w:rPr>
-                <w:rFonts w:ascii="Times New Roman" w:eastAsia="Times New Roman" w:hAnsi="Times New Roman" w:cs="Times New Roman"/>
+                <w:rFonts w:ascii="Times New Roman" w:hAnsi="Times New Roman"/>
                 <w:i/>
                 <w:szCs w:val="28"/>
               </w:rPr>
@@ -393,7 +393,7 @@
       </w:pPr>
       <w:r>
         <w:rPr>
-          <w:rFonts w:ascii="Times New Roman" w:eastAsia="Times New Roman" w:hAnsi="Times New Roman" w:cs="Times New Roman"/>
+          <w:rFonts w:ascii="Times New Roman" w:hAnsi="Times New Roman"/>
           <w:b/>
           <w:szCs w:val="28"/>
           <w:lang w:val="sv-SE"/>
@@ -414,25 +414,25 @@
       </w:pPr>
       <w:r>
         <w:rPr>
-          <w:rFonts w:ascii="Times New Roman" w:eastAsia="Times New Roman" w:hAnsi="Times New Roman" w:cs="Times New Roman"/>
+          <w:rFonts w:ascii="Times New Roman" w:hAnsi="Times New Roman"/>
         </w:rPr>
         <w:t>Về việc</w:t>
       </w:r>
       <w:r>
         <w:rPr>
-          <w:rFonts w:ascii="Times New Roman" w:eastAsia="Times New Roman" w:hAnsi="Times New Roman" w:cs="Times New Roman"/>
+          <w:rFonts w:ascii="Times New Roman" w:hAnsi="Times New Roman"/>
         </w:rPr>
         <w:t xml:space="preserve"> thanh lý và ký lại hợp đồng</w:t>
       </w:r>
       <w:r>
         <w:rPr>
-          <w:rFonts w:ascii="Times New Roman" w:eastAsia="Times New Roman" w:hAnsi="Times New Roman" w:cs="Times New Roman"/>
+          <w:rFonts w:ascii="Times New Roman" w:hAnsi="Times New Roman"/>
         </w:rPr>
         <w:t xml:space="preserve"> trạm</w:t>
       </w:r>
       <w:r>
         <w:rPr>
-          <w:rFonts w:ascii="Times New Roman" w:eastAsia="Times New Roman" w:hAnsi="Times New Roman" w:cs="Times New Roman"/>
+          <w:rFonts w:ascii="Times New Roman" w:hAnsi="Times New Roman"/>
         </w:rPr>
         <w:t xml:space="preserve"> {{SITE_ID}}</w:t>
       </w:r>
@@ -530,7 +530,7 @@
       <w:r>
         <w:rPr>
           <w:rStyle w:val="Emphasis"/>
-          <w:rFonts w:ascii="Times New Roman" w:eastAsia="Times New Roman" w:hAnsi="Times New Roman" w:cs="Times New Roman"/>
+          <w:rFonts w:ascii="Times New Roman" w:hAnsi="Times New Roman"/>
           <w:i w:val="0"/>
           <w:iCs w:val="0"/>
           <w:szCs w:val="28"/>
@@ -540,7 +540,7 @@
       <w:r>
         <w:rPr>
           <w:rStyle w:val="Emphasis"/>
-          <w:rFonts w:ascii="Times New Roman" w:eastAsia="Times New Roman" w:hAnsi="Times New Roman" w:cs="Times New Roman"/>
+          <w:rFonts w:ascii="Times New Roman" w:hAnsi="Times New Roman"/>
           <w:i w:val="0"/>
           <w:iCs w:val="0"/>
           <w:szCs w:val="26"/>
@@ -549,7 +549,7 @@
       </w:r>
       <w:r>
         <w:rPr>
-          <w:rFonts w:ascii="Times New Roman" w:eastAsia="Times New Roman" w:hAnsi="Times New Roman" w:cs="Times New Roman"/>
+          <w:rFonts w:ascii="Times New Roman" w:hAnsi="Times New Roman"/>
           <w:szCs w:val="28"/>
         </w:rPr>
         <w:t>Ông Nguyễn Thanh Lâm – Phó Giám đốc MobiFone Đồng Nai</w:t>
@@ -571,7 +571,7 @@
       </w:pPr>
       <w:r>
         <w:rPr>
-          <w:rFonts w:ascii="Times New Roman" w:eastAsia="Times New Roman" w:hAnsi="Times New Roman" w:cs="Times New Roman"/>
+          <w:rFonts w:ascii="Times New Roman" w:hAnsi="Times New Roman"/>
           <w:b/>
           <w:szCs w:val="26"/>
         </w:rPr>
@@ -594,7 +594,7 @@
       </w:pPr>
       <w:r>
         <w:rPr>
-          <w:rFonts w:ascii="Times New Roman" w:eastAsia="Times New Roman" w:hAnsi="Times New Roman" w:cs="Times New Roman"/>
+          <w:rFonts w:ascii="Times New Roman" w:hAnsi="Times New Roman"/>
         </w:rPr>
         <w:t> </w:t>
       </w:r>
@@ -615,7 +615,7 @@
       </w:pPr>
       <w:r>
         <w:rPr>
-          <w:rFonts w:ascii="Times New Roman" w:eastAsia="Times New Roman" w:hAnsi="Times New Roman" w:cs="Times New Roman"/>
+          <w:rFonts w:ascii="Times New Roman" w:hAnsi="Times New Roman"/>
           <w:szCs w:val="28"/>
           <w:lang w:val="sv-SE"/>
         </w:rPr>
@@ -638,7 +638,7 @@
       </w:pPr>
       <w:r>
         <w:rPr>
-          <w:rFonts w:ascii="Times New Roman" w:eastAsia="Times New Roman" w:hAnsi="Times New Roman" w:cs="Times New Roman"/>
+          <w:rFonts w:ascii="Times New Roman" w:hAnsi="Times New Roman"/>
         </w:rPr>
         <w:t> </w:t>
       </w:r>
@@ -659,11 +659,11 @@
       </w:pPr>
       <w:r>
         <w:rPr>
-          <w:rFonts w:ascii="Times New Roman" w:eastAsia="Times New Roman" w:hAnsi="Times New Roman" w:cs="Times New Roman"/>
+          <w:rFonts w:ascii="Times New Roman" w:hAnsi="Times New Roman"/>
           <w:bCs/>
           <w:szCs w:val="26"/>
         </w:rPr>
-        <w:t>Căn cứ hợp đồng số {{CONTRACT_NO}} ký ngày {{CONTRACT_DATE}} giữa Trung tâm Mạng lưới MobiFone miền Nam và Ông/Bà {{OWNER_NAME}} về việc thuê đặt trạm BTS địa chỉ: {{ADDRESS}}.</w:t>
+        <w:t>Căn cứ hợp đồng số {{CONTRACT_NO}} ký ngày {{CONTRACT_DATE}} giữa Trung tâm Mạng lưới MobiFone miền Nam và Ông/Bà {{OWNER_NAME}} về việc thuê đặt trạm BTS địa chỉ: {{ADDRESS_OLD}} ({{ADDRESS_NEW}}).</w:t>
       </w:r>
     </w:p>
     <w:p>
@@ -679,7 +679,7 @@
       </w:pPr>
       <w:r>
         <w:rPr>
-          <w:rFonts w:ascii="Times New Roman" w:eastAsia="Times New Roman" w:hAnsi="Times New Roman" w:cs="Times New Roman"/>
+          <w:rFonts w:ascii="Times New Roman" w:hAnsi="Times New Roman"/>
           <w:szCs w:val="26"/>
         </w:rPr>
         <w:t>Căn cứ phụ lục hợp đồng kí ngày 01/12/2025 về việc chuyển chủ thể kí hợp đồng từ Trung tâm Mạng lưới MobiFone miền Nam qua MobiFone Đồng Nai của hợp đồng số {{CONTRACT_NO}};</w:t>
@@ -700,7 +700,7 @@
       <w:r>
         <w:rPr>
           <w:rStyle w:val="Emphasis"/>
-          <w:rFonts w:ascii="Times New Roman" w:eastAsia="Times New Roman" w:hAnsi="Times New Roman" w:cs="Times New Roman"/>
+          <w:rFonts w:ascii="Times New Roman" w:hAnsi="Times New Roman"/>
           <w:i w:val="0"/>
           <w:szCs w:val="26"/>
         </w:rPr>
@@ -723,7 +723,7 @@
       <w:r>
         <w:rPr>
           <w:rStyle w:val="Emphasis"/>
-          <w:rFonts w:ascii="Times New Roman" w:eastAsia="Times New Roman" w:hAnsi="Times New Roman" w:cs="Times New Roman"/>
+          <w:rFonts w:ascii="Times New Roman" w:hAnsi="Times New Roman"/>
           <w:i w:val="0"/>
           <w:szCs w:val="28"/>
         </w:rPr>
@@ -731,7 +731,7 @@
       </w:r>
       <w:r>
         <w:rPr>
-          <w:rFonts w:ascii="Times New Roman" w:eastAsia="Times New Roman" w:hAnsi="Times New Roman" w:cs="Times New Roman"/>
+          <w:rFonts w:ascii="Times New Roman" w:hAnsi="Times New Roman"/>
           <w:iCs/>
           <w:szCs w:val="28"/>
         </w:rPr>
@@ -750,7 +750,7 @@
       </w:pPr>
       <w:r>
         <w:rPr>
-          <w:rFonts w:ascii="Times New Roman" w:eastAsia="Times New Roman" w:hAnsi="Times New Roman" w:cs="Times New Roman"/>
+          <w:rFonts w:ascii="Times New Roman" w:hAnsi="Times New Roman"/>
           <w:szCs w:val="26"/>
         </w:rPr>
         <w:t>Căn cứ biên bản làm việc về việc thanh lý ký lại hợp đồng thuê trạm {{SITE_ID}}</w:t>
@@ -769,7 +769,7 @@
       </w:pPr>
       <w:r>
         <w:rPr>
-          <w:rFonts w:ascii="Times New Roman" w:eastAsia="Times New Roman" w:hAnsi="Times New Roman" w:cs="Times New Roman"/>
+          <w:rFonts w:ascii="Times New Roman" w:hAnsi="Times New Roman"/>
           <w:szCs w:val="26"/>
           <w:lang w:val="vi-VN"/>
         </w:rPr>
@@ -777,14 +777,14 @@
       </w:r>
       <w:r>
         <w:rPr>
-          <w:rFonts w:ascii="Times New Roman" w:eastAsia="Times New Roman" w:hAnsi="Times New Roman" w:cs="Times New Roman"/>
+          <w:rFonts w:ascii="Times New Roman" w:hAnsi="Times New Roman"/>
           <w:szCs w:val="26"/>
         </w:rPr>
         <w:t>t</w:t>
       </w:r>
       <w:r>
         <w:rPr>
-          <w:rFonts w:ascii="Times New Roman" w:eastAsia="Times New Roman" w:hAnsi="Times New Roman" w:cs="Times New Roman"/>
+          <w:rFonts w:ascii="Times New Roman" w:hAnsi="Times New Roman"/>
           <w:szCs w:val="26"/>
           <w:lang w:val="vi-VN"/>
         </w:rPr>
@@ -792,14 +792,14 @@
       </w:r>
       <w:r>
         <w:rPr>
-          <w:rFonts w:ascii="Times New Roman" w:eastAsia="Times New Roman" w:hAnsi="Times New Roman" w:cs="Times New Roman"/>
+          <w:rFonts w:ascii="Times New Roman" w:hAnsi="Times New Roman"/>
           <w:szCs w:val="26"/>
         </w:rPr>
         <w:t xml:space="preserve"> </w:t>
       </w:r>
       <w:r>
         <w:rPr>
-          <w:rFonts w:ascii="Times New Roman" w:eastAsia="Times New Roman" w:hAnsi="Times New Roman" w:cs="Times New Roman"/>
+          <w:rFonts w:ascii="Times New Roman" w:hAnsi="Times New Roman"/>
           <w:szCs w:val="26"/>
           <w:lang w:val="vi-VN"/>
         </w:rPr>
@@ -807,14 +807,14 @@
       </w:r>
       <w:r>
         <w:rPr>
-          <w:rFonts w:ascii="Times New Roman" w:eastAsia="Times New Roman" w:hAnsi="Times New Roman" w:cs="Times New Roman"/>
+          <w:rFonts w:ascii="Times New Roman" w:hAnsi="Times New Roman"/>
           <w:szCs w:val="26"/>
         </w:rPr>
         <w:t>xem</w:t>
       </w:r>
       <w:r>
         <w:rPr>
-          <w:rFonts w:ascii="Times New Roman" w:eastAsia="Times New Roman" w:hAnsi="Times New Roman" w:cs="Times New Roman"/>
+          <w:rFonts w:ascii="Times New Roman" w:hAnsi="Times New Roman"/>
           <w:szCs w:val="26"/>
           <w:lang w:val="vi-VN"/>
         </w:rPr>
@@ -823,7 +823,7 @@
       <w:r>
         <w:rPr>
           <w:rStyle w:val="Emphasis"/>
-          <w:rFonts w:ascii="Times New Roman" w:eastAsia="Times New Roman" w:hAnsi="Times New Roman" w:cs="Times New Roman"/>
+          <w:rFonts w:ascii="Times New Roman" w:hAnsi="Times New Roman"/>
           <w:i w:val="0"/>
           <w:szCs w:val="26"/>
         </w:rPr>
@@ -832,7 +832,7 @@
       <w:r>
         <w:rPr>
           <w:rStyle w:val="Emphasis"/>
-          <w:rFonts w:ascii="Times New Roman" w:eastAsia="Times New Roman" w:hAnsi="Times New Roman" w:cs="Times New Roman"/>
+          <w:rFonts w:ascii="Times New Roman" w:hAnsi="Times New Roman"/>
           <w:i w:val="0"/>
           <w:szCs w:val="26"/>
           <w:lang w:val="vi-VN"/>
@@ -841,7 +841,7 @@
       </w:r>
       <w:r>
         <w:rPr>
-          <w:rFonts w:ascii="Times New Roman" w:eastAsia="Times New Roman" w:hAnsi="Times New Roman" w:cs="Times New Roman"/>
+          <w:rFonts w:ascii="Times New Roman" w:hAnsi="Times New Roman"/>
           <w:szCs w:val="26"/>
           <w:lang w:val="vi-VN"/>
         </w:rPr>
@@ -864,7 +864,7 @@
       </w:pPr>
       <w:r>
         <w:rPr>
-          <w:rFonts w:ascii="Times New Roman" w:eastAsia="Times New Roman" w:hAnsi="Times New Roman" w:cs="Times New Roman"/>
+          <w:rFonts w:ascii="Times New Roman" w:hAnsi="Times New Roman"/>
           <w:szCs w:val="26"/>
         </w:rPr>
         <w:t>Các khoản mục CSHT:</w:t>
@@ -889,7 +889,7 @@
       </w:pPr>
       <w:r>
         <w:rPr>
-          <w:rFonts w:ascii="Times New Roman" w:eastAsia="Times New Roman" w:hAnsi="Times New Roman" w:cs="Times New Roman"/>
+          <w:rFonts w:ascii="Times New Roman" w:hAnsi="Times New Roman"/>
           <w:szCs w:val="26"/>
         </w:rPr>
         <w:t>{{CSHT_LIST1}}</w:t>
@@ -914,7 +914,7 @@
       </w:pPr>
       <w:r>
         <w:rPr>
-          <w:rFonts w:ascii="Times New Roman" w:eastAsia="Times New Roman" w:hAnsi="Times New Roman" w:cs="Times New Roman"/>
+          <w:rFonts w:ascii="Times New Roman" w:hAnsi="Times New Roman"/>
           <w:szCs w:val="26"/>
           <w:lang w:val="vi-VN"/>
         </w:rPr>
@@ -922,7 +922,7 @@
       </w:r>
       <w:r>
         <w:rPr>
-          <w:rFonts w:ascii="Times New Roman" w:eastAsia="Times New Roman" w:hAnsi="Times New Roman" w:cs="Times New Roman"/>
+          <w:rFonts w:ascii="Times New Roman" w:hAnsi="Times New Roman"/>
           <w:szCs w:val="26"/>
         </w:rPr>
         <w:t>Điều khoản hợp đồng:</w:t>
@@ -944,14 +944,14 @@
       </w:pPr>
       <w:r>
         <w:rPr>
-          <w:rFonts w:ascii="Times New Roman" w:eastAsia="Times New Roman" w:hAnsi="Times New Roman" w:cs="Times New Roman"/>
+          <w:rFonts w:ascii="Times New Roman" w:hAnsi="Times New Roman"/>
           <w:szCs w:val="26"/>
         </w:rPr>
         <w:t xml:space="preserve">Thời hạn hợp đồng: Từ ngày {{START_DATE}} đến ngày </w:t>
       </w:r>
       <w:r>
         <w:rPr>
-          <w:rFonts w:ascii="Times New Roman" w:eastAsia="Times New Roman" w:hAnsi="Times New Roman" w:cs="Times New Roman"/>
+          <w:rFonts w:ascii="Times New Roman" w:hAnsi="Times New Roman"/>
           <w:szCs w:val="26"/>
         </w:rPr>
         <w:t>{{END_DATE}}</w:t>
@@ -973,7 +973,7 @@
       </w:pPr>
       <w:r>
         <w:rPr>
-          <w:rFonts w:ascii="Times New Roman" w:eastAsia="Times New Roman" w:hAnsi="Times New Roman" w:cs="Times New Roman"/>
+          <w:rFonts w:ascii="Times New Roman" w:hAnsi="Times New Roman"/>
           <w:szCs w:val="26"/>
         </w:rPr>
         <w:lastRenderedPageBreak/>
@@ -981,7 +981,7 @@
       </w:r>
       <w:r>
         <w:rPr>
-          <w:rFonts w:ascii="Times New Roman" w:eastAsia="Times New Roman" w:hAnsi="Times New Roman" w:cs="Times New Roman"/>
+          <w:rFonts w:ascii="Times New Roman" w:hAnsi="Times New Roman"/>
           <w:szCs w:val="26"/>
           <w:lang w:val="vi-VN"/>
         </w:rPr>
@@ -989,7 +989,7 @@
       </w:r>
       <w:r>
         <w:rPr>
-          <w:rFonts w:ascii="Times New Roman" w:eastAsia="Times New Roman" w:hAnsi="Times New Roman" w:cs="Times New Roman"/>
+          <w:rFonts w:ascii="Times New Roman" w:hAnsi="Times New Roman"/>
           <w:szCs w:val="26"/>
         </w:rPr>
         <w:t xml:space="preserve">với đơn giá chi tiết theo các hạng mục như sau: </w:t>
@@ -1039,7 +1039,7 @@
             </w:pPr>
             <w:r>
               <w:rPr>
-                <w:rFonts w:ascii="Times New Roman" w:eastAsia="Times New Roman" w:hAnsi="Times New Roman" w:cs="Times New Roman"/>
+                <w:rFonts w:ascii="Times New Roman" w:hAnsi="Times New Roman"/>
                 <w:b/>
                 <w:bCs/>
                 <w:szCs w:val="26"/>
@@ -1066,7 +1066,7 @@
             </w:pPr>
             <w:r>
               <w:rPr>
-                <w:rFonts w:ascii="Times New Roman" w:eastAsia="Times New Roman" w:hAnsi="Times New Roman" w:cs="Times New Roman"/>
+                <w:rFonts w:ascii="Times New Roman" w:hAnsi="Times New Roman"/>
                 <w:b/>
                 <w:bCs/>
                 <w:szCs w:val="26"/>
@@ -1093,7 +1093,7 @@
             </w:pPr>
             <w:r>
               <w:rPr>
-                <w:rFonts w:ascii="Times New Roman" w:eastAsia="Times New Roman" w:hAnsi="Times New Roman" w:cs="Times New Roman"/>
+                <w:rFonts w:ascii="Times New Roman" w:hAnsi="Times New Roman"/>
                 <w:b/>
                 <w:bCs/>
                 <w:szCs w:val="26"/>
@@ -1119,7 +1119,7 @@
             </w:pPr>
             <w:r>
               <w:rPr>
-                <w:rFonts w:ascii="Times New Roman" w:eastAsia="Times New Roman" w:hAnsi="Times New Roman" w:cs="Times New Roman"/>
+                <w:rFonts w:ascii="Times New Roman" w:hAnsi="Times New Roman"/>
                 <w:b/>
                 <w:bCs/>
                 <w:szCs w:val="26"/>
@@ -1145,7 +1145,7 @@
             </w:pPr>
             <w:r>
               <w:rPr>
-                <w:rFonts w:ascii="Times New Roman" w:eastAsia="Times New Roman" w:hAnsi="Times New Roman" w:cs="Times New Roman"/>
+                <w:rFonts w:ascii="Times New Roman" w:hAnsi="Times New Roman"/>
                 <w:b/>
                 <w:bCs/>
                 <w:szCs w:val="26"/>
@@ -1165,7 +1165,7 @@
             </w:pPr>
             <w:r>
               <w:rPr>
-                <w:rFonts w:ascii="Times New Roman" w:eastAsia="Times New Roman" w:hAnsi="Times New Roman" w:cs="Times New Roman"/>
+                <w:rFonts w:ascii="Times New Roman" w:hAnsi="Times New Roman"/>
                 <w:b/>
                 <w:bCs/>
                 <w:szCs w:val="26"/>
@@ -1192,7 +1192,7 @@
             </w:pPr>
             <w:r>
               <w:rPr>
-                <w:rFonts w:ascii="Times New Roman" w:eastAsia="Times New Roman" w:hAnsi="Times New Roman" w:cs="Times New Roman"/>
+                <w:rFonts w:ascii="Times New Roman" w:hAnsi="Times New Roman"/>
                 <w:b/>
                 <w:bCs/>
                 <w:szCs w:val="26"/>
@@ -1222,7 +1222,7 @@
             </w:pPr>
             <w:r>
               <w:rPr>
-                <w:rFonts w:ascii="Times New Roman" w:eastAsia="Times New Roman" w:hAnsi="Times New Roman" w:cs="Times New Roman"/>
+                <w:rFonts w:ascii="Times New Roman" w:hAnsi="Times New Roman"/>
                 <w:szCs w:val="26"/>
               </w:rPr>
               <w:t>Mặt bằng</w:t>
@@ -1243,7 +1243,7 @@
             </w:pPr>
             <w:r>
               <w:rPr>
-                <w:rFonts w:ascii="Times New Roman" w:eastAsia="Times New Roman" w:hAnsi="Times New Roman" w:cs="Times New Roman"/>
+                <w:rFonts w:ascii="Times New Roman" w:hAnsi="Times New Roman"/>
                 <w:szCs w:val="26"/>
               </w:rPr>
               <w:t>{{MB_QĐ02}}</w:t>
@@ -1295,7 +1295,7 @@
             </w:pPr>
             <w:r>
               <w:rPr>
-                <w:rFonts w:ascii="Times New Roman" w:eastAsia="Times New Roman" w:hAnsi="Times New Roman" w:cs="Times New Roman"/>
+                <w:rFonts w:ascii="Times New Roman" w:hAnsi="Times New Roman"/>
                 <w:szCs w:val="26"/>
               </w:rPr>
               <w:t>{{P_MB}}</w:t>
@@ -1317,7 +1317,7 @@
             </w:pPr>
             <w:r>
               <w:rPr>
-                <w:rFonts w:ascii="Times New Roman" w:eastAsia="Times New Roman" w:hAnsi="Times New Roman" w:cs="Times New Roman"/>
+                <w:rFonts w:ascii="Times New Roman" w:hAnsi="Times New Roman"/>
                 <w:szCs w:val="26"/>
               </w:rPr>
               <w:t>{{TL_MB}}</w:t>
@@ -1345,7 +1345,7 @@
             </w:pPr>
             <w:r>
               <w:rPr>
-                <w:rFonts w:ascii="Times New Roman" w:eastAsia="Times New Roman" w:hAnsi="Times New Roman" w:cs="Times New Roman"/>
+                <w:rFonts w:ascii="Times New Roman" w:hAnsi="Times New Roman"/>
                 <w:szCs w:val="26"/>
               </w:rPr>
               <w:t>Phòng MFĐ</w:t>
@@ -1382,7 +1382,7 @@
             </w:pPr>
             <w:r>
               <w:rPr>
-                <w:rFonts w:ascii="Times New Roman" w:eastAsia="Times New Roman" w:hAnsi="Times New Roman" w:cs="Times New Roman"/>
+                <w:rFonts w:ascii="Times New Roman" w:hAnsi="Times New Roman"/>
                 <w:szCs w:val="26"/>
               </w:rPr>
               <w:t>{{MFĐ_1245}}</w:t>
@@ -1418,7 +1418,7 @@
             </w:pPr>
             <w:r>
               <w:rPr>
-                <w:rFonts w:ascii="Times New Roman" w:eastAsia="Times New Roman" w:hAnsi="Times New Roman" w:cs="Times New Roman"/>
+                <w:rFonts w:ascii="Times New Roman" w:hAnsi="Times New Roman"/>
                 <w:szCs w:val="26"/>
               </w:rPr>
               <w:t>{{P_MFD}}</w:t>
@@ -1440,7 +1440,7 @@
             </w:pPr>
             <w:r>
               <w:rPr>
-                <w:rFonts w:ascii="Times New Roman" w:eastAsia="Times New Roman" w:hAnsi="Times New Roman" w:cs="Times New Roman"/>
+                <w:rFonts w:ascii="Times New Roman" w:hAnsi="Times New Roman"/>
                 <w:szCs w:val="26"/>
               </w:rPr>
               <w:t>{{TL_MFD}}</w:t>
@@ -1467,7 +1467,7 @@
             </w:pPr>
             <w:r>
               <w:rPr>
-                <w:rFonts w:ascii="Times New Roman" w:eastAsia="Times New Roman" w:hAnsi="Times New Roman" w:cs="Times New Roman"/>
+                <w:rFonts w:ascii="Times New Roman" w:hAnsi="Times New Roman"/>
                 <w:szCs w:val="26"/>
               </w:rPr>
               <w:t>Phòng máy mặt đất</w:t>
@@ -1503,7 +1503,7 @@
             </w:pPr>
             <w:r>
               <w:rPr>
-                <w:rFonts w:ascii="Times New Roman" w:eastAsia="Times New Roman" w:hAnsi="Times New Roman" w:cs="Times New Roman"/>
+                <w:rFonts w:ascii="Times New Roman" w:hAnsi="Times New Roman"/>
                 <w:szCs w:val="26"/>
               </w:rPr>
               <w:t>{{PM_1245}}</w:t>
@@ -1539,7 +1539,7 @@
             </w:pPr>
             <w:r>
               <w:rPr>
-                <w:rFonts w:ascii="Times New Roman" w:eastAsia="Times New Roman" w:hAnsi="Times New Roman" w:cs="Times New Roman"/>
+                <w:rFonts w:ascii="Times New Roman" w:hAnsi="Times New Roman"/>
                 <w:szCs w:val="26"/>
               </w:rPr>
               <w:t>{{P_PM}}</w:t>
@@ -1560,7 +1560,7 @@
             </w:pPr>
             <w:r>
               <w:rPr>
-                <w:rFonts w:ascii="Times New Roman" w:eastAsia="Times New Roman" w:hAnsi="Times New Roman" w:cs="Times New Roman"/>
+                <w:rFonts w:ascii="Times New Roman" w:hAnsi="Times New Roman"/>
                 <w:szCs w:val="26"/>
               </w:rPr>
               <w:t>{{TL_PM}}</w:t>
@@ -1588,14 +1588,14 @@
             </w:pPr>
             <w:r>
               <w:rPr>
-                <w:rFonts w:ascii="Times New Roman" w:eastAsia="Times New Roman" w:hAnsi="Times New Roman" w:cs="Times New Roman"/>
+                <w:rFonts w:ascii="Times New Roman" w:hAnsi="Times New Roman"/>
                 <w:szCs w:val="26"/>
               </w:rPr>
               <w:t xml:space="preserve">Cột </w:t>
             </w:r>
             <w:r>
               <w:rPr>
-                <w:rFonts w:ascii="Times New Roman" w:eastAsia="Times New Roman" w:hAnsi="Times New Roman" w:cs="Times New Roman"/>
+                <w:rFonts w:ascii="Times New Roman" w:hAnsi="Times New Roman"/>
                 <w:szCs w:val="26"/>
               </w:rPr>
               <w:br/>
@@ -1633,7 +1633,7 @@
             </w:pPr>
             <w:r>
               <w:rPr>
-                <w:rFonts w:ascii="Times New Roman" w:eastAsia="Times New Roman" w:hAnsi="Times New Roman" w:cs="Times New Roman"/>
+                <w:rFonts w:ascii="Times New Roman" w:hAnsi="Times New Roman"/>
                 <w:sz w:val="28"/>
                 <w:szCs w:val="28"/>
               </w:rPr>
@@ -1656,7 +1656,7 @@
             </w:pPr>
             <w:r>
               <w:rPr>
-                <w:rFonts w:ascii="Times New Roman" w:eastAsia="Times New Roman" w:hAnsi="Times New Roman" w:cs="Times New Roman"/>
+                <w:rFonts w:ascii="Times New Roman" w:hAnsi="Times New Roman"/>
                 <w:sz w:val="28"/>
                 <w:szCs w:val="28"/>
               </w:rPr>
@@ -1678,7 +1678,7 @@
             </w:pPr>
             <w:r>
               <w:rPr>
-                <w:rFonts w:ascii="Times New Roman" w:eastAsia="Times New Roman" w:hAnsi="Times New Roman" w:cs="Times New Roman"/>
+                <w:rFonts w:ascii="Times New Roman" w:hAnsi="Times New Roman"/>
               </w:rPr>
               <w:t>{{COT_CHOT}}</w:t>
             </w:r>
@@ -1699,7 +1699,7 @@
             </w:pPr>
             <w:r>
               <w:rPr>
-                <w:rFonts w:ascii="Times New Roman" w:eastAsia="Times New Roman" w:hAnsi="Times New Roman" w:cs="Times New Roman"/>
+                <w:rFonts w:ascii="Times New Roman" w:hAnsi="Times New Roman"/>
               </w:rPr>
               <w:t>{{TL_COT}}</w:t>
             </w:r>
@@ -1727,7 +1727,7 @@
             </w:pPr>
             <w:r>
               <w:rPr>
-                <w:rFonts w:ascii="Times New Roman" w:eastAsia="Times New Roman" w:hAnsi="Times New Roman" w:cs="Times New Roman"/>
+                <w:rFonts w:ascii="Times New Roman" w:hAnsi="Times New Roman"/>
                 <w:b/>
                 <w:bCs/>
                 <w:szCs w:val="26"/>
@@ -1751,7 +1751,7 @@
             </w:pPr>
             <w:r>
               <w:rPr>
-                <w:rFonts w:ascii="Times New Roman" w:eastAsia="Times New Roman" w:hAnsi="Times New Roman" w:cs="Times New Roman"/>
+                <w:rFonts w:ascii="Times New Roman" w:hAnsi="Times New Roman"/>
                 <w:szCs w:val="26"/>
               </w:rPr>
               <w:t>{{TONG_QD}}</w:t>
@@ -1772,7 +1772,7 @@
             </w:pPr>
             <w:r>
               <w:rPr>
-                <w:rFonts w:ascii="Times New Roman" w:eastAsia="Times New Roman" w:hAnsi="Times New Roman" w:cs="Times New Roman"/>
+                <w:rFonts w:ascii="Times New Roman" w:hAnsi="Times New Roman"/>
                 <w:szCs w:val="26"/>
               </w:rPr>
               <w:t>{{TONG_CHOT}}</w:t>
@@ -1793,7 +1793,7 @@
             </w:pPr>
             <w:r>
               <w:rPr>
-                <w:rFonts w:ascii="Times New Roman" w:eastAsia="Times New Roman" w:hAnsi="Times New Roman" w:cs="Times New Roman"/>
+                <w:rFonts w:ascii="Times New Roman" w:hAnsi="Times New Roman"/>
                 <w:szCs w:val="26"/>
               </w:rPr>
               <w:t>{{TL_TONG}}</w:t>
@@ -1819,7 +1819,7 @@
       </w:pPr>
       <w:r>
         <w:rPr>
-          <w:rFonts w:ascii="Times New Roman" w:eastAsia="Times New Roman" w:hAnsi="Times New Roman" w:cs="Times New Roman"/>
+          <w:rFonts w:ascii="Times New Roman" w:hAnsi="Times New Roman"/>
           <w:szCs w:val="26"/>
         </w:rPr>
         <w:t>Thời gian áp dụng giá thuê mới: Từ ngày {{START_DATE}}</w:t>
@@ -1838,7 +1838,7 @@
       </w:pPr>
       <w:r>
         <w:rPr>
-          <w:rFonts w:ascii="Times New Roman" w:eastAsia="Times New Roman" w:hAnsi="Times New Roman" w:cs="Times New Roman"/>
+          <w:rFonts w:ascii="Times New Roman" w:hAnsi="Times New Roman"/>
           <w:szCs w:val="26"/>
           <w:lang w:val="vi-VN"/>
         </w:rPr>
@@ -1846,13 +1846,13 @@
       </w:r>
       <w:r>
         <w:rPr>
-          <w:rFonts w:ascii="Times New Roman" w:eastAsia="Times New Roman" w:hAnsi="Times New Roman" w:cs="Times New Roman"/>
+          <w:rFonts w:ascii="Times New Roman" w:hAnsi="Times New Roman"/>
         </w:rPr>
         <w:t xml:space="preserve">thanh lý và ký lại hợp đồng </w:t>
       </w:r>
       <w:r>
         <w:rPr>
-          <w:rFonts w:ascii="Times New Roman" w:eastAsia="Times New Roman" w:hAnsi="Times New Roman" w:cs="Times New Roman"/>
+          <w:rFonts w:ascii="Times New Roman" w:hAnsi="Times New Roman"/>
           <w:szCs w:val="26"/>
           <w:lang w:val="vi-VN"/>
         </w:rPr>
@@ -1860,14 +1860,14 @@
       </w:r>
       <w:r>
         <w:rPr>
-          <w:rFonts w:ascii="Times New Roman" w:eastAsia="Times New Roman" w:hAnsi="Times New Roman" w:cs="Times New Roman"/>
+          <w:rFonts w:ascii="Times New Roman" w:hAnsi="Times New Roman"/>
           <w:szCs w:val="26"/>
         </w:rPr>
         <w:t xml:space="preserve"> </w:t>
       </w:r>
       <w:r>
         <w:rPr>
-          <w:rFonts w:ascii="Times New Roman" w:eastAsia="Times New Roman" w:hAnsi="Times New Roman" w:cs="Times New Roman"/>
+          <w:rFonts w:ascii="Times New Roman" w:hAnsi="Times New Roman"/>
           <w:szCs w:val="26"/>
           <w:lang w:val="vi-VN"/>
         </w:rPr>
@@ -1891,7 +1891,7 @@
       </w:pPr>
       <w:r>
         <w:rPr>
-          <w:rFonts w:ascii="Times New Roman" w:eastAsia="Times New Roman" w:hAnsi="Times New Roman" w:cs="Times New Roman"/>
+          <w:rFonts w:ascii="Times New Roman" w:hAnsi="Times New Roman"/>
           <w:szCs w:val="26"/>
         </w:rPr>
         <w:t> </w:t>
@@ -1925,7 +1925,7 @@
             </w:pPr>
             <w:r>
               <w:rPr>
-                <w:rFonts w:ascii="Times New Roman" w:eastAsia="Times New Roman" w:hAnsi="Times New Roman" w:cs="Times New Roman"/>
+                <w:rFonts w:ascii="Times New Roman" w:hAnsi="Times New Roman"/>
                 <w:b/>
                 <w:i/>
                 <w:szCs w:val="26"/>
@@ -1951,7 +1951,7 @@
             </w:pPr>
             <w:r>
               <w:rPr>
-                <w:rFonts w:ascii="Times New Roman" w:eastAsia="Times New Roman" w:hAnsi="Times New Roman" w:cs="Times New Roman"/>
+                <w:rFonts w:ascii="Times New Roman" w:hAnsi="Times New Roman"/>
                 <w:szCs w:val="26"/>
               </w:rPr>
               <w:t>- Như trên;</w:t>
@@ -1967,14 +1967,14 @@
             </w:pPr>
             <w:r>
               <w:rPr>
-                <w:rFonts w:ascii="Times New Roman" w:eastAsia="Times New Roman" w:hAnsi="Times New Roman" w:cs="Times New Roman"/>
+                <w:rFonts w:ascii="Times New Roman" w:hAnsi="Times New Roman"/>
                 <w:szCs w:val="26"/>
               </w:rPr>
               <w:t>- Lưu: VT; P.VT</w:t>
             </w:r>
             <w:r>
               <w:rPr>
-                <w:rFonts w:ascii="Times New Roman" w:eastAsia="Times New Roman" w:hAnsi="Times New Roman" w:cs="Times New Roman"/>
+                <w:rFonts w:ascii="Times New Roman" w:hAnsi="Times New Roman"/>
                 <w:szCs w:val="26"/>
                 <w:lang w:val="vi-VN"/>
               </w:rPr>
@@ -2018,7 +2018,7 @@
             </w:pPr>
             <w:r>
               <w:rPr>
-                <w:rFonts w:ascii="Times New Roman" w:eastAsia="Times New Roman" w:hAnsi="Times New Roman" w:cs="Times New Roman"/>
+                <w:rFonts w:ascii="Times New Roman" w:hAnsi="Times New Roman"/>
                 <w:b/>
                 <w:szCs w:val="26"/>
                 <w:lang w:eastAsia="vi-VN"/>
@@ -2040,7 +2040,7 @@
             </w:pPr>
             <w:r>
               <w:rPr>
-                <w:rFonts w:ascii="Times New Roman" w:eastAsia="Times New Roman" w:hAnsi="Times New Roman" w:cs="Times New Roman"/>
+                <w:rFonts w:ascii="Times New Roman" w:hAnsi="Times New Roman"/>
                 <w:b/>
                 <w:bCs/>
                 <w:szCs w:val="26"/>
@@ -2151,7 +2151,7 @@
             </w:pPr>
             <w:r>
               <w:rPr>
-                <w:rFonts w:ascii="Times New Roman" w:eastAsia="Times New Roman" w:hAnsi="Times New Roman" w:cs="Times New Roman"/>
+                <w:rFonts w:ascii="Times New Roman" w:hAnsi="Times New Roman"/>
                 <w:szCs w:val="26"/>
               </w:rPr>
               <w:t xml:space="preserve"> </w:t>
@@ -2198,7 +2198,7 @@
             </w:pPr>
             <w:r>
               <w:rPr>
-                <w:rFonts w:ascii="Times New Roman" w:eastAsia="Times New Roman" w:hAnsi="Times New Roman" w:cs="Times New Roman"/>
+                <w:rFonts w:ascii="Times New Roman" w:hAnsi="Times New Roman"/>
                 <w:b/>
                 <w:szCs w:val="26"/>
               </w:rPr>
@@ -2236,7 +2236,7 @@
             </w:pPr>
             <w:r>
               <w:rPr>
-                <w:rFonts w:ascii="Times New Roman" w:eastAsia="Times New Roman" w:hAnsi="Times New Roman" w:cs="Times New Roman"/>
+                <w:rFonts w:ascii="Times New Roman" w:hAnsi="Times New Roman"/>
                 <w:szCs w:val="28"/>
                 <w:lang w:val="vi-VN"/>
               </w:rPr>
@@ -2258,7 +2258,7 @@
             </w:pPr>
             <w:r>
               <w:rPr>
-                <w:rFonts w:ascii="Times New Roman" w:eastAsia="Times New Roman" w:hAnsi="Times New Roman" w:cs="Times New Roman"/>
+                <w:rFonts w:ascii="Times New Roman" w:hAnsi="Times New Roman"/>
                 <w:b/>
                 <w:szCs w:val="28"/>
               </w:rPr>
@@ -2289,7 +2289,7 @@
             </w:pPr>
             <w:r>
               <w:rPr>
-                <w:rFonts w:ascii="Times New Roman" w:eastAsia="Times New Roman" w:hAnsi="Times New Roman" w:cs="Times New Roman"/>
+                <w:rFonts w:ascii="Times New Roman" w:hAnsi="Times New Roman"/>
                 <w:b/>
                 <w:bCs/>
                 <w:szCs w:val="28"/>
@@ -2393,7 +2393,7 @@
             </w:r>
             <w:r>
               <w:rPr>
-                <w:rFonts w:ascii="Times New Roman" w:eastAsia="Times New Roman" w:hAnsi="Times New Roman" w:cs="Times New Roman"/>
+                <w:rFonts w:ascii="Times New Roman" w:hAnsi="Times New Roman"/>
                 <w:b/>
                 <w:bCs/>
                 <w:szCs w:val="28"/>
@@ -2530,7 +2530,6 @@
       </w:pPr>
       <w:r>
         <w:rPr>
-          <w:rFonts w:ascii="Times New Roman" w:eastAsia="Times New Roman" w:hAnsi="Times New Roman" w:cs="Times New Roman"/>
           <w:rStyle w:val="Strong"/>
           <w:sz w:val="26"/>
           <w:szCs w:val="26"/>
@@ -2539,7 +2538,6 @@
       </w:r>
       <w:r>
         <w:rPr>
-          <w:rFonts w:ascii="Times New Roman" w:eastAsia="Times New Roman" w:hAnsi="Times New Roman" w:cs="Times New Roman"/>
           <w:sz w:val="26"/>
           <w:szCs w:val="26"/>
         </w:rPr>
@@ -2561,7 +2559,7 @@
       </w:pPr>
       <w:r>
         <w:rPr>
-          <w:rFonts w:ascii="Times New Roman" w:eastAsia="Times New Roman" w:hAnsi="Times New Roman" w:cs="Times New Roman"/>
+          <w:rFonts w:eastAsia="Times New Roman"/>
           <w:sz w:val="26"/>
         </w:rPr>
         <w:t xml:space="preserve">Về việc thanh lý hợp đồng trạm {{SITE_ID}} </w:t>
@@ -2581,12 +2579,12 @@
       </w:pPr>
       <w:r>
         <w:rPr>
-          <w:rFonts w:ascii="Times New Roman" w:eastAsia="Times New Roman" w:hAnsi="Times New Roman" w:cs="Times New Roman"/>
+          <w:rFonts w:eastAsia="Times New Roman"/>
           <w:bCs/>
           <w:sz w:val="26"/>
           <w:szCs w:val="26"/>
         </w:rPr>
-        <w:t>Căn cứ vào hợp đồng số {{CONTRACT_NO}} ký ngày {{CONTRACT_DATE}} giữa Trung tâm mạng lưới MobiFone miền Nam và Ông/Bà {{OWNER_NAME}} về việc thuê vị trí đặt trạm điện thoại di động tại: {{ADDRESS}} (ID trạm: {{SITE_ID}}).</w:t>
+        <w:t>Căn cứ vào hợp đồng số {{CONTRACT_NO}} ký ngày {{CONTRACT_DATE}} giữa Trung tâm mạng lưới MobiFone miền Nam và Ông/Bà {{OWNER_NAME}} về việc thuê vị trí đặt trạm điện thoại di động tại: {{ADDRESS_OLD}} (ID trạm: {{SITE_ID}}).</w:t>
       </w:r>
     </w:p>
     <w:p>
@@ -2602,7 +2600,6 @@
       </w:pPr>
       <w:r>
         <w:rPr>
-          <w:rFonts w:ascii="Times New Roman" w:eastAsia="Times New Roman" w:hAnsi="Times New Roman" w:cs="Times New Roman"/>
           <w:rStyle w:val="Strong"/>
           <w:sz w:val="26"/>
           <w:szCs w:val="26"/>
@@ -2611,7 +2608,6 @@
       </w:r>
       <w:r>
         <w:rPr>
-          <w:rFonts w:ascii="Times New Roman" w:eastAsia="Times New Roman" w:hAnsi="Times New Roman" w:cs="Times New Roman"/>
           <w:sz w:val="26"/>
           <w:szCs w:val="26"/>
         </w:rPr>
@@ -2619,7 +2615,6 @@
       </w:r>
       <w:r>
         <w:rPr>
-          <w:rFonts w:ascii="Times New Roman" w:eastAsia="Times New Roman" w:hAnsi="Times New Roman" w:cs="Times New Roman"/>
           <w:sz w:val="26"/>
           <w:szCs w:val="26"/>
           <w:lang w:val="en-US"/>
@@ -2628,7 +2623,6 @@
       </w:r>
       <w:r>
         <w:rPr>
-          <w:rFonts w:ascii="Times New Roman" w:eastAsia="Times New Roman" w:hAnsi="Times New Roman" w:cs="Times New Roman"/>
           <w:sz w:val="26"/>
           <w:szCs w:val="26"/>
         </w:rPr>
@@ -2636,7 +2630,6 @@
       </w:r>
       <w:r>
         <w:rPr>
-          <w:rFonts w:ascii="Times New Roman" w:eastAsia="Times New Roman" w:hAnsi="Times New Roman" w:cs="Times New Roman"/>
           <w:sz w:val="26"/>
           <w:szCs w:val="26"/>
         </w:rPr>
@@ -2644,7 +2637,6 @@
       </w:r>
       <w:r>
         <w:rPr>
-          <w:rFonts w:ascii="Times New Roman" w:eastAsia="Times New Roman" w:hAnsi="Times New Roman" w:cs="Times New Roman"/>
           <w:rStyle w:val="Strong"/>
           <w:b w:val="0"/>
           <w:bCs w:val="0"/>
@@ -2655,15 +2647,13 @@
       </w:r>
       <w:r>
         <w:rPr>
-          <w:rFonts w:ascii="Times New Roman" w:eastAsia="Times New Roman" w:hAnsi="Times New Roman" w:cs="Times New Roman"/>
           <w:sz w:val="26"/>
           <w:szCs w:val="26"/>
         </w:rPr>
-        <w:t xml:space="preserve"> số 236A Phan Trung, phường Tam Hiệp, Đồng Nai.</w:t>
-      </w:r>
-      <w:r>
-        <w:rPr>
-          <w:rFonts w:ascii="Times New Roman" w:eastAsia="Times New Roman" w:hAnsi="Times New Roman" w:cs="Times New Roman"/>
+        <w:t xml:space="preserve"> số 236A Phan Trung, phường Tam Hiệp, Tp Đồng Nai.</w:t>
+      </w:r>
+      <w:r>
+        <w:rPr>
           <w:sz w:val="26"/>
           <w:szCs w:val="26"/>
         </w:rPr>
@@ -2683,7 +2673,6 @@
       </w:pPr>
       <w:r>
         <w:rPr>
-          <w:rFonts w:ascii="Times New Roman" w:eastAsia="Times New Roman" w:hAnsi="Times New Roman" w:cs="Times New Roman"/>
           <w:rStyle w:val="Emphasis"/>
           <w:b/>
           <w:bCs/>
@@ -2694,7 +2683,6 @@
       </w:r>
       <w:r>
         <w:rPr>
-          <w:rFonts w:ascii="Times New Roman" w:eastAsia="Times New Roman" w:hAnsi="Times New Roman" w:cs="Times New Roman"/>
           <w:sz w:val="26"/>
           <w:szCs w:val="26"/>
         </w:rPr>
@@ -2720,7 +2708,7 @@
       </w:pPr>
       <w:r>
         <w:rPr>
-          <w:rFonts w:ascii="Times New Roman" w:eastAsia="Times New Roman" w:hAnsi="Times New Roman" w:cs="Times New Roman"/>
+          <w:rFonts w:ascii="Times New Roman" w:hAnsi="Times New Roman"/>
           <w:b/>
           <w:bCs/>
           <w:szCs w:val="26"/>
@@ -2766,7 +2754,7 @@
             </w:pPr>
             <w:r>
               <w:rPr>
-                <w:rFonts w:ascii="Times New Roman" w:eastAsia="Times New Roman" w:hAnsi="Times New Roman" w:cs="Times New Roman"/>
+                <w:rFonts w:ascii="Times New Roman" w:hAnsi="Times New Roman"/>
                 <w:noProof/>
                 <w:szCs w:val="26"/>
               </w:rPr>
@@ -2794,7 +2782,7 @@
             </w:pPr>
             <w:r>
               <w:rPr>
-                <w:rFonts w:ascii="Times New Roman" w:eastAsia="Times New Roman" w:hAnsi="Times New Roman" w:cs="Times New Roman"/>
+                <w:rFonts w:ascii="Times New Roman" w:hAnsi="Times New Roman"/>
                 <w:noProof/>
                 <w:szCs w:val="26"/>
               </w:rPr>
@@ -2831,7 +2819,7 @@
             <w:bookmarkStart w:name="_Hlk76457538" w:id="1"/>
             <w:r>
               <w:rPr>
-                <w:rFonts w:ascii="Times New Roman" w:eastAsia="Times New Roman" w:hAnsi="Times New Roman" w:cs="Times New Roman"/>
+                <w:rFonts w:ascii="Times New Roman" w:hAnsi="Times New Roman"/>
                 <w:szCs w:val="26"/>
               </w:rPr>
               <w:t xml:space="preserve">Địa chỉ trạm </w:t>
@@ -2858,10 +2846,10 @@
             </w:pPr>
             <w:r>
               <w:rPr>
-                <w:rFonts w:ascii="Times New Roman" w:eastAsia="Times New Roman" w:hAnsi="Times New Roman" w:cs="Times New Roman"/>
-                <w:szCs w:val="26"/>
-              </w:rPr>
-              <w:t>:{{ADDRESS}}</w:t>
+                <w:rFonts w:ascii="Times New Roman" w:hAnsi="Times New Roman"/>
+                <w:szCs w:val="26"/>
+              </w:rPr>
+              <w:t>:{{ADDRESS_OLD}} ({{ADDRESS_NEW}})</w:t>
             </w:r>
           </w:p>
         </w:tc>
@@ -2882,7 +2870,6 @@
       </w:pPr>
       <w:r>
         <w:rPr>
-          <w:rFonts w:ascii="Times New Roman" w:eastAsia="Times New Roman" w:hAnsi="Times New Roman" w:cs="Times New Roman"/>
           <w:rStyle w:val="Strong"/>
           <w:sz w:val="26"/>
           <w:szCs w:val="26"/>
@@ -2891,7 +2878,6 @@
       </w:r>
       <w:r>
         <w:rPr>
-          <w:rFonts w:ascii="Times New Roman" w:eastAsia="Times New Roman" w:hAnsi="Times New Roman" w:cs="Times New Roman"/>
           <w:sz w:val="26"/>
           <w:szCs w:val="26"/>
         </w:rPr>
@@ -2936,7 +2922,7 @@
             </w:pPr>
             <w:r>
               <w:rPr>
-                <w:rFonts w:ascii="Times New Roman" w:eastAsia="Times New Roman" w:hAnsi="Times New Roman" w:cs="Times New Roman"/>
+                <w:rFonts w:ascii="Times New Roman" w:hAnsi="Times New Roman"/>
                 <w:noProof/>
                 <w:szCs w:val="26"/>
               </w:rPr>
@@ -2964,7 +2950,7 @@
             </w:pPr>
             <w:r>
               <w:rPr>
-                <w:rFonts w:ascii="Times New Roman" w:eastAsia="Times New Roman" w:hAnsi="Times New Roman" w:cs="Times New Roman"/>
+                <w:rFonts w:ascii="Times New Roman" w:hAnsi="Times New Roman"/>
                 <w:noProof/>
                 <w:szCs w:val="26"/>
               </w:rPr>
@@ -2972,7 +2958,7 @@
             </w:r>
             <w:r>
               <w:rPr>
-                <w:rFonts w:ascii="Times New Roman" w:eastAsia="Times New Roman" w:hAnsi="Times New Roman" w:cs="Times New Roman"/>
+                <w:rFonts w:ascii="Times New Roman" w:hAnsi="Times New Roman"/>
                 <w:b/>
                 <w:bCs/>
                 <w:szCs w:val="26"/>
@@ -2982,7 +2968,7 @@
             <w:r>
               <w:rPr>
                 <w:rStyle w:val="Emphasis"/>
-                <w:rFonts w:ascii="Times New Roman" w:eastAsia="Times New Roman" w:hAnsi="Times New Roman" w:cs="Times New Roman"/>
+                <w:rFonts w:ascii="Times New Roman" w:hAnsi="Times New Roman" w:eastAsiaTheme="majorEastAsia"/>
                 <w:b/>
                 <w:bCs/>
                 <w:i w:val="0"/>
@@ -3025,7 +3011,7 @@
             </w:pPr>
             <w:r>
               <w:rPr>
-                <w:rFonts w:ascii="Times New Roman" w:eastAsia="Times New Roman" w:hAnsi="Times New Roman" w:cs="Times New Roman"/>
+                <w:rFonts w:ascii="Times New Roman" w:hAnsi="Times New Roman"/>
                 <w:noProof/>
                 <w:szCs w:val="26"/>
               </w:rPr>
@@ -3053,7 +3039,7 @@
             </w:pPr>
             <w:r>
               <w:rPr>
-                <w:rFonts w:ascii="Times New Roman" w:eastAsia="Times New Roman" w:hAnsi="Times New Roman" w:cs="Times New Roman"/>
+                <w:rFonts w:ascii="Times New Roman" w:hAnsi="Times New Roman"/>
                 <w:noProof/>
                 <w:szCs w:val="26"/>
               </w:rPr>
@@ -3093,7 +3079,7 @@
             </w:pPr>
             <w:r>
               <w:rPr>
-                <w:rFonts w:ascii="Times New Roman" w:eastAsia="Times New Roman" w:hAnsi="Times New Roman" w:cs="Times New Roman"/>
+                <w:rFonts w:ascii="Times New Roman" w:hAnsi="Times New Roman"/>
                 <w:noProof/>
                 <w:szCs w:val="26"/>
                 <w:lang w:val="fr-FR"/>
@@ -3122,7 +3108,7 @@
             </w:pPr>
             <w:r>
               <w:rPr>
-                <w:rFonts w:ascii="Times New Roman" w:eastAsia="Times New Roman" w:hAnsi="Times New Roman" w:cs="Times New Roman"/>
+                <w:rFonts w:ascii="Times New Roman" w:hAnsi="Times New Roman"/>
                 <w:noProof/>
                 <w:szCs w:val="26"/>
                 <w:lang w:val="fr-FR"/>
@@ -3131,7 +3117,7 @@
             </w:r>
             <w:r>
               <w:rPr>
-                <w:rFonts w:ascii="Times New Roman" w:eastAsia="Times New Roman" w:hAnsi="Times New Roman" w:cs="Times New Roman"/>
+                <w:rFonts w:ascii="Times New Roman" w:hAnsi="Times New Roman"/>
                 <w:noProof/>
                 <w:szCs w:val="26"/>
                 <w:lang w:val="vi-VN"/>
@@ -3140,7 +3126,7 @@
             </w:r>
             <w:r>
               <w:rPr>
-                <w:rFonts w:ascii="Times New Roman" w:eastAsia="Times New Roman" w:hAnsi="Times New Roman" w:cs="Times New Roman"/>
+                <w:rFonts w:ascii="Times New Roman" w:hAnsi="Times New Roman"/>
                 <w:szCs w:val="26"/>
                 <w:lang w:val="vi-VN"/>
               </w:rPr>
@@ -3180,7 +3166,7 @@
             </w:pPr>
             <w:r>
               <w:rPr>
-                <w:rFonts w:ascii="Times New Roman" w:eastAsia="Times New Roman" w:hAnsi="Times New Roman" w:cs="Times New Roman"/>
+                <w:rFonts w:ascii="Times New Roman" w:hAnsi="Times New Roman" w:cs="Cambria"/>
                 <w:noProof/>
                 <w:szCs w:val="26"/>
               </w:rPr>
@@ -3188,7 +3174,7 @@
             </w:r>
             <w:r>
               <w:rPr>
-                <w:rFonts w:ascii="Times New Roman" w:eastAsia="Times New Roman" w:hAnsi="Times New Roman" w:cs="Times New Roman"/>
+                <w:rFonts w:ascii="Times New Roman" w:hAnsi="Times New Roman"/>
                 <w:noProof/>
                 <w:szCs w:val="26"/>
               </w:rPr>
@@ -3196,7 +3182,7 @@
             </w:r>
             <w:r>
               <w:rPr>
-                <w:rFonts w:ascii="Times New Roman" w:eastAsia="Times New Roman" w:hAnsi="Times New Roman" w:cs="Times New Roman"/>
+                <w:rFonts w:ascii="Times New Roman" w:hAnsi="Times New Roman" w:cs="Cambria"/>
                 <w:noProof/>
                 <w:szCs w:val="26"/>
               </w:rPr>
@@ -3204,7 +3190,7 @@
             </w:r>
             <w:r>
               <w:rPr>
-                <w:rFonts w:ascii="Times New Roman" w:eastAsia="Times New Roman" w:hAnsi="Times New Roman" w:cs="Times New Roman"/>
+                <w:rFonts w:ascii="Times New Roman" w:hAnsi="Times New Roman"/>
                 <w:noProof/>
                 <w:szCs w:val="26"/>
               </w:rPr>
@@ -3212,7 +3198,7 @@
             </w:r>
             <w:r>
               <w:rPr>
-                <w:rFonts w:ascii="Times New Roman" w:eastAsia="Times New Roman" w:hAnsi="Times New Roman" w:cs="Times New Roman"/>
+                <w:rFonts w:ascii="Times New Roman" w:hAnsi="Times New Roman" w:cs="Cambria"/>
                 <w:noProof/>
                 <w:szCs w:val="26"/>
               </w:rPr>
@@ -3220,7 +3206,7 @@
             </w:r>
             <w:r>
               <w:rPr>
-                <w:rFonts w:ascii="Times New Roman" w:eastAsia="Times New Roman" w:hAnsi="Times New Roman" w:cs="Times New Roman"/>
+                <w:rFonts w:ascii="Times New Roman" w:hAnsi="Times New Roman"/>
                 <w:noProof/>
                 <w:szCs w:val="26"/>
               </w:rPr>
@@ -3248,7 +3234,7 @@
             </w:pPr>
             <w:r>
               <w:rPr>
-                <w:rFonts w:ascii="Times New Roman" w:eastAsia="Times New Roman" w:hAnsi="Times New Roman" w:cs="Times New Roman"/>
+                <w:rFonts w:ascii="Times New Roman" w:hAnsi="Times New Roman"/>
                 <w:noProof/>
                 <w:szCs w:val="26"/>
               </w:rPr>
@@ -3256,7 +3242,7 @@
             </w:r>
             <w:r>
               <w:rPr>
-                <w:rFonts w:ascii="Times New Roman" w:eastAsia="Times New Roman" w:hAnsi="Times New Roman" w:cs="Times New Roman"/>
+                <w:rFonts w:ascii="Times New Roman" w:hAnsi="Times New Roman"/>
                 <w:noProof/>
                 <w:szCs w:val="26"/>
                 <w:lang w:val="vi-VN"/>
@@ -3282,7 +3268,7 @@
       </w:pPr>
       <w:r>
         <w:rPr>
-          <w:rFonts w:ascii="Times New Roman" w:eastAsia="Times New Roman" w:hAnsi="Times New Roman" w:cs="Times New Roman"/>
+          <w:rFonts w:ascii="Times New Roman" w:hAnsi="Times New Roman"/>
           <w:i/>
           <w:szCs w:val="26"/>
           <w:lang w:val="fr-FR"/>
@@ -3303,7 +3289,6 @@
       </w:pPr>
       <w:r>
         <w:rPr>
-          <w:rFonts w:ascii="Times New Roman" w:eastAsia="Times New Roman" w:hAnsi="Times New Roman" w:cs="Times New Roman"/>
           <w:sz w:val="26"/>
           <w:szCs w:val="26"/>
         </w:rPr>
@@ -3323,7 +3308,6 @@
       </w:pPr>
       <w:r>
         <w:rPr>
-          <w:rFonts w:ascii="Times New Roman" w:eastAsia="Times New Roman" w:hAnsi="Times New Roman" w:cs="Times New Roman"/>
           <w:sz w:val="26"/>
           <w:szCs w:val="26"/>
         </w:rPr>
@@ -3343,7 +3327,6 @@
       </w:pPr>
       <w:r>
         <w:rPr>
-          <w:rFonts w:ascii="Times New Roman" w:eastAsia="Times New Roman" w:hAnsi="Times New Roman" w:cs="Times New Roman"/>
           <w:sz w:val="26"/>
           <w:szCs w:val="26"/>
         </w:rPr>
@@ -3363,7 +3346,6 @@
       </w:pPr>
       <w:r>
         <w:rPr>
-          <w:rFonts w:ascii="Times New Roman" w:eastAsia="Times New Roman" w:hAnsi="Times New Roman" w:cs="Times New Roman"/>
           <w:sz w:val="26"/>
           <w:szCs w:val="26"/>
         </w:rPr>
@@ -3403,7 +3385,7 @@
             </w:pPr>
             <w:r>
               <w:rPr>
-                <w:rFonts w:ascii="Times New Roman" w:eastAsia="Times New Roman" w:hAnsi="Times New Roman" w:cs="Times New Roman"/>
+                <w:rFonts w:ascii="Times New Roman" w:hAnsi="Times New Roman"/>
                 <w:b/>
                 <w:szCs w:val="28"/>
               </w:rPr>
@@ -3422,7 +3404,7 @@
             </w:pPr>
             <w:r>
               <w:rPr>
-                <w:rFonts w:ascii="Times New Roman" w:eastAsia="Times New Roman" w:hAnsi="Times New Roman" w:cs="Times New Roman"/>
+                <w:rFonts w:ascii="Times New Roman" w:hAnsi="Times New Roman"/>
                 <w:szCs w:val="28"/>
               </w:rPr>
               <w:t xml:space="preserve"> </w:t>
@@ -3456,7 +3438,7 @@
             </w:pPr>
             <w:r>
               <w:rPr>
-                <w:rFonts w:ascii="Times New Roman" w:eastAsia="Times New Roman" w:hAnsi="Times New Roman" w:cs="Times New Roman"/>
+                <w:rFonts w:ascii="Times New Roman" w:hAnsi="Times New Roman"/>
                 <w:b/>
                 <w:szCs w:val="28"/>
               </w:rPr>
@@ -3475,7 +3457,7 @@
             </w:pPr>
             <w:r>
               <w:rPr>
-                <w:rFonts w:ascii="Times New Roman" w:eastAsia="Times New Roman" w:hAnsi="Times New Roman" w:cs="Times New Roman"/>
+                <w:rFonts w:ascii="Times New Roman" w:hAnsi="Times New Roman"/>
                 <w:b/>
                 <w:szCs w:val="28"/>
               </w:rPr>
@@ -3572,7 +3554,7 @@
             </w:pPr>
             <w:r>
               <w:rPr>
-                <w:rFonts w:ascii="Times New Roman" w:eastAsia="Times New Roman" w:hAnsi="Times New Roman" w:cs="Times New Roman"/>
+                <w:rFonts w:ascii="Times New Roman" w:hAnsi="Times New Roman"/>
                 <w:b/>
               </w:rPr>
               <w:t>{{OWNER_NAME}}</w:t>
@@ -3597,7 +3579,7 @@
             </w:pPr>
             <w:r>
               <w:rPr>
-                <w:rFonts w:ascii="Times New Roman" w:eastAsia="Times New Roman" w:hAnsi="Times New Roman" w:cs="Times New Roman"/>
+                <w:rFonts w:ascii="Times New Roman" w:hAnsi="Times New Roman"/>
                 <w:b/>
                 <w:bCs/>
                 <w:iCs/>
@@ -3642,7 +3624,7 @@
             </w:pPr>
             <w:r>
               <w:rPr>
-                <w:rFonts w:ascii="Times New Roman" w:eastAsia="Times New Roman" w:hAnsi="Times New Roman" w:cs="Times New Roman"/>
+                <w:rFonts w:ascii="Times New Roman" w:hAnsi="Times New Roman"/>
                 <w:szCs w:val="28"/>
                 <w:lang w:val="vi-VN"/>
               </w:rPr>
@@ -3664,7 +3646,7 @@
             </w:pPr>
             <w:r>
               <w:rPr>
-                <w:rFonts w:ascii="Times New Roman" w:eastAsia="Times New Roman" w:hAnsi="Times New Roman" w:cs="Times New Roman"/>
+                <w:rFonts w:ascii="Times New Roman" w:hAnsi="Times New Roman"/>
                 <w:b/>
                 <w:szCs w:val="28"/>
               </w:rPr>
@@ -3695,7 +3677,7 @@
             </w:pPr>
             <w:r>
               <w:rPr>
-                <w:rFonts w:ascii="Times New Roman" w:eastAsia="Times New Roman" w:hAnsi="Times New Roman" w:cs="Times New Roman"/>
+                <w:rFonts w:ascii="Times New Roman" w:hAnsi="Times New Roman"/>
                 <w:b/>
                 <w:bCs/>
                 <w:szCs w:val="28"/>
@@ -3795,7 +3777,7 @@
             </w:r>
             <w:r>
               <w:rPr>
-                <w:rFonts w:ascii="Times New Roman" w:eastAsia="Times New Roman" w:hAnsi="Times New Roman" w:cs="Times New Roman"/>
+                <w:rFonts w:ascii="Times New Roman" w:hAnsi="Times New Roman"/>
                 <w:b/>
                 <w:bCs/>
                 <w:szCs w:val="28"/>
@@ -3937,7 +3919,7 @@
       </w:pPr>
       <w:r>
         <w:rPr>
-          <w:rFonts w:ascii="Times New Roman" w:eastAsia="Times New Roman" w:hAnsi="Times New Roman" w:cs="Times New Roman"/>
+          <w:rFonts w:ascii="Times New Roman" w:hAnsi="Times New Roman" w:cs="Times New Roman"/>
           <w:b/>
           <w:bCs/>
           <w:color w:val="auto"/>
@@ -3968,7 +3950,7 @@
       </w:pPr>
       <w:r>
         <w:rPr>
-          <w:rFonts w:ascii="Times New Roman" w:eastAsia="Times New Roman" w:hAnsi="Times New Roman" w:cs="Times New Roman"/>
+          <w:rFonts w:ascii="Times New Roman" w:hAnsi="Times New Roman"/>
           <w:b/>
           <w:bCs/>
           <w:szCs w:val="26"/>
@@ -3977,7 +3959,7 @@
       </w:r>
       <w:r>
         <w:rPr>
-          <w:rFonts w:ascii="Times New Roman" w:eastAsia="Times New Roman" w:hAnsi="Times New Roman" w:cs="Times New Roman"/>
+          <w:rFonts w:ascii="Times New Roman" w:hAnsi="Times New Roman" w:eastAsiaTheme="majorEastAsia"/>
           <w:szCs w:val="26"/>
         </w:rPr>
         <w:t xml:space="preserve"> </w:t>
@@ -3985,7 +3967,7 @@
       <w:r>
         <w:rPr>
           <w:rStyle w:val="Strong"/>
-          <w:rFonts w:ascii="Times New Roman" w:eastAsia="Times New Roman" w:hAnsi="Times New Roman" w:cs="Times New Roman"/>
+          <w:rFonts w:ascii="Times New Roman" w:hAnsi="Times New Roman"/>
           <w:szCs w:val="26"/>
         </w:rPr>
         <w:t>{{SITE_ID}}</w:t>
@@ -4009,16 +3991,16 @@
       </w:pPr>
       <w:r>
         <w:rPr>
-          <w:rFonts w:ascii="Times New Roman" w:eastAsia="Times New Roman" w:hAnsi="Times New Roman" w:cs="Times New Roman"/>
+          <w:rFonts w:ascii="Times New Roman" w:hAnsi="Times New Roman"/>
           <w:b/>
           <w:bCs/>
           <w:szCs w:val="26"/>
         </w:rPr>
-        <w:t xml:space="preserve">Địa chỉ trạm: {{ADDRESS}} </w:t>
-      </w:r>
-      <w:r>
-        <w:rPr>
-          <w:rFonts w:ascii="Times New Roman" w:eastAsia="Times New Roman" w:hAnsi="Times New Roman" w:cs="Times New Roman"/>
+        <w:t xml:space="preserve">Địa chỉ trạm: {{ADDRESS_OLD}} </w:t>
+      </w:r>
+      <w:r>
+        <w:rPr>
+          <w:rFonts w:ascii="Times New Roman" w:hAnsi="Times New Roman"/>
           <w:b/>
           <w:bCs/>
           <w:szCs w:val="26"/>
@@ -4045,7 +4027,7 @@
       </w:pPr>
       <w:r>
         <w:rPr>
-          <w:rFonts w:ascii="Times New Roman" w:eastAsia="Times New Roman" w:hAnsi="Times New Roman" w:cs="Times New Roman"/>
+          <w:rFonts w:ascii="Times New Roman" w:hAnsi="Times New Roman"/>
           <w:b/>
           <w:bCs/>
           <w:szCs w:val="26"/>
@@ -4069,7 +4051,7 @@
       <w:bookmarkStart w:name="_Hlk76390970" w:id="2"/>
       <w:r>
         <w:rPr>
-          <w:rFonts w:ascii="Times New Roman" w:eastAsia="Times New Roman" w:hAnsi="Times New Roman" w:cs="Times New Roman"/>
+          <w:rFonts w:ascii="Times New Roman" w:hAnsi="Times New Roman"/>
           <w:b/>
           <w:bCs/>
           <w:szCs w:val="26"/>
@@ -4080,7 +4062,7 @@
       <w:bookmarkEnd w:id="2"/>
       <w:r>
         <w:rPr>
-          <w:rFonts w:ascii="Times New Roman" w:eastAsia="Times New Roman" w:hAnsi="Times New Roman" w:cs="Times New Roman"/>
+          <w:rFonts w:ascii="Times New Roman" w:hAnsi="Times New Roman" w:eastAsiaTheme="minorEastAsia"/>
           <w:bCs/>
           <w:i/>
           <w:szCs w:val="26"/>
@@ -4090,7 +4072,7 @@
       </w:r>
       <w:r>
         <w:rPr>
-          <w:rFonts w:ascii="Times New Roman" w:eastAsia="Times New Roman" w:hAnsi="Times New Roman" w:cs="Times New Roman"/>
+          <w:rFonts w:ascii="Times New Roman" w:hAnsi="Times New Roman" w:eastAsiaTheme="minorEastAsia"/>
           <w:b/>
           <w:i/>
           <w:szCs w:val="26"/>
@@ -4113,7 +4095,7 @@
       </w:pPr>
       <w:r>
         <w:rPr>
-          <w:rFonts w:ascii="Times New Roman" w:eastAsia="Times New Roman" w:hAnsi="Times New Roman" w:cs="Times New Roman"/>
+          <w:rFonts w:ascii="Times New Roman" w:hAnsi="Times New Roman"/>
           <w:szCs w:val="26"/>
           <w:lang w:val="vi-VN"/>
         </w:rPr>
@@ -4134,7 +4116,7 @@
       </w:pPr>
       <w:r>
         <w:rPr>
-          <w:rFonts w:ascii="Times New Roman" w:eastAsia="Times New Roman" w:hAnsi="Times New Roman" w:cs="Times New Roman"/>
+          <w:rFonts w:ascii="Times New Roman" w:hAnsi="Times New Roman"/>
           <w:szCs w:val="26"/>
           <w:lang w:val="vi-VN"/>
         </w:rPr>
@@ -4156,7 +4138,7 @@
       </w:pPr>
       <w:r>
         <w:rPr>
-          <w:rFonts w:ascii="Times New Roman" w:eastAsia="Times New Roman" w:hAnsi="Times New Roman" w:cs="Times New Roman"/>
+          <w:rFonts w:ascii="Times New Roman" w:hAnsi="Times New Roman"/>
           <w:b/>
           <w:szCs w:val="26"/>
           <w:lang w:val="vi-VN"/>
@@ -4166,7 +4148,7 @@
       <w:r>
         <w:rPr>
           <w:rStyle w:val="Strong"/>
-          <w:rFonts w:ascii="Times New Roman" w:eastAsia="Times New Roman" w:hAnsi="Times New Roman" w:cs="Times New Roman"/>
+          <w:rFonts w:ascii="Times New Roman" w:hAnsi="Times New Roman"/>
           <w:bCs w:val="0"/>
           <w:szCs w:val="26"/>
           <w:lang w:val="vi-VN"/>
@@ -4175,7 +4157,7 @@
       </w:r>
       <w:r>
         <w:rPr>
-          <w:rFonts w:ascii="Times New Roman" w:eastAsia="Times New Roman" w:hAnsi="Times New Roman" w:cs="Times New Roman"/>
+          <w:rFonts w:ascii="Times New Roman" w:hAnsi="Times New Roman"/>
           <w:b/>
           <w:szCs w:val="26"/>
           <w:lang w:val="vi-VN"/>
@@ -4185,7 +4167,7 @@
       <w:r>
         <w:rPr>
           <w:rStyle w:val="Emphasis"/>
-          <w:rFonts w:ascii="Times New Roman" w:eastAsia="Times New Roman" w:hAnsi="Times New Roman" w:cs="Times New Roman"/>
+          <w:rFonts w:ascii="Times New Roman" w:hAnsi="Times New Roman"/>
           <w:b/>
           <w:i w:val="0"/>
           <w:iCs w:val="0"/>
@@ -4195,7 +4177,7 @@
       </w:r>
       <w:r>
         <w:rPr>
-          <w:rFonts w:ascii="Times New Roman" w:eastAsia="Times New Roman" w:hAnsi="Times New Roman" w:cs="Times New Roman"/>
+          <w:rFonts w:ascii="Times New Roman" w:hAnsi="Times New Roman"/>
           <w:b/>
           <w:szCs w:val="26"/>
           <w:lang w:val="vi-VN"/>
@@ -4218,7 +4200,7 @@
       </w:pPr>
       <w:r>
         <w:rPr>
-          <w:rFonts w:ascii="Times New Roman" w:eastAsia="Times New Roman" w:hAnsi="Times New Roman" w:cs="Times New Roman"/>
+          <w:rFonts w:ascii="Times New Roman" w:hAnsi="Times New Roman"/>
           <w:szCs w:val="26"/>
           <w:lang w:val="vi-VN"/>
         </w:rPr>
@@ -4226,14 +4208,14 @@
       </w:r>
       <w:r>
         <w:rPr>
-          <w:rFonts w:ascii="Times New Roman" w:eastAsia="Times New Roman" w:hAnsi="Times New Roman" w:cs="Times New Roman"/>
+          <w:rFonts w:ascii="Times New Roman" w:hAnsi="Times New Roman"/>
           <w:szCs w:val="26"/>
         </w:rPr>
         <w:t xml:space="preserve"> 2026</w:t>
       </w:r>
       <w:r>
         <w:rPr>
-          <w:rFonts w:ascii="Times New Roman" w:eastAsia="Times New Roman" w:hAnsi="Times New Roman" w:cs="Times New Roman"/>
+          <w:rFonts w:ascii="Times New Roman" w:hAnsi="Times New Roman"/>
           <w:szCs w:val="26"/>
           <w:lang w:val="vi-VN"/>
         </w:rPr>
@@ -4242,7 +4224,7 @@
       <w:r>
         <w:rPr>
           <w:rStyle w:val="Strong"/>
-          <w:rFonts w:ascii="Times New Roman" w:eastAsia="Times New Roman" w:hAnsi="Times New Roman" w:cs="Times New Roman"/>
+          <w:rFonts w:ascii="Times New Roman" w:hAnsi="Times New Roman"/>
           <w:b w:val="0"/>
           <w:bCs w:val="0"/>
           <w:szCs w:val="26"/>
@@ -4252,7 +4234,7 @@
       </w:r>
       <w:r>
         <w:rPr>
-          <w:rFonts w:ascii="Times New Roman" w:eastAsia="Times New Roman" w:hAnsi="Times New Roman" w:cs="Times New Roman"/>
+          <w:rFonts w:ascii="Times New Roman" w:hAnsi="Times New Roman"/>
           <w:szCs w:val="26"/>
           <w:lang w:val="vi-VN"/>
         </w:rPr>
@@ -4260,15 +4242,15 @@
       </w:r>
       <w:r>
         <w:rPr>
-          <w:rFonts w:ascii="Times New Roman" w:eastAsia="Times New Roman" w:hAnsi="Times New Roman" w:cs="Times New Roman"/>
-          <w:szCs w:val="26"/>
-          <w:lang w:val="vi-VN"/>
-        </w:rPr>
-        <w:t>Đồng Nai</w:t>
-      </w:r>
-      <w:r>
-        <w:rPr>
-          <w:rFonts w:ascii="Times New Roman" w:eastAsia="Times New Roman" w:hAnsi="Times New Roman" w:cs="Times New Roman"/>
+          <w:rFonts w:ascii="Times New Roman" w:hAnsi="Times New Roman"/>
+          <w:szCs w:val="26"/>
+          <w:lang w:val="vi-VN"/>
+        </w:rPr>
+        <w:t>Tp Đồng Nai</w:t>
+      </w:r>
+      <w:r>
+        <w:rPr>
+          <w:rFonts w:ascii="Times New Roman" w:hAnsi="Times New Roman"/>
           <w:szCs w:val="26"/>
           <w:lang w:val="vi-VN"/>
         </w:rPr>
@@ -4292,7 +4274,7 @@
       </w:pPr>
       <w:r>
         <w:rPr>
-          <w:rFonts w:ascii="Times New Roman" w:eastAsia="Times New Roman" w:hAnsi="Times New Roman" w:cs="Times New Roman"/>
+          <w:rFonts w:ascii="Times New Roman" w:hAnsi="Times New Roman"/>
           <w:b/>
           <w:bCs/>
           <w:iCs/>
@@ -4315,7 +4297,7 @@
       </w:pPr>
       <w:r>
         <w:rPr>
-          <w:rFonts w:ascii="Times New Roman" w:eastAsia="Times New Roman" w:hAnsi="Times New Roman" w:cs="Times New Roman"/>
+          <w:rFonts w:ascii="Times New Roman" w:hAnsi="Times New Roman"/>
           <w:b/>
           <w:szCs w:val="26"/>
           <w:lang w:val="vi-VN"/>
@@ -4324,7 +4306,7 @@
       </w:r>
       <w:r>
         <w:rPr>
-          <w:rFonts w:ascii="Times New Roman" w:eastAsia="Times New Roman" w:hAnsi="Times New Roman" w:cs="Times New Roman"/>
+          <w:rFonts w:ascii="Times New Roman" w:hAnsi="Times New Roman"/>
           <w:b/>
           <w:bCs/>
           <w:szCs w:val="26"/>
@@ -4334,7 +4316,7 @@
       </w:r>
       <w:r>
         <w:rPr>
-          <w:rFonts w:ascii="Times New Roman" w:eastAsia="Times New Roman" w:hAnsi="Times New Roman" w:cs="Times New Roman"/>
+          <w:rFonts w:ascii="Times New Roman" w:hAnsi="Times New Roman"/>
           <w:b/>
           <w:szCs w:val="26"/>
         </w:rPr>
@@ -4342,7 +4324,7 @@
       </w:r>
       <w:r>
         <w:rPr>
-          <w:rFonts w:ascii="Times New Roman" w:eastAsia="Times New Roman" w:hAnsi="Times New Roman" w:cs="Times New Roman"/>
+          <w:rFonts w:ascii="Times New Roman" w:hAnsi="Times New Roman"/>
           <w:b/>
           <w:i/>
           <w:szCs w:val="26"/>
@@ -4352,7 +4334,7 @@
       </w:r>
       <w:r>
         <w:rPr>
-          <w:rFonts w:ascii="Times New Roman" w:eastAsia="Times New Roman" w:hAnsi="Times New Roman" w:cs="Times New Roman"/>
+          <w:rFonts w:ascii="Times New Roman" w:hAnsi="Times New Roman"/>
           <w:b/>
           <w:i/>
           <w:szCs w:val="26"/>
@@ -4362,7 +4344,7 @@
       </w:r>
       <w:r>
         <w:rPr>
-          <w:rFonts w:ascii="Times New Roman" w:eastAsia="Times New Roman" w:hAnsi="Times New Roman" w:cs="Times New Roman"/>
+          <w:rFonts w:ascii="Times New Roman" w:hAnsi="Times New Roman"/>
           <w:b/>
           <w:szCs w:val="26"/>
           <w:lang w:val="vi-VN"/>
@@ -4390,7 +4372,7 @@
       </w:pPr>
       <w:r>
         <w:rPr>
-          <w:rFonts w:ascii="Times New Roman" w:eastAsia="Times New Roman" w:hAnsi="Times New Roman" w:cs="Times New Roman"/>
+          <w:rFonts w:ascii="Times New Roman" w:hAnsi="Times New Roman"/>
           <w:noProof/>
           <w:szCs w:val="26"/>
         </w:rPr>
@@ -4398,7 +4380,7 @@
       </w:r>
       <w:r>
         <w:rPr>
-          <w:rFonts w:ascii="Times New Roman" w:eastAsia="Times New Roman" w:hAnsi="Times New Roman" w:cs="Times New Roman"/>
+          <w:rFonts w:ascii="Times New Roman" w:hAnsi="Times New Roman"/>
           <w:noProof/>
           <w:szCs w:val="26"/>
         </w:rPr>
@@ -4426,18 +4408,18 @@
       </w:pPr>
       <w:r>
         <w:rPr>
-          <w:rFonts w:ascii="Times New Roman" w:eastAsia="Times New Roman" w:hAnsi="Times New Roman" w:cs="Times New Roman"/>
+          <w:rFonts w:ascii="Times New Roman" w:hAnsi="Times New Roman"/>
           <w:szCs w:val="26"/>
         </w:rPr>
         <w:t xml:space="preserve">Địa chỉ trạm </w:t>
       </w:r>
       <w:r>
         <w:rPr>
-          <w:rFonts w:ascii="Times New Roman" w:eastAsia="Times New Roman" w:hAnsi="Times New Roman" w:cs="Times New Roman"/>
+          <w:rFonts w:ascii="Times New Roman" w:hAnsi="Times New Roman"/>
           <w:szCs w:val="26"/>
         </w:rPr>
         <w:tab/>
-        <w:t>:{{ADDRESS}}</w:t>
+        <w:t>:{{ADDRESS_OLD}} ({{ADDRESS_NEW}})</w:t>
       </w:r>
     </w:p>
     <w:p>
@@ -4459,14 +4441,14 @@
       </w:pPr>
       <w:r>
         <w:rPr>
-          <w:rFonts w:ascii="Times New Roman" w:eastAsia="Times New Roman" w:hAnsi="Times New Roman" w:cs="Times New Roman"/>
+          <w:rFonts w:ascii="Times New Roman" w:hAnsi="Times New Roman"/>
           <w:szCs w:val="26"/>
         </w:rPr>
         <w:t>Địa chỉ liên hệ</w:t>
       </w:r>
       <w:r>
         <w:rPr>
-          <w:rFonts w:ascii="Times New Roman" w:eastAsia="Times New Roman" w:hAnsi="Times New Roman" w:cs="Times New Roman"/>
+          <w:rFonts w:ascii="Times New Roman" w:hAnsi="Times New Roman"/>
           <w:szCs w:val="26"/>
         </w:rPr>
         <w:tab/>
@@ -4492,14 +4474,14 @@
       </w:pPr>
       <w:r>
         <w:rPr>
-          <w:rFonts w:ascii="Times New Roman" w:eastAsia="Times New Roman" w:hAnsi="Times New Roman" w:cs="Times New Roman"/>
+          <w:rFonts w:ascii="Times New Roman" w:hAnsi="Times New Roman"/>
           <w:szCs w:val="26"/>
         </w:rPr>
         <w:t xml:space="preserve">Điện thọai </w:t>
       </w:r>
       <w:r>
         <w:rPr>
-          <w:rFonts w:ascii="Times New Roman" w:eastAsia="Times New Roman" w:hAnsi="Times New Roman" w:cs="Times New Roman"/>
+          <w:rFonts w:ascii="Times New Roman" w:hAnsi="Times New Roman"/>
           <w:szCs w:val="26"/>
         </w:rPr>
         <w:tab/>
@@ -4525,14 +4507,14 @@
       </w:pPr>
       <w:r>
         <w:rPr>
-          <w:rFonts w:ascii="Times New Roman" w:eastAsia="Times New Roman" w:hAnsi="Times New Roman" w:cs="Times New Roman"/>
+          <w:rFonts w:ascii="Times New Roman" w:hAnsi="Times New Roman"/>
           <w:szCs w:val="26"/>
         </w:rPr>
         <w:t>Chủ tài khoản</w:t>
       </w:r>
       <w:r>
         <w:rPr>
-          <w:rFonts w:ascii="Times New Roman" w:eastAsia="Times New Roman" w:hAnsi="Times New Roman" w:cs="Times New Roman"/>
+          <w:rFonts w:ascii="Times New Roman" w:hAnsi="Times New Roman"/>
           <w:szCs w:val="26"/>
         </w:rPr>
         <w:tab/>
@@ -4558,14 +4540,14 @@
       </w:pPr>
       <w:r>
         <w:rPr>
-          <w:rFonts w:ascii="Times New Roman" w:eastAsia="Times New Roman" w:hAnsi="Times New Roman" w:cs="Times New Roman"/>
+          <w:rFonts w:ascii="Times New Roman" w:hAnsi="Times New Roman"/>
           <w:szCs w:val="26"/>
         </w:rPr>
         <w:t>Số tài khoản</w:t>
       </w:r>
       <w:r>
         <w:rPr>
-          <w:rFonts w:ascii="Times New Roman" w:eastAsia="Times New Roman" w:hAnsi="Times New Roman" w:cs="Times New Roman"/>
+          <w:rFonts w:ascii="Times New Roman" w:hAnsi="Times New Roman"/>
           <w:szCs w:val="26"/>
         </w:rPr>
         <w:tab/>
@@ -4592,14 +4574,14 @@
       </w:pPr>
       <w:r>
         <w:rPr>
-          <w:rFonts w:ascii="Times New Roman" w:eastAsia="Times New Roman" w:hAnsi="Times New Roman" w:cs="Times New Roman"/>
+          <w:rFonts w:ascii="Times New Roman" w:hAnsi="Times New Roman"/>
           <w:szCs w:val="26"/>
         </w:rPr>
         <w:t>Ngân hàng</w:t>
       </w:r>
       <w:r>
         <w:rPr>
-          <w:rFonts w:ascii="Times New Roman" w:eastAsia="Times New Roman" w:hAnsi="Times New Roman" w:cs="Times New Roman"/>
+          <w:rFonts w:ascii="Times New Roman" w:hAnsi="Times New Roman"/>
           <w:szCs w:val="26"/>
         </w:rPr>
         <w:tab/>
@@ -4621,7 +4603,7 @@
       </w:pPr>
       <w:r>
         <w:rPr>
-          <w:rFonts w:ascii="Times New Roman" w:eastAsia="Times New Roman" w:hAnsi="Times New Roman" w:cs="Times New Roman"/>
+          <w:rFonts w:ascii="Times New Roman" w:hAnsi="Times New Roman"/>
           <w:b/>
           <w:szCs w:val="26"/>
         </w:rPr>
@@ -4629,7 +4611,7 @@
       </w:r>
       <w:r>
         <w:rPr>
-          <w:rFonts w:ascii="Times New Roman" w:eastAsia="Times New Roman" w:hAnsi="Times New Roman" w:cs="Times New Roman"/>
+          <w:rFonts w:ascii="Times New Roman" w:hAnsi="Times New Roman"/>
           <w:b/>
           <w:bCs/>
           <w:szCs w:val="26"/>
@@ -4639,14 +4621,14 @@
       <w:r>
         <w:rPr>
           <w:rStyle w:val="Strong"/>
-          <w:rFonts w:ascii="Times New Roman" w:eastAsia="Times New Roman" w:hAnsi="Times New Roman" w:cs="Times New Roman"/>
+          <w:rFonts w:ascii="Times New Roman" w:hAnsi="Times New Roman"/>
           <w:szCs w:val="26"/>
         </w:rPr>
         <w:t>MOBIFONE ĐỒNG NAI – Chi nhánh Tổng Công ty Viễn Thông MobiFone</w:t>
       </w:r>
       <w:r>
         <w:rPr>
-          <w:rFonts w:ascii="Times New Roman" w:eastAsia="Times New Roman" w:hAnsi="Times New Roman" w:cs="Times New Roman"/>
+          <w:rFonts w:ascii="Times New Roman" w:hAnsi="Times New Roman"/>
           <w:b/>
           <w:i/>
           <w:szCs w:val="26"/>
@@ -4655,7 +4637,7 @@
       </w:r>
       <w:r>
         <w:rPr>
-          <w:rFonts w:ascii="Times New Roman" w:eastAsia="Times New Roman" w:hAnsi="Times New Roman" w:cs="Times New Roman"/>
+          <w:rFonts w:ascii="Times New Roman" w:hAnsi="Times New Roman"/>
           <w:b/>
           <w:szCs w:val="26"/>
         </w:rPr>
@@ -4683,7 +4665,7 @@
       </w:pPr>
       <w:r>
         <w:rPr>
-          <w:rFonts w:ascii="Times New Roman" w:eastAsia="Times New Roman" w:hAnsi="Times New Roman" w:cs="Times New Roman"/>
+          <w:rFonts w:ascii="Times New Roman" w:hAnsi="Times New Roman"/>
           <w:noProof/>
           <w:szCs w:val="26"/>
         </w:rPr>
@@ -4691,7 +4673,7 @@
       </w:r>
       <w:r>
         <w:rPr>
-          <w:rFonts w:ascii="Times New Roman" w:eastAsia="Times New Roman" w:hAnsi="Times New Roman" w:cs="Times New Roman"/>
+          <w:rFonts w:ascii="Times New Roman" w:hAnsi="Times New Roman"/>
           <w:noProof/>
           <w:szCs w:val="26"/>
         </w:rPr>
@@ -4700,7 +4682,7 @@
       </w:r>
       <w:r>
         <w:rPr>
-          <w:rFonts w:ascii="Times New Roman" w:eastAsia="Times New Roman" w:hAnsi="Times New Roman" w:cs="Times New Roman"/>
+          <w:rFonts w:ascii="Times New Roman" w:hAnsi="Times New Roman"/>
           <w:b/>
           <w:bCs/>
           <w:szCs w:val="26"/>
@@ -4710,7 +4692,7 @@
       <w:r>
         <w:rPr>
           <w:rStyle w:val="Emphasis"/>
-          <w:rFonts w:ascii="Times New Roman" w:eastAsia="Times New Roman" w:hAnsi="Times New Roman" w:cs="Times New Roman"/>
+          <w:rFonts w:ascii="Times New Roman" w:hAnsi="Times New Roman" w:eastAsiaTheme="majorEastAsia"/>
           <w:b/>
           <w:bCs/>
           <w:i w:val="0"/>
@@ -4742,7 +4724,7 @@
       </w:pPr>
       <w:r>
         <w:rPr>
-          <w:rFonts w:ascii="Times New Roman" w:eastAsia="Times New Roman" w:hAnsi="Times New Roman" w:cs="Times New Roman"/>
+          <w:rFonts w:ascii="Times New Roman" w:hAnsi="Times New Roman"/>
           <w:noProof/>
           <w:szCs w:val="26"/>
         </w:rPr>
@@ -4750,7 +4732,7 @@
       </w:r>
       <w:r>
         <w:rPr>
-          <w:rFonts w:ascii="Times New Roman" w:eastAsia="Times New Roman" w:hAnsi="Times New Roman" w:cs="Times New Roman"/>
+          <w:rFonts w:ascii="Times New Roman" w:hAnsi="Times New Roman"/>
           <w:noProof/>
           <w:szCs w:val="26"/>
         </w:rPr>
@@ -4780,7 +4762,7 @@
       </w:pPr>
       <w:r>
         <w:rPr>
-          <w:rFonts w:ascii="Times New Roman" w:eastAsia="Times New Roman" w:hAnsi="Times New Roman" w:cs="Times New Roman"/>
+          <w:rFonts w:ascii="Times New Roman" w:hAnsi="Times New Roman"/>
           <w:noProof/>
           <w:szCs w:val="26"/>
           <w:lang w:val="fr-FR"/>
@@ -4789,7 +4771,7 @@
       </w:r>
       <w:r>
         <w:rPr>
-          <w:rFonts w:ascii="Times New Roman" w:eastAsia="Times New Roman" w:hAnsi="Times New Roman" w:cs="Times New Roman"/>
+          <w:rFonts w:ascii="Times New Roman" w:hAnsi="Times New Roman"/>
           <w:noProof/>
           <w:szCs w:val="26"/>
           <w:lang w:val="fr-FR"/>
@@ -4799,7 +4781,7 @@
       </w:r>
       <w:r>
         <w:rPr>
-          <w:rFonts w:ascii="Times New Roman" w:eastAsia="Times New Roman" w:hAnsi="Times New Roman" w:cs="Times New Roman"/>
+          <w:rFonts w:ascii="Times New Roman" w:hAnsi="Times New Roman"/>
           <w:noProof/>
           <w:szCs w:val="26"/>
           <w:lang w:val="vi-VN"/>
@@ -4808,16 +4790,16 @@
       </w:r>
       <w:r>
         <w:rPr>
-          <w:rFonts w:ascii="Times New Roman" w:eastAsia="Times New Roman" w:hAnsi="Times New Roman" w:cs="Times New Roman"/>
+          <w:rFonts w:ascii="Times New Roman" w:hAnsi="Times New Roman"/>
           <w:noProof/>
           <w:szCs w:val="26"/>
           <w:lang w:val="vi-VN"/>
         </w:rPr>
-        <w:t>Đồng Nai</w:t>
-      </w:r>
-      <w:r>
-        <w:rPr>
-          <w:rFonts w:ascii="Times New Roman" w:eastAsia="Times New Roman" w:hAnsi="Times New Roman" w:cs="Times New Roman"/>
+        <w:t>Tp Đồng Nai</w:t>
+      </w:r>
+      <w:r>
+        <w:rPr>
+          <w:rFonts w:ascii="Times New Roman" w:hAnsi="Times New Roman"/>
           <w:szCs w:val="26"/>
           <w:lang w:val="vi-VN"/>
         </w:rPr>
@@ -4846,7 +4828,7 @@
       </w:pPr>
       <w:r>
         <w:rPr>
-          <w:rFonts w:ascii="Times New Roman" w:eastAsia="Times New Roman" w:hAnsi="Times New Roman" w:cs="Times New Roman"/>
+          <w:rFonts w:ascii="Times New Roman" w:hAnsi="Times New Roman"/>
           <w:noProof/>
           <w:szCs w:val="26"/>
         </w:rPr>
@@ -4854,7 +4836,7 @@
       </w:r>
       <w:r>
         <w:rPr>
-          <w:rFonts w:ascii="Times New Roman" w:eastAsia="Times New Roman" w:hAnsi="Times New Roman" w:cs="Times New Roman"/>
+          <w:rFonts w:ascii="Times New Roman" w:hAnsi="Times New Roman"/>
           <w:noProof/>
           <w:szCs w:val="26"/>
         </w:rPr>
@@ -4863,7 +4845,7 @@
       </w:r>
       <w:r>
         <w:rPr>
-          <w:rFonts w:ascii="Times New Roman" w:eastAsia="Times New Roman" w:hAnsi="Times New Roman" w:cs="Times New Roman"/>
+          <w:rFonts w:ascii="Times New Roman" w:hAnsi="Times New Roman"/>
           <w:noProof/>
           <w:szCs w:val="26"/>
           <w:lang w:val="vi-VN"/>
@@ -4893,7 +4875,7 @@
       </w:pPr>
       <w:r>
         <w:rPr>
-          <w:rFonts w:ascii="Times New Roman" w:eastAsia="Times New Roman" w:hAnsi="Times New Roman" w:cs="Times New Roman"/>
+          <w:rFonts w:ascii="Times New Roman" w:hAnsi="Times New Roman"/>
           <w:noProof/>
           <w:szCs w:val="26"/>
         </w:rPr>
@@ -4901,7 +4883,7 @@
       </w:r>
       <w:r>
         <w:rPr>
-          <w:rFonts w:ascii="Times New Roman" w:eastAsia="Times New Roman" w:hAnsi="Times New Roman" w:cs="Times New Roman"/>
+          <w:rFonts w:ascii="Times New Roman" w:hAnsi="Times New Roman"/>
           <w:noProof/>
           <w:szCs w:val="26"/>
           <w:lang w:val="vi-VN"/>
@@ -4910,7 +4892,7 @@
       </w:r>
       <w:r>
         <w:rPr>
-          <w:rFonts w:ascii="Times New Roman" w:eastAsia="Times New Roman" w:hAnsi="Times New Roman" w:cs="Times New Roman"/>
+          <w:rFonts w:ascii="Times New Roman" w:hAnsi="Times New Roman"/>
           <w:noProof/>
           <w:szCs w:val="26"/>
         </w:rPr>
@@ -4918,7 +4900,7 @@
       </w:r>
       <w:r>
         <w:rPr>
-          <w:rFonts w:ascii="Times New Roman" w:eastAsia="Times New Roman" w:hAnsi="Times New Roman" w:cs="Times New Roman"/>
+          <w:rFonts w:ascii="Times New Roman" w:hAnsi="Times New Roman"/>
           <w:noProof/>
           <w:szCs w:val="26"/>
           <w:lang w:val="fr-FR"/>
@@ -4948,7 +4930,7 @@
       </w:pPr>
       <w:r>
         <w:rPr>
-          <w:rFonts w:ascii="Times New Roman" w:eastAsia="Times New Roman" w:hAnsi="Times New Roman" w:cs="Times New Roman"/>
+          <w:rFonts w:ascii="Times New Roman" w:hAnsi="Times New Roman"/>
           <w:noProof/>
           <w:szCs w:val="26"/>
         </w:rPr>
@@ -4956,7 +4938,7 @@
       </w:r>
       <w:r>
         <w:rPr>
-          <w:rFonts w:ascii="Times New Roman" w:eastAsia="Times New Roman" w:hAnsi="Times New Roman" w:cs="Times New Roman"/>
+          <w:rFonts w:ascii="Times New Roman" w:hAnsi="Times New Roman"/>
           <w:noProof/>
           <w:szCs w:val="26"/>
         </w:rPr>
@@ -4965,7 +4947,7 @@
       </w:r>
       <w:r>
         <w:rPr>
-          <w:rFonts w:ascii="Times New Roman" w:eastAsia="Times New Roman" w:hAnsi="Times New Roman" w:cs="Times New Roman"/>
+          <w:rFonts w:ascii="Times New Roman" w:hAnsi="Times New Roman"/>
           <w:noProof/>
           <w:szCs w:val="26"/>
           <w:lang w:val="vi-VN"/>
@@ -4988,7 +4970,7 @@
       </w:pPr>
       <w:r>
         <w:rPr>
-          <w:rFonts w:ascii="Times New Roman" w:eastAsia="Times New Roman" w:hAnsi="Times New Roman" w:cs="Times New Roman"/>
+          <w:rFonts w:ascii="Times New Roman" w:hAnsi="Times New Roman"/>
           <w:i/>
           <w:szCs w:val="26"/>
           <w:lang w:val="fr-FR"/>
@@ -5010,7 +4992,7 @@
       </w:pPr>
       <w:r>
         <w:rPr>
-          <w:rFonts w:ascii="Times New Roman" w:eastAsia="Times New Roman" w:hAnsi="Times New Roman" w:cs="Times New Roman"/>
+          <w:rFonts w:ascii="Times New Roman" w:hAnsi="Times New Roman"/>
           <w:iCs/>
           <w:szCs w:val="26"/>
           <w:lang w:val="da-DK"/>
@@ -5019,7 +5001,7 @@
       </w:r>
       <w:r>
         <w:rPr>
-          <w:rFonts w:ascii="Times New Roman" w:eastAsia="Times New Roman" w:hAnsi="Times New Roman" w:cs="Times New Roman"/>
+          <w:rFonts w:ascii="Times New Roman" w:hAnsi="Times New Roman"/>
           <w:szCs w:val="26"/>
           <w:lang w:val="fr-FR"/>
         </w:rPr>
@@ -5027,7 +5009,7 @@
       </w:r>
       <w:r>
         <w:rPr>
-          <w:rFonts w:ascii="Times New Roman" w:eastAsia="Times New Roman" w:hAnsi="Times New Roman" w:cs="Times New Roman"/>
+          <w:rFonts w:ascii="Times New Roman" w:hAnsi="Times New Roman"/>
           <w:iCs/>
           <w:szCs w:val="26"/>
           <w:lang w:val="da-DK"/>
@@ -5036,7 +5018,7 @@
       </w:r>
       <w:r>
         <w:rPr>
-          <w:rFonts w:ascii="Times New Roman" w:eastAsia="Times New Roman" w:hAnsi="Times New Roman" w:cs="Times New Roman"/>
+          <w:rFonts w:ascii="Times New Roman" w:hAnsi="Times New Roman"/>
           <w:bCs/>
           <w:szCs w:val="26"/>
           <w:lang w:val="fr-FR"/>
@@ -5045,7 +5027,7 @@
       </w:r>
       <w:r>
         <w:rPr>
-          <w:rFonts w:ascii="Times New Roman" w:eastAsia="Times New Roman" w:hAnsi="Times New Roman" w:cs="Times New Roman"/>
+          <w:rFonts w:ascii="Times New Roman" w:hAnsi="Times New Roman"/>
           <w:iCs/>
           <w:szCs w:val="26"/>
           <w:lang w:val="da-DK"/>
@@ -5068,7 +5050,7 @@
       </w:pPr>
       <w:r>
         <w:rPr>
-          <w:rFonts w:ascii="Times New Roman" w:eastAsia="Times New Roman" w:hAnsi="Times New Roman" w:cs="Times New Roman"/>
+          <w:rFonts w:ascii="Times New Roman" w:hAnsi="Times New Roman"/>
           <w:b/>
           <w:bCs/>
           <w:szCs w:val="26"/>
@@ -5079,7 +5061,7 @@
       </w:r>
       <w:r>
         <w:rPr>
-          <w:rFonts w:ascii="Times New Roman" w:eastAsia="Times New Roman" w:hAnsi="Times New Roman" w:cs="Times New Roman"/>
+          <w:rFonts w:ascii="Times New Roman" w:hAnsi="Times New Roman"/>
           <w:b/>
           <w:szCs w:val="26"/>
           <w:lang w:val="fr-FR"/>
@@ -5107,7 +5089,7 @@
       </w:pPr>
       <w:r>
         <w:rPr>
-          <w:rFonts w:ascii="Times New Roman" w:eastAsia="Times New Roman" w:hAnsi="Times New Roman" w:cs="Times New Roman"/>
+          <w:rFonts w:ascii="Times New Roman" w:hAnsi="Times New Roman"/>
           <w:b/>
           <w:szCs w:val="26"/>
         </w:rPr>
@@ -5128,7 +5110,7 @@
       </w:pPr>
       <w:r>
         <w:rPr>
-          <w:rFonts w:ascii="Times New Roman" w:eastAsia="Times New Roman" w:hAnsi="Times New Roman" w:cs="Times New Roman"/>
+          <w:rFonts w:ascii="Times New Roman" w:hAnsi="Times New Roman"/>
           <w:szCs w:val="26"/>
           <w:lang w:val="da-DK"/>
         </w:rPr>
@@ -5149,7 +5131,7 @@
       </w:pPr>
       <w:r>
         <w:rPr>
-          <w:rFonts w:ascii="Times New Roman" w:eastAsia="Times New Roman" w:hAnsi="Times New Roman" w:cs="Times New Roman"/>
+          <w:rFonts w:ascii="Times New Roman" w:hAnsi="Times New Roman"/>
           <w:szCs w:val="26"/>
           <w:lang w:val="da-DK"/>
         </w:rPr>
@@ -5170,7 +5152,7 @@
       </w:pPr>
       <w:r>
         <w:rPr>
-          <w:rFonts w:ascii="Times New Roman" w:eastAsia="Times New Roman" w:hAnsi="Times New Roman" w:cs="Times New Roman"/>
+          <w:rFonts w:ascii="Times New Roman" w:hAnsi="Times New Roman"/>
           <w:szCs w:val="26"/>
           <w:lang w:val="da-DK"/>
         </w:rPr>
@@ -5201,11 +5183,11 @@
       </w:pPr>
       <w:r>
         <w:rPr>
-          <w:rFonts w:ascii="Times New Roman" w:eastAsia="Times New Roman" w:hAnsi="Times New Roman" w:cs="Times New Roman"/>
+          <w:rFonts w:ascii="Times New Roman" w:hAnsi="Times New Roman"/>
           <w:szCs w:val="26"/>
           <w:lang w:val="da-DK"/>
         </w:rPr>
-        <w:t>{{ADDRESS}}</w:t>
+        <w:t>{{ADDRESS_OLD}}</w:t>
       </w:r>
     </w:p>
     <w:p>
@@ -5229,7 +5211,7 @@
       </w:pPr>
       <w:r>
         <w:rPr>
-          <w:rFonts w:ascii="Times New Roman" w:eastAsia="Times New Roman" w:hAnsi="Times New Roman" w:cs="Times New Roman"/>
+          <w:rFonts w:ascii="Times New Roman" w:hAnsi="Times New Roman"/>
           <w:szCs w:val="26"/>
           <w:lang w:val="da-DK"/>
         </w:rPr>
@@ -5238,7 +5220,7 @@
       <w:r>
         <w:rPr>
           <w:rStyle w:val="Emphasis"/>
-          <w:rFonts w:ascii="Times New Roman" w:eastAsia="Times New Roman" w:hAnsi="Times New Roman" w:cs="Times New Roman"/>
+          <w:rFonts w:ascii="Times New Roman" w:hAnsi="Times New Roman"/>
           <w:i w:val="0"/>
           <w:iCs w:val="0"/>
           <w:szCs w:val="26"/>
@@ -5262,7 +5244,7 @@
       </w:pPr>
       <w:r>
         <w:rPr>
-          <w:rFonts w:ascii="Times New Roman" w:eastAsia="Times New Roman" w:hAnsi="Times New Roman" w:cs="Times New Roman"/>
+          <w:rFonts w:ascii="Times New Roman" w:hAnsi="Times New Roman"/>
           <w:szCs w:val="26"/>
         </w:rPr>
         <w:t>Giấy tờ chứng minh quyền sử dụng đất gồm: {{CERTIFICATE}}.</w:t>
@@ -5283,7 +5265,7 @@
       </w:pPr>
       <w:r>
         <w:rPr>
-          <w:rFonts w:ascii="Times New Roman" w:eastAsia="Times New Roman" w:hAnsi="Times New Roman" w:cs="Times New Roman"/>
+          <w:rFonts w:ascii="Times New Roman" w:hAnsi="Times New Roman"/>
           <w:bCs/>
           <w:szCs w:val="26"/>
           <w:lang w:val="da-DK"/>
@@ -5316,7 +5298,7 @@
       </w:pPr>
       <w:r>
         <w:rPr>
-          <w:rFonts w:ascii="Times New Roman" w:eastAsia="Times New Roman" w:hAnsi="Times New Roman" w:cs="Times New Roman"/>
+          <w:rFonts w:ascii="Times New Roman" w:hAnsi="Times New Roman"/>
           <w:szCs w:val="26"/>
         </w:rPr>
         <w:t>{{CSHT_LIST2}}</w:t>
@@ -5336,7 +5318,7 @@
       </w:pPr>
       <w:r>
         <w:rPr>
-          <w:rFonts w:ascii="Times New Roman" w:eastAsia="Times New Roman" w:hAnsi="Times New Roman" w:cs="Times New Roman"/>
+          <w:rFonts w:ascii="Times New Roman" w:hAnsi="Times New Roman"/>
           <w:szCs w:val="26"/>
           <w:lang w:val="da-DK"/>
         </w:rPr>
@@ -5362,7 +5344,7 @@
       </w:pPr>
       <w:r>
         <w:rPr>
-          <w:rFonts w:ascii="Times New Roman" w:eastAsia="Times New Roman" w:hAnsi="Times New Roman" w:cs="Times New Roman"/>
+          <w:rFonts w:ascii="Times New Roman" w:hAnsi="Times New Roman"/>
           <w:iCs/>
           <w:szCs w:val="26"/>
           <w:lang w:val="da-DK"/>
@@ -5371,7 +5353,7 @@
       </w:r>
       <w:r>
         <w:rPr>
-          <w:rFonts w:ascii="Times New Roman" w:eastAsia="Times New Roman" w:hAnsi="Times New Roman" w:cs="Times New Roman"/>
+          <w:rFonts w:ascii="Times New Roman" w:hAnsi="Times New Roman"/>
           <w:szCs w:val="26"/>
         </w:rPr>
         <w:t>{{PHONE}}</w:t>
@@ -5392,7 +5374,7 @@
       </w:pPr>
       <w:r>
         <w:rPr>
-          <w:rFonts w:ascii="Times New Roman" w:eastAsia="Times New Roman" w:hAnsi="Times New Roman" w:cs="Times New Roman"/>
+          <w:rFonts w:ascii="Times New Roman" w:hAnsi="Times New Roman"/>
           <w:iCs/>
           <w:szCs w:val="26"/>
           <w:lang w:val="da-DK"/>
@@ -5401,7 +5383,7 @@
       </w:r>
       <w:r>
         <w:rPr>
-          <w:rFonts w:ascii="Times New Roman" w:eastAsia="Times New Roman" w:hAnsi="Times New Roman" w:cs="Times New Roman"/>
+          <w:rFonts w:ascii="Times New Roman" w:hAnsi="Times New Roman"/>
           <w:szCs w:val="26"/>
           <w:lang w:val="da-DK"/>
         </w:rPr>
@@ -5430,7 +5412,7 @@
       </w:pPr>
       <w:r>
         <w:rPr>
-          <w:rFonts w:ascii="Times New Roman" w:eastAsia="Times New Roman" w:hAnsi="Times New Roman" w:cs="Times New Roman"/>
+          <w:rFonts w:ascii="Times New Roman" w:hAnsi="Times New Roman"/>
           <w:b/>
           <w:szCs w:val="26"/>
           <w:lang w:val="da-DK"/>
@@ -5455,7 +5437,7 @@
       </w:pPr>
       <w:r>
         <w:rPr>
-          <w:rFonts w:ascii="Times New Roman" w:eastAsia="Times New Roman" w:hAnsi="Times New Roman" w:cs="Times New Roman"/>
+          <w:rFonts w:ascii="Times New Roman" w:hAnsi="Times New Roman"/>
           <w:szCs w:val="26"/>
           <w:lang w:val="da-DK"/>
         </w:rPr>
@@ -5480,7 +5462,7 @@
       </w:pPr>
       <w:r>
         <w:rPr>
-          <w:rFonts w:ascii="Times New Roman" w:eastAsia="Times New Roman" w:hAnsi="Times New Roman" w:cs="Times New Roman"/>
+          <w:rFonts w:ascii="Times New Roman" w:hAnsi="Times New Roman"/>
           <w:szCs w:val="26"/>
           <w:lang w:val="da-DK"/>
         </w:rPr>
@@ -5509,7 +5491,7 @@
       </w:pPr>
       <w:r>
         <w:rPr>
-          <w:rFonts w:ascii="Times New Roman" w:eastAsia="Times New Roman" w:hAnsi="Times New Roman" w:cs="Times New Roman"/>
+          <w:rFonts w:ascii="Times New Roman" w:hAnsi="Times New Roman"/>
           <w:iCs/>
           <w:szCs w:val="26"/>
           <w:lang w:val="da-DK"/>
@@ -5538,7 +5520,7 @@
       </w:pPr>
       <w:r>
         <w:rPr>
-          <w:rFonts w:ascii="Times New Roman" w:eastAsia="Times New Roman" w:hAnsi="Times New Roman" w:cs="Times New Roman"/>
+          <w:rFonts w:ascii="Times New Roman" w:hAnsi="Times New Roman"/>
           <w:szCs w:val="26"/>
           <w:lang w:val="da-DK"/>
         </w:rPr>
@@ -5566,7 +5548,7 @@
       </w:pPr>
       <w:r>
         <w:rPr>
-          <w:rFonts w:ascii="Times New Roman" w:eastAsia="Times New Roman" w:hAnsi="Times New Roman" w:cs="Times New Roman"/>
+          <w:rFonts w:ascii="Times New Roman" w:hAnsi="Times New Roman"/>
           <w:szCs w:val="26"/>
           <w:lang w:val="da-DK"/>
         </w:rPr>
@@ -5594,7 +5576,7 @@
       </w:pPr>
       <w:r>
         <w:rPr>
-          <w:rFonts w:ascii="Times New Roman" w:eastAsia="Times New Roman" w:hAnsi="Times New Roman" w:cs="Times New Roman"/>
+          <w:rFonts w:ascii="Times New Roman" w:hAnsi="Times New Roman"/>
           <w:szCs w:val="26"/>
           <w:lang w:val="da-DK"/>
         </w:rPr>
@@ -5622,7 +5604,7 @@
       </w:pPr>
       <w:r>
         <w:rPr>
-          <w:rFonts w:ascii="Times New Roman" w:eastAsia="Times New Roman" w:hAnsi="Times New Roman" w:cs="Times New Roman"/>
+          <w:rFonts w:ascii="Times New Roman" w:hAnsi="Times New Roman"/>
           <w:szCs w:val="26"/>
           <w:lang w:val="da-DK"/>
         </w:rPr>
@@ -5650,7 +5632,7 @@
       </w:pPr>
       <w:r>
         <w:rPr>
-          <w:rFonts w:ascii="Times New Roman" w:eastAsia="Times New Roman" w:hAnsi="Times New Roman" w:cs="Times New Roman"/>
+          <w:rFonts w:ascii="Times New Roman" w:hAnsi="Times New Roman"/>
           <w:szCs w:val="26"/>
           <w:lang w:val="da-DK"/>
         </w:rPr>
@@ -5658,7 +5640,7 @@
       </w:r>
       <w:r>
         <w:rPr>
-          <w:rFonts w:ascii="Times New Roman" w:eastAsia="Times New Roman" w:hAnsi="Times New Roman" w:cs="Times New Roman"/>
+          <w:rFonts w:ascii="Times New Roman" w:hAnsi="Times New Roman"/>
           <w:szCs w:val="26"/>
           <w:lang w:val="da-DK"/>
         </w:rPr>
@@ -5683,7 +5665,7 @@
       </w:pPr>
       <w:r>
         <w:rPr>
-          <w:rFonts w:ascii="Times New Roman" w:eastAsia="Times New Roman" w:hAnsi="Times New Roman" w:cs="Times New Roman"/>
+          <w:rFonts w:ascii="Times New Roman" w:hAnsi="Times New Roman"/>
           <w:iCs/>
           <w:szCs w:val="26"/>
           <w:lang w:val="da-DK"/>
@@ -5708,7 +5690,7 @@
       </w:pPr>
       <w:r>
         <w:rPr>
-          <w:rFonts w:ascii="Times New Roman" w:eastAsia="Times New Roman" w:hAnsi="Times New Roman" w:cs="Times New Roman"/>
+          <w:rFonts w:ascii="Times New Roman" w:hAnsi="Times New Roman"/>
           <w:b/>
           <w:bCs/>
           <w:szCs w:val="26"/>
@@ -5718,7 +5700,7 @@
       </w:r>
       <w:r>
         <w:rPr>
-          <w:rFonts w:ascii="Times New Roman" w:eastAsia="Times New Roman" w:hAnsi="Times New Roman" w:cs="Times New Roman"/>
+          <w:rFonts w:ascii="Times New Roman" w:hAnsi="Times New Roman"/>
           <w:b/>
           <w:bCs/>
           <w:szCs w:val="26"/>
@@ -5728,7 +5710,7 @@
       </w:r>
       <w:r>
         <w:rPr>
-          <w:rFonts w:ascii="Times New Roman" w:eastAsia="Times New Roman" w:hAnsi="Times New Roman" w:cs="Times New Roman"/>
+          <w:rFonts w:ascii="Times New Roman" w:hAnsi="Times New Roman"/>
           <w:b/>
           <w:bCs/>
           <w:szCs w:val="26"/>
@@ -5738,7 +5720,7 @@
       </w:r>
       <w:r>
         <w:rPr>
-          <w:rFonts w:ascii="Times New Roman" w:eastAsia="Times New Roman" w:hAnsi="Times New Roman" w:cs="Times New Roman"/>
+          <w:rFonts w:ascii="Times New Roman" w:hAnsi="Times New Roman"/>
           <w:b/>
           <w:bCs/>
           <w:szCs w:val="26"/>
@@ -5748,7 +5730,7 @@
       </w:r>
       <w:r>
         <w:rPr>
-          <w:rFonts w:ascii="Times New Roman" w:eastAsia="Times New Roman" w:hAnsi="Times New Roman" w:cs="Times New Roman"/>
+          <w:rFonts w:ascii="Times New Roman" w:hAnsi="Times New Roman"/>
           <w:b/>
           <w:bCs/>
           <w:iCs/>
@@ -5759,7 +5741,7 @@
       </w:r>
       <w:r>
         <w:rPr>
-          <w:rFonts w:ascii="Times New Roman" w:eastAsia="Times New Roman" w:hAnsi="Times New Roman" w:cs="Times New Roman"/>
+          <w:rFonts w:ascii="Times New Roman" w:hAnsi="Times New Roman"/>
           <w:b/>
           <w:bCs/>
           <w:iCs/>
@@ -5770,7 +5752,7 @@
       </w:r>
       <w:r>
         <w:rPr>
-          <w:rFonts w:ascii="Times New Roman" w:eastAsia="Times New Roman" w:hAnsi="Times New Roman" w:cs="Times New Roman"/>
+          <w:rFonts w:ascii="Times New Roman" w:hAnsi="Times New Roman"/>
           <w:b/>
           <w:bCs/>
           <w:iCs/>
@@ -5795,7 +5777,6 @@
       </w:pPr>
       <w:r>
         <w:rPr>
-          <w:rFonts w:ascii="Times New Roman" w:eastAsia="Times New Roman" w:hAnsi="Times New Roman" w:cs="Times New Roman"/>
           <w:sz w:val="26"/>
           <w:szCs w:val="26"/>
         </w:rPr>
@@ -5803,7 +5784,6 @@
       </w:r>
       <w:r>
         <w:rPr>
-          <w:rFonts w:ascii="Times New Roman" w:eastAsia="Times New Roman" w:hAnsi="Times New Roman" w:cs="Times New Roman"/>
           <w:sz w:val="26"/>
           <w:szCs w:val="26"/>
         </w:rPr>
@@ -5826,7 +5806,7 @@
       </w:pPr>
       <w:r>
         <w:rPr>
-          <w:rFonts w:ascii="Times New Roman" w:eastAsia="Times New Roman" w:hAnsi="Times New Roman" w:cs="Times New Roman"/>
+          <w:rFonts w:ascii="Times New Roman" w:hAnsi="Times New Roman"/>
           <w:szCs w:val="26"/>
           <w:lang w:val="vi-VN"/>
         </w:rPr>
@@ -5849,7 +5829,7 @@
       </w:pPr>
       <w:r>
         <w:rPr>
-          <w:rFonts w:ascii="Times New Roman" w:eastAsia="Times New Roman" w:hAnsi="Times New Roman" w:cs="Times New Roman"/>
+          <w:rFonts w:ascii="Times New Roman" w:hAnsi="Times New Roman"/>
           <w:szCs w:val="26"/>
           <w:lang w:val="vi-VN"/>
         </w:rPr>
@@ -5874,7 +5854,7 @@
       </w:pPr>
       <w:r>
         <w:rPr>
-          <w:rFonts w:ascii="Times New Roman" w:eastAsia="Times New Roman" w:hAnsi="Times New Roman" w:cs="Times New Roman"/>
+          <w:rFonts w:ascii="Times New Roman" w:hAnsi="Times New Roman"/>
           <w:b/>
           <w:bCs/>
           <w:szCs w:val="26"/>
@@ -5884,7 +5864,7 @@
       </w:r>
       <w:r>
         <w:rPr>
-          <w:rFonts w:ascii="Times New Roman" w:eastAsia="Times New Roman" w:hAnsi="Times New Roman" w:cs="Times New Roman"/>
+          <w:rFonts w:ascii="Times New Roman" w:hAnsi="Times New Roman"/>
           <w:b/>
           <w:bCs/>
           <w:iCs/>
@@ -5917,7 +5897,7 @@
       </w:pPr>
       <w:r>
         <w:rPr>
-          <w:rFonts w:ascii="Times New Roman" w:eastAsia="Times New Roman" w:hAnsi="Times New Roman" w:cs="Times New Roman"/>
+          <w:rFonts w:ascii="Times New Roman" w:hAnsi="Times New Roman"/>
           <w:iCs/>
           <w:spacing w:val="-2"/>
           <w:szCs w:val="26"/>
@@ -5942,7 +5922,7 @@
       </w:pPr>
       <w:r>
         <w:rPr>
-          <w:rFonts w:ascii="Times New Roman" w:eastAsia="Times New Roman" w:hAnsi="Times New Roman" w:cs="Times New Roman"/>
+          <w:rFonts w:ascii="Times New Roman" w:hAnsi="Times New Roman"/>
           <w:szCs w:val="26"/>
         </w:rPr>
         <w:t>- Tổng cộng giá thuê hàng tháng: Giá thuê ổn định và không thay đổi trong suốt thời gian thuê là: {{NEW_PRICE}} đồng/tháng (Số tiền thuê bằng chữ: {{NEW_PRICE_TEXT}})</w:t>
@@ -5965,7 +5945,7 @@
       </w:pPr>
       <w:r>
         <w:rPr>
-          <w:rFonts w:ascii="Times New Roman" w:eastAsia="Times New Roman" w:hAnsi="Times New Roman" w:cs="Times New Roman"/>
+          <w:rFonts w:ascii="Times New Roman" w:hAnsi="Times New Roman"/>
           <w:bCs/>
           <w:iCs/>
           <w:spacing w:val="-2"/>
@@ -5992,7 +5972,7 @@
       </w:pPr>
       <w:r>
         <w:rPr>
-          <w:rFonts w:ascii="Times New Roman" w:eastAsia="Times New Roman" w:hAnsi="Times New Roman" w:cs="Times New Roman"/>
+          <w:rFonts w:ascii="Times New Roman" w:hAnsi="Times New Roman"/>
           <w:bCs/>
           <w:iCs/>
           <w:spacing w:val="-2"/>
@@ -6012,7 +5992,7 @@
       </w:pPr>
       <w:r>
         <w:rPr>
-          <w:rFonts w:ascii="Times New Roman" w:eastAsia="Times New Roman" w:hAnsi="Times New Roman" w:cs="Times New Roman"/>
+          <w:rFonts w:ascii="Times New Roman" w:hAnsi="Times New Roman"/>
           <w:szCs w:val="26"/>
         </w:rPr>
         <w:t>{{DEDUCTION_TEXT}}</w:t>
@@ -6035,7 +6015,7 @@
       </w:pPr>
       <w:r>
         <w:rPr>
-          <w:rFonts w:ascii="Times New Roman" w:eastAsia="Times New Roman" w:hAnsi="Times New Roman" w:cs="Times New Roman"/>
+          <w:rFonts w:ascii="Times New Roman" w:hAnsi="Times New Roman"/>
           <w:szCs w:val="26"/>
         </w:rPr>
         <w:t>- Thời điểm bắt đầu tính tiền thuê: Từ ngày {{START_DATE}}</w:t>
@@ -6058,7 +6038,7 @@
       </w:pPr>
       <w:r>
         <w:rPr>
-          <w:rFonts w:ascii="Times New Roman" w:eastAsia="Times New Roman" w:hAnsi="Times New Roman" w:cs="Times New Roman"/>
+          <w:rFonts w:ascii="Times New Roman" w:hAnsi="Times New Roman"/>
           <w:b/>
           <w:szCs w:val="26"/>
           <w:lang w:val="vi-VN"/>
@@ -6083,7 +6063,7 @@
       </w:pPr>
       <w:r>
         <w:rPr>
-          <w:rFonts w:ascii="Times New Roman" w:eastAsia="Times New Roman" w:hAnsi="Times New Roman" w:cs="Times New Roman"/>
+          <w:rFonts w:ascii="Times New Roman" w:hAnsi="Times New Roman"/>
           <w:b/>
           <w:szCs w:val="26"/>
         </w:rPr>
@@ -6107,7 +6087,7 @@
       </w:pPr>
       <w:r>
         <w:rPr>
-          <w:rFonts w:ascii="Times New Roman" w:eastAsia="Times New Roman" w:hAnsi="Times New Roman" w:cs="Times New Roman"/>
+          <w:rFonts w:ascii="Times New Roman" w:hAnsi="Times New Roman"/>
           <w:b/>
           <w:szCs w:val="26"/>
         </w:rPr>
@@ -6131,7 +6111,7 @@
       </w:pPr>
       <w:r>
         <w:rPr>
-          <w:rFonts w:ascii="Times New Roman" w:eastAsia="Times New Roman" w:hAnsi="Times New Roman" w:cs="Times New Roman"/>
+          <w:rFonts w:ascii="Times New Roman" w:hAnsi="Times New Roman"/>
           <w:b/>
           <w:szCs w:val="26"/>
         </w:rPr>
@@ -6157,7 +6137,7 @@
       </w:pPr>
       <w:r>
         <w:rPr>
-          <w:rFonts w:ascii="Times New Roman" w:eastAsia="Times New Roman" w:hAnsi="Times New Roman" w:cs="Times New Roman"/>
+          <w:rFonts w:ascii="Times New Roman" w:hAnsi="Times New Roman"/>
           <w:sz w:val="26"/>
         </w:rPr>
         <w:t>Bên A cam kết tài khoản nhận thanh toán là ổn định và không thay đổi trong suốt thời gian thuê, đồng thời chịu trách nhiệm nếu có bất kỳ khiếu nại nào liên quan đến việc nhận tiền thanh toán của hợp đồng này vào tài khoản nêu trên</w:t>
@@ -6180,7 +6160,7 @@
       </w:pPr>
       <w:r>
         <w:rPr>
-          <w:rFonts w:ascii="Times New Roman" w:eastAsia="Times New Roman" w:hAnsi="Times New Roman" w:cs="Times New Roman"/>
+          <w:rFonts w:ascii="Times New Roman" w:hAnsi="Times New Roman"/>
           <w:sz w:val="26"/>
         </w:rPr>
         <w:t>Trường hợp thay đổi thông tin tài khoản nhận thanh toán, Bên A phải báo trước bằng văn bản cho bên B chậm nhất là 30 ngày trước khi đến hạn của chu kỳ thanh toán kế tiếp và hai bên sẽ tiến hành ký phụ lục điều chỉnh thông tin tài khoản nhận tiền thanh toán.</w:t>
@@ -6204,7 +6184,7 @@
       </w:pPr>
       <w:r>
         <w:rPr>
-          <w:rFonts w:ascii="Times New Roman" w:eastAsia="Times New Roman" w:hAnsi="Times New Roman" w:cs="Times New Roman"/>
+          <w:rFonts w:ascii="Times New Roman" w:hAnsi="Times New Roman"/>
           <w:i/>
           <w:szCs w:val="26"/>
           <w:lang w:val="vi-VN"/>
@@ -6213,7 +6193,7 @@
       </w:r>
       <w:r>
         <w:rPr>
-          <w:rFonts w:ascii="Times New Roman" w:eastAsia="Times New Roman" w:hAnsi="Times New Roman" w:cs="Times New Roman"/>
+          <w:rFonts w:ascii="Times New Roman" w:hAnsi="Times New Roman"/>
           <w:i/>
           <w:spacing w:val="-1"/>
           <w:szCs w:val="26"/>
@@ -6223,7 +6203,7 @@
       </w:r>
       <w:r>
         <w:rPr>
-          <w:rFonts w:ascii="Times New Roman" w:eastAsia="Times New Roman" w:hAnsi="Times New Roman" w:cs="Times New Roman"/>
+          <w:rFonts w:ascii="Times New Roman" w:hAnsi="Times New Roman"/>
           <w:i/>
           <w:szCs w:val="26"/>
           <w:lang w:val="vi-VN"/>
@@ -6232,7 +6212,7 @@
       </w:r>
       <w:r>
         <w:rPr>
-          <w:rFonts w:ascii="Times New Roman" w:eastAsia="Times New Roman" w:hAnsi="Times New Roman" w:cs="Times New Roman"/>
+          <w:rFonts w:ascii="Times New Roman" w:hAnsi="Times New Roman"/>
           <w:i/>
           <w:spacing w:val="-1"/>
           <w:szCs w:val="26"/>
@@ -6242,7 +6222,7 @@
       </w:r>
       <w:r>
         <w:rPr>
-          <w:rFonts w:ascii="Times New Roman" w:eastAsia="Times New Roman" w:hAnsi="Times New Roman" w:cs="Times New Roman"/>
+          <w:rFonts w:ascii="Times New Roman" w:hAnsi="Times New Roman"/>
           <w:i/>
           <w:szCs w:val="26"/>
           <w:lang w:val="vi-VN"/>
@@ -6251,7 +6231,7 @@
       </w:r>
       <w:r>
         <w:rPr>
-          <w:rFonts w:ascii="Times New Roman" w:eastAsia="Times New Roman" w:hAnsi="Times New Roman" w:cs="Times New Roman"/>
+          <w:rFonts w:ascii="Times New Roman" w:hAnsi="Times New Roman"/>
           <w:i/>
           <w:spacing w:val="-1"/>
           <w:szCs w:val="26"/>
@@ -6261,7 +6241,7 @@
       </w:r>
       <w:r>
         <w:rPr>
-          <w:rFonts w:ascii="Times New Roman" w:eastAsia="Times New Roman" w:hAnsi="Times New Roman" w:cs="Times New Roman"/>
+          <w:rFonts w:ascii="Times New Roman" w:hAnsi="Times New Roman"/>
           <w:i/>
           <w:szCs w:val="26"/>
           <w:lang w:val="vi-VN"/>
@@ -6270,7 +6250,7 @@
       </w:r>
       <w:r>
         <w:rPr>
-          <w:rFonts w:ascii="Times New Roman" w:eastAsia="Times New Roman" w:hAnsi="Times New Roman" w:cs="Times New Roman"/>
+          <w:rFonts w:ascii="Times New Roman" w:hAnsi="Times New Roman"/>
           <w:i/>
           <w:spacing w:val="-1"/>
           <w:szCs w:val="26"/>
@@ -6280,7 +6260,7 @@
       </w:r>
       <w:r>
         <w:rPr>
-          <w:rFonts w:ascii="Times New Roman" w:eastAsia="Times New Roman" w:hAnsi="Times New Roman" w:cs="Times New Roman"/>
+          <w:rFonts w:ascii="Times New Roman" w:hAnsi="Times New Roman"/>
           <w:szCs w:val="26"/>
           <w:lang w:val="vi-VN"/>
         </w:rPr>
@@ -6288,7 +6268,7 @@
       </w:r>
       <w:r>
         <w:rPr>
-          <w:rFonts w:ascii="Times New Roman" w:eastAsia="Times New Roman" w:hAnsi="Times New Roman" w:cs="Times New Roman"/>
+          <w:rFonts w:ascii="Times New Roman" w:hAnsi="Times New Roman"/>
           <w:i/>
           <w:szCs w:val="26"/>
           <w:lang w:val="vi-VN"/>
@@ -6297,7 +6277,7 @@
       </w:r>
       <w:r>
         <w:rPr>
-          <w:rFonts w:ascii="Times New Roman" w:eastAsia="Times New Roman" w:hAnsi="Times New Roman" w:cs="Times New Roman"/>
+          <w:rFonts w:ascii="Times New Roman" w:hAnsi="Times New Roman"/>
           <w:i/>
           <w:spacing w:val="-1"/>
           <w:szCs w:val="26"/>
@@ -6307,7 +6287,7 @@
       </w:r>
       <w:r>
         <w:rPr>
-          <w:rFonts w:ascii="Times New Roman" w:eastAsia="Times New Roman" w:hAnsi="Times New Roman" w:cs="Times New Roman"/>
+          <w:rFonts w:ascii="Times New Roman" w:hAnsi="Times New Roman"/>
           <w:i/>
           <w:szCs w:val="26"/>
           <w:lang w:val="vi-VN"/>
@@ -6316,7 +6296,7 @@
       </w:r>
       <w:r>
         <w:rPr>
-          <w:rFonts w:ascii="Times New Roman" w:eastAsia="Times New Roman" w:hAnsi="Times New Roman" w:cs="Times New Roman"/>
+          <w:rFonts w:ascii="Times New Roman" w:hAnsi="Times New Roman"/>
           <w:i/>
           <w:spacing w:val="-3"/>
           <w:szCs w:val="26"/>
@@ -6326,7 +6306,7 @@
       </w:r>
       <w:r>
         <w:rPr>
-          <w:rFonts w:ascii="Times New Roman" w:eastAsia="Times New Roman" w:hAnsi="Times New Roman" w:cs="Times New Roman"/>
+          <w:rFonts w:ascii="Times New Roman" w:hAnsi="Times New Roman"/>
           <w:i/>
           <w:szCs w:val="26"/>
           <w:lang w:val="vi-VN"/>
@@ -6361,7 +6341,7 @@
             </w:pPr>
             <w:r>
               <w:rPr>
-                <w:rFonts w:ascii="Times New Roman" w:eastAsia="Times New Roman" w:hAnsi="Times New Roman" w:cs="Times New Roman"/>
+                <w:rFonts w:ascii="Times New Roman" w:hAnsi="Times New Roman"/>
                 <w:szCs w:val="26"/>
               </w:rPr>
               <w:t>{{PAY_ROW}}</w:t>
@@ -6387,7 +6367,7 @@
       </w:pPr>
       <w:r>
         <w:rPr>
-          <w:rFonts w:ascii="Times New Roman" w:eastAsia="Times New Roman" w:hAnsi="Times New Roman" w:cs="Times New Roman"/>
+          <w:rFonts w:ascii="Times New Roman" w:hAnsi="Times New Roman"/>
           <w:bCs/>
           <w:iCs/>
           <w:spacing w:val="-2"/>
@@ -6411,7 +6391,7 @@
       </w:pPr>
       <w:r>
         <w:rPr>
-          <w:rFonts w:ascii="Times New Roman" w:eastAsia="Times New Roman" w:hAnsi="Times New Roman" w:cs="Times New Roman"/>
+          <w:rFonts w:ascii="Times New Roman" w:hAnsi="Times New Roman"/>
           <w:szCs w:val="26"/>
           <w:lang w:val="da-DK"/>
         </w:rPr>
@@ -6438,7 +6418,7 @@
       </w:pPr>
       <w:r>
         <w:rPr>
-          <w:rFonts w:ascii="Times New Roman" w:eastAsia="Times New Roman" w:hAnsi="Times New Roman" w:cs="Times New Roman"/>
+          <w:rFonts w:ascii="Times New Roman" w:hAnsi="Times New Roman"/>
           <w:szCs w:val="26"/>
           <w:lang w:val="vi-VN"/>
         </w:rPr>
@@ -6446,7 +6426,7 @@
       </w:r>
       <w:r>
         <w:rPr>
-          <w:rFonts w:ascii="Times New Roman" w:eastAsia="Times New Roman" w:hAnsi="Times New Roman" w:cs="Times New Roman"/>
+          <w:rFonts w:ascii="Times New Roman" w:hAnsi="Times New Roman"/>
           <w:szCs w:val="26"/>
           <w:lang w:val="vi-VN"/>
         </w:rPr>
@@ -6455,7 +6435,7 @@
       </w:r>
       <w:r>
         <w:rPr>
-          <w:rFonts w:ascii="Times New Roman" w:eastAsia="Times New Roman" w:hAnsi="Times New Roman" w:cs="Times New Roman"/>
+          <w:rFonts w:ascii="Times New Roman" w:hAnsi="Times New Roman"/>
           <w:noProof/>
           <w:szCs w:val="26"/>
           <w:lang w:val="fr-FR"/>
@@ -6464,12 +6444,12 @@
       </w:r>
       <w:r>
         <w:rPr>
-          <w:rFonts w:ascii="Times New Roman" w:eastAsia="Times New Roman" w:hAnsi="Times New Roman" w:cs="Times New Roman"/>
+          <w:rFonts w:ascii="Times New Roman" w:hAnsi="Times New Roman"/>
           <w:noProof/>
           <w:szCs w:val="26"/>
           <w:lang w:val="fr-FR"/>
         </w:rPr>
-        <w:t>Đồng Nai</w:t>
+        <w:t>Tp Đồng Nai</w:t>
       </w:r>
     </w:p>
     <w:p>
@@ -6491,7 +6471,7 @@
       </w:pPr>
       <w:r>
         <w:rPr>
-          <w:rFonts w:ascii="Times New Roman" w:eastAsia="Times New Roman" w:hAnsi="Times New Roman" w:cs="Times New Roman"/>
+          <w:rFonts w:ascii="Times New Roman" w:hAnsi="Times New Roman"/>
           <w:szCs w:val="26"/>
           <w:lang w:val="vi-VN"/>
         </w:rPr>
@@ -6499,7 +6479,7 @@
       </w:r>
       <w:r>
         <w:rPr>
-          <w:rFonts w:ascii="Times New Roman" w:eastAsia="Times New Roman" w:hAnsi="Times New Roman" w:cs="Times New Roman"/>
+          <w:rFonts w:ascii="Times New Roman" w:hAnsi="Times New Roman"/>
           <w:szCs w:val="26"/>
           <w:lang w:val="vi-VN"/>
         </w:rPr>
@@ -6509,7 +6489,7 @@
       <w:bookmarkStart w:name="_Hlk220074608" w:id="3"/>
       <w:r>
         <w:rPr>
-          <w:rFonts w:ascii="Times New Roman" w:eastAsia="Times New Roman" w:hAnsi="Times New Roman" w:cs="Times New Roman"/>
+          <w:rFonts w:ascii="Times New Roman" w:hAnsi="Times New Roman"/>
           <w:szCs w:val="26"/>
           <w:lang w:val="vi-VN"/>
         </w:rPr>
@@ -6534,7 +6514,7 @@
       </w:pPr>
       <w:r>
         <w:rPr>
-          <w:rFonts w:ascii="Times New Roman" w:eastAsia="Times New Roman" w:hAnsi="Times New Roman" w:cs="Times New Roman"/>
+          <w:rFonts w:ascii="Times New Roman" w:hAnsi="Times New Roman"/>
           <w:bCs/>
           <w:iCs/>
           <w:spacing w:val="-2"/>
@@ -6562,7 +6542,7 @@
       </w:pPr>
       <w:r>
         <w:rPr>
-          <w:rFonts w:ascii="Times New Roman" w:eastAsia="Times New Roman" w:hAnsi="Times New Roman" w:cs="Times New Roman"/>
+          <w:rFonts w:ascii="Times New Roman" w:hAnsi="Times New Roman"/>
           <w:b/>
           <w:bCs/>
           <w:szCs w:val="26"/>
@@ -6596,7 +6576,7 @@
       </w:pPr>
       <w:r>
         <w:rPr>
-          <w:rFonts w:ascii="Times New Roman" w:eastAsia="Times New Roman" w:hAnsi="Times New Roman" w:cs="Times New Roman"/>
+          <w:rFonts w:ascii="Times New Roman" w:hAnsi="Times New Roman"/>
           <w:b/>
           <w:bCs/>
           <w:szCs w:val="26"/>
@@ -6628,7 +6608,7 @@
       </w:pPr>
       <w:r>
         <w:rPr>
-          <w:rFonts w:ascii="Times New Roman" w:eastAsia="Times New Roman" w:hAnsi="Times New Roman" w:cs="Times New Roman"/>
+          <w:rFonts w:ascii="Times New Roman" w:hAnsi="Times New Roman"/>
           <w:sz w:val="26"/>
           <w:szCs w:val="26"/>
           <w:lang w:val="da-DK"/>
@@ -6660,7 +6640,7 @@
       </w:pPr>
       <w:r>
         <w:rPr>
-          <w:rFonts w:ascii="Times New Roman" w:eastAsia="Times New Roman" w:hAnsi="Times New Roman" w:cs="Times New Roman"/>
+          <w:rFonts w:ascii="Times New Roman" w:hAnsi="Times New Roman"/>
           <w:sz w:val="26"/>
           <w:szCs w:val="26"/>
           <w:lang w:val="da-DK"/>
@@ -6692,7 +6672,7 @@
       </w:pPr>
       <w:r>
         <w:rPr>
-          <w:rFonts w:ascii="Times New Roman" w:eastAsia="Times New Roman" w:hAnsi="Times New Roman" w:cs="Times New Roman"/>
+          <w:rFonts w:ascii="Times New Roman" w:hAnsi="Times New Roman"/>
           <w:sz w:val="26"/>
           <w:szCs w:val="26"/>
           <w:lang w:val="da-DK"/>
@@ -6724,7 +6704,7 @@
       </w:pPr>
       <w:r>
         <w:rPr>
-          <w:rFonts w:ascii="Times New Roman" w:eastAsia="Times New Roman" w:hAnsi="Times New Roman" w:cs="Times New Roman"/>
+          <w:rFonts w:ascii="Times New Roman" w:hAnsi="Times New Roman"/>
           <w:sz w:val="26"/>
           <w:szCs w:val="26"/>
         </w:rPr>
@@ -6752,7 +6732,7 @@
       </w:pPr>
       <w:r>
         <w:rPr>
-          <w:rFonts w:ascii="Times New Roman" w:eastAsia="Times New Roman" w:hAnsi="Times New Roman" w:cs="Times New Roman"/>
+          <w:rFonts w:ascii="Times New Roman" w:hAnsi="Times New Roman"/>
           <w:sz w:val="26"/>
           <w:szCs w:val="26"/>
           <w:lang w:val="da-DK"/>
@@ -6783,7 +6763,7 @@
       <w:r>
         <w:rPr>
           <w:rStyle w:val="Strong"/>
-          <w:rFonts w:ascii="Times New Roman" w:eastAsia="Times New Roman" w:hAnsi="Times New Roman" w:cs="Times New Roman"/>
+          <w:rFonts w:ascii="Times New Roman" w:hAnsi="Times New Roman"/>
           <w:sz w:val="26"/>
           <w:szCs w:val="26"/>
           <w:lang w:val="vi-VN"/>
@@ -6808,7 +6788,7 @@
       </w:pPr>
       <w:r>
         <w:rPr>
-          <w:rFonts w:ascii="Times New Roman" w:eastAsia="Times New Roman" w:hAnsi="Times New Roman" w:cs="Times New Roman"/>
+          <w:rFonts w:ascii="Times New Roman" w:hAnsi="Times New Roman"/>
           <w:szCs w:val="26"/>
           <w:lang w:val="vi-VN"/>
         </w:rPr>
@@ -6836,7 +6816,7 @@
       </w:pPr>
       <w:r>
         <w:rPr>
-          <w:rFonts w:ascii="Times New Roman" w:eastAsia="Times New Roman" w:hAnsi="Times New Roman" w:cs="Times New Roman"/>
+          <w:rFonts w:ascii="Times New Roman" w:hAnsi="Times New Roman"/>
           <w:sz w:val="26"/>
           <w:szCs w:val="26"/>
           <w:lang w:val="vi-VN"/>
@@ -6845,7 +6825,7 @@
       </w:r>
       <w:r>
         <w:rPr>
-          <w:rFonts w:ascii="Times New Roman" w:eastAsia="Times New Roman" w:hAnsi="Times New Roman" w:cs="Times New Roman"/>
+          <w:rFonts w:ascii="Times New Roman" w:hAnsi="Times New Roman"/>
           <w:sz w:val="26"/>
           <w:szCs w:val="26"/>
           <w:lang w:val="vi-VN"/>
@@ -6878,7 +6858,7 @@
       </w:pPr>
       <w:r>
         <w:rPr>
-          <w:rFonts w:ascii="Times New Roman" w:eastAsia="Times New Roman" w:hAnsi="Times New Roman" w:cs="Times New Roman"/>
+          <w:rFonts w:ascii="Times New Roman" w:hAnsi="Times New Roman"/>
           <w:sz w:val="26"/>
           <w:szCs w:val="26"/>
           <w:lang w:val="vi-VN"/>
@@ -6910,7 +6890,7 @@
       </w:pPr>
       <w:r>
         <w:rPr>
-          <w:rFonts w:ascii="Times New Roman" w:eastAsia="Times New Roman" w:hAnsi="Times New Roman" w:cs="Times New Roman"/>
+          <w:rFonts w:ascii="Times New Roman" w:hAnsi="Times New Roman"/>
           <w:sz w:val="26"/>
           <w:szCs w:val="26"/>
           <w:lang w:val="vi-VN"/>
@@ -6942,7 +6922,7 @@
       </w:pPr>
       <w:r>
         <w:rPr>
-          <w:rFonts w:ascii="Times New Roman" w:eastAsia="Times New Roman" w:hAnsi="Times New Roman" w:cs="Times New Roman"/>
+          <w:rFonts w:ascii="Times New Roman" w:hAnsi="Times New Roman"/>
           <w:sz w:val="26"/>
           <w:szCs w:val="26"/>
           <w:lang w:val="vi-VN"/>
@@ -6974,7 +6954,7 @@
       </w:pPr>
       <w:r>
         <w:rPr>
-          <w:rFonts w:ascii="Times New Roman" w:eastAsia="Times New Roman" w:hAnsi="Times New Roman" w:cs="Times New Roman"/>
+          <w:rFonts w:ascii="Times New Roman" w:hAnsi="Times New Roman"/>
           <w:sz w:val="26"/>
           <w:szCs w:val="26"/>
           <w:lang w:val="vi-VN"/>
@@ -7006,7 +6986,7 @@
       </w:pPr>
       <w:r>
         <w:rPr>
-          <w:rFonts w:ascii="Times New Roman" w:eastAsia="Times New Roman" w:hAnsi="Times New Roman" w:cs="Times New Roman"/>
+          <w:rFonts w:ascii="Times New Roman" w:hAnsi="Times New Roman"/>
           <w:sz w:val="26"/>
           <w:szCs w:val="26"/>
           <w:lang w:val="vi-VN"/>
@@ -7038,7 +7018,7 @@
       </w:pPr>
       <w:r>
         <w:rPr>
-          <w:rFonts w:ascii="Times New Roman" w:eastAsia="Times New Roman" w:hAnsi="Times New Roman" w:cs="Times New Roman"/>
+          <w:rFonts w:ascii="Times New Roman" w:hAnsi="Times New Roman"/>
           <w:sz w:val="26"/>
           <w:szCs w:val="26"/>
           <w:lang w:val="vi-VN"/>
@@ -7070,7 +7050,7 @@
       </w:pPr>
       <w:r>
         <w:rPr>
-          <w:rFonts w:ascii="Times New Roman" w:eastAsia="Times New Roman" w:hAnsi="Times New Roman" w:cs="Times New Roman"/>
+          <w:rFonts w:ascii="Times New Roman" w:hAnsi="Times New Roman"/>
           <w:sz w:val="26"/>
           <w:szCs w:val="26"/>
           <w:lang w:val="vi-VN"/>
@@ -7079,7 +7059,7 @@
       </w:r>
       <w:r>
         <w:rPr>
-          <w:rFonts w:ascii="Times New Roman" w:eastAsia="Times New Roman" w:hAnsi="Times New Roman" w:cs="Times New Roman"/>
+          <w:rFonts w:ascii="Times New Roman" w:hAnsi="Times New Roman"/>
           <w:b/>
           <w:sz w:val="26"/>
           <w:szCs w:val="26"/>
@@ -7089,7 +7069,7 @@
       </w:r>
       <w:r>
         <w:rPr>
-          <w:rFonts w:ascii="Times New Roman" w:eastAsia="Times New Roman" w:hAnsi="Times New Roman" w:cs="Times New Roman"/>
+          <w:rFonts w:ascii="Times New Roman" w:hAnsi="Times New Roman"/>
           <w:sz w:val="26"/>
           <w:szCs w:val="26"/>
           <w:lang w:val="vi-VN"/>
@@ -7121,7 +7101,7 @@
       </w:pPr>
       <w:r>
         <w:rPr>
-          <w:rFonts w:ascii="Times New Roman" w:eastAsia="Times New Roman" w:hAnsi="Times New Roman" w:cs="Times New Roman"/>
+          <w:rFonts w:ascii="Times New Roman" w:hAnsi="Times New Roman"/>
           <w:sz w:val="26"/>
           <w:szCs w:val="26"/>
           <w:lang w:val="vi-VN"/>
@@ -7153,7 +7133,7 @@
       </w:pPr>
       <w:r>
         <w:rPr>
-          <w:rFonts w:ascii="Times New Roman" w:eastAsia="Times New Roman" w:hAnsi="Times New Roman" w:cs="Times New Roman"/>
+          <w:rFonts w:ascii="Times New Roman" w:hAnsi="Times New Roman"/>
           <w:sz w:val="26"/>
           <w:szCs w:val="26"/>
           <w:lang w:val="vi-VN"/>
@@ -7175,7 +7155,7 @@
       </w:pPr>
       <w:r>
         <w:rPr>
-          <w:rFonts w:ascii="Times New Roman" w:eastAsia="Times New Roman" w:hAnsi="Times New Roman" w:cs="Times New Roman"/>
+          <w:rFonts w:ascii="Times New Roman" w:hAnsi="Times New Roman"/>
           <w:sz w:val="26"/>
           <w:szCs w:val="26"/>
           <w:lang w:val="da-DK"/>
@@ -7184,7 +7164,7 @@
       </w:r>
       <w:r>
         <w:rPr>
-          <w:rFonts w:ascii="Times New Roman" w:eastAsia="Times New Roman" w:hAnsi="Times New Roman" w:cs="Times New Roman"/>
+          <w:rFonts w:ascii="Times New Roman" w:hAnsi="Times New Roman"/>
           <w:sz w:val="26"/>
           <w:szCs w:val="26"/>
           <w:lang w:val="da-DK"/>
@@ -7217,7 +7197,7 @@
       </w:pPr>
       <w:r>
         <w:rPr>
-          <w:rFonts w:ascii="Times New Roman" w:eastAsia="Times New Roman" w:hAnsi="Times New Roman" w:cs="Times New Roman"/>
+          <w:rFonts w:ascii="Times New Roman" w:hAnsi="Times New Roman"/>
           <w:sz w:val="26"/>
           <w:szCs w:val="26"/>
           <w:lang w:val="vi-VN"/>
@@ -7249,7 +7229,7 @@
       </w:pPr>
       <w:r>
         <w:rPr>
-          <w:rFonts w:ascii="Times New Roman" w:eastAsia="Times New Roman" w:hAnsi="Times New Roman" w:cs="Times New Roman"/>
+          <w:rFonts w:ascii="Times New Roman" w:hAnsi="Times New Roman"/>
           <w:sz w:val="26"/>
           <w:szCs w:val="26"/>
           <w:lang w:val="vi-VN"/>
@@ -7282,7 +7262,7 @@
       </w:pPr>
       <w:r>
         <w:rPr>
-          <w:rFonts w:ascii="Times New Roman" w:eastAsia="Times New Roman" w:hAnsi="Times New Roman" w:cs="Times New Roman"/>
+          <w:rFonts w:ascii="Times New Roman" w:hAnsi="Times New Roman"/>
           <w:spacing w:val="-2"/>
           <w:sz w:val="26"/>
           <w:szCs w:val="26"/>
@@ -7292,7 +7272,7 @@
       </w:r>
       <w:r>
         <w:rPr>
-          <w:rFonts w:ascii="Times New Roman" w:eastAsia="Times New Roman" w:hAnsi="Times New Roman" w:cs="Times New Roman"/>
+          <w:rFonts w:ascii="Times New Roman" w:hAnsi="Times New Roman"/>
           <w:sz w:val="26"/>
           <w:szCs w:val="26"/>
           <w:lang w:val="vi-VN"/>
@@ -7301,7 +7281,7 @@
       </w:r>
       <w:r>
         <w:rPr>
-          <w:rFonts w:ascii="Times New Roman" w:eastAsia="Times New Roman" w:hAnsi="Times New Roman" w:cs="Times New Roman"/>
+          <w:rFonts w:ascii="Times New Roman" w:hAnsi="Times New Roman"/>
           <w:spacing w:val="-2"/>
           <w:sz w:val="26"/>
           <w:szCs w:val="26"/>
@@ -7311,7 +7291,7 @@
       </w:r>
       <w:r>
         <w:rPr>
-          <w:rFonts w:ascii="Times New Roman" w:eastAsia="Times New Roman" w:hAnsi="Times New Roman" w:cs="Times New Roman"/>
+          <w:rFonts w:ascii="Times New Roman" w:hAnsi="Times New Roman"/>
           <w:i/>
           <w:spacing w:val="-2"/>
           <w:sz w:val="26"/>
@@ -7322,7 +7302,7 @@
       </w:r>
       <w:r>
         <w:rPr>
-          <w:rFonts w:ascii="Times New Roman" w:eastAsia="Times New Roman" w:hAnsi="Times New Roman" w:cs="Times New Roman"/>
+          <w:rFonts w:ascii="Times New Roman" w:hAnsi="Times New Roman"/>
           <w:spacing w:val="-2"/>
           <w:sz w:val="26"/>
           <w:szCs w:val="26"/>
@@ -7375,7 +7355,7 @@
             </w:pPr>
             <w:r>
               <w:rPr>
-                <w:rFonts w:ascii="Times New Roman" w:eastAsia="Times New Roman" w:hAnsi="Times New Roman" w:cs="Times New Roman"/>
+                <w:rFonts w:ascii="Times New Roman" w:hAnsi="Times New Roman"/>
                 <w:b/>
                 <w:szCs w:val="26"/>
                 <w:lang w:val="vi-VN"/>
@@ -7414,7 +7394,7 @@
             </w:pPr>
             <w:r>
               <w:rPr>
-                <w:rFonts w:ascii="Times New Roman" w:eastAsia="Times New Roman" w:hAnsi="Times New Roman" w:cs="Times New Roman"/>
+                <w:rFonts w:ascii="Times New Roman" w:hAnsi="Times New Roman"/>
                 <w:bCs/>
                 <w:szCs w:val="26"/>
               </w:rPr>
@@ -7446,7 +7426,7 @@
             </w:pPr>
             <w:r>
               <w:rPr>
-                <w:rFonts w:ascii="Times New Roman" w:eastAsia="Times New Roman" w:hAnsi="Times New Roman" w:cs="Times New Roman"/>
+                <w:rFonts w:ascii="Times New Roman" w:hAnsi="Times New Roman"/>
                 <w:bCs/>
                 <w:szCs w:val="26"/>
               </w:rPr>
@@ -7478,7 +7458,7 @@
             </w:pPr>
             <w:r>
               <w:rPr>
-                <w:rFonts w:ascii="Times New Roman" w:eastAsia="Times New Roman" w:hAnsi="Times New Roman" w:cs="Times New Roman"/>
+                <w:rFonts w:ascii="Times New Roman" w:hAnsi="Times New Roman"/>
                 <w:bCs/>
                 <w:szCs w:val="26"/>
               </w:rPr>
@@ -7509,7 +7489,7 @@
             </w:pPr>
             <w:r>
               <w:rPr>
-                <w:rFonts w:ascii="Times New Roman" w:eastAsia="Times New Roman" w:hAnsi="Times New Roman" w:cs="Times New Roman"/>
+                <w:rFonts w:ascii="Times New Roman" w:hAnsi="Times New Roman"/>
                 <w:szCs w:val="26"/>
               </w:rPr>
               <w:t>Ghi chú</w:t>
@@ -7577,7 +7557,7 @@
             </w:pPr>
             <w:r>
               <w:rPr>
-                <w:rFonts w:ascii="Times New Roman" w:eastAsia="Times New Roman" w:hAnsi="Times New Roman" w:cs="Times New Roman"/>
+                <w:rFonts w:ascii="Times New Roman" w:hAnsi="Times New Roman"/>
                 <w:bCs/>
                 <w:szCs w:val="26"/>
               </w:rPr>
@@ -7608,7 +7588,7 @@
             </w:pPr>
             <w:r>
               <w:rPr>
-                <w:rFonts w:ascii="Times New Roman" w:eastAsia="Times New Roman" w:hAnsi="Times New Roman" w:cs="Times New Roman"/>
+                <w:rFonts w:ascii="Times New Roman" w:hAnsi="Times New Roman"/>
                 <w:szCs w:val="26"/>
               </w:rPr>
               <w:t>12 tháng</w:t>
@@ -7639,7 +7619,7 @@
             </w:pPr>
             <w:r>
               <w:rPr>
-                <w:rFonts w:ascii="Times New Roman" w:eastAsia="Times New Roman" w:hAnsi="Times New Roman" w:cs="Times New Roman"/>
+                <w:rFonts w:ascii="Times New Roman" w:hAnsi="Times New Roman"/>
                 <w:szCs w:val="26"/>
               </w:rPr>
               <w:t>Ưu tiên bảo dưỡng trước mùa mưa bão</w:t>
@@ -7707,7 +7687,7 @@
             </w:pPr>
             <w:r>
               <w:rPr>
-                <w:rFonts w:ascii="Times New Roman" w:eastAsia="Times New Roman" w:hAnsi="Times New Roman" w:cs="Times New Roman"/>
+                <w:rFonts w:ascii="Times New Roman" w:hAnsi="Times New Roman"/>
                 <w:szCs w:val="26"/>
               </w:rPr>
               <w:t>Cột anten</w:t>
@@ -7737,7 +7717,7 @@
             </w:pPr>
             <w:r>
               <w:rPr>
-                <w:rFonts w:ascii="Times New Roman" w:eastAsia="Times New Roman" w:hAnsi="Times New Roman" w:cs="Times New Roman"/>
+                <w:rFonts w:ascii="Times New Roman" w:hAnsi="Times New Roman"/>
                 <w:szCs w:val="26"/>
               </w:rPr>
               <w:t>≤ 24 tháng</w:t>
@@ -7794,7 +7774,7 @@
       </w:pPr>
       <w:r>
         <w:rPr>
-          <w:rFonts w:ascii="Times New Roman" w:eastAsia="Times New Roman" w:hAnsi="Times New Roman" w:cs="Times New Roman"/>
+          <w:rFonts w:ascii="Times New Roman" w:hAnsi="Times New Roman"/>
           <w:b/>
           <w:bCs/>
           <w:szCs w:val="26"/>
@@ -7827,7 +7807,7 @@
       </w:pPr>
       <w:r>
         <w:rPr>
-          <w:rFonts w:ascii="Times New Roman" w:eastAsia="Times New Roman" w:hAnsi="Times New Roman" w:cs="Times New Roman"/>
+          <w:rFonts w:ascii="Times New Roman" w:hAnsi="Times New Roman"/>
           <w:sz w:val="26"/>
           <w:szCs w:val="26"/>
           <w:lang w:val="da-DK"/>
@@ -7859,7 +7839,7 @@
       </w:pPr>
       <w:r>
         <w:rPr>
-          <w:rFonts w:ascii="Times New Roman" w:eastAsia="Times New Roman" w:hAnsi="Times New Roman" w:cs="Times New Roman"/>
+          <w:rFonts w:ascii="Times New Roman" w:hAnsi="Times New Roman"/>
           <w:sz w:val="26"/>
           <w:szCs w:val="26"/>
           <w:lang w:val="vi-VN"/>
@@ -7868,7 +7848,7 @@
       </w:r>
       <w:r>
         <w:rPr>
-          <w:rFonts w:ascii="Times New Roman" w:eastAsia="Times New Roman" w:hAnsi="Times New Roman" w:cs="Times New Roman"/>
+          <w:rFonts w:ascii="Times New Roman" w:hAnsi="Times New Roman"/>
           <w:sz w:val="26"/>
           <w:szCs w:val="26"/>
           <w:lang w:val="da-DK"/>
@@ -7877,7 +7857,7 @@
       </w:r>
       <w:r>
         <w:rPr>
-          <w:rFonts w:ascii="Times New Roman" w:eastAsia="Times New Roman" w:hAnsi="Times New Roman" w:cs="Times New Roman"/>
+          <w:rFonts w:ascii="Times New Roman" w:hAnsi="Times New Roman"/>
           <w:sz w:val="26"/>
           <w:szCs w:val="26"/>
           <w:lang w:val="vi-VN"/>
@@ -7886,7 +7866,7 @@
       </w:r>
       <w:r>
         <w:rPr>
-          <w:rFonts w:ascii="Times New Roman" w:eastAsia="Times New Roman" w:hAnsi="Times New Roman" w:cs="Times New Roman"/>
+          <w:rFonts w:ascii="Times New Roman" w:hAnsi="Times New Roman"/>
           <w:sz w:val="26"/>
           <w:szCs w:val="26"/>
           <w:lang w:val="da-DK"/>
@@ -7895,7 +7875,7 @@
       </w:r>
       <w:r>
         <w:rPr>
-          <w:rFonts w:ascii="Times New Roman" w:eastAsia="Times New Roman" w:hAnsi="Times New Roman" w:cs="Times New Roman"/>
+          <w:rFonts w:ascii="Times New Roman" w:hAnsi="Times New Roman"/>
           <w:sz w:val="26"/>
           <w:szCs w:val="26"/>
           <w:lang w:val="vi-VN"/>
@@ -7927,7 +7907,7 @@
       </w:pPr>
       <w:r>
         <w:rPr>
-          <w:rFonts w:ascii="Times New Roman" w:eastAsia="Times New Roman" w:hAnsi="Times New Roman" w:cs="Times New Roman"/>
+          <w:rFonts w:ascii="Times New Roman" w:hAnsi="Times New Roman"/>
           <w:sz w:val="26"/>
           <w:szCs w:val="26"/>
           <w:lang w:val="vi-VN"/>
@@ -7959,7 +7939,7 @@
       </w:pPr>
       <w:r>
         <w:rPr>
-          <w:rFonts w:ascii="Times New Roman" w:eastAsia="Times New Roman" w:hAnsi="Times New Roman" w:cs="Times New Roman"/>
+          <w:rFonts w:ascii="Times New Roman" w:hAnsi="Times New Roman"/>
           <w:sz w:val="26"/>
           <w:szCs w:val="26"/>
           <w:lang w:val="vi-VN"/>
@@ -7991,7 +7971,7 @@
       </w:pPr>
       <w:r>
         <w:rPr>
-          <w:rFonts w:ascii="Times New Roman" w:eastAsia="Times New Roman" w:hAnsi="Times New Roman" w:cs="Times New Roman"/>
+          <w:rFonts w:ascii="Times New Roman" w:hAnsi="Times New Roman"/>
           <w:sz w:val="26"/>
           <w:szCs w:val="26"/>
           <w:lang w:val="vi-VN"/>
@@ -8023,7 +8003,7 @@
       </w:pPr>
       <w:r>
         <w:rPr>
-          <w:rFonts w:ascii="Times New Roman" w:eastAsia="Times New Roman" w:hAnsi="Times New Roman" w:cs="Times New Roman"/>
+          <w:rFonts w:ascii="Times New Roman" w:hAnsi="Times New Roman"/>
           <w:sz w:val="26"/>
           <w:szCs w:val="26"/>
           <w:lang w:val="vi-VN"/>
@@ -8032,7 +8012,7 @@
       </w:r>
       <w:r>
         <w:rPr>
-          <w:rFonts w:ascii="Times New Roman" w:eastAsia="Times New Roman" w:hAnsi="Times New Roman" w:cs="Times New Roman"/>
+          <w:rFonts w:ascii="Times New Roman" w:hAnsi="Times New Roman"/>
           <w:sz w:val="26"/>
           <w:szCs w:val="26"/>
           <w:lang w:val="da-DK"/>
@@ -8064,7 +8044,7 @@
       </w:pPr>
       <w:r>
         <w:rPr>
-          <w:rFonts w:ascii="Times New Roman" w:eastAsia="Times New Roman" w:hAnsi="Times New Roman" w:cs="Times New Roman"/>
+          <w:rFonts w:ascii="Times New Roman" w:hAnsi="Times New Roman"/>
           <w:sz w:val="26"/>
           <w:szCs w:val="26"/>
           <w:lang w:val="vi-VN"/>
@@ -8095,7 +8075,7 @@
       </w:pPr>
       <w:r>
         <w:rPr>
-          <w:rFonts w:ascii="Times New Roman" w:eastAsia="Times New Roman" w:hAnsi="Times New Roman" w:cs="Times New Roman"/>
+          <w:rFonts w:ascii="Times New Roman" w:hAnsi="Times New Roman"/>
           <w:sz w:val="26"/>
           <w:szCs w:val="26"/>
           <w:lang w:val="da-DK"/>
@@ -8127,7 +8107,7 @@
       </w:pPr>
       <w:r>
         <w:rPr>
-          <w:rFonts w:ascii="Times New Roman" w:eastAsia="Times New Roman" w:hAnsi="Times New Roman" w:cs="Times New Roman"/>
+          <w:rFonts w:ascii="Times New Roman" w:hAnsi="Times New Roman"/>
           <w:sz w:val="26"/>
           <w:szCs w:val="26"/>
           <w:lang w:val="vi-VN"/>
@@ -8160,7 +8140,7 @@
       </w:pPr>
       <w:r>
         <w:rPr>
-          <w:rFonts w:ascii="Times New Roman" w:eastAsia="Times New Roman" w:hAnsi="Times New Roman" w:cs="Times New Roman"/>
+          <w:rFonts w:ascii="Times New Roman" w:hAnsi="Times New Roman"/>
           <w:sz w:val="26"/>
           <w:szCs w:val="26"/>
           <w:lang w:val="vi-VN"/>
@@ -8192,7 +8172,7 @@
       </w:pPr>
       <w:r>
         <w:rPr>
-          <w:rFonts w:ascii="Times New Roman" w:eastAsia="Times New Roman" w:hAnsi="Times New Roman" w:cs="Times New Roman"/>
+          <w:rFonts w:ascii="Times New Roman" w:hAnsi="Times New Roman"/>
           <w:sz w:val="26"/>
           <w:szCs w:val="26"/>
           <w:lang w:val="vi-VN"/>
@@ -8201,7 +8181,7 @@
       </w:r>
       <w:r>
         <w:rPr>
-          <w:rFonts w:ascii="Times New Roman" w:eastAsia="Times New Roman" w:hAnsi="Times New Roman" w:cs="Times New Roman"/>
+          <w:rFonts w:ascii="Times New Roman" w:hAnsi="Times New Roman"/>
           <w:sz w:val="26"/>
           <w:szCs w:val="26"/>
           <w:lang w:val="da-DK"/>
@@ -8233,7 +8213,7 @@
       </w:pPr>
       <w:r>
         <w:rPr>
-          <w:rFonts w:ascii="Times New Roman" w:eastAsia="Times New Roman" w:hAnsi="Times New Roman" w:cs="Times New Roman"/>
+          <w:rFonts w:ascii="Times New Roman" w:hAnsi="Times New Roman"/>
           <w:sz w:val="26"/>
           <w:szCs w:val="26"/>
           <w:lang w:val="da-DK"/>
@@ -8265,7 +8245,7 @@
       </w:pPr>
       <w:r>
         <w:rPr>
-          <w:rFonts w:ascii="Times New Roman" w:eastAsia="Times New Roman" w:hAnsi="Times New Roman" w:cs="Times New Roman"/>
+          <w:rFonts w:ascii="Times New Roman" w:hAnsi="Times New Roman"/>
           <w:sz w:val="26"/>
           <w:szCs w:val="26"/>
           <w:lang w:val="da-DK"/>
@@ -8274,7 +8254,7 @@
       </w:r>
       <w:r>
         <w:rPr>
-          <w:rFonts w:ascii="Times New Roman" w:eastAsia="Times New Roman" w:hAnsi="Times New Roman" w:cs="Times New Roman"/>
+          <w:rFonts w:ascii="Times New Roman" w:hAnsi="Times New Roman"/>
           <w:sz w:val="26"/>
           <w:szCs w:val="26"/>
           <w:lang w:val="vi-VN"/>
@@ -8306,7 +8286,7 @@
       </w:pPr>
       <w:r>
         <w:rPr>
-          <w:rFonts w:ascii="Times New Roman" w:eastAsia="Times New Roman" w:hAnsi="Times New Roman" w:cs="Times New Roman"/>
+          <w:rFonts w:ascii="Times New Roman" w:hAnsi="Times New Roman"/>
           <w:sz w:val="26"/>
           <w:szCs w:val="26"/>
           <w:lang w:val="vi-VN"/>
@@ -8334,7 +8314,7 @@
       </w:pPr>
       <w:r>
         <w:rPr>
-          <w:rFonts w:ascii="Times New Roman" w:eastAsia="Times New Roman" w:hAnsi="Times New Roman" w:cs="Times New Roman"/>
+          <w:rFonts w:ascii="Times New Roman" w:hAnsi="Times New Roman"/>
           <w:sz w:val="26"/>
           <w:szCs w:val="26"/>
           <w:lang w:val="da-DK"/>
@@ -8343,7 +8323,7 @@
       </w:r>
       <w:r>
         <w:rPr>
-          <w:rFonts w:ascii="Times New Roman" w:eastAsia="Times New Roman" w:hAnsi="Times New Roman" w:cs="Times New Roman"/>
+          <w:rFonts w:ascii="Times New Roman" w:hAnsi="Times New Roman"/>
           <w:b/>
           <w:bCs/>
           <w:iCs/>
@@ -8355,7 +8335,7 @@
       </w:r>
       <w:r>
         <w:rPr>
-          <w:rFonts w:ascii="Times New Roman" w:eastAsia="Times New Roman" w:hAnsi="Times New Roman" w:cs="Times New Roman"/>
+          <w:rFonts w:ascii="Times New Roman" w:hAnsi="Times New Roman"/>
           <w:b/>
           <w:noProof/>
           <w:sz w:val="26"/>
@@ -8367,7 +8347,7 @@
       <w:bookmarkStart w:name="_Hlk17185995" w:id="4"/>
       <w:r>
         <w:rPr>
-          <w:rFonts w:ascii="Times New Roman" w:eastAsia="Times New Roman" w:hAnsi="Times New Roman" w:cs="Times New Roman"/>
+          <w:rFonts w:ascii="Times New Roman" w:hAnsi="Times New Roman"/>
           <w:b/>
           <w:noProof/>
           <w:sz w:val="26"/>
@@ -8396,7 +8376,7 @@
       </w:pPr>
       <w:r>
         <w:rPr>
-          <w:rFonts w:ascii="Times New Roman" w:eastAsia="Times New Roman" w:hAnsi="Times New Roman" w:cs="Times New Roman"/>
+          <w:rFonts w:ascii="Times New Roman" w:hAnsi="Times New Roman"/>
           <w:b/>
           <w:bCs/>
           <w:szCs w:val="26"/>
@@ -8426,7 +8406,7 @@
       </w:pPr>
       <w:r>
         <w:rPr>
-          <w:rFonts w:ascii="Times New Roman" w:eastAsia="Times New Roman" w:hAnsi="Times New Roman" w:cs="Times New Roman"/>
+          <w:rFonts w:ascii="Times New Roman" w:hAnsi="Times New Roman"/>
           <w:bCs/>
           <w:iCs/>
           <w:szCs w:val="26"/>
@@ -8436,7 +8416,7 @@
       </w:r>
       <w:r>
         <w:rPr>
-          <w:rFonts w:ascii="Times New Roman" w:eastAsia="Times New Roman" w:hAnsi="Times New Roman" w:cs="Times New Roman"/>
+          <w:rFonts w:ascii="Times New Roman" w:hAnsi="Times New Roman"/>
           <w:szCs w:val="26"/>
           <w:lang w:val="da-DK"/>
         </w:rPr>
@@ -8464,7 +8444,7 @@
       </w:pPr>
       <w:r>
         <w:rPr>
-          <w:rFonts w:ascii="Times New Roman" w:eastAsia="Times New Roman" w:hAnsi="Times New Roman" w:cs="Times New Roman"/>
+          <w:rFonts w:ascii="Times New Roman" w:hAnsi="Times New Roman"/>
           <w:bCs/>
           <w:iCs/>
           <w:szCs w:val="26"/>
@@ -8474,7 +8454,7 @@
       </w:r>
       <w:r>
         <w:rPr>
-          <w:rFonts w:ascii="Times New Roman" w:eastAsia="Times New Roman" w:hAnsi="Times New Roman" w:cs="Times New Roman"/>
+          <w:rFonts w:ascii="Times New Roman" w:hAnsi="Times New Roman"/>
           <w:szCs w:val="26"/>
           <w:lang w:val="da-DK"/>
         </w:rPr>
@@ -8502,7 +8482,7 @@
       </w:pPr>
       <w:r>
         <w:rPr>
-          <w:rFonts w:ascii="Times New Roman" w:eastAsia="Times New Roman" w:hAnsi="Times New Roman" w:cs="Times New Roman"/>
+          <w:rFonts w:ascii="Times New Roman" w:hAnsi="Times New Roman"/>
           <w:szCs w:val="26"/>
           <w:lang w:val="da-DK"/>
         </w:rPr>
@@ -8531,7 +8511,7 @@
       </w:pPr>
       <w:r>
         <w:rPr>
-          <w:rFonts w:ascii="Times New Roman" w:eastAsia="Times New Roman" w:hAnsi="Times New Roman" w:cs="Times New Roman"/>
+          <w:rFonts w:ascii="Times New Roman" w:hAnsi="Times New Roman"/>
           <w:b/>
           <w:bCs/>
           <w:szCs w:val="26"/>
@@ -8561,7 +8541,7 @@
       </w:pPr>
       <w:r>
         <w:rPr>
-          <w:rFonts w:ascii="Times New Roman" w:eastAsia="Times New Roman" w:hAnsi="Times New Roman" w:cs="Times New Roman"/>
+          <w:rFonts w:ascii="Times New Roman" w:hAnsi="Times New Roman"/>
           <w:szCs w:val="26"/>
           <w:lang w:val="da-DK"/>
         </w:rPr>
@@ -8589,7 +8569,7 @@
       </w:pPr>
       <w:r>
         <w:rPr>
-          <w:rFonts w:ascii="Times New Roman" w:eastAsia="Times New Roman" w:hAnsi="Times New Roman" w:cs="Times New Roman"/>
+          <w:rFonts w:ascii="Times New Roman" w:hAnsi="Times New Roman"/>
           <w:sz w:val="26"/>
           <w:szCs w:val="26"/>
           <w:lang w:val="da-DK"/>
@@ -8598,7 +8578,7 @@
       </w:r>
       <w:r>
         <w:rPr>
-          <w:rFonts w:ascii="Times New Roman" w:eastAsia="Times New Roman" w:hAnsi="Times New Roman" w:cs="Times New Roman"/>
+          <w:rFonts w:ascii="Times New Roman" w:hAnsi="Times New Roman"/>
           <w:sz w:val="26"/>
           <w:szCs w:val="26"/>
           <w:lang w:val="vi-VN"/>
@@ -8627,7 +8607,7 @@
       </w:pPr>
       <w:r>
         <w:rPr>
-          <w:rFonts w:ascii="Times New Roman" w:eastAsia="Times New Roman" w:hAnsi="Times New Roman" w:cs="Times New Roman"/>
+          <w:rFonts w:ascii="Times New Roman" w:hAnsi="Times New Roman"/>
           <w:sz w:val="26"/>
           <w:szCs w:val="26"/>
           <w:lang w:val="vi-VN"/>
@@ -8656,7 +8636,7 @@
       </w:pPr>
       <w:r>
         <w:rPr>
-          <w:rFonts w:ascii="Times New Roman" w:eastAsia="Times New Roman" w:hAnsi="Times New Roman" w:cs="Times New Roman"/>
+          <w:rFonts w:ascii="Times New Roman" w:hAnsi="Times New Roman"/>
           <w:sz w:val="26"/>
           <w:szCs w:val="26"/>
           <w:lang w:val="vi-VN"/>
@@ -8684,7 +8664,7 @@
       </w:pPr>
       <w:r>
         <w:rPr>
-          <w:rFonts w:ascii="Times New Roman" w:eastAsia="Times New Roman" w:hAnsi="Times New Roman" w:cs="Times New Roman"/>
+          <w:rFonts w:ascii="Times New Roman" w:hAnsi="Times New Roman"/>
           <w:szCs w:val="26"/>
           <w:lang w:val="da-DK"/>
         </w:rPr>
@@ -8713,7 +8693,7 @@
       </w:pPr>
       <w:r>
         <w:rPr>
-          <w:rFonts w:ascii="Times New Roman" w:eastAsia="Times New Roman" w:hAnsi="Times New Roman" w:cs="Times New Roman"/>
+          <w:rFonts w:ascii="Times New Roman" w:hAnsi="Times New Roman"/>
           <w:b/>
           <w:bCs/>
           <w:szCs w:val="26"/>
@@ -8743,7 +8723,7 @@
       </w:pPr>
       <w:r>
         <w:rPr>
-          <w:rFonts w:ascii="Times New Roman" w:eastAsia="Times New Roman" w:hAnsi="Times New Roman" w:cs="Times New Roman"/>
+          <w:rFonts w:ascii="Times New Roman" w:hAnsi="Times New Roman"/>
           <w:szCs w:val="26"/>
           <w:lang w:val="da-DK"/>
         </w:rPr>
@@ -8751,7 +8731,7 @@
       </w:r>
       <w:r>
         <w:rPr>
-          <w:rFonts w:ascii="Times New Roman" w:eastAsia="Times New Roman" w:hAnsi="Times New Roman" w:cs="Times New Roman"/>
+          <w:rFonts w:ascii="Times New Roman" w:hAnsi="Times New Roman"/>
           <w:i/>
           <w:noProof/>
           <w:szCs w:val="26"/>
@@ -8761,7 +8741,7 @@
       </w:r>
       <w:r>
         <w:rPr>
-          <w:rFonts w:ascii="Times New Roman" w:eastAsia="Times New Roman" w:hAnsi="Times New Roman" w:cs="Times New Roman"/>
+          <w:rFonts w:ascii="Times New Roman" w:hAnsi="Times New Roman"/>
           <w:noProof/>
           <w:szCs w:val="26"/>
           <w:lang w:val="da-DK"/>
@@ -8770,7 +8750,7 @@
       </w:r>
       <w:r>
         <w:rPr>
-          <w:rFonts w:ascii="Times New Roman" w:eastAsia="Times New Roman" w:hAnsi="Times New Roman" w:cs="Times New Roman"/>
+          <w:rFonts w:ascii="Times New Roman" w:hAnsi="Times New Roman"/>
           <w:szCs w:val="26"/>
           <w:lang w:val="da-DK"/>
         </w:rPr>
@@ -8778,7 +8758,7 @@
       </w:r>
       <w:r>
         <w:rPr>
-          <w:rFonts w:ascii="Times New Roman" w:eastAsia="Times New Roman" w:hAnsi="Times New Roman" w:cs="Times New Roman"/>
+          <w:rFonts w:ascii="Times New Roman" w:hAnsi="Times New Roman"/>
           <w:noProof/>
           <w:szCs w:val="26"/>
           <w:lang w:val="da-DK"/>
@@ -8787,7 +8767,7 @@
       </w:r>
       <w:r>
         <w:rPr>
-          <w:rFonts w:ascii="Times New Roman" w:eastAsia="Times New Roman" w:hAnsi="Times New Roman" w:cs="Times New Roman"/>
+          <w:rFonts w:ascii="Times New Roman" w:hAnsi="Times New Roman"/>
           <w:i/>
           <w:szCs w:val="26"/>
           <w:lang w:val="da-DK"/>
@@ -8796,7 +8776,7 @@
       </w:r>
       <w:r>
         <w:rPr>
-          <w:rFonts w:ascii="Times New Roman" w:eastAsia="Times New Roman" w:hAnsi="Times New Roman" w:cs="Times New Roman"/>
+          <w:rFonts w:ascii="Times New Roman" w:hAnsi="Times New Roman"/>
           <w:noProof/>
           <w:szCs w:val="26"/>
           <w:lang w:val="da-DK"/>
@@ -8805,7 +8785,7 @@
       </w:r>
       <w:r>
         <w:rPr>
-          <w:rFonts w:ascii="Times New Roman" w:eastAsia="Times New Roman" w:hAnsi="Times New Roman" w:cs="Times New Roman"/>
+          <w:rFonts w:ascii="Times New Roman" w:hAnsi="Times New Roman"/>
           <w:noProof/>
           <w:szCs w:val="26"/>
           <w:lang w:val="da-DK"/>
@@ -8835,7 +8815,7 @@
       </w:pPr>
       <w:r>
         <w:rPr>
-          <w:rFonts w:ascii="Times New Roman" w:eastAsia="Times New Roman" w:hAnsi="Times New Roman" w:cs="Times New Roman"/>
+          <w:rFonts w:ascii="Times New Roman" w:hAnsi="Times New Roman"/>
           <w:szCs w:val="26"/>
           <w:lang w:val="da-DK"/>
         </w:rPr>
@@ -8863,7 +8843,7 @@
       </w:pPr>
       <w:r>
         <w:rPr>
-          <w:rFonts w:ascii="Times New Roman" w:eastAsia="Times New Roman" w:hAnsi="Times New Roman" w:cs="Times New Roman"/>
+          <w:rFonts w:ascii="Times New Roman" w:hAnsi="Times New Roman"/>
           <w:szCs w:val="26"/>
           <w:lang w:val="da-DK"/>
         </w:rPr>
@@ -8891,7 +8871,7 @@
       </w:pPr>
       <w:r>
         <w:rPr>
-          <w:rFonts w:ascii="Times New Roman" w:eastAsia="Times New Roman" w:hAnsi="Times New Roman" w:cs="Times New Roman"/>
+          <w:rFonts w:ascii="Times New Roman" w:hAnsi="Times New Roman"/>
           <w:iCs/>
           <w:szCs w:val="26"/>
           <w:lang w:val="da-DK"/>
@@ -8917,7 +8897,7 @@
       </w:pPr>
       <w:r>
         <w:rPr>
-          <w:rFonts w:ascii="Times New Roman" w:eastAsia="Times New Roman" w:hAnsi="Times New Roman" w:cs="Times New Roman"/>
+          <w:rFonts w:ascii="Times New Roman" w:hAnsi="Times New Roman"/>
           <w:szCs w:val="26"/>
           <w:lang w:val="da-DK"/>
         </w:rPr>
@@ -8925,7 +8905,7 @@
       </w:r>
       <w:r>
         <w:rPr>
-          <w:rFonts w:ascii="Times New Roman" w:eastAsia="Times New Roman" w:hAnsi="Times New Roman" w:cs="Times New Roman"/>
+          <w:rFonts w:ascii="Times New Roman" w:hAnsi="Times New Roman"/>
           <w:szCs w:val="26"/>
         </w:rPr>
         <w:t>{{PHONE}}</w:t>
@@ -8951,7 +8931,7 @@
       </w:pPr>
       <w:r>
         <w:rPr>
-          <w:rFonts w:ascii="Times New Roman" w:eastAsia="Times New Roman" w:hAnsi="Times New Roman" w:cs="Times New Roman"/>
+          <w:rFonts w:ascii="Times New Roman" w:hAnsi="Times New Roman"/>
           <w:szCs w:val="26"/>
           <w:lang w:val="da-DK"/>
         </w:rPr>
@@ -8959,14 +8939,14 @@
       </w:r>
       <w:r>
         <w:rPr>
-          <w:rFonts w:ascii="Times New Roman" w:eastAsia="Times New Roman" w:hAnsi="Times New Roman" w:cs="Times New Roman"/>
+          <w:rFonts w:ascii="Times New Roman" w:hAnsi="Times New Roman"/>
           <w:szCs w:val="26"/>
         </w:rPr>
         <w:t>078 416 6868</w:t>
       </w:r>
       <w:r>
         <w:rPr>
-          <w:rFonts w:ascii="Times New Roman" w:eastAsia="Times New Roman" w:hAnsi="Times New Roman" w:cs="Times New Roman"/>
+          <w:rFonts w:ascii="Times New Roman" w:hAnsi="Times New Roman"/>
           <w:szCs w:val="26"/>
           <w:lang w:val="vi-VN"/>
         </w:rPr>
@@ -8974,7 +8954,7 @@
       </w:r>
       <w:r>
         <w:rPr>
-          <w:rFonts w:ascii="Times New Roman" w:eastAsia="Times New Roman" w:hAnsi="Times New Roman" w:cs="Times New Roman"/>
+          <w:rFonts w:ascii="Times New Roman" w:hAnsi="Times New Roman"/>
           <w:szCs w:val="26"/>
           <w:lang w:val="da-DK"/>
         </w:rPr>
@@ -8994,7 +8974,7 @@
       </w:pPr>
       <w:r>
         <w:rPr>
-          <w:rFonts w:ascii="Times New Roman" w:eastAsia="Times New Roman" w:hAnsi="Times New Roman" w:cs="Times New Roman"/>
+          <w:rFonts w:ascii="Times New Roman" w:hAnsi="Times New Roman"/>
           <w:szCs w:val="26"/>
           <w:lang w:val="da-DK"/>
         </w:rPr>
@@ -9023,7 +9003,7 @@
       </w:pPr>
       <w:r>
         <w:rPr>
-          <w:rFonts w:ascii="Times New Roman" w:eastAsia="Times New Roman" w:hAnsi="Times New Roman" w:cs="Times New Roman"/>
+          <w:rFonts w:ascii="Times New Roman" w:hAnsi="Times New Roman"/>
           <w:b/>
           <w:szCs w:val="26"/>
           <w:lang w:val="da-DK"/>
@@ -9052,7 +9032,7 @@
       </w:pPr>
       <w:r>
         <w:rPr>
-          <w:rFonts w:ascii="Times New Roman" w:eastAsia="Times New Roman" w:hAnsi="Times New Roman" w:cs="Times New Roman"/>
+          <w:rFonts w:ascii="Times New Roman" w:hAnsi="Times New Roman"/>
           <w:szCs w:val="26"/>
           <w:lang w:val="vi-VN"/>
         </w:rPr>
@@ -9080,7 +9060,7 @@
       </w:pPr>
       <w:r>
         <w:rPr>
-          <w:rFonts w:ascii="Times New Roman" w:eastAsia="Times New Roman" w:hAnsi="Times New Roman" w:cs="Times New Roman"/>
+          <w:rFonts w:ascii="Times New Roman" w:hAnsi="Times New Roman"/>
           <w:szCs w:val="26"/>
           <w:lang w:val="vi-VN"/>
         </w:rPr>
@@ -9103,7 +9083,7 @@
       </w:pPr>
       <w:r>
         <w:rPr>
-          <w:rFonts w:ascii="Times New Roman" w:eastAsia="Times New Roman" w:hAnsi="Times New Roman" w:cs="Times New Roman"/>
+          <w:rFonts w:ascii="Times New Roman" w:hAnsi="Times New Roman"/>
           <w:b/>
           <w:bCs/>
           <w:szCs w:val="26"/>
@@ -9113,7 +9093,7 @@
       </w:r>
       <w:r>
         <w:rPr>
-          <w:rFonts w:ascii="Times New Roman" w:eastAsia="Times New Roman" w:hAnsi="Times New Roman" w:cs="Times New Roman"/>
+          <w:rFonts w:ascii="Times New Roman" w:hAnsi="Times New Roman"/>
           <w:b/>
           <w:noProof/>
           <w:szCs w:val="26"/>
@@ -9143,7 +9123,7 @@
       </w:pPr>
       <w:r>
         <w:rPr>
-          <w:rFonts w:ascii="Times New Roman" w:eastAsia="Times New Roman" w:hAnsi="Times New Roman" w:cs="Times New Roman"/>
+          <w:rFonts w:ascii="Times New Roman" w:hAnsi="Times New Roman"/>
           <w:szCs w:val="26"/>
           <w:lang w:val="vi-VN"/>
         </w:rPr>
@@ -9171,7 +9151,7 @@
       </w:pPr>
       <w:r>
         <w:rPr>
-          <w:rFonts w:ascii="Times New Roman" w:eastAsia="Times New Roman" w:hAnsi="Times New Roman" w:cs="Times New Roman"/>
+          <w:rFonts w:ascii="Times New Roman" w:hAnsi="Times New Roman"/>
           <w:szCs w:val="26"/>
           <w:lang w:val="vi-VN"/>
         </w:rPr>
@@ -9199,7 +9179,7 @@
       </w:pPr>
       <w:r>
         <w:rPr>
-          <w:rFonts w:ascii="Times New Roman" w:eastAsia="Times New Roman" w:hAnsi="Times New Roman" w:cs="Times New Roman"/>
+          <w:rFonts w:ascii="Times New Roman" w:hAnsi="Times New Roman"/>
           <w:szCs w:val="26"/>
           <w:lang w:val="vi-VN"/>
         </w:rPr>
@@ -9227,7 +9207,7 @@
       </w:pPr>
       <w:r>
         <w:rPr>
-          <w:rFonts w:ascii="Times New Roman" w:eastAsia="Times New Roman" w:hAnsi="Times New Roman" w:cs="Times New Roman"/>
+          <w:rFonts w:ascii="Times New Roman" w:hAnsi="Times New Roman"/>
           <w:szCs w:val="26"/>
           <w:lang w:val="vi-VN"/>
         </w:rPr>
@@ -9255,7 +9235,7 @@
       </w:pPr>
       <w:r>
         <w:rPr>
-          <w:rFonts w:ascii="Times New Roman" w:eastAsia="Times New Roman" w:hAnsi="Times New Roman" w:cs="Times New Roman"/>
+          <w:rFonts w:ascii="Times New Roman" w:hAnsi="Times New Roman"/>
           <w:szCs w:val="26"/>
           <w:lang w:val="vi-VN"/>
         </w:rPr>
@@ -9283,7 +9263,7 @@
       </w:pPr>
       <w:r>
         <w:rPr>
-          <w:rFonts w:ascii="Times New Roman" w:eastAsia="Times New Roman" w:hAnsi="Times New Roman" w:cs="Times New Roman"/>
+          <w:rFonts w:ascii="Times New Roman" w:hAnsi="Times New Roman"/>
           <w:szCs w:val="26"/>
           <w:lang w:val="vi-VN"/>
         </w:rPr>
@@ -9312,7 +9292,7 @@
       </w:pPr>
       <w:r>
         <w:rPr>
-          <w:rFonts w:ascii="Times New Roman" w:eastAsia="Times New Roman" w:hAnsi="Times New Roman" w:cs="Times New Roman"/>
+          <w:rFonts w:ascii="Times New Roman" w:hAnsi="Times New Roman"/>
           <w:szCs w:val="26"/>
           <w:lang w:val="vi-VN"/>
         </w:rPr>
@@ -9340,7 +9320,7 @@
       </w:pPr>
       <w:r>
         <w:rPr>
-          <w:rFonts w:ascii="Times New Roman" w:eastAsia="Times New Roman" w:hAnsi="Times New Roman" w:cs="Times New Roman"/>
+          <w:rFonts w:ascii="Times New Roman" w:hAnsi="Times New Roman"/>
           <w:szCs w:val="26"/>
           <w:lang w:val="vi-VN"/>
         </w:rPr>
@@ -9366,7 +9346,7 @@
       </w:pPr>
       <w:r>
         <w:rPr>
-          <w:rFonts w:ascii="Times New Roman" w:eastAsia="Times New Roman" w:hAnsi="Times New Roman" w:cs="Times New Roman"/>
+          <w:rFonts w:ascii="Times New Roman" w:hAnsi="Times New Roman"/>
           <w:b/>
           <w:bCs/>
           <w:szCs w:val="26"/>
@@ -9376,7 +9356,7 @@
       </w:r>
       <w:r>
         <w:rPr>
-          <w:rFonts w:ascii="Times New Roman" w:eastAsia="Times New Roman" w:hAnsi="Times New Roman" w:cs="Times New Roman"/>
+          <w:rFonts w:ascii="Times New Roman" w:hAnsi="Times New Roman"/>
           <w:b/>
           <w:bCs/>
           <w:szCs w:val="26"/>
@@ -9385,7 +9365,7 @@
       </w:r>
       <w:r>
         <w:rPr>
-          <w:rFonts w:ascii="Times New Roman" w:eastAsia="Times New Roman" w:hAnsi="Times New Roman" w:cs="Times New Roman"/>
+          <w:rFonts w:ascii="Times New Roman" w:hAnsi="Times New Roman"/>
           <w:b/>
           <w:bCs/>
           <w:szCs w:val="26"/>
@@ -9419,7 +9399,7 @@
       </w:pPr>
       <w:r>
         <w:rPr>
-          <w:rFonts w:ascii="Times New Roman" w:eastAsia="Times New Roman" w:hAnsi="Times New Roman" w:cs="Times New Roman"/>
+          <w:rFonts w:ascii="Times New Roman" w:hAnsi="Times New Roman"/>
           <w:sz w:val="26"/>
           <w:szCs w:val="26"/>
           <w:lang w:val="vi-VN"/>
@@ -9452,7 +9432,7 @@
       </w:pPr>
       <w:r>
         <w:rPr>
-          <w:rFonts w:ascii="Times New Roman" w:eastAsia="Times New Roman" w:hAnsi="Times New Roman" w:cs="Times New Roman"/>
+          <w:rFonts w:ascii="Times New Roman" w:hAnsi="Times New Roman"/>
           <w:sz w:val="26"/>
           <w:szCs w:val="26"/>
           <w:lang w:val="vi-VN"/>
@@ -9485,7 +9465,7 @@
       </w:pPr>
       <w:r>
         <w:rPr>
-          <w:rFonts w:ascii="Times New Roman" w:eastAsia="Times New Roman" w:hAnsi="Times New Roman" w:cs="Times New Roman"/>
+          <w:rFonts w:ascii="Times New Roman" w:hAnsi="Times New Roman"/>
           <w:sz w:val="26"/>
           <w:szCs w:val="26"/>
           <w:lang w:val="vi-VN"/>
@@ -9518,7 +9498,7 @@
       </w:pPr>
       <w:r>
         <w:rPr>
-          <w:rFonts w:ascii="Times New Roman" w:eastAsia="Times New Roman" w:hAnsi="Times New Roman" w:cs="Times New Roman"/>
+          <w:rFonts w:ascii="Times New Roman" w:hAnsi="Times New Roman"/>
           <w:sz w:val="26"/>
           <w:szCs w:val="26"/>
           <w:lang w:val="da-DK"/>
@@ -9551,7 +9531,7 @@
       </w:pPr>
       <w:r>
         <w:rPr>
-          <w:rFonts w:ascii="Times New Roman" w:eastAsia="Times New Roman" w:hAnsi="Times New Roman" w:cs="Times New Roman"/>
+          <w:rFonts w:ascii="Times New Roman" w:hAnsi="Times New Roman"/>
           <w:sz w:val="26"/>
           <w:szCs w:val="26"/>
           <w:lang w:val="vi-VN"/>
@@ -9580,7 +9560,7 @@
       </w:pPr>
       <w:r>
         <w:rPr>
-          <w:rFonts w:ascii="Times New Roman" w:eastAsia="Times New Roman" w:hAnsi="Times New Roman" w:cs="Times New Roman"/>
+          <w:rFonts w:ascii="Times New Roman" w:hAnsi="Times New Roman"/>
           <w:szCs w:val="26"/>
           <w:lang w:val="vi-VN"/>
         </w:rPr>
@@ -9608,7 +9588,7 @@
       </w:pPr>
       <w:r>
         <w:rPr>
-          <w:rFonts w:ascii="Times New Roman" w:eastAsia="Times New Roman" w:hAnsi="Times New Roman" w:cs="Times New Roman"/>
+          <w:rFonts w:ascii="Times New Roman" w:hAnsi="Times New Roman"/>
           <w:szCs w:val="26"/>
           <w:lang w:val="vi-VN"/>
         </w:rPr>
@@ -9640,7 +9620,7 @@
       </w:pPr>
       <w:r>
         <w:rPr>
-          <w:rFonts w:ascii="Times New Roman" w:eastAsia="Times New Roman" w:hAnsi="Times New Roman" w:cs="Times New Roman"/>
+          <w:rFonts w:ascii="Times New Roman" w:hAnsi="Times New Roman"/>
           <w:sz w:val="26"/>
           <w:szCs w:val="26"/>
           <w:lang w:val="vi-VN"/>
@@ -9673,7 +9653,7 @@
       </w:pPr>
       <w:r>
         <w:rPr>
-          <w:rFonts w:ascii="Times New Roman" w:eastAsia="Times New Roman" w:hAnsi="Times New Roman" w:cs="Times New Roman"/>
+          <w:rFonts w:ascii="Times New Roman" w:hAnsi="Times New Roman"/>
           <w:sz w:val="26"/>
           <w:szCs w:val="26"/>
           <w:lang w:val="vi-VN"/>
@@ -9682,7 +9662,7 @@
       </w:r>
       <w:r>
         <w:rPr>
-          <w:rFonts w:ascii="Times New Roman" w:eastAsia="Times New Roman" w:hAnsi="Times New Roman" w:cs="Times New Roman"/>
+          <w:rFonts w:ascii="Times New Roman" w:hAnsi="Times New Roman"/>
           <w:sz w:val="26"/>
           <w:szCs w:val="26"/>
           <w:lang w:val="da-DK"/>
@@ -9734,7 +9714,6 @@
             </w:pPr>
             <w:r>
               <w:rPr>
-                <w:rFonts w:ascii="Times New Roman" w:eastAsia="Times New Roman" w:hAnsi="Times New Roman" w:cs="Times New Roman"/>
                 <w:rStyle w:val="Strong"/>
                 <w:sz w:val="26"/>
                 <w:szCs w:val="26"/>
@@ -9767,7 +9746,6 @@
             </w:pPr>
             <w:r>
               <w:rPr>
-                <w:rFonts w:ascii="Times New Roman" w:eastAsia="Times New Roman" w:hAnsi="Times New Roman" w:cs="Times New Roman"/>
                 <w:rStyle w:val="Strong"/>
                 <w:sz w:val="26"/>
                 <w:szCs w:val="26"/>
@@ -9828,7 +9806,6 @@
             </w:pPr>
             <w:r>
               <w:rPr>
-                <w:rFonts w:ascii="Times New Roman" w:eastAsia="Times New Roman" w:hAnsi="Times New Roman" w:cs="Times New Roman"/>
                 <w:rStyle w:val="Strong"/>
                 <w:sz w:val="26"/>
                 <w:szCs w:val="26"/>
@@ -9962,7 +9939,6 @@
             </w:pPr>
             <w:r>
               <w:rPr>
-                <w:rFonts w:ascii="Times New Roman" w:eastAsia="Times New Roman" w:hAnsi="Times New Roman" w:cs="Times New Roman"/>
                 <w:b/>
                 <w:sz w:val="26"/>
                 <w:szCs w:val="26"/>
@@ -10042,7 +10018,6 @@
             </w:pPr>
             <w:r>
               <w:rPr>
-                <w:rFonts w:ascii="Times New Roman" w:eastAsia="Times New Roman" w:hAnsi="Times New Roman" w:cs="Times New Roman"/>
                 <w:rStyle w:val="Strong"/>
                 <w:sz w:val="26"/>
                 <w:szCs w:val="26"/>
@@ -10064,7 +10039,6 @@
             </w:pPr>
             <w:r>
               <w:rPr>
-                <w:rFonts w:ascii="Times New Roman" w:eastAsia="Times New Roman" w:hAnsi="Times New Roman" w:cs="Times New Roman"/>
                 <w:sz w:val="26"/>
                 <w:szCs w:val="26"/>
               </w:rPr>
@@ -10078,7 +10052,7 @@
               <w:spacing w:before="0" w:beforeAutospacing="0" w:after="0" w:afterAutospacing="0"/>
               <w:jc w:val="center"/>
               <w:rPr>
-                <w:rFonts w:eastAsiaTheme="Times New Roman"/>
+                <w:rFonts w:eastAsiaTheme="majorEastAsia"/>
                 <w:b/>
                 <w:bCs/>
                 <w:iCs/>
@@ -10089,7 +10063,6 @@
             </w:pPr>
             <w:r>
               <w:rPr>
-                <w:rFonts w:ascii="Times New Roman" w:eastAsia="Times New Roman" w:hAnsi="Times New Roman" w:cs="Times New Roman"/>
                 <w:sz w:val="26"/>
                 <w:szCs w:val="26"/>
               </w:rPr>
@@ -10098,7 +10071,7 @@
             <w:r>
               <w:rPr>
                 <w:rStyle w:val="Emphasis"/>
-                <w:rFonts w:ascii="Times New Roman" w:eastAsia="Times New Roman" w:hAnsi="Times New Roman" w:cs="Times New Roman"/>
+                <w:rFonts w:eastAsiaTheme="majorEastAsia"/>
                 <w:b/>
                 <w:bCs/>
                 <w:i w:val="0"/>
@@ -13729,11 +13702,12 @@
   <w:docDefaults>
     <w:rPrDefault>
       <w:rPr>
-        <w:rFonts w:ascii="Times New Roman" w:eastAsia="Times New Roman" w:hAnsi="Times New Roman" w:cs="Times New Roman"/>
+        <w:rFonts w:asciiTheme="minorHAnsi" w:hAnsiTheme="minorHAnsi" w:eastAsiaTheme="minorHAnsi" w:cstheme="minorBidi"/>
         <w:kern w:val="2"/>
-        <w:sz w:val="26"/>
-        <w:szCs w:val="26"/>
-        <w:lang w:val="vi-VN" w:eastAsia="vi-VN" w:bidi="ar-SA"/>
+        <w:sz w:val="22"/>
+        <w:szCs w:val="22"/>
+        <w:lang w:val="en-SG" w:eastAsia="en-US" w:bidi="ar-SA"/>
+        <w14:ligatures w14:val="standardContextual"/>
       </w:rPr>
     </w:rPrDefault>
     <w:pPrDefault>
@@ -14128,7 +14102,7 @@
       <w:spacing w:after="0" w:line="240" w:lineRule="auto"/>
     </w:pPr>
     <w:rPr>
-      <w:rFonts w:ascii="Times New Roman" w:eastAsia="Times New Roman" w:hAnsi="Times New Roman" w:cs="Times New Roman"/>
+      <w:rFonts w:ascii="VNI-Times" w:hAnsi="VNI-Times" w:eastAsia="Times New Roman" w:cs="Times New Roman"/>
       <w:kern w:val="0"/>
       <w:sz w:val="26"/>
       <w:szCs w:val="20"/>
@@ -14151,7 +14125,7 @@
       <w:outlineLvl w:val="0"/>
     </w:pPr>
     <w:rPr>
-      <w:rFonts w:ascii="Times New Roman" w:eastAsia="Times New Roman" w:hAnsi="Times New Roman" w:cs="Times New Roman"/>
+      <w:rFonts w:asciiTheme="majorHAnsi" w:hAnsiTheme="majorHAnsi" w:eastAsiaTheme="majorEastAsia" w:cstheme="majorBidi"/>
       <w:color w:val="0F4761" w:themeColor="accent1" w:themeShade="BF"/>
       <w:sz w:val="40"/>
       <w:szCs w:val="40"/>
@@ -14174,7 +14148,7 @@
       <w:outlineLvl w:val="1"/>
     </w:pPr>
     <w:rPr>
-      <w:rFonts w:ascii="Times New Roman" w:eastAsia="Times New Roman" w:hAnsi="Times New Roman" w:cs="Times New Roman"/>
+      <w:rFonts w:asciiTheme="majorHAnsi" w:hAnsiTheme="majorHAnsi" w:eastAsiaTheme="majorEastAsia" w:cstheme="majorBidi"/>
       <w:color w:val="0F4761" w:themeColor="accent1" w:themeShade="BF"/>
       <w:sz w:val="32"/>
       <w:szCs w:val="32"/>
@@ -14197,7 +14171,7 @@
       <w:outlineLvl w:val="2"/>
     </w:pPr>
     <w:rPr>
-      <w:rFonts w:ascii="Times New Roman" w:eastAsia="Times New Roman" w:hAnsi="Times New Roman" w:cs="Times New Roman"/>
+      <w:rFonts w:eastAsiaTheme="majorEastAsia" w:cstheme="majorBidi"/>
       <w:color w:val="0F4761" w:themeColor="accent1" w:themeShade="BF"/>
       <w:sz w:val="28"/>
       <w:szCs w:val="28"/>
@@ -14220,7 +14194,7 @@
       <w:outlineLvl w:val="3"/>
     </w:pPr>
     <w:rPr>
-      <w:rFonts w:ascii="Times New Roman" w:eastAsia="Times New Roman" w:hAnsi="Times New Roman" w:cs="Times New Roman"/>
+      <w:rFonts w:eastAsiaTheme="majorEastAsia" w:cstheme="majorBidi"/>
       <w:i/>
       <w:iCs/>
       <w:color w:val="0F4761" w:themeColor="accent1" w:themeShade="BF"/>
@@ -14243,7 +14217,7 @@
       <w:outlineLvl w:val="4"/>
     </w:pPr>
     <w:rPr>
-      <w:rFonts w:ascii="Times New Roman" w:eastAsia="Times New Roman" w:hAnsi="Times New Roman" w:cs="Times New Roman"/>
+      <w:rFonts w:eastAsiaTheme="majorEastAsia" w:cstheme="majorBidi"/>
       <w:color w:val="0F4761" w:themeColor="accent1" w:themeShade="BF"/>
     </w:rPr>
   </w:style>
@@ -14264,7 +14238,7 @@
       <w:outlineLvl w:val="5"/>
     </w:pPr>
     <w:rPr>
-      <w:rFonts w:ascii="Times New Roman" w:eastAsia="Times New Roman" w:hAnsi="Times New Roman" w:cs="Times New Roman"/>
+      <w:rFonts w:eastAsiaTheme="majorEastAsia" w:cstheme="majorBidi"/>
       <w:i/>
       <w:iCs/>
       <w:color w:val="595959" w:themeColor="text1" w:themeTint="A6"/>
@@ -14287,7 +14261,7 @@
       <w:outlineLvl w:val="6"/>
     </w:pPr>
     <w:rPr>
-      <w:rFonts w:ascii="Times New Roman" w:eastAsia="Times New Roman" w:hAnsi="Times New Roman" w:cs="Times New Roman"/>
+      <w:rFonts w:eastAsiaTheme="majorEastAsia" w:cstheme="majorBidi"/>
       <w:color w:val="595959" w:themeColor="text1" w:themeTint="A6"/>
     </w:rPr>
   </w:style>
@@ -14307,7 +14281,7 @@
       <w:outlineLvl w:val="7"/>
     </w:pPr>
     <w:rPr>
-      <w:rFonts w:ascii="Times New Roman" w:eastAsia="Times New Roman" w:hAnsi="Times New Roman" w:cs="Times New Roman"/>
+      <w:rFonts w:eastAsiaTheme="majorEastAsia" w:cstheme="majorBidi"/>
       <w:i/>
       <w:iCs/>
       <w:color w:val="272727" w:themeColor="text1" w:themeTint="D8"/>
@@ -14329,7 +14303,7 @@
       <w:outlineLvl w:val="8"/>
     </w:pPr>
     <w:rPr>
-      <w:rFonts w:ascii="Times New Roman" w:eastAsia="Times New Roman" w:hAnsi="Times New Roman" w:cs="Times New Roman"/>
+      <w:rFonts w:eastAsiaTheme="majorEastAsia" w:cstheme="majorBidi"/>
       <w:color w:val="272727" w:themeColor="text1" w:themeTint="D8"/>
     </w:rPr>
   </w:style>
@@ -14367,7 +14341,7 @@
     <w:uiPriority w:val="9"/>
     <w:rsid w:val="000C456D"/>
     <w:rPr>
-      <w:rFonts w:ascii="Times New Roman" w:eastAsia="Times New Roman" w:hAnsi="Times New Roman" w:cs="Times New Roman"/>
+      <w:rFonts w:asciiTheme="majorHAnsi" w:hAnsiTheme="majorHAnsi" w:eastAsiaTheme="majorEastAsia" w:cstheme="majorBidi"/>
       <w:color w:val="0F4761" w:themeColor="accent1" w:themeShade="BF"/>
       <w:sz w:val="40"/>
       <w:szCs w:val="40"/>
@@ -14381,7 +14355,7 @@
     <w:semiHidden/>
     <w:rsid w:val="000C456D"/>
     <w:rPr>
-      <w:rFonts w:ascii="Times New Roman" w:eastAsia="Times New Roman" w:hAnsi="Times New Roman" w:cs="Times New Roman"/>
+      <w:rFonts w:asciiTheme="majorHAnsi" w:hAnsiTheme="majorHAnsi" w:eastAsiaTheme="majorEastAsia" w:cstheme="majorBidi"/>
       <w:color w:val="0F4761" w:themeColor="accent1" w:themeShade="BF"/>
       <w:sz w:val="32"/>
       <w:szCs w:val="32"/>
@@ -14395,7 +14369,7 @@
     <w:semiHidden/>
     <w:rsid w:val="000C456D"/>
     <w:rPr>
-      <w:rFonts w:ascii="Times New Roman" w:eastAsia="Times New Roman" w:hAnsi="Times New Roman" w:cs="Times New Roman"/>
+      <w:rFonts w:eastAsiaTheme="majorEastAsia" w:cstheme="majorBidi"/>
       <w:color w:val="0F4761" w:themeColor="accent1" w:themeShade="BF"/>
       <w:sz w:val="28"/>
       <w:szCs w:val="28"/>
@@ -14409,7 +14383,7 @@
     <w:semiHidden/>
     <w:rsid w:val="000C456D"/>
     <w:rPr>
-      <w:rFonts w:ascii="Times New Roman" w:eastAsia="Times New Roman" w:hAnsi="Times New Roman" w:cs="Times New Roman"/>
+      <w:rFonts w:eastAsiaTheme="majorEastAsia" w:cstheme="majorBidi"/>
       <w:i/>
       <w:iCs/>
       <w:color w:val="0F4761" w:themeColor="accent1" w:themeShade="BF"/>
@@ -14423,7 +14397,7 @@
     <w:semiHidden/>
     <w:rsid w:val="000C456D"/>
     <w:rPr>
-      <w:rFonts w:ascii="Times New Roman" w:eastAsia="Times New Roman" w:hAnsi="Times New Roman" w:cs="Times New Roman"/>
+      <w:rFonts w:eastAsiaTheme="majorEastAsia" w:cstheme="majorBidi"/>
       <w:color w:val="0F4761" w:themeColor="accent1" w:themeShade="BF"/>
     </w:rPr>
   </w:style>
@@ -14435,7 +14409,7 @@
     <w:semiHidden/>
     <w:rsid w:val="000C456D"/>
     <w:rPr>
-      <w:rFonts w:ascii="Times New Roman" w:eastAsia="Times New Roman" w:hAnsi="Times New Roman" w:cs="Times New Roman"/>
+      <w:rFonts w:eastAsiaTheme="majorEastAsia" w:cstheme="majorBidi"/>
       <w:i/>
       <w:iCs/>
       <w:color w:val="595959" w:themeColor="text1" w:themeTint="A6"/>
@@ -14449,7 +14423,7 @@
     <w:semiHidden/>
     <w:rsid w:val="000C456D"/>
     <w:rPr>
-      <w:rFonts w:ascii="Times New Roman" w:eastAsia="Times New Roman" w:hAnsi="Times New Roman" w:cs="Times New Roman"/>
+      <w:rFonts w:eastAsiaTheme="majorEastAsia" w:cstheme="majorBidi"/>
       <w:color w:val="595959" w:themeColor="text1" w:themeTint="A6"/>
     </w:rPr>
   </w:style>
@@ -14461,7 +14435,7 @@
     <w:semiHidden/>
     <w:rsid w:val="000C456D"/>
     <w:rPr>
-      <w:rFonts w:ascii="Times New Roman" w:eastAsia="Times New Roman" w:hAnsi="Times New Roman" w:cs="Times New Roman"/>
+      <w:rFonts w:eastAsiaTheme="majorEastAsia" w:cstheme="majorBidi"/>
       <w:i/>
       <w:iCs/>
       <w:color w:val="272727" w:themeColor="text1" w:themeTint="D8"/>
@@ -14475,7 +14449,7 @@
     <w:semiHidden/>
     <w:rsid w:val="000C456D"/>
     <w:rPr>
-      <w:rFonts w:ascii="Times New Roman" w:eastAsia="Times New Roman" w:hAnsi="Times New Roman" w:cs="Times New Roman"/>
+      <w:rFonts w:eastAsiaTheme="majorEastAsia" w:cstheme="majorBidi"/>
       <w:color w:val="272727" w:themeColor="text1" w:themeTint="D8"/>
     </w:rPr>
   </w:style>
@@ -14492,7 +14466,7 @@
       <w:contextualSpacing/>
     </w:pPr>
     <w:rPr>
-      <w:rFonts w:ascii="Times New Roman" w:eastAsia="Times New Roman" w:hAnsi="Times New Roman" w:cs="Times New Roman"/>
+      <w:rFonts w:asciiTheme="majorHAnsi" w:hAnsiTheme="majorHAnsi" w:eastAsiaTheme="majorEastAsia" w:cstheme="majorBidi"/>
       <w:spacing w:val="-10"/>
       <w:kern w:val="28"/>
       <w:sz w:val="56"/>
@@ -14506,7 +14480,7 @@
     <w:uiPriority w:val="10"/>
     <w:rsid w:val="000C456D"/>
     <w:rPr>
-      <w:rFonts w:ascii="Times New Roman" w:eastAsia="Times New Roman" w:hAnsi="Times New Roman" w:cs="Times New Roman"/>
+      <w:rFonts w:asciiTheme="majorHAnsi" w:hAnsiTheme="majorHAnsi" w:eastAsiaTheme="majorEastAsia" w:cstheme="majorBidi"/>
       <w:spacing w:val="-10"/>
       <w:kern w:val="28"/>
       <w:sz w:val="56"/>
@@ -14527,7 +14501,7 @@
       </w:numPr>
     </w:pPr>
     <w:rPr>
-      <w:rFonts w:ascii="Times New Roman" w:eastAsia="Times New Roman" w:hAnsi="Times New Roman" w:cs="Times New Roman"/>
+      <w:rFonts w:eastAsiaTheme="majorEastAsia" w:cstheme="majorBidi"/>
       <w:color w:val="595959" w:themeColor="text1" w:themeTint="A6"/>
       <w:spacing w:val="15"/>
       <w:sz w:val="28"/>
@@ -14541,7 +14515,7 @@
     <w:uiPriority w:val="11"/>
     <w:rsid w:val="000C456D"/>
     <w:rPr>
-      <w:rFonts w:ascii="Times New Roman" w:eastAsia="Times New Roman" w:hAnsi="Times New Roman" w:cs="Times New Roman"/>
+      <w:rFonts w:eastAsiaTheme="majorEastAsia" w:cstheme="majorBidi"/>
       <w:color w:val="595959" w:themeColor="text1" w:themeTint="A6"/>
       <w:spacing w:val="15"/>
       <w:sz w:val="28"/>
@@ -14674,7 +14648,7 @@
       <w:spacing w:line="256" w:lineRule="exact"/>
     </w:pPr>
     <w:rPr>
-      <w:rFonts w:ascii="Times New Roman" w:eastAsia="Times New Roman" w:hAnsi="Times New Roman" w:cs="Times New Roman"/>
+      <w:rFonts w:ascii="Times New Roman" w:hAnsi="Times New Roman"/>
       <w:sz w:val="22"/>
       <w:szCs w:val="22"/>
       <w:lang w:val="vi"/>
@@ -14690,7 +14664,7 @@
       <w:spacing w:before="100" w:beforeAutospacing="1" w:after="100" w:afterAutospacing="1"/>
     </w:pPr>
     <w:rPr>
-      <w:rFonts w:ascii="Times New Roman" w:eastAsia="Times New Roman" w:hAnsi="Times New Roman" w:cs="Times New Roman"/>
+      <w:rFonts w:ascii="Times New Roman" w:hAnsi="Times New Roman" w:eastAsiaTheme="minorEastAsia"/>
       <w:sz w:val="24"/>
       <w:szCs w:val="24"/>
       <w:lang w:val="vi-VN" w:eastAsia="vi-VN"/>
@@ -14705,7 +14679,7 @@
       <w:spacing w:after="0" w:line="240" w:lineRule="auto"/>
     </w:pPr>
     <w:rPr>
-      <w:rFonts w:ascii="Times New Roman" w:eastAsia="Times New Roman" w:hAnsi="Times New Roman" w:cs="Times New Roman"/>
+      <w:rFonts w:ascii="Times New Roman" w:hAnsi="Times New Roman" w:eastAsia="Times New Roman" w:cs="Times New Roman"/>
       <w:kern w:val="0"/>
       <w:sz w:val="20"/>
       <w:szCs w:val="20"/>
@@ -14752,7 +14726,7 @@
     <w:semiHidden/>
     <w:rsid w:val="00B275DE"/>
     <w:rPr>
-      <w:rFonts w:ascii="Times New Roman" w:eastAsia="Times New Roman" w:hAnsi="Times New Roman" w:cs="Times New Roman"/>
+      <w:rFonts w:ascii="VNI-Times" w:hAnsi="VNI-Times" w:eastAsia="Times New Roman" w:cs="Times New Roman"/>
       <w:kern w:val="0"/>
       <w:sz w:val="26"/>
       <w:szCs w:val="20"/>
@@ -14785,7 +14759,7 @@
     <w:semiHidden/>
     <w:rsid w:val="00B275DE"/>
     <w:rPr>
-      <w:rFonts w:ascii="Times New Roman" w:eastAsia="Times New Roman" w:hAnsi="Times New Roman" w:cs="Times New Roman"/>
+      <w:rFonts w:ascii="VNI-Times" w:hAnsi="VNI-Times" w:eastAsia="Times New Roman" w:cs="Times New Roman"/>
       <w:kern w:val="0"/>
       <w:sz w:val="16"/>
       <w:szCs w:val="16"/>
